--- a/docs/northwind-hr-on-aws.docx
+++ b/docs/northwind-hr-on-aws.docx
@@ -12057,21 +12057,21 @@
         <w:rPr>
           <w:rFonts w:ascii="Courier New" w:hAnsi="Courier New" w:cs="Courier New"/>
         </w:rPr>
-        <w:t xml:space="preserve">            &lt;p&gt;Lambda runs a zip plus a shared layer, not a container image, so there is no</w:t>
-      </w:r>
-    </w:p>
-    <w:p>
-      <w:pPr>
-        <w:pStyle w:val="PlainText"/>
-        <w:rPr>
-          <w:rFonts w:ascii="Courier New" w:hAnsi="Courier New" w:cs="Courier New"/>
-        </w:rPr>
-      </w:pPr>
-      <w:r>
-        <w:rPr>
-          <w:rFonts w:ascii="Courier New" w:hAnsi="Courier New" w:cs="Courier New"/>
-        </w:rPr>
-        <w:t xml:space="preserve">            registry to create and nothing to push.&lt;/p&gt;</w:t>
+        <w:t xml:space="preserve">            &lt;p&gt;Two zips. One holds the libraries and all four functions share it. The other</w:t>
+      </w:r>
+    </w:p>
+    <w:p>
+      <w:pPr>
+        <w:pStyle w:val="PlainText"/>
+        <w:rPr>
+          <w:rFonts w:ascii="Courier New" w:hAnsi="Courier New" w:cs="Courier New"/>
+        </w:rPr>
+      </w:pPr>
+      <w:r>
+        <w:rPr>
+          <w:rFonts w:ascii="Courier New" w:hAnsi="Courier New" w:cs="Courier New"/>
+        </w:rPr>
+        <w:t xml:space="preserve">            holds the application code.&lt;/p&gt;</w:t>
       </w:r>
     </w:p>
     <w:p>
@@ -12099,13 +12099,13 @@
         <w:rPr>
           <w:rFonts w:ascii="Courier New" w:hAnsi="Courier New" w:cs="Courier New"/>
         </w:rPr>
-        <w:t>bash scripts/bui</w:t>
-      </w:r>
-      <w:r>
-        <w:rPr>
-          <w:rFonts w:ascii="Courier New" w:hAnsi="Courier New" w:cs="Courier New"/>
-        </w:rPr>
-        <w:t>ld-function.sh    &lt;span class="c"&gt;# build/function.zip  ~26 KB   our code&lt;/span&gt;&lt;/code&gt;&lt;/pre&gt;</w:t>
+        <w:t>bash scripts/build-function.</w:t>
+      </w:r>
+      <w:r>
+        <w:rPr>
+          <w:rFonts w:ascii="Courier New" w:hAnsi="Courier New" w:cs="Courier New"/>
+        </w:rPr>
+        <w:t>sh    &lt;span class="c"&gt;# build/function.zip  ~26 KB   our code&lt;/span&gt;&lt;/code&gt;&lt;/pre&gt;</w:t>
       </w:r>
     </w:p>
     <w:p>
@@ -12134,7 +12134,7 @@
         <w:rPr>
           <w:rFonts w:ascii="Courier New" w:hAnsi="Courier New" w:cs="Courier New"/>
         </w:rPr>
-        <w:t xml:space="preserve">            so you do not need Docker to build a Lambda package on Windows or macOS.&lt;/p&gt;</w:t>
+        <w:t xml:space="preserve">            so it produces the same package whether you run it on macOS, Windows or Linux.&lt;/p&gt;</w:t>
       </w:r>
     </w:p>
     <w:p>
@@ -12204,13 +12204,13 @@
         <w:rPr>
           <w:rFonts w:ascii="Courier New" w:hAnsi="Courier New" w:cs="Courier New"/>
         </w:rPr>
-        <w:t xml:space="preserve">          &lt;p class="expect"&gt;101 resources in 7 minutes 34 seconds on the run thes</w:t>
-      </w:r>
-      <w:r>
-        <w:rPr>
-          <w:rFonts w:ascii="Courier New" w:hAnsi="Courier New" w:cs="Courier New"/>
-        </w:rPr>
-        <w:t>e figures come from.&lt;/p&gt;</w:t>
+        <w:t xml:space="preserve">          &lt;p class="expect"&gt;101 resources in 7 minutes 34 seconds on the run these figu</w:t>
+      </w:r>
+      <w:r>
+        <w:rPr>
+          <w:rFonts w:ascii="Courier New" w:hAnsi="Courier New" w:cs="Courier New"/>
+        </w:rPr>
+        <w:t>res come from.&lt;/p&gt;</w:t>
       </w:r>
     </w:p>
     <w:p>
@@ -12350,13 +12350,13 @@
         <w:rPr>
           <w:rFonts w:ascii="Courier New" w:hAnsi="Courier New" w:cs="Courier New"/>
         </w:rPr>
-        <w:t xml:space="preserve">          &lt;p&gt;Poli</w:t>
-      </w:r>
-      <w:r>
-        <w:rPr>
-          <w:rFonts w:ascii="Courier New" w:hAnsi="Courier New" w:cs="Courier New"/>
-        </w:rPr>
-        <w:t>cy files first, the manifest last. The manifest upload starts ingestion.&lt;/p&gt;</w:t>
+        <w:t xml:space="preserve">          &lt;p&gt;Policy fil</w:t>
+      </w:r>
+      <w:r>
+        <w:rPr>
+          <w:rFonts w:ascii="Courier New" w:hAnsi="Courier New" w:cs="Courier New"/>
+        </w:rPr>
+        <w:t>es first, the manifest last. The manifest upload starts ingestion.&lt;/p&gt;</w:t>
       </w:r>
     </w:p>
     <w:p>
@@ -12426,13 +12426,13 @@
         <w:rPr>
           <w:rFonts w:ascii="Courier New" w:hAnsi="Courier New" w:cs="Courier New"/>
         </w:rPr>
-        <w:t xml:space="preserve">          &lt;p class="expect"&gt;Expect &lt;code&gt;50 documents, 328 chunks indexed&lt;/code&gt;. OpenSearch Serverless makes new documents searchable within about a </w:t>
-      </w:r>
-      <w:r>
-        <w:rPr>
-          <w:rFonts w:ascii="Courier New" w:hAnsi="Courier New" w:cs="Courier New"/>
-        </w:rPr>
-        <w:t>minute.&lt;/p&gt;</w:t>
+        <w:t xml:space="preserve">          &lt;p class="expect"&gt;Expect &lt;code&gt;50 documents, 328 chunks indexed&lt;/code&gt;. OpenSearch Serverless makes new documents searchable within about a minute</w:t>
+      </w:r>
+      <w:r>
+        <w:rPr>
+          <w:rFonts w:ascii="Courier New" w:hAnsi="Courier New" w:cs="Courier New"/>
+        </w:rPr>
+        <w:t>.&lt;/p&gt;</w:t>
       </w:r>
     </w:p>
     <w:p>
@@ -12628,13 +12628,13 @@
         <w:rPr>
           <w:rFonts w:ascii="Courier New" w:hAnsi="Courier New" w:cs="Courier New"/>
         </w:rPr>
-        <w:t xml:space="preserve">  </w:t>
-      </w:r>
-      <w:r>
-        <w:rPr>
-          <w:rFonts w:ascii="Courier New" w:hAnsi="Courier New" w:cs="Courier New"/>
-        </w:rPr>
-        <w:t xml:space="preserve">        &lt;h3&gt;Give the demo users a password&lt;/h3&gt;</w:t>
+        <w:t xml:space="preserve">        </w:t>
+      </w:r>
+      <w:r>
+        <w:rPr>
+          <w:rFonts w:ascii="Courier New" w:hAnsi="Courier New" w:cs="Courier New"/>
+        </w:rPr>
+        <w:t xml:space="preserve">  &lt;h3&gt;Give the demo users a password&lt;/h3&gt;</w:t>
       </w:r>
     </w:p>
     <w:p>
@@ -12761,13 +12761,13 @@
         <w:rPr>
           <w:rFonts w:ascii="Courier New" w:hAnsi="Courier New" w:cs="Courier New"/>
         </w:rPr>
-        <w:t xml:space="preserve">          &lt;h3&gt;</w:t>
-      </w:r>
-      <w:r>
-        <w:rPr>
-          <w:rFonts w:ascii="Courier New" w:hAnsi="Courier New" w:cs="Courier New"/>
-        </w:rPr>
-        <w:t>Open the app&lt;/h3&gt;</w:t>
+        <w:t xml:space="preserve">          &lt;h3&gt;Open t</w:t>
+      </w:r>
+      <w:r>
+        <w:rPr>
+          <w:rFonts w:ascii="Courier New" w:hAnsi="Courier New" w:cs="Courier New"/>
+        </w:rPr>
+        <w:t>he app&lt;/h3&gt;</w:t>
       </w:r>
     </w:p>
     <w:p>
@@ -12929,13 +12929,13 @@
         <w:rPr>
           <w:rFonts w:ascii="Courier New" w:hAnsi="Courier New" w:cs="Courier New"/>
         </w:rPr>
-        <w:t xml:space="preserve">        &lt;p&gt;Terraform just made about a hundred things. These are the scr</w:t>
-      </w:r>
-      <w:r>
-        <w:rPr>
-          <w:rFonts w:ascii="Courier New" w:hAnsi="Courier New" w:cs="Courier New"/>
-        </w:rPr>
-        <w:t>eens worth opening to see what they are, and every one of them is a question somebody will ask you at work. Every resource name starts with &lt;code&gt;northwind-hr&lt;/code&gt;, and every resource carries the tag &lt;code&gt;Project = northwind-hr&lt;/code&gt;.&lt;/p&gt;</w:t>
+        <w:t xml:space="preserve">        &lt;p&gt;Terraform just made about a hundred things. These are the screens w</w:t>
+      </w:r>
+      <w:r>
+        <w:rPr>
+          <w:rFonts w:ascii="Courier New" w:hAnsi="Courier New" w:cs="Courier New"/>
+        </w:rPr>
+        <w:t>orth opening to see what they are, and every one of them is a question somebody will ask you at work. Every resource name starts with &lt;code&gt;northwind-hr&lt;/code&gt;, and every resource carries the tag &lt;code&gt;Project = northwind-hr&lt;/code&gt;.&lt;/p&gt;</w:t>
       </w:r>
     </w:p>
     <w:p>
@@ -13033,13 +13033,13 @@
         <w:rPr>
           <w:rFonts w:ascii="Courier New" w:hAnsi="Courier New" w:cs="Courier New"/>
         </w:rPr>
-        <w:t xml:space="preserve">            &lt;li&gt;Bucket → &lt;stro</w:t>
-      </w:r>
-      <w:r>
-        <w:rPr>
-          <w:rFonts w:ascii="Courier New" w:hAnsi="Courier New" w:cs="Courier New"/>
-        </w:rPr>
-        <w:t>ng&gt;Properties&lt;/strong&gt; → Event notifications: the &lt;code&gt;manifest.json&lt;/code&gt; trigger&lt;/li&gt;</w:t>
+        <w:t xml:space="preserve">            &lt;li&gt;Bucket → &lt;strong&gt;Pro</w:t>
+      </w:r>
+      <w:r>
+        <w:rPr>
+          <w:rFonts w:ascii="Courier New" w:hAnsi="Courier New" w:cs="Courier New"/>
+        </w:rPr>
+        <w:t>perties&lt;/strong&gt; → Event notifications: the &lt;code&gt;manifest.json&lt;/code&gt; trigger&lt;/li&gt;</w:t>
       </w:r>
     </w:p>
     <w:p>
@@ -13151,13 +13151,13 @@
         <w:rPr>
           <w:rFonts w:ascii="Courier New" w:hAnsi="Courier New" w:cs="Courier New"/>
         </w:rPr>
-        <w:t xml:space="preserve">            &lt;li&gt;&lt;strong&gt;Configuration → Environment variables&lt;/strong&gt;: no passwords, only secret</w:t>
-      </w:r>
-      <w:r>
-        <w:rPr>
-          <w:rFonts w:ascii="Courier New" w:hAnsi="Courier New" w:cs="Courier New"/>
-        </w:rPr>
-        <w:t xml:space="preserve"> ARNs&lt;/li&gt;</w:t>
+        <w:t xml:space="preserve">            &lt;li&gt;&lt;strong&gt;Configuration → Environment variables&lt;/strong&gt;: no passwords, only secret ARNs&lt;</w:t>
+      </w:r>
+      <w:r>
+        <w:rPr>
+          <w:rFonts w:ascii="Courier New" w:hAnsi="Courier New" w:cs="Courier New"/>
+        </w:rPr>
+        <w:t>/li&gt;</w:t>
       </w:r>
     </w:p>
     <w:p>
@@ -13298,13 +13298,13 @@
         <w:rPr>
           <w:rFonts w:ascii="Courier New" w:hAnsi="Courier New" w:cs="Courier New"/>
         </w:rPr>
-        <w:t xml:space="preserve">   </w:t>
-      </w:r>
-      <w:r>
-        <w:rPr>
-          <w:rFonts w:ascii="Courier New" w:hAnsi="Courier New" w:cs="Courier New"/>
-        </w:rPr>
-        <w:t xml:space="preserve">         &lt;li&gt;Capacity: note the OCU usage, which drives the cost&lt;/li&gt;</w:t>
+        <w:t xml:space="preserve">         </w:t>
+      </w:r>
+      <w:r>
+        <w:rPr>
+          <w:rFonts w:ascii="Courier New" w:hAnsi="Courier New" w:cs="Courier New"/>
+        </w:rPr>
+        <w:t xml:space="preserve">   &lt;li&gt;Capacity: note the OCU usage, which drives the cost&lt;/li&gt;</w:t>
       </w:r>
     </w:p>
     <w:p>
@@ -13402,13 +13402,13 @@
         <w:rPr>
           <w:rFonts w:ascii="Courier New" w:hAnsi="Courier New" w:cs="Courier New"/>
         </w:rPr>
-        <w:t xml:space="preserve">            &lt;li&gt;&lt;strong&gt;Model catalog&lt;/strong&gt;: Nova Pro and Nova Lite enabled. Cross-region inference profiles (&lt;code</w:t>
-      </w:r>
-      <w:r>
-        <w:rPr>
-          <w:rFonts w:ascii="Courier New" w:hAnsi="Courier New" w:cs="Courier New"/>
-        </w:rPr>
-        <w:t>&gt;us.&lt;/code&gt;, &lt;code&gt;global.&lt;/code&gt;) are what you use for models with no on-demand capacity under their plain ID&lt;/li&gt;</w:t>
+        <w:t xml:space="preserve">            &lt;li&gt;&lt;strong&gt;Model catalog&lt;/strong&gt;: Nova Pro and Nova Lite enabled. Cross-region inference profiles (&lt;code&gt;us.&lt;/</w:t>
+      </w:r>
+      <w:r>
+        <w:rPr>
+          <w:rFonts w:ascii="Courier New" w:hAnsi="Courier New" w:cs="Courier New"/>
+        </w:rPr>
+        <w:t>code&gt;, &lt;code&gt;global.&lt;/code&gt;) are what you use for models with no on-demand capacity under their plain ID&lt;/li&gt;</w:t>
       </w:r>
     </w:p>
     <w:p>
@@ -13506,13 +13506,13 @@
         <w:rPr>
           <w:rFonts w:ascii="Courier New" w:hAnsi="Courier New" w:cs="Courier New"/>
         </w:rPr>
-        <w:t xml:space="preserve">            &lt;li&gt;&lt;strong&gt;Query editor&lt;/strong&gt; → connect with the admin Secrets Manager ARN, database &lt;code&gt;hr&lt;/code&gt;, then run &lt;code&gt;SELECT question, tools_used, latency_m</w:t>
-      </w:r>
-      <w:r>
-        <w:rPr>
-          <w:rFonts w:ascii="Courier New" w:hAnsi="Courier New" w:cs="Courier New"/>
-        </w:rPr>
-        <w:t>s FROM request_log ORDER BY id DESC LIMIT 20;&lt;/code&gt;&lt;/li&gt;</w:t>
+        <w:t xml:space="preserve">            &lt;li&gt;&lt;strong&gt;Query editor&lt;/strong&gt; → connect with the admin Secrets Manager ARN, database &lt;code&gt;hr&lt;/code&gt;, then run &lt;code&gt;SELECT question, tools_used, latency_ms FROM</w:t>
+      </w:r>
+      <w:r>
+        <w:rPr>
+          <w:rFonts w:ascii="Courier New" w:hAnsi="Courier New" w:cs="Courier New"/>
+        </w:rPr>
+        <w:t xml:space="preserve"> request_log ORDER BY id DESC LIMIT 20;&lt;/code&gt;&lt;/li&gt;</w:t>
       </w:r>
     </w:p>
     <w:p>
@@ -13638,13 +13638,13 @@
         <w:rPr>
           <w:rFonts w:ascii="Courier New" w:hAnsi="Courier New" w:cs="Courier New"/>
         </w:rPr>
-        <w:t xml:space="preserve">            &lt;li&gt;&lt;strong&gt;Social and external providers&lt;/strong</w:t>
-      </w:r>
-      <w:r>
-        <w:rPr>
-          <w:rFonts w:ascii="Courier New" w:hAnsi="Courier New" w:cs="Courier New"/>
-        </w:rPr>
-        <w:t>&gt;: where a company adds Okta or Entra ID&lt;/li&gt;</w:t>
+        <w:t xml:space="preserve">            &lt;li&gt;&lt;strong&gt;Social and external providers&lt;/strong&gt;: whe</w:t>
+      </w:r>
+      <w:r>
+        <w:rPr>
+          <w:rFonts w:ascii="Courier New" w:hAnsi="Courier New" w:cs="Courier New"/>
+        </w:rPr>
+        <w:t>re a company adds Okta or Entra ID&lt;/li&gt;</w:t>
       </w:r>
     </w:p>
     <w:p>
@@ -13799,13 +13799,7 @@
         <w:rPr>
           <w:rFonts w:ascii="Courier New" w:hAnsi="Courier New" w:cs="Courier New"/>
         </w:rPr>
-        <w:t xml:space="preserve">        &lt;div class="p</w:t>
-      </w:r>
-      <w:r>
-        <w:rPr>
-          <w:rFonts w:ascii="Courier New" w:hAnsi="Courier New" w:cs="Courier New"/>
-        </w:rPr>
-        <w:t>anel"&gt;</w:t>
+        <w:t xml:space="preserve">        &lt;div class="panel"&gt;</w:t>
       </w:r>
     </w:p>
     <w:p>
@@ -13959,13 +13953,13 @@
         <w:rPr>
           <w:rFonts w:ascii="Courier New" w:hAnsi="Courier New" w:cs="Courier New"/>
         </w:rPr>
-        <w:t xml:space="preserve">            &lt;li&gt;&lt;s</w:t>
-      </w:r>
-      <w:r>
-        <w:rPr>
-          <w:rFonts w:ascii="Courier New" w:hAnsi="Courier New" w:cs="Courier New"/>
-        </w:rPr>
-        <w:t>trong&gt;Alarms&lt;/strong&gt;: chat errors, ingest errors, API 5xx, slow answers&lt;/li&gt;</w:t>
+        <w:t xml:space="preserve">            &lt;li&gt;&lt;strong&gt;</w:t>
+      </w:r>
+      <w:r>
+        <w:rPr>
+          <w:rFonts w:ascii="Courier New" w:hAnsi="Courier New" w:cs="Courier New"/>
+        </w:rPr>
+        <w:t>Alarms&lt;/strong&gt;: chat errors, ingest errors, API 5xx, slow answers&lt;/li&gt;</w:t>
       </w:r>
     </w:p>
     <w:p>
@@ -14077,13 +14071,13 @@
         <w:rPr>
           <w:rFonts w:ascii="Courier New" w:hAnsi="Courier New" w:cs="Courier New"/>
         </w:rPr>
-        <w:t xml:space="preserve">            &lt;li&gt;VPC → &lt;strong&gt;Endpoints&lt;/strong&gt;: bedrock-runtime, secretsmanager, OpenSearch Serv</w:t>
-      </w:r>
-      <w:r>
-        <w:rPr>
-          <w:rFonts w:ascii="Courier New" w:hAnsi="Courier New" w:cs="Courier New"/>
-        </w:rPr>
-        <w:t>erless data, S3 gateway. No NAT gateway anywhere&lt;/li&gt;</w:t>
+        <w:t xml:space="preserve">            &lt;li&gt;VPC → &lt;strong&gt;Endpoints&lt;/strong&gt;: bedrock-runtime, secretsmanager, OpenSearch Serverless</w:t>
+      </w:r>
+      <w:r>
+        <w:rPr>
+          <w:rFonts w:ascii="Courier New" w:hAnsi="Courier New" w:cs="Courier New"/>
+        </w:rPr>
+        <w:t xml:space="preserve"> data, S3 gateway. No NAT gateway anywhere&lt;/li&gt;</w:t>
       </w:r>
     </w:p>
     <w:p>
@@ -14245,13 +14239,13 @@
         <w:rPr>
           <w:rFonts w:ascii="Courier New" w:hAnsi="Courier New" w:cs="Courier New"/>
         </w:rPr>
-        <w:t xml:space="preserve">        &lt;p&gt;Use the demo accounts table above. For each person, ask one question they should get answe</w:t>
-      </w:r>
-      <w:r>
-        <w:rPr>
-          <w:rFonts w:ascii="Courier New" w:hAnsi="Courier New" w:cs="Courier New"/>
-        </w:rPr>
-        <w:t>red and one they should be refused.&lt;/p&gt;</w:t>
+        <w:t xml:space="preserve">        &lt;p&gt;Use the demo accounts table above. For each person, ask one question they should get answered an</w:t>
+      </w:r>
+      <w:r>
+        <w:rPr>
+          <w:rFonts w:ascii="Courier New" w:hAnsi="Courier New" w:cs="Courier New"/>
+        </w:rPr>
+        <w:t>d one they should be refused.&lt;/p&gt;</w:t>
       </w:r>
     </w:p>
     <w:p>
@@ -14372,13 +14366,13 @@
           <w:rFonts w:ascii="Courier New" w:hAnsi="Courier New" w:cs="Courier New"/>
         </w:rPr>
         <w:lastRenderedPageBreak/>
-        <w:t xml:space="preserve">        &lt;p&gt;The log gives one line per ques</w:t>
-      </w:r>
-      <w:r>
-        <w:rPr>
-          <w:rFonts w:ascii="Courier New" w:hAnsi="Courier New" w:cs="Courier New"/>
-        </w:rPr>
-        <w:t>tion, and a failure names the fact that was missing</w:t>
+        <w:t xml:space="preserve">        &lt;p&gt;The log gives one line per question, </w:t>
+      </w:r>
+      <w:r>
+        <w:rPr>
+          <w:rFonts w:ascii="Courier New" w:hAnsi="Courier New" w:cs="Courier New"/>
+        </w:rPr>
+        <w:t>and a failure names the fact that was missing</w:t>
       </w:r>
     </w:p>
     <w:p>
@@ -14476,13 +14470,13 @@
         <w:rPr>
           <w:rFonts w:ascii="Courier New" w:hAnsi="Courier New" w:cs="Courier New"/>
         </w:rPr>
-        <w:t xml:space="preserve">        &lt;p&gt;Temperatur</w:t>
-      </w:r>
-      <w:r>
-        <w:rPr>
-          <w:rFonts w:ascii="Courier New" w:hAnsi="Courier New" w:cs="Courier New"/>
-        </w:rPr>
-        <w:t>e is set to 0 so two runs can be compared. A test that gives a different</w:t>
+        <w:t xml:space="preserve">        &lt;p&gt;Temperature is s</w:t>
+      </w:r>
+      <w:r>
+        <w:rPr>
+          <w:rFonts w:ascii="Courier New" w:hAnsi="Courier New" w:cs="Courier New"/>
+        </w:rPr>
+        <w:t>et to 0 so two runs can be compared. A test that gives a different</w:t>
       </w:r>
     </w:p>
     <w:p>
@@ -14574,13 +14568,13 @@
         <w:rPr>
           <w:rFonts w:ascii="Courier New" w:hAnsi="Courier New" w:cs="Courier New"/>
         </w:rPr>
-        <w:t xml:space="preserve">  --cli-binary-format raw-in-base64-out --payloa</w:t>
-      </w:r>
-      <w:r>
-        <w:rPr>
-          <w:rFonts w:ascii="Courier New" w:hAnsi="Courier New" w:cs="Courier New"/>
-        </w:rPr>
-        <w:t>d '{"similarity_report": true}' report.json</w:t>
+        <w:t xml:space="preserve">  --cli-binary-format raw-in-base64-out --payload '{"s</w:t>
+      </w:r>
+      <w:r>
+        <w:rPr>
+          <w:rFonts w:ascii="Courier New" w:hAnsi="Courier New" w:cs="Courier New"/>
+        </w:rPr>
+        <w:t>imilarity_report": true}' report.json</w:t>
       </w:r>
     </w:p>
     <w:p>
@@ -14692,13 +14686,13 @@
         <w:rPr>
           <w:rFonts w:ascii="Courier New" w:hAnsi="Courier New" w:cs="Courier New"/>
         </w:rPr>
-        <w:t xml:space="preserve">        &lt;p&gt;Set &lt;code&gt;min_best_similari</w:t>
-      </w:r>
-      <w:r>
-        <w:rPr>
-          <w:rFonts w:ascii="Courier New" w:hAnsi="Courier New" w:cs="Courier New"/>
-        </w:rPr>
-        <w:t>ty&lt;/code&gt; in &lt;code&gt;terraform.tfvars&lt;/code&gt; to a value</w:t>
+        <w:t xml:space="preserve">        &lt;p&gt;Set &lt;code&gt;min_best_similarity&lt;/co</w:t>
+      </w:r>
+      <w:r>
+        <w:rPr>
+          <w:rFonts w:ascii="Courier New" w:hAnsi="Courier New" w:cs="Courier New"/>
+        </w:rPr>
+        <w:t>de&gt; in &lt;code&gt;terraform.tfvars&lt;/code&gt; to a value</w:t>
       </w:r>
     </w:p>
     <w:p>
@@ -14790,27 +14784,27 @@
         <w:rPr>
           <w:rFonts w:ascii="Courier New" w:hAnsi="Courier New" w:cs="Courier New"/>
         </w:rPr>
-        <w:t xml:space="preserve">        &lt;h3&gt;One corpus check worth keeping&lt;/h3</w:t>
-      </w:r>
-      <w:r>
-        <w:rPr>
-          <w:rFonts w:ascii="Courier New" w:hAnsi="Courier New" w:cs="Courier New"/>
-        </w:rPr>
-        <w:t>&gt;</w:t>
-      </w:r>
-    </w:p>
-    <w:p>
-      <w:pPr>
-        <w:pStyle w:val="PlainText"/>
-        <w:rPr>
-          <w:rFonts w:ascii="Courier New" w:hAnsi="Courier New" w:cs="Courier New"/>
-        </w:rPr>
-      </w:pPr>
-      <w:r>
-        <w:rPr>
-          <w:rFonts w:ascii="Courier New" w:hAnsi="Courier New" w:cs="Courier New"/>
-        </w:rPr>
-        <w:t xml:space="preserve">        &lt;p&gt;Two current documents with the same title is not always wrong, but it always needs</w:t>
+        <w:t xml:space="preserve">        &lt;h3&gt;One corpus check worth keeping&lt;/h3&gt;</w:t>
+      </w:r>
+    </w:p>
+    <w:p>
+      <w:pPr>
+        <w:pStyle w:val="PlainText"/>
+        <w:rPr>
+          <w:rFonts w:ascii="Courier New" w:hAnsi="Courier New" w:cs="Courier New"/>
+        </w:rPr>
+      </w:pPr>
+      <w:r>
+        <w:rPr>
+          <w:rFonts w:ascii="Courier New" w:hAnsi="Courier New" w:cs="Courier New"/>
+        </w:rPr>
+        <w:t xml:space="preserve">    </w:t>
+      </w:r>
+      <w:r>
+        <w:rPr>
+          <w:rFonts w:ascii="Courier New" w:hAnsi="Courier New" w:cs="Courier New"/>
+        </w:rPr>
+        <w:t xml:space="preserve">    &lt;p&gt;Two current documents with the same title is not always wrong, but it always needs</w:t>
       </w:r>
     </w:p>
     <w:p>
@@ -14909,13 +14903,13 @@
         <w:rPr>
           <w:rFonts w:ascii="Courier New" w:hAnsi="Courier New" w:cs="Courier New"/>
         </w:rPr>
-        <w:t xml:space="preserve">        &lt;p&gt;Run it here and you get one pair, the ex</w:t>
-      </w:r>
-      <w:r>
-        <w:rPr>
-          <w:rFonts w:ascii="Courier New" w:hAnsi="Courier New" w:cs="Courier New"/>
-        </w:rPr>
-        <w:t>pense policy, where the two documents cover</w:t>
+        <w:t xml:space="preserve">        &lt;p&gt;Run it here and you get one pair, the expense </w:t>
+      </w:r>
+      <w:r>
+        <w:rPr>
+          <w:rFonts w:ascii="Courier New" w:hAnsi="Courier New" w:cs="Courier New"/>
+        </w:rPr>
+        <w:t>policy, where the two documents cover</w:t>
       </w:r>
     </w:p>
     <w:p>
@@ -15063,13 +15057,7 @@
         <w:rPr>
           <w:rFonts w:ascii="Courier New" w:hAnsi="Courier New" w:cs="Courier New"/>
         </w:rPr>
-        <w:t xml:space="preserve">        the account. None of that is the user's problem. Every model here speaks th</w:t>
-      </w:r>
-      <w:r>
-        <w:rPr>
-          <w:rFonts w:ascii="Courier New" w:hAnsi="Courier New" w:cs="Courier New"/>
-        </w:rPr>
-        <w:t>e same</w:t>
+        <w:t xml:space="preserve">        the account. None of that is the user's problem. Every model here speaks the same</w:t>
       </w:r>
     </w:p>
     <w:p>
@@ -15195,13 +15183,13 @@
         <w:rPr>
           <w:rFonts w:ascii="Courier New" w:hAnsi="Courier New" w:cs="Courier New"/>
         </w:rPr>
-        <w:t xml:space="preserve">            &lt;tr&gt;&lt;td&gt;&lt;code&gt;chat_model_id&lt;/code&gt;&lt;/td&gt;&lt;td&gt;&lt;code&gt;amazon.nova-pro-v1:0&lt;/code&gt;&lt;/td&gt;&lt;td&gt;Needs no access request. Point it at a Claude inference profile </w:t>
-      </w:r>
-      <w:r>
-        <w:rPr>
-          <w:rFonts w:ascii="Courier New" w:hAnsi="Courier New" w:cs="Courier New"/>
-        </w:rPr>
-        <w:t>once the use case form is approved&lt;/td&gt;&lt;/tr&gt;</w:t>
+        <w:t xml:space="preserve">            &lt;tr&gt;&lt;td&gt;&lt;code&gt;chat_model_id&lt;/code&gt;&lt;/td&gt;&lt;td&gt;&lt;code&gt;amazon.nova-pro-v1:0&lt;/code&gt;&lt;/td&gt;&lt;td&gt;Needs no access request. Point it at a Claude inference profile once t</w:t>
+      </w:r>
+      <w:r>
+        <w:rPr>
+          <w:rFonts w:ascii="Courier New" w:hAnsi="Courier New" w:cs="Courier New"/>
+        </w:rPr>
+        <w:t>he use case form is approved&lt;/td&gt;&lt;/tr&gt;</w:t>
       </w:r>
     </w:p>
     <w:p>
@@ -15299,27 +15287,27 @@
         <w:rPr>
           <w:rFonts w:ascii="Courier New" w:hAnsi="Courier New" w:cs="Courier New"/>
         </w:rPr>
-        <w:t xml:space="preserve">        &lt;p&gt;API Gateway gives up at 30 seconds and the chat function at 29, so that is th</w:t>
-      </w:r>
-      <w:r>
-        <w:rPr>
-          <w:rFonts w:ascii="Courier New" w:hAnsi="Courier New" w:cs="Courier New"/>
-        </w:rPr>
-        <w:t>e</w:t>
-      </w:r>
-    </w:p>
-    <w:p>
-      <w:pPr>
-        <w:pStyle w:val="PlainText"/>
-        <w:rPr>
-          <w:rFonts w:ascii="Courier New" w:hAnsi="Courier New" w:cs="Courier New"/>
-        </w:rPr>
-      </w:pPr>
-      <w:r>
-        <w:rPr>
-          <w:rFonts w:ascii="Courier New" w:hAnsi="Courier New" w:cs="Courier New"/>
-        </w:rPr>
-        <w:t xml:space="preserve">        whole budget including every tool call. Left on its defaults the AWS SDK retried a</w:t>
+        <w:t xml:space="preserve">        &lt;p&gt;API Gateway gives up at 30 seconds and the chat function at 29, so that is the</w:t>
+      </w:r>
+    </w:p>
+    <w:p>
+      <w:pPr>
+        <w:pStyle w:val="PlainText"/>
+        <w:rPr>
+          <w:rFonts w:ascii="Courier New" w:hAnsi="Courier New" w:cs="Courier New"/>
+        </w:rPr>
+      </w:pPr>
+      <w:r>
+        <w:rPr>
+          <w:rFonts w:ascii="Courier New" w:hAnsi="Courier New" w:cs="Courier New"/>
+        </w:rPr>
+        <w:t xml:space="preserve">    </w:t>
+      </w:r>
+      <w:r>
+        <w:rPr>
+          <w:rFonts w:ascii="Courier New" w:hAnsi="Courier New" w:cs="Courier New"/>
+        </w:rPr>
+        <w:t xml:space="preserve">    whole budget including every tool call. Left on its defaults the AWS SDK retried a</w:t>
       </w:r>
     </w:p>
     <w:p>
@@ -15404,13 +15392,13 @@
         <w:rPr>
           <w:rFonts w:ascii="Courier New" w:hAnsi="Courier New" w:cs="Courier New"/>
         </w:rPr>
-        <w:t xml:space="preserve">        in. Same test</w:t>
-      </w:r>
-      <w:r>
-        <w:rPr>
-          <w:rFonts w:ascii="Courier New" w:hAnsi="Courier New" w:cs="Courier New"/>
-        </w:rPr>
-        <w:t xml:space="preserve"> afterwards: &lt;strong&gt;6 seconds and a correct answer&lt;/strong&gt;, with a</w:t>
+        <w:t xml:space="preserve">        in. Same test after</w:t>
+      </w:r>
+      <w:r>
+        <w:rPr>
+          <w:rFonts w:ascii="Courier New" w:hAnsi="Courier New" w:cs="Courier New"/>
+        </w:rPr>
+        <w:t>wards: &lt;strong&gt;6 seconds and a correct answer&lt;/strong&gt;, with a</w:t>
       </w:r>
     </w:p>
     <w:p>
@@ -15572,13 +15560,13 @@
         <w:rPr>
           <w:rFonts w:ascii="Courier New" w:hAnsi="Courier New" w:cs="Courier New"/>
         </w:rPr>
-        <w:t xml:space="preserve">   </w:t>
-      </w:r>
-      <w:r>
-        <w:rPr>
-          <w:rFonts w:ascii="Courier New" w:hAnsi="Courier New" w:cs="Courier New"/>
-        </w:rPr>
-        <w:t xml:space="preserve">     &lt;p&gt;One per function, plus the API. Retention is 14 days, set in Terraform.&lt;/p&gt;</w:t>
+        <w:t xml:space="preserve">        &lt;</w:t>
+      </w:r>
+      <w:r>
+        <w:rPr>
+          <w:rFonts w:ascii="Courier New" w:hAnsi="Courier New" w:cs="Courier New"/>
+        </w:rPr>
+        <w:t>p&gt;One per function, plus the API. Retention is 14 days, set in Terraform.&lt;/p&gt;</w:t>
       </w:r>
     </w:p>
     <w:p>
@@ -15656,13 +15644,13 @@
         <w:rPr>
           <w:rFonts w:ascii="Courier New" w:hAnsi="Courier New" w:cs="Courier New"/>
         </w:rPr>
-        <w:t xml:space="preserve">        learn is &lt;code&gt;REPORT&lt;/code&gt; at the end of each invocation: it carries the du</w:t>
-      </w:r>
-      <w:r>
-        <w:rPr>
-          <w:rFonts w:ascii="Courier New" w:hAnsi="Courier New" w:cs="Courier New"/>
-        </w:rPr>
-        <w:t>ration,</w:t>
+        <w:t xml:space="preserve">        learn is &lt;code&gt;REPORT&lt;/code&gt; at the end of each invocation: it carries the duration</w:t>
+      </w:r>
+      <w:r>
+        <w:rPr>
+          <w:rFonts w:ascii="Courier New" w:hAnsi="Courier New" w:cs="Courier New"/>
+        </w:rPr>
+        <w:t>,</w:t>
       </w:r>
     </w:p>
     <w:p>
@@ -15760,13 +15748,13 @@
         <w:rPr>
           <w:rFonts w:ascii="Courier New" w:hAnsi="Courier New" w:cs="Courier New"/>
         </w:rPr>
-        <w:t xml:space="preserve">        &lt;pre&gt;&lt;code&gt;aws logs tail /aws/apiga</w:t>
-      </w:r>
-      <w:r>
-        <w:rPr>
-          <w:rFonts w:ascii="Courier New" w:hAnsi="Courier New" w:cs="Courier New"/>
-        </w:rPr>
-        <w:t>teway/northwind-hr-api --since 30m --format short&lt;/code&gt;&lt;/pre&gt;</w:t>
+        <w:t xml:space="preserve">        &lt;pre&gt;&lt;code&gt;aws logs tail /aws/apigateway/</w:t>
+      </w:r>
+      <w:r>
+        <w:rPr>
+          <w:rFonts w:ascii="Courier New" w:hAnsi="Courier New" w:cs="Courier New"/>
+        </w:rPr>
+        <w:t>northwind-hr-api --since 30m --format short&lt;/code&gt;&lt;/pre&gt;</w:t>
       </w:r>
     </w:p>
     <w:p>
@@ -15872,7 +15860,13 @@
         <w:rPr>
           <w:rFonts w:ascii="Courier New" w:hAnsi="Courier New" w:cs="Courier New"/>
         </w:rPr>
-        <w:t xml:space="preserve">          &lt;p&gt;The reason to declare them at all: &lt;strong&gt;if you do not, Lambda creates the log</w:t>
+        <w:t xml:space="preserve">     </w:t>
+      </w:r>
+      <w:r>
+        <w:rPr>
+          <w:rFonts w:ascii="Courier New" w:hAnsi="Courier New" w:cs="Courier New"/>
+        </w:rPr>
+        <w:t xml:space="preserve">     &lt;p&gt;The reason to declare them at all: &lt;strong&gt;if you do not, Lambda creates the log</w:t>
       </w:r>
     </w:p>
     <w:p>
@@ -15979,13 +15973,13 @@
         <w:rPr>
           <w:rFonts w:ascii="Courier New" w:hAnsi="Courier New" w:cs="Courier New"/>
         </w:rPr>
-        <w:t xml:space="preserve">        &lt;pre&gt;&lt;code&gt;aws cloudwatch list-metri</w:t>
-      </w:r>
-      <w:r>
-        <w:rPr>
-          <w:rFonts w:ascii="Courier New" w:hAnsi="Courier New" w:cs="Courier New"/>
-        </w:rPr>
-        <w:t>cs --namespace AWS/Bedrock \</w:t>
+        <w:t xml:space="preserve">        &lt;pre&gt;&lt;code&gt;aws cloudwatch list-metrics --n</w:t>
+      </w:r>
+      <w:r>
+        <w:rPr>
+          <w:rFonts w:ascii="Courier New" w:hAnsi="Courier New" w:cs="Courier New"/>
+        </w:rPr>
+        <w:t>amespace AWS/Bedrock \</w:t>
       </w:r>
     </w:p>
     <w:p>
@@ -16097,13 +16091,13 @@
         <w:rPr>
           <w:rFonts w:ascii="Courier New" w:hAnsi="Courier New" w:cs="Courier New"/>
         </w:rPr>
-        <w:t xml:space="preserve">      &lt;div class="</w:t>
-      </w:r>
-      <w:r>
-        <w:rPr>
-          <w:rFonts w:ascii="Courier New" w:hAnsi="Courier New" w:cs="Courier New"/>
-        </w:rPr>
-        <w:t>table-wrap"&gt;</w:t>
+        <w:t xml:space="preserve">      &lt;div class="table-</w:t>
+      </w:r>
+      <w:r>
+        <w:rPr>
+          <w:rFonts w:ascii="Courier New" w:hAnsi="Courier New" w:cs="Courier New"/>
+        </w:rPr>
+        <w:t>wrap"&gt;</w:t>
       </w:r>
     </w:p>
     <w:p>
@@ -16173,13 +16167,13 @@
         <w:rPr>
           <w:rFonts w:ascii="Courier New" w:hAnsi="Courier New" w:cs="Courier New"/>
         </w:rPr>
-        <w:t xml:space="preserve">            &lt;tr&gt;&lt;td&gt;Nova Lite (fallback)&lt;/td&gt;&lt;td class="num"&gt;9&lt;/td&gt;&lt;td class="num"&gt;5,388&lt;/td&gt;&lt;td class="num"&gt;395&lt;/td&gt;&lt;td class="num"&gt;502 ms&lt;/</w:t>
-      </w:r>
-      <w:r>
-        <w:rPr>
-          <w:rFonts w:ascii="Courier New" w:hAnsi="Courier New" w:cs="Courier New"/>
-        </w:rPr>
-        <w:t>td&gt;&lt;/tr&gt;</w:t>
+        <w:t xml:space="preserve">            &lt;tr&gt;&lt;td&gt;Nova Lite (fallback)&lt;/td&gt;&lt;td class="num"&gt;9&lt;/td&gt;&lt;td class="num"&gt;5,388&lt;/td&gt;&lt;td class="num"&gt;395&lt;/td&gt;&lt;td class="num"&gt;502 ms&lt;/td&gt;&lt;/t</w:t>
+      </w:r>
+      <w:r>
+        <w:rPr>
+          <w:rFonts w:ascii="Courier New" w:hAnsi="Courier New" w:cs="Courier New"/>
+        </w:rPr>
+        <w:t>r&gt;</w:t>
       </w:r>
     </w:p>
     <w:p>
@@ -16291,13 +16285,13 @@
         <w:rPr>
           <w:rFonts w:ascii="Courier New" w:hAnsi="Courier New" w:cs="Courier New"/>
         </w:rPr>
-        <w:t xml:space="preserve">        failed attempts are still there, record</w:t>
-      </w:r>
-      <w:r>
-        <w:rPr>
-          <w:rFonts w:ascii="Courier New" w:hAnsi="Courier New" w:cs="Courier New"/>
-        </w:rPr>
-        <w:t>ed as &lt;code&gt;InvocationClientErrors&lt;/code&gt; with no</w:t>
+        <w:t xml:space="preserve">        failed attempts are still there, recorded as </w:t>
+      </w:r>
+      <w:r>
+        <w:rPr>
+          <w:rFonts w:ascii="Courier New" w:hAnsi="Courier New" w:cs="Courier New"/>
+        </w:rPr>
+        <w:t>&lt;code&gt;InvocationClientErrors&lt;/code&gt; with no</w:t>
       </w:r>
     </w:p>
     <w:p>
@@ -16404,13 +16398,13 @@
         <w:rPr>
           <w:rFonts w:ascii="Courier New" w:hAnsi="Courier New" w:cs="Courier New"/>
         </w:rPr>
-        <w:t xml:space="preserve">       </w:t>
-      </w:r>
-      <w:r>
-        <w:rPr>
-          <w:rFonts w:ascii="Courier New" w:hAnsi="Courier New" w:cs="Courier New"/>
-        </w:rPr>
-        <w:t xml:space="preserve"> $0.0009. &lt;strong&gt;The whole lab cost about 14 cents in model usage.&lt;/strong&gt; That is</w:t>
+        <w:t xml:space="preserve">        $0.00</w:t>
+      </w:r>
+      <w:r>
+        <w:rPr>
+          <w:rFonts w:ascii="Courier New" w:hAnsi="Courier New" w:cs="Courier New"/>
+        </w:rPr>
+        <w:t>09. &lt;strong&gt;The whole lab cost about 14 cents in model usage.&lt;/strong&gt; That is</w:t>
       </w:r>
     </w:p>
     <w:p>
@@ -16508,13 +16502,13 @@
         <w:rPr>
           <w:rFonts w:ascii="Courier New" w:hAnsi="Courier New" w:cs="Courier New"/>
         </w:rPr>
-        <w:t xml:space="preserve">          chunks instead of 4 dou</w:t>
-      </w:r>
-      <w:r>
-        <w:rPr>
-          <w:rFonts w:ascii="Courier New" w:hAnsi="Courier New" w:cs="Courier New"/>
-        </w:rPr>
-        <w:t>bles the cost and often does not improve the answer.&lt;/li&gt;</w:t>
+        <w:t xml:space="preserve">          chunks instead of 4 doubles t</w:t>
+      </w:r>
+      <w:r>
+        <w:rPr>
+          <w:rFonts w:ascii="Courier New" w:hAnsi="Courier New" w:cs="Courier New"/>
+        </w:rPr>
+        <w:t>he cost and often does not improve the answer.&lt;/li&gt;</w:t>
       </w:r>
     </w:p>
     <w:p>
@@ -16620,13 +16614,13 @@
         <w:rPr>
           <w:rFonts w:ascii="Courier New" w:hAnsi="Courier New" w:cs="Courier New"/>
         </w:rPr>
-        <w:t xml:space="preserve">        &lt;h3&gt;What CloudWatch c</w:t>
-      </w:r>
-      <w:r>
-        <w:rPr>
-          <w:rFonts w:ascii="Courier New" w:hAnsi="Courier New" w:cs="Courier New"/>
-        </w:rPr>
-        <w:t>annot tell you&lt;/h3&gt;</w:t>
+        <w:t xml:space="preserve">        &lt;h3&gt;What CloudWatch cannot </w:t>
+      </w:r>
+      <w:r>
+        <w:rPr>
+          <w:rFonts w:ascii="Courier New" w:hAnsi="Courier New" w:cs="Courier New"/>
+        </w:rPr>
+        <w:t>tell you&lt;/h3&gt;</w:t>
       </w:r>
     </w:p>
     <w:p>
@@ -16724,13 +16718,13 @@
         <w:rPr>
           <w:rFonts w:ascii="Courier New" w:hAnsi="Courier New" w:cs="Courier New"/>
         </w:rPr>
-        <w:t xml:space="preserve">        &lt;p&gt;&lt;strong&gt;Your platform </w:t>
-      </w:r>
-      <w:r>
-        <w:rPr>
-          <w:rFonts w:ascii="Courier New" w:hAnsi="Courier New" w:cs="Courier New"/>
-        </w:rPr>
-        <w:t>gives you infrastructure metrics. Product metrics you have</w:t>
+        <w:t xml:space="preserve">        &lt;p&gt;&lt;strong&gt;Your platform gives </w:t>
+      </w:r>
+      <w:r>
+        <w:rPr>
+          <w:rFonts w:ascii="Courier New" w:hAnsi="Courier New" w:cs="Courier New"/>
+        </w:rPr>
+        <w:t>you infrastructure metrics. Product metrics you have</w:t>
       </w:r>
     </w:p>
     <w:p>
@@ -16879,13 +16873,13 @@
         <w:rPr>
           <w:rFonts w:ascii="Courier New" w:hAnsi="Courier New" w:cs="Courier New"/>
         </w:rPr>
-        <w:t xml:space="preserve">            &lt;tr&gt;&lt;td&gt;&lt;code&gt;conversations&lt;/cod</w:t>
-      </w:r>
-      <w:r>
-        <w:rPr>
-          <w:rFonts w:ascii="Courier New" w:hAnsi="Courier New" w:cs="Courier New"/>
-        </w:rPr>
-        <w:t>e&gt;&lt;/td&gt;&lt;td&gt;One row per chat&lt;/td&gt;&lt;td&gt;Own rows only&lt;/td&gt;&lt;/tr&gt;</w:t>
+        <w:t xml:space="preserve">            &lt;tr&gt;&lt;td&gt;&lt;code&gt;conversations&lt;/code&gt;&lt;/td</w:t>
+      </w:r>
+      <w:r>
+        <w:rPr>
+          <w:rFonts w:ascii="Courier New" w:hAnsi="Courier New" w:cs="Courier New"/>
+        </w:rPr>
+        <w:t>&gt;&lt;td&gt;One row per chat&lt;/td&gt;&lt;td&gt;Own rows only&lt;/td&gt;&lt;/tr&gt;</w:t>
       </w:r>
     </w:p>
     <w:p>
@@ -16955,27 +16949,27 @@
         <w:rPr>
           <w:rFonts w:ascii="Courier New" w:hAnsi="Courier New" w:cs="Courier New"/>
         </w:rPr>
-        <w:t xml:space="preserve">        &lt;/ta</w:t>
-      </w:r>
-      <w:r>
-        <w:rPr>
-          <w:rFonts w:ascii="Courier New" w:hAnsi="Courier New" w:cs="Courier New"/>
-        </w:rPr>
-        <w:t>ble&gt;</w:t>
-      </w:r>
-    </w:p>
-    <w:p>
-      <w:pPr>
-        <w:pStyle w:val="PlainText"/>
-        <w:rPr>
-          <w:rFonts w:ascii="Courier New" w:hAnsi="Courier New" w:cs="Courier New"/>
-        </w:rPr>
-      </w:pPr>
-      <w:r>
-        <w:rPr>
-          <w:rFonts w:ascii="Courier New" w:hAnsi="Courier New" w:cs="Courier New"/>
-        </w:rPr>
-        <w:t xml:space="preserve">      &lt;/div&gt;</w:t>
+        <w:t xml:space="preserve">        &lt;/table&gt;</w:t>
+      </w:r>
+    </w:p>
+    <w:p>
+      <w:pPr>
+        <w:pStyle w:val="PlainText"/>
+        <w:rPr>
+          <w:rFonts w:ascii="Courier New" w:hAnsi="Courier New" w:cs="Courier New"/>
+        </w:rPr>
+      </w:pPr>
+      <w:r>
+        <w:rPr>
+          <w:rFonts w:ascii="Courier New" w:hAnsi="Courier New" w:cs="Courier New"/>
+        </w:rPr>
+        <w:t xml:space="preserve"> </w:t>
+      </w:r>
+      <w:r>
+        <w:rPr>
+          <w:rFonts w:ascii="Courier New" w:hAnsi="Courier New" w:cs="Courier New"/>
+        </w:rPr>
+        <w:t xml:space="preserve">     &lt;/div&gt;</w:t>
       </w:r>
     </w:p>
     <w:p>
@@ -17073,13 +17067,13 @@
         <w:rPr>
           <w:rFonts w:ascii="Courier New" w:hAnsi="Courier New" w:cs="Courier New"/>
         </w:rPr>
-        <w:t xml:space="preserve">        never has. A component that writes an audit trail sho</w:t>
-      </w:r>
-      <w:r>
-        <w:rPr>
-          <w:rFonts w:ascii="Courier New" w:hAnsi="Courier New" w:cs="Courier New"/>
-        </w:rPr>
-        <w:t>uld not be able to change it,</w:t>
+        <w:t xml:space="preserve">        never has. A component that writes an audit trail should no</w:t>
+      </w:r>
+      <w:r>
+        <w:rPr>
+          <w:rFonts w:ascii="Courier New" w:hAnsi="Courier New" w:cs="Courier New"/>
+        </w:rPr>
+        <w:t>t be able to change it,</w:t>
       </w:r>
     </w:p>
     <w:p>
@@ -17171,13 +17165,13 @@
         <w:rPr>
           <w:rFonts w:ascii="Courier New" w:hAnsi="Courier New" w:cs="Courier New"/>
         </w:rPr>
-        <w:t xml:space="preserve">        &lt;p&gt;The evaluation set is not something you run when you remember. It is a gate. I</w:t>
-      </w:r>
-      <w:r>
-        <w:rPr>
-          <w:rFonts w:ascii="Courier New" w:hAnsi="Courier New" w:cs="Courier New"/>
-        </w:rPr>
-        <w:t>n a real</w:t>
+        <w:t xml:space="preserve">        &lt;p&gt;The evaluation set is not something you run when you remember. It is a gate. In a re</w:t>
+      </w:r>
+      <w:r>
+        <w:rPr>
+          <w:rFonts w:ascii="Courier New" w:hAnsi="Courier New" w:cs="Courier New"/>
+        </w:rPr>
+        <w:t>al</w:t>
       </w:r>
     </w:p>
     <w:p>
@@ -17317,13 +17311,13 @@
         <w:rPr>
           <w:rFonts w:ascii="Courier New" w:hAnsi="Courier New" w:cs="Courier New"/>
         </w:rPr>
-        <w:t xml:space="preserve">        &lt;p&gt;Two </w:t>
-      </w:r>
-      <w:r>
-        <w:rPr>
-          <w:rFonts w:ascii="Courier New" w:hAnsi="Courier New" w:cs="Courier New"/>
-        </w:rPr>
-        <w:t>gates, not one. A score that stays the same while two cases swap places is a</w:t>
+        <w:t xml:space="preserve">        &lt;p&gt;Two gates,</w:t>
+      </w:r>
+      <w:r>
+        <w:rPr>
+          <w:rFonts w:ascii="Courier New" w:hAnsi="Courier New" w:cs="Courier New"/>
+        </w:rPr>
+        <w:t xml:space="preserve"> not one. A score that stays the same while two cases swap places is a</w:t>
       </w:r>
     </w:p>
     <w:p>
@@ -17408,13 +17402,13 @@
         <w:rPr>
           <w:rFonts w:ascii="Courier New" w:hAnsi="Courier New" w:cs="Courier New"/>
         </w:rPr>
-        <w:t xml:space="preserve">        percent of the last run. That last one catches </w:t>
-      </w:r>
-      <w:r>
-        <w:rPr>
-          <w:rFonts w:ascii="Courier New" w:hAnsi="Courier New" w:cs="Courier New"/>
-        </w:rPr>
-        <w:t>the failure nothing else does, where</w:t>
+        <w:t xml:space="preserve">        percent of the last run. That last one catches the fa</w:t>
+      </w:r>
+      <w:r>
+        <w:rPr>
+          <w:rFonts w:ascii="Courier New" w:hAnsi="Courier New" w:cs="Courier New"/>
+        </w:rPr>
+        <w:t>ilure nothing else does, where</w:t>
       </w:r>
     </w:p>
     <w:p>
@@ -17556,13 +17550,13 @@
         <w:rPr>
           <w:rFonts w:ascii="Courier New" w:hAnsi="Courier New" w:cs="Courier New"/>
         </w:rPr>
-        <w:t>&lt;!-</w:t>
-      </w:r>
-      <w:r>
-        <w:rPr>
-          <w:rFonts w:ascii="Courier New" w:hAnsi="Courier New" w:cs="Courier New"/>
-        </w:rPr>
-        <w:t>- ============================================================ --&gt;</w:t>
+        <w:t>&lt;!-- ====</w:t>
+      </w:r>
+      <w:r>
+        <w:rPr>
+          <w:rFonts w:ascii="Courier New" w:hAnsi="Courier New" w:cs="Courier New"/>
+        </w:rPr>
+        <w:t>======================================================== --&gt;</w:t>
       </w:r>
     </w:p>
     <w:p>
@@ -17646,13 +17640,13 @@
         <w:rPr>
           <w:rFonts w:ascii="Courier New" w:hAnsi="Courier New" w:cs="Courier New"/>
         </w:rPr>
-        <w:t xml:space="preserve">          </w:t>
-      </w:r>
-      <w:r>
-        <w:rPr>
-          <w:rFonts w:ascii="Courier New" w:hAnsi="Courier New" w:cs="Courier New"/>
-        </w:rPr>
-        <w:t>&lt;li&gt;&lt;strong&gt;The model:&lt;/strong&gt; change &lt;code&gt;chat_model_id&lt;/code&gt; in &lt;code&gt;terraform.tfvars&lt;/code&gt; and apply. No code change, because every model is reached through the same Converse API.&lt;/li&gt;</w:t>
+        <w:t xml:space="preserve">          &lt;li&gt;&lt;s</w:t>
+      </w:r>
+      <w:r>
+        <w:rPr>
+          <w:rFonts w:ascii="Courier New" w:hAnsi="Courier New" w:cs="Courier New"/>
+        </w:rPr>
+        <w:t>trong&gt;The model:&lt;/strong&gt; change &lt;code&gt;chat_model_id&lt;/code&gt; in &lt;code&gt;terraform.tfvars&lt;/code&gt; and apply. No code change, because every model is reached through the same Converse API.&lt;/li&gt;</w:t>
       </w:r>
     </w:p>
     <w:p>
@@ -17694,13 +17688,13 @@
         <w:rPr>
           <w:rFonts w:ascii="Courier New" w:hAnsi="Courier New" w:cs="Courier New"/>
         </w:rPr>
-        <w:t xml:space="preserve">          &lt;li&gt;&lt;strong&gt;The React app:&lt;/</w:t>
-      </w:r>
-      <w:r>
-        <w:rPr>
-          <w:rFonts w:ascii="Courier New" w:hAnsi="Courier New" w:cs="Courier New"/>
-        </w:rPr>
-        <w:t>strong&gt; &lt;code&gt;npm run build&lt;/code&gt;, &lt;code&gt;aws s3 sync&lt;/code&gt;, CloudFront invalidation (step 7).&lt;/li&gt;</w:t>
+        <w:t xml:space="preserve">          &lt;li&gt;&lt;strong&gt;The React app:&lt;/strong</w:t>
+      </w:r>
+      <w:r>
+        <w:rPr>
+          <w:rFonts w:ascii="Courier New" w:hAnsi="Courier New" w:cs="Courier New"/>
+        </w:rPr>
+        <w:t>&gt; &lt;code&gt;npm run build&lt;/code&gt;, &lt;code&gt;aws s3 sync&lt;/code&gt;, CloudFront invalidation (step 7).&lt;/li&gt;</w:t>
       </w:r>
     </w:p>
     <w:p>
@@ -17835,7 +17829,13 @@
           <w:rFonts w:ascii="Courier New" w:hAnsi="Courier New" w:cs="Courier New"/>
         </w:rPr>
         <w:lastRenderedPageBreak/>
-        <w:t xml:space="preserve">        &lt;p&gt;Approximate us-east-1 list prices at the time of writing, for a class demo with little traffic. Check the AWS Pricing Calculator before you deploy.&lt;/p&gt;</w:t>
+        <w:t xml:space="preserve">      </w:t>
+      </w:r>
+      <w:r>
+        <w:rPr>
+          <w:rFonts w:ascii="Courier New" w:hAnsi="Courier New" w:cs="Courier New"/>
+        </w:rPr>
+        <w:t xml:space="preserve">  &lt;p&gt;Approximate us-east-1 list prices at the time of writing, for a class demo with little traffic. Check the AWS Pricing Calculator before you deploy.&lt;/p&gt;</w:t>
       </w:r>
     </w:p>
     <w:p>
@@ -17919,13 +17919,13 @@
         <w:rPr>
           <w:rFonts w:ascii="Courier New" w:hAnsi="Courier New" w:cs="Courier New"/>
         </w:rPr>
-        <w:t xml:space="preserve">            &lt;tr&gt;&lt;td&gt;OpenSearch Serverless&lt;/td&gt;&lt;td&gt;Minimum capacity while the collection exists: 0.5 indexing + 0.5 search OCU (OpenSearch Compute Units, the unit i</w:t>
-      </w:r>
-      <w:r>
-        <w:rPr>
-          <w:rFonts w:ascii="Courier New" w:hAnsi="Courier New" w:cs="Courier New"/>
-        </w:rPr>
-        <w:t>t bills in) with standby replicas off, at about $0.24 per OCU-hour&lt;/td&gt;&lt;td class="num"&gt;≈ $175&lt;/td&gt;&lt;/tr&gt;</w:t>
+        <w:t xml:space="preserve">            &lt;tr&gt;&lt;td&gt;OpenSearch Serverless&lt;/td&gt;&lt;td&gt;Minimum capacity while the collection exists: 0.5 indexing + 0.5 search OCU (OpenSearch Compute Units, the unit it bill</w:t>
+      </w:r>
+      <w:r>
+        <w:rPr>
+          <w:rFonts w:ascii="Courier New" w:hAnsi="Courier New" w:cs="Courier New"/>
+        </w:rPr>
+        <w:t>s in) with standby replicas off, at about $0.24 per OCU-hour&lt;/td&gt;&lt;td class="num"&gt;≈ $175&lt;/td&gt;&lt;/tr&gt;</w:t>
       </w:r>
     </w:p>
     <w:p>
@@ -17967,13 +17967,13 @@
         <w:rPr>
           <w:rFonts w:ascii="Courier New" w:hAnsi="Courier New" w:cs="Courier New"/>
         </w:rPr>
-        <w:t xml:space="preserve">            &lt;tr&gt;&lt;td&gt;Aurora Serverless v2&lt;/td&gt;&lt;td&gt;Storage while paused; about $0.12 per ACU-hour per ins</w:t>
-      </w:r>
-      <w:r>
-        <w:rPr>
-          <w:rFonts w:ascii="Courier New" w:hAnsi="Courier New" w:cs="Courier New"/>
-        </w:rPr>
-        <w:t>tance while active&lt;/td&gt;&lt;td class="num"&gt;$1–$20&lt;/td&gt;&lt;/tr&gt;</w:t>
+        <w:t xml:space="preserve">            &lt;tr&gt;&lt;td&gt;Aurora Serverless v2&lt;/td&gt;&lt;td&gt;Storage while paused; about $0.12 per ACU-hour per instance </w:t>
+      </w:r>
+      <w:r>
+        <w:rPr>
+          <w:rFonts w:ascii="Courier New" w:hAnsi="Courier New" w:cs="Courier New"/>
+        </w:rPr>
+        <w:t>while active&lt;/td&gt;&lt;td class="num"&gt;$1–$20&lt;/td&gt;&lt;/tr&gt;</w:t>
       </w:r>
     </w:p>
     <w:p>
@@ -18029,13 +18029,13 @@
         <w:rPr>
           <w:rFonts w:ascii="Courier New" w:hAnsi="Courier New" w:cs="Courier New"/>
         </w:rPr>
-        <w:t xml:space="preserve">            &lt;tr&gt;&lt;td&gt;&lt;strong&gt;Total&lt;/strong&gt;&lt;/td&gt;</w:t>
-      </w:r>
-      <w:r>
-        <w:rPr>
-          <w:rFonts w:ascii="Courier New" w:hAnsi="Courier New" w:cs="Courier New"/>
-        </w:rPr>
-        <w:t>&lt;td&gt;About $7–8 a day, most of it OpenSearch Serverless&lt;/td&gt;&lt;td class="num"&gt;&lt;strong&gt;≈ $220–245&lt;/strong&gt;&lt;/td&gt;&lt;/tr&gt;</w:t>
+        <w:t xml:space="preserve">            &lt;tr&gt;&lt;td&gt;&lt;strong&gt;Total&lt;/strong&gt;&lt;/td&gt;&lt;td&gt;Ab</w:t>
+      </w:r>
+      <w:r>
+        <w:rPr>
+          <w:rFonts w:ascii="Courier New" w:hAnsi="Courier New" w:cs="Courier New"/>
+        </w:rPr>
+        <w:t>out $7–8 a day, most of it OpenSearch Serverless&lt;/td&gt;&lt;td class="num"&gt;&lt;strong&gt;≈ $220–245&lt;/strong&gt;&lt;/td&gt;&lt;/tr&gt;</w:t>
       </w:r>
     </w:p>
     <w:p>
@@ -18119,13 +18119,13 @@
         <w:rPr>
           <w:rFonts w:ascii="Courier New" w:hAnsi="Courier New" w:cs="Courier New"/>
         </w:rPr>
-        <w:t xml:space="preserve">        &lt;p&gt;This architecture meets it only if you &lt;strong&gt;destroy it between sessions&lt;/strong&gt;: about 10 running days a month. Terraform makes that practical: apply takes 30 minutes, destroy about 20. To run it longer for less, replace OpenSearch Serverl</w:t>
-      </w:r>
-      <w:r>
-        <w:rPr>
-          <w:rFonts w:ascii="Courier New" w:hAnsi="Courier New" w:cs="Courier New"/>
-        </w:rPr>
-        <w:t>ess with an OpenSearch Service domain on a small instance, or with pgvector in the Aurora database you already have. Both change &lt;code&gt;search_index.py&lt;/code&gt; and &lt;code&gt;opensearch.tf&lt;/code&gt; only.&lt;/p&gt;</w:t>
+        <w:t xml:space="preserve">        &lt;p&gt;This architecture meets it only if you &lt;strong&gt;destroy it between sessions&lt;/strong&gt;: about 10 running days a month. Terraform makes that practical: apply takes 30 minutes, destroy about 20. To run it longer for less, replace OpenSearch Serverless wi</w:t>
+      </w:r>
+      <w:r>
+        <w:rPr>
+          <w:rFonts w:ascii="Courier New" w:hAnsi="Courier New" w:cs="Courier New"/>
+        </w:rPr>
+        <w:t>th an OpenSearch Service domain on a small instance, or with pgvector in the Aurora database you already have. Both change &lt;code&gt;search_index.py&lt;/code&gt; and &lt;code&gt;opensearch.tf&lt;/code&gt; only.&lt;/p&gt;</w:t>
       </w:r>
     </w:p>
     <w:p>
@@ -18245,13 +18245,13 @@
         <w:rPr>
           <w:rFonts w:ascii="Courier New" w:hAnsi="Courier New" w:cs="Courier New"/>
         </w:rPr>
-        <w:t xml:space="preserve">        &lt;p&gt;About &lt;strong&gt;20 minutes&lt;/strong&gt;, against 8 </w:t>
-      </w:r>
-      <w:r>
-        <w:rPr>
-          <w:rFonts w:ascii="Courier New" w:hAnsi="Courier New" w:cs="Courier New"/>
-        </w:rPr>
-        <w:t>to create. Start it and go and do</w:t>
+        <w:t xml:space="preserve">        &lt;p&gt;About &lt;strong&gt;20 minutes&lt;/strong&gt;, against 8 to cre</w:t>
+      </w:r>
+      <w:r>
+        <w:rPr>
+          <w:rFonts w:ascii="Courier New" w:hAnsi="Courier New" w:cs="Courier New"/>
+        </w:rPr>
+        <w:t>ate. Start it and go and do</w:t>
       </w:r>
     </w:p>
     <w:p>
@@ -18364,13 +18364,13 @@
         <w:rPr>
           <w:rFonts w:ascii="Courier New" w:hAnsi="Courier New" w:cs="Courier New"/>
         </w:rPr>
-        <w:t xml:space="preserve">          &lt;code&gt;aws opensearchserverless</w:t>
-      </w:r>
-      <w:r>
-        <w:rPr>
-          <w:rFonts w:ascii="Courier New" w:hAnsi="Courier New" w:cs="Courier New"/>
-        </w:rPr>
-        <w:t xml:space="preserve"> list-collections&lt;/code&gt; and</w:t>
+        <w:t xml:space="preserve">          &lt;code&gt;aws opensearchserverless list-</w:t>
+      </w:r>
+      <w:r>
+        <w:rPr>
+          <w:rFonts w:ascii="Courier New" w:hAnsi="Courier New" w:cs="Courier New"/>
+        </w:rPr>
+        <w:t>collections&lt;/code&gt; and</w:t>
       </w:r>
     </w:p>
     <w:p>
@@ -18524,13 +18524,13 @@
         <w:rPr>
           <w:rFonts w:ascii="Courier New" w:hAnsi="Courier New" w:cs="Courier New"/>
         </w:rPr>
-        <w:t xml:space="preserve">       </w:t>
-      </w:r>
-      <w:r>
-        <w:rPr>
-          <w:rFonts w:ascii="Courier New" w:hAnsi="Courier New" w:cs="Courier New"/>
-        </w:rPr>
-        <w:t xml:space="preserve"> &lt;p&gt;This project makes one choice at every step. Here are the choices that existed,</w:t>
+        <w:t xml:space="preserve">        &lt;p&gt;Th</w:t>
+      </w:r>
+      <w:r>
+        <w:rPr>
+          <w:rFonts w:ascii="Courier New" w:hAnsi="Courier New" w:cs="Courier New"/>
+        </w:rPr>
+        <w:t>is project makes one choice at every step. Here are the choices that existed,</w:t>
       </w:r>
     </w:p>
     <w:p>
@@ -18650,13 +18650,13 @@
         <w:rPr>
           <w:rFonts w:ascii="Courier New" w:hAnsi="Courier New" w:cs="Courier New"/>
         </w:rPr>
-        <w:t xml:space="preserve">        how do you find out</w:t>
-      </w:r>
-      <w:r>
-        <w:rPr>
-          <w:rFonts w:ascii="Courier New" w:hAnsi="Courier New" w:cs="Courier New"/>
-        </w:rPr>
-        <w:t xml:space="preserve"> one changed, and what happens when one is withdrawn. If any of it</w:t>
+        <w:t xml:space="preserve">        how do you find out one c</w:t>
+      </w:r>
+      <w:r>
+        <w:rPr>
+          <w:rFonts w:ascii="Courier New" w:hAnsi="Courier New" w:cs="Courier New"/>
+        </w:rPr>
+        <w:t>hanged, and what happens when one is withdrawn. If any of it</w:t>
       </w:r>
     </w:p>
     <w:p>
@@ -18740,13 +18740,13 @@
         <w:rPr>
           <w:rFonts w:ascii="Courier New" w:hAnsi="Courier New" w:cs="Courier New"/>
         </w:rPr>
-        <w:t xml:space="preserve">        documents that f</w:t>
-      </w:r>
-      <w:r>
-        <w:rPr>
-          <w:rFonts w:ascii="Courier New" w:hAnsi="Courier New" w:cs="Courier New"/>
-        </w:rPr>
-        <w:t>lips.&lt;/p&gt;</w:t>
+        <w:t xml:space="preserve">        documents that flips.&lt;</w:t>
+      </w:r>
+      <w:r>
+        <w:rPr>
+          <w:rFonts w:ascii="Courier New" w:hAnsi="Courier New" w:cs="Courier New"/>
+        </w:rPr>
+        <w:t>/p&gt;</w:t>
       </w:r>
     </w:p>
     <w:p>
@@ -18895,7 +18895,13 @@
         <w:rPr>
           <w:rFonts w:ascii="Courier New" w:hAnsi="Courier New" w:cs="Courier New"/>
         </w:rPr>
-        <w:t xml:space="preserve">            &lt;tr&gt;&lt;td&gt;DOCX&lt;/td&gt;&lt;td&gt;Tables and headers are easy to lose. Tracked changes may still be in there&lt;/td&gt;&lt;/tr&gt;</w:t>
+        <w:t xml:space="preserve">      </w:t>
+      </w:r>
+      <w:r>
+        <w:rPr>
+          <w:rFonts w:ascii="Courier New" w:hAnsi="Courier New" w:cs="Courier New"/>
+        </w:rPr>
+        <w:t xml:space="preserve">      &lt;tr&gt;&lt;td&gt;DOCX&lt;/td&gt;&lt;td&gt;Tables and headers are easy to lose. Tracked changes may still be in there&lt;/td&gt;&lt;/tr&gt;</w:t>
       </w:r>
     </w:p>
     <w:p>
@@ -18993,27 +18999,27 @@
         <w:rPr>
           <w:rFonts w:ascii="Courier New" w:hAnsi="Courier New" w:cs="Courier New"/>
         </w:rPr>
-        <w:t xml:space="preserve">      &lt;div class="table-wra</w:t>
-      </w:r>
-      <w:r>
-        <w:rPr>
-          <w:rFonts w:ascii="Courier New" w:hAnsi="Courier New" w:cs="Courier New"/>
-        </w:rPr>
-        <w:t>p"&gt;</w:t>
-      </w:r>
-    </w:p>
-    <w:p>
-      <w:pPr>
-        <w:pStyle w:val="PlainText"/>
-        <w:rPr>
-          <w:rFonts w:ascii="Courier New" w:hAnsi="Courier New" w:cs="Courier New"/>
-        </w:rPr>
-      </w:pPr>
-      <w:r>
-        <w:rPr>
-          <w:rFonts w:ascii="Courier New" w:hAnsi="Courier New" w:cs="Courier New"/>
-        </w:rPr>
-        <w:t xml:space="preserve">        &lt;table&gt;</w:t>
+        <w:t xml:space="preserve">      &lt;div class="table-wrap"&gt;</w:t>
+      </w:r>
+    </w:p>
+    <w:p>
+      <w:pPr>
+        <w:pStyle w:val="PlainText"/>
+        <w:rPr>
+          <w:rFonts w:ascii="Courier New" w:hAnsi="Courier New" w:cs="Courier New"/>
+        </w:rPr>
+      </w:pPr>
+      <w:r>
+        <w:rPr>
+          <w:rFonts w:ascii="Courier New" w:hAnsi="Courier New" w:cs="Courier New"/>
+        </w:rPr>
+        <w:t xml:space="preserve">  </w:t>
+      </w:r>
+      <w:r>
+        <w:rPr>
+          <w:rFonts w:ascii="Courier New" w:hAnsi="Courier New" w:cs="Courier New"/>
+        </w:rPr>
+        <w:t xml:space="preserve">      &lt;table&gt;</w:t>
       </w:r>
     </w:p>
     <w:p>
@@ -19083,13 +19089,13 @@
         <w:rPr>
           <w:rFonts w:ascii="Courier New" w:hAnsi="Courier New" w:cs="Courier New"/>
         </w:rPr>
-        <w:t xml:space="preserve">            &lt;tr&gt;&lt;t</w:t>
-      </w:r>
-      <w:r>
-        <w:rPr>
-          <w:rFonts w:ascii="Courier New" w:hAnsi="Courier New" w:cs="Courier New"/>
-        </w:rPr>
-        <w:t>d&gt;&lt;strong&gt;LlamaParse&lt;/strong&gt; and similar&lt;/td&gt;&lt;td&gt;Better on complex PDFs and tables, at a per-page cost&lt;/td&gt;&lt;/tr&gt;</w:t>
+        <w:t xml:space="preserve">            &lt;tr&gt;&lt;td&gt;&lt;str</w:t>
+      </w:r>
+      <w:r>
+        <w:rPr>
+          <w:rFonts w:ascii="Courier New" w:hAnsi="Courier New" w:cs="Courier New"/>
+        </w:rPr>
+        <w:t>ong&gt;LlamaParse&lt;/strong&gt; and similar&lt;/td&gt;&lt;td&gt;Better on complex PDFs and tables, at a per-page cost&lt;/td&gt;&lt;/tr&gt;</w:t>
       </w:r>
     </w:p>
     <w:p>
@@ -19131,13 +19137,13 @@
         <w:rPr>
           <w:rFonts w:ascii="Courier New" w:hAnsi="Courier New" w:cs="Courier New"/>
         </w:rPr>
-        <w:t xml:space="preserve">            &lt;tr&gt;&lt;td&gt;&lt;strong&gt;Docling, Apache Tika&lt;/strong&gt;&lt;/td&gt;&lt;</w:t>
-      </w:r>
-      <w:r>
-        <w:rPr>
-          <w:rFonts w:ascii="Courier New" w:hAnsi="Courier New" w:cs="Courier New"/>
-        </w:rPr>
-        <w:t>td&gt;Broad format coverage, often in a JVM stack&lt;/td&gt;&lt;/tr&gt;</w:t>
+        <w:t xml:space="preserve">            &lt;tr&gt;&lt;td&gt;&lt;strong&gt;Docling, Apache Tika&lt;/strong&gt;&lt;/td&gt;&lt;td&gt;Bro</w:t>
+      </w:r>
+      <w:r>
+        <w:rPr>
+          <w:rFonts w:ascii="Courier New" w:hAnsi="Courier New" w:cs="Courier New"/>
+        </w:rPr>
+        <w:t>ad format coverage, often in a JVM stack&lt;/td&gt;&lt;/tr&gt;</w:t>
       </w:r>
     </w:p>
     <w:p>
@@ -19264,13 +19270,13 @@
         <w:rPr>
           <w:rFonts w:ascii="Courier New" w:hAnsi="Courier New" w:cs="Courier New"/>
         </w:rPr>
-        <w:t xml:space="preserve">        It ma</w:t>
-      </w:r>
-      <w:r>
-        <w:rPr>
-          <w:rFonts w:ascii="Courier New" w:hAnsi="Courier New" w:cs="Courier New"/>
-        </w:rPr>
-        <w:t>tters more than the choice of embedding model.&lt;/p&gt;</w:t>
+        <w:t xml:space="preserve">        It matters </w:t>
+      </w:r>
+      <w:r>
+        <w:rPr>
+          <w:rFonts w:ascii="Courier New" w:hAnsi="Courier New" w:cs="Courier New"/>
+        </w:rPr>
+        <w:t>more than the choice of embedding model.&lt;/p&gt;</w:t>
       </w:r>
     </w:p>
     <w:p>
@@ -19362,13 +19368,13 @@
         <w:rPr>
           <w:rFonts w:ascii="Courier New" w:hAnsi="Courier New" w:cs="Courier New"/>
         </w:rPr>
-        <w:t xml:space="preserve">        &lt;p&gt;This project uses LangChain's &lt;code&gt;RecursiveCharacterTextSplitter&lt;/cod</w:t>
-      </w:r>
-      <w:r>
-        <w:rPr>
-          <w:rFonts w:ascii="Courier New" w:hAnsi="Courier New" w:cs="Courier New"/>
-        </w:rPr>
-        <w:t>e&gt; at 700</w:t>
+        <w:t xml:space="preserve">        &lt;p&gt;This project uses LangChain's &lt;code&gt;RecursiveCharacterTextSplitter&lt;/code&gt; at </w:t>
+      </w:r>
+      <w:r>
+        <w:rPr>
+          <w:rFonts w:ascii="Courier New" w:hAnsi="Courier New" w:cs="Courier New"/>
+        </w:rPr>
+        <w:t>700</w:t>
       </w:r>
     </w:p>
     <w:p>
@@ -19466,13 +19472,13 @@
         <w:rPr>
           <w:rFonts w:ascii="Courier New" w:hAnsi="Courier New" w:cs="Courier New"/>
         </w:rPr>
-        <w:t xml:space="preserve">        reference</w:t>
-      </w:r>
-      <w:r>
-        <w:rPr>
-          <w:rFonts w:ascii="Courier New" w:hAnsi="Courier New" w:cs="Courier New"/>
-        </w:rPr>
-        <w:t xml:space="preserve"> to your documents is a guess.&lt;/p&gt;</w:t>
+        <w:t xml:space="preserve">        reference to yo</w:t>
+      </w:r>
+      <w:r>
+        <w:rPr>
+          <w:rFonts w:ascii="Courier New" w:hAnsi="Courier New" w:cs="Courier New"/>
+        </w:rPr>
+        <w:t>ur documents is a guess.&lt;/p&gt;</w:t>
       </w:r>
     </w:p>
     <w:p>
@@ -19606,13 +19612,13 @@
         <w:rPr>
           <w:rFonts w:ascii="Courier New" w:hAnsi="Courier New" w:cs="Courier New"/>
         </w:rPr>
-        <w:t xml:space="preserve">            &lt;tr&gt;&lt;td&gt;OpenAI text-embedding-3&lt;/td&gt;&lt;</w:t>
-      </w:r>
-      <w:r>
-        <w:rPr>
-          <w:rFonts w:ascii="Courier New" w:hAnsi="Courier New" w:cs="Courier New"/>
-        </w:rPr>
-        <w:t>td&gt;1536 or 3072&lt;/td&gt;&lt;td&gt;Very widely used outside AWS&lt;/td&gt;&lt;/tr&gt;</w:t>
+        <w:t xml:space="preserve">            &lt;tr&gt;&lt;td&gt;OpenAI text-embedding-3&lt;/td&gt;&lt;td&gt;153</w:t>
+      </w:r>
+      <w:r>
+        <w:rPr>
+          <w:rFonts w:ascii="Courier New" w:hAnsi="Courier New" w:cs="Courier New"/>
+        </w:rPr>
+        <w:t>6 or 3072&lt;/td&gt;&lt;td&gt;Very widely used outside AWS&lt;/td&gt;&lt;/tr&gt;</w:t>
       </w:r>
     </w:p>
     <w:p>
@@ -19724,13 +19730,13 @@
         <w:rPr>
           <w:rFonts w:ascii="Courier New" w:hAnsi="Courier New" w:cs="Courier New"/>
         </w:rPr>
-        <w:t xml:space="preserve">        a migration with</w:t>
-      </w:r>
-      <w:r>
-        <w:rPr>
-          <w:rFonts w:ascii="Courier New" w:hAnsi="Courier New" w:cs="Courier New"/>
-        </w:rPr>
-        <w:t xml:space="preserve"> a cost and a window, not a config tweak.&lt;/p&gt;</w:t>
+        <w:t xml:space="preserve">        a migration with a cos</w:t>
+      </w:r>
+      <w:r>
+        <w:rPr>
+          <w:rFonts w:ascii="Courier New" w:hAnsi="Courier New" w:cs="Courier New"/>
+        </w:rPr>
+        <w:t>t and a window, not a config tweak.&lt;/p&gt;</w:t>
       </w:r>
     </w:p>
     <w:p>
@@ -19879,13 +19885,13 @@
         <w:rPr>
           <w:rFonts w:ascii="Courier New" w:hAnsi="Courier New" w:cs="Courier New"/>
         </w:rPr>
-        <w:t xml:space="preserve">            &lt;tr&gt;&lt;td&gt;pgvector in Postg</w:t>
-      </w:r>
-      <w:r>
-        <w:rPr>
-          <w:rFonts w:ascii="Courier New" w:hAnsi="Courier New" w:cs="Courier New"/>
-        </w:rPr>
-        <w:t>reSQL&lt;/td&gt;&lt;td&gt;You already have Postgres and do not want another system. The POC&lt;/td&gt;&lt;/tr&gt;</w:t>
+        <w:t xml:space="preserve">            &lt;tr&gt;&lt;td&gt;pgvector in PostgreSQL&lt;</w:t>
+      </w:r>
+      <w:r>
+        <w:rPr>
+          <w:rFonts w:ascii="Courier New" w:hAnsi="Courier New" w:cs="Courier New"/>
+        </w:rPr>
+        <w:t>/td&gt;&lt;td&gt;You already have Postgres and do not want another system. The POC&lt;/td&gt;&lt;/tr&gt;</w:t>
       </w:r>
     </w:p>
     <w:p>
@@ -19997,13 +20003,13 @@
         <w:rPr>
           <w:rFonts w:ascii="Courier New" w:hAnsi="Courier New" w:cs="Courier New"/>
         </w:rPr>
-        <w:t xml:space="preserve">        &lt;p&gt;The question that matters most is whether it filters &lt;em&gt;inside&lt;/em&gt;</w:t>
-      </w:r>
-      <w:r>
-        <w:rPr>
-          <w:rFonts w:ascii="Courier New" w:hAnsi="Courier New" w:cs="Courier New"/>
-        </w:rPr>
-        <w:t xml:space="preserve"> the search.</w:t>
+        <w:t xml:space="preserve">        &lt;p&gt;The question that matters most is whether it filters &lt;em&gt;inside&lt;/em&gt; the s</w:t>
+      </w:r>
+      <w:r>
+        <w:rPr>
+          <w:rFonts w:ascii="Courier New" w:hAnsi="Courier New" w:cs="Courier New"/>
+        </w:rPr>
+        <w:t>earch.</w:t>
       </w:r>
     </w:p>
     <w:p>
@@ -20123,13 +20129,13 @@
         <w:rPr>
           <w:rFonts w:ascii="Courier New" w:hAnsi="Courier New" w:cs="Courier New"/>
         </w:rPr>
-        <w:t xml:space="preserve">        &lt;p&gt;Roughly seventy models have on-demand pricing o</w:t>
-      </w:r>
-      <w:r>
-        <w:rPr>
-          <w:rFonts w:ascii="Courier New" w:hAnsi="Courier New" w:cs="Courier New"/>
-        </w:rPr>
-        <w:t>n Bedrock in us-east-1: the Nova</w:t>
+        <w:t xml:space="preserve">        &lt;p&gt;Roughly seventy models have on-demand pricing on Bedr</w:t>
+      </w:r>
+      <w:r>
+        <w:rPr>
+          <w:rFonts w:ascii="Courier New" w:hAnsi="Courier New" w:cs="Courier New"/>
+        </w:rPr>
+        <w:t>ock in us-east-1: the Nova</w:t>
       </w:r>
     </w:p>
     <w:p>
@@ -20255,7 +20261,13 @@
         <w:rPr>
           <w:rFonts w:ascii="Courier New" w:hAnsi="Courier New" w:cs="Courier New"/>
         </w:rPr>
-        <w:t xml:space="preserve">            &lt;tr&gt;&lt;td&gt;Does it support tool use?&lt;/td&gt;&lt;td&gt;This whole design depends on it&lt;/td&gt;&lt;/tr&gt;</w:t>
+        <w:t xml:space="preserve">     </w:t>
+      </w:r>
+      <w:r>
+        <w:rPr>
+          <w:rFonts w:ascii="Courier New" w:hAnsi="Courier New" w:cs="Courier New"/>
+        </w:rPr>
+        <w:t xml:space="preserve">       &lt;tr&gt;&lt;td&gt;Does it support tool use?&lt;/td&gt;&lt;td&gt;This whole design depends on it&lt;/td&gt;&lt;/tr&gt;</w:t>
       </w:r>
     </w:p>
     <w:p>
@@ -20298,13 +20310,13 @@
         <w:rPr>
           <w:rFonts w:ascii="Courier New" w:hAnsi="Courier New" w:cs="Courier New"/>
         </w:rPr>
-        <w:t xml:space="preserve">            &lt;tr&gt;&lt;td&gt;Must the data stay in one geography?&lt;/td&gt;&lt;td&gt;Use a regional inference profile (&lt;code&gt;us.</w:t>
-      </w:r>
-      <w:r>
-        <w:rPr>
-          <w:rFonts w:ascii="Courier New" w:hAnsi="Courier New" w:cs="Courier New"/>
-        </w:rPr>
-        <w:t>&lt;/code&gt;, &lt;code&gt;eu.&lt;/code&gt;) rather than &lt;code&gt;global.&lt;/code&gt;&lt;/td&gt;&lt;/tr&gt;</w:t>
+        <w:t xml:space="preserve">            &lt;tr&gt;&lt;td&gt;Must the data stay in one geography?&lt;/td&gt;&lt;td&gt;Use a regional inference profile (&lt;code&gt;us.&lt;/code</w:t>
+      </w:r>
+      <w:r>
+        <w:rPr>
+          <w:rFonts w:ascii="Courier New" w:hAnsi="Courier New" w:cs="Courier New"/>
+        </w:rPr>
+        <w:t>&gt;, &lt;code&gt;eu.&lt;/code&gt;) rather than &lt;code&gt;global.&lt;/code&gt;&lt;/td&gt;&lt;/tr&gt;</w:t>
       </w:r>
     </w:p>
     <w:p>
@@ -20438,27 +20450,27 @@
         <w:rPr>
           <w:rFonts w:ascii="Courier New" w:hAnsi="Courier New" w:cs="Courier New"/>
         </w:rPr>
-        <w:t xml:space="preserve">        &lt;h3&gt;Putting it in Slack or Teams&lt;/</w:t>
-      </w:r>
-      <w:r>
-        <w:rPr>
-          <w:rFonts w:ascii="Courier New" w:hAnsi="Courier New" w:cs="Courier New"/>
-        </w:rPr>
-        <w:t>h3&gt;</w:t>
-      </w:r>
-    </w:p>
-    <w:p>
-      <w:pPr>
-        <w:pStyle w:val="PlainText"/>
-        <w:rPr>
-          <w:rFonts w:ascii="Courier New" w:hAnsi="Courier New" w:cs="Courier New"/>
-        </w:rPr>
-      </w:pPr>
-      <w:r>
-        <w:rPr>
-          <w:rFonts w:ascii="Courier New" w:hAnsi="Courier New" w:cs="Courier New"/>
-        </w:rPr>
-        <w:t xml:space="preserve">        &lt;p&gt;This comes up immediately, and it is worth being clear about what kind of work it</w:t>
+        <w:t xml:space="preserve">        &lt;h3&gt;Putting it in Slack or Teams&lt;/h3&gt;</w:t>
+      </w:r>
+    </w:p>
+    <w:p>
+      <w:pPr>
+        <w:pStyle w:val="PlainText"/>
+        <w:rPr>
+          <w:rFonts w:ascii="Courier New" w:hAnsi="Courier New" w:cs="Courier New"/>
+        </w:rPr>
+      </w:pPr>
+      <w:r>
+        <w:rPr>
+          <w:rFonts w:ascii="Courier New" w:hAnsi="Courier New" w:cs="Courier New"/>
+        </w:rPr>
+        <w:t xml:space="preserve">  </w:t>
+      </w:r>
+      <w:r>
+        <w:rPr>
+          <w:rFonts w:ascii="Courier New" w:hAnsi="Courier New" w:cs="Courier New"/>
+        </w:rPr>
+        <w:t xml:space="preserve">      &lt;p&gt;This comes up immediately, and it is worth being clear about what kind of work it</w:t>
       </w:r>
     </w:p>
     <w:p>
@@ -20542,13 +20554,13 @@
         <w:rPr>
           <w:rFonts w:ascii="Courier New" w:hAnsi="Courier New" w:cs="Courier New"/>
         </w:rPr>
-        <w:t xml:space="preserve">        map the sender to an </w:t>
-      </w:r>
-      <w:r>
-        <w:rPr>
-          <w:rFonts w:ascii="Courier New" w:hAnsi="Courier New" w:cs="Courier New"/>
-        </w:rPr>
-        <w:t>employee, call &lt;code&gt;POST /api/chat&lt;/code&gt;, and format the reply.</w:t>
+        <w:t xml:space="preserve">        map the sender to an employ</w:t>
+      </w:r>
+      <w:r>
+        <w:rPr>
+          <w:rFonts w:ascii="Courier New" w:hAnsi="Courier New" w:cs="Courier New"/>
+        </w:rPr>
+        <w:t>ee, call &lt;code&gt;POST /api/chat&lt;/code&gt;, and format the reply.</w:t>
       </w:r>
     </w:p>
     <w:p>
@@ -20646,7 +20658,13 @@
         <w:rPr>
           <w:rFonts w:ascii="Courier New" w:hAnsi="Courier New" w:cs="Courier New"/>
         </w:rPr>
-        <w:t xml:space="preserve">      &lt;/div&gt;</w:t>
+        <w:t xml:space="preserve">      </w:t>
+      </w:r>
+      <w:r>
+        <w:rPr>
+          <w:rFonts w:ascii="Courier New" w:hAnsi="Courier New" w:cs="Courier New"/>
+        </w:rPr>
+        <w:t>&lt;/div&gt;</w:t>
       </w:r>
     </w:p>
     <w:p>
@@ -20817,13 +20835,13 @@
         <w:rPr>
           <w:rFonts w:ascii="Courier New" w:hAnsi="Courier New" w:cs="Courier New"/>
         </w:rPr>
-        <w:t xml:space="preserve">            &lt;tr&gt;&lt;td&gt;Terraform: &lt;code&gt;build/layer.zip is missing&lt;/code&gt;&lt;/td&gt;&lt;td&gt;The dependency layer was never built&lt;/td&gt;&lt;td&gt;&lt;code&gt;bash scripts/build-lay</w:t>
-      </w:r>
-      <w:r>
-        <w:rPr>
-          <w:rFonts w:ascii="Courier New" w:hAnsi="Courier New" w:cs="Courier New"/>
-        </w:rPr>
-        <w:t>er.sh&lt;/code&gt;, then apply again&lt;/td&gt;&lt;/tr&gt;</w:t>
+        <w:t xml:space="preserve">            &lt;tr&gt;&lt;td&gt;Terraform: &lt;code&gt;build/layer.zip is missing&lt;/code&gt;&lt;/td&gt;&lt;td&gt;The dependency layer was never built&lt;/td&gt;&lt;td&gt;&lt;code&gt;bash scripts/build-layer.sh&lt;</w:t>
+      </w:r>
+      <w:r>
+        <w:rPr>
+          <w:rFonts w:ascii="Courier New" w:hAnsi="Courier New" w:cs="Courier New"/>
+        </w:rPr>
+        <w:t>/code&gt;, then apply again&lt;/td&gt;&lt;/tr&gt;</w:t>
       </w:r>
     </w:p>
     <w:p>
@@ -20851,13 +20869,13 @@
         <w:rPr>
           <w:rFonts w:ascii="Courier New" w:hAnsi="Courier New" w:cs="Courier New"/>
         </w:rPr>
-        <w:t xml:space="preserve">            &lt;tr&gt;&lt;td&gt;&lt;code&gt;AccessDeniedException&lt;/code&gt; in chat logs, naming a model&lt;/td&gt;&lt;td&gt;That model is not enabled in this account and region&lt;/td&gt;&lt;td&gt;Bedrock console, Model catalog, request access. Anthropic </w:t>
-      </w:r>
-      <w:r>
-        <w:rPr>
-          <w:rFonts w:ascii="Courier New" w:hAnsi="Courier New" w:cs="Courier New"/>
-        </w:rPr>
-        <w:t>models also need the use case form, which is why the default here is Nova&lt;/td&gt;&lt;/tr&gt;</w:t>
+        <w:t xml:space="preserve">            &lt;tr&gt;&lt;td&gt;&lt;code&gt;AccessDeniedException&lt;/code&gt; in chat logs, naming a model&lt;/td&gt;&lt;td&gt;That model is not enabled in this account and region&lt;/td&gt;&lt;td&gt;Bedrock console, Model catalog, request access. Anthropic models</w:t>
+      </w:r>
+      <w:r>
+        <w:rPr>
+          <w:rFonts w:ascii="Courier New" w:hAnsi="Courier New" w:cs="Courier New"/>
+        </w:rPr>
+        <w:t xml:space="preserve"> also need the use case form, which is why the default here is Nova&lt;/td&gt;&lt;/tr&gt;</w:t>
       </w:r>
     </w:p>
     <w:p>
@@ -20885,13 +20903,13 @@
         <w:rPr>
           <w:rFonts w:ascii="Courier New" w:hAnsi="Courier New" w:cs="Courier New"/>
         </w:rPr>
-        <w:t xml:space="preserve">            &lt;tr&gt;&lt;td&gt;&lt;code&gt;InvalidParameterException&lt;/code&gt; on &lt;code&gt;logGroupName&lt;/code&gt;&lt;/td&gt;&lt;td&gt;Git Bash on Windows rewrote the </w:t>
-      </w:r>
-      <w:r>
-        <w:rPr>
-          <w:rFonts w:ascii="Courier New" w:hAnsi="Courier New" w:cs="Courier New"/>
-        </w:rPr>
-        <w:t>&lt;code&gt;/aws/lambda/...&lt;/code&gt; path&lt;/td&gt;&lt;td&gt;&lt;code&gt;export MSYS_NO_PATHCONV=1&lt;/code&gt;&lt;/td&gt;&lt;/tr&gt;</w:t>
+        <w:t xml:space="preserve">            &lt;tr&gt;&lt;td&gt;&lt;code&gt;InvalidParameterException&lt;/code&gt; on &lt;code&gt;logGroupName&lt;/code&gt;&lt;/td&gt;&lt;td&gt;Git Bash on Windows rewrote the &lt;code&gt;</w:t>
+      </w:r>
+      <w:r>
+        <w:rPr>
+          <w:rFonts w:ascii="Courier New" w:hAnsi="Courier New" w:cs="Courier New"/>
+        </w:rPr>
+        <w:t>/aws/lambda/...&lt;/code&gt; path&lt;/td&gt;&lt;td&gt;&lt;code&gt;export MSYS_NO_PATHCONV=1&lt;/code&gt;&lt;/td&gt;&lt;/tr&gt;</w:t>
       </w:r>
     </w:p>
     <w:p>
@@ -20919,13 +20937,13 @@
         <w:rPr>
           <w:rFonts w:ascii="Courier New" w:hAnsi="Courier New" w:cs="Courier New"/>
         </w:rPr>
-        <w:t xml:space="preserve">            &lt;tr&gt;&lt;td&gt;401 from &lt;code&gt;/api/me&lt;/code&gt;&lt;/td&gt;&lt;td&gt;Token expired, or built with another app client ID&lt;/td&gt;&lt;td&gt;Sign out and in; rebuild the React app with the curr</w:t>
-      </w:r>
-      <w:r>
-        <w:rPr>
-          <w:rFonts w:ascii="Courier New" w:hAnsi="Courier New" w:cs="Courier New"/>
-        </w:rPr>
-        <w:t>ent &lt;code&gt;frontend_env&lt;/code&gt;&lt;/td&gt;&lt;/tr&gt;</w:t>
+        <w:t xml:space="preserve">            &lt;tr&gt;&lt;td&gt;401 from &lt;code&gt;/api/me&lt;/code&gt;&lt;/td&gt;&lt;td&gt;Token expired, or built with another app client ID&lt;/td&gt;&lt;td&gt;Sign out and in; rebuild the React app with the current &lt;c</w:t>
+      </w:r>
+      <w:r>
+        <w:rPr>
+          <w:rFonts w:ascii="Courier New" w:hAnsi="Courier New" w:cs="Courier New"/>
+        </w:rPr>
+        <w:t>ode&gt;frontend_env&lt;/code&gt;&lt;/td&gt;&lt;/tr&gt;</w:t>
       </w:r>
     </w:p>
     <w:p>
@@ -20967,13 +20985,13 @@
         <w:rPr>
           <w:rFonts w:ascii="Courier New" w:hAnsi="Courier New" w:cs="Courier New"/>
         </w:rPr>
-        <w:t xml:space="preserve">            &lt;tr&gt;&lt;td&gt;Answers say "No matching policy text" right after ingestion&lt;/td&gt;&lt;td&gt;Op</w:t>
-      </w:r>
-      <w:r>
-        <w:rPr>
-          <w:rFonts w:ascii="Courier New" w:hAnsi="Courier New" w:cs="Courier New"/>
-        </w:rPr>
-        <w:t>enSearch Serverless hasn't refreshed yet&lt;/td&gt;&lt;td&gt;Wait a minute&lt;/td&gt;&lt;/tr&gt;</w:t>
+        <w:t xml:space="preserve">            &lt;tr&gt;&lt;td&gt;Answers say "No matching policy text" right after ingestion&lt;/td&gt;&lt;td&gt;OpenSear</w:t>
+      </w:r>
+      <w:r>
+        <w:rPr>
+          <w:rFonts w:ascii="Courier New" w:hAnsi="Courier New" w:cs="Courier New"/>
+        </w:rPr>
+        <w:t>ch Serverless hasn't refreshed yet&lt;/td&gt;&lt;td&gt;Wait a minute&lt;/td&gt;&lt;/tr&gt;</w:t>
       </w:r>
     </w:p>
     <w:p>
@@ -21001,13 +21019,13 @@
         <w:rPr>
           <w:rFonts w:ascii="Courier New" w:hAnsi="Courier New" w:cs="Courier New"/>
         </w:rPr>
-        <w:t xml:space="preserve">            &lt;tr&gt;&lt;td&gt;The same question passes one run and fails the next&lt;/td&gt;&lt;td&gt;The threshold sits inside the noise of approximate vector search&lt;/td&gt;&lt;td&gt;Move</w:t>
-      </w:r>
-      <w:r>
-        <w:rPr>
-          <w:rFonts w:ascii="Courier New" w:hAnsi="Courier New" w:cs="Courier New"/>
-        </w:rPr>
-        <w:t xml:space="preserve"> it further from the lowest real score, and set temperature to 0 before comparing runs at all&lt;/td&gt;&lt;/tr&gt;</w:t>
+        <w:t xml:space="preserve">            &lt;tr&gt;&lt;td&gt;The same question passes one run and fails the next&lt;/td&gt;&lt;td&gt;The threshold sits inside the noise of approximate vector search&lt;/td&gt;&lt;td&gt;Move it fu</w:t>
+      </w:r>
+      <w:r>
+        <w:rPr>
+          <w:rFonts w:ascii="Courier New" w:hAnsi="Courier New" w:cs="Courier New"/>
+        </w:rPr>
+        <w:t>rther from the lowest real score, and set temperature to 0 before comparing runs at all&lt;/td&gt;&lt;/tr&gt;</w:t>
       </w:r>
     </w:p>
     <w:p>
@@ -21050,13 +21068,13 @@
         <w:rPr>
           <w:rFonts w:ascii="Courier New" w:hAnsi="Courier New" w:cs="Courier New"/>
         </w:rPr>
-        <w:t xml:space="preserve">            &lt;tr&gt;&lt;td&gt;Terraform: domain already exists&lt;/td&gt;&lt;td&gt;&lt;code&gt;co</w:t>
-      </w:r>
-      <w:r>
-        <w:rPr>
-          <w:rFonts w:ascii="Courier New" w:hAnsi="Courier New" w:cs="Courier New"/>
-        </w:rPr>
-        <w:t>gnito_domain_prefix&lt;/code&gt; taken&lt;/td&gt;&lt;td&gt;Choose another prefix&lt;/td&gt;&lt;/tr&gt;</w:t>
+        <w:t xml:space="preserve">            &lt;tr&gt;&lt;td&gt;Terraform: domain already exists&lt;/td&gt;&lt;td&gt;&lt;code&gt;cognito_</w:t>
+      </w:r>
+      <w:r>
+        <w:rPr>
+          <w:rFonts w:ascii="Courier New" w:hAnsi="Courier New" w:cs="Courier New"/>
+        </w:rPr>
+        <w:t>domain_prefix&lt;/code&gt; taken&lt;/td&gt;&lt;td&gt;Choose another prefix&lt;/td&gt;&lt;/tr&gt;</w:t>
       </w:r>
     </w:p>
     <w:p>
@@ -21182,13 +21200,13 @@
         <w:rPr>
           <w:rFonts w:ascii="Courier New" w:hAnsi="Courier New" w:cs="Courier New"/>
         </w:rPr>
-        <w:t xml:space="preserve">        &lt;p&gt;Optional, and not part of the four hours. A console screen does show you choices a Terraform file hides, so this is worth doing once, on your own time, for the services you wan</w:t>
-      </w:r>
-      <w:r>
-        <w:rPr>
-          <w:rFonts w:ascii="Courier New" w:hAnsi="Courier New" w:cs="Courier New"/>
-        </w:rPr>
-        <w:t>t to understand properly.&lt;/p&gt;</w:t>
+        <w:t xml:space="preserve">        &lt;p&gt;Optional, and not part of the four hours. A console screen does show you choices a Terraform file hides, so this is worth doing once, on your own time, for the services you want to u</w:t>
+      </w:r>
+      <w:r>
+        <w:rPr>
+          <w:rFonts w:ascii="Courier New" w:hAnsi="Courier New" w:cs="Courier New"/>
+        </w:rPr>
+        <w:t>nderstand properly.&lt;/p&gt;</w:t>
       </w:r>
     </w:p>
     <w:p>
@@ -21314,13 +21332,13 @@
         <w:rPr>
           <w:rFonts w:ascii="Courier New" w:hAnsi="Courier New" w:cs="Courier New"/>
         </w:rPr>
-        <w:t xml:space="preserve">            &lt;tr&gt;</w:t>
-      </w:r>
-      <w:r>
-        <w:rPr>
-          <w:rFonts w:ascii="Courier New" w:hAnsi="Courier New" w:cs="Courier New"/>
-        </w:rPr>
-        <w:t>&lt;td&gt;3&lt;/td&gt;&lt;td&gt;Turn on the models in Bedrock&lt;/td&gt;&lt;td&gt;Access can take a form submission, so start it before you need it&lt;/td&gt;&lt;/tr&gt;</w:t>
+        <w:t xml:space="preserve">            &lt;tr&gt;&lt;td&gt;3&lt;</w:t>
+      </w:r>
+      <w:r>
+        <w:rPr>
+          <w:rFonts w:ascii="Courier New" w:hAnsi="Courier New" w:cs="Courier New"/>
+        </w:rPr>
+        <w:t>/td&gt;&lt;td&gt;Turn on the models in Bedrock&lt;/td&gt;&lt;td&gt;Access can take a form submission, so start it before you need it&lt;/td&gt;&lt;/tr&gt;</w:t>
       </w:r>
     </w:p>
     <w:p>
@@ -21362,13 +21380,13 @@
         <w:rPr>
           <w:rFonts w:ascii="Courier New" w:hAnsi="Courier New" w:cs="Courier New"/>
         </w:rPr>
-        <w:t xml:space="preserve">            &lt;tr&gt;&lt;td&gt;7, 8&lt;/td&gt;&lt;td&gt;Aurora, and the application secret&lt;/td&gt;&lt;t</w:t>
-      </w:r>
-      <w:r>
-        <w:rPr>
-          <w:rFonts w:ascii="Courier New" w:hAnsi="Courier New" w:cs="Courier New"/>
-        </w:rPr>
-        <w:t>d&gt;Two database users: admin for setup, &lt;code&gt;hr_app&lt;/code&gt; for the app&lt;/td&gt;&lt;/tr&gt;</w:t>
+        <w:t xml:space="preserve">            &lt;tr&gt;&lt;td&gt;7, 8&lt;/td&gt;&lt;td&gt;Aurora, and the application secret&lt;/td&gt;&lt;td&gt;Two </w:t>
+      </w:r>
+      <w:r>
+        <w:rPr>
+          <w:rFonts w:ascii="Courier New" w:hAnsi="Courier New" w:cs="Courier New"/>
+        </w:rPr>
+        <w:t>database users: admin for setup, &lt;code&gt;hr_app&lt;/code&gt; for the app&lt;/td&gt;&lt;/tr&gt;</w:t>
       </w:r>
     </w:p>
     <w:p>
@@ -21410,13 +21428,13 @@
         <w:rPr>
           <w:rFonts w:ascii="Courier New" w:hAnsi="Courier New" w:cs="Courier New"/>
         </w:rPr>
-        <w:t xml:space="preserve">            &lt;tr&gt;&lt;td&gt;12, 13&lt;/td&gt;&lt;td&gt;IAM roles, then the four functions&lt;/td&gt;&lt;td&gt;One role per function, so the chat function cannot write the index&lt;/t</w:t>
-      </w:r>
-      <w:r>
-        <w:rPr>
-          <w:rFonts w:ascii="Courier New" w:hAnsi="Courier New" w:cs="Courier New"/>
-        </w:rPr>
-        <w:t>d&gt;&lt;/tr&gt;</w:t>
+        <w:t xml:space="preserve">            &lt;tr&gt;&lt;td&gt;12, 13&lt;/td&gt;&lt;td&gt;IAM roles, then the four functions&lt;/td&gt;&lt;td&gt;One role per function, so the chat function cannot write the index&lt;/td&gt;&lt;/tr</w:t>
+      </w:r>
+      <w:r>
+        <w:rPr>
+          <w:rFonts w:ascii="Courier New" w:hAnsi="Courier New" w:cs="Courier New"/>
+        </w:rPr>
+        <w:t>&gt;</w:t>
       </w:r>
     </w:p>
     <w:p>
@@ -21515,13 +21533,13 @@
         <w:rPr>
           <w:rFonts w:ascii="Courier New" w:hAnsi="Courier New" w:cs="Courier New"/>
         </w:rPr>
-        <w:t xml:space="preserve">      &lt;div cl</w:t>
-      </w:r>
-      <w:r>
-        <w:rPr>
-          <w:rFonts w:ascii="Courier New" w:hAnsi="Courier New" w:cs="Courier New"/>
-        </w:rPr>
-        <w:t>ass="callout"&gt;</w:t>
+        <w:t xml:space="preserve">      &lt;div class="c</w:t>
+      </w:r>
+      <w:r>
+        <w:rPr>
+          <w:rFonts w:ascii="Courier New" w:hAnsi="Courier New" w:cs="Courier New"/>
+        </w:rPr>
+        <w:t>allout"&gt;</w:t>
       </w:r>
     </w:p>
     <w:p>
@@ -22076,7 +22094,7 @@
     <w:link w:val="PlainTextChar"/>
     <w:uiPriority w:val="99"/>
     <w:unhideWhenUsed/>
-    <w:rsid w:val="005D217E"/>
+    <w:rsid w:val="00807D54"/>
     <w:pPr>
       <w:spacing w:after="0" w:line="240" w:lineRule="auto"/>
     </w:pPr>
@@ -22091,7 +22109,7 @@
     <w:basedOn w:val="DefaultParagraphFont"/>
     <w:link w:val="PlainText"/>
     <w:uiPriority w:val="99"/>
-    <w:rsid w:val="005D217E"/>
+    <w:rsid w:val="00807D54"/>
     <w:rPr>
       <w:rFonts w:ascii="Consolas" w:hAnsi="Consolas"/>
       <w:sz w:val="21"/>

--- a/docs/northwind-hr-on-aws.docx
+++ b/docs/northwind-hr-on-aws.docx
@@ -14442,7 +14442,7 @@
         <w:rPr>
           <w:rFonts w:ascii="Courier New" w:hAnsi="Courier New" w:cs="Courier New"/>
         </w:rPr>
-        <w:t xml:space="preserve">        &lt;p&gt;&lt;strong&gt;The named fact is the useful part.&lt;/strong&gt; It tells you whether to look at</w:t>
+        <w:t xml:space="preserve">        &lt;p&gt;&lt;strong&gt;Read the named fact.&lt;/strong&gt; It tells you whether to look at</w:t>
       </w:r>
     </w:p>
     <w:p>
@@ -14470,13 +14470,13 @@
         <w:rPr>
           <w:rFonts w:ascii="Courier New" w:hAnsi="Courier New" w:cs="Courier New"/>
         </w:rPr>
-        <w:t xml:space="preserve">        &lt;p&gt;Temperature is s</w:t>
-      </w:r>
-      <w:r>
-        <w:rPr>
-          <w:rFonts w:ascii="Courier New" w:hAnsi="Courier New" w:cs="Courier New"/>
-        </w:rPr>
-        <w:t>et to 0 so two runs can be compared. A test that gives a different</w:t>
+        <w:t xml:space="preserve">        &lt;p&gt;Temperature is set to 0 so two</w:t>
+      </w:r>
+      <w:r>
+        <w:rPr>
+          <w:rFonts w:ascii="Courier New" w:hAnsi="Courier New" w:cs="Courier New"/>
+        </w:rPr>
+        <w:t xml:space="preserve"> runs can be compared. A test that gives a different</w:t>
       </w:r>
     </w:p>
     <w:p>
@@ -14568,13 +14568,13 @@
         <w:rPr>
           <w:rFonts w:ascii="Courier New" w:hAnsi="Courier New" w:cs="Courier New"/>
         </w:rPr>
-        <w:t xml:space="preserve">  --cli-binary-format raw-in-base64-out --payload '{"s</w:t>
-      </w:r>
-      <w:r>
-        <w:rPr>
-          <w:rFonts w:ascii="Courier New" w:hAnsi="Courier New" w:cs="Courier New"/>
-        </w:rPr>
-        <w:t>imilarity_report": true}' report.json</w:t>
+        <w:t xml:space="preserve">  --cli-binary-format raw-in-base64-out --payload '{"similarity_repo</w:t>
+      </w:r>
+      <w:r>
+        <w:rPr>
+          <w:rFonts w:ascii="Courier New" w:hAnsi="Courier New" w:cs="Courier New"/>
+        </w:rPr>
+        <w:t>rt": true}' report.json</w:t>
       </w:r>
     </w:p>
     <w:p>
@@ -14686,13 +14686,13 @@
         <w:rPr>
           <w:rFonts w:ascii="Courier New" w:hAnsi="Courier New" w:cs="Courier New"/>
         </w:rPr>
-        <w:t xml:space="preserve">        &lt;p&gt;Set &lt;code&gt;min_best_similarity&lt;/co</w:t>
-      </w:r>
-      <w:r>
-        <w:rPr>
-          <w:rFonts w:ascii="Courier New" w:hAnsi="Courier New" w:cs="Courier New"/>
-        </w:rPr>
-        <w:t>de&gt; in &lt;code&gt;terraform.tfvars&lt;/code&gt; to a value</w:t>
+        <w:t xml:space="preserve">        &lt;p&gt;Set &lt;code&gt;min_best_similarity&lt;/code&gt; in &lt;code&gt;t</w:t>
+      </w:r>
+      <w:r>
+        <w:rPr>
+          <w:rFonts w:ascii="Courier New" w:hAnsi="Courier New" w:cs="Courier New"/>
+        </w:rPr>
+        <w:t>erraform.tfvars&lt;/code&gt; to a value</w:t>
       </w:r>
     </w:p>
     <w:p>
@@ -14798,13 +14798,13 @@
         <w:rPr>
           <w:rFonts w:ascii="Courier New" w:hAnsi="Courier New" w:cs="Courier New"/>
         </w:rPr>
-        <w:t xml:space="preserve">    </w:t>
-      </w:r>
-      <w:r>
-        <w:rPr>
-          <w:rFonts w:ascii="Courier New" w:hAnsi="Courier New" w:cs="Courier New"/>
-        </w:rPr>
-        <w:t xml:space="preserve">    &lt;p&gt;Two current documents with the same title is not always wrong, but it always needs</w:t>
+        <w:t xml:space="preserve">        &lt;p&gt;Two cur</w:t>
+      </w:r>
+      <w:r>
+        <w:rPr>
+          <w:rFonts w:ascii="Courier New" w:hAnsi="Courier New" w:cs="Courier New"/>
+        </w:rPr>
+        <w:t>rent documents with the same title is not always wrong, but it always needs</w:t>
       </w:r>
     </w:p>
     <w:p>
@@ -14903,13 +14903,13 @@
         <w:rPr>
           <w:rFonts w:ascii="Courier New" w:hAnsi="Courier New" w:cs="Courier New"/>
         </w:rPr>
-        <w:t xml:space="preserve">        &lt;p&gt;Run it here and you get one pair, the expense </w:t>
-      </w:r>
-      <w:r>
-        <w:rPr>
-          <w:rFonts w:ascii="Courier New" w:hAnsi="Courier New" w:cs="Courier New"/>
-        </w:rPr>
-        <w:t>policy, where the two documents cover</w:t>
+        <w:t xml:space="preserve">        &lt;p&gt;Run it here and you get one pair, the expense policy, where </w:t>
+      </w:r>
+      <w:r>
+        <w:rPr>
+          <w:rFonts w:ascii="Courier New" w:hAnsi="Courier New" w:cs="Courier New"/>
+        </w:rPr>
+        <w:t>the two documents cover</w:t>
       </w:r>
     </w:p>
     <w:p>
@@ -15071,7 +15071,13 @@
         <w:rPr>
           <w:rFonts w:ascii="Courier New" w:hAnsi="Courier New" w:cs="Courier New"/>
         </w:rPr>
-        <w:t xml:space="preserve">        Converse shape, so the same half finished conversation can continue on a different</w:t>
+        <w:t xml:space="preserve">        Conve</w:t>
+      </w:r>
+      <w:r>
+        <w:rPr>
+          <w:rFonts w:ascii="Courier New" w:hAnsi="Courier New" w:cs="Courier New"/>
+        </w:rPr>
+        <w:t>rse shape, so the same half finished conversation can continue on a different</w:t>
       </w:r>
     </w:p>
     <w:p>
@@ -15183,13 +15189,13 @@
         <w:rPr>
           <w:rFonts w:ascii="Courier New" w:hAnsi="Courier New" w:cs="Courier New"/>
         </w:rPr>
-        <w:t xml:space="preserve">            &lt;tr&gt;&lt;td&gt;&lt;code&gt;chat_model_id&lt;/code&gt;&lt;/td&gt;&lt;td&gt;&lt;code&gt;amazon.nova-pro-v1:0&lt;/code&gt;&lt;/td&gt;&lt;td&gt;Needs no access request. Point it at a Claude inference profile once t</w:t>
-      </w:r>
-      <w:r>
-        <w:rPr>
-          <w:rFonts w:ascii="Courier New" w:hAnsi="Courier New" w:cs="Courier New"/>
-        </w:rPr>
-        <w:t>he use case form is approved&lt;/td&gt;&lt;/tr&gt;</w:t>
+        <w:t xml:space="preserve">            &lt;tr&gt;&lt;td&gt;&lt;code&gt;chat_model_id&lt;/code&gt;&lt;/td&gt;&lt;td&gt;&lt;code&gt;amazon.nova-pro-v1:0&lt;/code&gt;&lt;/td&gt;&lt;td&gt;Needs no access request. Point it at a Claude inference profile once the use case fo</w:t>
+      </w:r>
+      <w:r>
+        <w:rPr>
+          <w:rFonts w:ascii="Courier New" w:hAnsi="Courier New" w:cs="Courier New"/>
+        </w:rPr>
+        <w:t>rm is approved&lt;/td&gt;&lt;/tr&gt;</w:t>
       </w:r>
     </w:p>
     <w:p>
@@ -15301,13 +15307,13 @@
         <w:rPr>
           <w:rFonts w:ascii="Courier New" w:hAnsi="Courier New" w:cs="Courier New"/>
         </w:rPr>
-        <w:t xml:space="preserve">    </w:t>
-      </w:r>
-      <w:r>
-        <w:rPr>
-          <w:rFonts w:ascii="Courier New" w:hAnsi="Courier New" w:cs="Courier New"/>
-        </w:rPr>
-        <w:t xml:space="preserve">    whole budget including every tool call. Left on its defaults the AWS SDK retried a</w:t>
+        <w:t xml:space="preserve">        whole budg</w:t>
+      </w:r>
+      <w:r>
+        <w:rPr>
+          <w:rFonts w:ascii="Courier New" w:hAnsi="Courier New" w:cs="Courier New"/>
+        </w:rPr>
+        <w:t>et including every tool call. Left on its defaults the AWS SDK retried a</w:t>
       </w:r>
     </w:p>
     <w:p>
@@ -15392,13 +15398,13 @@
         <w:rPr>
           <w:rFonts w:ascii="Courier New" w:hAnsi="Courier New" w:cs="Courier New"/>
         </w:rPr>
-        <w:t xml:space="preserve">        in. Same test after</w:t>
-      </w:r>
-      <w:r>
-        <w:rPr>
-          <w:rFonts w:ascii="Courier New" w:hAnsi="Courier New" w:cs="Courier New"/>
-        </w:rPr>
-        <w:t>wards: &lt;strong&gt;6 seconds and a correct answer&lt;/strong&gt;, with a</w:t>
+        <w:t xml:space="preserve">        in. Same test afterwards: &lt;strong</w:t>
+      </w:r>
+      <w:r>
+        <w:rPr>
+          <w:rFonts w:ascii="Courier New" w:hAnsi="Courier New" w:cs="Courier New"/>
+        </w:rPr>
+        <w:t>&gt;6 seconds and a correct answer&lt;/strong&gt;, with a</w:t>
       </w:r>
     </w:p>
     <w:p>
@@ -15560,13 +15566,13 @@
         <w:rPr>
           <w:rFonts w:ascii="Courier New" w:hAnsi="Courier New" w:cs="Courier New"/>
         </w:rPr>
-        <w:t xml:space="preserve">        &lt;</w:t>
-      </w:r>
-      <w:r>
-        <w:rPr>
-          <w:rFonts w:ascii="Courier New" w:hAnsi="Courier New" w:cs="Courier New"/>
-        </w:rPr>
-        <w:t>p&gt;One per function, plus the API. Retention is 14 days, set in Terraform.&lt;/p&gt;</w:t>
+        <w:t xml:space="preserve">        &lt;p&gt;One per func</w:t>
+      </w:r>
+      <w:r>
+        <w:rPr>
+          <w:rFonts w:ascii="Courier New" w:hAnsi="Courier New" w:cs="Courier New"/>
+        </w:rPr>
+        <w:t>tion, plus the API. Retention is 14 days, set in Terraform.&lt;/p&gt;</w:t>
       </w:r>
     </w:p>
     <w:p>
@@ -15644,27 +15650,27 @@
         <w:rPr>
           <w:rFonts w:ascii="Courier New" w:hAnsi="Courier New" w:cs="Courier New"/>
         </w:rPr>
-        <w:t xml:space="preserve">        learn is &lt;code&gt;REPORT&lt;/code&gt; at the end of each invocation: it carries the duration</w:t>
-      </w:r>
-      <w:r>
-        <w:rPr>
-          <w:rFonts w:ascii="Courier New" w:hAnsi="Courier New" w:cs="Courier New"/>
-        </w:rPr>
-        <w:t>,</w:t>
-      </w:r>
-    </w:p>
-    <w:p>
-      <w:pPr>
-        <w:pStyle w:val="PlainText"/>
-        <w:rPr>
-          <w:rFonts w:ascii="Courier New" w:hAnsi="Courier New" w:cs="Courier New"/>
-        </w:rPr>
-      </w:pPr>
-      <w:r>
-        <w:rPr>
-          <w:rFonts w:ascii="Courier New" w:hAnsi="Courier New" w:cs="Courier New"/>
-        </w:rPr>
-        <w:t xml:space="preserve">        the memory used and the billed time. &lt;code&gt;Duration&lt;/code&gt; is what the p90 alarm</w:t>
+        <w:t xml:space="preserve">        learn is &lt;code&gt;REPORT&lt;/code&gt; at the end of each invocation: it carries the duration,</w:t>
+      </w:r>
+    </w:p>
+    <w:p>
+      <w:pPr>
+        <w:pStyle w:val="PlainText"/>
+        <w:rPr>
+          <w:rFonts w:ascii="Courier New" w:hAnsi="Courier New" w:cs="Courier New"/>
+        </w:rPr>
+      </w:pPr>
+      <w:r>
+        <w:rPr>
+          <w:rFonts w:ascii="Courier New" w:hAnsi="Courier New" w:cs="Courier New"/>
+        </w:rPr>
+        <w:t xml:space="preserve">        the </w:t>
+      </w:r>
+      <w:r>
+        <w:rPr>
+          <w:rFonts w:ascii="Courier New" w:hAnsi="Courier New" w:cs="Courier New"/>
+        </w:rPr>
+        <w:t>memory used and the billed time. &lt;code&gt;Duration&lt;/code&gt; is what the p90 alarm</w:t>
       </w:r>
     </w:p>
     <w:p>
@@ -15748,13 +15754,13 @@
         <w:rPr>
           <w:rFonts w:ascii="Courier New" w:hAnsi="Courier New" w:cs="Courier New"/>
         </w:rPr>
-        <w:t xml:space="preserve">        &lt;pre&gt;&lt;code&gt;aws logs tail /aws/apigateway/</w:t>
-      </w:r>
-      <w:r>
-        <w:rPr>
-          <w:rFonts w:ascii="Courier New" w:hAnsi="Courier New" w:cs="Courier New"/>
-        </w:rPr>
-        <w:t>northwind-hr-api --since 30m --format short&lt;/code&gt;&lt;/pre&gt;</w:t>
+        <w:t xml:space="preserve">        &lt;pre&gt;&lt;code&gt;aws logs tail /aws/apigateway/northwind-hr-a</w:t>
+      </w:r>
+      <w:r>
+        <w:rPr>
+          <w:rFonts w:ascii="Courier New" w:hAnsi="Courier New" w:cs="Courier New"/>
+        </w:rPr>
+        <w:t>pi --since 30m --format short&lt;/code&gt;&lt;/pre&gt;</w:t>
       </w:r>
     </w:p>
     <w:p>
@@ -15860,13 +15866,13 @@
         <w:rPr>
           <w:rFonts w:ascii="Courier New" w:hAnsi="Courier New" w:cs="Courier New"/>
         </w:rPr>
-        <w:t xml:space="preserve">     </w:t>
-      </w:r>
-      <w:r>
-        <w:rPr>
-          <w:rFonts w:ascii="Courier New" w:hAnsi="Courier New" w:cs="Courier New"/>
-        </w:rPr>
-        <w:t xml:space="preserve">     &lt;p&gt;The reason to declare them at all: &lt;strong&gt;if you do not, Lambda creates the log</w:t>
+        <w:t xml:space="preserve">          &lt;p&gt;The re</w:t>
+      </w:r>
+      <w:r>
+        <w:rPr>
+          <w:rFonts w:ascii="Courier New" w:hAnsi="Courier New" w:cs="Courier New"/>
+        </w:rPr>
+        <w:t>ason to declare them at all: &lt;strong&gt;if you do not, Lambda creates the log</w:t>
       </w:r>
     </w:p>
     <w:p>
@@ -15973,13 +15979,13 @@
         <w:rPr>
           <w:rFonts w:ascii="Courier New" w:hAnsi="Courier New" w:cs="Courier New"/>
         </w:rPr>
-        <w:t xml:space="preserve">        &lt;pre&gt;&lt;code&gt;aws cloudwatch list-metrics --n</w:t>
-      </w:r>
-      <w:r>
-        <w:rPr>
-          <w:rFonts w:ascii="Courier New" w:hAnsi="Courier New" w:cs="Courier New"/>
-        </w:rPr>
-        <w:t>amespace AWS/Bedrock \</w:t>
+        <w:t xml:space="preserve">        &lt;pre&gt;&lt;code&gt;aws cloudwatch list-metrics --namespace AWS/B</w:t>
+      </w:r>
+      <w:r>
+        <w:rPr>
+          <w:rFonts w:ascii="Courier New" w:hAnsi="Courier New" w:cs="Courier New"/>
+        </w:rPr>
+        <w:t>edrock \</w:t>
       </w:r>
     </w:p>
     <w:p>
@@ -16091,27 +16097,27 @@
         <w:rPr>
           <w:rFonts w:ascii="Courier New" w:hAnsi="Courier New" w:cs="Courier New"/>
         </w:rPr>
-        <w:t xml:space="preserve">      &lt;div class="table-</w:t>
-      </w:r>
-      <w:r>
-        <w:rPr>
-          <w:rFonts w:ascii="Courier New" w:hAnsi="Courier New" w:cs="Courier New"/>
-        </w:rPr>
-        <w:t>wrap"&gt;</w:t>
-      </w:r>
-    </w:p>
-    <w:p>
-      <w:pPr>
-        <w:pStyle w:val="PlainText"/>
-        <w:rPr>
-          <w:rFonts w:ascii="Courier New" w:hAnsi="Courier New" w:cs="Courier New"/>
-        </w:rPr>
-      </w:pPr>
-      <w:r>
-        <w:rPr>
-          <w:rFonts w:ascii="Courier New" w:hAnsi="Courier New" w:cs="Courier New"/>
-        </w:rPr>
-        <w:t xml:space="preserve">        &lt;table&gt;</w:t>
+        <w:t xml:space="preserve">      &lt;div class="table-wrap"&gt;</w:t>
+      </w:r>
+    </w:p>
+    <w:p>
+      <w:pPr>
+        <w:pStyle w:val="PlainText"/>
+        <w:rPr>
+          <w:rFonts w:ascii="Courier New" w:hAnsi="Courier New" w:cs="Courier New"/>
+        </w:rPr>
+      </w:pPr>
+      <w:r>
+        <w:rPr>
+          <w:rFonts w:ascii="Courier New" w:hAnsi="Courier New" w:cs="Courier New"/>
+        </w:rPr>
+        <w:t xml:space="preserve">       </w:t>
+      </w:r>
+      <w:r>
+        <w:rPr>
+          <w:rFonts w:ascii="Courier New" w:hAnsi="Courier New" w:cs="Courier New"/>
+        </w:rPr>
+        <w:t xml:space="preserve"> &lt;table&gt;</w:t>
       </w:r>
     </w:p>
     <w:p>
@@ -16167,27 +16173,27 @@
         <w:rPr>
           <w:rFonts w:ascii="Courier New" w:hAnsi="Courier New" w:cs="Courier New"/>
         </w:rPr>
-        <w:t xml:space="preserve">            &lt;tr&gt;&lt;td&gt;Nova Lite (fallback)&lt;/td&gt;&lt;td class="num"&gt;9&lt;/td&gt;&lt;td class="num"&gt;5,388&lt;/td&gt;&lt;td class="num"&gt;395&lt;/td&gt;&lt;td class="num"&gt;502 ms&lt;/td&gt;&lt;/t</w:t>
-      </w:r>
-      <w:r>
-        <w:rPr>
-          <w:rFonts w:ascii="Courier New" w:hAnsi="Courier New" w:cs="Courier New"/>
-        </w:rPr>
-        <w:t>r&gt;</w:t>
-      </w:r>
-    </w:p>
-    <w:p>
-      <w:pPr>
-        <w:pStyle w:val="PlainText"/>
-        <w:rPr>
-          <w:rFonts w:ascii="Courier New" w:hAnsi="Courier New" w:cs="Courier New"/>
-        </w:rPr>
-      </w:pPr>
-      <w:r>
-        <w:rPr>
-          <w:rFonts w:ascii="Courier New" w:hAnsi="Courier New" w:cs="Courier New"/>
-        </w:rPr>
-        <w:t xml:space="preserve">            &lt;tr&gt;&lt;td&gt;Titan Embeddings V2&lt;/td&gt;&lt;td class="num"&gt;1,254&lt;/td&gt;&lt;td class="num"&gt;87,862&lt;/td&gt;&lt;td class="num"&gt;n/a&lt;/td&gt;&lt;td class="num"&gt;105 ms&lt;/td&gt;&lt;/tr&gt;</w:t>
+        <w:t xml:space="preserve">            &lt;tr&gt;&lt;td&gt;Nova Lite (fallback)&lt;/td&gt;&lt;td class="num"&gt;9&lt;/td&gt;&lt;td class="num"&gt;5,388&lt;/td&gt;&lt;td class="num"&gt;395&lt;/td&gt;&lt;td class="num"&gt;502 ms&lt;/td&gt;&lt;/tr&gt;</w:t>
+      </w:r>
+    </w:p>
+    <w:p>
+      <w:pPr>
+        <w:pStyle w:val="PlainText"/>
+        <w:rPr>
+          <w:rFonts w:ascii="Courier New" w:hAnsi="Courier New" w:cs="Courier New"/>
+        </w:rPr>
+      </w:pPr>
+      <w:r>
+        <w:rPr>
+          <w:rFonts w:ascii="Courier New" w:hAnsi="Courier New" w:cs="Courier New"/>
+        </w:rPr>
+        <w:t xml:space="preserve">           </w:t>
+      </w:r>
+      <w:r>
+        <w:rPr>
+          <w:rFonts w:ascii="Courier New" w:hAnsi="Courier New" w:cs="Courier New"/>
+        </w:rPr>
+        <w:t xml:space="preserve"> &lt;tr&gt;&lt;td&gt;Titan Embeddings V2&lt;/td&gt;&lt;td class="num"&gt;1,254&lt;/td&gt;&lt;td class="num"&gt;87,862&lt;/td&gt;&lt;td class="num"&gt;n/a&lt;/td&gt;&lt;td class="num"&gt;105 ms&lt;/td&gt;&lt;/tr&gt;</w:t>
       </w:r>
     </w:p>
     <w:p>
@@ -16285,13 +16291,13 @@
         <w:rPr>
           <w:rFonts w:ascii="Courier New" w:hAnsi="Courier New" w:cs="Courier New"/>
         </w:rPr>
-        <w:t xml:space="preserve">        failed attempts are still there, recorded as </w:t>
-      </w:r>
-      <w:r>
-        <w:rPr>
-          <w:rFonts w:ascii="Courier New" w:hAnsi="Courier New" w:cs="Courier New"/>
-        </w:rPr>
-        <w:t>&lt;code&gt;InvocationClientErrors&lt;/code&gt; with no</w:t>
+        <w:t xml:space="preserve">        failed attempts are still there, recorded as &lt;code&gt;Invocati</w:t>
+      </w:r>
+      <w:r>
+        <w:rPr>
+          <w:rFonts w:ascii="Courier New" w:hAnsi="Courier New" w:cs="Courier New"/>
+        </w:rPr>
+        <w:t>onClientErrors&lt;/code&gt; with no</w:t>
       </w:r>
     </w:p>
     <w:p>
@@ -16398,13 +16404,13 @@
         <w:rPr>
           <w:rFonts w:ascii="Courier New" w:hAnsi="Courier New" w:cs="Courier New"/>
         </w:rPr>
-        <w:t xml:space="preserve">        $0.00</w:t>
-      </w:r>
-      <w:r>
-        <w:rPr>
-          <w:rFonts w:ascii="Courier New" w:hAnsi="Courier New" w:cs="Courier New"/>
-        </w:rPr>
-        <w:t>09. &lt;strong&gt;The whole lab cost about 14 cents in model usage.&lt;/strong&gt; That is</w:t>
+        <w:t xml:space="preserve">        $0.0009. &lt;strong&gt;Th</w:t>
+      </w:r>
+      <w:r>
+        <w:rPr>
+          <w:rFonts w:ascii="Courier New" w:hAnsi="Courier New" w:cs="Courier New"/>
+        </w:rPr>
+        <w:t>e whole lab cost about 14 cents in model usage.&lt;/strong&gt; That is</w:t>
       </w:r>
     </w:p>
     <w:p>
@@ -16502,13 +16508,13 @@
         <w:rPr>
           <w:rFonts w:ascii="Courier New" w:hAnsi="Courier New" w:cs="Courier New"/>
         </w:rPr>
-        <w:t xml:space="preserve">          chunks instead of 4 doubles t</w:t>
-      </w:r>
-      <w:r>
-        <w:rPr>
-          <w:rFonts w:ascii="Courier New" w:hAnsi="Courier New" w:cs="Courier New"/>
-        </w:rPr>
-        <w:t>he cost and often does not improve the answer.&lt;/li&gt;</w:t>
+        <w:t xml:space="preserve">          chunks instead of 4 doubles the cost and of</w:t>
+      </w:r>
+      <w:r>
+        <w:rPr>
+          <w:rFonts w:ascii="Courier New" w:hAnsi="Courier New" w:cs="Courier New"/>
+        </w:rPr>
+        <w:t>ten does not improve the answer.&lt;/li&gt;</w:t>
       </w:r>
     </w:p>
     <w:p>
@@ -16614,13 +16620,7 @@
         <w:rPr>
           <w:rFonts w:ascii="Courier New" w:hAnsi="Courier New" w:cs="Courier New"/>
         </w:rPr>
-        <w:t xml:space="preserve">        &lt;h3&gt;What CloudWatch cannot </w:t>
-      </w:r>
-      <w:r>
-        <w:rPr>
-          <w:rFonts w:ascii="Courier New" w:hAnsi="Courier New" w:cs="Courier New"/>
-        </w:rPr>
-        <w:t>tell you&lt;/h3&gt;</w:t>
+        <w:t xml:space="preserve">        &lt;h3&gt;What CloudWatch cannot tell you&lt;/h3&gt;</w:t>
       </w:r>
     </w:p>
     <w:p>
@@ -16718,13 +16718,13 @@
         <w:rPr>
           <w:rFonts w:ascii="Courier New" w:hAnsi="Courier New" w:cs="Courier New"/>
         </w:rPr>
-        <w:t xml:space="preserve">        &lt;p&gt;&lt;strong&gt;Your platform gives </w:t>
-      </w:r>
-      <w:r>
-        <w:rPr>
-          <w:rFonts w:ascii="Courier New" w:hAnsi="Courier New" w:cs="Courier New"/>
-        </w:rPr>
-        <w:t>you infrastructure metrics. Product metrics you have</w:t>
+        <w:t xml:space="preserve">        &lt;p&gt;&lt;strong&gt;Your platform gives you infrastruc</w:t>
+      </w:r>
+      <w:r>
+        <w:rPr>
+          <w:rFonts w:ascii="Courier New" w:hAnsi="Courier New" w:cs="Courier New"/>
+        </w:rPr>
+        <w:t>ture metrics. Product metrics you have</w:t>
       </w:r>
     </w:p>
     <w:p>
@@ -16873,13 +16873,13 @@
         <w:rPr>
           <w:rFonts w:ascii="Courier New" w:hAnsi="Courier New" w:cs="Courier New"/>
         </w:rPr>
-        <w:t xml:space="preserve">            &lt;tr&gt;&lt;td&gt;&lt;code&gt;conversations&lt;/code&gt;&lt;/td</w:t>
-      </w:r>
-      <w:r>
-        <w:rPr>
-          <w:rFonts w:ascii="Courier New" w:hAnsi="Courier New" w:cs="Courier New"/>
-        </w:rPr>
-        <w:t>&gt;&lt;td&gt;One row per chat&lt;/td&gt;&lt;td&gt;Own rows only&lt;/td&gt;&lt;/tr&gt;</w:t>
+        <w:t xml:space="preserve">            &lt;tr&gt;&lt;td&gt;&lt;code&gt;conversations&lt;/code&gt;&lt;/td&gt;&lt;td&gt;One row p</w:t>
+      </w:r>
+      <w:r>
+        <w:rPr>
+          <w:rFonts w:ascii="Courier New" w:hAnsi="Courier New" w:cs="Courier New"/>
+        </w:rPr>
+        <w:t>er chat&lt;/td&gt;&lt;td&gt;Own rows only&lt;/td&gt;&lt;/tr&gt;</w:t>
       </w:r>
     </w:p>
     <w:p>
@@ -16963,27 +16963,27 @@
         <w:rPr>
           <w:rFonts w:ascii="Courier New" w:hAnsi="Courier New" w:cs="Courier New"/>
         </w:rPr>
-        <w:t xml:space="preserve"> </w:t>
-      </w:r>
-      <w:r>
-        <w:rPr>
-          <w:rFonts w:ascii="Courier New" w:hAnsi="Courier New" w:cs="Courier New"/>
-        </w:rPr>
-        <w:t xml:space="preserve">     &lt;/div&gt;</w:t>
-      </w:r>
-    </w:p>
-    <w:p>
-      <w:pPr>
-        <w:pStyle w:val="PlainText"/>
-        <w:rPr>
-          <w:rFonts w:ascii="Courier New" w:hAnsi="Courier New" w:cs="Courier New"/>
-        </w:rPr>
-      </w:pPr>
-      <w:r>
-        <w:rPr>
-          <w:rFonts w:ascii="Courier New" w:hAnsi="Courier New" w:cs="Courier New"/>
-        </w:rPr>
-        <w:t xml:space="preserve">      &lt;div class="prose"&gt;</w:t>
+        <w:t xml:space="preserve">      &lt;/div&gt;</w:t>
+      </w:r>
+    </w:p>
+    <w:p>
+      <w:pPr>
+        <w:pStyle w:val="PlainText"/>
+        <w:rPr>
+          <w:rFonts w:ascii="Courier New" w:hAnsi="Courier New" w:cs="Courier New"/>
+        </w:rPr>
+      </w:pPr>
+      <w:r>
+        <w:rPr>
+          <w:rFonts w:ascii="Courier New" w:hAnsi="Courier New" w:cs="Courier New"/>
+        </w:rPr>
+        <w:t xml:space="preserve">  </w:t>
+      </w:r>
+      <w:r>
+        <w:rPr>
+          <w:rFonts w:ascii="Courier New" w:hAnsi="Courier New" w:cs="Courier New"/>
+        </w:rPr>
+        <w:t xml:space="preserve">    &lt;div class="prose"&gt;</w:t>
       </w:r>
     </w:p>
     <w:p>
@@ -17067,13 +17067,13 @@
         <w:rPr>
           <w:rFonts w:ascii="Courier New" w:hAnsi="Courier New" w:cs="Courier New"/>
         </w:rPr>
-        <w:t xml:space="preserve">        never has. A component that writes an audit trail should no</w:t>
-      </w:r>
-      <w:r>
-        <w:rPr>
-          <w:rFonts w:ascii="Courier New" w:hAnsi="Courier New" w:cs="Courier New"/>
-        </w:rPr>
-        <w:t>t be able to change it,</w:t>
+        <w:t xml:space="preserve">        never has. A component that writes an audit trail should not be able to c</w:t>
+      </w:r>
+      <w:r>
+        <w:rPr>
+          <w:rFonts w:ascii="Courier New" w:hAnsi="Courier New" w:cs="Courier New"/>
+        </w:rPr>
+        <w:t>hange it,</w:t>
       </w:r>
     </w:p>
     <w:p>
@@ -17165,27 +17165,27 @@
         <w:rPr>
           <w:rFonts w:ascii="Courier New" w:hAnsi="Courier New" w:cs="Courier New"/>
         </w:rPr>
-        <w:t xml:space="preserve">        &lt;p&gt;The evaluation set is not something you run when you remember. It is a gate. In a re</w:t>
-      </w:r>
-      <w:r>
-        <w:rPr>
-          <w:rFonts w:ascii="Courier New" w:hAnsi="Courier New" w:cs="Courier New"/>
-        </w:rPr>
-        <w:t>al</w:t>
-      </w:r>
-    </w:p>
-    <w:p>
-      <w:pPr>
-        <w:pStyle w:val="PlainText"/>
-        <w:rPr>
-          <w:rFonts w:ascii="Courier New" w:hAnsi="Courier New" w:cs="Courier New"/>
-        </w:rPr>
-      </w:pPr>
-      <w:r>
-        <w:rPr>
-          <w:rFonts w:ascii="Courier New" w:hAnsi="Courier New" w:cs="Courier New"/>
-        </w:rPr>
-        <w:t xml:space="preserve">        pipeline it runs after every change that could move an answer: code, prompt, model,</w:t>
+        <w:t xml:space="preserve">        &lt;p&gt;The evaluation set is not something you run when you remember. It is a gate. In a real</w:t>
+      </w:r>
+    </w:p>
+    <w:p>
+      <w:pPr>
+        <w:pStyle w:val="PlainText"/>
+        <w:rPr>
+          <w:rFonts w:ascii="Courier New" w:hAnsi="Courier New" w:cs="Courier New"/>
+        </w:rPr>
+      </w:pPr>
+      <w:r>
+        <w:rPr>
+          <w:rFonts w:ascii="Courier New" w:hAnsi="Courier New" w:cs="Courier New"/>
+        </w:rPr>
+        <w:t xml:space="preserve">        pip</w:t>
+      </w:r>
+      <w:r>
+        <w:rPr>
+          <w:rFonts w:ascii="Courier New" w:hAnsi="Courier New" w:cs="Courier New"/>
+        </w:rPr>
+        <w:t>eline it runs after every change that could move an answer: code, prompt, model,</w:t>
       </w:r>
     </w:p>
     <w:p>
@@ -17311,13 +17311,13 @@
         <w:rPr>
           <w:rFonts w:ascii="Courier New" w:hAnsi="Courier New" w:cs="Courier New"/>
         </w:rPr>
-        <w:t xml:space="preserve">        &lt;p&gt;Two gates,</w:t>
-      </w:r>
-      <w:r>
-        <w:rPr>
-          <w:rFonts w:ascii="Courier New" w:hAnsi="Courier New" w:cs="Courier New"/>
-        </w:rPr>
-        <w:t xml:space="preserve"> not one. A score that stays the same while two cases swap places is a</w:t>
+        <w:t xml:space="preserve">        &lt;p&gt;Two gates, not one. A sc</w:t>
+      </w:r>
+      <w:r>
+        <w:rPr>
+          <w:rFonts w:ascii="Courier New" w:hAnsi="Courier New" w:cs="Courier New"/>
+        </w:rPr>
+        <w:t>ore that stays the same while two cases swap places is a</w:t>
       </w:r>
     </w:p>
     <w:p>
@@ -17402,13 +17402,13 @@
         <w:rPr>
           <w:rFonts w:ascii="Courier New" w:hAnsi="Courier New" w:cs="Courier New"/>
         </w:rPr>
-        <w:t xml:space="preserve">        percent of the last run. That last one catches the fa</w:t>
-      </w:r>
-      <w:r>
-        <w:rPr>
-          <w:rFonts w:ascii="Courier New" w:hAnsi="Courier New" w:cs="Courier New"/>
-        </w:rPr>
-        <w:t>ilure nothing else does, where</w:t>
+        <w:t xml:space="preserve">        percent of the last run. That last one catches the failure nothing </w:t>
+      </w:r>
+      <w:r>
+        <w:rPr>
+          <w:rFonts w:ascii="Courier New" w:hAnsi="Courier New" w:cs="Courier New"/>
+        </w:rPr>
+        <w:t>else does, where</w:t>
       </w:r>
     </w:p>
     <w:p>
@@ -17550,13 +17550,13 @@
         <w:rPr>
           <w:rFonts w:ascii="Courier New" w:hAnsi="Courier New" w:cs="Courier New"/>
         </w:rPr>
-        <w:t>&lt;!-- ====</w:t>
-      </w:r>
-      <w:r>
-        <w:rPr>
-          <w:rFonts w:ascii="Courier New" w:hAnsi="Courier New" w:cs="Courier New"/>
-        </w:rPr>
-        <w:t>======================================================== --&gt;</w:t>
+        <w:t>&lt;!-- ==================</w:t>
+      </w:r>
+      <w:r>
+        <w:rPr>
+          <w:rFonts w:ascii="Courier New" w:hAnsi="Courier New" w:cs="Courier New"/>
+        </w:rPr>
+        <w:t>========================================== --&gt;</w:t>
       </w:r>
     </w:p>
     <w:p>
@@ -17640,13 +17640,13 @@
         <w:rPr>
           <w:rFonts w:ascii="Courier New" w:hAnsi="Courier New" w:cs="Courier New"/>
         </w:rPr>
-        <w:t xml:space="preserve">          &lt;li&gt;&lt;s</w:t>
-      </w:r>
-      <w:r>
-        <w:rPr>
-          <w:rFonts w:ascii="Courier New" w:hAnsi="Courier New" w:cs="Courier New"/>
-        </w:rPr>
-        <w:t>trong&gt;The model:&lt;/strong&gt; change &lt;code&gt;chat_model_id&lt;/code&gt; in &lt;code&gt;terraform.tfvars&lt;/code&gt; and apply. No code change, because every model is reached through the same Converse API.&lt;/li&gt;</w:t>
+        <w:t xml:space="preserve">          &lt;li&gt;&lt;strong&gt;The mode</w:t>
+      </w:r>
+      <w:r>
+        <w:rPr>
+          <w:rFonts w:ascii="Courier New" w:hAnsi="Courier New" w:cs="Courier New"/>
+        </w:rPr>
+        <w:t>l:&lt;/strong&gt; change &lt;code&gt;chat_model_id&lt;/code&gt; in &lt;code&gt;terraform.tfvars&lt;/code&gt; and apply. No code change, because every model is reached through the same Converse API.&lt;/li&gt;</w:t>
       </w:r>
     </w:p>
     <w:p>
@@ -17688,13 +17688,13 @@
         <w:rPr>
           <w:rFonts w:ascii="Courier New" w:hAnsi="Courier New" w:cs="Courier New"/>
         </w:rPr>
-        <w:t xml:space="preserve">          &lt;li&gt;&lt;strong&gt;The React app:&lt;/strong</w:t>
-      </w:r>
-      <w:r>
-        <w:rPr>
-          <w:rFonts w:ascii="Courier New" w:hAnsi="Courier New" w:cs="Courier New"/>
-        </w:rPr>
-        <w:t>&gt; &lt;code&gt;npm run build&lt;/code&gt;, &lt;code&gt;aws s3 sync&lt;/code&gt;, CloudFront invalidation (step 7).&lt;/li&gt;</w:t>
+        <w:t xml:space="preserve">          &lt;li&gt;&lt;strong&gt;The React app:&lt;/strong&gt; &lt;code&gt;npm ru</w:t>
+      </w:r>
+      <w:r>
+        <w:rPr>
+          <w:rFonts w:ascii="Courier New" w:hAnsi="Courier New" w:cs="Courier New"/>
+        </w:rPr>
+        <w:t>n build&lt;/code&gt;, &lt;code&gt;aws s3 sync&lt;/code&gt;, CloudFront invalidation (step 7).&lt;/li&gt;</w:t>
       </w:r>
     </w:p>
     <w:p>
@@ -17829,13 +17829,13 @@
           <w:rFonts w:ascii="Courier New" w:hAnsi="Courier New" w:cs="Courier New"/>
         </w:rPr>
         <w:lastRenderedPageBreak/>
-        <w:t xml:space="preserve">      </w:t>
-      </w:r>
-      <w:r>
-        <w:rPr>
-          <w:rFonts w:ascii="Courier New" w:hAnsi="Courier New" w:cs="Courier New"/>
-        </w:rPr>
-        <w:t xml:space="preserve">  &lt;p&gt;Approximate us-east-1 list prices at the time of writing, for a class demo with little traffic. Check the AWS Pricing Calculator before you deploy.&lt;/p&gt;</w:t>
+        <w:t xml:space="preserve">        &lt;p&gt;Approxima</w:t>
+      </w:r>
+      <w:r>
+        <w:rPr>
+          <w:rFonts w:ascii="Courier New" w:hAnsi="Courier New" w:cs="Courier New"/>
+        </w:rPr>
+        <w:t>te us-east-1 list prices at the time of writing, for a class demo with little traffic. Check the AWS Pricing Calculator before you deploy.&lt;/p&gt;</w:t>
       </w:r>
     </w:p>
     <w:p>
@@ -17919,13 +17919,13 @@
         <w:rPr>
           <w:rFonts w:ascii="Courier New" w:hAnsi="Courier New" w:cs="Courier New"/>
         </w:rPr>
-        <w:t xml:space="preserve">            &lt;tr&gt;&lt;td&gt;OpenSearch Serverless&lt;/td&gt;&lt;td&gt;Minimum capacity while the collection exists: 0.5 indexing + 0.5 search OCU (OpenSearch Compute Units, the unit it bill</w:t>
-      </w:r>
-      <w:r>
-        <w:rPr>
-          <w:rFonts w:ascii="Courier New" w:hAnsi="Courier New" w:cs="Courier New"/>
-        </w:rPr>
-        <w:t>s in) with standby replicas off, at about $0.24 per OCU-hour&lt;/td&gt;&lt;td class="num"&gt;≈ $175&lt;/td&gt;&lt;/tr&gt;</w:t>
+        <w:t xml:space="preserve">            &lt;tr&gt;&lt;td&gt;OpenSearch Serverless&lt;/td&gt;&lt;td&gt;Minimum capacity while the collection exists: 0.5 indexing + 0.5 search OCU (OpenSearch Compute Units, the unit it bills in) with sta</w:t>
+      </w:r>
+      <w:r>
+        <w:rPr>
+          <w:rFonts w:ascii="Courier New" w:hAnsi="Courier New" w:cs="Courier New"/>
+        </w:rPr>
+        <w:t>ndby replicas off, at about $0.24 per OCU-hour&lt;/td&gt;&lt;td class="num"&gt;≈ $175&lt;/td&gt;&lt;/tr&gt;</w:t>
       </w:r>
     </w:p>
     <w:p>
@@ -17967,13 +17967,13 @@
         <w:rPr>
           <w:rFonts w:ascii="Courier New" w:hAnsi="Courier New" w:cs="Courier New"/>
         </w:rPr>
-        <w:t xml:space="preserve">            &lt;tr&gt;&lt;td&gt;Aurora Serverless v2&lt;/td&gt;&lt;td&gt;Storage while paused; about $0.12 per ACU-hour per instance </w:t>
-      </w:r>
-      <w:r>
-        <w:rPr>
-          <w:rFonts w:ascii="Courier New" w:hAnsi="Courier New" w:cs="Courier New"/>
-        </w:rPr>
-        <w:t>while active&lt;/td&gt;&lt;td class="num"&gt;$1–$20&lt;/td&gt;&lt;/tr&gt;</w:t>
+        <w:t xml:space="preserve">            &lt;tr&gt;&lt;td&gt;Aurora Serverless v2&lt;/td&gt;&lt;td&gt;Storage while paused; about $0.12 per ACU-hour per instance while active&lt;/</w:t>
+      </w:r>
+      <w:r>
+        <w:rPr>
+          <w:rFonts w:ascii="Courier New" w:hAnsi="Courier New" w:cs="Courier New"/>
+        </w:rPr>
+        <w:t>td&gt;&lt;td class="num"&gt;$1–$20&lt;/td&gt;&lt;/tr&gt;</w:t>
       </w:r>
     </w:p>
     <w:p>
@@ -18029,13 +18029,13 @@
         <w:rPr>
           <w:rFonts w:ascii="Courier New" w:hAnsi="Courier New" w:cs="Courier New"/>
         </w:rPr>
-        <w:t xml:space="preserve">            &lt;tr&gt;&lt;td&gt;&lt;strong&gt;Total&lt;/strong&gt;&lt;/td&gt;&lt;td&gt;Ab</w:t>
-      </w:r>
-      <w:r>
-        <w:rPr>
-          <w:rFonts w:ascii="Courier New" w:hAnsi="Courier New" w:cs="Courier New"/>
-        </w:rPr>
-        <w:t>out $7–8 a day, most of it OpenSearch Serverless&lt;/td&gt;&lt;td class="num"&gt;&lt;strong&gt;≈ $220–245&lt;/strong&gt;&lt;/td&gt;&lt;/tr&gt;</w:t>
+        <w:t xml:space="preserve">            &lt;tr&gt;&lt;td&gt;&lt;strong&gt;Total&lt;/strong&gt;&lt;/td&gt;&lt;td&gt;About $7–8 a day</w:t>
+      </w:r>
+      <w:r>
+        <w:rPr>
+          <w:rFonts w:ascii="Courier New" w:hAnsi="Courier New" w:cs="Courier New"/>
+        </w:rPr>
+        <w:t>, most of it OpenSearch Serverless&lt;/td&gt;&lt;td class="num"&gt;&lt;strong&gt;≈ $220–245&lt;/strong&gt;&lt;/td&gt;&lt;/tr&gt;</w:t>
       </w:r>
     </w:p>
     <w:p>
@@ -18119,13 +18119,13 @@
         <w:rPr>
           <w:rFonts w:ascii="Courier New" w:hAnsi="Courier New" w:cs="Courier New"/>
         </w:rPr>
-        <w:t xml:space="preserve">        &lt;p&gt;This architecture meets it only if you &lt;strong&gt;destroy it between sessions&lt;/strong&gt;: about 10 running days a month. Terraform makes that practical: apply takes 30 minutes, destroy about 20. To run it longer for less, replace OpenSearch Serverless wi</w:t>
-      </w:r>
-      <w:r>
-        <w:rPr>
-          <w:rFonts w:ascii="Courier New" w:hAnsi="Courier New" w:cs="Courier New"/>
-        </w:rPr>
-        <w:t>th an OpenSearch Service domain on a small instance, or with pgvector in the Aurora database you already have. Both change &lt;code&gt;search_index.py&lt;/code&gt; and &lt;code&gt;opensearch.tf&lt;/code&gt; only.&lt;/p&gt;</w:t>
+        <w:t xml:space="preserve">        &lt;p&gt;This architecture meets it only if you &lt;strong&gt;destroy it between sessions&lt;/strong&gt;: about 10 running days a month. Terraform makes that practical: apply takes 30 minutes, destroy about 20. To run it longer for less, replace OpenSearch Serverless with an OpenSear</w:t>
+      </w:r>
+      <w:r>
+        <w:rPr>
+          <w:rFonts w:ascii="Courier New" w:hAnsi="Courier New" w:cs="Courier New"/>
+        </w:rPr>
+        <w:t>ch Service domain on a small instance, or with pgvector in the Aurora database you already have. Both change &lt;code&gt;search_index.py&lt;/code&gt; and &lt;code&gt;opensearch.tf&lt;/code&gt; only.&lt;/p&gt;</w:t>
       </w:r>
     </w:p>
     <w:p>
@@ -18245,13 +18245,13 @@
         <w:rPr>
           <w:rFonts w:ascii="Courier New" w:hAnsi="Courier New" w:cs="Courier New"/>
         </w:rPr>
-        <w:t xml:space="preserve">        &lt;p&gt;About &lt;strong&gt;20 minutes&lt;/strong&gt;, against 8 to cre</w:t>
-      </w:r>
-      <w:r>
-        <w:rPr>
-          <w:rFonts w:ascii="Courier New" w:hAnsi="Courier New" w:cs="Courier New"/>
-        </w:rPr>
-        <w:t>ate. Start it and go and do</w:t>
+        <w:t xml:space="preserve">        &lt;p&gt;About &lt;strong&gt;20 minutes&lt;/strong&gt;, against 8 to create. Start it </w:t>
+      </w:r>
+      <w:r>
+        <w:rPr>
+          <w:rFonts w:ascii="Courier New" w:hAnsi="Courier New" w:cs="Courier New"/>
+        </w:rPr>
+        <w:t>and go and do</w:t>
       </w:r>
     </w:p>
     <w:p>
@@ -18364,13 +18364,13 @@
         <w:rPr>
           <w:rFonts w:ascii="Courier New" w:hAnsi="Courier New" w:cs="Courier New"/>
         </w:rPr>
-        <w:t xml:space="preserve">          &lt;code&gt;aws opensearchserverless list-</w:t>
-      </w:r>
-      <w:r>
-        <w:rPr>
-          <w:rFonts w:ascii="Courier New" w:hAnsi="Courier New" w:cs="Courier New"/>
-        </w:rPr>
-        <w:t>collections&lt;/code&gt; and</w:t>
+        <w:t xml:space="preserve">          &lt;code&gt;aws opensearchserverless list-collections&lt;/c</w:t>
+      </w:r>
+      <w:r>
+        <w:rPr>
+          <w:rFonts w:ascii="Courier New" w:hAnsi="Courier New" w:cs="Courier New"/>
+        </w:rPr>
+        <w:t>ode&gt; and</w:t>
       </w:r>
     </w:p>
     <w:p>
@@ -18524,13 +18524,13 @@
         <w:rPr>
           <w:rFonts w:ascii="Courier New" w:hAnsi="Courier New" w:cs="Courier New"/>
         </w:rPr>
-        <w:t xml:space="preserve">        &lt;p&gt;Th</w:t>
-      </w:r>
-      <w:r>
-        <w:rPr>
-          <w:rFonts w:ascii="Courier New" w:hAnsi="Courier New" w:cs="Courier New"/>
-        </w:rPr>
-        <w:t>is project makes one choice at every step. Here are the choices that existed,</w:t>
+        <w:t xml:space="preserve">        &lt;p&gt;This project mak</w:t>
+      </w:r>
+      <w:r>
+        <w:rPr>
+          <w:rFonts w:ascii="Courier New" w:hAnsi="Courier New" w:cs="Courier New"/>
+        </w:rPr>
+        <w:t>es one choice at every step. Here are the choices that existed,</w:t>
       </w:r>
     </w:p>
     <w:p>
@@ -18650,13 +18650,13 @@
         <w:rPr>
           <w:rFonts w:ascii="Courier New" w:hAnsi="Courier New" w:cs="Courier New"/>
         </w:rPr>
-        <w:t xml:space="preserve">        how do you find out one c</w:t>
-      </w:r>
-      <w:r>
-        <w:rPr>
-          <w:rFonts w:ascii="Courier New" w:hAnsi="Courier New" w:cs="Courier New"/>
-        </w:rPr>
-        <w:t>hanged, and what happens when one is withdrawn. If any of it</w:t>
+        <w:t xml:space="preserve">        how do you find out one changed, and wh</w:t>
+      </w:r>
+      <w:r>
+        <w:rPr>
+          <w:rFonts w:ascii="Courier New" w:hAnsi="Courier New" w:cs="Courier New"/>
+        </w:rPr>
+        <w:t>at happens when one is withdrawn. If any of it</w:t>
       </w:r>
     </w:p>
     <w:p>
@@ -18740,35 +18740,35 @@
         <w:rPr>
           <w:rFonts w:ascii="Courier New" w:hAnsi="Courier New" w:cs="Courier New"/>
         </w:rPr>
-        <w:t xml:space="preserve">        documents that flips.&lt;</w:t>
-      </w:r>
-      <w:r>
-        <w:rPr>
-          <w:rFonts w:ascii="Courier New" w:hAnsi="Courier New" w:cs="Courier New"/>
-        </w:rPr>
-        <w:t>/p&gt;</w:t>
-      </w:r>
-    </w:p>
-    <w:p>
-      <w:pPr>
-        <w:pStyle w:val="PlainText"/>
-        <w:rPr>
-          <w:rFonts w:ascii="Courier New" w:hAnsi="Courier New" w:cs="Courier New"/>
-        </w:rPr>
-      </w:pPr>
-    </w:p>
-    <w:p>
-      <w:pPr>
-        <w:pStyle w:val="PlainText"/>
-        <w:rPr>
-          <w:rFonts w:ascii="Courier New" w:hAnsi="Courier New" w:cs="Courier New"/>
-        </w:rPr>
-      </w:pPr>
-      <w:r>
-        <w:rPr>
-          <w:rFonts w:ascii="Courier New" w:hAnsi="Courier New" w:cs="Courier New"/>
-        </w:rPr>
-        <w:t xml:space="preserve">        &lt;h3&gt;Loading and parsing&lt;/h3&gt;</w:t>
+        <w:t xml:space="preserve">        documents that flips.&lt;/p&gt;</w:t>
+      </w:r>
+    </w:p>
+    <w:p>
+      <w:pPr>
+        <w:pStyle w:val="PlainText"/>
+        <w:rPr>
+          <w:rFonts w:ascii="Courier New" w:hAnsi="Courier New" w:cs="Courier New"/>
+        </w:rPr>
+      </w:pPr>
+    </w:p>
+    <w:p>
+      <w:pPr>
+        <w:pStyle w:val="PlainText"/>
+        <w:rPr>
+          <w:rFonts w:ascii="Courier New" w:hAnsi="Courier New" w:cs="Courier New"/>
+        </w:rPr>
+      </w:pPr>
+      <w:r>
+        <w:rPr>
+          <w:rFonts w:ascii="Courier New" w:hAnsi="Courier New" w:cs="Courier New"/>
+        </w:rPr>
+        <w:t xml:space="preserve">        &lt;</w:t>
+      </w:r>
+      <w:r>
+        <w:rPr>
+          <w:rFonts w:ascii="Courier New" w:hAnsi="Courier New" w:cs="Courier New"/>
+        </w:rPr>
+        <w:t>h3&gt;Loading and parsing&lt;/h3&gt;</w:t>
       </w:r>
     </w:p>
     <w:p>
@@ -18895,13 +18895,13 @@
         <w:rPr>
           <w:rFonts w:ascii="Courier New" w:hAnsi="Courier New" w:cs="Courier New"/>
         </w:rPr>
-        <w:t xml:space="preserve">      </w:t>
-      </w:r>
-      <w:r>
-        <w:rPr>
-          <w:rFonts w:ascii="Courier New" w:hAnsi="Courier New" w:cs="Courier New"/>
-        </w:rPr>
-        <w:t xml:space="preserve">      &lt;tr&gt;&lt;td&gt;DOCX&lt;/td&gt;&lt;td&gt;Tables and headers are easy to lose. Tracked changes may still be in there&lt;/td&gt;&lt;/tr&gt;</w:t>
+        <w:t xml:space="preserve">            &lt;tr&gt;&lt;td&gt;</w:t>
+      </w:r>
+      <w:r>
+        <w:rPr>
+          <w:rFonts w:ascii="Courier New" w:hAnsi="Courier New" w:cs="Courier New"/>
+        </w:rPr>
+        <w:t>DOCX&lt;/td&gt;&lt;td&gt;Tables and headers are easy to lose. Tracked changes may still be in there&lt;/td&gt;&lt;/tr&gt;</w:t>
       </w:r>
     </w:p>
     <w:p>
@@ -19013,13 +19013,7 @@
         <w:rPr>
           <w:rFonts w:ascii="Courier New" w:hAnsi="Courier New" w:cs="Courier New"/>
         </w:rPr>
-        <w:t xml:space="preserve">  </w:t>
-      </w:r>
-      <w:r>
-        <w:rPr>
-          <w:rFonts w:ascii="Courier New" w:hAnsi="Courier New" w:cs="Courier New"/>
-        </w:rPr>
-        <w:t xml:space="preserve">      &lt;table&gt;</w:t>
+        <w:t xml:space="preserve">        &lt;table&gt;</w:t>
       </w:r>
     </w:p>
     <w:p>
@@ -19089,13 +19083,13 @@
         <w:rPr>
           <w:rFonts w:ascii="Courier New" w:hAnsi="Courier New" w:cs="Courier New"/>
         </w:rPr>
-        <w:t xml:space="preserve">            &lt;tr&gt;&lt;td&gt;&lt;str</w:t>
-      </w:r>
-      <w:r>
-        <w:rPr>
-          <w:rFonts w:ascii="Courier New" w:hAnsi="Courier New" w:cs="Courier New"/>
-        </w:rPr>
-        <w:t>ong&gt;LlamaParse&lt;/strong&gt; and similar&lt;/td&gt;&lt;td&gt;Better on complex PDFs and tables, at a per-page cost&lt;/td&gt;&lt;/tr&gt;</w:t>
+        <w:t xml:space="preserve">            &lt;tr&gt;&lt;td&gt;&lt;strong&gt;LlamaParse</w:t>
+      </w:r>
+      <w:r>
+        <w:rPr>
+          <w:rFonts w:ascii="Courier New" w:hAnsi="Courier New" w:cs="Courier New"/>
+        </w:rPr>
+        <w:t>&lt;/strong&gt; and similar&lt;/td&gt;&lt;td&gt;Better on complex PDFs and tables, at a per-page cost&lt;/td&gt;&lt;/tr&gt;</w:t>
       </w:r>
     </w:p>
     <w:p>
@@ -19137,13 +19131,13 @@
         <w:rPr>
           <w:rFonts w:ascii="Courier New" w:hAnsi="Courier New" w:cs="Courier New"/>
         </w:rPr>
-        <w:t xml:space="preserve">            &lt;tr&gt;&lt;td&gt;&lt;strong&gt;Docling, Apache Tika&lt;/strong&gt;&lt;/td&gt;&lt;td&gt;Bro</w:t>
-      </w:r>
-      <w:r>
-        <w:rPr>
-          <w:rFonts w:ascii="Courier New" w:hAnsi="Courier New" w:cs="Courier New"/>
-        </w:rPr>
-        <w:t>ad format coverage, often in a JVM stack&lt;/td&gt;&lt;/tr&gt;</w:t>
+        <w:t xml:space="preserve">            &lt;tr&gt;&lt;td&gt;&lt;strong&gt;Docling, Apache Tika&lt;/strong&gt;&lt;/td&gt;&lt;td&gt;Broad format cove</w:t>
+      </w:r>
+      <w:r>
+        <w:rPr>
+          <w:rFonts w:ascii="Courier New" w:hAnsi="Courier New" w:cs="Courier New"/>
+        </w:rPr>
+        <w:t>rage, often in a JVM stack&lt;/td&gt;&lt;/tr&gt;</w:t>
       </w:r>
     </w:p>
     <w:p>
@@ -19270,13 +19264,13 @@
         <w:rPr>
           <w:rFonts w:ascii="Courier New" w:hAnsi="Courier New" w:cs="Courier New"/>
         </w:rPr>
-        <w:t xml:space="preserve">        It matters </w:t>
-      </w:r>
-      <w:r>
-        <w:rPr>
-          <w:rFonts w:ascii="Courier New" w:hAnsi="Courier New" w:cs="Courier New"/>
-        </w:rPr>
-        <w:t>more than the choice of embedding model.&lt;/p&gt;</w:t>
+        <w:t xml:space="preserve">        It matters more than the </w:t>
+      </w:r>
+      <w:r>
+        <w:rPr>
+          <w:rFonts w:ascii="Courier New" w:hAnsi="Courier New" w:cs="Courier New"/>
+        </w:rPr>
+        <w:t>choice of embedding model.&lt;/p&gt;</w:t>
       </w:r>
     </w:p>
     <w:p>
@@ -19368,27 +19362,27 @@
         <w:rPr>
           <w:rFonts w:ascii="Courier New" w:hAnsi="Courier New" w:cs="Courier New"/>
         </w:rPr>
-        <w:t xml:space="preserve">        &lt;p&gt;This project uses LangChain's &lt;code&gt;RecursiveCharacterTextSplitter&lt;/code&gt; at </w:t>
-      </w:r>
-      <w:r>
-        <w:rPr>
-          <w:rFonts w:ascii="Courier New" w:hAnsi="Courier New" w:cs="Courier New"/>
-        </w:rPr>
-        <w:t>700</w:t>
-      </w:r>
-    </w:p>
-    <w:p>
-      <w:pPr>
-        <w:pStyle w:val="PlainText"/>
-        <w:rPr>
-          <w:rFonts w:ascii="Courier New" w:hAnsi="Courier New" w:cs="Courier New"/>
-        </w:rPr>
-      </w:pPr>
-      <w:r>
-        <w:rPr>
-          <w:rFonts w:ascii="Courier New" w:hAnsi="Courier New" w:cs="Courier New"/>
-        </w:rPr>
-        <w:t xml:space="preserve">        characters with 80 of overlap. It tries paragraph breaks first, then line breaks,</w:t>
+        <w:t xml:space="preserve">        &lt;p&gt;This project uses LangChain's &lt;code&gt;RecursiveCharacterTextSplitter&lt;/code&gt; at 700</w:t>
+      </w:r>
+    </w:p>
+    <w:p>
+      <w:pPr>
+        <w:pStyle w:val="PlainText"/>
+        <w:rPr>
+          <w:rFonts w:ascii="Courier New" w:hAnsi="Courier New" w:cs="Courier New"/>
+        </w:rPr>
+      </w:pPr>
+      <w:r>
+        <w:rPr>
+          <w:rFonts w:ascii="Courier New" w:hAnsi="Courier New" w:cs="Courier New"/>
+        </w:rPr>
+        <w:t xml:space="preserve">        ch</w:t>
+      </w:r>
+      <w:r>
+        <w:rPr>
+          <w:rFonts w:ascii="Courier New" w:hAnsi="Courier New" w:cs="Courier New"/>
+        </w:rPr>
+        <w:t>aracters with 80 of overlap. It tries paragraph breaks first, then line breaks,</w:t>
       </w:r>
     </w:p>
     <w:p>
@@ -19472,13 +19466,13 @@
         <w:rPr>
           <w:rFonts w:ascii="Courier New" w:hAnsi="Courier New" w:cs="Courier New"/>
         </w:rPr>
-        <w:t xml:space="preserve">        reference to yo</w:t>
-      </w:r>
-      <w:r>
-        <w:rPr>
-          <w:rFonts w:ascii="Courier New" w:hAnsi="Courier New" w:cs="Courier New"/>
-        </w:rPr>
-        <w:t>ur documents is a guess.&lt;/p&gt;</w:t>
+        <w:t xml:space="preserve">        reference to your documents i</w:t>
+      </w:r>
+      <w:r>
+        <w:rPr>
+          <w:rFonts w:ascii="Courier New" w:hAnsi="Courier New" w:cs="Courier New"/>
+        </w:rPr>
+        <w:t>s a guess.&lt;/p&gt;</w:t>
       </w:r>
     </w:p>
     <w:p>
@@ -19612,13 +19606,13 @@
         <w:rPr>
           <w:rFonts w:ascii="Courier New" w:hAnsi="Courier New" w:cs="Courier New"/>
         </w:rPr>
-        <w:t xml:space="preserve">            &lt;tr&gt;&lt;td&gt;OpenAI text-embedding-3&lt;/td&gt;&lt;td&gt;153</w:t>
-      </w:r>
-      <w:r>
-        <w:rPr>
-          <w:rFonts w:ascii="Courier New" w:hAnsi="Courier New" w:cs="Courier New"/>
-        </w:rPr>
-        <w:t>6 or 3072&lt;/td&gt;&lt;td&gt;Very widely used outside AWS&lt;/td&gt;&lt;/tr&gt;</w:t>
+        <w:t xml:space="preserve">            &lt;tr&gt;&lt;td&gt;OpenAI text-embedding-3&lt;/td&gt;&lt;td&gt;1536 or 3072&lt;/td&gt;</w:t>
+      </w:r>
+      <w:r>
+        <w:rPr>
+          <w:rFonts w:ascii="Courier New" w:hAnsi="Courier New" w:cs="Courier New"/>
+        </w:rPr>
+        <w:t>&lt;td&gt;Very widely used outside AWS&lt;/td&gt;&lt;/tr&gt;</w:t>
       </w:r>
     </w:p>
     <w:p>
@@ -19730,13 +19724,13 @@
         <w:rPr>
           <w:rFonts w:ascii="Courier New" w:hAnsi="Courier New" w:cs="Courier New"/>
         </w:rPr>
-        <w:t xml:space="preserve">        a migration with a cos</w:t>
-      </w:r>
-      <w:r>
-        <w:rPr>
-          <w:rFonts w:ascii="Courier New" w:hAnsi="Courier New" w:cs="Courier New"/>
-        </w:rPr>
-        <w:t>t and a window, not a config tweak.&lt;/p&gt;</w:t>
+        <w:t xml:space="preserve">        a migration with a cost and a window</w:t>
+      </w:r>
+      <w:r>
+        <w:rPr>
+          <w:rFonts w:ascii="Courier New" w:hAnsi="Courier New" w:cs="Courier New"/>
+        </w:rPr>
+        <w:t>, not a config tweak.&lt;/p&gt;</w:t>
       </w:r>
     </w:p>
     <w:p>
@@ -19885,13 +19879,13 @@
         <w:rPr>
           <w:rFonts w:ascii="Courier New" w:hAnsi="Courier New" w:cs="Courier New"/>
         </w:rPr>
-        <w:t xml:space="preserve">            &lt;tr&gt;&lt;td&gt;pgvector in PostgreSQL&lt;</w:t>
-      </w:r>
-      <w:r>
-        <w:rPr>
-          <w:rFonts w:ascii="Courier New" w:hAnsi="Courier New" w:cs="Courier New"/>
-        </w:rPr>
-        <w:t>/td&gt;&lt;td&gt;You already have Postgres and do not want another system. The POC&lt;/td&gt;&lt;/tr&gt;</w:t>
+        <w:t xml:space="preserve">            &lt;tr&gt;&lt;td&gt;pgvector in PostgreSQL&lt;/td&gt;&lt;td&gt;You al</w:t>
+      </w:r>
+      <w:r>
+        <w:rPr>
+          <w:rFonts w:ascii="Courier New" w:hAnsi="Courier New" w:cs="Courier New"/>
+        </w:rPr>
+        <w:t>ready have Postgres and do not want another system. The POC&lt;/td&gt;&lt;/tr&gt;</w:t>
       </w:r>
     </w:p>
     <w:p>
@@ -20003,27 +19997,27 @@
         <w:rPr>
           <w:rFonts w:ascii="Courier New" w:hAnsi="Courier New" w:cs="Courier New"/>
         </w:rPr>
-        <w:t xml:space="preserve">        &lt;p&gt;The question that matters most is whether it filters &lt;em&gt;inside&lt;/em&gt; the s</w:t>
-      </w:r>
-      <w:r>
-        <w:rPr>
-          <w:rFonts w:ascii="Courier New" w:hAnsi="Courier New" w:cs="Courier New"/>
-        </w:rPr>
-        <w:t>earch.</w:t>
-      </w:r>
-    </w:p>
-    <w:p>
-      <w:pPr>
-        <w:pStyle w:val="PlainText"/>
-        <w:rPr>
-          <w:rFonts w:ascii="Courier New" w:hAnsi="Courier New" w:cs="Courier New"/>
-        </w:rPr>
-      </w:pPr>
-      <w:r>
-        <w:rPr>
-          <w:rFonts w:ascii="Courier New" w:hAnsi="Courier New" w:cs="Courier New"/>
-        </w:rPr>
-        <w:t xml:space="preserve">        If it can only filter afterwards, you cannot do access control properly, for the</w:t>
+        <w:t xml:space="preserve">        &lt;p&gt;The question that matters most is whether it filters &lt;em&gt;inside&lt;/em&gt; the search.</w:t>
+      </w:r>
+    </w:p>
+    <w:p>
+      <w:pPr>
+        <w:pStyle w:val="PlainText"/>
+        <w:rPr>
+          <w:rFonts w:ascii="Courier New" w:hAnsi="Courier New" w:cs="Courier New"/>
+        </w:rPr>
+      </w:pPr>
+      <w:r>
+        <w:rPr>
+          <w:rFonts w:ascii="Courier New" w:hAnsi="Courier New" w:cs="Courier New"/>
+        </w:rPr>
+        <w:t xml:space="preserve">       </w:t>
+      </w:r>
+      <w:r>
+        <w:rPr>
+          <w:rFonts w:ascii="Courier New" w:hAnsi="Courier New" w:cs="Courier New"/>
+        </w:rPr>
+        <w:t xml:space="preserve"> If it can only filter afterwards, you cannot do access control properly, for the</w:t>
       </w:r>
     </w:p>
     <w:p>
@@ -20129,13 +20123,13 @@
         <w:rPr>
           <w:rFonts w:ascii="Courier New" w:hAnsi="Courier New" w:cs="Courier New"/>
         </w:rPr>
-        <w:t xml:space="preserve">        &lt;p&gt;Roughly seventy models have on-demand pricing on Bedr</w:t>
-      </w:r>
-      <w:r>
-        <w:rPr>
-          <w:rFonts w:ascii="Courier New" w:hAnsi="Courier New" w:cs="Courier New"/>
-        </w:rPr>
-        <w:t>ock in us-east-1: the Nova</w:t>
+        <w:t xml:space="preserve">        &lt;p&gt;Roughly seventy models have on-demand pricing on Bedrock in us-east</w:t>
+      </w:r>
+      <w:r>
+        <w:rPr>
+          <w:rFonts w:ascii="Courier New" w:hAnsi="Courier New" w:cs="Courier New"/>
+        </w:rPr>
+        <w:t>-1: the Nova</w:t>
       </w:r>
     </w:p>
     <w:p>
@@ -20261,13 +20255,13 @@
         <w:rPr>
           <w:rFonts w:ascii="Courier New" w:hAnsi="Courier New" w:cs="Courier New"/>
         </w:rPr>
-        <w:t xml:space="preserve">     </w:t>
-      </w:r>
-      <w:r>
-        <w:rPr>
-          <w:rFonts w:ascii="Courier New" w:hAnsi="Courier New" w:cs="Courier New"/>
-        </w:rPr>
-        <w:t xml:space="preserve">       &lt;tr&gt;&lt;td&gt;Does it support tool use?&lt;/td&gt;&lt;td&gt;This whole design depends on it&lt;/td&gt;&lt;/tr&gt;</w:t>
+        <w:t xml:space="preserve">            &lt;tr&gt;&lt;td</w:t>
+      </w:r>
+      <w:r>
+        <w:rPr>
+          <w:rFonts w:ascii="Courier New" w:hAnsi="Courier New" w:cs="Courier New"/>
+        </w:rPr>
+        <w:t>&gt;Does it support tool use?&lt;/td&gt;&lt;td&gt;This whole design depends on it&lt;/td&gt;&lt;/tr&gt;</w:t>
       </w:r>
     </w:p>
     <w:p>
@@ -20310,13 +20304,13 @@
         <w:rPr>
           <w:rFonts w:ascii="Courier New" w:hAnsi="Courier New" w:cs="Courier New"/>
         </w:rPr>
-        <w:t xml:space="preserve">            &lt;tr&gt;&lt;td&gt;Must the data stay in one geography?&lt;/td&gt;&lt;td&gt;Use a regional inference profile (&lt;code&gt;us.&lt;/code</w:t>
-      </w:r>
-      <w:r>
-        <w:rPr>
-          <w:rFonts w:ascii="Courier New" w:hAnsi="Courier New" w:cs="Courier New"/>
-        </w:rPr>
-        <w:t>&gt;, &lt;code&gt;eu.&lt;/code&gt;) rather than &lt;code&gt;global.&lt;/code&gt;&lt;/td&gt;&lt;/tr&gt;</w:t>
+        <w:t xml:space="preserve">            &lt;tr&gt;&lt;td&gt;Must the data stay in one geography?&lt;/td&gt;&lt;td&gt;Use a regional inference profile (&lt;code&gt;us.&lt;/code&gt;, &lt;code&gt;eu.&lt;/</w:t>
+      </w:r>
+      <w:r>
+        <w:rPr>
+          <w:rFonts w:ascii="Courier New" w:hAnsi="Courier New" w:cs="Courier New"/>
+        </w:rPr>
+        <w:t>code&gt;) rather than &lt;code&gt;global.&lt;/code&gt;&lt;/td&gt;&lt;/tr&gt;</w:t>
       </w:r>
     </w:p>
     <w:p>
@@ -20464,69 +20458,55 @@
         <w:rPr>
           <w:rFonts w:ascii="Courier New" w:hAnsi="Courier New" w:cs="Courier New"/>
         </w:rPr>
-        <w:t xml:space="preserve">  </w:t>
-      </w:r>
-      <w:r>
-        <w:rPr>
-          <w:rFonts w:ascii="Courier New" w:hAnsi="Courier New" w:cs="Courier New"/>
-        </w:rPr>
-        <w:t xml:space="preserve">      &lt;p&gt;This comes up immediately, and it is worth being clear about what kind of work it</w:t>
-      </w:r>
-    </w:p>
-    <w:p>
-      <w:pPr>
-        <w:pStyle w:val="PlainText"/>
-        <w:rPr>
-          <w:rFonts w:ascii="Courier New" w:hAnsi="Courier New" w:cs="Courier New"/>
-        </w:rPr>
-      </w:pPr>
-      <w:r>
-        <w:rPr>
-          <w:rFonts w:ascii="Courier New" w:hAnsi="Courier New" w:cs="Courier New"/>
-        </w:rPr>
-        <w:t xml:space="preserve">        is. The React app is one client of the API. Slack or Teams would be another. The</w:t>
-      </w:r>
-    </w:p>
-    <w:p>
-      <w:pPr>
-        <w:pStyle w:val="PlainText"/>
-        <w:rPr>
-          <w:rFonts w:ascii="Courier New" w:hAnsi="Courier New" w:cs="Courier New"/>
-        </w:rPr>
-      </w:pPr>
-      <w:r>
-        <w:rPr>
-          <w:rFonts w:ascii="Courier New" w:hAnsi="Courier New" w:cs="Courier New"/>
-        </w:rPr>
-        <w:t xml:space="preserve">        retrieval, the access filter, the row-level security, the prompt and the model do not</w:t>
-      </w:r>
-    </w:p>
-    <w:p>
-      <w:pPr>
-        <w:pStyle w:val="PlainText"/>
-        <w:rPr>
-          <w:rFonts w:ascii="Courier New" w:hAnsi="Courier New" w:cs="Courier New"/>
-        </w:rPr>
-      </w:pPr>
-      <w:r>
-        <w:rPr>
-          <w:rFonts w:ascii="Courier New" w:hAnsi="Courier New" w:cs="Courier New"/>
-        </w:rPr>
-        <w:t xml:space="preserve">        change at all, because they sit behind the API and never knew which client was</w:t>
-      </w:r>
-    </w:p>
-    <w:p>
-      <w:pPr>
-        <w:pStyle w:val="PlainText"/>
-        <w:rPr>
-          <w:rFonts w:ascii="Courier New" w:hAnsi="Courier New" w:cs="Courier New"/>
-        </w:rPr>
-      </w:pPr>
-      <w:r>
-        <w:rPr>
-          <w:rFonts w:ascii="Courier New" w:hAnsi="Courier New" w:cs="Courier New"/>
-        </w:rPr>
-        <w:t xml:space="preserve">        calling.&lt;/p&gt;</w:t>
+        <w:t xml:space="preserve">        &lt;p&gt;It is</w:t>
+      </w:r>
+      <w:r>
+        <w:rPr>
+          <w:rFonts w:ascii="Courier New" w:hAnsi="Courier New" w:cs="Courier New"/>
+        </w:rPr>
+        <w:t xml:space="preserve"> wiring, not AI work.&lt;/p&gt;</w:t>
+      </w:r>
+    </w:p>
+    <w:p>
+      <w:pPr>
+        <w:pStyle w:val="PlainText"/>
+        <w:rPr>
+          <w:rFonts w:ascii="Courier New" w:hAnsi="Courier New" w:cs="Courier New"/>
+        </w:rPr>
+      </w:pPr>
+      <w:r>
+        <w:rPr>
+          <w:rFonts w:ascii="Courier New" w:hAnsi="Courier New" w:cs="Courier New"/>
+        </w:rPr>
+        <w:t xml:space="preserve">        &lt;p&gt;The React app is one client of the API. Slack or Teams would be another. The</w:t>
+      </w:r>
+    </w:p>
+    <w:p>
+      <w:pPr>
+        <w:pStyle w:val="PlainText"/>
+        <w:rPr>
+          <w:rFonts w:ascii="Courier New" w:hAnsi="Courier New" w:cs="Courier New"/>
+        </w:rPr>
+      </w:pPr>
+      <w:r>
+        <w:rPr>
+          <w:rFonts w:ascii="Courier New" w:hAnsi="Courier New" w:cs="Courier New"/>
+        </w:rPr>
+        <w:t xml:space="preserve">        retrieval, the access filter, the row-level security, the prompt and the model do</w:t>
+      </w:r>
+    </w:p>
+    <w:p>
+      <w:pPr>
+        <w:pStyle w:val="PlainText"/>
+        <w:rPr>
+          <w:rFonts w:ascii="Courier New" w:hAnsi="Courier New" w:cs="Courier New"/>
+        </w:rPr>
+      </w:pPr>
+      <w:r>
+        <w:rPr>
+          <w:rFonts w:ascii="Courier New" w:hAnsi="Courier New" w:cs="Courier New"/>
+        </w:rPr>
+        <w:t xml:space="preserve">        not change. They sit behind the API and never knew which client was calling.&lt;/p&gt;</w:t>
       </w:r>
     </w:p>
     <w:p>
@@ -20554,27 +20534,27 @@
         <w:rPr>
           <w:rFonts w:ascii="Courier New" w:hAnsi="Courier New" w:cs="Courier New"/>
         </w:rPr>
-        <w:t xml:space="preserve">        map the sender to an employ</w:t>
-      </w:r>
-      <w:r>
-        <w:rPr>
-          <w:rFonts w:ascii="Courier New" w:hAnsi="Courier New" w:cs="Courier New"/>
-        </w:rPr>
-        <w:t>ee, call &lt;code&gt;POST /api/chat&lt;/code&gt;, and format the reply.</w:t>
-      </w:r>
-    </w:p>
-    <w:p>
-      <w:pPr>
-        <w:pStyle w:val="PlainText"/>
-        <w:rPr>
-          <w:rFonts w:ascii="Courier New" w:hAnsi="Courier New" w:cs="Courier New"/>
-        </w:rPr>
-      </w:pPr>
-      <w:r>
-        <w:rPr>
-          <w:rFonts w:ascii="Courier New" w:hAnsi="Courier New" w:cs="Courier New"/>
-        </w:rPr>
-        <w:t xml:space="preserve">        That is ordinary application code, not AI work.&lt;/p&gt;</w:t>
+        <w:t xml:space="preserve">        map the sender to an employee, call &lt;code&gt;POST /api/chat&lt;/code&gt;, and format the reply.</w:t>
+      </w:r>
+    </w:p>
+    <w:p>
+      <w:pPr>
+        <w:pStyle w:val="PlainText"/>
+        <w:rPr>
+          <w:rFonts w:ascii="Courier New" w:hAnsi="Courier New" w:cs="Courier New"/>
+        </w:rPr>
+      </w:pPr>
+      <w:r>
+        <w:rPr>
+          <w:rFonts w:ascii="Courier New" w:hAnsi="Courier New" w:cs="Courier New"/>
+        </w:rPr>
+        <w:t xml:space="preserve">        That is ordinary appl</w:t>
+      </w:r>
+      <w:r>
+        <w:rPr>
+          <w:rFonts w:ascii="Courier New" w:hAnsi="Courier New" w:cs="Courier New"/>
+        </w:rPr>
+        <w:t>ication code, not AI work.&lt;/p&gt;</w:t>
       </w:r>
     </w:p>
     <w:p>
@@ -20658,13 +20638,7 @@
         <w:rPr>
           <w:rFonts w:ascii="Courier New" w:hAnsi="Courier New" w:cs="Courier New"/>
         </w:rPr>
-        <w:t xml:space="preserve">      </w:t>
-      </w:r>
-      <w:r>
-        <w:rPr>
-          <w:rFonts w:ascii="Courier New" w:hAnsi="Courier New" w:cs="Courier New"/>
-        </w:rPr>
-        <w:t>&lt;/div&gt;</w:t>
+        <w:t xml:space="preserve">      &lt;/div&gt;</w:t>
       </w:r>
     </w:p>
     <w:p>
@@ -20708,7 +20682,13 @@
         <w:rPr>
           <w:rFonts w:ascii="Courier New" w:hAnsi="Courier New" w:cs="Courier New"/>
         </w:rPr>
-        <w:t xml:space="preserve">    &lt;!-- ============================================================ --&gt;</w:t>
+        <w:t xml:space="preserve">    &lt;!-- ========================================================</w:t>
+      </w:r>
+      <w:r>
+        <w:rPr>
+          <w:rFonts w:ascii="Courier New" w:hAnsi="Courier New" w:cs="Courier New"/>
+        </w:rPr>
+        <w:t>==== --&gt;</w:t>
       </w:r>
     </w:p>
     <w:p>
@@ -20792,7 +20772,504 @@
         <w:rPr>
           <w:rFonts w:ascii="Courier New" w:hAnsi="Courier New" w:cs="Courier New"/>
         </w:rPr>
+        <w:t xml:space="preserve">        &lt;table&gt;</w:t>
+      </w:r>
+    </w:p>
+    <w:p>
+      <w:pPr>
+        <w:pStyle w:val="PlainText"/>
+        <w:rPr>
+          <w:rFonts w:ascii="Courier New" w:hAnsi="Courier New" w:cs="Courier New"/>
+        </w:rPr>
+      </w:pPr>
+      <w:r>
+        <w:rPr>
+          <w:rFonts w:ascii="Courier New" w:hAnsi="Courier New" w:cs="Courier New"/>
+        </w:rPr>
         <w:lastRenderedPageBreak/>
+        <w:t xml:space="preserve">          &lt;thead&gt;&lt;tr&gt;&lt;th&gt;You see&lt;/th&gt;&lt;th&gt;Likely cause&lt;/th&gt;&lt;th&gt;Fix&lt;/th&gt;&lt;/tr&gt;&lt;/thead&gt;</w:t>
+      </w:r>
+    </w:p>
+    <w:p>
+      <w:pPr>
+        <w:pStyle w:val="PlainText"/>
+        <w:rPr>
+          <w:rFonts w:ascii="Courier New" w:hAnsi="Courier New" w:cs="Courier New"/>
+        </w:rPr>
+      </w:pPr>
+      <w:r>
+        <w:rPr>
+          <w:rFonts w:ascii="Courier New" w:hAnsi="Courier New" w:cs="Courier New"/>
+        </w:rPr>
+        <w:t xml:space="preserve">          &lt;tbody&gt;</w:t>
+      </w:r>
+    </w:p>
+    <w:p>
+      <w:pPr>
+        <w:pStyle w:val="PlainText"/>
+        <w:rPr>
+          <w:rFonts w:ascii="Courier New" w:hAnsi="Courier New" w:cs="Courier New"/>
+        </w:rPr>
+      </w:pPr>
+      <w:r>
+        <w:rPr>
+          <w:rFonts w:ascii="Courier New" w:hAnsi="Courier New" w:cs="Courier New"/>
+        </w:rPr>
+        <w:t xml:space="preserve">            &lt;tr&gt;&lt;td&gt;Terraform: &lt;code&gt;build/layer.zip is missing&lt;/code&gt;&lt;/td&gt;&lt;td&gt;The dependency layer was never built&lt;/td&gt;&lt;td&gt;&lt;code&gt;bash scripts/build-layer.sh&lt;/code&gt;, then apply again&lt;/td&gt;&lt;/tr&gt;</w:t>
+      </w:r>
+    </w:p>
+    <w:p>
+      <w:pPr>
+        <w:pStyle w:val="PlainText"/>
+        <w:rPr>
+          <w:rFonts w:ascii="Courier New" w:hAnsi="Courier New" w:cs="Courier New"/>
+        </w:rPr>
+      </w:pPr>
+      <w:r>
+        <w:rPr>
+          <w:rFonts w:ascii="Courier New" w:hAnsi="Courier New" w:cs="Courier New"/>
+        </w:rPr>
+        <w:t xml:space="preserve">            &lt;tr&gt;&lt;td&gt;New code does not take effect&lt;/td&gt;</w:t>
+      </w:r>
+      <w:r>
+        <w:rPr>
+          <w:rFonts w:ascii="Courier New" w:hAnsi="Courier New" w:cs="Courier New"/>
+        </w:rPr>
+        <w:t>&lt;td&gt;The update is still rolling out&lt;/td&gt;&lt;td&gt;Wait for &lt;code&gt;aws lambda get-function --function-name northwind-hr-chat --query 'Configuration.LastUpdateStatus'&lt;/code&gt; to say &lt;code&gt;Successful&lt;/code&gt;&lt;/td&gt;&lt;/tr&gt;</w:t>
+      </w:r>
+    </w:p>
+    <w:p>
+      <w:pPr>
+        <w:pStyle w:val="PlainText"/>
+        <w:rPr>
+          <w:rFonts w:ascii="Courier New" w:hAnsi="Courier New" w:cs="Courier New"/>
+        </w:rPr>
+      </w:pPr>
+      <w:r>
+        <w:rPr>
+          <w:rFonts w:ascii="Courier New" w:hAnsi="Courier New" w:cs="Courier New"/>
+        </w:rPr>
+        <w:t xml:space="preserve">            &lt;tr&gt;&lt;td&gt;&lt;code&gt;AccessDeniedException&lt;/code&gt; in chat logs, naming a model&lt;/td&gt;&lt;td&gt;That model is not enabled in this account and region&lt;/td&gt;&lt;td&gt;Bedrock console, Model catalog, request access. Anthropic models also need the use case form, which is why the default here is Nova&lt;/td&gt;&lt;/tr&gt;</w:t>
+      </w:r>
+    </w:p>
+    <w:p>
+      <w:pPr>
+        <w:pStyle w:val="PlainText"/>
+        <w:rPr>
+          <w:rFonts w:ascii="Courier New" w:hAnsi="Courier New" w:cs="Courier New"/>
+        </w:rPr>
+      </w:pPr>
+      <w:r>
+        <w:rPr>
+          <w:rFonts w:ascii="Courier New" w:hAnsi="Courier New" w:cs="Courier New"/>
+        </w:rPr>
+        <w:t xml:space="preserve">           </w:t>
+      </w:r>
+      <w:r>
+        <w:rPr>
+          <w:rFonts w:ascii="Courier New" w:hAnsi="Courier New" w:cs="Courier New"/>
+        </w:rPr>
+        <w:t xml:space="preserve"> &lt;tr&gt;&lt;td&gt;Answers are slower than usual and &lt;code&gt;model_fallback&lt;/code&gt; appears in &lt;code&gt;tools_used&lt;/code&gt;&lt;/td&gt;&lt;td&gt;The primary model would not answer, so the fallback did&lt;/td&gt;&lt;td&gt;Nothing is broken. This is the failover working. Check the chat log for the underlying Bedrock error&lt;/td&gt;&lt;/tr&gt;</w:t>
+      </w:r>
+    </w:p>
+    <w:p>
+      <w:pPr>
+        <w:pStyle w:val="PlainText"/>
+        <w:rPr>
+          <w:rFonts w:ascii="Courier New" w:hAnsi="Courier New" w:cs="Courier New"/>
+        </w:rPr>
+      </w:pPr>
+      <w:r>
+        <w:rPr>
+          <w:rFonts w:ascii="Courier New" w:hAnsi="Courier New" w:cs="Courier New"/>
+        </w:rPr>
+        <w:t xml:space="preserve">            &lt;tr&gt;&lt;td&gt;&lt;code&gt;InvalidParameterException&lt;/code&gt; on &lt;code&gt;logGroupName&lt;/code&gt;&lt;/td&gt;&lt;td&gt;Git Bash on Windows rewrote the &lt;code&gt;/aws/lambda/...&lt;/code&gt; path&lt;/td&gt;&lt;td&gt;&lt;code&gt;export MSYS_NO_PATHCONV=1&lt;/code&gt;&lt;/td&gt;&lt;/tr&gt;</w:t>
+      </w:r>
+    </w:p>
+    <w:p>
+      <w:pPr>
+        <w:pStyle w:val="PlainText"/>
+        <w:rPr>
+          <w:rFonts w:ascii="Courier New" w:hAnsi="Courier New" w:cs="Courier New"/>
+        </w:rPr>
+      </w:pPr>
+      <w:r>
+        <w:rPr>
+          <w:rFonts w:ascii="Courier New" w:hAnsi="Courier New" w:cs="Courier New"/>
+        </w:rPr>
+        <w:t xml:space="preserve">    </w:t>
+      </w:r>
+      <w:r>
+        <w:rPr>
+          <w:rFonts w:ascii="Courier New" w:hAnsi="Courier New" w:cs="Courier New"/>
+        </w:rPr>
+        <w:t xml:space="preserve">        &lt;tr&gt;&lt;td&gt;503 or 504 on the first question after a break&lt;/td&gt;&lt;td&gt;Aurora resuming from 0 ACU, close to the 30-second limit&lt;/td&gt;&lt;td&gt;Ask again. For a live demo, set &lt;code&gt;min_capacity = 0.5&lt;/code&gt; in &lt;code&gt;aurora.tf&lt;/code&gt; for the day&lt;/td&gt;&lt;/tr&gt;</w:t>
+      </w:r>
+    </w:p>
+    <w:p>
+      <w:pPr>
+        <w:pStyle w:val="PlainText"/>
+        <w:rPr>
+          <w:rFonts w:ascii="Courier New" w:hAnsi="Courier New" w:cs="Courier New"/>
+        </w:rPr>
+      </w:pPr>
+      <w:r>
+        <w:rPr>
+          <w:rFonts w:ascii="Courier New" w:hAnsi="Courier New" w:cs="Courier New"/>
+        </w:rPr>
+        <w:t xml:space="preserve">            &lt;tr&gt;&lt;td&gt;401 from &lt;code&gt;/api/me&lt;/code&gt;&lt;/td&gt;&lt;td&gt;Token expired, or built with another app client ID&lt;/td&gt;&lt;td&gt;Sign out and in; rebuild the React app with the current &lt;code&gt;frontend_env&lt;/code&gt;&lt;/td&gt;&lt;/tr&gt;</w:t>
+      </w:r>
+    </w:p>
+    <w:p>
+      <w:pPr>
+        <w:pStyle w:val="PlainText"/>
+        <w:rPr>
+          <w:rFonts w:ascii="Courier New" w:hAnsi="Courier New" w:cs="Courier New"/>
+        </w:rPr>
+      </w:pPr>
+      <w:r>
+        <w:rPr>
+          <w:rFonts w:ascii="Courier New" w:hAnsi="Courier New" w:cs="Courier New"/>
+        </w:rPr>
+        <w:t xml:space="preserve">            &lt;tr&gt;&lt;td&gt;"You don't have an HR assistant acc</w:t>
+      </w:r>
+      <w:r>
+        <w:rPr>
+          <w:rFonts w:ascii="Courier New" w:hAnsi="Courier New" w:cs="Courier New"/>
+        </w:rPr>
+        <w:t>ount"&lt;/td&gt;&lt;td&gt;The Cognito email isn't in the &lt;code&gt;employees&lt;/code&gt; table&lt;/td&gt;&lt;td&gt;Check spelling in &lt;code&gt;demo_user_emails&lt;/code&gt;; run setup-db&lt;/td&gt;&lt;/tr&gt;</w:t>
+      </w:r>
+    </w:p>
+    <w:p>
+      <w:pPr>
+        <w:pStyle w:val="PlainText"/>
+        <w:rPr>
+          <w:rFonts w:ascii="Courier New" w:hAnsi="Courier New" w:cs="Courier New"/>
+        </w:rPr>
+      </w:pPr>
+      <w:r>
+        <w:rPr>
+          <w:rFonts w:ascii="Courier New" w:hAnsi="Courier New" w:cs="Courier New"/>
+        </w:rPr>
+        <w:t xml:space="preserve">            &lt;tr&gt;&lt;td&gt;Ingest fails with 403 from OpenSearch&lt;/td&gt;&lt;td&gt;Data access policy not active yet&lt;/td&gt;&lt;td&gt;Wait a minute; upload &lt;code&gt;manifest.json&lt;/code&gt; again&lt;/td&gt;&lt;/tr&gt;</w:t>
+      </w:r>
+    </w:p>
+    <w:p>
+      <w:pPr>
+        <w:pStyle w:val="PlainText"/>
+        <w:rPr>
+          <w:rFonts w:ascii="Courier New" w:hAnsi="Courier New" w:cs="Courier New"/>
+        </w:rPr>
+      </w:pPr>
+      <w:r>
+        <w:rPr>
+          <w:rFonts w:ascii="Courier New" w:hAnsi="Courier New" w:cs="Courier New"/>
+        </w:rPr>
+        <w:t xml:space="preserve">            &lt;tr&gt;&lt;td&gt;Answers say "No matching policy text" right after ingestion&lt;/td&gt;&lt;td&gt;OpenSearch Serverless hasn't refreshed yet&lt;/td&gt;&lt;td&gt;Wait a minute&lt;/td&gt;&lt;/tr&gt;</w:t>
+      </w:r>
+    </w:p>
+    <w:p>
+      <w:pPr>
+        <w:pStyle w:val="PlainText"/>
+        <w:rPr>
+          <w:rFonts w:ascii="Courier New" w:hAnsi="Courier New" w:cs="Courier New"/>
+        </w:rPr>
+      </w:pPr>
+      <w:r>
+        <w:rPr>
+          <w:rFonts w:ascii="Courier New" w:hAnsi="Courier New" w:cs="Courier New"/>
+        </w:rPr>
+        <w:t xml:space="preserve">            &lt;tr&gt;&lt;td&gt;Sm</w:t>
+      </w:r>
+      <w:r>
+        <w:rPr>
+          <w:rFonts w:ascii="Courier New" w:hAnsi="Courier New" w:cs="Courier New"/>
+        </w:rPr>
+        <w:t>all talk returns policies, or real questions get none&lt;/td&gt;&lt;td&gt;Relevance threshold not measured on these documents&lt;/td&gt;&lt;td&gt;Run the similarity report; set &lt;code&gt;min_best_similarity&lt;/code&gt; between the two groups, not just below the lowest real question&lt;/td&gt;&lt;/tr&gt;</w:t>
+      </w:r>
+    </w:p>
+    <w:p>
+      <w:pPr>
+        <w:pStyle w:val="PlainText"/>
+        <w:rPr>
+          <w:rFonts w:ascii="Courier New" w:hAnsi="Courier New" w:cs="Courier New"/>
+        </w:rPr>
+      </w:pPr>
+      <w:r>
+        <w:rPr>
+          <w:rFonts w:ascii="Courier New" w:hAnsi="Courier New" w:cs="Courier New"/>
+        </w:rPr>
+        <w:t xml:space="preserve">            &lt;tr&gt;&lt;td&gt;The same question passes one run and fails the next&lt;/td&gt;&lt;td&gt;The threshold sits inside the noise of approximate vector search&lt;/td&gt;&lt;td&gt;Move it further from the lowest real score, and set temperature to 0 before comparing runs at all&lt;/</w:t>
+      </w:r>
+      <w:r>
+        <w:rPr>
+          <w:rFonts w:ascii="Courier New" w:hAnsi="Courier New" w:cs="Courier New"/>
+        </w:rPr>
+        <w:t>td&gt;&lt;/tr&gt;</w:t>
+      </w:r>
+    </w:p>
+    <w:p>
+      <w:pPr>
+        <w:pStyle w:val="PlainText"/>
+        <w:rPr>
+          <w:rFonts w:ascii="Courier New" w:hAnsi="Courier New" w:cs="Courier New"/>
+        </w:rPr>
+      </w:pPr>
+      <w:r>
+        <w:rPr>
+          <w:rFonts w:ascii="Courier New" w:hAnsi="Courier New" w:cs="Courier New"/>
+        </w:rPr>
+        <w:t xml:space="preserve">            &lt;tr&gt;&lt;td&gt;A normal HR question is blocked&lt;/td&gt;&lt;td&gt;Prompt attack filter at HIGH&lt;/td&gt;&lt;td&gt;Lower it to MEDIUM in &lt;code&gt;bedrock.tf&lt;/code&gt;, apply&lt;/td&gt;&lt;/tr&gt;</w:t>
+      </w:r>
+    </w:p>
+    <w:p>
+      <w:pPr>
+        <w:pStyle w:val="PlainText"/>
+        <w:rPr>
+          <w:rFonts w:ascii="Courier New" w:hAnsi="Courier New" w:cs="Courier New"/>
+        </w:rPr>
+      </w:pPr>
+      <w:r>
+        <w:rPr>
+          <w:rFonts w:ascii="Courier New" w:hAnsi="Courier New" w:cs="Courier New"/>
+        </w:rPr>
+        <w:lastRenderedPageBreak/>
+        <w:t xml:space="preserve">            &lt;tr&gt;&lt;td&gt;Cognito "redirect_mismatch"&lt;/td&gt;&lt;td&gt;App opened at an address other than the CloudFront one&lt;/td&gt;&lt;td&gt;Use &lt;code&gt;terraform output app_url&lt;/code&gt; exactly&lt;/td&gt;&lt;/tr&gt;</w:t>
+      </w:r>
+    </w:p>
+    <w:p>
+      <w:pPr>
+        <w:pStyle w:val="PlainText"/>
+        <w:rPr>
+          <w:rFonts w:ascii="Courier New" w:hAnsi="Courier New" w:cs="Courier New"/>
+        </w:rPr>
+      </w:pPr>
+      <w:r>
+        <w:rPr>
+          <w:rFonts w:ascii="Courier New" w:hAnsi="Courier New" w:cs="Courier New"/>
+        </w:rPr>
+        <w:t xml:space="preserve">            &lt;tr&gt;&lt;td&gt;Terraform: domain already exists&lt;/td&gt;&lt;td&gt;&lt;code&gt;cognito_domain_prefix&lt;/code&gt; taken&lt;/td&gt;&lt;td&gt;Choose another prefix&lt;/td&gt;&lt;/tr&gt;</w:t>
+      </w:r>
+    </w:p>
+    <w:p>
+      <w:pPr>
+        <w:pStyle w:val="PlainText"/>
+        <w:rPr>
+          <w:rFonts w:ascii="Courier New" w:hAnsi="Courier New" w:cs="Courier New"/>
+        </w:rPr>
+      </w:pPr>
+      <w:r>
+        <w:rPr>
+          <w:rFonts w:ascii="Courier New" w:hAnsi="Courier New" w:cs="Courier New"/>
+        </w:rPr>
+        <w:t xml:space="preserve">          &lt;/tbody&gt;</w:t>
+      </w:r>
+    </w:p>
+    <w:p>
+      <w:pPr>
+        <w:pStyle w:val="PlainText"/>
+        <w:rPr>
+          <w:rFonts w:ascii="Courier New" w:hAnsi="Courier New" w:cs="Courier New"/>
+        </w:rPr>
+      </w:pPr>
+      <w:r>
+        <w:rPr>
+          <w:rFonts w:ascii="Courier New" w:hAnsi="Courier New" w:cs="Courier New"/>
+        </w:rPr>
+        <w:t xml:space="preserve">   </w:t>
+      </w:r>
+      <w:r>
+        <w:rPr>
+          <w:rFonts w:ascii="Courier New" w:hAnsi="Courier New" w:cs="Courier New"/>
+        </w:rPr>
+        <w:t xml:space="preserve">     &lt;/table&gt;</w:t>
+      </w:r>
+    </w:p>
+    <w:p>
+      <w:pPr>
+        <w:pStyle w:val="PlainText"/>
+        <w:rPr>
+          <w:rFonts w:ascii="Courier New" w:hAnsi="Courier New" w:cs="Courier New"/>
+        </w:rPr>
+      </w:pPr>
+      <w:r>
+        <w:rPr>
+          <w:rFonts w:ascii="Courier New" w:hAnsi="Courier New" w:cs="Courier New"/>
+        </w:rPr>
+        <w:t xml:space="preserve">      &lt;/div&gt;</w:t>
+      </w:r>
+    </w:p>
+    <w:p>
+      <w:pPr>
+        <w:pStyle w:val="PlainText"/>
+        <w:rPr>
+          <w:rFonts w:ascii="Courier New" w:hAnsi="Courier New" w:cs="Courier New"/>
+        </w:rPr>
+      </w:pPr>
+      <w:r>
+        <w:rPr>
+          <w:rFonts w:ascii="Courier New" w:hAnsi="Courier New" w:cs="Courier New"/>
+        </w:rPr>
+        <w:t xml:space="preserve">    &lt;/section&gt;</w:t>
+      </w:r>
+    </w:p>
+    <w:p>
+      <w:pPr>
+        <w:pStyle w:val="PlainText"/>
+        <w:rPr>
+          <w:rFonts w:ascii="Courier New" w:hAnsi="Courier New" w:cs="Courier New"/>
+        </w:rPr>
+      </w:pPr>
+      <w:r>
+        <w:rPr>
+          <w:rFonts w:ascii="Courier New" w:hAnsi="Courier New" w:cs="Courier New"/>
+        </w:rPr>
+        <w:t xml:space="preserve">  &lt;!-- ============================================================ --&gt;</w:t>
+      </w:r>
+    </w:p>
+    <w:p>
+      <w:pPr>
+        <w:pStyle w:val="PlainText"/>
+        <w:rPr>
+          <w:rFonts w:ascii="Courier New" w:hAnsi="Courier New" w:cs="Courier New"/>
+        </w:rPr>
+      </w:pPr>
+      <w:r>
+        <w:rPr>
+          <w:rFonts w:ascii="Courier New" w:hAnsi="Courier New" w:cs="Courier New"/>
+        </w:rPr>
+        <w:t xml:space="preserve">    &lt;section id="clickops"&gt;</w:t>
+      </w:r>
+    </w:p>
+    <w:p>
+      <w:pPr>
+        <w:pStyle w:val="PlainText"/>
+        <w:rPr>
+          <w:rFonts w:ascii="Courier New" w:hAnsi="Courier New" w:cs="Courier New"/>
+        </w:rPr>
+      </w:pPr>
+      <w:r>
+        <w:rPr>
+          <w:rFonts w:ascii="Courier New" w:hAnsi="Courier New" w:cs="Courier New"/>
+        </w:rPr>
+        <w:t xml:space="preserve">      &lt;div class="prose"&gt;</w:t>
+      </w:r>
+    </w:p>
+    <w:p>
+      <w:pPr>
+        <w:pStyle w:val="PlainText"/>
+        <w:rPr>
+          <w:rFonts w:ascii="Courier New" w:hAnsi="Courier New" w:cs="Courier New"/>
+        </w:rPr>
+      </w:pPr>
+      <w:r>
+        <w:rPr>
+          <w:rFonts w:ascii="Courier New" w:hAnsi="Courier New" w:cs="Courier New"/>
+        </w:rPr>
+        <w:t xml:space="preserve">        &lt;h2&gt;Appendix: building it by hand in the console&lt;/h2&gt;</w:t>
+      </w:r>
+    </w:p>
+    <w:p>
+      <w:pPr>
+        <w:pStyle w:val="PlainText"/>
+        <w:rPr>
+          <w:rFonts w:ascii="Courier New" w:hAnsi="Courier New" w:cs="Courier New"/>
+        </w:rPr>
+      </w:pPr>
+      <w:r>
+        <w:rPr>
+          <w:rFonts w:ascii="Courier New" w:hAnsi="Courier New" w:cs="Courier New"/>
+        </w:rPr>
+        <w:t xml:space="preserve">        &lt;p&gt;Optional, and not part of the four hours. A console screen shows you choices a Terraform file hides. Do it once, on your own time, for the services you want to understand properly.&lt;/p&gt;</w:t>
+      </w:r>
+    </w:p>
+    <w:p>
+      <w:pPr>
+        <w:pStyle w:val="PlainText"/>
+        <w:rPr>
+          <w:rFonts w:ascii="Courier New" w:hAnsi="Courier New" w:cs="Courier New"/>
+        </w:rPr>
+      </w:pPr>
+      <w:r>
+        <w:rPr>
+          <w:rFonts w:ascii="Courier New" w:hAnsi="Courier New" w:cs="Courier New"/>
+        </w:rPr>
+        <w:t xml:space="preserve">        &lt;p&gt;&lt;strong&gt;The full walkthrough is &lt;a href="../infra/clickops.md"&gt;infra/clicko</w:t>
+      </w:r>
+      <w:r>
+        <w:rPr>
+          <w:rFonts w:ascii="Courier New" w:hAnsi="Courier New" w:cs="Courier New"/>
+        </w:rPr>
+        <w:t>ps.md&lt;/a&gt;&lt;/strong&gt;,</w:t>
+      </w:r>
+    </w:p>
+    <w:p>
+      <w:pPr>
+        <w:pStyle w:val="PlainText"/>
+        <w:rPr>
+          <w:rFonts w:ascii="Courier New" w:hAnsi="Courier New" w:cs="Courier New"/>
+        </w:rPr>
+      </w:pPr>
+      <w:r>
+        <w:rPr>
+          <w:rFonts w:ascii="Courier New" w:hAnsi="Courier New" w:cs="Courier New"/>
+        </w:rPr>
+        <w:t xml:space="preserve">        twenty numbered steps with every setting and why it is set that way. Expect a day.</w:t>
+      </w:r>
+    </w:p>
+    <w:p>
+      <w:pPr>
+        <w:pStyle w:val="PlainText"/>
+        <w:rPr>
+          <w:rFonts w:ascii="Courier New" w:hAnsi="Courier New" w:cs="Courier New"/>
+        </w:rPr>
+      </w:pPr>
+      <w:r>
+        <w:rPr>
+          <w:rFonts w:ascii="Courier New" w:hAnsi="Courier New" w:cs="Courier New"/>
+        </w:rPr>
+        <w:t xml:space="preserve">        The order is not arbitrary: each step needs something the one before it produced.&lt;/p&gt;</w:t>
+      </w:r>
+    </w:p>
+    <w:p>
+      <w:pPr>
+        <w:pStyle w:val="PlainText"/>
+        <w:rPr>
+          <w:rFonts w:ascii="Courier New" w:hAnsi="Courier New" w:cs="Courier New"/>
+        </w:rPr>
+      </w:pPr>
+      <w:r>
+        <w:rPr>
+          <w:rFonts w:ascii="Courier New" w:hAnsi="Courier New" w:cs="Courier New"/>
+        </w:rPr>
+        <w:t xml:space="preserve">      &lt;/div&gt;</w:t>
+      </w:r>
+    </w:p>
+    <w:p>
+      <w:pPr>
+        <w:pStyle w:val="PlainText"/>
+        <w:rPr>
+          <w:rFonts w:ascii="Courier New" w:hAnsi="Courier New" w:cs="Courier New"/>
+        </w:rPr>
+      </w:pPr>
+      <w:r>
+        <w:rPr>
+          <w:rFonts w:ascii="Courier New" w:hAnsi="Courier New" w:cs="Courier New"/>
+        </w:rPr>
+        <w:t xml:space="preserve">      &lt;div class="table-wrap"&gt;</w:t>
+      </w:r>
+    </w:p>
+    <w:p>
+      <w:pPr>
+        <w:pStyle w:val="PlainText"/>
+        <w:rPr>
+          <w:rFonts w:ascii="Courier New" w:hAnsi="Courier New" w:cs="Courier New"/>
+        </w:rPr>
+      </w:pPr>
+      <w:r>
+        <w:rPr>
+          <w:rFonts w:ascii="Courier New" w:hAnsi="Courier New" w:cs="Courier New"/>
+        </w:rPr>
         <w:t xml:space="preserve">        &lt;table&gt;</w:t>
       </w:r>
     </w:p>
@@ -20807,7 +21284,7 @@
         <w:rPr>
           <w:rFonts w:ascii="Courier New" w:hAnsi="Courier New" w:cs="Courier New"/>
         </w:rPr>
-        <w:t xml:space="preserve">          &lt;thead&gt;&lt;tr&gt;&lt;th&gt;You see&lt;/th&gt;&lt;th&gt;Likely cause&lt;/th&gt;&lt;th&gt;Fix&lt;/th&gt;&lt;/tr&gt;&lt;/thead&gt;</w:t>
+        <w:t xml:space="preserve">          &lt;thead&gt;&lt;tr&gt;&lt;th&gt;Step&lt;/th&gt;&lt;th&gt;What you build&lt;/th&gt;&lt;th&gt;Why in this order&lt;/th&gt;&lt;/tr&gt;&lt;/thead&gt;</w:t>
       </w:r>
     </w:p>
     <w:p>
@@ -20835,197 +21312,137 @@
         <w:rPr>
           <w:rFonts w:ascii="Courier New" w:hAnsi="Courier New" w:cs="Courier New"/>
         </w:rPr>
-        <w:t xml:space="preserve">            &lt;tr&gt;&lt;td&gt;Terraform: &lt;code&gt;build/layer.zip is missing&lt;/code&gt;&lt;/td&gt;&lt;td&gt;The dependency layer was never built&lt;/td&gt;&lt;td&gt;&lt;code&gt;bash scripts/build-layer.sh&lt;</w:t>
-      </w:r>
-      <w:r>
-        <w:rPr>
-          <w:rFonts w:ascii="Courier New" w:hAnsi="Courier New" w:cs="Courier New"/>
-        </w:rPr>
-        <w:t>/code&gt;, then apply again&lt;/td&gt;&lt;/tr&gt;</w:t>
-      </w:r>
-    </w:p>
-    <w:p>
-      <w:pPr>
-        <w:pStyle w:val="PlainText"/>
-        <w:rPr>
-          <w:rFonts w:ascii="Courier New" w:hAnsi="Courier New" w:cs="Courier New"/>
-        </w:rPr>
-      </w:pPr>
-      <w:r>
-        <w:rPr>
-          <w:rFonts w:ascii="Courier New" w:hAnsi="Courier New" w:cs="Courier New"/>
-        </w:rPr>
-        <w:t xml:space="preserve">            &lt;tr&gt;&lt;td&gt;New code does not take effect&lt;/td&gt;&lt;td&gt;The update is still rolling out&lt;/td&gt;&lt;td&gt;Wait for &lt;code&gt;aws lambda get-function --function-name northwind-hr-chat --query 'Configuration.LastUpdateStatus'&lt;/code&gt; to say &lt;code&gt;Successful&lt;/code&gt;&lt;/td&gt;&lt;/tr&gt;</w:t>
-      </w:r>
-    </w:p>
-    <w:p>
-      <w:pPr>
-        <w:pStyle w:val="PlainText"/>
-        <w:rPr>
-          <w:rFonts w:ascii="Courier New" w:hAnsi="Courier New" w:cs="Courier New"/>
-        </w:rPr>
-      </w:pPr>
-      <w:r>
-        <w:rPr>
-          <w:rFonts w:ascii="Courier New" w:hAnsi="Courier New" w:cs="Courier New"/>
-        </w:rPr>
-        <w:t xml:space="preserve">            &lt;tr&gt;&lt;td&gt;&lt;code&gt;AccessDeniedException&lt;/code&gt; in chat logs, naming a model&lt;/td&gt;&lt;td&gt;That model is not enabled in this account and region&lt;/td&gt;&lt;td&gt;Bedrock console, Model catalog, request access. Anthropic models</w:t>
-      </w:r>
-      <w:r>
-        <w:rPr>
-          <w:rFonts w:ascii="Courier New" w:hAnsi="Courier New" w:cs="Courier New"/>
-        </w:rPr>
-        <w:t xml:space="preserve"> also need the use case form, which is why the default here is Nova&lt;/td&gt;&lt;/tr&gt;</w:t>
-      </w:r>
-    </w:p>
-    <w:p>
-      <w:pPr>
-        <w:pStyle w:val="PlainText"/>
-        <w:rPr>
-          <w:rFonts w:ascii="Courier New" w:hAnsi="Courier New" w:cs="Courier New"/>
-        </w:rPr>
-      </w:pPr>
-      <w:r>
-        <w:rPr>
-          <w:rFonts w:ascii="Courier New" w:hAnsi="Courier New" w:cs="Courier New"/>
-        </w:rPr>
-        <w:t xml:space="preserve">            &lt;tr&gt;&lt;td&gt;Answers are slower than usual and &lt;code&gt;model_fallback&lt;/code&gt; appears in &lt;code&gt;tools_used&lt;/code&gt;&lt;/td&gt;&lt;td&gt;The primary model would not answer, so the fallback did&lt;/td&gt;&lt;td&gt;Nothing is broken. This is the failover working. Check the chat log for the underlying Bedrock error&lt;/td&gt;&lt;/tr&gt;</w:t>
-      </w:r>
-    </w:p>
-    <w:p>
-      <w:pPr>
-        <w:pStyle w:val="PlainText"/>
-        <w:rPr>
-          <w:rFonts w:ascii="Courier New" w:hAnsi="Courier New" w:cs="Courier New"/>
-        </w:rPr>
-      </w:pPr>
-      <w:r>
-        <w:rPr>
-          <w:rFonts w:ascii="Courier New" w:hAnsi="Courier New" w:cs="Courier New"/>
-        </w:rPr>
-        <w:t xml:space="preserve">            &lt;tr&gt;&lt;td&gt;&lt;code&gt;InvalidParameterException&lt;/code&gt; on &lt;code&gt;logGroupName&lt;/code&gt;&lt;/td&gt;&lt;td&gt;Git Bash on Windows rewrote the &lt;code&gt;</w:t>
-      </w:r>
-      <w:r>
-        <w:rPr>
-          <w:rFonts w:ascii="Courier New" w:hAnsi="Courier New" w:cs="Courier New"/>
-        </w:rPr>
-        <w:t>/aws/lambda/...&lt;/code&gt; path&lt;/td&gt;&lt;td&gt;&lt;code&gt;export MSYS_NO_PATHCONV=1&lt;/code&gt;&lt;/td&gt;&lt;/tr&gt;</w:t>
-      </w:r>
-    </w:p>
-    <w:p>
-      <w:pPr>
-        <w:pStyle w:val="PlainText"/>
-        <w:rPr>
-          <w:rFonts w:ascii="Courier New" w:hAnsi="Courier New" w:cs="Courier New"/>
-        </w:rPr>
-      </w:pPr>
-      <w:r>
-        <w:rPr>
-          <w:rFonts w:ascii="Courier New" w:hAnsi="Courier New" w:cs="Courier New"/>
-        </w:rPr>
-        <w:t xml:space="preserve">            &lt;tr&gt;&lt;td&gt;503 or 504 on the first question after a break&lt;/td&gt;&lt;td&gt;Aurora resuming from 0 ACU, close to the 30-second limit&lt;/td&gt;&lt;td&gt;Ask again. For a live demo, set &lt;code&gt;min_capacity = 0.5&lt;/code&gt; in &lt;code&gt;aurora.tf&lt;/code&gt; for the day&lt;/td&gt;&lt;/tr&gt;</w:t>
-      </w:r>
-    </w:p>
-    <w:p>
-      <w:pPr>
-        <w:pStyle w:val="PlainText"/>
-        <w:rPr>
-          <w:rFonts w:ascii="Courier New" w:hAnsi="Courier New" w:cs="Courier New"/>
-        </w:rPr>
-      </w:pPr>
-      <w:r>
-        <w:rPr>
-          <w:rFonts w:ascii="Courier New" w:hAnsi="Courier New" w:cs="Courier New"/>
-        </w:rPr>
-        <w:t xml:space="preserve">            &lt;tr&gt;&lt;td&gt;401 from &lt;code&gt;/api/me&lt;/code&gt;&lt;/td&gt;&lt;td&gt;Token expired, or built with another app client ID&lt;/td&gt;&lt;td&gt;Sign out and in; rebuild the React app with the current &lt;c</w:t>
-      </w:r>
-      <w:r>
-        <w:rPr>
-          <w:rFonts w:ascii="Courier New" w:hAnsi="Courier New" w:cs="Courier New"/>
-        </w:rPr>
-        <w:t>ode&gt;frontend_env&lt;/code&gt;&lt;/td&gt;&lt;/tr&gt;</w:t>
-      </w:r>
-    </w:p>
-    <w:p>
-      <w:pPr>
-        <w:pStyle w:val="PlainText"/>
-        <w:rPr>
-          <w:rFonts w:ascii="Courier New" w:hAnsi="Courier New" w:cs="Courier New"/>
-        </w:rPr>
-      </w:pPr>
-      <w:r>
-        <w:rPr>
-          <w:rFonts w:ascii="Courier New" w:hAnsi="Courier New" w:cs="Courier New"/>
-        </w:rPr>
-        <w:t xml:space="preserve">            &lt;tr&gt;&lt;td&gt;"You don't have an HR assistant account"&lt;/td&gt;&lt;td&gt;The Cognito email isn't in the &lt;code&gt;employees&lt;/code&gt; table&lt;/td&gt;&lt;td&gt;Check spelling in &lt;code&gt;demo_user_emails&lt;/code&gt;; run setup-db&lt;/td&gt;&lt;/tr&gt;</w:t>
-      </w:r>
-    </w:p>
-    <w:p>
-      <w:pPr>
-        <w:pStyle w:val="PlainText"/>
-        <w:rPr>
-          <w:rFonts w:ascii="Courier New" w:hAnsi="Courier New" w:cs="Courier New"/>
-        </w:rPr>
-      </w:pPr>
-      <w:r>
-        <w:rPr>
-          <w:rFonts w:ascii="Courier New" w:hAnsi="Courier New" w:cs="Courier New"/>
-        </w:rPr>
-        <w:t xml:space="preserve">            &lt;tr&gt;&lt;td&gt;Ingest fails with 403 from OpenSearch&lt;/td&gt;&lt;td&gt;Data access policy not active yet&lt;/td&gt;&lt;td&gt;Wait a minute; upload &lt;code&gt;manifest.json&lt;/code&gt; again&lt;/td&gt;&lt;/tr&gt;</w:t>
-      </w:r>
-    </w:p>
-    <w:p>
-      <w:pPr>
-        <w:pStyle w:val="PlainText"/>
-        <w:rPr>
-          <w:rFonts w:ascii="Courier New" w:hAnsi="Courier New" w:cs="Courier New"/>
-        </w:rPr>
-      </w:pPr>
-      <w:r>
-        <w:rPr>
-          <w:rFonts w:ascii="Courier New" w:hAnsi="Courier New" w:cs="Courier New"/>
-        </w:rPr>
-        <w:t xml:space="preserve">            &lt;tr&gt;&lt;td&gt;Answers say "No matching policy text" right after ingestion&lt;/td&gt;&lt;td&gt;OpenSear</w:t>
-      </w:r>
-      <w:r>
-        <w:rPr>
-          <w:rFonts w:ascii="Courier New" w:hAnsi="Courier New" w:cs="Courier New"/>
-        </w:rPr>
-        <w:t>ch Serverless hasn't refreshed yet&lt;/td&gt;&lt;td&gt;Wait a minute&lt;/td&gt;&lt;/tr&gt;</w:t>
-      </w:r>
-    </w:p>
-    <w:p>
-      <w:pPr>
-        <w:pStyle w:val="PlainText"/>
-        <w:rPr>
-          <w:rFonts w:ascii="Courier New" w:hAnsi="Courier New" w:cs="Courier New"/>
-        </w:rPr>
-      </w:pPr>
-      <w:r>
-        <w:rPr>
-          <w:rFonts w:ascii="Courier New" w:hAnsi="Courier New" w:cs="Courier New"/>
-        </w:rPr>
-        <w:t xml:space="preserve">            &lt;tr&gt;&lt;td&gt;Small talk returns policies, or real questions get none&lt;/td&gt;&lt;td&gt;Relevance threshold not measured on these documents&lt;/td&gt;&lt;td&gt;Run the similarity report; set &lt;code&gt;min_best_similarity&lt;/code&gt; between the two groups, not just below the lowest real question&lt;/td&gt;&lt;/tr&gt;</w:t>
-      </w:r>
-    </w:p>
-    <w:p>
-      <w:pPr>
-        <w:pStyle w:val="PlainText"/>
-        <w:rPr>
-          <w:rFonts w:ascii="Courier New" w:hAnsi="Courier New" w:cs="Courier New"/>
-        </w:rPr>
-      </w:pPr>
-      <w:r>
-        <w:rPr>
-          <w:rFonts w:ascii="Courier New" w:hAnsi="Courier New" w:cs="Courier New"/>
-        </w:rPr>
-        <w:t xml:space="preserve">            &lt;tr&gt;&lt;td&gt;The same question passes one run and fails the next&lt;/td&gt;&lt;td&gt;The threshold sits inside the noise of approximate vector search&lt;/td&gt;&lt;td&gt;Move it fu</w:t>
-      </w:r>
-      <w:r>
-        <w:rPr>
-          <w:rFonts w:ascii="Courier New" w:hAnsi="Courier New" w:cs="Courier New"/>
-        </w:rPr>
-        <w:t>rther from the lowest real score, and set temperature to 0 before comparing runs at all&lt;/td&gt;&lt;/tr&gt;</w:t>
+        <w:t xml:space="preserve">            &lt;tr&gt;&lt;td&gt;3&lt;/td&gt;&lt;td&gt;Turn on the models in Bedrock&lt;/td&gt;&lt;td&gt;Access can take a form submission, so start it before you need i</w:t>
+      </w:r>
+      <w:r>
+        <w:rPr>
+          <w:rFonts w:ascii="Courier New" w:hAnsi="Courier New" w:cs="Courier New"/>
+        </w:rPr>
+        <w:t>t&lt;/td&gt;&lt;/tr&gt;</w:t>
+      </w:r>
+    </w:p>
+    <w:p>
+      <w:pPr>
+        <w:pStyle w:val="PlainText"/>
+        <w:rPr>
+          <w:rFonts w:ascii="Courier New" w:hAnsi="Courier New" w:cs="Courier New"/>
+        </w:rPr>
+      </w:pPr>
+      <w:r>
+        <w:rPr>
+          <w:rFonts w:ascii="Courier New" w:hAnsi="Courier New" w:cs="Courier New"/>
+        </w:rPr>
+        <w:t xml:space="preserve">            &lt;tr&gt;&lt;td&gt;4&lt;/td&gt;&lt;td&gt;The two zip files&lt;/td&gt;&lt;td&gt;The layer and the function code. Lambda cannot be created without them&lt;/td&gt;&lt;/tr&gt;</w:t>
+      </w:r>
+    </w:p>
+    <w:p>
+      <w:pPr>
+        <w:pStyle w:val="PlainText"/>
+        <w:rPr>
+          <w:rFonts w:ascii="Courier New" w:hAnsi="Courier New" w:cs="Courier New"/>
+        </w:rPr>
+      </w:pPr>
+      <w:r>
+        <w:rPr>
+          <w:rFonts w:ascii="Courier New" w:hAnsi="Courier New" w:cs="Courier New"/>
+        </w:rPr>
+        <w:t xml:space="preserve">            &lt;tr&gt;&lt;td&gt;5, 6&lt;/td&gt;&lt;td&gt;The network, and VPC endpoints&lt;/td&gt;&lt;td&gt;Private subnets with no internet route, so the endpoints are how Lambda reaches AWS at all&lt;/td&gt;&lt;/tr&gt;</w:t>
+      </w:r>
+    </w:p>
+    <w:p>
+      <w:pPr>
+        <w:pStyle w:val="PlainText"/>
+        <w:rPr>
+          <w:rFonts w:ascii="Courier New" w:hAnsi="Courier New" w:cs="Courier New"/>
+        </w:rPr>
+      </w:pPr>
+      <w:r>
+        <w:rPr>
+          <w:rFonts w:ascii="Courier New" w:hAnsi="Courier New" w:cs="Courier New"/>
+        </w:rPr>
+        <w:t xml:space="preserve">            &lt;tr&gt;&lt;td&gt;7, 8&lt;/td&gt;&lt;td&gt;Aurora, and the application secret&lt;/td&gt;&lt;td&gt;Two database users: admin for setup, &lt;code&gt;hr_app&lt;/code&gt; for the app&lt;/td&gt;&lt;/tr&gt;</w:t>
+      </w:r>
+    </w:p>
+    <w:p>
+      <w:pPr>
+        <w:pStyle w:val="PlainText"/>
+        <w:rPr>
+          <w:rFonts w:ascii="Courier New" w:hAnsi="Courier New" w:cs="Courier New"/>
+        </w:rPr>
+      </w:pPr>
+      <w:r>
+        <w:rPr>
+          <w:rFonts w:ascii="Courier New" w:hAnsi="Courier New" w:cs="Courier New"/>
+        </w:rPr>
+        <w:t xml:space="preserve">            &lt;tr&gt;&lt;td&gt;9&lt;/td&gt;&lt;td&gt;OpenS</w:t>
+      </w:r>
+      <w:r>
+        <w:rPr>
+          <w:rFonts w:ascii="Courier New" w:hAnsi="Courier New" w:cs="Courier New"/>
+        </w:rPr>
+        <w:t>earch Serverless&lt;/td&gt;&lt;td&gt;Three policies before the collection: encryption, network, data access&lt;/td&gt;&lt;/tr&gt;</w:t>
+      </w:r>
+    </w:p>
+    <w:p>
+      <w:pPr>
+        <w:pStyle w:val="PlainText"/>
+        <w:rPr>
+          <w:rFonts w:ascii="Courier New" w:hAnsi="Courier New" w:cs="Courier New"/>
+        </w:rPr>
+      </w:pPr>
+      <w:r>
+        <w:rPr>
+          <w:rFonts w:ascii="Courier New" w:hAnsi="Courier New" w:cs="Courier New"/>
+        </w:rPr>
+        <w:t xml:space="preserve">            &lt;tr&gt;&lt;td&gt;10, 11&lt;/td&gt;&lt;td&gt;The buckets, and the guardrail&lt;/td&gt;&lt;td&gt;The guardrail is checked on the question and on the answer&lt;/td&gt;&lt;/tr&gt;</w:t>
+      </w:r>
+    </w:p>
+    <w:p>
+      <w:pPr>
+        <w:pStyle w:val="PlainText"/>
+        <w:rPr>
+          <w:rFonts w:ascii="Courier New" w:hAnsi="Courier New" w:cs="Courier New"/>
+        </w:rPr>
+      </w:pPr>
+      <w:r>
+        <w:rPr>
+          <w:rFonts w:ascii="Courier New" w:hAnsi="Courier New" w:cs="Courier New"/>
+        </w:rPr>
+        <w:t xml:space="preserve">            &lt;tr&gt;&lt;td&gt;12, 13&lt;/td&gt;&lt;td&gt;IAM roles, then the four functions&lt;/td&gt;&lt;td&gt;One role per function, so the chat function cannot write the index&lt;/td&gt;&lt;/tr&gt;</w:t>
+      </w:r>
+    </w:p>
+    <w:p>
+      <w:pPr>
+        <w:pStyle w:val="PlainText"/>
+        <w:rPr>
+          <w:rFonts w:ascii="Courier New" w:hAnsi="Courier New" w:cs="Courier New"/>
+        </w:rPr>
+      </w:pPr>
+      <w:r>
+        <w:rPr>
+          <w:rFonts w:ascii="Courier New" w:hAnsi="Courier New" w:cs="Courier New"/>
+        </w:rPr>
+        <w:t xml:space="preserve">            &lt;tr&gt;&lt;td&gt;14, 15&lt;/td&gt;&lt;td&gt;Create the database, load the documents&lt;/td&gt;&lt;td&gt;Upload the documents firs</w:t>
+      </w:r>
+      <w:r>
+        <w:rPr>
+          <w:rFonts w:ascii="Courier New" w:hAnsi="Courier New" w:cs="Courier New"/>
+        </w:rPr>
+        <w:t>t and &lt;code&gt;manifest.json&lt;/code&gt; last: that upload is the trigger&lt;/td&gt;&lt;/tr&gt;</w:t>
+      </w:r>
+    </w:p>
+    <w:p>
+      <w:pPr>
+        <w:pStyle w:val="PlainText"/>
+        <w:rPr>
+          <w:rFonts w:ascii="Courier New" w:hAnsi="Courier New" w:cs="Courier New"/>
+        </w:rPr>
+      </w:pPr>
+      <w:r>
+        <w:rPr>
+          <w:rFonts w:ascii="Courier New" w:hAnsi="Courier New" w:cs="Courier New"/>
+        </w:rPr>
+        <w:t xml:space="preserve">            &lt;tr&gt;&lt;td&gt;16, 17&lt;/td&gt;&lt;td&gt;Cognito, then the API&lt;/td&gt;&lt;td&gt;The API needs the user pool to validate a token against&lt;/td&gt;&lt;/tr&gt;</w:t>
       </w:r>
     </w:p>
     <w:p>
@@ -21040,41 +21457,7 @@
           <w:rFonts w:ascii="Courier New" w:hAnsi="Courier New" w:cs="Courier New"/>
         </w:rPr>
         <w:lastRenderedPageBreak/>
-        <w:t xml:space="preserve">            &lt;tr&gt;&lt;td&gt;A normal HR question is blocked&lt;/td&gt;&lt;td&gt;Prompt attack filter at HIGH&lt;/td&gt;&lt;td&gt;Lower it to MEDIUM in &lt;code&gt;bedrock.tf&lt;/code&gt;, apply&lt;/td&gt;&lt;/tr&gt;</w:t>
-      </w:r>
-    </w:p>
-    <w:p>
-      <w:pPr>
-        <w:pStyle w:val="PlainText"/>
-        <w:rPr>
-          <w:rFonts w:ascii="Courier New" w:hAnsi="Courier New" w:cs="Courier New"/>
-        </w:rPr>
-      </w:pPr>
-      <w:r>
-        <w:rPr>
-          <w:rFonts w:ascii="Courier New" w:hAnsi="Courier New" w:cs="Courier New"/>
-        </w:rPr>
-        <w:t xml:space="preserve">            &lt;tr&gt;&lt;td&gt;Cognito "redirect_mismatch"&lt;/td&gt;&lt;td&gt;App opened at an address other than the CloudFront one&lt;/td&gt;&lt;td&gt;Use &lt;code&gt;terraform output app_url&lt;/code&gt; exactly&lt;/td&gt;&lt;/tr&gt;</w:t>
-      </w:r>
-    </w:p>
-    <w:p>
-      <w:pPr>
-        <w:pStyle w:val="PlainText"/>
-        <w:rPr>
-          <w:rFonts w:ascii="Courier New" w:hAnsi="Courier New" w:cs="Courier New"/>
-        </w:rPr>
-      </w:pPr>
-      <w:r>
-        <w:rPr>
-          <w:rFonts w:ascii="Courier New" w:hAnsi="Courier New" w:cs="Courier New"/>
-        </w:rPr>
-        <w:t xml:space="preserve">            &lt;tr&gt;&lt;td&gt;Terraform: domain already exists&lt;/td&gt;&lt;td&gt;&lt;code&gt;cognito_</w:t>
-      </w:r>
-      <w:r>
-        <w:rPr>
-          <w:rFonts w:ascii="Courier New" w:hAnsi="Courier New" w:cs="Courier New"/>
-        </w:rPr>
-        <w:t>domain_prefix&lt;/code&gt; taken&lt;/td&gt;&lt;td&gt;Choose another prefix&lt;/td&gt;&lt;/tr&gt;</w:t>
+        <w:t xml:space="preserve">            &lt;tr&gt;&lt;td&gt;18, 19&lt;/td&gt;&lt;td&gt;CloudFront and WAF, your domain&lt;/td&gt;&lt;td&gt;WAF for CloudFront must live in us-east-1&lt;/td&gt;&lt;/tr&gt;</w:t>
       </w:r>
     </w:p>
     <w:p>
@@ -21130,416 +21513,7 @@
         <w:rPr>
           <w:rFonts w:ascii="Courier New" w:hAnsi="Courier New" w:cs="Courier New"/>
         </w:rPr>
-        <w:t xml:space="preserve">    &lt;/section&gt;</w:t>
-      </w:r>
-    </w:p>
-    <w:p>
-      <w:pPr>
-        <w:pStyle w:val="PlainText"/>
-        <w:rPr>
-          <w:rFonts w:ascii="Courier New" w:hAnsi="Courier New" w:cs="Courier New"/>
-        </w:rPr>
-      </w:pPr>
-      <w:r>
-        <w:rPr>
-          <w:rFonts w:ascii="Courier New" w:hAnsi="Courier New" w:cs="Courier New"/>
-        </w:rPr>
-        <w:t xml:space="preserve">  &lt;!-- ============================================================ --&gt;</w:t>
-      </w:r>
-    </w:p>
-    <w:p>
-      <w:pPr>
-        <w:pStyle w:val="PlainText"/>
-        <w:rPr>
-          <w:rFonts w:ascii="Courier New" w:hAnsi="Courier New" w:cs="Courier New"/>
-        </w:rPr>
-      </w:pPr>
-      <w:r>
-        <w:rPr>
-          <w:rFonts w:ascii="Courier New" w:hAnsi="Courier New" w:cs="Courier New"/>
-        </w:rPr>
-        <w:t xml:space="preserve">    &lt;section id="clickops"&gt;</w:t>
-      </w:r>
-    </w:p>
-    <w:p>
-      <w:pPr>
-        <w:pStyle w:val="PlainText"/>
-        <w:rPr>
-          <w:rFonts w:ascii="Courier New" w:hAnsi="Courier New" w:cs="Courier New"/>
-        </w:rPr>
-      </w:pPr>
-      <w:r>
-        <w:rPr>
-          <w:rFonts w:ascii="Courier New" w:hAnsi="Courier New" w:cs="Courier New"/>
-        </w:rPr>
-        <w:t xml:space="preserve">      &lt;div class="prose"&gt;</w:t>
-      </w:r>
-    </w:p>
-    <w:p>
-      <w:pPr>
-        <w:pStyle w:val="PlainText"/>
-        <w:rPr>
-          <w:rFonts w:ascii="Courier New" w:hAnsi="Courier New" w:cs="Courier New"/>
-        </w:rPr>
-      </w:pPr>
-      <w:r>
-        <w:rPr>
-          <w:rFonts w:ascii="Courier New" w:hAnsi="Courier New" w:cs="Courier New"/>
-        </w:rPr>
-        <w:t xml:space="preserve">        &lt;h2&gt;Appendix: building it by hand in the console&lt;/h2&gt;</w:t>
-      </w:r>
-    </w:p>
-    <w:p>
-      <w:pPr>
-        <w:pStyle w:val="PlainText"/>
-        <w:rPr>
-          <w:rFonts w:ascii="Courier New" w:hAnsi="Courier New" w:cs="Courier New"/>
-        </w:rPr>
-      </w:pPr>
-      <w:r>
-        <w:rPr>
-          <w:rFonts w:ascii="Courier New" w:hAnsi="Courier New" w:cs="Courier New"/>
-        </w:rPr>
-        <w:t xml:space="preserve">        &lt;p&gt;Optional, and not part of the four hours. A console screen does show you choices a Terraform file hides, so this is worth doing once, on your own time, for the services you want to u</w:t>
-      </w:r>
-      <w:r>
-        <w:rPr>
-          <w:rFonts w:ascii="Courier New" w:hAnsi="Courier New" w:cs="Courier New"/>
-        </w:rPr>
-        <w:t>nderstand properly.&lt;/p&gt;</w:t>
-      </w:r>
-    </w:p>
-    <w:p>
-      <w:pPr>
-        <w:pStyle w:val="PlainText"/>
-        <w:rPr>
-          <w:rFonts w:ascii="Courier New" w:hAnsi="Courier New" w:cs="Courier New"/>
-        </w:rPr>
-      </w:pPr>
-      <w:r>
-        <w:rPr>
-          <w:rFonts w:ascii="Courier New" w:hAnsi="Courier New" w:cs="Courier New"/>
-        </w:rPr>
-        <w:t xml:space="preserve">        &lt;p&gt;&lt;strong&gt;The full walkthrough is &lt;a href="../infra/clickops.md"&gt;infra/clickops.md&lt;/a&gt;&lt;/strong&gt;,</w:t>
-      </w:r>
-    </w:p>
-    <w:p>
-      <w:pPr>
-        <w:pStyle w:val="PlainText"/>
-        <w:rPr>
-          <w:rFonts w:ascii="Courier New" w:hAnsi="Courier New" w:cs="Courier New"/>
-        </w:rPr>
-      </w:pPr>
-      <w:r>
-        <w:rPr>
-          <w:rFonts w:ascii="Courier New" w:hAnsi="Courier New" w:cs="Courier New"/>
-        </w:rPr>
-        <w:t xml:space="preserve">        twenty numbered steps with every setting and why it is set that way. Expect a day.</w:t>
-      </w:r>
-    </w:p>
-    <w:p>
-      <w:pPr>
-        <w:pStyle w:val="PlainText"/>
-        <w:rPr>
-          <w:rFonts w:ascii="Courier New" w:hAnsi="Courier New" w:cs="Courier New"/>
-        </w:rPr>
-      </w:pPr>
-      <w:r>
-        <w:rPr>
-          <w:rFonts w:ascii="Courier New" w:hAnsi="Courier New" w:cs="Courier New"/>
-        </w:rPr>
-        <w:t xml:space="preserve">        The order is not arbitrary: each step needs something the one before it produced.&lt;/p&gt;</w:t>
-      </w:r>
-    </w:p>
-    <w:p>
-      <w:pPr>
-        <w:pStyle w:val="PlainText"/>
-        <w:rPr>
-          <w:rFonts w:ascii="Courier New" w:hAnsi="Courier New" w:cs="Courier New"/>
-        </w:rPr>
-      </w:pPr>
-      <w:r>
-        <w:rPr>
-          <w:rFonts w:ascii="Courier New" w:hAnsi="Courier New" w:cs="Courier New"/>
-        </w:rPr>
-        <w:t xml:space="preserve">      &lt;/div&gt;</w:t>
-      </w:r>
-    </w:p>
-    <w:p>
-      <w:pPr>
-        <w:pStyle w:val="PlainText"/>
-        <w:rPr>
-          <w:rFonts w:ascii="Courier New" w:hAnsi="Courier New" w:cs="Courier New"/>
-        </w:rPr>
-      </w:pPr>
-      <w:r>
-        <w:rPr>
-          <w:rFonts w:ascii="Courier New" w:hAnsi="Courier New" w:cs="Courier New"/>
-        </w:rPr>
-        <w:t xml:space="preserve">      &lt;div class="table-wrap"&gt;</w:t>
-      </w:r>
-    </w:p>
-    <w:p>
-      <w:pPr>
-        <w:pStyle w:val="PlainText"/>
-        <w:rPr>
-          <w:rFonts w:ascii="Courier New" w:hAnsi="Courier New" w:cs="Courier New"/>
-        </w:rPr>
-      </w:pPr>
-      <w:r>
-        <w:rPr>
-          <w:rFonts w:ascii="Courier New" w:hAnsi="Courier New" w:cs="Courier New"/>
-        </w:rPr>
-        <w:t xml:space="preserve">        &lt;table&gt;</w:t>
-      </w:r>
-    </w:p>
-    <w:p>
-      <w:pPr>
-        <w:pStyle w:val="PlainText"/>
-        <w:rPr>
-          <w:rFonts w:ascii="Courier New" w:hAnsi="Courier New" w:cs="Courier New"/>
-        </w:rPr>
-      </w:pPr>
-      <w:r>
-        <w:rPr>
-          <w:rFonts w:ascii="Courier New" w:hAnsi="Courier New" w:cs="Courier New"/>
-        </w:rPr>
-        <w:t xml:space="preserve">          &lt;thead&gt;&lt;tr&gt;&lt;th&gt;Step&lt;/th&gt;&lt;th&gt;What you build&lt;/th&gt;&lt;th&gt;Why in this order&lt;/th&gt;&lt;/tr&gt;&lt;/thead&gt;</w:t>
-      </w:r>
-    </w:p>
-    <w:p>
-      <w:pPr>
-        <w:pStyle w:val="PlainText"/>
-        <w:rPr>
-          <w:rFonts w:ascii="Courier New" w:hAnsi="Courier New" w:cs="Courier New"/>
-        </w:rPr>
-      </w:pPr>
-      <w:r>
-        <w:rPr>
-          <w:rFonts w:ascii="Courier New" w:hAnsi="Courier New" w:cs="Courier New"/>
-        </w:rPr>
-        <w:t xml:space="preserve">          &lt;tbody&gt;</w:t>
-      </w:r>
-    </w:p>
-    <w:p>
-      <w:pPr>
-        <w:pStyle w:val="PlainText"/>
-        <w:rPr>
-          <w:rFonts w:ascii="Courier New" w:hAnsi="Courier New" w:cs="Courier New"/>
-        </w:rPr>
-      </w:pPr>
-      <w:r>
-        <w:rPr>
-          <w:rFonts w:ascii="Courier New" w:hAnsi="Courier New" w:cs="Courier New"/>
-        </w:rPr>
-        <w:t xml:space="preserve">            &lt;tr&gt;&lt;td&gt;3&lt;</w:t>
-      </w:r>
-      <w:r>
-        <w:rPr>
-          <w:rFonts w:ascii="Courier New" w:hAnsi="Courier New" w:cs="Courier New"/>
-        </w:rPr>
-        <w:t>/td&gt;&lt;td&gt;Turn on the models in Bedrock&lt;/td&gt;&lt;td&gt;Access can take a form submission, so start it before you need it&lt;/td&gt;&lt;/tr&gt;</w:t>
-      </w:r>
-    </w:p>
-    <w:p>
-      <w:pPr>
-        <w:pStyle w:val="PlainText"/>
-        <w:rPr>
-          <w:rFonts w:ascii="Courier New" w:hAnsi="Courier New" w:cs="Courier New"/>
-        </w:rPr>
-      </w:pPr>
-      <w:r>
-        <w:rPr>
-          <w:rFonts w:ascii="Courier New" w:hAnsi="Courier New" w:cs="Courier New"/>
-        </w:rPr>
-        <w:t xml:space="preserve">            &lt;tr&gt;&lt;td&gt;4&lt;/td&gt;&lt;td&gt;The two zip files&lt;/td&gt;&lt;td&gt;The layer and the function code. Lambda cannot be created without them&lt;/td&gt;&lt;/tr&gt;</w:t>
-      </w:r>
-    </w:p>
-    <w:p>
-      <w:pPr>
-        <w:pStyle w:val="PlainText"/>
-        <w:rPr>
-          <w:rFonts w:ascii="Courier New" w:hAnsi="Courier New" w:cs="Courier New"/>
-        </w:rPr>
-      </w:pPr>
-      <w:r>
-        <w:rPr>
-          <w:rFonts w:ascii="Courier New" w:hAnsi="Courier New" w:cs="Courier New"/>
-        </w:rPr>
-        <w:t xml:space="preserve">            &lt;tr&gt;&lt;td&gt;5, 6&lt;/td&gt;&lt;td&gt;The network, and VPC endpoints&lt;/td&gt;&lt;td&gt;Private subnets with no internet route, so the endpoints are how Lambda reaches AWS at all&lt;/td&gt;&lt;/tr&gt;</w:t>
-      </w:r>
-    </w:p>
-    <w:p>
-      <w:pPr>
-        <w:pStyle w:val="PlainText"/>
-        <w:rPr>
-          <w:rFonts w:ascii="Courier New" w:hAnsi="Courier New" w:cs="Courier New"/>
-        </w:rPr>
-      </w:pPr>
-      <w:r>
-        <w:rPr>
-          <w:rFonts w:ascii="Courier New" w:hAnsi="Courier New" w:cs="Courier New"/>
-        </w:rPr>
-        <w:t xml:space="preserve">            &lt;tr&gt;&lt;td&gt;7, 8&lt;/td&gt;&lt;td&gt;Aurora, and the application secret&lt;/td&gt;&lt;td&gt;Two </w:t>
-      </w:r>
-      <w:r>
-        <w:rPr>
-          <w:rFonts w:ascii="Courier New" w:hAnsi="Courier New" w:cs="Courier New"/>
-        </w:rPr>
-        <w:t>database users: admin for setup, &lt;code&gt;hr_app&lt;/code&gt; for the app&lt;/td&gt;&lt;/tr&gt;</w:t>
-      </w:r>
-    </w:p>
-    <w:p>
-      <w:pPr>
-        <w:pStyle w:val="PlainText"/>
-        <w:rPr>
-          <w:rFonts w:ascii="Courier New" w:hAnsi="Courier New" w:cs="Courier New"/>
-        </w:rPr>
-      </w:pPr>
-      <w:r>
-        <w:rPr>
-          <w:rFonts w:ascii="Courier New" w:hAnsi="Courier New" w:cs="Courier New"/>
-        </w:rPr>
-        <w:t xml:space="preserve">            &lt;tr&gt;&lt;td&gt;9&lt;/td&gt;&lt;td&gt;OpenSearch Serverless&lt;/td&gt;&lt;td&gt;Three policies before the collection: encryption, network, data access&lt;/td&gt;&lt;/tr&gt;</w:t>
-      </w:r>
-    </w:p>
-    <w:p>
-      <w:pPr>
-        <w:pStyle w:val="PlainText"/>
-        <w:rPr>
-          <w:rFonts w:ascii="Courier New" w:hAnsi="Courier New" w:cs="Courier New"/>
-        </w:rPr>
-      </w:pPr>
-      <w:r>
-        <w:rPr>
-          <w:rFonts w:ascii="Courier New" w:hAnsi="Courier New" w:cs="Courier New"/>
-        </w:rPr>
-        <w:t xml:space="preserve">            &lt;tr&gt;&lt;td&gt;10, 11&lt;/td&gt;&lt;td&gt;The buckets, and the guardrail&lt;/td&gt;&lt;td&gt;The guardrail is checked on the question and on the answer&lt;/td&gt;&lt;/tr&gt;</w:t>
-      </w:r>
-    </w:p>
-    <w:p>
-      <w:pPr>
-        <w:pStyle w:val="PlainText"/>
-        <w:rPr>
-          <w:rFonts w:ascii="Courier New" w:hAnsi="Courier New" w:cs="Courier New"/>
-        </w:rPr>
-      </w:pPr>
-      <w:r>
-        <w:rPr>
-          <w:rFonts w:ascii="Courier New" w:hAnsi="Courier New" w:cs="Courier New"/>
-        </w:rPr>
-        <w:t xml:space="preserve">            &lt;tr&gt;&lt;td&gt;12, 13&lt;/td&gt;&lt;td&gt;IAM roles, then the four functions&lt;/td&gt;&lt;td&gt;One role per function, so the chat function cannot write the index&lt;/td&gt;&lt;/tr</w:t>
-      </w:r>
-      <w:r>
-        <w:rPr>
-          <w:rFonts w:ascii="Courier New" w:hAnsi="Courier New" w:cs="Courier New"/>
-        </w:rPr>
-        <w:t>&gt;</w:t>
-      </w:r>
-    </w:p>
-    <w:p>
-      <w:pPr>
-        <w:pStyle w:val="PlainText"/>
-        <w:rPr>
-          <w:rFonts w:ascii="Courier New" w:hAnsi="Courier New" w:cs="Courier New"/>
-        </w:rPr>
-      </w:pPr>
-      <w:r>
-        <w:rPr>
-          <w:rFonts w:ascii="Courier New" w:hAnsi="Courier New" w:cs="Courier New"/>
-        </w:rPr>
-        <w:lastRenderedPageBreak/>
-        <w:t xml:space="preserve">            &lt;tr&gt;&lt;td&gt;14, 15&lt;/td&gt;&lt;td&gt;Create the database, load the documents&lt;/td&gt;&lt;td&gt;Upload the documents first and &lt;code&gt;manifest.json&lt;/code&gt; last: that upload is the trigger&lt;/td&gt;&lt;/tr&gt;</w:t>
-      </w:r>
-    </w:p>
-    <w:p>
-      <w:pPr>
-        <w:pStyle w:val="PlainText"/>
-        <w:rPr>
-          <w:rFonts w:ascii="Courier New" w:hAnsi="Courier New" w:cs="Courier New"/>
-        </w:rPr>
-      </w:pPr>
-      <w:r>
-        <w:rPr>
-          <w:rFonts w:ascii="Courier New" w:hAnsi="Courier New" w:cs="Courier New"/>
-        </w:rPr>
-        <w:t xml:space="preserve">            &lt;tr&gt;&lt;td&gt;16, 17&lt;/td&gt;&lt;td&gt;Cognito, then the API&lt;/td&gt;&lt;td&gt;The API needs the user pool to validate a token against&lt;/td&gt;&lt;/tr&gt;</w:t>
-      </w:r>
-    </w:p>
-    <w:p>
-      <w:pPr>
-        <w:pStyle w:val="PlainText"/>
-        <w:rPr>
-          <w:rFonts w:ascii="Courier New" w:hAnsi="Courier New" w:cs="Courier New"/>
-        </w:rPr>
-      </w:pPr>
-      <w:r>
-        <w:rPr>
-          <w:rFonts w:ascii="Courier New" w:hAnsi="Courier New" w:cs="Courier New"/>
-        </w:rPr>
-        <w:t xml:space="preserve">            &lt;tr&gt;&lt;td&gt;18, 19&lt;/td&gt;&lt;td&gt;CloudFront and WAF, your domain&lt;/td&gt;&lt;td&gt;WAF for CloudFront must live in us-east-1&lt;/td&gt;&lt;/tr&gt;</w:t>
-      </w:r>
-    </w:p>
-    <w:p>
-      <w:pPr>
-        <w:pStyle w:val="PlainText"/>
-        <w:rPr>
-          <w:rFonts w:ascii="Courier New" w:hAnsi="Courier New" w:cs="Courier New"/>
-        </w:rPr>
-      </w:pPr>
-      <w:r>
-        <w:rPr>
-          <w:rFonts w:ascii="Courier New" w:hAnsi="Courier New" w:cs="Courier New"/>
-        </w:rPr>
-        <w:t xml:space="preserve">          &lt;/tbody&gt;</w:t>
-      </w:r>
-    </w:p>
-    <w:p>
-      <w:pPr>
-        <w:pStyle w:val="PlainText"/>
-        <w:rPr>
-          <w:rFonts w:ascii="Courier New" w:hAnsi="Courier New" w:cs="Courier New"/>
-        </w:rPr>
-      </w:pPr>
-      <w:r>
-        <w:rPr>
-          <w:rFonts w:ascii="Courier New" w:hAnsi="Courier New" w:cs="Courier New"/>
-        </w:rPr>
-        <w:t xml:space="preserve">        &lt;/table&gt;</w:t>
-      </w:r>
-    </w:p>
-    <w:p>
-      <w:pPr>
-        <w:pStyle w:val="PlainText"/>
-        <w:rPr>
-          <w:rFonts w:ascii="Courier New" w:hAnsi="Courier New" w:cs="Courier New"/>
-        </w:rPr>
-      </w:pPr>
-      <w:r>
-        <w:rPr>
-          <w:rFonts w:ascii="Courier New" w:hAnsi="Courier New" w:cs="Courier New"/>
-        </w:rPr>
-        <w:t xml:space="preserve">      &lt;/div&gt;</w:t>
-      </w:r>
-    </w:p>
-    <w:p>
-      <w:pPr>
-        <w:pStyle w:val="PlainText"/>
-        <w:rPr>
-          <w:rFonts w:ascii="Courier New" w:hAnsi="Courier New" w:cs="Courier New"/>
-        </w:rPr>
-      </w:pPr>
-      <w:r>
-        <w:rPr>
-          <w:rFonts w:ascii="Courier New" w:hAnsi="Courier New" w:cs="Courier New"/>
-        </w:rPr>
-        <w:t xml:space="preserve">      &lt;div class="c</w:t>
-      </w:r>
-      <w:r>
-        <w:rPr>
-          <w:rFonts w:ascii="Courier New" w:hAnsi="Courier New" w:cs="Courier New"/>
-        </w:rPr>
-        <w:t>allout"&gt;</w:t>
+        <w:t xml:space="preserve">      &lt;div class="callout"&gt;</w:t>
       </w:r>
     </w:p>
     <w:p>
@@ -21567,7 +21541,13 @@
         <w:rPr>
           <w:rFonts w:ascii="Courier New" w:hAnsi="Courier New" w:cs="Courier New"/>
         </w:rPr>
-        <w:t xml:space="preserve">        &lt;p&gt;Not during the build. Come back to it when you want to know what a particular service actually asked you for, and why the Terraform file sets what it sets.&lt;/p&gt;</w:t>
+        <w:t xml:space="preserve">        &lt;p&gt;Not during the build. Come back to it</w:t>
+      </w:r>
+      <w:r>
+        <w:rPr>
+          <w:rFonts w:ascii="Courier New" w:hAnsi="Courier New" w:cs="Courier New"/>
+        </w:rPr>
+        <w:t xml:space="preserve"> when you want to know what a particular service actually asked you for, and why the Terraform file sets what it sets.&lt;/p&gt;</w:t>
       </w:r>
     </w:p>
     <w:p>
@@ -22094,7 +22074,7 @@
     <w:link w:val="PlainTextChar"/>
     <w:uiPriority w:val="99"/>
     <w:unhideWhenUsed/>
-    <w:rsid w:val="00807D54"/>
+    <w:rsid w:val="00246794"/>
     <w:pPr>
       <w:spacing w:after="0" w:line="240" w:lineRule="auto"/>
     </w:pPr>
@@ -22109,7 +22089,7 @@
     <w:basedOn w:val="DefaultParagraphFont"/>
     <w:link w:val="PlainText"/>
     <w:uiPriority w:val="99"/>
-    <w:rsid w:val="00807D54"/>
+    <w:rsid w:val="00246794"/>
     <w:rPr>
       <w:rFonts w:ascii="Consolas" w:hAnsi="Consolas"/>
       <w:sz w:val="21"/>

--- a/docs/northwind-hr-on-aws.docx
+++ b/docs/northwind-hr-on-aws.docx
@@ -18005,41 +18005,229 @@
         <w:rPr>
           <w:rFonts w:ascii="Courier New" w:hAnsi="Courier New" w:cs="Courier New"/>
         </w:rPr>
-        <w:t xml:space="preserve">        &lt;p&gt;What is missing: no retention policy on either log, no export anywhere durable,</w:t>
-      </w:r>
-    </w:p>
-    <w:p>
-      <w:pPr>
-        <w:pStyle w:val="PlainText"/>
-        <w:rPr>
-          <w:rFonts w:ascii="Courier New" w:hAnsi="Courier New" w:cs="Courier New"/>
-        </w:rPr>
-      </w:pPr>
-      <w:r>
-        <w:rPr>
-          <w:rFonts w:ascii="Courier New" w:hAnsi="Courier New" w:cs="Courier New"/>
-        </w:rPr>
-        <w:t xml:space="preserve">        and no alert on unusual access. A real deployment needs all three,</w:t>
-      </w:r>
-    </w:p>
-    <w:p>
-      <w:pPr>
-        <w:pStyle w:val="PlainText"/>
-        <w:rPr>
-          <w:rFonts w:ascii="Courier New" w:hAnsi="Courier New" w:cs="Courier New"/>
-        </w:rPr>
-      </w:pPr>
-      <w:r>
-        <w:rPr>
-          <w:rFonts w:ascii="Courier New" w:hAnsi="Courier New" w:cs="Courier New"/>
-        </w:rPr>
-        <w:t xml:space="preserve">        plus a decision about how long you keep questions con</w:t>
-      </w:r>
-      <w:r>
-        <w:rPr>
-          <w:rFonts w:ascii="Courier New" w:hAnsi="Courier New" w:cs="Courier New"/>
-        </w:rPr>
-        <w:t>taining personal data.&lt;/p&gt;</w:t>
+        <w:t xml:space="preserve">        &lt;p&gt;&lt;strong&gt;How much does that grow?&lt;/strong&gt; Less than people expect. A</w:t>
+      </w:r>
+    </w:p>
+    <w:p>
+      <w:pPr>
+        <w:pStyle w:val="PlainText"/>
+        <w:rPr>
+          <w:rFonts w:ascii="Courier New" w:hAnsi="Courier New" w:cs="Courier New"/>
+        </w:rPr>
+      </w:pPr>
+      <w:r>
+        <w:rPr>
+          <w:rFonts w:ascii="Courier New" w:hAnsi="Courier New" w:cs="Courier New"/>
+        </w:rPr>
+        <w:t xml:space="preserve">        &lt;code&gt;request_log&lt;/code&gt; row is about 190 bytes, most of it the question text. Five</w:t>
+      </w:r>
+    </w:p>
+    <w:p>
+      <w:pPr>
+        <w:pStyle w:val="PlainText"/>
+        <w:rPr>
+          <w:rFonts w:ascii="Courier New" w:hAnsi="Courier New" w:cs="Courier New"/>
+        </w:rPr>
+      </w:pPr>
+      <w:r>
+        <w:rPr>
+          <w:rFonts w:ascii="Courier New" w:hAnsi="Courier New" w:cs="Courier New"/>
+        </w:rPr>
+        <w:t xml:space="preserve">        thousand people asking three questions a workin</w:t>
+      </w:r>
+      <w:r>
+        <w:rPr>
+          <w:rFonts w:ascii="Courier New" w:hAnsi="Courier New" w:cs="Courier New"/>
+        </w:rPr>
+        <w:t>g day produce about 700 MB a year,</w:t>
+      </w:r>
+    </w:p>
+    <w:p>
+      <w:pPr>
+        <w:pStyle w:val="PlainText"/>
+        <w:rPr>
+          <w:rFonts w:ascii="Courier New" w:hAnsi="Courier New" w:cs="Courier New"/>
+        </w:rPr>
+      </w:pPr>
+      <w:r>
+        <w:rPr>
+          <w:rFonts w:ascii="Courier New" w:hAnsi="Courier New" w:cs="Courier New"/>
+        </w:rPr>
+        <w:t xml:space="preserve">        which is under $2 a year of Aurora storage.&lt;/p&gt;</w:t>
+      </w:r>
+    </w:p>
+    <w:p>
+      <w:pPr>
+        <w:pStyle w:val="PlainText"/>
+        <w:rPr>
+          <w:rFonts w:ascii="Courier New" w:hAnsi="Courier New" w:cs="Courier New"/>
+        </w:rPr>
+      </w:pPr>
+      <w:r>
+        <w:rPr>
+          <w:rFonts w:ascii="Courier New" w:hAnsi="Courier New" w:cs="Courier New"/>
+        </w:rPr>
+        <w:t xml:space="preserve">        &lt;p&gt;The reason to think about it is not size. &lt;code&gt;request_log&lt;/code&gt; keeps the</w:t>
+      </w:r>
+    </w:p>
+    <w:p>
+      <w:pPr>
+        <w:pStyle w:val="PlainText"/>
+        <w:rPr>
+          <w:rFonts w:ascii="Courier New" w:hAnsi="Courier New" w:cs="Courier New"/>
+        </w:rPr>
+      </w:pPr>
+      <w:r>
+        <w:rPr>
+          <w:rFonts w:ascii="Courier New" w:hAnsi="Courier New" w:cs="Courier New"/>
+        </w:rPr>
+        <w:t xml:space="preserve">        question text, and people ask an HR assistant whether they are being managed out, or</w:t>
+      </w:r>
+    </w:p>
+    <w:p>
+      <w:pPr>
+        <w:pStyle w:val="PlainText"/>
+        <w:rPr>
+          <w:rFonts w:ascii="Courier New" w:hAnsi="Courier New" w:cs="Courier New"/>
+        </w:rPr>
+      </w:pPr>
+      <w:r>
+        <w:rPr>
+          <w:rFonts w:ascii="Courier New" w:hAnsi="Courier New" w:cs="Courier New"/>
+        </w:rPr>
+        <w:t xml:space="preserve">        how to report their manager. That is personal data, and nothing here deletes it.&lt;/p&gt;</w:t>
+      </w:r>
+    </w:p>
+    <w:p>
+      <w:pPr>
+        <w:pStyle w:val="PlainText"/>
+        <w:rPr>
+          <w:rFonts w:ascii="Courier New" w:hAnsi="Courier New" w:cs="Courier New"/>
+        </w:rPr>
+      </w:pPr>
+      <w:r>
+        <w:rPr>
+          <w:rFonts w:ascii="Courier New" w:hAnsi="Courier New" w:cs="Courier New"/>
+        </w:rPr>
+        <w:t xml:space="preserve">        &lt;p&gt;What is missing: a retention rule per table, because an access audit often has a</w:t>
+      </w:r>
+    </w:p>
+    <w:p>
+      <w:pPr>
+        <w:pStyle w:val="PlainText"/>
+        <w:rPr>
+          <w:rFonts w:ascii="Courier New" w:hAnsi="Courier New" w:cs="Courier New"/>
+        </w:rPr>
+      </w:pPr>
+      <w:r>
+        <w:rPr>
+          <w:rFonts w:ascii="Courier New" w:hAnsi="Courier New" w:cs="Courier New"/>
+        </w:rPr>
+        <w:t xml:space="preserve">        legal minimum in years while operational metric</w:t>
+      </w:r>
+      <w:r>
+        <w:rPr>
+          <w:rFonts w:ascii="Courier New" w:hAnsi="Courier New" w:cs="Courier New"/>
+        </w:rPr>
+        <w:t>s rarely need a quarter at full</w:t>
+      </w:r>
+    </w:p>
+    <w:p>
+      <w:pPr>
+        <w:pStyle w:val="PlainText"/>
+        <w:rPr>
+          <w:rFonts w:ascii="Courier New" w:hAnsi="Courier New" w:cs="Courier New"/>
+        </w:rPr>
+      </w:pPr>
+      <w:r>
+        <w:rPr>
+          <w:rFonts w:ascii="Courier New" w:hAnsi="Courier New" w:cs="Courier New"/>
+        </w:rPr>
+        <w:t xml:space="preserve">        detail. A way to delete cheaply, which means partitioning by month so dropping last</w:t>
+      </w:r>
+    </w:p>
+    <w:p>
+      <w:pPr>
+        <w:pStyle w:val="PlainText"/>
+        <w:rPr>
+          <w:rFonts w:ascii="Courier New" w:hAnsi="Courier New" w:cs="Courier New"/>
+        </w:rPr>
+      </w:pPr>
+      <w:r>
+        <w:rPr>
+          <w:rFonts w:ascii="Courier New" w:hAnsi="Courier New" w:cs="Courier New"/>
+        </w:rPr>
+        <w:t xml:space="preserve">        year is &lt;code&gt;DROP TABLE&lt;/code&gt; rather than a &lt;code&gt;DELETE&lt;/code&gt; that vacuums</w:t>
+      </w:r>
+    </w:p>
+    <w:p>
+      <w:pPr>
+        <w:pStyle w:val="PlainText"/>
+        <w:rPr>
+          <w:rFonts w:ascii="Courier New" w:hAnsi="Courier New" w:cs="Courier New"/>
+        </w:rPr>
+      </w:pPr>
+      <w:r>
+        <w:rPr>
+          <w:rFonts w:ascii="Courier New" w:hAnsi="Courier New" w:cs="Courier New"/>
+        </w:rPr>
+        <w:t xml:space="preserve">        millions of rows out of a live table. And an archive to S3 if the audit has to</w:t>
+      </w:r>
+    </w:p>
+    <w:p>
+      <w:pPr>
+        <w:pStyle w:val="PlainText"/>
+        <w:rPr>
+          <w:rFonts w:ascii="Courier New" w:hAnsi="Courier New" w:cs="Courier New"/>
+        </w:rPr>
+      </w:pPr>
+      <w:r>
+        <w:rPr>
+          <w:rFonts w:ascii="Courier New" w:hAnsi="Courier New" w:cs="Courier New"/>
+        </w:rPr>
+        <w:t xml:space="preserve">        outlive the database.&lt;/p&gt;</w:t>
+      </w:r>
+    </w:p>
+    <w:p>
+      <w:pPr>
+        <w:pStyle w:val="PlainText"/>
+        <w:rPr>
+          <w:rFonts w:ascii="Courier New" w:hAnsi="Courier New" w:cs="Courier New"/>
+        </w:rPr>
+      </w:pPr>
+      <w:r>
+        <w:rPr>
+          <w:rFonts w:ascii="Courier New" w:hAnsi="Courier New" w:cs="Courier New"/>
+        </w:rPr>
+        <w:t xml:space="preserve">        &lt;p&gt;One option worth considering: keep the tokens, latency and tool names, and drop</w:t>
+      </w:r>
+    </w:p>
+    <w:p>
+      <w:pPr>
+        <w:pStyle w:val="PlainText"/>
+        <w:rPr>
+          <w:rFonts w:ascii="Courier New" w:hAnsi="Courier New" w:cs="Courier New"/>
+        </w:rPr>
+      </w:pPr>
+      <w:r>
+        <w:rPr>
+          <w:rFonts w:ascii="Courier New" w:hAnsi="Courier New" w:cs="Courier New"/>
+        </w:rPr>
+        <w:t xml:space="preserve">        the question text after a shorter window. You lose the ability to read back what</w:t>
+      </w:r>
+    </w:p>
+    <w:p>
+      <w:pPr>
+        <w:pStyle w:val="PlainText"/>
+        <w:rPr>
+          <w:rFonts w:ascii="Courier New" w:hAnsi="Courier New" w:cs="Courier New"/>
+        </w:rPr>
+      </w:pPr>
+      <w:r>
+        <w:rPr>
+          <w:rFonts w:ascii="Courier New" w:hAnsi="Courier New" w:cs="Courier New"/>
+        </w:rPr>
+        <w:t xml:space="preserve">        someone asked, and you keep everything you need for cost and performance work.&lt;/p&gt;</w:t>
       </w:r>
     </w:p>
     <w:p>
@@ -18159,27 +18347,27 @@
         <w:rPr>
           <w:rFonts w:ascii="Courier New" w:hAnsi="Courier New" w:cs="Courier New"/>
         </w:rPr>
-        <w:t xml:space="preserve">  -&gt; setup-db + load documents</w:t>
-      </w:r>
-    </w:p>
-    <w:p>
-      <w:pPr>
-        <w:pStyle w:val="PlainText"/>
-        <w:rPr>
-          <w:rFonts w:ascii="Courier New" w:hAnsi="Courier New" w:cs="Courier New"/>
-        </w:rPr>
-      </w:pPr>
-      <w:r>
-        <w:rPr>
-          <w:rFonts w:ascii="Courier New" w:hAnsi="Courier New" w:cs="Courier New"/>
-        </w:rPr>
-        <w:t xml:space="preserve">  -&gt; run the evaluation           &amp;lt;- gate 1</w:t>
-      </w:r>
-      <w:r>
-        <w:rPr>
-          <w:rFonts w:ascii="Courier New" w:hAnsi="Courier New" w:cs="Courier New"/>
-        </w:rPr>
-        <w:t>: fail below an agreed pass count</w:t>
+        <w:t xml:space="preserve">  -&gt; setup-db</w:t>
+      </w:r>
+      <w:r>
+        <w:rPr>
+          <w:rFonts w:ascii="Courier New" w:hAnsi="Courier New" w:cs="Courier New"/>
+        </w:rPr>
+        <w:t xml:space="preserve"> + load documents</w:t>
+      </w:r>
+    </w:p>
+    <w:p>
+      <w:pPr>
+        <w:pStyle w:val="PlainText"/>
+        <w:rPr>
+          <w:rFonts w:ascii="Courier New" w:hAnsi="Courier New" w:cs="Courier New"/>
+        </w:rPr>
+      </w:pPr>
+      <w:r>
+        <w:rPr>
+          <w:rFonts w:ascii="Courier New" w:hAnsi="Courier New" w:cs="Courier New"/>
+        </w:rPr>
+        <w:t xml:space="preserve">  -&gt; run the evaluation           &amp;lt;- gate 1: fail below an agreed pass count</w:t>
       </w:r>
     </w:p>
     <w:p>
@@ -18235,6 +18423,7 @@
         <w:rPr>
           <w:rFonts w:ascii="Courier New" w:hAnsi="Courier New" w:cs="Courier New"/>
         </w:rPr>
+        <w:lastRenderedPageBreak/>
         <w:t xml:space="preserve">        regression hiding inside a stable number. This is also why</w:t>
       </w:r>
     </w:p>
@@ -18277,13 +18466,13 @@
         <w:rPr>
           <w:rFonts w:ascii="Courier New" w:hAnsi="Courier New" w:cs="Courier New"/>
         </w:rPr>
-        <w:t xml:space="preserve">        &lt;p&gt;Worth adding beyond pass or fail: a latency budget, cost pe</w:t>
-      </w:r>
-      <w:r>
-        <w:rPr>
-          <w:rFonts w:ascii="Courier New" w:hAnsi="Courier New" w:cs="Courier New"/>
-        </w:rPr>
-        <w:t>r question, the refusal</w:t>
+        <w:t xml:space="preserve">      </w:t>
+      </w:r>
+      <w:r>
+        <w:rPr>
+          <w:rFonts w:ascii="Courier New" w:hAnsi="Courier New" w:cs="Courier New"/>
+        </w:rPr>
+        <w:t xml:space="preserve">  &lt;p&gt;Worth adding beyond pass or fail: a latency budget, cost per question, the refusal</w:t>
       </w:r>
     </w:p>
     <w:p>
@@ -18367,27 +18556,27 @@
         <w:rPr>
           <w:rFonts w:ascii="Courier New" w:hAnsi="Courier New" w:cs="Courier New"/>
         </w:rPr>
-        <w:t xml:space="preserve">        it, and three of the four test files cannot run outside the VPC. Building that is the</w:t>
-      </w:r>
-    </w:p>
-    <w:p>
-      <w:pPr>
-        <w:pStyle w:val="PlainText"/>
-        <w:rPr>
-          <w:rFonts w:ascii="Courier New" w:hAnsi="Courier New" w:cs="Courier New"/>
-        </w:rPr>
-      </w:pPr>
-      <w:r>
-        <w:rPr>
-          <w:rFonts w:ascii="Courier New" w:hAnsi="Courier New" w:cs="Courier New"/>
-        </w:rPr>
-        <w:t xml:space="preserve">   </w:t>
-      </w:r>
-      <w:r>
-        <w:rPr>
-          <w:rFonts w:ascii="Courier New" w:hAnsi="Courier New" w:cs="Courier New"/>
-        </w:rPr>
-        <w:t xml:space="preserve">     natural next piece of work, and the two realistic shapes are an SSM bastion or a test</w:t>
+        <w:t xml:space="preserve">        it, and three of the four</w:t>
+      </w:r>
+      <w:r>
+        <w:rPr>
+          <w:rFonts w:ascii="Courier New" w:hAnsi="Courier New" w:cs="Courier New"/>
+        </w:rPr>
+        <w:t xml:space="preserve"> test files cannot run outside the VPC. Building that is the</w:t>
+      </w:r>
+    </w:p>
+    <w:p>
+      <w:pPr>
+        <w:pStyle w:val="PlainText"/>
+        <w:rPr>
+          <w:rFonts w:ascii="Courier New" w:hAnsi="Courier New" w:cs="Courier New"/>
+        </w:rPr>
+      </w:pPr>
+      <w:r>
+        <w:rPr>
+          <w:rFonts w:ascii="Courier New" w:hAnsi="Courier New" w:cs="Courier New"/>
+        </w:rPr>
+        <w:t xml:space="preserve">        natural next piece of work, and the two realistic shapes are an SSM bastion or a test</w:t>
       </w:r>
     </w:p>
     <w:p>
@@ -18459,22 +18648,244 @@
         <w:rPr>
           <w:rFonts w:ascii="Courier New" w:hAnsi="Courier New" w:cs="Courier New"/>
         </w:rPr>
+        <w:t>&lt;!-- ============================================================ --&gt;</w:t>
+      </w:r>
+    </w:p>
+    <w:p>
+      <w:pPr>
+        <w:pStyle w:val="PlainText"/>
+        <w:rPr>
+          <w:rFonts w:ascii="Courier New" w:hAnsi="Courier New" w:cs="Courier New"/>
+        </w:rPr>
+      </w:pPr>
+      <w:r>
+        <w:rPr>
+          <w:rFonts w:ascii="Courier New" w:hAnsi="Courier New" w:cs="Courier New"/>
+        </w:rPr>
+        <w:t xml:space="preserve">    &lt;section id="updates"&gt;</w:t>
+      </w:r>
+    </w:p>
+    <w:p>
+      <w:pPr>
+        <w:pStyle w:val="PlainText"/>
+        <w:rPr>
+          <w:rFonts w:ascii="Courier New" w:hAnsi="Courier New" w:cs="Courier New"/>
+        </w:rPr>
+      </w:pPr>
+      <w:r>
+        <w:rPr>
+          <w:rFonts w:ascii="Courier New" w:hAnsi="Courier New" w:cs="Courier New"/>
+        </w:rPr>
+        <w:t xml:space="preserve">      &lt;div class="prose"&gt;</w:t>
+      </w:r>
+    </w:p>
+    <w:p>
+      <w:pPr>
+        <w:pStyle w:val="PlainText"/>
+        <w:rPr>
+          <w:rFonts w:ascii="Courier New" w:hAnsi="Courier New" w:cs="Courier New"/>
+        </w:rPr>
+      </w:pPr>
+      <w:r>
+        <w:rPr>
+          <w:rFonts w:ascii="Courier New" w:hAnsi="Courier New" w:cs="Courier New"/>
+        </w:rPr>
+        <w:t xml:space="preserve">        &lt;h2&gt;Ship a change&lt;/h2&gt;</w:t>
+      </w:r>
+    </w:p>
+    <w:p>
+      <w:pPr>
+        <w:pStyle w:val="PlainText"/>
+        <w:rPr>
+          <w:rFonts w:ascii="Courier New" w:hAnsi="Courier New" w:cs="Courier New"/>
+        </w:rPr>
+      </w:pPr>
+      <w:r>
+        <w:rPr>
+          <w:rFonts w:ascii="Courier New" w:hAnsi="Courier New" w:cs="Courier New"/>
+        </w:rPr>
+        <w:t xml:space="preserve">        &lt;ul&gt;</w:t>
+      </w:r>
+    </w:p>
+    <w:p>
+      <w:pPr>
+        <w:pStyle w:val="PlainText"/>
+        <w:rPr>
+          <w:rFonts w:ascii="Courier New" w:hAnsi="Courier New" w:cs="Courier New"/>
+        </w:rPr>
+      </w:pPr>
+      <w:r>
+        <w:rPr>
+          <w:rFonts w:ascii="Courier New" w:hAnsi="Courier New" w:cs="Courier New"/>
+        </w:rPr>
+        <w:t xml:space="preserve">          &lt;li&gt;&lt;strong&gt;Python code:&lt;/strong&gt; &lt;code&gt;bash scripts/build-function.sh&lt;/code&gt;, then &lt;code&gt;bash scripts/</w:t>
+      </w:r>
+      <w:r>
+        <w:rPr>
+          <w:rFonts w:ascii="Courier New" w:hAnsi="Courier New" w:cs="Courier New"/>
+        </w:rPr>
+        <w:t>deploy-code.sh&lt;/code&gt;. About 20 seconds, and no Terraform: it replaces the zip on four functions and touches nothing else. Wait for &lt;code&gt;LastUpdateStatus&lt;/code&gt; to read &lt;code&gt;Successful&lt;/code&gt;, then run the evaluation.&lt;/li&gt;</w:t>
+      </w:r>
+    </w:p>
+    <w:p>
+      <w:pPr>
+        <w:pStyle w:val="PlainText"/>
+        <w:rPr>
+          <w:rFonts w:ascii="Courier New" w:hAnsi="Courier New" w:cs="Courier New"/>
+        </w:rPr>
+      </w:pPr>
+      <w:r>
+        <w:rPr>
+          <w:rFonts w:ascii="Courier New" w:hAnsi="Courier New" w:cs="Courier New"/>
+        </w:rPr>
+        <w:t xml:space="preserve">          &lt;li&gt;&lt;strong&gt;The model:&lt;/strong&gt; change &lt;code&gt;chat_model_id&lt;/code&gt; in &lt;code&gt;terraform.tfvars&lt;/code&gt; and apply. No code change, because every model is reached through the same Converse API.&lt;/li&gt;</w:t>
+      </w:r>
+    </w:p>
+    <w:p>
+      <w:pPr>
+        <w:pStyle w:val="PlainText"/>
+        <w:rPr>
+          <w:rFonts w:ascii="Courier New" w:hAnsi="Courier New" w:cs="Courier New"/>
+        </w:rPr>
+      </w:pPr>
+      <w:r>
+        <w:rPr>
+          <w:rFonts w:ascii="Courier New" w:hAnsi="Courier New" w:cs="Courier New"/>
+        </w:rPr>
+        <w:t xml:space="preserve">          &lt;li&gt;&lt;strong&gt;Dependencies:&lt;/strong&gt; only when &lt;code&gt;lambda/requirements.txt</w:t>
+      </w:r>
+      <w:r>
+        <w:rPr>
+          <w:rFonts w:ascii="Courier New" w:hAnsi="Courier New" w:cs="Courier New"/>
+        </w:rPr>
+        <w:t>&lt;/code&gt; changes does the layer need rebuilding.&lt;/li&gt;</w:t>
+      </w:r>
+    </w:p>
+    <w:p>
+      <w:pPr>
+        <w:pStyle w:val="PlainText"/>
+        <w:rPr>
+          <w:rFonts w:ascii="Courier New" w:hAnsi="Courier New" w:cs="Courier New"/>
+        </w:rPr>
+      </w:pPr>
+      <w:r>
+        <w:rPr>
+          <w:rFonts w:ascii="Courier New" w:hAnsi="Courier New" w:cs="Courier New"/>
+        </w:rPr>
+        <w:t xml:space="preserve">          &lt;li&gt;&lt;strong&gt;A policy document:&lt;/strong&gt; upload the file, then upload &lt;code&gt;manifest.json&lt;/code&gt; again. S3 keeps the old version.&lt;/li&gt;</w:t>
+      </w:r>
+    </w:p>
+    <w:p>
+      <w:pPr>
+        <w:pStyle w:val="PlainText"/>
+        <w:rPr>
+          <w:rFonts w:ascii="Courier New" w:hAnsi="Courier New" w:cs="Courier New"/>
+        </w:rPr>
+      </w:pPr>
+      <w:r>
+        <w:rPr>
+          <w:rFonts w:ascii="Courier New" w:hAnsi="Courier New" w:cs="Courier New"/>
+        </w:rPr>
+        <w:t xml:space="preserve">          &lt;li&gt;&lt;strong&gt;The React app:&lt;/strong&gt; &lt;code&gt;npm run build&lt;/code&gt;, &lt;code&gt;aws s3 sync&lt;/code&gt;, CloudFront invalidation (step 7).&lt;/li&gt;</w:t>
+      </w:r>
+    </w:p>
+    <w:p>
+      <w:pPr>
+        <w:pStyle w:val="PlainText"/>
+        <w:rPr>
+          <w:rFonts w:ascii="Courier New" w:hAnsi="Courier New" w:cs="Courier New"/>
+        </w:rPr>
+      </w:pPr>
+      <w:r>
+        <w:rPr>
+          <w:rFonts w:ascii="Courier New" w:hAnsi="Courier New" w:cs="Courier New"/>
+        </w:rPr>
+        <w:t xml:space="preserve">          &lt;li&gt;&lt;strong&gt;Guardrail settings:&lt;/strong&gt; edit &lt;code&gt;bedrock.tf&lt;/code&gt; and apply. Terraform publishes a new guardrail version when the guardrail changes; check the ver</w:t>
+      </w:r>
+      <w:r>
+        <w:rPr>
+          <w:rFonts w:ascii="Courier New" w:hAnsi="Courier New" w:cs="Courier New"/>
+        </w:rPr>
+        <w:t>sion number in the Lambda environment.&lt;/li&gt;</w:t>
+      </w:r>
+    </w:p>
+    <w:p>
+      <w:pPr>
+        <w:pStyle w:val="PlainText"/>
+        <w:rPr>
+          <w:rFonts w:ascii="Courier New" w:hAnsi="Courier New" w:cs="Courier New"/>
+        </w:rPr>
+      </w:pPr>
+      <w:r>
+        <w:rPr>
+          <w:rFonts w:ascii="Courier New" w:hAnsi="Courier New" w:cs="Courier New"/>
+        </w:rPr>
+        <w:t xml:space="preserve">        &lt;/ul&gt;</w:t>
+      </w:r>
+    </w:p>
+    <w:p>
+      <w:pPr>
+        <w:pStyle w:val="PlainText"/>
+        <w:rPr>
+          <w:rFonts w:ascii="Courier New" w:hAnsi="Courier New" w:cs="Courier New"/>
+        </w:rPr>
+      </w:pPr>
+      <w:r>
+        <w:rPr>
+          <w:rFonts w:ascii="Courier New" w:hAnsi="Courier New" w:cs="Courier New"/>
+        </w:rPr>
+        <w:t xml:space="preserve">      &lt;/div&gt;</w:t>
+      </w:r>
+    </w:p>
+    <w:p>
+      <w:pPr>
+        <w:pStyle w:val="PlainText"/>
+        <w:rPr>
+          <w:rFonts w:ascii="Courier New" w:hAnsi="Courier New" w:cs="Courier New"/>
+        </w:rPr>
+      </w:pPr>
+      <w:r>
+        <w:rPr>
+          <w:rFonts w:ascii="Courier New" w:hAnsi="Courier New" w:cs="Courier New"/>
+        </w:rPr>
+        <w:t xml:space="preserve">    &lt;/section&gt;</w:t>
+      </w:r>
+    </w:p>
+    <w:p>
+      <w:pPr>
+        <w:pStyle w:val="PlainText"/>
+        <w:rPr>
+          <w:rFonts w:ascii="Courier New" w:hAnsi="Courier New" w:cs="Courier New"/>
+        </w:rPr>
+      </w:pPr>
+    </w:p>
+    <w:p>
+      <w:pPr>
+        <w:pStyle w:val="PlainText"/>
+        <w:rPr>
+          <w:rFonts w:ascii="Courier New" w:hAnsi="Courier New" w:cs="Courier New"/>
+        </w:rPr>
+      </w:pPr>
+      <w:r>
+        <w:rPr>
+          <w:rFonts w:ascii="Courier New" w:hAnsi="Courier New" w:cs="Courier New"/>
+        </w:rPr>
+        <w:t xml:space="preserve">    &lt;!-- ============================================================ --&gt;</w:t>
+      </w:r>
+    </w:p>
+    <w:p>
+      <w:pPr>
+        <w:pStyle w:val="PlainText"/>
+        <w:rPr>
+          <w:rFonts w:ascii="Courier New" w:hAnsi="Courier New" w:cs="Courier New"/>
+        </w:rPr>
+      </w:pPr>
+      <w:r>
+        <w:rPr>
+          <w:rFonts w:ascii="Courier New" w:hAnsi="Courier New" w:cs="Courier New"/>
+        </w:rPr>
         <w:lastRenderedPageBreak/>
-        <w:t>&lt;!-- ============================================================ --&gt;</w:t>
-      </w:r>
-    </w:p>
-    <w:p>
-      <w:pPr>
-        <w:pStyle w:val="PlainText"/>
-        <w:rPr>
-          <w:rFonts w:ascii="Courier New" w:hAnsi="Courier New" w:cs="Courier New"/>
-        </w:rPr>
-      </w:pPr>
-      <w:r>
-        <w:rPr>
-          <w:rFonts w:ascii="Courier New" w:hAnsi="Courier New" w:cs="Courier New"/>
-        </w:rPr>
-        <w:t xml:space="preserve">    &lt;section id="updates"&gt;</w:t>
+        <w:t xml:space="preserve">    &lt;section id="costs"&gt;</w:t>
       </w:r>
     </w:p>
     <w:p>
@@ -18502,7 +18913,452 @@
         <w:rPr>
           <w:rFonts w:ascii="Courier New" w:hAnsi="Courier New" w:cs="Courier New"/>
         </w:rPr>
-        <w:t xml:space="preserve">        &lt;h2&gt;Ship a change&lt;/h2&gt;</w:t>
+        <w:t xml:space="preserve">        &lt;h2&gt;Costs&lt;/h2&gt;</w:t>
+      </w:r>
+    </w:p>
+    <w:p>
+      <w:pPr>
+        <w:pStyle w:val="PlainText"/>
+        <w:rPr>
+          <w:rFonts w:ascii="Courier New" w:hAnsi="Courier New" w:cs="Courier New"/>
+        </w:rPr>
+      </w:pPr>
+      <w:r>
+        <w:rPr>
+          <w:rFonts w:ascii="Courier New" w:hAnsi="Courier New" w:cs="Courier New"/>
+        </w:rPr>
+        <w:t xml:space="preserve">        &lt;p&gt;Approximate us-east-1 list prices at the time of writing, for a class demo with little traffic. Check the AWS Pricing Calculator before you deploy.&lt;/p&gt;</w:t>
+      </w:r>
+    </w:p>
+    <w:p>
+      <w:pPr>
+        <w:pStyle w:val="PlainText"/>
+        <w:rPr>
+          <w:rFonts w:ascii="Courier New" w:hAnsi="Courier New" w:cs="Courier New"/>
+        </w:rPr>
+      </w:pPr>
+      <w:r>
+        <w:rPr>
+          <w:rFonts w:ascii="Courier New" w:hAnsi="Courier New" w:cs="Courier New"/>
+        </w:rPr>
+        <w:t xml:space="preserve">      &lt;/div&gt;</w:t>
+      </w:r>
+    </w:p>
+    <w:p>
+      <w:pPr>
+        <w:pStyle w:val="PlainText"/>
+        <w:rPr>
+          <w:rFonts w:ascii="Courier New" w:hAnsi="Courier New" w:cs="Courier New"/>
+        </w:rPr>
+      </w:pPr>
+      <w:r>
+        <w:rPr>
+          <w:rFonts w:ascii="Courier New" w:hAnsi="Courier New" w:cs="Courier New"/>
+        </w:rPr>
+        <w:t xml:space="preserve">      &lt;div class="table-wrap"&gt;</w:t>
+      </w:r>
+    </w:p>
+    <w:p>
+      <w:pPr>
+        <w:pStyle w:val="PlainText"/>
+        <w:rPr>
+          <w:rFonts w:ascii="Courier New" w:hAnsi="Courier New" w:cs="Courier New"/>
+        </w:rPr>
+      </w:pPr>
+      <w:r>
+        <w:rPr>
+          <w:rFonts w:ascii="Courier New" w:hAnsi="Courier New" w:cs="Courier New"/>
+        </w:rPr>
+        <w:t xml:space="preserve">        &lt;table&gt;</w:t>
+      </w:r>
+    </w:p>
+    <w:p>
+      <w:pPr>
+        <w:pStyle w:val="PlainText"/>
+        <w:rPr>
+          <w:rFonts w:ascii="Courier New" w:hAnsi="Courier New" w:cs="Courier New"/>
+        </w:rPr>
+      </w:pPr>
+      <w:r>
+        <w:rPr>
+          <w:rFonts w:ascii="Courier New" w:hAnsi="Courier New" w:cs="Courier New"/>
+        </w:rPr>
+        <w:t xml:space="preserve">          &lt;thead&gt;&lt;tr&gt;&lt;th&gt;Service&lt;/th&gt;&lt;th&gt;What you pay </w:t>
+      </w:r>
+      <w:r>
+        <w:rPr>
+          <w:rFonts w:ascii="Courier New" w:hAnsi="Courier New" w:cs="Courier New"/>
+        </w:rPr>
+        <w:t>for&lt;/th&gt;&lt;th&gt;If left running a month&lt;/th&gt;&lt;/tr&gt;&lt;/thead&gt;</w:t>
+      </w:r>
+    </w:p>
+    <w:p>
+      <w:pPr>
+        <w:pStyle w:val="PlainText"/>
+        <w:rPr>
+          <w:rFonts w:ascii="Courier New" w:hAnsi="Courier New" w:cs="Courier New"/>
+        </w:rPr>
+      </w:pPr>
+      <w:r>
+        <w:rPr>
+          <w:rFonts w:ascii="Courier New" w:hAnsi="Courier New" w:cs="Courier New"/>
+        </w:rPr>
+        <w:t xml:space="preserve">          &lt;tbody&gt;</w:t>
+      </w:r>
+    </w:p>
+    <w:p>
+      <w:pPr>
+        <w:pStyle w:val="PlainText"/>
+        <w:rPr>
+          <w:rFonts w:ascii="Courier New" w:hAnsi="Courier New" w:cs="Courier New"/>
+        </w:rPr>
+      </w:pPr>
+      <w:r>
+        <w:rPr>
+          <w:rFonts w:ascii="Courier New" w:hAnsi="Courier New" w:cs="Courier New"/>
+        </w:rPr>
+        <w:t xml:space="preserve">            &lt;tr&gt;&lt;td&gt;OpenSearch Serverless&lt;/td&gt;&lt;td&gt;Minimum capacity while the collection exists: 0.5 indexing + 0.5 search OCU (OpenSearch Compute Units, the unit it bills in) with standby replicas off, at about $0.24 per OCU-hour&lt;/td&gt;&lt;td class="num"&gt;≈ $175&lt;/td&gt;&lt;/tr&gt;</w:t>
+      </w:r>
+    </w:p>
+    <w:p>
+      <w:pPr>
+        <w:pStyle w:val="PlainText"/>
+        <w:rPr>
+          <w:rFonts w:ascii="Courier New" w:hAnsi="Courier New" w:cs="Courier New"/>
+        </w:rPr>
+      </w:pPr>
+      <w:r>
+        <w:rPr>
+          <w:rFonts w:ascii="Courier New" w:hAnsi="Courier New" w:cs="Courier New"/>
+        </w:rPr>
+        <w:t xml:space="preserve">            &lt;tr&gt;&lt;td&gt;VPC interface endpoints&lt;/td&gt;&lt;td&gt;2 endpoints × 2 AZs × about $0.01 an hour, plus data. The OpenSearch Serverless endpoint may add more&lt;/td&gt;&lt;td class="num"</w:t>
+      </w:r>
+      <w:r>
+        <w:rPr>
+          <w:rFonts w:ascii="Courier New" w:hAnsi="Courier New" w:cs="Courier New"/>
+        </w:rPr>
+        <w:t>&gt;≈ $30&lt;/td&gt;&lt;/tr&gt;</w:t>
+      </w:r>
+    </w:p>
+    <w:p>
+      <w:pPr>
+        <w:pStyle w:val="PlainText"/>
+        <w:rPr>
+          <w:rFonts w:ascii="Courier New" w:hAnsi="Courier New" w:cs="Courier New"/>
+        </w:rPr>
+      </w:pPr>
+      <w:r>
+        <w:rPr>
+          <w:rFonts w:ascii="Courier New" w:hAnsi="Courier New" w:cs="Courier New"/>
+        </w:rPr>
+        <w:t xml:space="preserve">            &lt;tr&gt;&lt;td&gt;AWS WAF&lt;/td&gt;&lt;td&gt;$5 per web ACL + $1 per rule, plus requests&lt;/td&gt;&lt;td class="num"&gt;≈ $8&lt;/td&gt;&lt;/tr&gt;</w:t>
+      </w:r>
+    </w:p>
+    <w:p>
+      <w:pPr>
+        <w:pStyle w:val="PlainText"/>
+        <w:rPr>
+          <w:rFonts w:ascii="Courier New" w:hAnsi="Courier New" w:cs="Courier New"/>
+        </w:rPr>
+      </w:pPr>
+      <w:r>
+        <w:rPr>
+          <w:rFonts w:ascii="Courier New" w:hAnsi="Courier New" w:cs="Courier New"/>
+        </w:rPr>
+        <w:t xml:space="preserve">            &lt;tr&gt;&lt;td&gt;Aurora Serverless v2&lt;/td&gt;&lt;td&gt;Storage while paused; about $0.12 per ACU-hour per instance while active&lt;/td&gt;&lt;td class="num"&gt;$1–$20&lt;/td&gt;&lt;/tr&gt;</w:t>
+      </w:r>
+    </w:p>
+    <w:p>
+      <w:pPr>
+        <w:pStyle w:val="PlainText"/>
+        <w:rPr>
+          <w:rFonts w:ascii="Courier New" w:hAnsi="Courier New" w:cs="Courier New"/>
+        </w:rPr>
+      </w:pPr>
+      <w:r>
+        <w:rPr>
+          <w:rFonts w:ascii="Courier New" w:hAnsi="Courier New" w:cs="Courier New"/>
+        </w:rPr>
+        <w:t xml:space="preserve">            &lt;tr&gt;&lt;td&gt;Secrets Manager&lt;/td&gt;&lt;td&gt;$0.40 per secret&lt;/td&gt;&lt;td class="num"&gt;≈ $1&lt;/td&gt;&lt;/tr&gt;</w:t>
+      </w:r>
+    </w:p>
+    <w:p>
+      <w:pPr>
+        <w:pStyle w:val="PlainText"/>
+        <w:rPr>
+          <w:rFonts w:ascii="Courier New" w:hAnsi="Courier New" w:cs="Courier New"/>
+        </w:rPr>
+      </w:pPr>
+      <w:r>
+        <w:rPr>
+          <w:rFonts w:ascii="Courier New" w:hAnsi="Courier New" w:cs="Courier New"/>
+        </w:rPr>
+        <w:t xml:space="preserve">            &lt;tr&gt;&lt;td&gt;Bedrock&lt;/td&gt;&lt;td&gt;Nova Pro, Titan embeddings, guardrail checks. A question is well under a cent&lt;/td&gt;&lt;td cla</w:t>
+      </w:r>
+      <w:r>
+        <w:rPr>
+          <w:rFonts w:ascii="Courier New" w:hAnsi="Courier New" w:cs="Courier New"/>
+        </w:rPr>
+        <w:t>ss="num"&gt;$1–$5&lt;/td&gt;&lt;/tr&gt;</w:t>
+      </w:r>
+    </w:p>
+    <w:p>
+      <w:pPr>
+        <w:pStyle w:val="PlainText"/>
+        <w:rPr>
+          <w:rFonts w:ascii="Courier New" w:hAnsi="Courier New" w:cs="Courier New"/>
+        </w:rPr>
+      </w:pPr>
+      <w:r>
+        <w:rPr>
+          <w:rFonts w:ascii="Courier New" w:hAnsi="Courier New" w:cs="Courier New"/>
+        </w:rPr>
+        <w:t xml:space="preserve">            &lt;tr&gt;&lt;td&gt;Lambda, API Gateway, CloudFront, S3, Cognito, CloudWatch&lt;/td&gt;&lt;td&gt;Mostly within free tiers at class traffic&lt;/td&gt;&lt;td class="num"&gt;$1–$5&lt;/td&gt;&lt;/tr&gt;</w:t>
+      </w:r>
+    </w:p>
+    <w:p>
+      <w:pPr>
+        <w:pStyle w:val="PlainText"/>
+        <w:rPr>
+          <w:rFonts w:ascii="Courier New" w:hAnsi="Courier New" w:cs="Courier New"/>
+        </w:rPr>
+      </w:pPr>
+      <w:r>
+        <w:rPr>
+          <w:rFonts w:ascii="Courier New" w:hAnsi="Courier New" w:cs="Courier New"/>
+        </w:rPr>
+        <w:t xml:space="preserve">            &lt;tr&gt;&lt;td&gt;&lt;strong&gt;Total&lt;/strong&gt;&lt;/td&gt;&lt;td&gt;About $7–8 a day, most of it OpenSearch Serverless&lt;/td&gt;&lt;td class="num"&gt;&lt;strong&gt;≈ $220–245&lt;/strong&gt;&lt;/td&gt;&lt;/tr&gt;</w:t>
+      </w:r>
+    </w:p>
+    <w:p>
+      <w:pPr>
+        <w:pStyle w:val="PlainText"/>
+        <w:rPr>
+          <w:rFonts w:ascii="Courier New" w:hAnsi="Courier New" w:cs="Courier New"/>
+        </w:rPr>
+      </w:pPr>
+      <w:r>
+        <w:rPr>
+          <w:rFonts w:ascii="Courier New" w:hAnsi="Courier New" w:cs="Courier New"/>
+        </w:rPr>
+        <w:t xml:space="preserve">          &lt;/tbody&gt;</w:t>
+      </w:r>
+    </w:p>
+    <w:p>
+      <w:pPr>
+        <w:pStyle w:val="PlainText"/>
+        <w:rPr>
+          <w:rFonts w:ascii="Courier New" w:hAnsi="Courier New" w:cs="Courier New"/>
+        </w:rPr>
+      </w:pPr>
+      <w:r>
+        <w:rPr>
+          <w:rFonts w:ascii="Courier New" w:hAnsi="Courier New" w:cs="Courier New"/>
+        </w:rPr>
+        <w:t xml:space="preserve">        &lt;/table&gt;</w:t>
+      </w:r>
+    </w:p>
+    <w:p>
+      <w:pPr>
+        <w:pStyle w:val="PlainText"/>
+        <w:rPr>
+          <w:rFonts w:ascii="Courier New" w:hAnsi="Courier New" w:cs="Courier New"/>
+        </w:rPr>
+      </w:pPr>
+      <w:r>
+        <w:rPr>
+          <w:rFonts w:ascii="Courier New" w:hAnsi="Courier New" w:cs="Courier New"/>
+        </w:rPr>
+        <w:t xml:space="preserve">      &lt;/div&gt;</w:t>
+      </w:r>
+    </w:p>
+    <w:p>
+      <w:pPr>
+        <w:pStyle w:val="PlainText"/>
+        <w:rPr>
+          <w:rFonts w:ascii="Courier New" w:hAnsi="Courier New" w:cs="Courier New"/>
+        </w:rPr>
+      </w:pPr>
+      <w:r>
+        <w:rPr>
+          <w:rFonts w:ascii="Courier New" w:hAnsi="Courier New" w:cs="Courier New"/>
+        </w:rPr>
+        <w:t xml:space="preserve">      &lt;div class="callout warn"&gt;</w:t>
+      </w:r>
+    </w:p>
+    <w:p>
+      <w:pPr>
+        <w:pStyle w:val="PlainText"/>
+        <w:rPr>
+          <w:rFonts w:ascii="Courier New" w:hAnsi="Courier New" w:cs="Courier New"/>
+        </w:rPr>
+      </w:pPr>
+      <w:r>
+        <w:rPr>
+          <w:rFonts w:ascii="Courier New" w:hAnsi="Courier New" w:cs="Courier New"/>
+        </w:rPr>
+        <w:t xml:space="preserve">        &lt;span class="label"&gt;The $25–$100 a month target&lt;/span&gt;</w:t>
+      </w:r>
+    </w:p>
+    <w:p>
+      <w:pPr>
+        <w:pStyle w:val="PlainText"/>
+        <w:rPr>
+          <w:rFonts w:ascii="Courier New" w:hAnsi="Courier New" w:cs="Courier New"/>
+        </w:rPr>
+      </w:pPr>
+      <w:r>
+        <w:rPr>
+          <w:rFonts w:ascii="Courier New" w:hAnsi="Courier New" w:cs="Courier New"/>
+        </w:rPr>
+        <w:t xml:space="preserve">        &lt;p&gt;This arc</w:t>
+      </w:r>
+      <w:r>
+        <w:rPr>
+          <w:rFonts w:ascii="Courier New" w:hAnsi="Courier New" w:cs="Courier New"/>
+        </w:rPr>
+        <w:t>hitecture meets it only if you &lt;strong&gt;destroy it between sessions&lt;/strong&gt;: about 10 running days a month. Terraform makes that practical: apply takes 30 minutes, destroy about 20. To run it longer for less, replace OpenSearch Serverless with an OpenSearch Service domain on a small instance, or with pgvector in the Aurora database you already have. Both change &lt;code&gt;search_index.py&lt;/code&gt; and &lt;code&gt;opensearch.tf&lt;/code&gt; only.&lt;/p&gt;</w:t>
+      </w:r>
+    </w:p>
+    <w:p>
+      <w:pPr>
+        <w:pStyle w:val="PlainText"/>
+        <w:rPr>
+          <w:rFonts w:ascii="Courier New" w:hAnsi="Courier New" w:cs="Courier New"/>
+        </w:rPr>
+      </w:pPr>
+      <w:r>
+        <w:rPr>
+          <w:rFonts w:ascii="Courier New" w:hAnsi="Courier New" w:cs="Courier New"/>
+        </w:rPr>
+        <w:t xml:space="preserve">      &lt;/div&gt;</w:t>
+      </w:r>
+    </w:p>
+    <w:p>
+      <w:pPr>
+        <w:pStyle w:val="PlainText"/>
+        <w:rPr>
+          <w:rFonts w:ascii="Courier New" w:hAnsi="Courier New" w:cs="Courier New"/>
+        </w:rPr>
+      </w:pPr>
+      <w:r>
+        <w:rPr>
+          <w:rFonts w:ascii="Courier New" w:hAnsi="Courier New" w:cs="Courier New"/>
+        </w:rPr>
+        <w:t xml:space="preserve">    &lt;/section&gt;</w:t>
+      </w:r>
+    </w:p>
+    <w:p>
+      <w:pPr>
+        <w:pStyle w:val="PlainText"/>
+        <w:rPr>
+          <w:rFonts w:ascii="Courier New" w:hAnsi="Courier New" w:cs="Courier New"/>
+        </w:rPr>
+      </w:pPr>
+    </w:p>
+    <w:p>
+      <w:pPr>
+        <w:pStyle w:val="PlainText"/>
+        <w:rPr>
+          <w:rFonts w:ascii="Courier New" w:hAnsi="Courier New" w:cs="Courier New"/>
+        </w:rPr>
+      </w:pPr>
+      <w:r>
+        <w:rPr>
+          <w:rFonts w:ascii="Courier New" w:hAnsi="Courier New" w:cs="Courier New"/>
+        </w:rPr>
+        <w:t xml:space="preserve">    &lt;!-- ========================================</w:t>
+      </w:r>
+      <w:r>
+        <w:rPr>
+          <w:rFonts w:ascii="Courier New" w:hAnsi="Courier New" w:cs="Courier New"/>
+        </w:rPr>
+        <w:t>==================== --&gt;</w:t>
+      </w:r>
+    </w:p>
+    <w:p>
+      <w:pPr>
+        <w:pStyle w:val="PlainText"/>
+        <w:rPr>
+          <w:rFonts w:ascii="Courier New" w:hAnsi="Courier New" w:cs="Courier New"/>
+        </w:rPr>
+      </w:pPr>
+      <w:r>
+        <w:rPr>
+          <w:rFonts w:ascii="Courier New" w:hAnsi="Courier New" w:cs="Courier New"/>
+        </w:rPr>
+        <w:t xml:space="preserve">    &lt;section id="teardown"&gt;</w:t>
+      </w:r>
+    </w:p>
+    <w:p>
+      <w:pPr>
+        <w:pStyle w:val="PlainText"/>
+        <w:rPr>
+          <w:rFonts w:ascii="Courier New" w:hAnsi="Courier New" w:cs="Courier New"/>
+        </w:rPr>
+      </w:pPr>
+      <w:r>
+        <w:rPr>
+          <w:rFonts w:ascii="Courier New" w:hAnsi="Courier New" w:cs="Courier New"/>
+        </w:rPr>
+        <w:t xml:space="preserve">      &lt;div class="prose"&gt;</w:t>
+      </w:r>
+    </w:p>
+    <w:p>
+      <w:pPr>
+        <w:pStyle w:val="PlainText"/>
+        <w:rPr>
+          <w:rFonts w:ascii="Courier New" w:hAnsi="Courier New" w:cs="Courier New"/>
+        </w:rPr>
+      </w:pPr>
+      <w:r>
+        <w:rPr>
+          <w:rFonts w:ascii="Courier New" w:hAnsi="Courier New" w:cs="Courier New"/>
+        </w:rPr>
+        <w:t xml:space="preserve">        &lt;h2&gt;Tear down&lt;/h2&gt;</w:t>
+      </w:r>
+    </w:p>
+    <w:p>
+      <w:pPr>
+        <w:pStyle w:val="PlainText"/>
+        <w:rPr>
+          <w:rFonts w:ascii="Courier New" w:hAnsi="Courier New" w:cs="Courier New"/>
+        </w:rPr>
+      </w:pPr>
+      <w:r>
+        <w:rPr>
+          <w:rFonts w:ascii="Courier New" w:hAnsi="Courier New" w:cs="Courier New"/>
+        </w:rPr>
+        <w:lastRenderedPageBreak/>
+        <w:t xml:space="preserve">        &lt;pre&gt;&lt;code&gt;terraform -chdir=infra/terraform destroy&lt;/code&gt;&lt;/pre&gt;</w:t>
+      </w:r>
+    </w:p>
+    <w:p>
+      <w:pPr>
+        <w:pStyle w:val="PlainText"/>
+        <w:rPr>
+          <w:rFonts w:ascii="Courier New" w:hAnsi="Courier New" w:cs="Courier New"/>
+        </w:rPr>
+      </w:pPr>
+      <w:r>
+        <w:rPr>
+          <w:rFonts w:ascii="Courier New" w:hAnsi="Courier New" w:cs="Courier New"/>
+        </w:rPr>
+        <w:t xml:space="preserve">        &lt;p&gt;About &lt;strong&gt;20 minutes&lt;/strong&gt;, against 8 to create. Start it and go and do</w:t>
+      </w:r>
+    </w:p>
+    <w:p>
+      <w:pPr>
+        <w:pStyle w:val="PlainText"/>
+        <w:rPr>
+          <w:rFonts w:ascii="Courier New" w:hAnsi="Courier New" w:cs="Courier New"/>
+        </w:rPr>
+      </w:pPr>
+      <w:r>
+        <w:rPr>
+          <w:rFonts w:ascii="Courier New" w:hAnsi="Courier New" w:cs="Courier New"/>
+        </w:rPr>
+        <w:t xml:space="preserve">        something else.&lt;/p&gt;</w:t>
       </w:r>
     </w:p>
     <w:p>
@@ -18530,89 +19386,131 @@
         <w:rPr>
           <w:rFonts w:ascii="Courier New" w:hAnsi="Courier New" w:cs="Courier New"/>
         </w:rPr>
-        <w:t xml:space="preserve">          &lt;li&gt;&lt;strong&gt;Python code:&lt;/strong&gt; &lt;code&gt;bash scripts/build-function.sh&lt;/code&gt;, then &lt;code&gt;bash scripts/deploy-code.sh&lt;/code&gt;. About 20 seconds, and no Terraform: it re</w:t>
-      </w:r>
-      <w:r>
-        <w:rPr>
-          <w:rFonts w:ascii="Courier New" w:hAnsi="Courier New" w:cs="Courier New"/>
-        </w:rPr>
-        <w:t>places the zip on four functions and touches nothing else. Wait for &lt;code&gt;LastUpdateStatus&lt;/code&gt; to read &lt;code&gt;Successful&lt;/code&gt;, then run the evaluation.&lt;/li&gt;</w:t>
-      </w:r>
-    </w:p>
-    <w:p>
-      <w:pPr>
-        <w:pStyle w:val="PlainText"/>
-        <w:rPr>
-          <w:rFonts w:ascii="Courier New" w:hAnsi="Courier New" w:cs="Courier New"/>
-        </w:rPr>
-      </w:pPr>
-      <w:r>
-        <w:rPr>
-          <w:rFonts w:ascii="Courier New" w:hAnsi="Courier New" w:cs="Courier New"/>
-        </w:rPr>
-        <w:t xml:space="preserve">          &lt;li&gt;&lt;strong&gt;The model:&lt;/strong&gt; change &lt;code&gt;chat_model_id&lt;/code&gt; in &lt;code&gt;terraform.tfvars&lt;/code&gt; and apply. No code change, because every model is reached through the same Converse API.&lt;/li&gt;</w:t>
-      </w:r>
-    </w:p>
-    <w:p>
-      <w:pPr>
-        <w:pStyle w:val="PlainText"/>
-        <w:rPr>
-          <w:rFonts w:ascii="Courier New" w:hAnsi="Courier New" w:cs="Courier New"/>
-        </w:rPr>
-      </w:pPr>
-      <w:r>
-        <w:rPr>
-          <w:rFonts w:ascii="Courier New" w:hAnsi="Courier New" w:cs="Courier New"/>
-        </w:rPr>
-        <w:t xml:space="preserve">          &lt;li&gt;&lt;strong&gt;Dependencies:&lt;/strong&gt; only when &lt;code&gt;lambda/requirements.txt&lt;/code&gt; changes does the layer need rebuilding.&lt;/li&gt;</w:t>
-      </w:r>
-    </w:p>
-    <w:p>
-      <w:pPr>
-        <w:pStyle w:val="PlainText"/>
-        <w:rPr>
-          <w:rFonts w:ascii="Courier New" w:hAnsi="Courier New" w:cs="Courier New"/>
-        </w:rPr>
-      </w:pPr>
-      <w:r>
-        <w:rPr>
-          <w:rFonts w:ascii="Courier New" w:hAnsi="Courier New" w:cs="Courier New"/>
-        </w:rPr>
-        <w:t xml:space="preserve">          &lt;</w:t>
-      </w:r>
-      <w:r>
-        <w:rPr>
-          <w:rFonts w:ascii="Courier New" w:hAnsi="Courier New" w:cs="Courier New"/>
-        </w:rPr>
-        <w:t>li&gt;&lt;strong&gt;A policy document:&lt;/strong&gt; upload the file, then upload &lt;code&gt;manifest.json&lt;/code&gt; again. S3 keeps the old version.&lt;/li&gt;</w:t>
-      </w:r>
-    </w:p>
-    <w:p>
-      <w:pPr>
-        <w:pStyle w:val="PlainText"/>
-        <w:rPr>
-          <w:rFonts w:ascii="Courier New" w:hAnsi="Courier New" w:cs="Courier New"/>
-        </w:rPr>
-      </w:pPr>
-      <w:r>
-        <w:rPr>
-          <w:rFonts w:ascii="Courier New" w:hAnsi="Courier New" w:cs="Courier New"/>
-        </w:rPr>
-        <w:t xml:space="preserve">          &lt;li&gt;&lt;strong&gt;The React app:&lt;/strong&gt; &lt;code&gt;npm run build&lt;/code&gt;, &lt;code&gt;aws s3 sync&lt;/code&gt;, CloudFront invalidation (step 7).&lt;/li&gt;</w:t>
-      </w:r>
-    </w:p>
-    <w:p>
-      <w:pPr>
-        <w:pStyle w:val="PlainText"/>
-        <w:rPr>
-          <w:rFonts w:ascii="Courier New" w:hAnsi="Courier New" w:cs="Courier New"/>
-        </w:rPr>
-      </w:pPr>
-      <w:r>
-        <w:rPr>
-          <w:rFonts w:ascii="Courier New" w:hAnsi="Courier New" w:cs="Courier New"/>
-        </w:rPr>
-        <w:t xml:space="preserve">          &lt;li&gt;&lt;strong&gt;Guardrail settings:&lt;/strong&gt; edit &lt;code&gt;bedrock.tf&lt;/code&gt; and apply. Terraform publishes a new guardrail version when the guardrail changes; check the version number in the Lambda environment.&lt;/li&gt;</w:t>
+        <w:t xml:space="preserve">          &lt;li&gt;It looks stuck for the last ten minutes and is not. Lambda functions in a VPC</w:t>
+      </w:r>
+    </w:p>
+    <w:p>
+      <w:pPr>
+        <w:pStyle w:val="PlainText"/>
+        <w:rPr>
+          <w:rFonts w:ascii="Courier New" w:hAnsi="Courier New" w:cs="Courier New"/>
+        </w:rPr>
+      </w:pPr>
+      <w:r>
+        <w:rPr>
+          <w:rFonts w:ascii="Courier New" w:hAnsi="Courier New" w:cs="Courier New"/>
+        </w:rPr>
+        <w:t xml:space="preserve">          hold network interfaces, AWS releases those on its own schedule, and the security</w:t>
+      </w:r>
+    </w:p>
+    <w:p>
+      <w:pPr>
+        <w:pStyle w:val="PlainText"/>
+        <w:rPr>
+          <w:rFonts w:ascii="Courier New" w:hAnsi="Courier New" w:cs="Courier New"/>
+        </w:rPr>
+      </w:pPr>
+      <w:r>
+        <w:rPr>
+          <w:rFonts w:ascii="Courier New" w:hAnsi="Courier New" w:cs="Courier New"/>
+        </w:rPr>
+        <w:t xml:space="preserve">          group an</w:t>
+      </w:r>
+      <w:r>
+        <w:rPr>
+          <w:rFonts w:ascii="Courier New" w:hAnsi="Courier New" w:cs="Courier New"/>
+        </w:rPr>
+        <w:t>d subnets cannot be deleted until it does. Leave it running.&lt;/li&gt;</w:t>
+      </w:r>
+    </w:p>
+    <w:p>
+      <w:pPr>
+        <w:pStyle w:val="PlainText"/>
+        <w:rPr>
+          <w:rFonts w:ascii="Courier New" w:hAnsi="Courier New" w:cs="Courier New"/>
+        </w:rPr>
+      </w:pPr>
+      <w:r>
+        <w:rPr>
+          <w:rFonts w:ascii="Courier New" w:hAnsi="Courier New" w:cs="Courier New"/>
+        </w:rPr>
+        <w:t xml:space="preserve">          &lt;li&gt;Check it is gone with &lt;code&gt;aws lambda list-functions&lt;/code&gt;,</w:t>
+      </w:r>
+    </w:p>
+    <w:p>
+      <w:pPr>
+        <w:pStyle w:val="PlainText"/>
+        <w:rPr>
+          <w:rFonts w:ascii="Courier New" w:hAnsi="Courier New" w:cs="Courier New"/>
+        </w:rPr>
+      </w:pPr>
+      <w:r>
+        <w:rPr>
+          <w:rFonts w:ascii="Courier New" w:hAnsi="Courier New" w:cs="Courier New"/>
+        </w:rPr>
+        <w:t xml:space="preserve">          &lt;code&gt;aws rds describe-db-clusters&lt;/code&gt;,</w:t>
+      </w:r>
+    </w:p>
+    <w:p>
+      <w:pPr>
+        <w:pStyle w:val="PlainText"/>
+        <w:rPr>
+          <w:rFonts w:ascii="Courier New" w:hAnsi="Courier New" w:cs="Courier New"/>
+        </w:rPr>
+      </w:pPr>
+      <w:r>
+        <w:rPr>
+          <w:rFonts w:ascii="Courier New" w:hAnsi="Courier New" w:cs="Courier New"/>
+        </w:rPr>
+        <w:t xml:space="preserve">          &lt;code&gt;aws opensearchserverless list-collections&lt;/code&gt; and</w:t>
+      </w:r>
+    </w:p>
+    <w:p>
+      <w:pPr>
+        <w:pStyle w:val="PlainText"/>
+        <w:rPr>
+          <w:rFonts w:ascii="Courier New" w:hAnsi="Courier New" w:cs="Courier New"/>
+        </w:rPr>
+      </w:pPr>
+      <w:r>
+        <w:rPr>
+          <w:rFonts w:ascii="Courier New" w:hAnsi="Courier New" w:cs="Courier New"/>
+        </w:rPr>
+        <w:t xml:space="preserve">          &lt;code&gt;aws s3api list-buckets&lt;/code&gt;. Expect &lt;code&gt;0&lt;/code&gt; from each.&lt;/li&gt;</w:t>
+      </w:r>
+    </w:p>
+    <w:p>
+      <w:pPr>
+        <w:pStyle w:val="PlainText"/>
+        <w:rPr>
+          <w:rFonts w:ascii="Courier New" w:hAnsi="Courier New" w:cs="Courier New"/>
+        </w:rPr>
+      </w:pPr>
+      <w:r>
+        <w:rPr>
+          <w:rFonts w:ascii="Courier New" w:hAnsi="Courier New" w:cs="Courier New"/>
+        </w:rPr>
+        <w:t xml:space="preserve">          &lt;li&gt;Terraform state still holds the &lt;code&gt;hr_app&lt;/code&gt; password until you delete</w:t>
+      </w:r>
+    </w:p>
+    <w:p>
+      <w:pPr>
+        <w:pStyle w:val="PlainText"/>
+        <w:rPr>
+          <w:rFonts w:ascii="Courier New" w:hAnsi="Courier New" w:cs="Courier New"/>
+        </w:rPr>
+      </w:pPr>
+      <w:r>
+        <w:rPr>
+          <w:rFonts w:ascii="Courier New" w:hAnsi="Courier New" w:cs="Courier New"/>
+        </w:rPr>
+        <w:t xml:space="preserve">          &lt;code&gt;terraform.tfstate&lt;/code&gt;. In a team, state lives in an </w:t>
+      </w:r>
+      <w:r>
+        <w:rPr>
+          <w:rFonts w:ascii="Courier New" w:hAnsi="Courier New" w:cs="Courier New"/>
+        </w:rPr>
+        <w:t>encrypted S3 bucket.&lt;/li&gt;</w:t>
       </w:r>
     </w:p>
     <w:p>
@@ -18640,13 +19538,7 @@
         <w:rPr>
           <w:rFonts w:ascii="Courier New" w:hAnsi="Courier New" w:cs="Courier New"/>
         </w:rPr>
-        <w:t xml:space="preserve">      </w:t>
-      </w:r>
-      <w:r>
-        <w:rPr>
-          <w:rFonts w:ascii="Courier New" w:hAnsi="Courier New" w:cs="Courier New"/>
-        </w:rPr>
-        <w:t>&lt;/div&gt;</w:t>
+        <w:t xml:space="preserve">      &lt;/div&gt;</w:t>
       </w:r>
     </w:p>
     <w:p>
@@ -18670,14 +19562,6 @@
           <w:rFonts w:ascii="Courier New" w:hAnsi="Courier New" w:cs="Courier New"/>
         </w:rPr>
       </w:pPr>
-    </w:p>
-    <w:p>
-      <w:pPr>
-        <w:pStyle w:val="PlainText"/>
-        <w:rPr>
-          <w:rFonts w:ascii="Courier New" w:hAnsi="Courier New" w:cs="Courier New"/>
-        </w:rPr>
-      </w:pPr>
       <w:r>
         <w:rPr>
           <w:rFonts w:ascii="Courier New" w:hAnsi="Courier New" w:cs="Courier New"/>
@@ -18696,7 +19580,7 @@
         <w:rPr>
           <w:rFonts w:ascii="Courier New" w:hAnsi="Courier New" w:cs="Courier New"/>
         </w:rPr>
-        <w:t xml:space="preserve">    &lt;section id="costs"&gt;</w:t>
+        <w:t xml:space="preserve">    &lt;section id="goodtoknow"&gt;</w:t>
       </w:r>
     </w:p>
     <w:p>
@@ -18724,21 +19608,288 @@
         <w:rPr>
           <w:rFonts w:ascii="Courier New" w:hAnsi="Courier New" w:cs="Courier New"/>
         </w:rPr>
-        <w:t xml:space="preserve">        &lt;h2&gt;Costs&lt;/h2&gt;</w:t>
-      </w:r>
-    </w:p>
-    <w:p>
-      <w:pPr>
-        <w:pStyle w:val="PlainText"/>
-        <w:rPr>
-          <w:rFonts w:ascii="Courier New" w:hAnsi="Courier New" w:cs="Courier New"/>
-        </w:rPr>
-      </w:pPr>
-      <w:r>
-        <w:rPr>
-          <w:rFonts w:ascii="Courier New" w:hAnsi="Courier New" w:cs="Courier New"/>
-        </w:rPr>
-        <w:t xml:space="preserve">        &lt;p&gt;Approximate us-east-1 list prices at the time of writing, for a class demo with little traffic. Check the AWS Pricing Calculator before you deploy.&lt;/p&gt;</w:t>
+        <w:t xml:space="preserve">        &lt;h2&gt;Good to know&lt;/h2&gt;</w:t>
+      </w:r>
+    </w:p>
+    <w:p>
+      <w:pPr>
+        <w:pStyle w:val="PlainText"/>
+        <w:rPr>
+          <w:rFonts w:ascii="Courier New" w:hAnsi="Courier New" w:cs="Courier New"/>
+        </w:rPr>
+      </w:pPr>
+      <w:r>
+        <w:rPr>
+          <w:rFonts w:ascii="Courier New" w:hAnsi="Courier New" w:cs="Courier New"/>
+        </w:rPr>
+        <w:t xml:space="preserve">        &lt;p&gt;This project makes one choice at every step. Here are the choices that existed,</w:t>
+      </w:r>
+    </w:p>
+    <w:p>
+      <w:pPr>
+        <w:pStyle w:val="PlainText"/>
+        <w:rPr>
+          <w:rFonts w:ascii="Courier New" w:hAnsi="Courier New" w:cs="Courier New"/>
+        </w:rPr>
+      </w:pPr>
+      <w:r>
+        <w:rPr>
+          <w:rFonts w:ascii="Courier New" w:hAnsi="Courier New" w:cs="Courier New"/>
+        </w:rPr>
+        <w:t xml:space="preserve">        and what actually decides them, because the next system you work on will be</w:t>
+      </w:r>
+    </w:p>
+    <w:p>
+      <w:pPr>
+        <w:pStyle w:val="PlainText"/>
+        <w:rPr>
+          <w:rFonts w:ascii="Courier New" w:hAnsi="Courier New" w:cs="Courier New"/>
+        </w:rPr>
+      </w:pPr>
+      <w:r>
+        <w:rPr>
+          <w:rFonts w:ascii="Courier New" w:hAnsi="Courier New" w:cs="Courier New"/>
+        </w:rPr>
+        <w:t xml:space="preserve">        different.&lt;/p&gt;</w:t>
+      </w:r>
+    </w:p>
+    <w:p>
+      <w:pPr>
+        <w:pStyle w:val="PlainText"/>
+        <w:rPr>
+          <w:rFonts w:ascii="Courier New" w:hAnsi="Courier New" w:cs="Courier New"/>
+        </w:rPr>
+      </w:pPr>
+      <w:r>
+        <w:rPr>
+          <w:rFonts w:ascii="Courier New" w:hAnsi="Courier New" w:cs="Courier New"/>
+        </w:rPr>
+        <w:t xml:space="preserve">        &lt;p&gt;The full version of these notes is</w:t>
+      </w:r>
+    </w:p>
+    <w:p>
+      <w:pPr>
+        <w:pStyle w:val="PlainText"/>
+        <w:rPr>
+          <w:rFonts w:ascii="Courier New" w:hAnsi="Courier New" w:cs="Courier New"/>
+        </w:rPr>
+      </w:pPr>
+      <w:r>
+        <w:rPr>
+          <w:rFonts w:ascii="Courier New" w:hAnsi="Courier New" w:cs="Courier New"/>
+        </w:rPr>
+        <w:t xml:space="preserve">        &lt;a href="../docs/llmops-notes.md</w:t>
+      </w:r>
+      <w:r>
+        <w:rPr>
+          <w:rFonts w:ascii="Courier New" w:hAnsi="Courier New" w:cs="Courier New"/>
+        </w:rPr>
+        <w:t>"&gt;&lt;code&gt;docs/llmops-notes.md&lt;/code&gt;&lt;/a&gt; in the</w:t>
+      </w:r>
+    </w:p>
+    <w:p>
+      <w:pPr>
+        <w:pStyle w:val="PlainText"/>
+        <w:rPr>
+          <w:rFonts w:ascii="Courier New" w:hAnsi="Courier New" w:cs="Courier New"/>
+        </w:rPr>
+      </w:pPr>
+      <w:r>
+        <w:rPr>
+          <w:rFonts w:ascii="Courier New" w:hAnsi="Courier New" w:cs="Courier New"/>
+        </w:rPr>
+        <w:t xml:space="preserve">        repository.&lt;/p&gt;</w:t>
+      </w:r>
+    </w:p>
+    <w:p>
+      <w:pPr>
+        <w:pStyle w:val="PlainText"/>
+        <w:rPr>
+          <w:rFonts w:ascii="Courier New" w:hAnsi="Courier New" w:cs="Courier New"/>
+        </w:rPr>
+      </w:pPr>
+    </w:p>
+    <w:p>
+      <w:pPr>
+        <w:pStyle w:val="PlainText"/>
+        <w:rPr>
+          <w:rFonts w:ascii="Courier New" w:hAnsi="Courier New" w:cs="Courier New"/>
+        </w:rPr>
+      </w:pPr>
+      <w:r>
+        <w:rPr>
+          <w:rFonts w:ascii="Courier New" w:hAnsi="Courier New" w:cs="Courier New"/>
+        </w:rPr>
+        <w:t xml:space="preserve">        &lt;h3&gt;Where the data comes from&lt;/h3&gt;</w:t>
+      </w:r>
+    </w:p>
+    <w:p>
+      <w:pPr>
+        <w:pStyle w:val="PlainText"/>
+        <w:rPr>
+          <w:rFonts w:ascii="Courier New" w:hAnsi="Courier New" w:cs="Courier New"/>
+        </w:rPr>
+      </w:pPr>
+      <w:r>
+        <w:rPr>
+          <w:rFonts w:ascii="Courier New" w:hAnsi="Courier New" w:cs="Courier New"/>
+        </w:rPr>
+        <w:t xml:space="preserve">        &lt;p&gt;Before any of the rest matters: who owns these documents, where do they live now,</w:t>
+      </w:r>
+    </w:p>
+    <w:p>
+      <w:pPr>
+        <w:pStyle w:val="PlainText"/>
+        <w:rPr>
+          <w:rFonts w:ascii="Courier New" w:hAnsi="Courier New" w:cs="Courier New"/>
+        </w:rPr>
+      </w:pPr>
+      <w:r>
+        <w:rPr>
+          <w:rFonts w:ascii="Courier New" w:hAnsi="Courier New" w:cs="Courier New"/>
+        </w:rPr>
+        <w:t xml:space="preserve">        how do you find out one changed, and what happens when one is withdrawn. If any of it</w:t>
+      </w:r>
+    </w:p>
+    <w:p>
+      <w:pPr>
+        <w:pStyle w:val="PlainText"/>
+        <w:rPr>
+          <w:rFonts w:ascii="Courier New" w:hAnsi="Courier New" w:cs="Courier New"/>
+        </w:rPr>
+      </w:pPr>
+      <w:r>
+        <w:rPr>
+          <w:rFonts w:ascii="Courier New" w:hAnsi="Courier New" w:cs="Courier New"/>
+        </w:rPr>
+        <w:t xml:space="preserve">        is restricted, permissions have to be part of the pipeline from the start. They cannot</w:t>
+      </w:r>
+    </w:p>
+    <w:p>
+      <w:pPr>
+        <w:pStyle w:val="PlainText"/>
+        <w:rPr>
+          <w:rFonts w:ascii="Courier New" w:hAnsi="Courier New" w:cs="Courier New"/>
+        </w:rPr>
+      </w:pPr>
+      <w:r>
+        <w:rPr>
+          <w:rFonts w:ascii="Courier New" w:hAnsi="Courier New" w:cs="Courier New"/>
+        </w:rPr>
+        <w:t xml:space="preserve">        be added later without rebuilding the index.&lt;/p&gt;</w:t>
+      </w:r>
+    </w:p>
+    <w:p>
+      <w:pPr>
+        <w:pStyle w:val="PlainText"/>
+        <w:rPr>
+          <w:rFonts w:ascii="Courier New" w:hAnsi="Courier New" w:cs="Courier New"/>
+        </w:rPr>
+      </w:pPr>
+      <w:r>
+        <w:rPr>
+          <w:rFonts w:ascii="Courier New" w:hAnsi="Courier New" w:cs="Courier New"/>
+        </w:rPr>
+        <w:t xml:space="preserve">        &lt;p&gt;Here, S3 is the source of truth and &lt;code&gt;manif</w:t>
+      </w:r>
+      <w:r>
+        <w:rPr>
+          <w:rFonts w:ascii="Courier New" w:hAnsi="Courier New" w:cs="Courier New"/>
+        </w:rPr>
+        <w:t>est.json&lt;/code&gt; is the index of</w:t>
+      </w:r>
+    </w:p>
+    <w:p>
+      <w:pPr>
+        <w:pStyle w:val="PlainText"/>
+        <w:rPr>
+          <w:rFonts w:ascii="Courier New" w:hAnsi="Courier New" w:cs="Courier New"/>
+        </w:rPr>
+      </w:pPr>
+      <w:r>
+        <w:rPr>
+          <w:rFonts w:ascii="Courier New" w:hAnsi="Courier New" w:cs="Courier New"/>
+        </w:rPr>
+        <w:t xml:space="preserve">        record. A full rebuild of 50 documents takes 78 seconds, which is why there is no</w:t>
+      </w:r>
+    </w:p>
+    <w:p>
+      <w:pPr>
+        <w:pStyle w:val="PlainText"/>
+        <w:rPr>
+          <w:rFonts w:ascii="Courier New" w:hAnsi="Courier New" w:cs="Courier New"/>
+        </w:rPr>
+      </w:pPr>
+      <w:r>
+        <w:rPr>
+          <w:rFonts w:ascii="Courier New" w:hAnsi="Courier New" w:cs="Courier New"/>
+        </w:rPr>
+        <w:t xml:space="preserve">        incremental update: it would be complexity with no payoff. At a hundred thousand</w:t>
+      </w:r>
+    </w:p>
+    <w:p>
+      <w:pPr>
+        <w:pStyle w:val="PlainText"/>
+        <w:rPr>
+          <w:rFonts w:ascii="Courier New" w:hAnsi="Courier New" w:cs="Courier New"/>
+        </w:rPr>
+      </w:pPr>
+      <w:r>
+        <w:rPr>
+          <w:rFonts w:ascii="Courier New" w:hAnsi="Courier New" w:cs="Courier New"/>
+        </w:rPr>
+        <w:t xml:space="preserve">        documents that flips.&lt;/p&gt;</w:t>
+      </w:r>
+    </w:p>
+    <w:p>
+      <w:pPr>
+        <w:pStyle w:val="PlainText"/>
+        <w:rPr>
+          <w:rFonts w:ascii="Courier New" w:hAnsi="Courier New" w:cs="Courier New"/>
+        </w:rPr>
+      </w:pPr>
+    </w:p>
+    <w:p>
+      <w:pPr>
+        <w:pStyle w:val="PlainText"/>
+        <w:rPr>
+          <w:rFonts w:ascii="Courier New" w:hAnsi="Courier New" w:cs="Courier New"/>
+        </w:rPr>
+      </w:pPr>
+      <w:r>
+        <w:rPr>
+          <w:rFonts w:ascii="Courier New" w:hAnsi="Courier New" w:cs="Courier New"/>
+        </w:rPr>
+        <w:lastRenderedPageBreak/>
+        <w:t xml:space="preserve">        &lt;h3&gt;Loading and parsing&lt;/h3&gt;</w:t>
+      </w:r>
+    </w:p>
+    <w:p>
+      <w:pPr>
+        <w:pStyle w:val="PlainText"/>
+        <w:rPr>
+          <w:rFonts w:ascii="Courier New" w:hAnsi="Courier New" w:cs="Courier New"/>
+        </w:rPr>
+      </w:pPr>
+      <w:r>
+        <w:rPr>
+          <w:rFonts w:ascii="Courier New" w:hAnsi="Courier New" w:cs="Courier New"/>
+        </w:rPr>
+        <w:t xml:space="preserve">        &lt;p&gt;Budget more time for this than feels reasonable. It is the least interesting stage</w:t>
+      </w:r>
+    </w:p>
+    <w:p>
+      <w:pPr>
+        <w:pStyle w:val="PlainText"/>
+        <w:rPr>
+          <w:rFonts w:ascii="Courier New" w:hAnsi="Courier New" w:cs="Courier New"/>
+        </w:rPr>
+      </w:pPr>
+      <w:r>
+        <w:rPr>
+          <w:rFonts w:ascii="Courier New" w:hAnsi="Courier New" w:cs="Courier New"/>
+        </w:rPr>
+        <w:t xml:space="preserve">        and the one that decides whether an answer is possible at all.&lt;/p&gt;</w:t>
       </w:r>
     </w:p>
     <w:p>
@@ -18794,7 +19945,1941 @@
         <w:rPr>
           <w:rFonts w:ascii="Courier New" w:hAnsi="Courier New" w:cs="Courier New"/>
         </w:rPr>
-        <w:t xml:space="preserve">          &lt;thead&gt;&lt;tr&gt;&lt;th&gt;Service&lt;/th&gt;&lt;th&gt;What you pay for&lt;/th&gt;&lt;th&gt;If left running a month&lt;/th&gt;&lt;/tr&gt;&lt;/thead&gt;</w:t>
+        <w:t xml:space="preserve">          &lt;thead&gt;&lt;tr&gt;&lt;th&gt;Format&lt;/th&gt;&lt;th&gt;What goes wrong&lt;/th&gt;&lt;/tr&gt;&lt;/thead&gt;</w:t>
+      </w:r>
+    </w:p>
+    <w:p>
+      <w:pPr>
+        <w:pStyle w:val="PlainText"/>
+        <w:rPr>
+          <w:rFonts w:ascii="Courier New" w:hAnsi="Courier New" w:cs="Courier New"/>
+        </w:rPr>
+      </w:pPr>
+      <w:r>
+        <w:rPr>
+          <w:rFonts w:ascii="Courier New" w:hAnsi="Courier New" w:cs="Courier New"/>
+        </w:rPr>
+        <w:t xml:space="preserve">          &lt;tbody&gt;</w:t>
+      </w:r>
+    </w:p>
+    <w:p>
+      <w:pPr>
+        <w:pStyle w:val="PlainText"/>
+        <w:rPr>
+          <w:rFonts w:ascii="Courier New" w:hAnsi="Courier New" w:cs="Courier New"/>
+        </w:rPr>
+      </w:pPr>
+      <w:r>
+        <w:rPr>
+          <w:rFonts w:ascii="Courier New" w:hAnsi="Courier New" w:cs="Courier New"/>
+        </w:rPr>
+        <w:t xml:space="preserve">            &lt;tr&gt;&lt;td&gt;PDF&lt;/td&gt;&lt;td&gt;Text-layer PDFs are fine. Scans are images and need OCR. Two-column layouts get read straight across&lt;/td&gt;&lt;/tr&gt;</w:t>
+      </w:r>
+    </w:p>
+    <w:p>
+      <w:pPr>
+        <w:pStyle w:val="PlainText"/>
+        <w:rPr>
+          <w:rFonts w:ascii="Courier New" w:hAnsi="Courier New" w:cs="Courier New"/>
+        </w:rPr>
+      </w:pPr>
+      <w:r>
+        <w:rPr>
+          <w:rFonts w:ascii="Courier New" w:hAnsi="Courier New" w:cs="Courier New"/>
+        </w:rPr>
+        <w:t xml:space="preserve">            &lt;tr&gt;&lt;td&gt;DOCX&lt;/td&gt;&lt;td&gt;Tables and headers are easy to lose. Tracked changes may still be in there&lt;/td&gt;&lt;/tr&gt;</w:t>
+      </w:r>
+    </w:p>
+    <w:p>
+      <w:pPr>
+        <w:pStyle w:val="PlainText"/>
+        <w:rPr>
+          <w:rFonts w:ascii="Courier New" w:hAnsi="Courier New" w:cs="Courier New"/>
+        </w:rPr>
+      </w:pPr>
+      <w:r>
+        <w:rPr>
+          <w:rFonts w:ascii="Courier New" w:hAnsi="Courier New" w:cs="Courier New"/>
+        </w:rPr>
+        <w:t xml:space="preserve">            &lt;tr&gt;&lt;td&gt;HTML&lt;/td&gt;&lt;td&gt;Navigation, banners and footers become chunks that match everything&lt;/td&gt;&lt;/tr&gt;</w:t>
+      </w:r>
+    </w:p>
+    <w:p>
+      <w:pPr>
+        <w:pStyle w:val="PlainText"/>
+        <w:rPr>
+          <w:rFonts w:ascii="Courier New" w:hAnsi="Courier New" w:cs="Courier New"/>
+        </w:rPr>
+      </w:pPr>
+      <w:r>
+        <w:rPr>
+          <w:rFonts w:ascii="Courier New" w:hAnsi="Courier New" w:cs="Courier New"/>
+        </w:rPr>
+        <w:t xml:space="preserve">            &lt;tr&gt;&lt;td&gt;CSV, XLSX&lt;/td&gt;&lt;td&gt;A row is a</w:t>
+      </w:r>
+      <w:r>
+        <w:rPr>
+          <w:rFonts w:ascii="Courier New" w:hAnsi="Courier New" w:cs="Courier New"/>
+        </w:rPr>
+        <w:t xml:space="preserve"> fact. Chunk the file as prose and the fact disappears&lt;/td&gt;&lt;/tr&gt;</w:t>
+      </w:r>
+    </w:p>
+    <w:p>
+      <w:pPr>
+        <w:pStyle w:val="PlainText"/>
+        <w:rPr>
+          <w:rFonts w:ascii="Courier New" w:hAnsi="Courier New" w:cs="Courier New"/>
+        </w:rPr>
+      </w:pPr>
+      <w:r>
+        <w:rPr>
+          <w:rFonts w:ascii="Courier New" w:hAnsi="Courier New" w:cs="Courier New"/>
+        </w:rPr>
+        <w:t xml:space="preserve">            &lt;tr&gt;&lt;td&gt;PowerPoint&lt;/td&gt;&lt;td&gt;The speaker notes are often the real content&lt;/td&gt;&lt;/tr&gt;</w:t>
+      </w:r>
+    </w:p>
+    <w:p>
+      <w:pPr>
+        <w:pStyle w:val="PlainText"/>
+        <w:rPr>
+          <w:rFonts w:ascii="Courier New" w:hAnsi="Courier New" w:cs="Courier New"/>
+        </w:rPr>
+      </w:pPr>
+      <w:r>
+        <w:rPr>
+          <w:rFonts w:ascii="Courier New" w:hAnsi="Courier New" w:cs="Courier New"/>
+        </w:rPr>
+        <w:t xml:space="preserve">          &lt;/tbody&gt;</w:t>
+      </w:r>
+    </w:p>
+    <w:p>
+      <w:pPr>
+        <w:pStyle w:val="PlainText"/>
+        <w:rPr>
+          <w:rFonts w:ascii="Courier New" w:hAnsi="Courier New" w:cs="Courier New"/>
+        </w:rPr>
+      </w:pPr>
+      <w:r>
+        <w:rPr>
+          <w:rFonts w:ascii="Courier New" w:hAnsi="Courier New" w:cs="Courier New"/>
+        </w:rPr>
+        <w:t xml:space="preserve">        &lt;/table&gt;</w:t>
+      </w:r>
+    </w:p>
+    <w:p>
+      <w:pPr>
+        <w:pStyle w:val="PlainText"/>
+        <w:rPr>
+          <w:rFonts w:ascii="Courier New" w:hAnsi="Courier New" w:cs="Courier New"/>
+        </w:rPr>
+      </w:pPr>
+      <w:r>
+        <w:rPr>
+          <w:rFonts w:ascii="Courier New" w:hAnsi="Courier New" w:cs="Courier New"/>
+        </w:rPr>
+        <w:t xml:space="preserve">      &lt;/div&gt;</w:t>
+      </w:r>
+    </w:p>
+    <w:p>
+      <w:pPr>
+        <w:pStyle w:val="PlainText"/>
+        <w:rPr>
+          <w:rFonts w:ascii="Courier New" w:hAnsi="Courier New" w:cs="Courier New"/>
+        </w:rPr>
+      </w:pPr>
+      <w:r>
+        <w:rPr>
+          <w:rFonts w:ascii="Courier New" w:hAnsi="Courier New" w:cs="Courier New"/>
+        </w:rPr>
+        <w:t xml:space="preserve">      &lt;div class="table-wrap"&gt;</w:t>
+      </w:r>
+    </w:p>
+    <w:p>
+      <w:pPr>
+        <w:pStyle w:val="PlainText"/>
+        <w:rPr>
+          <w:rFonts w:ascii="Courier New" w:hAnsi="Courier New" w:cs="Courier New"/>
+        </w:rPr>
+      </w:pPr>
+      <w:r>
+        <w:rPr>
+          <w:rFonts w:ascii="Courier New" w:hAnsi="Courier New" w:cs="Courier New"/>
+        </w:rPr>
+        <w:t xml:space="preserve">        &lt;table&gt;</w:t>
+      </w:r>
+    </w:p>
+    <w:p>
+      <w:pPr>
+        <w:pStyle w:val="PlainText"/>
+        <w:rPr>
+          <w:rFonts w:ascii="Courier New" w:hAnsi="Courier New" w:cs="Courier New"/>
+        </w:rPr>
+      </w:pPr>
+      <w:r>
+        <w:rPr>
+          <w:rFonts w:ascii="Courier New" w:hAnsi="Courier New" w:cs="Courier New"/>
+        </w:rPr>
+        <w:t xml:space="preserve">          &lt;thead&gt;&lt;tr&gt;&lt;th&gt;Tool&lt;/th&gt;&lt;th&gt;Typically used for&lt;/th&gt;&lt;/tr&gt;&lt;/thead&gt;</w:t>
+      </w:r>
+    </w:p>
+    <w:p>
+      <w:pPr>
+        <w:pStyle w:val="PlainText"/>
+        <w:rPr>
+          <w:rFonts w:ascii="Courier New" w:hAnsi="Courier New" w:cs="Courier New"/>
+        </w:rPr>
+      </w:pPr>
+      <w:r>
+        <w:rPr>
+          <w:rFonts w:ascii="Courier New" w:hAnsi="Courier New" w:cs="Courier New"/>
+        </w:rPr>
+        <w:t xml:space="preserve">          &lt;tbody&gt;</w:t>
+      </w:r>
+    </w:p>
+    <w:p>
+      <w:pPr>
+        <w:pStyle w:val="PlainText"/>
+        <w:rPr>
+          <w:rFonts w:ascii="Courier New" w:hAnsi="Courier New" w:cs="Courier New"/>
+        </w:rPr>
+      </w:pPr>
+      <w:r>
+        <w:rPr>
+          <w:rFonts w:ascii="Courier New" w:hAnsi="Courier New" w:cs="Courier New"/>
+        </w:rPr>
+        <w:t xml:space="preserve">            &lt;tr&gt;&lt;td&gt;&lt;strong&gt;LangChain, LlamaIndex loaders&lt;/strong&gt;&lt;/td&gt;&lt;td&gt;Where most people start. A loader per format, mostly wrapping the libraries below. Conven</w:t>
+      </w:r>
+      <w:r>
+        <w:rPr>
+          <w:rFonts w:ascii="Courier New" w:hAnsi="Courier New" w:cs="Courier New"/>
+        </w:rPr>
+        <w:t>ient, at the cost of a dependency between you and the parser&lt;/td&gt;&lt;/tr&gt;</w:t>
+      </w:r>
+    </w:p>
+    <w:p>
+      <w:pPr>
+        <w:pStyle w:val="PlainText"/>
+        <w:rPr>
+          <w:rFonts w:ascii="Courier New" w:hAnsi="Courier New" w:cs="Courier New"/>
+        </w:rPr>
+      </w:pPr>
+      <w:r>
+        <w:rPr>
+          <w:rFonts w:ascii="Courier New" w:hAnsi="Courier New" w:cs="Courier New"/>
+        </w:rPr>
+        <w:t xml:space="preserve">            &lt;tr&gt;&lt;td&gt;&lt;strong&gt;Unstructured.io&lt;/strong&gt;&lt;/td&gt;&lt;td&gt;The usual default for a mixed corpus. Many formats, returns typed elements&lt;/td&gt;&lt;/tr&gt;</w:t>
+      </w:r>
+    </w:p>
+    <w:p>
+      <w:pPr>
+        <w:pStyle w:val="PlainText"/>
+        <w:rPr>
+          <w:rFonts w:ascii="Courier New" w:hAnsi="Courier New" w:cs="Courier New"/>
+        </w:rPr>
+      </w:pPr>
+      <w:r>
+        <w:rPr>
+          <w:rFonts w:ascii="Courier New" w:hAnsi="Courier New" w:cs="Courier New"/>
+        </w:rPr>
+        <w:t xml:space="preserve">            &lt;tr&gt;&lt;td&gt;&lt;strong&gt;LlamaParse&lt;/strong&gt; and similar&lt;/td&gt;&lt;td&gt;Better on complex PDFs and tables, at a per-page cost&lt;/td&gt;&lt;/tr&gt;</w:t>
+      </w:r>
+    </w:p>
+    <w:p>
+      <w:pPr>
+        <w:pStyle w:val="PlainText"/>
+        <w:rPr>
+          <w:rFonts w:ascii="Courier New" w:hAnsi="Courier New" w:cs="Courier New"/>
+        </w:rPr>
+      </w:pPr>
+      <w:r>
+        <w:rPr>
+          <w:rFonts w:ascii="Courier New" w:hAnsi="Courier New" w:cs="Courier New"/>
+        </w:rPr>
+        <w:t xml:space="preserve">            &lt;tr&gt;&lt;td&gt;&lt;strong&gt;PyMuPDF, pypdf&lt;/strong&gt;&lt;/td&gt;&lt;td&gt;Text-layer PDFs with no extra dependencies. What this project uses&lt;/td&gt;&lt;/tr&gt;</w:t>
+      </w:r>
+    </w:p>
+    <w:p>
+      <w:pPr>
+        <w:pStyle w:val="PlainText"/>
+        <w:rPr>
+          <w:rFonts w:ascii="Courier New" w:hAnsi="Courier New" w:cs="Courier New"/>
+        </w:rPr>
+      </w:pPr>
+      <w:r>
+        <w:rPr>
+          <w:rFonts w:ascii="Courier New" w:hAnsi="Courier New" w:cs="Courier New"/>
+        </w:rPr>
+        <w:t xml:space="preserve">            &lt;tr&gt;&lt;td&gt;&lt;stron</w:t>
+      </w:r>
+      <w:r>
+        <w:rPr>
+          <w:rFonts w:ascii="Courier New" w:hAnsi="Courier New" w:cs="Courier New"/>
+        </w:rPr>
+        <w:t>g&gt;Amazon Textract&lt;/strong&gt;&lt;/td&gt;&lt;td&gt;Anything scanned, or tables and forms out of an image. A separate pipeline stage with its own cost and latency, not a checkbox&lt;/td&gt;&lt;/tr&gt;</w:t>
+      </w:r>
+    </w:p>
+    <w:p>
+      <w:pPr>
+        <w:pStyle w:val="PlainText"/>
+        <w:rPr>
+          <w:rFonts w:ascii="Courier New" w:hAnsi="Courier New" w:cs="Courier New"/>
+        </w:rPr>
+      </w:pPr>
+      <w:r>
+        <w:rPr>
+          <w:rFonts w:ascii="Courier New" w:hAnsi="Courier New" w:cs="Courier New"/>
+        </w:rPr>
+        <w:t xml:space="preserve">            &lt;tr&gt;&lt;td&gt;&lt;strong&gt;Docling, Apache Tika&lt;/strong&gt;&lt;/td&gt;&lt;td&gt;Broad format coverage, often in a JVM stack&lt;/td&gt;&lt;/tr&gt;</w:t>
+      </w:r>
+    </w:p>
+    <w:p>
+      <w:pPr>
+        <w:pStyle w:val="PlainText"/>
+        <w:rPr>
+          <w:rFonts w:ascii="Courier New" w:hAnsi="Courier New" w:cs="Courier New"/>
+        </w:rPr>
+      </w:pPr>
+      <w:r>
+        <w:rPr>
+          <w:rFonts w:ascii="Courier New" w:hAnsi="Courier New" w:cs="Courier New"/>
+        </w:rPr>
+        <w:t xml:space="preserve">          &lt;/tbody&gt;</w:t>
+      </w:r>
+    </w:p>
+    <w:p>
+      <w:pPr>
+        <w:pStyle w:val="PlainText"/>
+        <w:rPr>
+          <w:rFonts w:ascii="Courier New" w:hAnsi="Courier New" w:cs="Courier New"/>
+        </w:rPr>
+      </w:pPr>
+      <w:r>
+        <w:rPr>
+          <w:rFonts w:ascii="Courier New" w:hAnsi="Courier New" w:cs="Courier New"/>
+        </w:rPr>
+        <w:t xml:space="preserve">        &lt;/table&gt;</w:t>
+      </w:r>
+    </w:p>
+    <w:p>
+      <w:pPr>
+        <w:pStyle w:val="PlainText"/>
+        <w:rPr>
+          <w:rFonts w:ascii="Courier New" w:hAnsi="Courier New" w:cs="Courier New"/>
+        </w:rPr>
+      </w:pPr>
+      <w:r>
+        <w:rPr>
+          <w:rFonts w:ascii="Courier New" w:hAnsi="Courier New" w:cs="Courier New"/>
+        </w:rPr>
+        <w:t xml:space="preserve">      &lt;/div&gt;</w:t>
+      </w:r>
+    </w:p>
+    <w:p>
+      <w:pPr>
+        <w:pStyle w:val="PlainText"/>
+        <w:rPr>
+          <w:rFonts w:ascii="Courier New" w:hAnsi="Courier New" w:cs="Courier New"/>
+        </w:rPr>
+      </w:pPr>
+      <w:r>
+        <w:rPr>
+          <w:rFonts w:ascii="Courier New" w:hAnsi="Courier New" w:cs="Courier New"/>
+        </w:rPr>
+        <w:t xml:space="preserve">      &lt;div class="prose"&gt;</w:t>
+      </w:r>
+    </w:p>
+    <w:p>
+      <w:pPr>
+        <w:pStyle w:val="PlainText"/>
+        <w:rPr>
+          <w:rFonts w:ascii="Courier New" w:hAnsi="Courier New" w:cs="Courier New"/>
+        </w:rPr>
+      </w:pPr>
+      <w:r>
+        <w:rPr>
+          <w:rFonts w:ascii="Courier New" w:hAnsi="Courier New" w:cs="Courier New"/>
+        </w:rPr>
+        <w:t xml:space="preserve">        &lt;p&gt;This project reads the six formats directly in &lt;code&gt;documents.py&lt;/code&gt;, using</w:t>
+      </w:r>
+    </w:p>
+    <w:p>
+      <w:pPr>
+        <w:pStyle w:val="PlainText"/>
+        <w:rPr>
+          <w:rFonts w:ascii="Courier New" w:hAnsi="Courier New" w:cs="Courier New"/>
+        </w:rPr>
+      </w:pPr>
+      <w:r>
+        <w:rPr>
+          <w:rFonts w:ascii="Courier New" w:hAnsi="Courier New" w:cs="Courier New"/>
+        </w:rPr>
+        <w:t xml:space="preserve">        &lt;code&gt;pypdf&lt;/code&gt;, &lt;code&gt;python-docx&lt;/code&gt; a</w:t>
+      </w:r>
+      <w:r>
+        <w:rPr>
+          <w:rFonts w:ascii="Courier New" w:hAnsi="Courier New" w:cs="Courier New"/>
+        </w:rPr>
+        <w:t>nd the standard library, with no loader</w:t>
+      </w:r>
+    </w:p>
+    <w:p>
+      <w:pPr>
+        <w:pStyle w:val="PlainText"/>
+        <w:rPr>
+          <w:rFonts w:ascii="Courier New" w:hAnsi="Courier New" w:cs="Courier New"/>
+        </w:rPr>
+      </w:pPr>
+      <w:r>
+        <w:rPr>
+          <w:rFonts w:ascii="Courier New" w:hAnsi="Courier New" w:cs="Courier New"/>
+        </w:rPr>
+        <w:lastRenderedPageBreak/>
+        <w:t xml:space="preserve">        framework. The CSV reader returns &lt;strong&gt;one section per row&lt;/strong&gt;, and that</w:t>
+      </w:r>
+    </w:p>
+    <w:p>
+      <w:pPr>
+        <w:pStyle w:val="PlainText"/>
+        <w:rPr>
+          <w:rFonts w:ascii="Courier New" w:hAnsi="Courier New" w:cs="Courier New"/>
+        </w:rPr>
+      </w:pPr>
+      <w:r>
+        <w:rPr>
+          <w:rFonts w:ascii="Courier New" w:hAnsi="Courier New" w:cs="Courier New"/>
+        </w:rPr>
+        <w:t xml:space="preserve">        single decision is the only reason "is Juneteenth a holiday" can be answered at all.</w:t>
+      </w:r>
+    </w:p>
+    <w:p>
+      <w:pPr>
+        <w:pStyle w:val="PlainText"/>
+        <w:rPr>
+          <w:rFonts w:ascii="Courier New" w:hAnsi="Courier New" w:cs="Courier New"/>
+        </w:rPr>
+      </w:pPr>
+      <w:r>
+        <w:rPr>
+          <w:rFonts w:ascii="Courier New" w:hAnsi="Courier New" w:cs="Courier New"/>
+        </w:rPr>
+        <w:t xml:space="preserve">        It matters more than the choice of embedding model.&lt;/p&gt;</w:t>
+      </w:r>
+    </w:p>
+    <w:p>
+      <w:pPr>
+        <w:pStyle w:val="PlainText"/>
+        <w:rPr>
+          <w:rFonts w:ascii="Courier New" w:hAnsi="Courier New" w:cs="Courier New"/>
+        </w:rPr>
+      </w:pPr>
+    </w:p>
+    <w:p>
+      <w:pPr>
+        <w:pStyle w:val="PlainText"/>
+        <w:rPr>
+          <w:rFonts w:ascii="Courier New" w:hAnsi="Courier New" w:cs="Courier New"/>
+        </w:rPr>
+      </w:pPr>
+      <w:r>
+        <w:rPr>
+          <w:rFonts w:ascii="Courier New" w:hAnsi="Courier New" w:cs="Courier New"/>
+        </w:rPr>
+        <w:t xml:space="preserve">        &lt;h3&gt;Chunking&lt;/h3&gt;</w:t>
+      </w:r>
+    </w:p>
+    <w:p>
+      <w:pPr>
+        <w:pStyle w:val="PlainText"/>
+        <w:rPr>
+          <w:rFonts w:ascii="Courier New" w:hAnsi="Courier New" w:cs="Courier New"/>
+        </w:rPr>
+      </w:pPr>
+      <w:r>
+        <w:rPr>
+          <w:rFonts w:ascii="Courier New" w:hAnsi="Courier New" w:cs="Courier New"/>
+        </w:rPr>
+        <w:t xml:space="preserve">        &lt;p&gt;Big enough to hold a whole answer, small enough not to dilute the match. 500 to</w:t>
+      </w:r>
+    </w:p>
+    <w:p>
+      <w:pPr>
+        <w:pStyle w:val="PlainText"/>
+        <w:rPr>
+          <w:rFonts w:ascii="Courier New" w:hAnsi="Courier New" w:cs="Courier New"/>
+        </w:rPr>
+      </w:pPr>
+      <w:r>
+        <w:rPr>
+          <w:rFonts w:ascii="Courier New" w:hAnsi="Courier New" w:cs="Courier New"/>
+        </w:rPr>
+        <w:t xml:space="preserve">        1000 tokens is the common range, with 10 to 15 percent overlap so a sentence split</w:t>
+      </w:r>
+    </w:p>
+    <w:p>
+      <w:pPr>
+        <w:pStyle w:val="PlainText"/>
+        <w:rPr>
+          <w:rFonts w:ascii="Courier New" w:hAnsi="Courier New" w:cs="Courier New"/>
+        </w:rPr>
+      </w:pPr>
+      <w:r>
+        <w:rPr>
+          <w:rFonts w:ascii="Courier New" w:hAnsi="Courier New" w:cs="Courier New"/>
+        </w:rPr>
+        <w:t xml:space="preserve">        across a </w:t>
+      </w:r>
+      <w:r>
+        <w:rPr>
+          <w:rFonts w:ascii="Courier New" w:hAnsi="Courier New" w:cs="Courier New"/>
+        </w:rPr>
+        <w:t>boundary still appears whole somewhere. Split on headings first and size</w:t>
+      </w:r>
+    </w:p>
+    <w:p>
+      <w:pPr>
+        <w:pStyle w:val="PlainText"/>
+        <w:rPr>
+          <w:rFonts w:ascii="Courier New" w:hAnsi="Courier New" w:cs="Courier New"/>
+        </w:rPr>
+      </w:pPr>
+      <w:r>
+        <w:rPr>
+          <w:rFonts w:ascii="Courier New" w:hAnsi="Courier New" w:cs="Courier New"/>
+        </w:rPr>
+        <w:t xml:space="preserve">        second; splitting purely on character count cuts sentences in half.&lt;/p&gt;</w:t>
+      </w:r>
+    </w:p>
+    <w:p>
+      <w:pPr>
+        <w:pStyle w:val="PlainText"/>
+        <w:rPr>
+          <w:rFonts w:ascii="Courier New" w:hAnsi="Courier New" w:cs="Courier New"/>
+        </w:rPr>
+      </w:pPr>
+      <w:r>
+        <w:rPr>
+          <w:rFonts w:ascii="Courier New" w:hAnsi="Courier New" w:cs="Courier New"/>
+        </w:rPr>
+        <w:t xml:space="preserve">        &lt;p&gt;This project uses LangChain's &lt;code&gt;RecursiveCharacterTextSplitter&lt;/code&gt; at 700</w:t>
+      </w:r>
+    </w:p>
+    <w:p>
+      <w:pPr>
+        <w:pStyle w:val="PlainText"/>
+        <w:rPr>
+          <w:rFonts w:ascii="Courier New" w:hAnsi="Courier New" w:cs="Courier New"/>
+        </w:rPr>
+      </w:pPr>
+      <w:r>
+        <w:rPr>
+          <w:rFonts w:ascii="Courier New" w:hAnsi="Courier New" w:cs="Courier New"/>
+        </w:rPr>
+        <w:t xml:space="preserve">        characters with 80 of overlap. It tries paragraph breaks first, then line breaks,</w:t>
+      </w:r>
+    </w:p>
+    <w:p>
+      <w:pPr>
+        <w:pStyle w:val="PlainText"/>
+        <w:rPr>
+          <w:rFonts w:ascii="Courier New" w:hAnsi="Courier New" w:cs="Courier New"/>
+        </w:rPr>
+      </w:pPr>
+      <w:r>
+        <w:rPr>
+          <w:rFonts w:ascii="Courier New" w:hAnsi="Courier New" w:cs="Courier New"/>
+        </w:rPr>
+        <w:t xml:space="preserve">        then sentences, and only cuts inside a word as a last resort. That splitter is the</w:t>
+      </w:r>
+    </w:p>
+    <w:p>
+      <w:pPr>
+        <w:pStyle w:val="PlainText"/>
+        <w:rPr>
+          <w:rFonts w:ascii="Courier New" w:hAnsi="Courier New" w:cs="Courier New"/>
+        </w:rPr>
+      </w:pPr>
+      <w:r>
+        <w:rPr>
+          <w:rFonts w:ascii="Courier New" w:hAnsi="Courier New" w:cs="Courier New"/>
+        </w:rPr>
+        <w:t xml:space="preserve">        one framework dependency in the pipeline: reading the files is our own code, c</w:t>
+      </w:r>
+      <w:r>
+        <w:rPr>
+          <w:rFonts w:ascii="Courier New" w:hAnsi="Courier New" w:cs="Courier New"/>
+        </w:rPr>
+        <w:t>utting</w:t>
+      </w:r>
+    </w:p>
+    <w:p>
+      <w:pPr>
+        <w:pStyle w:val="PlainText"/>
+        <w:rPr>
+          <w:rFonts w:ascii="Courier New" w:hAnsi="Courier New" w:cs="Courier New"/>
+        </w:rPr>
+      </w:pPr>
+      <w:r>
+        <w:rPr>
+          <w:rFonts w:ascii="Courier New" w:hAnsi="Courier New" w:cs="Courier New"/>
+        </w:rPr>
+        <w:t xml:space="preserve">        the text is not.&lt;/p&gt;</w:t>
+      </w:r>
+    </w:p>
+    <w:p>
+      <w:pPr>
+        <w:pStyle w:val="PlainText"/>
+        <w:rPr>
+          <w:rFonts w:ascii="Courier New" w:hAnsi="Courier New" w:cs="Courier New"/>
+        </w:rPr>
+      </w:pPr>
+      <w:r>
+        <w:rPr>
+          <w:rFonts w:ascii="Courier New" w:hAnsi="Courier New" w:cs="Courier New"/>
+        </w:rPr>
+        <w:t xml:space="preserve">        &lt;p&gt;Whatever you pick, the chunk has to carry where it came from. Title, section and</w:t>
+      </w:r>
+    </w:p>
+    <w:p>
+      <w:pPr>
+        <w:pStyle w:val="PlainText"/>
+        <w:rPr>
+          <w:rFonts w:ascii="Courier New" w:hAnsi="Courier New" w:cs="Courier New"/>
+        </w:rPr>
+      </w:pPr>
+      <w:r>
+        <w:rPr>
+          <w:rFonts w:ascii="Courier New" w:hAnsi="Courier New" w:cs="Courier New"/>
+        </w:rPr>
+        <w:t xml:space="preserve">        document id travel with the text, or you cannot cite. A chunk size quoted without</w:t>
+      </w:r>
+    </w:p>
+    <w:p>
+      <w:pPr>
+        <w:pStyle w:val="PlainText"/>
+        <w:rPr>
+          <w:rFonts w:ascii="Courier New" w:hAnsi="Courier New" w:cs="Courier New"/>
+        </w:rPr>
+      </w:pPr>
+      <w:r>
+        <w:rPr>
+          <w:rFonts w:ascii="Courier New" w:hAnsi="Courier New" w:cs="Courier New"/>
+        </w:rPr>
+        <w:t xml:space="preserve">        reference to your documents is a guess.&lt;/p&gt;</w:t>
+      </w:r>
+    </w:p>
+    <w:p>
+      <w:pPr>
+        <w:pStyle w:val="PlainText"/>
+        <w:rPr>
+          <w:rFonts w:ascii="Courier New" w:hAnsi="Courier New" w:cs="Courier New"/>
+        </w:rPr>
+      </w:pPr>
+    </w:p>
+    <w:p>
+      <w:pPr>
+        <w:pStyle w:val="PlainText"/>
+        <w:rPr>
+          <w:rFonts w:ascii="Courier New" w:hAnsi="Courier New" w:cs="Courier New"/>
+        </w:rPr>
+      </w:pPr>
+      <w:r>
+        <w:rPr>
+          <w:rFonts w:ascii="Courier New" w:hAnsi="Courier New" w:cs="Courier New"/>
+        </w:rPr>
+        <w:t xml:space="preserve">        &lt;h3&gt;Embedding&lt;/h3&gt;</w:t>
+      </w:r>
+    </w:p>
+    <w:p>
+      <w:pPr>
+        <w:pStyle w:val="PlainText"/>
+        <w:rPr>
+          <w:rFonts w:ascii="Courier New" w:hAnsi="Courier New" w:cs="Courier New"/>
+        </w:rPr>
+      </w:pPr>
+      <w:r>
+        <w:rPr>
+          <w:rFonts w:ascii="Courier New" w:hAnsi="Courier New" w:cs="Courier New"/>
+        </w:rPr>
+        <w:t xml:space="preserve">      &lt;/div&gt;</w:t>
+      </w:r>
+    </w:p>
+    <w:p>
+      <w:pPr>
+        <w:pStyle w:val="PlainText"/>
+        <w:rPr>
+          <w:rFonts w:ascii="Courier New" w:hAnsi="Courier New" w:cs="Courier New"/>
+        </w:rPr>
+      </w:pPr>
+      <w:r>
+        <w:rPr>
+          <w:rFonts w:ascii="Courier New" w:hAnsi="Courier New" w:cs="Courier New"/>
+        </w:rPr>
+        <w:t xml:space="preserve">      &lt;div class="table-wrap"&gt;</w:t>
+      </w:r>
+    </w:p>
+    <w:p>
+      <w:pPr>
+        <w:pStyle w:val="PlainText"/>
+        <w:rPr>
+          <w:rFonts w:ascii="Courier New" w:hAnsi="Courier New" w:cs="Courier New"/>
+        </w:rPr>
+      </w:pPr>
+      <w:r>
+        <w:rPr>
+          <w:rFonts w:ascii="Courier New" w:hAnsi="Courier New" w:cs="Courier New"/>
+        </w:rPr>
+        <w:t xml:space="preserve">        &lt;table&gt;</w:t>
+      </w:r>
+    </w:p>
+    <w:p>
+      <w:pPr>
+        <w:pStyle w:val="PlainText"/>
+        <w:rPr>
+          <w:rFonts w:ascii="Courier New" w:hAnsi="Courier New" w:cs="Courier New"/>
+        </w:rPr>
+      </w:pPr>
+      <w:r>
+        <w:rPr>
+          <w:rFonts w:ascii="Courier New" w:hAnsi="Courier New" w:cs="Courier New"/>
+        </w:rPr>
+        <w:t xml:space="preserve">          &lt;thead&gt;&lt;tr&gt;&lt;th&gt;Model&lt;/th&gt;&lt;th&gt;Dimensions&lt;/th&gt;&lt;th&gt;Note&lt;/th&gt;&lt;/tr&gt;&lt;/thead&gt;</w:t>
+      </w:r>
+    </w:p>
+    <w:p>
+      <w:pPr>
+        <w:pStyle w:val="PlainText"/>
+        <w:rPr>
+          <w:rFonts w:ascii="Courier New" w:hAnsi="Courier New" w:cs="Courier New"/>
+        </w:rPr>
+      </w:pPr>
+      <w:r>
+        <w:rPr>
+          <w:rFonts w:ascii="Courier New" w:hAnsi="Courier New" w:cs="Courier New"/>
+        </w:rPr>
+        <w:t xml:space="preserve">          &lt;tbody&gt;</w:t>
+      </w:r>
+    </w:p>
+    <w:p>
+      <w:pPr>
+        <w:pStyle w:val="PlainText"/>
+        <w:rPr>
+          <w:rFonts w:ascii="Courier New" w:hAnsi="Courier New" w:cs="Courier New"/>
+        </w:rPr>
+      </w:pPr>
+      <w:r>
+        <w:rPr>
+          <w:rFonts w:ascii="Courier New" w:hAnsi="Courier New" w:cs="Courier New"/>
+        </w:rPr>
+        <w:t xml:space="preserve">            &lt;tr&gt;&lt;td&gt;Amazon Titan Text Embeddings V2&lt;/td</w:t>
+      </w:r>
+      <w:r>
+        <w:rPr>
+          <w:rFonts w:ascii="Courier New" w:hAnsi="Courier New" w:cs="Courier New"/>
+        </w:rPr>
+        <w:t>&gt;&lt;td&gt;1024, 512 or 256&lt;/td&gt;&lt;td&gt;This project. On Bedrock, IAM auth, no key&lt;/td&gt;&lt;/tr&gt;</w:t>
+      </w:r>
+    </w:p>
+    <w:p>
+      <w:pPr>
+        <w:pStyle w:val="PlainText"/>
+        <w:rPr>
+          <w:rFonts w:ascii="Courier New" w:hAnsi="Courier New" w:cs="Courier New"/>
+        </w:rPr>
+      </w:pPr>
+      <w:r>
+        <w:rPr>
+          <w:rFonts w:ascii="Courier New" w:hAnsi="Courier New" w:cs="Courier New"/>
+        </w:rPr>
+        <w:t xml:space="preserve">            &lt;tr&gt;&lt;td&gt;Cohere Embed 3&lt;/td&gt;&lt;td&gt;1024&lt;/td&gt;&lt;td&gt;Strong multilingual, also on Bedrock&lt;/td&gt;&lt;/tr&gt;</w:t>
+      </w:r>
+    </w:p>
+    <w:p>
+      <w:pPr>
+        <w:pStyle w:val="PlainText"/>
+        <w:rPr>
+          <w:rFonts w:ascii="Courier New" w:hAnsi="Courier New" w:cs="Courier New"/>
+        </w:rPr>
+      </w:pPr>
+      <w:r>
+        <w:rPr>
+          <w:rFonts w:ascii="Courier New" w:hAnsi="Courier New" w:cs="Courier New"/>
+        </w:rPr>
+        <w:t xml:space="preserve">            &lt;tr&gt;&lt;td&gt;OpenAI text-embedding-3&lt;/td&gt;&lt;td&gt;1536 or 3072&lt;/td&gt;&lt;td&gt;Very widely used outside AWS&lt;/td&gt;&lt;/tr&gt;</w:t>
+      </w:r>
+    </w:p>
+    <w:p>
+      <w:pPr>
+        <w:pStyle w:val="PlainText"/>
+        <w:rPr>
+          <w:rFonts w:ascii="Courier New" w:hAnsi="Courier New" w:cs="Courier New"/>
+        </w:rPr>
+      </w:pPr>
+      <w:r>
+        <w:rPr>
+          <w:rFonts w:ascii="Courier New" w:hAnsi="Courier New" w:cs="Courier New"/>
+        </w:rPr>
+        <w:t xml:space="preserve">            &lt;tr&gt;&lt;td&gt;BGE, E5, GTE (open weights)&lt;/td&gt;&lt;td&gt;384 to 1024&lt;/td&gt;&lt;td&gt;Self-hosted, free per call, you run the GPU. The POC used bge-small at 384&lt;/td&gt;&lt;/tr&gt;</w:t>
+      </w:r>
+    </w:p>
+    <w:p>
+      <w:pPr>
+        <w:pStyle w:val="PlainText"/>
+        <w:rPr>
+          <w:rFonts w:ascii="Courier New" w:hAnsi="Courier New" w:cs="Courier New"/>
+        </w:rPr>
+      </w:pPr>
+      <w:r>
+        <w:rPr>
+          <w:rFonts w:ascii="Courier New" w:hAnsi="Courier New" w:cs="Courier New"/>
+        </w:rPr>
+        <w:t xml:space="preserve">          &lt;/tbody&gt;</w:t>
+      </w:r>
+    </w:p>
+    <w:p>
+      <w:pPr>
+        <w:pStyle w:val="PlainText"/>
+        <w:rPr>
+          <w:rFonts w:ascii="Courier New" w:hAnsi="Courier New" w:cs="Courier New"/>
+        </w:rPr>
+      </w:pPr>
+      <w:r>
+        <w:rPr>
+          <w:rFonts w:ascii="Courier New" w:hAnsi="Courier New" w:cs="Courier New"/>
+        </w:rPr>
+        <w:t xml:space="preserve">        &lt;/table&gt;</w:t>
+      </w:r>
+    </w:p>
+    <w:p>
+      <w:pPr>
+        <w:pStyle w:val="PlainText"/>
+        <w:rPr>
+          <w:rFonts w:ascii="Courier New" w:hAnsi="Courier New" w:cs="Courier New"/>
+        </w:rPr>
+      </w:pPr>
+      <w:r>
+        <w:rPr>
+          <w:rFonts w:ascii="Courier New" w:hAnsi="Courier New" w:cs="Courier New"/>
+        </w:rPr>
+        <w:t xml:space="preserve">      &lt;/div&gt;</w:t>
+      </w:r>
+    </w:p>
+    <w:p>
+      <w:pPr>
+        <w:pStyle w:val="PlainText"/>
+        <w:rPr>
+          <w:rFonts w:ascii="Courier New" w:hAnsi="Courier New" w:cs="Courier New"/>
+        </w:rPr>
+      </w:pPr>
+      <w:r>
+        <w:rPr>
+          <w:rFonts w:ascii="Courier New" w:hAnsi="Courier New" w:cs="Courier New"/>
+        </w:rPr>
+        <w:t xml:space="preserve">    </w:t>
+      </w:r>
+      <w:r>
+        <w:rPr>
+          <w:rFonts w:ascii="Courier New" w:hAnsi="Courier New" w:cs="Courier New"/>
+        </w:rPr>
+        <w:t xml:space="preserve">  &lt;div class="prose"&gt;</w:t>
+      </w:r>
+    </w:p>
+    <w:p>
+      <w:pPr>
+        <w:pStyle w:val="PlainText"/>
+        <w:rPr>
+          <w:rFonts w:ascii="Courier New" w:hAnsi="Courier New" w:cs="Courier New"/>
+        </w:rPr>
+      </w:pPr>
+      <w:r>
+        <w:rPr>
+          <w:rFonts w:ascii="Courier New" w:hAnsi="Courier New" w:cs="Courier New"/>
+        </w:rPr>
+        <w:t xml:space="preserve">        &lt;p&gt;Two rules that do not change. Questions and documents must be embedded by the same</w:t>
+      </w:r>
+    </w:p>
+    <w:p>
+      <w:pPr>
+        <w:pStyle w:val="PlainText"/>
+        <w:rPr>
+          <w:rFonts w:ascii="Courier New" w:hAnsi="Courier New" w:cs="Courier New"/>
+        </w:rPr>
+      </w:pPr>
+      <w:r>
+        <w:rPr>
+          <w:rFonts w:ascii="Courier New" w:hAnsi="Courier New" w:cs="Courier New"/>
+        </w:rPr>
+        <w:t xml:space="preserve">        model at the same size. And changing either means rebuilding the whole index, which is</w:t>
+      </w:r>
+    </w:p>
+    <w:p>
+      <w:pPr>
+        <w:pStyle w:val="PlainText"/>
+        <w:rPr>
+          <w:rFonts w:ascii="Courier New" w:hAnsi="Courier New" w:cs="Courier New"/>
+        </w:rPr>
+      </w:pPr>
+      <w:r>
+        <w:rPr>
+          <w:rFonts w:ascii="Courier New" w:hAnsi="Courier New" w:cs="Courier New"/>
+        </w:rPr>
+        <w:lastRenderedPageBreak/>
+        <w:t xml:space="preserve">        a migration with a cost and a window, not a config tweak.&lt;/p&gt;</w:t>
+      </w:r>
+    </w:p>
+    <w:p>
+      <w:pPr>
+        <w:pStyle w:val="PlainText"/>
+        <w:rPr>
+          <w:rFonts w:ascii="Courier New" w:hAnsi="Courier New" w:cs="Courier New"/>
+        </w:rPr>
+      </w:pPr>
+      <w:r>
+        <w:rPr>
+          <w:rFonts w:ascii="Courier New" w:hAnsi="Courier New" w:cs="Courier New"/>
+        </w:rPr>
+        <w:t xml:space="preserve">        &lt;p&gt;Dimension count is a storage and latency decision, not an accuracy dial you turn up</w:t>
+      </w:r>
+    </w:p>
+    <w:p>
+      <w:pPr>
+        <w:pStyle w:val="PlainText"/>
+        <w:rPr>
+          <w:rFonts w:ascii="Courier New" w:hAnsi="Courier New" w:cs="Courier New"/>
+        </w:rPr>
+      </w:pPr>
+      <w:r>
+        <w:rPr>
+          <w:rFonts w:ascii="Courier New" w:hAnsi="Courier New" w:cs="Courier New"/>
+        </w:rPr>
+        <w:t xml:space="preserve">        for free.&lt;/p&gt;</w:t>
+      </w:r>
+    </w:p>
+    <w:p>
+      <w:pPr>
+        <w:pStyle w:val="PlainText"/>
+        <w:rPr>
+          <w:rFonts w:ascii="Courier New" w:hAnsi="Courier New" w:cs="Courier New"/>
+        </w:rPr>
+      </w:pPr>
+    </w:p>
+    <w:p>
+      <w:pPr>
+        <w:pStyle w:val="PlainText"/>
+        <w:rPr>
+          <w:rFonts w:ascii="Courier New" w:hAnsi="Courier New" w:cs="Courier New"/>
+        </w:rPr>
+      </w:pPr>
+      <w:r>
+        <w:rPr>
+          <w:rFonts w:ascii="Courier New" w:hAnsi="Courier New" w:cs="Courier New"/>
+        </w:rPr>
+        <w:t xml:space="preserve">        &lt;h3&gt;The vector store&lt;/h3&gt;</w:t>
+      </w:r>
+    </w:p>
+    <w:p>
+      <w:pPr>
+        <w:pStyle w:val="PlainText"/>
+        <w:rPr>
+          <w:rFonts w:ascii="Courier New" w:hAnsi="Courier New" w:cs="Courier New"/>
+        </w:rPr>
+      </w:pPr>
+      <w:r>
+        <w:rPr>
+          <w:rFonts w:ascii="Courier New" w:hAnsi="Courier New" w:cs="Courier New"/>
+        </w:rPr>
+        <w:t xml:space="preserve">      &lt;/div&gt;</w:t>
+      </w:r>
+    </w:p>
+    <w:p>
+      <w:pPr>
+        <w:pStyle w:val="PlainText"/>
+        <w:rPr>
+          <w:rFonts w:ascii="Courier New" w:hAnsi="Courier New" w:cs="Courier New"/>
+        </w:rPr>
+      </w:pPr>
+      <w:r>
+        <w:rPr>
+          <w:rFonts w:ascii="Courier New" w:hAnsi="Courier New" w:cs="Courier New"/>
+        </w:rPr>
+        <w:t xml:space="preserve">      &lt;div class="table-wrap"&gt;</w:t>
+      </w:r>
+    </w:p>
+    <w:p>
+      <w:pPr>
+        <w:pStyle w:val="PlainText"/>
+        <w:rPr>
+          <w:rFonts w:ascii="Courier New" w:hAnsi="Courier New" w:cs="Courier New"/>
+        </w:rPr>
+      </w:pPr>
+      <w:r>
+        <w:rPr>
+          <w:rFonts w:ascii="Courier New" w:hAnsi="Courier New" w:cs="Courier New"/>
+        </w:rPr>
+        <w:t xml:space="preserve">        &lt;table&gt;</w:t>
+      </w:r>
+    </w:p>
+    <w:p>
+      <w:pPr>
+        <w:pStyle w:val="PlainText"/>
+        <w:rPr>
+          <w:rFonts w:ascii="Courier New" w:hAnsi="Courier New" w:cs="Courier New"/>
+        </w:rPr>
+      </w:pPr>
+      <w:r>
+        <w:rPr>
+          <w:rFonts w:ascii="Courier New" w:hAnsi="Courier New" w:cs="Courier New"/>
+        </w:rPr>
+        <w:t xml:space="preserve">          &lt;thead&gt;&lt;t</w:t>
+      </w:r>
+      <w:r>
+        <w:rPr>
+          <w:rFonts w:ascii="Courier New" w:hAnsi="Courier New" w:cs="Courier New"/>
+        </w:rPr>
+        <w:t>r&gt;&lt;th&gt;Store&lt;/th&gt;&lt;th&gt;Typically chosen when&lt;/th&gt;&lt;/tr&gt;&lt;/thead&gt;</w:t>
+      </w:r>
+    </w:p>
+    <w:p>
+      <w:pPr>
+        <w:pStyle w:val="PlainText"/>
+        <w:rPr>
+          <w:rFonts w:ascii="Courier New" w:hAnsi="Courier New" w:cs="Courier New"/>
+        </w:rPr>
+      </w:pPr>
+      <w:r>
+        <w:rPr>
+          <w:rFonts w:ascii="Courier New" w:hAnsi="Courier New" w:cs="Courier New"/>
+        </w:rPr>
+        <w:t xml:space="preserve">          &lt;tbody&gt;</w:t>
+      </w:r>
+    </w:p>
+    <w:p>
+      <w:pPr>
+        <w:pStyle w:val="PlainText"/>
+        <w:rPr>
+          <w:rFonts w:ascii="Courier New" w:hAnsi="Courier New" w:cs="Courier New"/>
+        </w:rPr>
+      </w:pPr>
+      <w:r>
+        <w:rPr>
+          <w:rFonts w:ascii="Courier New" w:hAnsi="Courier New" w:cs="Courier New"/>
+        </w:rPr>
+        <w:t xml:space="preserve">            &lt;tr&gt;&lt;td&gt;OpenSearch, Elasticsearch&lt;/td&gt;&lt;td&gt;You want hybrid search, or already run it. This project&lt;/td&gt;&lt;/tr&gt;</w:t>
+      </w:r>
+    </w:p>
+    <w:p>
+      <w:pPr>
+        <w:pStyle w:val="PlainText"/>
+        <w:rPr>
+          <w:rFonts w:ascii="Courier New" w:hAnsi="Courier New" w:cs="Courier New"/>
+        </w:rPr>
+      </w:pPr>
+      <w:r>
+        <w:rPr>
+          <w:rFonts w:ascii="Courier New" w:hAnsi="Courier New" w:cs="Courier New"/>
+        </w:rPr>
+        <w:t xml:space="preserve">            &lt;tr&gt;&lt;td&gt;pgvector in PostgreSQL&lt;/td&gt;&lt;td&gt;You already have Postgres and do not want another system. The POC&lt;/td&gt;&lt;/tr&gt;</w:t>
+      </w:r>
+    </w:p>
+    <w:p>
+      <w:pPr>
+        <w:pStyle w:val="PlainText"/>
+        <w:rPr>
+          <w:rFonts w:ascii="Courier New" w:hAnsi="Courier New" w:cs="Courier New"/>
+        </w:rPr>
+      </w:pPr>
+      <w:r>
+        <w:rPr>
+          <w:rFonts w:ascii="Courier New" w:hAnsi="Courier New" w:cs="Courier New"/>
+        </w:rPr>
+        <w:t xml:space="preserve">            &lt;tr&gt;&lt;td&gt;Pinecone&lt;/td&gt;&lt;td&gt;Managed, no ops&lt;/td&gt;&lt;/tr&gt;</w:t>
+      </w:r>
+    </w:p>
+    <w:p>
+      <w:pPr>
+        <w:pStyle w:val="PlainText"/>
+        <w:rPr>
+          <w:rFonts w:ascii="Courier New" w:hAnsi="Courier New" w:cs="Courier New"/>
+        </w:rPr>
+      </w:pPr>
+      <w:r>
+        <w:rPr>
+          <w:rFonts w:ascii="Courier New" w:hAnsi="Courier New" w:cs="Courier New"/>
+        </w:rPr>
+        <w:t xml:space="preserve">            &lt;tr&gt;&lt;td&gt;Qdrant, Weaviate, Milvus&lt;/td&gt;&lt;td&gt;Open source, self-hosted or cloud&lt;/td&gt;&lt;/tr&gt;</w:t>
+      </w:r>
+    </w:p>
+    <w:p>
+      <w:pPr>
+        <w:pStyle w:val="PlainText"/>
+        <w:rPr>
+          <w:rFonts w:ascii="Courier New" w:hAnsi="Courier New" w:cs="Courier New"/>
+        </w:rPr>
+      </w:pPr>
+      <w:r>
+        <w:rPr>
+          <w:rFonts w:ascii="Courier New" w:hAnsi="Courier New" w:cs="Courier New"/>
+        </w:rPr>
+        <w:t xml:space="preserve">            &lt;tr&gt;&lt;td&gt;FAISS&lt;/</w:t>
+      </w:r>
+      <w:r>
+        <w:rPr>
+          <w:rFonts w:ascii="Courier New" w:hAnsi="Courier New" w:cs="Courier New"/>
+        </w:rPr>
+        <w:t>td&gt;&lt;td&gt;In-process, no server. Fine for a prototype, no filtering story&lt;/td&gt;&lt;/tr&gt;</w:t>
+      </w:r>
+    </w:p>
+    <w:p>
+      <w:pPr>
+        <w:pStyle w:val="PlainText"/>
+        <w:rPr>
+          <w:rFonts w:ascii="Courier New" w:hAnsi="Courier New" w:cs="Courier New"/>
+        </w:rPr>
+      </w:pPr>
+      <w:r>
+        <w:rPr>
+          <w:rFonts w:ascii="Courier New" w:hAnsi="Courier New" w:cs="Courier New"/>
+        </w:rPr>
+        <w:t xml:space="preserve">          &lt;/tbody&gt;</w:t>
+      </w:r>
+    </w:p>
+    <w:p>
+      <w:pPr>
+        <w:pStyle w:val="PlainText"/>
+        <w:rPr>
+          <w:rFonts w:ascii="Courier New" w:hAnsi="Courier New" w:cs="Courier New"/>
+        </w:rPr>
+      </w:pPr>
+      <w:r>
+        <w:rPr>
+          <w:rFonts w:ascii="Courier New" w:hAnsi="Courier New" w:cs="Courier New"/>
+        </w:rPr>
+        <w:t xml:space="preserve">        &lt;/table&gt;</w:t>
+      </w:r>
+    </w:p>
+    <w:p>
+      <w:pPr>
+        <w:pStyle w:val="PlainText"/>
+        <w:rPr>
+          <w:rFonts w:ascii="Courier New" w:hAnsi="Courier New" w:cs="Courier New"/>
+        </w:rPr>
+      </w:pPr>
+      <w:r>
+        <w:rPr>
+          <w:rFonts w:ascii="Courier New" w:hAnsi="Courier New" w:cs="Courier New"/>
+        </w:rPr>
+        <w:t xml:space="preserve">      &lt;/div&gt;</w:t>
+      </w:r>
+    </w:p>
+    <w:p>
+      <w:pPr>
+        <w:pStyle w:val="PlainText"/>
+        <w:rPr>
+          <w:rFonts w:ascii="Courier New" w:hAnsi="Courier New" w:cs="Courier New"/>
+        </w:rPr>
+      </w:pPr>
+      <w:r>
+        <w:rPr>
+          <w:rFonts w:ascii="Courier New" w:hAnsi="Courier New" w:cs="Courier New"/>
+        </w:rPr>
+        <w:t xml:space="preserve">      &lt;div class="prose"&gt;</w:t>
+      </w:r>
+    </w:p>
+    <w:p>
+      <w:pPr>
+        <w:pStyle w:val="PlainText"/>
+        <w:rPr>
+          <w:rFonts w:ascii="Courier New" w:hAnsi="Courier New" w:cs="Courier New"/>
+        </w:rPr>
+      </w:pPr>
+      <w:r>
+        <w:rPr>
+          <w:rFonts w:ascii="Courier New" w:hAnsi="Courier New" w:cs="Courier New"/>
+        </w:rPr>
+        <w:t xml:space="preserve">        &lt;p&gt;The question that matters most is whether it filters &lt;em&gt;inside&lt;/em&gt; the search.</w:t>
+      </w:r>
+    </w:p>
+    <w:p>
+      <w:pPr>
+        <w:pStyle w:val="PlainText"/>
+        <w:rPr>
+          <w:rFonts w:ascii="Courier New" w:hAnsi="Courier New" w:cs="Courier New"/>
+        </w:rPr>
+      </w:pPr>
+      <w:r>
+        <w:rPr>
+          <w:rFonts w:ascii="Courier New" w:hAnsi="Courier New" w:cs="Courier New"/>
+        </w:rPr>
+        <w:t xml:space="preserve">        If it can only filter afterwards, you cannot do access control properly, for the</w:t>
+      </w:r>
+    </w:p>
+    <w:p>
+      <w:pPr>
+        <w:pStyle w:val="PlainText"/>
+        <w:rPr>
+          <w:rFonts w:ascii="Courier New" w:hAnsi="Courier New" w:cs="Courier New"/>
+        </w:rPr>
+      </w:pPr>
+      <w:r>
+        <w:rPr>
+          <w:rFonts w:ascii="Courier New" w:hAnsi="Courier New" w:cs="Courier New"/>
+        </w:rPr>
+        <w:t xml:space="preserve">        reason set out earlier. After that: what it costs when idle, and whether it does</w:t>
+      </w:r>
+    </w:p>
+    <w:p>
+      <w:pPr>
+        <w:pStyle w:val="PlainText"/>
+        <w:rPr>
+          <w:rFonts w:ascii="Courier New" w:hAnsi="Courier New" w:cs="Courier New"/>
+        </w:rPr>
+      </w:pPr>
+      <w:r>
+        <w:rPr>
+          <w:rFonts w:ascii="Courier New" w:hAnsi="Courier New" w:cs="Courier New"/>
+        </w:rPr>
+        <w:t xml:space="preserve">        hybrid search.&lt;/p&gt;</w:t>
+      </w:r>
+    </w:p>
+    <w:p>
+      <w:pPr>
+        <w:pStyle w:val="PlainText"/>
+        <w:rPr>
+          <w:rFonts w:ascii="Courier New" w:hAnsi="Courier New" w:cs="Courier New"/>
+        </w:rPr>
+      </w:pPr>
+      <w:r>
+        <w:rPr>
+          <w:rFonts w:ascii="Courier New" w:hAnsi="Courier New" w:cs="Courier New"/>
+        </w:rPr>
+        <w:t xml:space="preserve">        &lt;p&gt;pgvector is genuinely fine up to a few million v</w:t>
+      </w:r>
+      <w:r>
+        <w:rPr>
+          <w:rFonts w:ascii="Courier New" w:hAnsi="Courier New" w:cs="Courier New"/>
+        </w:rPr>
+        <w:t>ectors. The reasons to leave it are</w:t>
+      </w:r>
+    </w:p>
+    <w:p>
+      <w:pPr>
+        <w:pStyle w:val="PlainText"/>
+        <w:rPr>
+          <w:rFonts w:ascii="Courier New" w:hAnsi="Courier New" w:cs="Courier New"/>
+        </w:rPr>
+      </w:pPr>
+      <w:r>
+        <w:rPr>
+          <w:rFonts w:ascii="Courier New" w:hAnsi="Courier New" w:cs="Courier New"/>
+        </w:rPr>
+        <w:t xml:space="preserve">        hybrid search, sharding, and not wanting search traffic on your transactional</w:t>
+      </w:r>
+    </w:p>
+    <w:p>
+      <w:pPr>
+        <w:pStyle w:val="PlainText"/>
+        <w:rPr>
+          <w:rFonts w:ascii="Courier New" w:hAnsi="Courier New" w:cs="Courier New"/>
+        </w:rPr>
+      </w:pPr>
+      <w:r>
+        <w:rPr>
+          <w:rFonts w:ascii="Courier New" w:hAnsi="Courier New" w:cs="Courier New"/>
+        </w:rPr>
+        <w:t xml:space="preserve">        database.&lt;/p&gt;</w:t>
+      </w:r>
+    </w:p>
+    <w:p>
+      <w:pPr>
+        <w:pStyle w:val="PlainText"/>
+        <w:rPr>
+          <w:rFonts w:ascii="Courier New" w:hAnsi="Courier New" w:cs="Courier New"/>
+        </w:rPr>
+      </w:pPr>
+    </w:p>
+    <w:p>
+      <w:pPr>
+        <w:pStyle w:val="PlainText"/>
+        <w:rPr>
+          <w:rFonts w:ascii="Courier New" w:hAnsi="Courier New" w:cs="Courier New"/>
+        </w:rPr>
+      </w:pPr>
+      <w:r>
+        <w:rPr>
+          <w:rFonts w:ascii="Courier New" w:hAnsi="Courier New" w:cs="Courier New"/>
+        </w:rPr>
+        <w:t xml:space="preserve">        &lt;h3&gt;The chat model&lt;/h3&gt;</w:t>
+      </w:r>
+    </w:p>
+    <w:p>
+      <w:pPr>
+        <w:pStyle w:val="PlainText"/>
+        <w:rPr>
+          <w:rFonts w:ascii="Courier New" w:hAnsi="Courier New" w:cs="Courier New"/>
+        </w:rPr>
+      </w:pPr>
+      <w:r>
+        <w:rPr>
+          <w:rFonts w:ascii="Courier New" w:hAnsi="Courier New" w:cs="Courier New"/>
+        </w:rPr>
+        <w:t xml:space="preserve">        &lt;p&gt;Roughly seventy models have on-demand pricing on Bedrock in us-east-1: the Nova</w:t>
+      </w:r>
+    </w:p>
+    <w:p>
+      <w:pPr>
+        <w:pStyle w:val="PlainText"/>
+        <w:rPr>
+          <w:rFonts w:ascii="Courier New" w:hAnsi="Courier New" w:cs="Courier New"/>
+        </w:rPr>
+      </w:pPr>
+      <w:r>
+        <w:rPr>
+          <w:rFonts w:ascii="Courier New" w:hAnsi="Courier New" w:cs="Courier New"/>
+        </w:rPr>
+        <w:t xml:space="preserve">        family, Claude, Llama, Mistral, DeepSeek, Qwen, Gemma and the GPT-OSS models. What</w:t>
+      </w:r>
+    </w:p>
+    <w:p>
+      <w:pPr>
+        <w:pStyle w:val="PlainText"/>
+        <w:rPr>
+          <w:rFonts w:ascii="Courier New" w:hAnsi="Courier New" w:cs="Courier New"/>
+        </w:rPr>
+      </w:pPr>
+      <w:r>
+        <w:rPr>
+          <w:rFonts w:ascii="Courier New" w:hAnsi="Courier New" w:cs="Courier New"/>
+        </w:rPr>
+        <w:t xml:space="preserve">        actually narrows it down is rarely the benchmark score.&lt;/p&gt;</w:t>
+      </w:r>
+    </w:p>
+    <w:p>
+      <w:pPr>
+        <w:pStyle w:val="PlainText"/>
+        <w:rPr>
+          <w:rFonts w:ascii="Courier New" w:hAnsi="Courier New" w:cs="Courier New"/>
+        </w:rPr>
+      </w:pPr>
+      <w:r>
+        <w:rPr>
+          <w:rFonts w:ascii="Courier New" w:hAnsi="Courier New" w:cs="Courier New"/>
+        </w:rPr>
+        <w:t xml:space="preserve">      &lt;/div&gt;</w:t>
+      </w:r>
+    </w:p>
+    <w:p>
+      <w:pPr>
+        <w:pStyle w:val="PlainText"/>
+        <w:rPr>
+          <w:rFonts w:ascii="Courier New" w:hAnsi="Courier New" w:cs="Courier New"/>
+        </w:rPr>
+      </w:pPr>
+      <w:r>
+        <w:rPr>
+          <w:rFonts w:ascii="Courier New" w:hAnsi="Courier New" w:cs="Courier New"/>
+        </w:rPr>
+        <w:t xml:space="preserve">      &lt;div class="table-wrap"&gt;</w:t>
+      </w:r>
+    </w:p>
+    <w:p>
+      <w:pPr>
+        <w:pStyle w:val="PlainText"/>
+        <w:rPr>
+          <w:rFonts w:ascii="Courier New" w:hAnsi="Courier New" w:cs="Courier New"/>
+        </w:rPr>
+      </w:pPr>
+      <w:r>
+        <w:rPr>
+          <w:rFonts w:ascii="Courier New" w:hAnsi="Courier New" w:cs="Courier New"/>
+        </w:rPr>
+        <w:t xml:space="preserve">        &lt;table&gt;</w:t>
+      </w:r>
+    </w:p>
+    <w:p>
+      <w:pPr>
+        <w:pStyle w:val="PlainText"/>
+        <w:rPr>
+          <w:rFonts w:ascii="Courier New" w:hAnsi="Courier New" w:cs="Courier New"/>
+        </w:rPr>
+      </w:pPr>
+      <w:r>
+        <w:rPr>
+          <w:rFonts w:ascii="Courier New" w:hAnsi="Courier New" w:cs="Courier New"/>
+        </w:rPr>
+        <w:t xml:space="preserve">          &lt;thead&gt;&lt;tr&gt;&lt;th&gt;</w:t>
+      </w:r>
+      <w:r>
+        <w:rPr>
+          <w:rFonts w:ascii="Courier New" w:hAnsi="Courier New" w:cs="Courier New"/>
+        </w:rPr>
+        <w:t>Check&lt;/th&gt;&lt;th&gt;Why&lt;/th&gt;&lt;/tr&gt;&lt;/thead&gt;</w:t>
+      </w:r>
+    </w:p>
+    <w:p>
+      <w:pPr>
+        <w:pStyle w:val="PlainText"/>
+        <w:rPr>
+          <w:rFonts w:ascii="Courier New" w:hAnsi="Courier New" w:cs="Courier New"/>
+        </w:rPr>
+      </w:pPr>
+      <w:r>
+        <w:rPr>
+          <w:rFonts w:ascii="Courier New" w:hAnsi="Courier New" w:cs="Courier New"/>
+        </w:rPr>
+        <w:t xml:space="preserve">          &lt;tbody&gt;</w:t>
+      </w:r>
+    </w:p>
+    <w:p>
+      <w:pPr>
+        <w:pStyle w:val="PlainText"/>
+        <w:rPr>
+          <w:rFonts w:ascii="Courier New" w:hAnsi="Courier New" w:cs="Courier New"/>
+        </w:rPr>
+      </w:pPr>
+      <w:r>
+        <w:rPr>
+          <w:rFonts w:ascii="Courier New" w:hAnsi="Courier New" w:cs="Courier New"/>
+        </w:rPr>
+        <w:t xml:space="preserve">            &lt;tr&gt;&lt;td&gt;Can you call it today, in this account and region?&lt;/td&gt;&lt;td&gt;Anthropic models need a one-time use case form. That is a schedule risk, not a technical one&lt;/td&gt;&lt;/tr&gt;</w:t>
+      </w:r>
+    </w:p>
+    <w:p>
+      <w:pPr>
+        <w:pStyle w:val="PlainText"/>
+        <w:rPr>
+          <w:rFonts w:ascii="Courier New" w:hAnsi="Courier New" w:cs="Courier New"/>
+        </w:rPr>
+      </w:pPr>
+      <w:r>
+        <w:rPr>
+          <w:rFonts w:ascii="Courier New" w:hAnsi="Courier New" w:cs="Courier New"/>
+        </w:rPr>
+        <w:t xml:space="preserve">            &lt;tr&gt;&lt;td&gt;Does it support tool use?&lt;/td&gt;&lt;td&gt;This whole design depends on it&lt;/td&gt;&lt;/tr&gt;</w:t>
+      </w:r>
+    </w:p>
+    <w:p>
+      <w:pPr>
+        <w:pStyle w:val="PlainText"/>
+        <w:rPr>
+          <w:rFonts w:ascii="Courier New" w:hAnsi="Courier New" w:cs="Courier New"/>
+        </w:rPr>
+      </w:pPr>
+      <w:r>
+        <w:rPr>
+          <w:rFonts w:ascii="Courier New" w:hAnsi="Courier New" w:cs="Courier New"/>
+        </w:rPr>
+        <w:lastRenderedPageBreak/>
+        <w:t xml:space="preserve">            &lt;tr&gt;&lt;td&gt;Is the fallback from a different family?&lt;/td&gt;&lt;td&gt;Two models from one vendor tend to be unavailable together&lt;/td&gt;&lt;/tr&gt;</w:t>
+      </w:r>
+    </w:p>
+    <w:p>
+      <w:pPr>
+        <w:pStyle w:val="PlainText"/>
+        <w:rPr>
+          <w:rFonts w:ascii="Courier New" w:hAnsi="Courier New" w:cs="Courier New"/>
+        </w:rPr>
+      </w:pPr>
+      <w:r>
+        <w:rPr>
+          <w:rFonts w:ascii="Courier New" w:hAnsi="Courier New" w:cs="Courier New"/>
+        </w:rPr>
+        <w:t xml:space="preserve">            &lt;tr&gt;&lt;td&gt;Does the fallback fit </w:t>
+      </w:r>
+      <w:r>
+        <w:rPr>
+          <w:rFonts w:ascii="Courier New" w:hAnsi="Courier New" w:cs="Courier New"/>
+        </w:rPr>
+        <w:t>inside your timeout?&lt;/td&gt;&lt;td&gt;Measured here: the SDK spent 15 of 29 seconds retrying before the fallback even started&lt;/td&gt;&lt;/tr&gt;</w:t>
+      </w:r>
+    </w:p>
+    <w:p>
+      <w:pPr>
+        <w:pStyle w:val="PlainText"/>
+        <w:rPr>
+          <w:rFonts w:ascii="Courier New" w:hAnsi="Courier New" w:cs="Courier New"/>
+        </w:rPr>
+      </w:pPr>
+      <w:r>
+        <w:rPr>
+          <w:rFonts w:ascii="Courier New" w:hAnsi="Courier New" w:cs="Courier New"/>
+        </w:rPr>
+        <w:t xml:space="preserve">            &lt;tr&gt;&lt;td&gt;Must the data stay in one geography?&lt;/td&gt;&lt;td&gt;Use a regional inference profile (&lt;code&gt;us.&lt;/code&gt;, &lt;code&gt;eu.&lt;/code&gt;) rather than &lt;code&gt;global.&lt;/code&gt;&lt;/td&gt;&lt;/tr&gt;</w:t>
+      </w:r>
+    </w:p>
+    <w:p>
+      <w:pPr>
+        <w:pStyle w:val="PlainText"/>
+        <w:rPr>
+          <w:rFonts w:ascii="Courier New" w:hAnsi="Courier New" w:cs="Courier New"/>
+        </w:rPr>
+      </w:pPr>
+      <w:r>
+        <w:rPr>
+          <w:rFonts w:ascii="Courier New" w:hAnsi="Courier New" w:cs="Courier New"/>
+        </w:rPr>
+        <w:t xml:space="preserve">          &lt;/tbody&gt;</w:t>
+      </w:r>
+    </w:p>
+    <w:p>
+      <w:pPr>
+        <w:pStyle w:val="PlainText"/>
+        <w:rPr>
+          <w:rFonts w:ascii="Courier New" w:hAnsi="Courier New" w:cs="Courier New"/>
+        </w:rPr>
+      </w:pPr>
+      <w:r>
+        <w:rPr>
+          <w:rFonts w:ascii="Courier New" w:hAnsi="Courier New" w:cs="Courier New"/>
+        </w:rPr>
+        <w:t xml:space="preserve">        &lt;/table&gt;</w:t>
+      </w:r>
+    </w:p>
+    <w:p>
+      <w:pPr>
+        <w:pStyle w:val="PlainText"/>
+        <w:rPr>
+          <w:rFonts w:ascii="Courier New" w:hAnsi="Courier New" w:cs="Courier New"/>
+        </w:rPr>
+      </w:pPr>
+      <w:r>
+        <w:rPr>
+          <w:rFonts w:ascii="Courier New" w:hAnsi="Courier New" w:cs="Courier New"/>
+        </w:rPr>
+        <w:t xml:space="preserve">      &lt;/div&gt;</w:t>
+      </w:r>
+    </w:p>
+    <w:p>
+      <w:pPr>
+        <w:pStyle w:val="PlainText"/>
+        <w:rPr>
+          <w:rFonts w:ascii="Courier New" w:hAnsi="Courier New" w:cs="Courier New"/>
+        </w:rPr>
+      </w:pPr>
+      <w:r>
+        <w:rPr>
+          <w:rFonts w:ascii="Courier New" w:hAnsi="Courier New" w:cs="Courier New"/>
+        </w:rPr>
+        <w:t xml:space="preserve">      &lt;div class="prose"&gt;</w:t>
+      </w:r>
+    </w:p>
+    <w:p>
+      <w:pPr>
+        <w:pStyle w:val="PlainText"/>
+        <w:rPr>
+          <w:rFonts w:ascii="Courier New" w:hAnsi="Courier New" w:cs="Courier New"/>
+        </w:rPr>
+      </w:pPr>
+      <w:r>
+        <w:rPr>
+          <w:rFonts w:ascii="Courier New" w:hAnsi="Courier New" w:cs="Courier New"/>
+        </w:rPr>
+        <w:t xml:space="preserve">        &lt;p&gt;We tested Nova Lite as the primary model. It called the wrong tool and invented a</w:t>
+      </w:r>
+    </w:p>
+    <w:p>
+      <w:pPr>
+        <w:pStyle w:val="PlainText"/>
+        <w:rPr>
+          <w:rFonts w:ascii="Courier New" w:hAnsi="Courier New" w:cs="Courier New"/>
+        </w:rPr>
+      </w:pPr>
+      <w:r>
+        <w:rPr>
+          <w:rFonts w:ascii="Courier New" w:hAnsi="Courier New" w:cs="Courier New"/>
+        </w:rPr>
+        <w:t xml:space="preserve">        citation, so it is good enough </w:t>
+      </w:r>
+      <w:r>
+        <w:rPr>
+          <w:rFonts w:ascii="Courier New" w:hAnsi="Courier New" w:cs="Courier New"/>
+        </w:rPr>
+        <w:t>to degrade to and not good enough to lead with. Nova</w:t>
+      </w:r>
+    </w:p>
+    <w:p>
+      <w:pPr>
+        <w:pStyle w:val="PlainText"/>
+        <w:rPr>
+          <w:rFonts w:ascii="Courier New" w:hAnsi="Courier New" w:cs="Courier New"/>
+        </w:rPr>
+      </w:pPr>
+      <w:r>
+        <w:rPr>
+          <w:rFonts w:ascii="Courier New" w:hAnsi="Courier New" w:cs="Courier New"/>
+        </w:rPr>
+        <w:t xml:space="preserve">        Pro costs 13 times more than Lite, so test whether the cheaper model handles your</w:t>
+      </w:r>
+    </w:p>
+    <w:p>
+      <w:pPr>
+        <w:pStyle w:val="PlainText"/>
+        <w:rPr>
+          <w:rFonts w:ascii="Courier New" w:hAnsi="Courier New" w:cs="Courier New"/>
+        </w:rPr>
+      </w:pPr>
+      <w:r>
+        <w:rPr>
+          <w:rFonts w:ascii="Courier New" w:hAnsi="Courier New" w:cs="Courier New"/>
+        </w:rPr>
+        <w:t xml:space="preserve">        questions before assuming it cannot.&lt;/p&gt;</w:t>
+      </w:r>
+    </w:p>
+    <w:p>
+      <w:pPr>
+        <w:pStyle w:val="PlainText"/>
+        <w:rPr>
+          <w:rFonts w:ascii="Courier New" w:hAnsi="Courier New" w:cs="Courier New"/>
+        </w:rPr>
+      </w:pPr>
+    </w:p>
+    <w:p>
+      <w:pPr>
+        <w:pStyle w:val="PlainText"/>
+        <w:rPr>
+          <w:rFonts w:ascii="Courier New" w:hAnsi="Courier New" w:cs="Courier New"/>
+        </w:rPr>
+      </w:pPr>
+      <w:r>
+        <w:rPr>
+          <w:rFonts w:ascii="Courier New" w:hAnsi="Courier New" w:cs="Courier New"/>
+        </w:rPr>
+        <w:t xml:space="preserve">        &lt;h3&gt;Putting it in Slack or Teams&lt;/h3&gt;</w:t>
+      </w:r>
+    </w:p>
+    <w:p>
+      <w:pPr>
+        <w:pStyle w:val="PlainText"/>
+        <w:rPr>
+          <w:rFonts w:ascii="Courier New" w:hAnsi="Courier New" w:cs="Courier New"/>
+        </w:rPr>
+      </w:pPr>
+      <w:r>
+        <w:rPr>
+          <w:rFonts w:ascii="Courier New" w:hAnsi="Courier New" w:cs="Courier New"/>
+        </w:rPr>
+        <w:t xml:space="preserve">        &lt;p&gt;It is wiring, not AI work.&lt;/p&gt;</w:t>
+      </w:r>
+    </w:p>
+    <w:p>
+      <w:pPr>
+        <w:pStyle w:val="PlainText"/>
+        <w:rPr>
+          <w:rFonts w:ascii="Courier New" w:hAnsi="Courier New" w:cs="Courier New"/>
+        </w:rPr>
+      </w:pPr>
+      <w:r>
+        <w:rPr>
+          <w:rFonts w:ascii="Courier New" w:hAnsi="Courier New" w:cs="Courier New"/>
+        </w:rPr>
+        <w:t xml:space="preserve">        &lt;p&gt;The React app is one client of the API. Slack or Teams would be another. The</w:t>
+      </w:r>
+    </w:p>
+    <w:p>
+      <w:pPr>
+        <w:pStyle w:val="PlainText"/>
+        <w:rPr>
+          <w:rFonts w:ascii="Courier New" w:hAnsi="Courier New" w:cs="Courier New"/>
+        </w:rPr>
+      </w:pPr>
+      <w:r>
+        <w:rPr>
+          <w:rFonts w:ascii="Courier New" w:hAnsi="Courier New" w:cs="Courier New"/>
+        </w:rPr>
+        <w:t xml:space="preserve">        retrieval, the access filter, the row-level security, the prompt and the model do</w:t>
+      </w:r>
+    </w:p>
+    <w:p>
+      <w:pPr>
+        <w:pStyle w:val="PlainText"/>
+        <w:rPr>
+          <w:rFonts w:ascii="Courier New" w:hAnsi="Courier New" w:cs="Courier New"/>
+        </w:rPr>
+      </w:pPr>
+      <w:r>
+        <w:rPr>
+          <w:rFonts w:ascii="Courier New" w:hAnsi="Courier New" w:cs="Courier New"/>
+        </w:rPr>
+        <w:t xml:space="preserve">        not change. They sit behind the API and never</w:t>
+      </w:r>
+      <w:r>
+        <w:rPr>
+          <w:rFonts w:ascii="Courier New" w:hAnsi="Courier New" w:cs="Courier New"/>
+        </w:rPr>
+        <w:t xml:space="preserve"> knew which client was calling.&lt;/p&gt;</w:t>
+      </w:r>
+    </w:p>
+    <w:p>
+      <w:pPr>
+        <w:pStyle w:val="PlainText"/>
+        <w:rPr>
+          <w:rFonts w:ascii="Courier New" w:hAnsi="Courier New" w:cs="Courier New"/>
+        </w:rPr>
+      </w:pPr>
+      <w:r>
+        <w:rPr>
+          <w:rFonts w:ascii="Courier New" w:hAnsi="Courier New" w:cs="Courier New"/>
+        </w:rPr>
+        <w:t xml:space="preserve">        &lt;p&gt;What you write is an adapter: receive the platform's webhook, verify its signature,</w:t>
+      </w:r>
+    </w:p>
+    <w:p>
+      <w:pPr>
+        <w:pStyle w:val="PlainText"/>
+        <w:rPr>
+          <w:rFonts w:ascii="Courier New" w:hAnsi="Courier New" w:cs="Courier New"/>
+        </w:rPr>
+      </w:pPr>
+      <w:r>
+        <w:rPr>
+          <w:rFonts w:ascii="Courier New" w:hAnsi="Courier New" w:cs="Courier New"/>
+        </w:rPr>
+        <w:t xml:space="preserve">        map the sender to an employee, call &lt;code&gt;POST /api/chat&lt;/code&gt;, and format the reply.</w:t>
+      </w:r>
+    </w:p>
+    <w:p>
+      <w:pPr>
+        <w:pStyle w:val="PlainText"/>
+        <w:rPr>
+          <w:rFonts w:ascii="Courier New" w:hAnsi="Courier New" w:cs="Courier New"/>
+        </w:rPr>
+      </w:pPr>
+      <w:r>
+        <w:rPr>
+          <w:rFonts w:ascii="Courier New" w:hAnsi="Courier New" w:cs="Courier New"/>
+        </w:rPr>
+        <w:t xml:space="preserve">        That is ordinary application code, not AI work.&lt;/p&gt;</w:t>
+      </w:r>
+    </w:p>
+    <w:p>
+      <w:pPr>
+        <w:pStyle w:val="PlainText"/>
+        <w:rPr>
+          <w:rFonts w:ascii="Courier New" w:hAnsi="Courier New" w:cs="Courier New"/>
+        </w:rPr>
+      </w:pPr>
+      <w:r>
+        <w:rPr>
+          <w:rFonts w:ascii="Courier New" w:hAnsi="Courier New" w:cs="Courier New"/>
+        </w:rPr>
+        <w:t xml:space="preserve">        &lt;p&gt;The part that needs care is the identity mapping. API Gateway trusts a Cognito</w:t>
+      </w:r>
+    </w:p>
+    <w:p>
+      <w:pPr>
+        <w:pStyle w:val="PlainText"/>
+        <w:rPr>
+          <w:rFonts w:ascii="Courier New" w:hAnsi="Courier New" w:cs="Courier New"/>
+        </w:rPr>
+      </w:pPr>
+      <w:r>
+        <w:rPr>
+          <w:rFonts w:ascii="Courier New" w:hAnsi="Courier New" w:cs="Courier New"/>
+        </w:rPr>
+        <w:t xml:space="preserve">        token, and a Slack event gives you a Slack user id. Mapping one to the other must go</w:t>
+      </w:r>
+    </w:p>
+    <w:p>
+      <w:pPr>
+        <w:pStyle w:val="PlainText"/>
+        <w:rPr>
+          <w:rFonts w:ascii="Courier New" w:hAnsi="Courier New" w:cs="Courier New"/>
+        </w:rPr>
+      </w:pPr>
+      <w:r>
+        <w:rPr>
+          <w:rFonts w:ascii="Courier New" w:hAnsi="Courier New" w:cs="Courier New"/>
+        </w:rPr>
+        <w:t xml:space="preserve">        through something verified, normall</w:t>
+      </w:r>
+      <w:r>
+        <w:rPr>
+          <w:rFonts w:ascii="Courier New" w:hAnsi="Courier New" w:cs="Courier New"/>
+        </w:rPr>
+        <w:t>y the email on the SSO account behind both. Match</w:t>
+      </w:r>
+    </w:p>
+    <w:p>
+      <w:pPr>
+        <w:pStyle w:val="PlainText"/>
+        <w:rPr>
+          <w:rFonts w:ascii="Courier New" w:hAnsi="Courier New" w:cs="Courier New"/>
+        </w:rPr>
+      </w:pPr>
+      <w:r>
+        <w:rPr>
+          <w:rFonts w:ascii="Courier New" w:hAnsi="Courier New" w:cs="Courier New"/>
+        </w:rPr>
+        <w:t xml:space="preserve">        on a display name or a handle and you have put a spoofable field in front of salary</w:t>
+      </w:r>
+    </w:p>
+    <w:p>
+      <w:pPr>
+        <w:pStyle w:val="PlainText"/>
+        <w:rPr>
+          <w:rFonts w:ascii="Courier New" w:hAnsi="Courier New" w:cs="Courier New"/>
+        </w:rPr>
+      </w:pPr>
+      <w:r>
+        <w:rPr>
+          <w:rFonts w:ascii="Courier New" w:hAnsi="Courier New" w:cs="Courier New"/>
+        </w:rPr>
+        <w:t xml:space="preserve">        data.&lt;/p&gt;</w:t>
+      </w:r>
+    </w:p>
+    <w:p>
+      <w:pPr>
+        <w:pStyle w:val="PlainText"/>
+        <w:rPr>
+          <w:rFonts w:ascii="Courier New" w:hAnsi="Courier New" w:cs="Courier New"/>
+        </w:rPr>
+      </w:pPr>
+      <w:r>
+        <w:rPr>
+          <w:rFonts w:ascii="Courier New" w:hAnsi="Courier New" w:cs="Courier New"/>
+        </w:rPr>
+        <w:t xml:space="preserve">      &lt;/div&gt;</w:t>
+      </w:r>
+    </w:p>
+    <w:p>
+      <w:pPr>
+        <w:pStyle w:val="PlainText"/>
+        <w:rPr>
+          <w:rFonts w:ascii="Courier New" w:hAnsi="Courier New" w:cs="Courier New"/>
+        </w:rPr>
+      </w:pPr>
+      <w:r>
+        <w:rPr>
+          <w:rFonts w:ascii="Courier New" w:hAnsi="Courier New" w:cs="Courier New"/>
+        </w:rPr>
+        <w:t xml:space="preserve">    &lt;/section&gt;</w:t>
+      </w:r>
+    </w:p>
+    <w:p>
+      <w:pPr>
+        <w:pStyle w:val="PlainText"/>
+        <w:rPr>
+          <w:rFonts w:ascii="Courier New" w:hAnsi="Courier New" w:cs="Courier New"/>
+        </w:rPr>
+      </w:pPr>
+    </w:p>
+    <w:p>
+      <w:pPr>
+        <w:pStyle w:val="PlainText"/>
+        <w:rPr>
+          <w:rFonts w:ascii="Courier New" w:hAnsi="Courier New" w:cs="Courier New"/>
+        </w:rPr>
+      </w:pPr>
+    </w:p>
+    <w:p>
+      <w:pPr>
+        <w:pStyle w:val="PlainText"/>
+        <w:rPr>
+          <w:rFonts w:ascii="Courier New" w:hAnsi="Courier New" w:cs="Courier New"/>
+        </w:rPr>
+      </w:pPr>
+      <w:r>
+        <w:rPr>
+          <w:rFonts w:ascii="Courier New" w:hAnsi="Courier New" w:cs="Courier New"/>
+        </w:rPr>
+        <w:t xml:space="preserve">    &lt;!-- ============================================================ --&gt;</w:t>
+      </w:r>
+    </w:p>
+    <w:p>
+      <w:pPr>
+        <w:pStyle w:val="PlainText"/>
+        <w:rPr>
+          <w:rFonts w:ascii="Courier New" w:hAnsi="Courier New" w:cs="Courier New"/>
+        </w:rPr>
+      </w:pPr>
+      <w:r>
+        <w:rPr>
+          <w:rFonts w:ascii="Courier New" w:hAnsi="Courier New" w:cs="Courier New"/>
+        </w:rPr>
+        <w:t xml:space="preserve">    &lt;section id="troubleshooting"&gt;</w:t>
+      </w:r>
+    </w:p>
+    <w:p>
+      <w:pPr>
+        <w:pStyle w:val="PlainText"/>
+        <w:rPr>
+          <w:rFonts w:ascii="Courier New" w:hAnsi="Courier New" w:cs="Courier New"/>
+        </w:rPr>
+      </w:pPr>
+      <w:r>
+        <w:rPr>
+          <w:rFonts w:ascii="Courier New" w:hAnsi="Courier New" w:cs="Courier New"/>
+        </w:rPr>
+        <w:t xml:space="preserve">      &lt;div class="prose"&gt;</w:t>
+      </w:r>
+    </w:p>
+    <w:p>
+      <w:pPr>
+        <w:pStyle w:val="PlainText"/>
+        <w:rPr>
+          <w:rFonts w:ascii="Courier New" w:hAnsi="Courier New" w:cs="Courier New"/>
+        </w:rPr>
+      </w:pPr>
+      <w:r>
+        <w:rPr>
+          <w:rFonts w:ascii="Courier New" w:hAnsi="Courier New" w:cs="Courier New"/>
+        </w:rPr>
+        <w:t xml:space="preserve">        &lt;h2&gt;Troubleshooting&lt;/h2&gt;</w:t>
+      </w:r>
+    </w:p>
+    <w:p>
+      <w:pPr>
+        <w:pStyle w:val="PlainText"/>
+        <w:rPr>
+          <w:rFonts w:ascii="Courier New" w:hAnsi="Courier New" w:cs="Courier New"/>
+        </w:rPr>
+      </w:pPr>
+      <w:r>
+        <w:rPr>
+          <w:rFonts w:ascii="Courier New" w:hAnsi="Courier New" w:cs="Courier New"/>
+        </w:rPr>
+        <w:t xml:space="preserve">      &lt;/div&gt;</w:t>
+      </w:r>
+    </w:p>
+    <w:p>
+      <w:pPr>
+        <w:pStyle w:val="PlainText"/>
+        <w:rPr>
+          <w:rFonts w:ascii="Courier New" w:hAnsi="Courier New" w:cs="Courier New"/>
+        </w:rPr>
+      </w:pPr>
+      <w:r>
+        <w:rPr>
+          <w:rFonts w:ascii="Courier New" w:hAnsi="Courier New" w:cs="Courier New"/>
+        </w:rPr>
+        <w:t xml:space="preserve">      &lt;div class="table-wrap"&gt;</w:t>
+      </w:r>
+    </w:p>
+    <w:p>
+      <w:pPr>
+        <w:pStyle w:val="PlainText"/>
+        <w:rPr>
+          <w:rFonts w:ascii="Courier New" w:hAnsi="Courier New" w:cs="Courier New"/>
+        </w:rPr>
+      </w:pPr>
+      <w:r>
+        <w:rPr>
+          <w:rFonts w:ascii="Courier New" w:hAnsi="Courier New" w:cs="Courier New"/>
+        </w:rPr>
+        <w:t xml:space="preserve">        &lt;table&gt;</w:t>
+      </w:r>
+    </w:p>
+    <w:p>
+      <w:pPr>
+        <w:pStyle w:val="PlainText"/>
+        <w:rPr>
+          <w:rFonts w:ascii="Courier New" w:hAnsi="Courier New" w:cs="Courier New"/>
+        </w:rPr>
+      </w:pPr>
+      <w:r>
+        <w:rPr>
+          <w:rFonts w:ascii="Courier New" w:hAnsi="Courier New" w:cs="Courier New"/>
+        </w:rPr>
+        <w:lastRenderedPageBreak/>
+        <w:t xml:space="preserve">          &lt;thead&gt;&lt;tr&gt;&lt;th&gt;You see&lt;/th&gt;&lt;th&gt;Likely cause&lt;/th&gt;&lt;th&gt;Fix&lt;/th&gt;&lt;/tr&gt;&lt;/thead&gt;</w:t>
       </w:r>
     </w:p>
     <w:p>
@@ -18828,55 +21913,205 @@
         <w:rPr>
           <w:rFonts w:ascii="Courier New" w:hAnsi="Courier New" w:cs="Courier New"/>
         </w:rPr>
-        <w:t xml:space="preserve">            &lt;tr&gt;&lt;td&gt;OpenSearch Serverless&lt;/td&gt;&lt;td&gt;Minimum capacity while the collection exists: 0.5 indexing + 0.5 search OCU (OpenSearch Compute Units, the unit it bills in) with standby replicas off, at about $0.24 per OCU-hour&lt;/td&gt;&lt;td class="num"&gt;≈ $175&lt;/td&gt;&lt;/tr&gt;</w:t>
-      </w:r>
-    </w:p>
-    <w:p>
-      <w:pPr>
-        <w:pStyle w:val="PlainText"/>
-        <w:rPr>
-          <w:rFonts w:ascii="Courier New" w:hAnsi="Courier New" w:cs="Courier New"/>
-        </w:rPr>
-      </w:pPr>
-      <w:r>
-        <w:rPr>
-          <w:rFonts w:ascii="Courier New" w:hAnsi="Courier New" w:cs="Courier New"/>
-        </w:rPr>
-        <w:t xml:space="preserve">            &lt;tr&gt;&lt;td&gt;VPC interface endpoints&lt;/td&gt;&lt;td&gt;2 endpoints × 2 AZs × about $0.01 an hour, plus data. The OpenSearch Serverless endpoint may add more&lt;/td&gt;&lt;td class="num"&gt;≈ $30&lt;/td&gt;&lt;/tr&gt;</w:t>
-      </w:r>
-    </w:p>
-    <w:p>
-      <w:pPr>
-        <w:pStyle w:val="PlainText"/>
-        <w:rPr>
-          <w:rFonts w:ascii="Courier New" w:hAnsi="Courier New" w:cs="Courier New"/>
-        </w:rPr>
-      </w:pPr>
-      <w:r>
-        <w:rPr>
-          <w:rFonts w:ascii="Courier New" w:hAnsi="Courier New" w:cs="Courier New"/>
-        </w:rPr>
-        <w:t xml:space="preserve">            &lt;tr&gt;&lt;td&gt;AWS WAF&lt;/td&gt;&lt;td&gt;$5 per web </w:t>
-      </w:r>
-      <w:r>
-        <w:rPr>
-          <w:rFonts w:ascii="Courier New" w:hAnsi="Courier New" w:cs="Courier New"/>
-        </w:rPr>
-        <w:t>ACL + $1 per rule, plus requests&lt;/td&gt;&lt;td class="num"&gt;≈ $8&lt;/td&gt;&lt;/tr&gt;</w:t>
-      </w:r>
-    </w:p>
-    <w:p>
-      <w:pPr>
-        <w:pStyle w:val="PlainText"/>
-        <w:rPr>
-          <w:rFonts w:ascii="Courier New" w:hAnsi="Courier New" w:cs="Courier New"/>
-        </w:rPr>
-      </w:pPr>
-      <w:r>
-        <w:rPr>
-          <w:rFonts w:ascii="Courier New" w:hAnsi="Courier New" w:cs="Courier New"/>
-        </w:rPr>
-        <w:t xml:space="preserve">            &lt;tr&gt;&lt;td&gt;Aurora Serverless v2&lt;/td&gt;&lt;td&gt;Storage while paused; about $0.12 per ACU-hour per instance while active&lt;/td&gt;&lt;td class="num"&gt;$1–$20&lt;/td&gt;&lt;/tr&gt;</w:t>
+        <w:t xml:space="preserve">            &lt;tr&gt;&lt;td&gt;Terraform: &lt;code&gt;build/layer.zip is missing&lt;/code&gt;&lt;/td&gt;&lt;td&gt;The dependency layer was never built&lt;/td&gt;&lt;td&gt;&lt;code&gt;bash scripts/build-layer.sh&lt;/code&gt;, then apply again&lt;/td&gt;&lt;/tr&gt;</w:t>
+      </w:r>
+    </w:p>
+    <w:p>
+      <w:pPr>
+        <w:pStyle w:val="PlainText"/>
+        <w:rPr>
+          <w:rFonts w:ascii="Courier New" w:hAnsi="Courier New" w:cs="Courier New"/>
+        </w:rPr>
+      </w:pPr>
+      <w:r>
+        <w:rPr>
+          <w:rFonts w:ascii="Courier New" w:hAnsi="Courier New" w:cs="Courier New"/>
+        </w:rPr>
+        <w:t xml:space="preserve">            &lt;tr&gt;&lt;td&gt;New code does not take effect&lt;/td&gt;&lt;td&gt;The update is still rolling out&lt;/td&gt;&lt;td&gt;Wait for &lt;code&gt;aws lambda get-function --function-name northwind-hr-chat --query 'Configuration.LastUpdateStatus'&lt;/code&gt; to say &lt;code&gt;Successful&lt;/code&gt;&lt;/td&gt;&lt;/tr&gt;</w:t>
+      </w:r>
+    </w:p>
+    <w:p>
+      <w:pPr>
+        <w:pStyle w:val="PlainText"/>
+        <w:rPr>
+          <w:rFonts w:ascii="Courier New" w:hAnsi="Courier New" w:cs="Courier New"/>
+        </w:rPr>
+      </w:pPr>
+      <w:r>
+        <w:rPr>
+          <w:rFonts w:ascii="Courier New" w:hAnsi="Courier New" w:cs="Courier New"/>
+        </w:rPr>
+        <w:t xml:space="preserve">            &lt;tr&gt;&lt;td&gt;&lt;code&gt;AccessDeniedException&lt;/co</w:t>
+      </w:r>
+      <w:r>
+        <w:rPr>
+          <w:rFonts w:ascii="Courier New" w:hAnsi="Courier New" w:cs="Courier New"/>
+        </w:rPr>
+        <w:t>de&gt; in chat logs, naming a model&lt;/td&gt;&lt;td&gt;That model is not enabled in this account and region&lt;/td&gt;&lt;td&gt;Bedrock console, Model catalog, request access. Anthropic models also need the use case form, which is why the default here is Nova&lt;/td&gt;&lt;/tr&gt;</w:t>
+      </w:r>
+    </w:p>
+    <w:p>
+      <w:pPr>
+        <w:pStyle w:val="PlainText"/>
+        <w:rPr>
+          <w:rFonts w:ascii="Courier New" w:hAnsi="Courier New" w:cs="Courier New"/>
+        </w:rPr>
+      </w:pPr>
+      <w:r>
+        <w:rPr>
+          <w:rFonts w:ascii="Courier New" w:hAnsi="Courier New" w:cs="Courier New"/>
+        </w:rPr>
+        <w:t xml:space="preserve">            &lt;tr&gt;&lt;td&gt;Answers are slower than usual and &lt;code&gt;model_fallback&lt;/code&gt; appears in &lt;code&gt;tools_used&lt;/code&gt;&lt;/td&gt;&lt;td&gt;The primary model would not answer, so the fallback did&lt;/td&gt;&lt;td&gt;Nothing is broken. This is the failover working. Check the chat log for the und</w:t>
+      </w:r>
+      <w:r>
+        <w:rPr>
+          <w:rFonts w:ascii="Courier New" w:hAnsi="Courier New" w:cs="Courier New"/>
+        </w:rPr>
+        <w:t>erlying Bedrock error&lt;/td&gt;&lt;/tr&gt;</w:t>
+      </w:r>
+    </w:p>
+    <w:p>
+      <w:pPr>
+        <w:pStyle w:val="PlainText"/>
+        <w:rPr>
+          <w:rFonts w:ascii="Courier New" w:hAnsi="Courier New" w:cs="Courier New"/>
+        </w:rPr>
+      </w:pPr>
+      <w:r>
+        <w:rPr>
+          <w:rFonts w:ascii="Courier New" w:hAnsi="Courier New" w:cs="Courier New"/>
+        </w:rPr>
+        <w:t xml:space="preserve">            &lt;tr&gt;&lt;td&gt;&lt;code&gt;InvalidParameterException&lt;/code&gt; on &lt;code&gt;logGroupName&lt;/code&gt;&lt;/td&gt;&lt;td&gt;Git Bash on Windows rewrote the &lt;code&gt;/aws/lambda/...&lt;/code&gt; path&lt;/td&gt;&lt;td&gt;&lt;code&gt;export MSYS_NO_PATHCONV=1&lt;/code&gt;&lt;/td&gt;&lt;/tr&gt;</w:t>
+      </w:r>
+    </w:p>
+    <w:p>
+      <w:pPr>
+        <w:pStyle w:val="PlainText"/>
+        <w:rPr>
+          <w:rFonts w:ascii="Courier New" w:hAnsi="Courier New" w:cs="Courier New"/>
+        </w:rPr>
+      </w:pPr>
+      <w:r>
+        <w:rPr>
+          <w:rFonts w:ascii="Courier New" w:hAnsi="Courier New" w:cs="Courier New"/>
+        </w:rPr>
+        <w:t xml:space="preserve">            &lt;tr&gt;&lt;td&gt;503 or 504 on the first question after a break&lt;/td&gt;&lt;td&gt;Aurora resuming from 0 ACU, close to the 30-second limit&lt;/td&gt;&lt;td&gt;Ask again. For a live demo, set &lt;code&gt;min_capacity = 0.5&lt;/code&gt; in &lt;code&gt;aurora.tf&lt;/code&gt; for the day&lt;/td&gt;&lt;/tr&gt;</w:t>
+      </w:r>
+    </w:p>
+    <w:p>
+      <w:pPr>
+        <w:pStyle w:val="PlainText"/>
+        <w:rPr>
+          <w:rFonts w:ascii="Courier New" w:hAnsi="Courier New" w:cs="Courier New"/>
+        </w:rPr>
+      </w:pPr>
+      <w:r>
+        <w:rPr>
+          <w:rFonts w:ascii="Courier New" w:hAnsi="Courier New" w:cs="Courier New"/>
+        </w:rPr>
+        <w:t xml:space="preserve">         </w:t>
+      </w:r>
+      <w:r>
+        <w:rPr>
+          <w:rFonts w:ascii="Courier New" w:hAnsi="Courier New" w:cs="Courier New"/>
+        </w:rPr>
+        <w:t xml:space="preserve">   &lt;tr&gt;&lt;td&gt;401 from &lt;code&gt;/api/me&lt;/code&gt;&lt;/td&gt;&lt;td&gt;Token expired, or built with another app client ID&lt;/td&gt;&lt;td&gt;Sign out and in; rebuild the React app with the current &lt;code&gt;frontend_env&lt;/code&gt;&lt;/td&gt;&lt;/tr&gt;</w:t>
+      </w:r>
+    </w:p>
+    <w:p>
+      <w:pPr>
+        <w:pStyle w:val="PlainText"/>
+        <w:rPr>
+          <w:rFonts w:ascii="Courier New" w:hAnsi="Courier New" w:cs="Courier New"/>
+        </w:rPr>
+      </w:pPr>
+      <w:r>
+        <w:rPr>
+          <w:rFonts w:ascii="Courier New" w:hAnsi="Courier New" w:cs="Courier New"/>
+        </w:rPr>
+        <w:t xml:space="preserve">            &lt;tr&gt;&lt;td&gt;"You don't have an HR assistant account"&lt;/td&gt;&lt;td&gt;The Cognito email isn't in the &lt;code&gt;employees&lt;/code&gt; table&lt;/td&gt;&lt;td&gt;Check spelling in &lt;code&gt;demo_user_emails&lt;/code&gt;; run setup-db&lt;/td&gt;&lt;/tr&gt;</w:t>
+      </w:r>
+    </w:p>
+    <w:p>
+      <w:pPr>
+        <w:pStyle w:val="PlainText"/>
+        <w:rPr>
+          <w:rFonts w:ascii="Courier New" w:hAnsi="Courier New" w:cs="Courier New"/>
+        </w:rPr>
+      </w:pPr>
+      <w:r>
+        <w:rPr>
+          <w:rFonts w:ascii="Courier New" w:hAnsi="Courier New" w:cs="Courier New"/>
+        </w:rPr>
+        <w:t xml:space="preserve">            &lt;tr&gt;&lt;td&gt;Ingest fails with 403 from OpenSearch&lt;/td&gt;&lt;td&gt;Data access policy not active yet&lt;/td</w:t>
+      </w:r>
+      <w:r>
+        <w:rPr>
+          <w:rFonts w:ascii="Courier New" w:hAnsi="Courier New" w:cs="Courier New"/>
+        </w:rPr>
+        <w:t>&gt;&lt;td&gt;Wait a minute; upload &lt;code&gt;manifest.json&lt;/code&gt; again&lt;/td&gt;&lt;/tr&gt;</w:t>
+      </w:r>
+    </w:p>
+    <w:p>
+      <w:pPr>
+        <w:pStyle w:val="PlainText"/>
+        <w:rPr>
+          <w:rFonts w:ascii="Courier New" w:hAnsi="Courier New" w:cs="Courier New"/>
+        </w:rPr>
+      </w:pPr>
+      <w:r>
+        <w:rPr>
+          <w:rFonts w:ascii="Courier New" w:hAnsi="Courier New" w:cs="Courier New"/>
+        </w:rPr>
+        <w:t xml:space="preserve">            &lt;tr&gt;&lt;td&gt;Answers say "No matching policy text" right after ingestion&lt;/td&gt;&lt;td&gt;OpenSearch Serverless hasn't refreshed yet&lt;/td&gt;&lt;td&gt;Wait a minute&lt;/td&gt;&lt;/tr&gt;</w:t>
+      </w:r>
+    </w:p>
+    <w:p>
+      <w:pPr>
+        <w:pStyle w:val="PlainText"/>
+        <w:rPr>
+          <w:rFonts w:ascii="Courier New" w:hAnsi="Courier New" w:cs="Courier New"/>
+        </w:rPr>
+      </w:pPr>
+      <w:r>
+        <w:rPr>
+          <w:rFonts w:ascii="Courier New" w:hAnsi="Courier New" w:cs="Courier New"/>
+        </w:rPr>
+        <w:t xml:space="preserve">            &lt;tr&gt;&lt;td&gt;Small talk returns policies, or real questions get none&lt;/td&gt;&lt;td&gt;Relevance threshold not measured on these documents&lt;/td&gt;&lt;td&gt;Run the similarity report; set &lt;code&gt;min_best_similarity&lt;/code&gt; between the two groups, not just below the lowest real question&lt;/td&gt;&lt;/t</w:t>
+      </w:r>
+      <w:r>
+        <w:rPr>
+          <w:rFonts w:ascii="Courier New" w:hAnsi="Courier New" w:cs="Courier New"/>
+        </w:rPr>
+        <w:t>r&gt;</w:t>
+      </w:r>
+    </w:p>
+    <w:p>
+      <w:pPr>
+        <w:pStyle w:val="PlainText"/>
+        <w:rPr>
+          <w:rFonts w:ascii="Courier New" w:hAnsi="Courier New" w:cs="Courier New"/>
+        </w:rPr>
+      </w:pPr>
+      <w:r>
+        <w:rPr>
+          <w:rFonts w:ascii="Courier New" w:hAnsi="Courier New" w:cs="Courier New"/>
+        </w:rPr>
+        <w:t xml:space="preserve">            &lt;tr&gt;&lt;td&gt;The same question passes one run and fails the next&lt;/td&gt;&lt;td&gt;The threshold sits inside the noise of approximate vector search&lt;/td&gt;&lt;td&gt;Move it further from the lowest real score, and set temperature to 0 before comparing runs at all&lt;/td&gt;&lt;/tr&gt;</w:t>
+      </w:r>
+    </w:p>
+    <w:p>
+      <w:pPr>
+        <w:pStyle w:val="PlainText"/>
+        <w:rPr>
+          <w:rFonts w:ascii="Courier New" w:hAnsi="Courier New" w:cs="Courier New"/>
+        </w:rPr>
+      </w:pPr>
+      <w:r>
+        <w:rPr>
+          <w:rFonts w:ascii="Courier New" w:hAnsi="Courier New" w:cs="Courier New"/>
+        </w:rPr>
+        <w:t xml:space="preserve">            &lt;tr&gt;&lt;td&gt;A normal HR question is blocked&lt;/td&gt;&lt;td&gt;Prompt attack filter at HIGH&lt;/td&gt;&lt;td&gt;Lower it to MEDIUM in &lt;code&gt;bedrock.tf&lt;/code&gt;, apply&lt;/td&gt;&lt;/tr&gt;</w:t>
       </w:r>
     </w:p>
     <w:p>
@@ -18891,55 +22126,27 @@
           <w:rFonts w:ascii="Courier New" w:hAnsi="Courier New" w:cs="Courier New"/>
         </w:rPr>
         <w:lastRenderedPageBreak/>
-        <w:t xml:space="preserve">            &lt;tr&gt;&lt;td&gt;Secrets Manager&lt;/td&gt;&lt;td&gt;$0.40 per secret&lt;/td&gt;&lt;td class="num"&gt;≈ $1&lt;/td&gt;&lt;/tr&gt;</w:t>
-      </w:r>
-    </w:p>
-    <w:p>
-      <w:pPr>
-        <w:pStyle w:val="PlainText"/>
-        <w:rPr>
-          <w:rFonts w:ascii="Courier New" w:hAnsi="Courier New" w:cs="Courier New"/>
-        </w:rPr>
-      </w:pPr>
-      <w:r>
-        <w:rPr>
-          <w:rFonts w:ascii="Courier New" w:hAnsi="Courier New" w:cs="Courier New"/>
-        </w:rPr>
-        <w:t xml:space="preserve">            &lt;tr&gt;&lt;td&gt;Bedrock&lt;/td&gt;&lt;td&gt;Nova Pro, Titan embeddings, guardrail checks. A question is well under a cent&lt;/td&gt;&lt;td class="num"&gt;$1–$5&lt;/td&gt;&lt;/tr&gt;</w:t>
-      </w:r>
-    </w:p>
-    <w:p>
-      <w:pPr>
-        <w:pStyle w:val="PlainText"/>
-        <w:rPr>
-          <w:rFonts w:ascii="Courier New" w:hAnsi="Courier New" w:cs="Courier New"/>
-        </w:rPr>
-      </w:pPr>
-      <w:r>
-        <w:rPr>
-          <w:rFonts w:ascii="Courier New" w:hAnsi="Courier New" w:cs="Courier New"/>
-        </w:rPr>
-        <w:t xml:space="preserve">            &lt;tr&gt;&lt;td&gt;Lambda, API Gateway</w:t>
-      </w:r>
-      <w:r>
-        <w:rPr>
-          <w:rFonts w:ascii="Courier New" w:hAnsi="Courier New" w:cs="Courier New"/>
-        </w:rPr>
-        <w:t>, CloudFront, S3, Cognito, CloudWatch&lt;/td&gt;&lt;td&gt;Mostly within free tiers at class traffic&lt;/td&gt;&lt;td class="num"&gt;$1–$5&lt;/td&gt;&lt;/tr&gt;</w:t>
-      </w:r>
-    </w:p>
-    <w:p>
-      <w:pPr>
-        <w:pStyle w:val="PlainText"/>
-        <w:rPr>
-          <w:rFonts w:ascii="Courier New" w:hAnsi="Courier New" w:cs="Courier New"/>
-        </w:rPr>
-      </w:pPr>
-      <w:r>
-        <w:rPr>
-          <w:rFonts w:ascii="Courier New" w:hAnsi="Courier New" w:cs="Courier New"/>
-        </w:rPr>
-        <w:t xml:space="preserve">            &lt;tr&gt;&lt;td&gt;&lt;strong&gt;Total&lt;/strong&gt;&lt;/td&gt;&lt;td&gt;About $7–8 a day, most of it OpenSearch Serverless&lt;/td&gt;&lt;td class="num"&gt;&lt;strong&gt;≈ $220–245&lt;/strong&gt;&lt;/td&gt;&lt;/tr&gt;</w:t>
+        <w:t xml:space="preserve">            &lt;tr&gt;&lt;td&gt;Cognito "redirect_mismatch"&lt;/td&gt;&lt;td&gt;App opened at an address other t</w:t>
+      </w:r>
+      <w:r>
+        <w:rPr>
+          <w:rFonts w:ascii="Courier New" w:hAnsi="Courier New" w:cs="Courier New"/>
+        </w:rPr>
+        <w:t>han the CloudFront one&lt;/td&gt;&lt;td&gt;Use &lt;code&gt;terraform output app_url&lt;/code&gt; exactly&lt;/td&gt;&lt;/tr&gt;</w:t>
+      </w:r>
+    </w:p>
+    <w:p>
+      <w:pPr>
+        <w:pStyle w:val="PlainText"/>
+        <w:rPr>
+          <w:rFonts w:ascii="Courier New" w:hAnsi="Courier New" w:cs="Courier New"/>
+        </w:rPr>
+      </w:pPr>
+      <w:r>
+        <w:rPr>
+          <w:rFonts w:ascii="Courier New" w:hAnsi="Courier New" w:cs="Courier New"/>
+        </w:rPr>
+        <w:t xml:space="preserve">            &lt;tr&gt;&lt;td&gt;Terraform: domain already exists&lt;/td&gt;&lt;td&gt;&lt;code&gt;cognito_domain_prefix&lt;/code&gt; taken&lt;/td&gt;&lt;td&gt;Choose another prefix&lt;/td&gt;&lt;/tr&gt;</w:t>
       </w:r>
     </w:p>
     <w:p>
@@ -18995,41 +22202,125 @@
         <w:rPr>
           <w:rFonts w:ascii="Courier New" w:hAnsi="Courier New" w:cs="Courier New"/>
         </w:rPr>
-        <w:t xml:space="preserve">      &lt;div class="callout warn"&gt;</w:t>
-      </w:r>
-    </w:p>
-    <w:p>
-      <w:pPr>
-        <w:pStyle w:val="PlainText"/>
-        <w:rPr>
-          <w:rFonts w:ascii="Courier New" w:hAnsi="Courier New" w:cs="Courier New"/>
-        </w:rPr>
-      </w:pPr>
-      <w:r>
-        <w:rPr>
-          <w:rFonts w:ascii="Courier New" w:hAnsi="Courier New" w:cs="Courier New"/>
-        </w:rPr>
-        <w:t xml:space="preserve">        &lt;span class="label"&gt;The $25–$100 a month target&lt;/span&gt;</w:t>
-      </w:r>
-    </w:p>
-    <w:p>
-      <w:pPr>
-        <w:pStyle w:val="PlainText"/>
-        <w:rPr>
-          <w:rFonts w:ascii="Courier New" w:hAnsi="Courier New" w:cs="Courier New"/>
-        </w:rPr>
-      </w:pPr>
-      <w:r>
-        <w:rPr>
-          <w:rFonts w:ascii="Courier New" w:hAnsi="Courier New" w:cs="Courier New"/>
-        </w:rPr>
-        <w:t xml:space="preserve">        &lt;p&gt;This architecture meets it only if you &lt;strong&gt;destroy it between sessio</w:t>
-      </w:r>
-      <w:r>
-        <w:rPr>
-          <w:rFonts w:ascii="Courier New" w:hAnsi="Courier New" w:cs="Courier New"/>
-        </w:rPr>
-        <w:t>ns&lt;/strong&gt;: about 10 running days a month. Terraform makes that practical: apply takes 30 minutes, destroy about 20. To run it longer for less, replace OpenSearch Serverless with an OpenSearch Service domain on a small instance, or with pgvector in the Aurora database you already have. Both change &lt;code&gt;search_index.py&lt;/code&gt; and &lt;code&gt;opensearch.tf&lt;/code&gt; only.&lt;/p&gt;</w:t>
+        <w:t xml:space="preserve">    &lt;/section&gt;</w:t>
+      </w:r>
+    </w:p>
+    <w:p>
+      <w:pPr>
+        <w:pStyle w:val="PlainText"/>
+        <w:rPr>
+          <w:rFonts w:ascii="Courier New" w:hAnsi="Courier New" w:cs="Courier New"/>
+        </w:rPr>
+      </w:pPr>
+      <w:r>
+        <w:rPr>
+          <w:rFonts w:ascii="Courier New" w:hAnsi="Courier New" w:cs="Courier New"/>
+        </w:rPr>
+        <w:t xml:space="preserve">  &lt;!-- ============================================================ --&gt;</w:t>
+      </w:r>
+    </w:p>
+    <w:p>
+      <w:pPr>
+        <w:pStyle w:val="PlainText"/>
+        <w:rPr>
+          <w:rFonts w:ascii="Courier New" w:hAnsi="Courier New" w:cs="Courier New"/>
+        </w:rPr>
+      </w:pPr>
+      <w:r>
+        <w:rPr>
+          <w:rFonts w:ascii="Courier New" w:hAnsi="Courier New" w:cs="Courier New"/>
+        </w:rPr>
+        <w:t xml:space="preserve">    &lt;section id="clickops"&gt;</w:t>
+      </w:r>
+    </w:p>
+    <w:p>
+      <w:pPr>
+        <w:pStyle w:val="PlainText"/>
+        <w:rPr>
+          <w:rFonts w:ascii="Courier New" w:hAnsi="Courier New" w:cs="Courier New"/>
+        </w:rPr>
+      </w:pPr>
+      <w:r>
+        <w:rPr>
+          <w:rFonts w:ascii="Courier New" w:hAnsi="Courier New" w:cs="Courier New"/>
+        </w:rPr>
+        <w:t xml:space="preserve">      &lt;div class="prose"&gt;</w:t>
+      </w:r>
+    </w:p>
+    <w:p>
+      <w:pPr>
+        <w:pStyle w:val="PlainText"/>
+        <w:rPr>
+          <w:rFonts w:ascii="Courier New" w:hAnsi="Courier New" w:cs="Courier New"/>
+        </w:rPr>
+      </w:pPr>
+      <w:r>
+        <w:rPr>
+          <w:rFonts w:ascii="Courier New" w:hAnsi="Courier New" w:cs="Courier New"/>
+        </w:rPr>
+        <w:t xml:space="preserve">        &lt;h2&gt;Appendix: building it by hand in the console&lt;/h2&gt;</w:t>
+      </w:r>
+    </w:p>
+    <w:p>
+      <w:pPr>
+        <w:pStyle w:val="PlainText"/>
+        <w:rPr>
+          <w:rFonts w:ascii="Courier New" w:hAnsi="Courier New" w:cs="Courier New"/>
+        </w:rPr>
+      </w:pPr>
+      <w:r>
+        <w:rPr>
+          <w:rFonts w:ascii="Courier New" w:hAnsi="Courier New" w:cs="Courier New"/>
+        </w:rPr>
+        <w:t xml:space="preserve">        &lt;p&gt;Optional, and no</w:t>
+      </w:r>
+      <w:r>
+        <w:rPr>
+          <w:rFonts w:ascii="Courier New" w:hAnsi="Courier New" w:cs="Courier New"/>
+        </w:rPr>
+        <w:t>t part of the four hours. A console screen shows you choices a Terraform file hides. Do it once, on your own time, for the services you want to understand properly.&lt;/p&gt;</w:t>
+      </w:r>
+    </w:p>
+    <w:p>
+      <w:pPr>
+        <w:pStyle w:val="PlainText"/>
+        <w:rPr>
+          <w:rFonts w:ascii="Courier New" w:hAnsi="Courier New" w:cs="Courier New"/>
+        </w:rPr>
+      </w:pPr>
+      <w:r>
+        <w:rPr>
+          <w:rFonts w:ascii="Courier New" w:hAnsi="Courier New" w:cs="Courier New"/>
+        </w:rPr>
+        <w:t xml:space="preserve">        &lt;p&gt;&lt;strong&gt;The full walkthrough is &lt;a href="../infra/clickops.md"&gt;infra/clickops.md&lt;/a&gt;&lt;/strong&gt;,</w:t>
+      </w:r>
+    </w:p>
+    <w:p>
+      <w:pPr>
+        <w:pStyle w:val="PlainText"/>
+        <w:rPr>
+          <w:rFonts w:ascii="Courier New" w:hAnsi="Courier New" w:cs="Courier New"/>
+        </w:rPr>
+      </w:pPr>
+      <w:r>
+        <w:rPr>
+          <w:rFonts w:ascii="Courier New" w:hAnsi="Courier New" w:cs="Courier New"/>
+        </w:rPr>
+        <w:t xml:space="preserve">        twenty numbered steps with every setting and why it is set that way. Expect a day.</w:t>
+      </w:r>
+    </w:p>
+    <w:p>
+      <w:pPr>
+        <w:pStyle w:val="PlainText"/>
+        <w:rPr>
+          <w:rFonts w:ascii="Courier New" w:hAnsi="Courier New" w:cs="Courier New"/>
+        </w:rPr>
+      </w:pPr>
+      <w:r>
+        <w:rPr>
+          <w:rFonts w:ascii="Courier New" w:hAnsi="Courier New" w:cs="Courier New"/>
+        </w:rPr>
+        <w:t xml:space="preserve">        The order is not arbitrary: each step needs something the one before it produced.&lt;/p&gt;</w:t>
       </w:r>
     </w:p>
     <w:p>
@@ -19057,313 +22348,193 @@
         <w:rPr>
           <w:rFonts w:ascii="Courier New" w:hAnsi="Courier New" w:cs="Courier New"/>
         </w:rPr>
-        <w:t xml:space="preserve">    &lt;/section&gt;</w:t>
-      </w:r>
-    </w:p>
-    <w:p>
-      <w:pPr>
-        <w:pStyle w:val="PlainText"/>
-        <w:rPr>
-          <w:rFonts w:ascii="Courier New" w:hAnsi="Courier New" w:cs="Courier New"/>
-        </w:rPr>
-      </w:pPr>
-    </w:p>
-    <w:p>
-      <w:pPr>
-        <w:pStyle w:val="PlainText"/>
-        <w:rPr>
-          <w:rFonts w:ascii="Courier New" w:hAnsi="Courier New" w:cs="Courier New"/>
-        </w:rPr>
-      </w:pPr>
-      <w:r>
-        <w:rPr>
-          <w:rFonts w:ascii="Courier New" w:hAnsi="Courier New" w:cs="Courier New"/>
-        </w:rPr>
-        <w:t xml:space="preserve">    &lt;!-- ============================================================ --&gt;</w:t>
-      </w:r>
-    </w:p>
-    <w:p>
-      <w:pPr>
-        <w:pStyle w:val="PlainText"/>
-        <w:rPr>
-          <w:rFonts w:ascii="Courier New" w:hAnsi="Courier New" w:cs="Courier New"/>
-        </w:rPr>
-      </w:pPr>
-      <w:r>
-        <w:rPr>
-          <w:rFonts w:ascii="Courier New" w:hAnsi="Courier New" w:cs="Courier New"/>
-        </w:rPr>
-        <w:t xml:space="preserve">    &lt;section id="teardown"&gt;</w:t>
-      </w:r>
-    </w:p>
-    <w:p>
-      <w:pPr>
-        <w:pStyle w:val="PlainText"/>
-        <w:rPr>
-          <w:rFonts w:ascii="Courier New" w:hAnsi="Courier New" w:cs="Courier New"/>
-        </w:rPr>
-      </w:pPr>
-      <w:r>
-        <w:rPr>
-          <w:rFonts w:ascii="Courier New" w:hAnsi="Courier New" w:cs="Courier New"/>
-        </w:rPr>
-        <w:t xml:space="preserve">      &lt;div </w:t>
-      </w:r>
-      <w:r>
-        <w:rPr>
-          <w:rFonts w:ascii="Courier New" w:hAnsi="Courier New" w:cs="Courier New"/>
-        </w:rPr>
-        <w:t>class="prose"&gt;</w:t>
-      </w:r>
-    </w:p>
-    <w:p>
-      <w:pPr>
-        <w:pStyle w:val="PlainText"/>
-        <w:rPr>
-          <w:rFonts w:ascii="Courier New" w:hAnsi="Courier New" w:cs="Courier New"/>
-        </w:rPr>
-      </w:pPr>
-      <w:r>
-        <w:rPr>
-          <w:rFonts w:ascii="Courier New" w:hAnsi="Courier New" w:cs="Courier New"/>
-        </w:rPr>
-        <w:t xml:space="preserve">        &lt;h2&gt;Tear down&lt;/h2&gt;</w:t>
-      </w:r>
-    </w:p>
-    <w:p>
-      <w:pPr>
-        <w:pStyle w:val="PlainText"/>
-        <w:rPr>
-          <w:rFonts w:ascii="Courier New" w:hAnsi="Courier New" w:cs="Courier New"/>
-        </w:rPr>
-      </w:pPr>
-      <w:r>
-        <w:rPr>
-          <w:rFonts w:ascii="Courier New" w:hAnsi="Courier New" w:cs="Courier New"/>
-        </w:rPr>
-        <w:t xml:space="preserve">        &lt;pre&gt;&lt;code&gt;terraform -chdir=infra/terraform destroy&lt;/code&gt;&lt;/pre&gt;</w:t>
-      </w:r>
-    </w:p>
-    <w:p>
-      <w:pPr>
-        <w:pStyle w:val="PlainText"/>
-        <w:rPr>
-          <w:rFonts w:ascii="Courier New" w:hAnsi="Courier New" w:cs="Courier New"/>
-        </w:rPr>
-      </w:pPr>
-      <w:r>
-        <w:rPr>
-          <w:rFonts w:ascii="Courier New" w:hAnsi="Courier New" w:cs="Courier New"/>
-        </w:rPr>
-        <w:t xml:space="preserve">        &lt;p&gt;About &lt;strong&gt;20 minutes&lt;/strong&gt;, against 8 to create. Start it and go and do</w:t>
-      </w:r>
-    </w:p>
-    <w:p>
-      <w:pPr>
-        <w:pStyle w:val="PlainText"/>
-        <w:rPr>
-          <w:rFonts w:ascii="Courier New" w:hAnsi="Courier New" w:cs="Courier New"/>
-        </w:rPr>
-      </w:pPr>
-      <w:r>
-        <w:rPr>
-          <w:rFonts w:ascii="Courier New" w:hAnsi="Courier New" w:cs="Courier New"/>
-        </w:rPr>
-        <w:t xml:space="preserve">        something else.&lt;/p&gt;</w:t>
-      </w:r>
-    </w:p>
-    <w:p>
-      <w:pPr>
-        <w:pStyle w:val="PlainText"/>
-        <w:rPr>
-          <w:rFonts w:ascii="Courier New" w:hAnsi="Courier New" w:cs="Courier New"/>
-        </w:rPr>
-      </w:pPr>
-      <w:r>
-        <w:rPr>
-          <w:rFonts w:ascii="Courier New" w:hAnsi="Courier New" w:cs="Courier New"/>
-        </w:rPr>
-        <w:t xml:space="preserve">        &lt;ul&gt;</w:t>
-      </w:r>
-    </w:p>
-    <w:p>
-      <w:pPr>
-        <w:pStyle w:val="PlainText"/>
-        <w:rPr>
-          <w:rFonts w:ascii="Courier New" w:hAnsi="Courier New" w:cs="Courier New"/>
-        </w:rPr>
-      </w:pPr>
-      <w:r>
-        <w:rPr>
-          <w:rFonts w:ascii="Courier New" w:hAnsi="Courier New" w:cs="Courier New"/>
-        </w:rPr>
-        <w:t xml:space="preserve">          &lt;li&gt;It looks stuck for the last ten minutes and is not. Lambda functions in a VPC</w:t>
-      </w:r>
-    </w:p>
-    <w:p>
-      <w:pPr>
-        <w:pStyle w:val="PlainText"/>
-        <w:rPr>
-          <w:rFonts w:ascii="Courier New" w:hAnsi="Courier New" w:cs="Courier New"/>
-        </w:rPr>
-      </w:pPr>
-      <w:r>
-        <w:rPr>
-          <w:rFonts w:ascii="Courier New" w:hAnsi="Courier New" w:cs="Courier New"/>
-        </w:rPr>
-        <w:t xml:space="preserve">          hold network interfaces, AWS releases those on its own schedule, and the security</w:t>
-      </w:r>
-    </w:p>
-    <w:p>
-      <w:pPr>
-        <w:pStyle w:val="PlainText"/>
-        <w:rPr>
-          <w:rFonts w:ascii="Courier New" w:hAnsi="Courier New" w:cs="Courier New"/>
-        </w:rPr>
-      </w:pPr>
-      <w:r>
-        <w:rPr>
-          <w:rFonts w:ascii="Courier New" w:hAnsi="Courier New" w:cs="Courier New"/>
-        </w:rPr>
-        <w:t xml:space="preserve">          group and subnets cannot be deleted until it does. Leave it running.&lt;/li</w:t>
-      </w:r>
-      <w:r>
-        <w:rPr>
-          <w:rFonts w:ascii="Courier New" w:hAnsi="Courier New" w:cs="Courier New"/>
-        </w:rPr>
-        <w:t>&gt;</w:t>
-      </w:r>
-    </w:p>
-    <w:p>
-      <w:pPr>
-        <w:pStyle w:val="PlainText"/>
-        <w:rPr>
-          <w:rFonts w:ascii="Courier New" w:hAnsi="Courier New" w:cs="Courier New"/>
-        </w:rPr>
-      </w:pPr>
-      <w:r>
-        <w:rPr>
-          <w:rFonts w:ascii="Courier New" w:hAnsi="Courier New" w:cs="Courier New"/>
-        </w:rPr>
-        <w:t xml:space="preserve">          &lt;li&gt;Check it is gone with &lt;code&gt;aws lambda list-functions&lt;/code&gt;,</w:t>
-      </w:r>
-    </w:p>
-    <w:p>
-      <w:pPr>
-        <w:pStyle w:val="PlainText"/>
-        <w:rPr>
-          <w:rFonts w:ascii="Courier New" w:hAnsi="Courier New" w:cs="Courier New"/>
-        </w:rPr>
-      </w:pPr>
-      <w:r>
-        <w:rPr>
-          <w:rFonts w:ascii="Courier New" w:hAnsi="Courier New" w:cs="Courier New"/>
-        </w:rPr>
-        <w:t xml:space="preserve">          &lt;code&gt;aws rds describe-db-clusters&lt;/code&gt;,</w:t>
-      </w:r>
-    </w:p>
-    <w:p>
-      <w:pPr>
-        <w:pStyle w:val="PlainText"/>
-        <w:rPr>
-          <w:rFonts w:ascii="Courier New" w:hAnsi="Courier New" w:cs="Courier New"/>
-        </w:rPr>
-      </w:pPr>
-      <w:r>
-        <w:rPr>
-          <w:rFonts w:ascii="Courier New" w:hAnsi="Courier New" w:cs="Courier New"/>
-        </w:rPr>
-        <w:t xml:space="preserve">          &lt;code&gt;aws opensearchserverless list-collections&lt;/code&gt; and</w:t>
-      </w:r>
-    </w:p>
-    <w:p>
-      <w:pPr>
-        <w:pStyle w:val="PlainText"/>
-        <w:rPr>
-          <w:rFonts w:ascii="Courier New" w:hAnsi="Courier New" w:cs="Courier New"/>
-        </w:rPr>
-      </w:pPr>
-      <w:r>
-        <w:rPr>
-          <w:rFonts w:ascii="Courier New" w:hAnsi="Courier New" w:cs="Courier New"/>
-        </w:rPr>
-        <w:t xml:space="preserve">          &lt;code&gt;aws s3api list-buckets&lt;/code&gt;. Expect &lt;code&gt;0&lt;/code&gt; from each.&lt;/li&gt;</w:t>
-      </w:r>
-    </w:p>
-    <w:p>
-      <w:pPr>
-        <w:pStyle w:val="PlainText"/>
-        <w:rPr>
-          <w:rFonts w:ascii="Courier New" w:hAnsi="Courier New" w:cs="Courier New"/>
-        </w:rPr>
-      </w:pPr>
-      <w:r>
-        <w:rPr>
-          <w:rFonts w:ascii="Courier New" w:hAnsi="Courier New" w:cs="Courier New"/>
-        </w:rPr>
-        <w:t xml:space="preserve">          &lt;li&gt;Terraform state still holds the &lt;code&gt;hr_app&lt;/code&gt; password until you delete</w:t>
-      </w:r>
-    </w:p>
-    <w:p>
-      <w:pPr>
-        <w:pStyle w:val="PlainText"/>
-        <w:rPr>
-          <w:rFonts w:ascii="Courier New" w:hAnsi="Courier New" w:cs="Courier New"/>
-        </w:rPr>
-      </w:pPr>
-      <w:r>
-        <w:rPr>
-          <w:rFonts w:ascii="Courier New" w:hAnsi="Courier New" w:cs="Courier New"/>
-        </w:rPr>
-        <w:t xml:space="preserve">          &lt;code&gt;terraform.tfstate&lt;/code&gt;. In a team, state lives in an encrypted S3 bucket.&lt;/li&gt;</w:t>
-      </w:r>
-    </w:p>
-    <w:p>
-      <w:pPr>
-        <w:pStyle w:val="PlainText"/>
-        <w:rPr>
-          <w:rFonts w:ascii="Courier New" w:hAnsi="Courier New" w:cs="Courier New"/>
-        </w:rPr>
-      </w:pPr>
-      <w:r>
-        <w:rPr>
-          <w:rFonts w:ascii="Courier New" w:hAnsi="Courier New" w:cs="Courier New"/>
-        </w:rPr>
-        <w:t xml:space="preserve">        &lt;/ul&gt;</w:t>
-      </w:r>
-    </w:p>
-    <w:p>
-      <w:pPr>
-        <w:pStyle w:val="PlainText"/>
-        <w:rPr>
-          <w:rFonts w:ascii="Courier New" w:hAnsi="Courier New" w:cs="Courier New"/>
-        </w:rPr>
-      </w:pPr>
-      <w:r>
-        <w:rPr>
-          <w:rFonts w:ascii="Courier New" w:hAnsi="Courier New" w:cs="Courier New"/>
-        </w:rPr>
-        <w:t xml:space="preserve">      &lt;/div&gt;</w:t>
-      </w:r>
-    </w:p>
-    <w:p>
-      <w:pPr>
-        <w:pStyle w:val="PlainText"/>
-        <w:rPr>
-          <w:rFonts w:ascii="Courier New" w:hAnsi="Courier New" w:cs="Courier New"/>
-        </w:rPr>
-      </w:pPr>
-      <w:r>
-        <w:rPr>
-          <w:rFonts w:ascii="Courier New" w:hAnsi="Courier New" w:cs="Courier New"/>
-        </w:rPr>
-        <w:t xml:space="preserve">    &lt;/secti</w:t>
-      </w:r>
-      <w:r>
-        <w:rPr>
-          <w:rFonts w:ascii="Courier New" w:hAnsi="Courier New" w:cs="Courier New"/>
-        </w:rPr>
-        <w:t>on&gt;</w:t>
+        <w:t xml:space="preserve">      &lt;div class="table-wrap"&gt;</w:t>
+      </w:r>
+    </w:p>
+    <w:p>
+      <w:pPr>
+        <w:pStyle w:val="PlainText"/>
+        <w:rPr>
+          <w:rFonts w:ascii="Courier New" w:hAnsi="Courier New" w:cs="Courier New"/>
+        </w:rPr>
+      </w:pPr>
+      <w:r>
+        <w:rPr>
+          <w:rFonts w:ascii="Courier New" w:hAnsi="Courier New" w:cs="Courier New"/>
+        </w:rPr>
+        <w:t xml:space="preserve">        </w:t>
+      </w:r>
+      <w:r>
+        <w:rPr>
+          <w:rFonts w:ascii="Courier New" w:hAnsi="Courier New" w:cs="Courier New"/>
+        </w:rPr>
+        <w:t>&lt;table&gt;</w:t>
+      </w:r>
+    </w:p>
+    <w:p>
+      <w:pPr>
+        <w:pStyle w:val="PlainText"/>
+        <w:rPr>
+          <w:rFonts w:ascii="Courier New" w:hAnsi="Courier New" w:cs="Courier New"/>
+        </w:rPr>
+      </w:pPr>
+      <w:r>
+        <w:rPr>
+          <w:rFonts w:ascii="Courier New" w:hAnsi="Courier New" w:cs="Courier New"/>
+        </w:rPr>
+        <w:t xml:space="preserve">          &lt;thead&gt;&lt;tr&gt;&lt;th&gt;Step&lt;/th&gt;&lt;th&gt;What you build&lt;/th&gt;&lt;th&gt;Why in this order&lt;/th&gt;&lt;/tr&gt;&lt;/thead&gt;</w:t>
+      </w:r>
+    </w:p>
+    <w:p>
+      <w:pPr>
+        <w:pStyle w:val="PlainText"/>
+        <w:rPr>
+          <w:rFonts w:ascii="Courier New" w:hAnsi="Courier New" w:cs="Courier New"/>
+        </w:rPr>
+      </w:pPr>
+      <w:r>
+        <w:rPr>
+          <w:rFonts w:ascii="Courier New" w:hAnsi="Courier New" w:cs="Courier New"/>
+        </w:rPr>
+        <w:t xml:space="preserve">          &lt;tbody&gt;</w:t>
+      </w:r>
+    </w:p>
+    <w:p>
+      <w:pPr>
+        <w:pStyle w:val="PlainText"/>
+        <w:rPr>
+          <w:rFonts w:ascii="Courier New" w:hAnsi="Courier New" w:cs="Courier New"/>
+        </w:rPr>
+      </w:pPr>
+      <w:r>
+        <w:rPr>
+          <w:rFonts w:ascii="Courier New" w:hAnsi="Courier New" w:cs="Courier New"/>
+        </w:rPr>
+        <w:t xml:space="preserve">            &lt;tr&gt;&lt;td&gt;3&lt;/td&gt;&lt;td&gt;Turn on the models in Bedrock&lt;/td&gt;&lt;td&gt;Access can take a form submission, so start it before you need it&lt;/td&gt;&lt;/tr&gt;</w:t>
+      </w:r>
+    </w:p>
+    <w:p>
+      <w:pPr>
+        <w:pStyle w:val="PlainText"/>
+        <w:rPr>
+          <w:rFonts w:ascii="Courier New" w:hAnsi="Courier New" w:cs="Courier New"/>
+        </w:rPr>
+      </w:pPr>
+      <w:r>
+        <w:rPr>
+          <w:rFonts w:ascii="Courier New" w:hAnsi="Courier New" w:cs="Courier New"/>
+        </w:rPr>
+        <w:t xml:space="preserve">            &lt;tr&gt;&lt;td&gt;4&lt;/td&gt;&lt;td&gt;The two zip files&lt;/td&gt;&lt;td&gt;The layer and the function code. Lambda cannot be created without them&lt;/td&gt;&lt;/tr&gt;</w:t>
+      </w:r>
+    </w:p>
+    <w:p>
+      <w:pPr>
+        <w:pStyle w:val="PlainText"/>
+        <w:rPr>
+          <w:rFonts w:ascii="Courier New" w:hAnsi="Courier New" w:cs="Courier New"/>
+        </w:rPr>
+      </w:pPr>
+      <w:r>
+        <w:rPr>
+          <w:rFonts w:ascii="Courier New" w:hAnsi="Courier New" w:cs="Courier New"/>
+        </w:rPr>
+        <w:t xml:space="preserve">            &lt;tr&gt;&lt;td&gt;5, 6&lt;/td&gt;&lt;td&gt;The network, and VPC endpoints&lt;/td&gt;&lt;td&gt;Private subnets with no internet rou</w:t>
+      </w:r>
+      <w:r>
+        <w:rPr>
+          <w:rFonts w:ascii="Courier New" w:hAnsi="Courier New" w:cs="Courier New"/>
+        </w:rPr>
+        <w:t>te, so the endpoints are how Lambda reaches AWS at all&lt;/td&gt;&lt;/tr&gt;</w:t>
+      </w:r>
+    </w:p>
+    <w:p>
+      <w:pPr>
+        <w:pStyle w:val="PlainText"/>
+        <w:rPr>
+          <w:rFonts w:ascii="Courier New" w:hAnsi="Courier New" w:cs="Courier New"/>
+        </w:rPr>
+      </w:pPr>
+      <w:r>
+        <w:rPr>
+          <w:rFonts w:ascii="Courier New" w:hAnsi="Courier New" w:cs="Courier New"/>
+        </w:rPr>
+        <w:t xml:space="preserve">            &lt;tr&gt;&lt;td&gt;7, 8&lt;/td&gt;&lt;td&gt;Aurora, and the application secret&lt;/td&gt;&lt;td&gt;Two database users: admin for setup, &lt;code&gt;hr_app&lt;/code&gt; for the app&lt;/td&gt;&lt;/tr&gt;</w:t>
+      </w:r>
+    </w:p>
+    <w:p>
+      <w:pPr>
+        <w:pStyle w:val="PlainText"/>
+        <w:rPr>
+          <w:rFonts w:ascii="Courier New" w:hAnsi="Courier New" w:cs="Courier New"/>
+        </w:rPr>
+      </w:pPr>
+      <w:r>
+        <w:rPr>
+          <w:rFonts w:ascii="Courier New" w:hAnsi="Courier New" w:cs="Courier New"/>
+        </w:rPr>
+        <w:t xml:space="preserve">            &lt;tr&gt;&lt;td&gt;9&lt;/td&gt;&lt;td&gt;OpenSearch Serverless&lt;/td&gt;&lt;td&gt;Three policies before the collection: encryption, network, data access&lt;/td&gt;&lt;/tr&gt;</w:t>
+      </w:r>
+    </w:p>
+    <w:p>
+      <w:pPr>
+        <w:pStyle w:val="PlainText"/>
+        <w:rPr>
+          <w:rFonts w:ascii="Courier New" w:hAnsi="Courier New" w:cs="Courier New"/>
+        </w:rPr>
+      </w:pPr>
+      <w:r>
+        <w:rPr>
+          <w:rFonts w:ascii="Courier New" w:hAnsi="Courier New" w:cs="Courier New"/>
+        </w:rPr>
+        <w:t xml:space="preserve">            &lt;tr&gt;&lt;td&gt;10, 11&lt;/td&gt;&lt;td&gt;The buckets, and the guardrail&lt;/td&gt;&lt;td&gt;The guardrail is checked on the question and on the answer&lt;/td&gt;&lt;/tr&gt;</w:t>
+      </w:r>
+    </w:p>
+    <w:p>
+      <w:pPr>
+        <w:pStyle w:val="PlainText"/>
+        <w:rPr>
+          <w:rFonts w:ascii="Courier New" w:hAnsi="Courier New" w:cs="Courier New"/>
+        </w:rPr>
+      </w:pPr>
+      <w:r>
+        <w:rPr>
+          <w:rFonts w:ascii="Courier New" w:hAnsi="Courier New" w:cs="Courier New"/>
+        </w:rPr>
+        <w:t xml:space="preserve">        </w:t>
+      </w:r>
+      <w:r>
+        <w:rPr>
+          <w:rFonts w:ascii="Courier New" w:hAnsi="Courier New" w:cs="Courier New"/>
+        </w:rPr>
+        <w:t xml:space="preserve">    &lt;tr&gt;&lt;td&gt;12, 13&lt;/td&gt;&lt;td&gt;IAM roles, then the four functions&lt;/td&gt;&lt;td&gt;One role per function, so the chat function cannot write the index&lt;/td&gt;&lt;/tr&gt;</w:t>
+      </w:r>
+    </w:p>
+    <w:p>
+      <w:pPr>
+        <w:pStyle w:val="PlainText"/>
+        <w:rPr>
+          <w:rFonts w:ascii="Courier New" w:hAnsi="Courier New" w:cs="Courier New"/>
+        </w:rPr>
+      </w:pPr>
+      <w:r>
+        <w:rPr>
+          <w:rFonts w:ascii="Courier New" w:hAnsi="Courier New" w:cs="Courier New"/>
+        </w:rPr>
+        <w:t xml:space="preserve">            &lt;tr&gt;&lt;td&gt;14, 15&lt;/td&gt;&lt;td&gt;Create the database, load the documents&lt;/td&gt;&lt;td&gt;Upload the documents first and &lt;code&gt;manifest.json&lt;/code&gt; last: that upload is the trigger&lt;/td&gt;&lt;/tr&gt;</w:t>
+      </w:r>
+    </w:p>
+    <w:p>
+      <w:pPr>
+        <w:pStyle w:val="PlainText"/>
+        <w:rPr>
+          <w:rFonts w:ascii="Courier New" w:hAnsi="Courier New" w:cs="Courier New"/>
+        </w:rPr>
+      </w:pPr>
+      <w:r>
+        <w:rPr>
+          <w:rFonts w:ascii="Courier New" w:hAnsi="Courier New" w:cs="Courier New"/>
+        </w:rPr>
+        <w:t xml:space="preserve">            &lt;tr&gt;&lt;td&gt;16, 17&lt;/td&gt;&lt;td&gt;Cognito, then the API&lt;/td&gt;&lt;td&gt;The API needs the user pool to validate a token against&lt;/td&gt;&lt;/tr&gt;</w:t>
       </w:r>
     </w:p>
     <w:p>
@@ -19378,2995 +22549,13 @@
           <w:rFonts w:ascii="Courier New" w:hAnsi="Courier New" w:cs="Courier New"/>
         </w:rPr>
         <w:lastRenderedPageBreak/>
-        <w:t xml:space="preserve">    &lt;!-- ============================================================ --&gt;</w:t>
-      </w:r>
-    </w:p>
-    <w:p>
-      <w:pPr>
-        <w:pStyle w:val="PlainText"/>
-        <w:rPr>
-          <w:rFonts w:ascii="Courier New" w:hAnsi="Courier New" w:cs="Courier New"/>
-        </w:rPr>
-      </w:pPr>
-      <w:r>
-        <w:rPr>
-          <w:rFonts w:ascii="Courier New" w:hAnsi="Courier New" w:cs="Courier New"/>
-        </w:rPr>
-        <w:t xml:space="preserve">    &lt;section id="goodtoknow"&gt;</w:t>
-      </w:r>
-    </w:p>
-    <w:p>
-      <w:pPr>
-        <w:pStyle w:val="PlainText"/>
-        <w:rPr>
-          <w:rFonts w:ascii="Courier New" w:hAnsi="Courier New" w:cs="Courier New"/>
-        </w:rPr>
-      </w:pPr>
-      <w:r>
-        <w:rPr>
-          <w:rFonts w:ascii="Courier New" w:hAnsi="Courier New" w:cs="Courier New"/>
-        </w:rPr>
-        <w:t xml:space="preserve">      &lt;div class="prose"&gt;</w:t>
-      </w:r>
-    </w:p>
-    <w:p>
-      <w:pPr>
-        <w:pStyle w:val="PlainText"/>
-        <w:rPr>
-          <w:rFonts w:ascii="Courier New" w:hAnsi="Courier New" w:cs="Courier New"/>
-        </w:rPr>
-      </w:pPr>
-      <w:r>
-        <w:rPr>
-          <w:rFonts w:ascii="Courier New" w:hAnsi="Courier New" w:cs="Courier New"/>
-        </w:rPr>
-        <w:t xml:space="preserve">        &lt;h2&gt;Good to know&lt;/h2&gt;</w:t>
-      </w:r>
-    </w:p>
-    <w:p>
-      <w:pPr>
-        <w:pStyle w:val="PlainText"/>
-        <w:rPr>
-          <w:rFonts w:ascii="Courier New" w:hAnsi="Courier New" w:cs="Courier New"/>
-        </w:rPr>
-      </w:pPr>
-      <w:r>
-        <w:rPr>
-          <w:rFonts w:ascii="Courier New" w:hAnsi="Courier New" w:cs="Courier New"/>
-        </w:rPr>
-        <w:t xml:space="preserve">        &lt;p&gt;This project makes one choice at every step. Here are the choices that existed,</w:t>
-      </w:r>
-    </w:p>
-    <w:p>
-      <w:pPr>
-        <w:pStyle w:val="PlainText"/>
-        <w:rPr>
-          <w:rFonts w:ascii="Courier New" w:hAnsi="Courier New" w:cs="Courier New"/>
-        </w:rPr>
-      </w:pPr>
-      <w:r>
-        <w:rPr>
-          <w:rFonts w:ascii="Courier New" w:hAnsi="Courier New" w:cs="Courier New"/>
-        </w:rPr>
-        <w:t xml:space="preserve">        and what actually decides them, because the next system you work on will be</w:t>
-      </w:r>
-    </w:p>
-    <w:p>
-      <w:pPr>
-        <w:pStyle w:val="PlainText"/>
-        <w:rPr>
-          <w:rFonts w:ascii="Courier New" w:hAnsi="Courier New" w:cs="Courier New"/>
-        </w:rPr>
-      </w:pPr>
-      <w:r>
-        <w:rPr>
-          <w:rFonts w:ascii="Courier New" w:hAnsi="Courier New" w:cs="Courier New"/>
-        </w:rPr>
-        <w:t xml:space="preserve">        different.&lt;/p&gt;</w:t>
-      </w:r>
-    </w:p>
-    <w:p>
-      <w:pPr>
-        <w:pStyle w:val="PlainText"/>
-        <w:rPr>
-          <w:rFonts w:ascii="Courier New" w:hAnsi="Courier New" w:cs="Courier New"/>
-        </w:rPr>
-      </w:pPr>
-      <w:r>
-        <w:rPr>
-          <w:rFonts w:ascii="Courier New" w:hAnsi="Courier New" w:cs="Courier New"/>
-        </w:rPr>
-        <w:t xml:space="preserve">        &lt;p&gt;The full version of these notes is</w:t>
-      </w:r>
-    </w:p>
-    <w:p>
-      <w:pPr>
-        <w:pStyle w:val="PlainText"/>
-        <w:rPr>
-          <w:rFonts w:ascii="Courier New" w:hAnsi="Courier New" w:cs="Courier New"/>
-        </w:rPr>
-      </w:pPr>
-      <w:r>
-        <w:rPr>
-          <w:rFonts w:ascii="Courier New" w:hAnsi="Courier New" w:cs="Courier New"/>
-        </w:rPr>
-        <w:t xml:space="preserve">        &lt;a href="../docs/llmops-notes.md"&gt;&lt;code&gt;docs/llmops-notes.md&lt;/code&gt;&lt;/a&gt; in the</w:t>
-      </w:r>
-    </w:p>
-    <w:p>
-      <w:pPr>
-        <w:pStyle w:val="PlainText"/>
-        <w:rPr>
-          <w:rFonts w:ascii="Courier New" w:hAnsi="Courier New" w:cs="Courier New"/>
-        </w:rPr>
-      </w:pPr>
-      <w:r>
-        <w:rPr>
-          <w:rFonts w:ascii="Courier New" w:hAnsi="Courier New" w:cs="Courier New"/>
-        </w:rPr>
-        <w:t xml:space="preserve">        repositor</w:t>
-      </w:r>
-      <w:r>
-        <w:rPr>
-          <w:rFonts w:ascii="Courier New" w:hAnsi="Courier New" w:cs="Courier New"/>
-        </w:rPr>
-        <w:t>y.&lt;/p&gt;</w:t>
-      </w:r>
-    </w:p>
-    <w:p>
-      <w:pPr>
-        <w:pStyle w:val="PlainText"/>
-        <w:rPr>
-          <w:rFonts w:ascii="Courier New" w:hAnsi="Courier New" w:cs="Courier New"/>
-        </w:rPr>
-      </w:pPr>
-    </w:p>
-    <w:p>
-      <w:pPr>
-        <w:pStyle w:val="PlainText"/>
-        <w:rPr>
-          <w:rFonts w:ascii="Courier New" w:hAnsi="Courier New" w:cs="Courier New"/>
-        </w:rPr>
-      </w:pPr>
-      <w:r>
-        <w:rPr>
-          <w:rFonts w:ascii="Courier New" w:hAnsi="Courier New" w:cs="Courier New"/>
-        </w:rPr>
-        <w:t xml:space="preserve">        &lt;h3&gt;Where the data comes from&lt;/h3&gt;</w:t>
-      </w:r>
-    </w:p>
-    <w:p>
-      <w:pPr>
-        <w:pStyle w:val="PlainText"/>
-        <w:rPr>
-          <w:rFonts w:ascii="Courier New" w:hAnsi="Courier New" w:cs="Courier New"/>
-        </w:rPr>
-      </w:pPr>
-      <w:r>
-        <w:rPr>
-          <w:rFonts w:ascii="Courier New" w:hAnsi="Courier New" w:cs="Courier New"/>
-        </w:rPr>
-        <w:t xml:space="preserve">        &lt;p&gt;Before any of the rest matters: who owns these documents, where do they live now,</w:t>
-      </w:r>
-    </w:p>
-    <w:p>
-      <w:pPr>
-        <w:pStyle w:val="PlainText"/>
-        <w:rPr>
-          <w:rFonts w:ascii="Courier New" w:hAnsi="Courier New" w:cs="Courier New"/>
-        </w:rPr>
-      </w:pPr>
-      <w:r>
-        <w:rPr>
-          <w:rFonts w:ascii="Courier New" w:hAnsi="Courier New" w:cs="Courier New"/>
-        </w:rPr>
-        <w:t xml:space="preserve">        how do you find out one changed, and what happens when one is withdrawn. If any of it</w:t>
-      </w:r>
-    </w:p>
-    <w:p>
-      <w:pPr>
-        <w:pStyle w:val="PlainText"/>
-        <w:rPr>
-          <w:rFonts w:ascii="Courier New" w:hAnsi="Courier New" w:cs="Courier New"/>
-        </w:rPr>
-      </w:pPr>
-      <w:r>
-        <w:rPr>
-          <w:rFonts w:ascii="Courier New" w:hAnsi="Courier New" w:cs="Courier New"/>
-        </w:rPr>
-        <w:t xml:space="preserve">        is restricted, permissions have to be part of the pipeline from the start. They cannot</w:t>
-      </w:r>
-    </w:p>
-    <w:p>
-      <w:pPr>
-        <w:pStyle w:val="PlainText"/>
-        <w:rPr>
-          <w:rFonts w:ascii="Courier New" w:hAnsi="Courier New" w:cs="Courier New"/>
-        </w:rPr>
-      </w:pPr>
-      <w:r>
-        <w:rPr>
-          <w:rFonts w:ascii="Courier New" w:hAnsi="Courier New" w:cs="Courier New"/>
-        </w:rPr>
-        <w:t xml:space="preserve">        be added later without rebuilding the index.&lt;/p&gt;</w:t>
-      </w:r>
-    </w:p>
-    <w:p>
-      <w:pPr>
-        <w:pStyle w:val="PlainText"/>
-        <w:rPr>
-          <w:rFonts w:ascii="Courier New" w:hAnsi="Courier New" w:cs="Courier New"/>
-        </w:rPr>
-      </w:pPr>
-      <w:r>
-        <w:rPr>
-          <w:rFonts w:ascii="Courier New" w:hAnsi="Courier New" w:cs="Courier New"/>
-        </w:rPr>
-        <w:t xml:space="preserve">        &lt;p&gt;Here, S3 is the source of truth and &lt;code&gt;manifest.json&lt;/code&gt; is the index of</w:t>
-      </w:r>
-    </w:p>
-    <w:p>
-      <w:pPr>
-        <w:pStyle w:val="PlainText"/>
-        <w:rPr>
-          <w:rFonts w:ascii="Courier New" w:hAnsi="Courier New" w:cs="Courier New"/>
-        </w:rPr>
-      </w:pPr>
-      <w:r>
-        <w:rPr>
-          <w:rFonts w:ascii="Courier New" w:hAnsi="Courier New" w:cs="Courier New"/>
-        </w:rPr>
-        <w:t xml:space="preserve">        record. A full rebuild o</w:t>
-      </w:r>
-      <w:r>
-        <w:rPr>
-          <w:rFonts w:ascii="Courier New" w:hAnsi="Courier New" w:cs="Courier New"/>
-        </w:rPr>
-        <w:t>f 50 documents takes 78 seconds, which is why there is no</w:t>
-      </w:r>
-    </w:p>
-    <w:p>
-      <w:pPr>
-        <w:pStyle w:val="PlainText"/>
-        <w:rPr>
-          <w:rFonts w:ascii="Courier New" w:hAnsi="Courier New" w:cs="Courier New"/>
-        </w:rPr>
-      </w:pPr>
-      <w:r>
-        <w:rPr>
-          <w:rFonts w:ascii="Courier New" w:hAnsi="Courier New" w:cs="Courier New"/>
-        </w:rPr>
-        <w:t xml:space="preserve">        incremental update: it would be complexity with no payoff. At a hundred thousand</w:t>
-      </w:r>
-    </w:p>
-    <w:p>
-      <w:pPr>
-        <w:pStyle w:val="PlainText"/>
-        <w:rPr>
-          <w:rFonts w:ascii="Courier New" w:hAnsi="Courier New" w:cs="Courier New"/>
-        </w:rPr>
-      </w:pPr>
-      <w:r>
-        <w:rPr>
-          <w:rFonts w:ascii="Courier New" w:hAnsi="Courier New" w:cs="Courier New"/>
-        </w:rPr>
-        <w:t xml:space="preserve">        documents that flips.&lt;/p&gt;</w:t>
-      </w:r>
-    </w:p>
-    <w:p>
-      <w:pPr>
-        <w:pStyle w:val="PlainText"/>
-        <w:rPr>
-          <w:rFonts w:ascii="Courier New" w:hAnsi="Courier New" w:cs="Courier New"/>
-        </w:rPr>
-      </w:pPr>
-    </w:p>
-    <w:p>
-      <w:pPr>
-        <w:pStyle w:val="PlainText"/>
-        <w:rPr>
-          <w:rFonts w:ascii="Courier New" w:hAnsi="Courier New" w:cs="Courier New"/>
-        </w:rPr>
-      </w:pPr>
-      <w:r>
-        <w:rPr>
-          <w:rFonts w:ascii="Courier New" w:hAnsi="Courier New" w:cs="Courier New"/>
-        </w:rPr>
-        <w:t xml:space="preserve">        &lt;h3&gt;Loading and parsing&lt;/h3&gt;</w:t>
-      </w:r>
-    </w:p>
-    <w:p>
-      <w:pPr>
-        <w:pStyle w:val="PlainText"/>
-        <w:rPr>
-          <w:rFonts w:ascii="Courier New" w:hAnsi="Courier New" w:cs="Courier New"/>
-        </w:rPr>
-      </w:pPr>
-      <w:r>
-        <w:rPr>
-          <w:rFonts w:ascii="Courier New" w:hAnsi="Courier New" w:cs="Courier New"/>
-        </w:rPr>
-        <w:t xml:space="preserve">        &lt;p&gt;Budget more time for this than feels reasonable. It is the least interesting stage</w:t>
-      </w:r>
-    </w:p>
-    <w:p>
-      <w:pPr>
-        <w:pStyle w:val="PlainText"/>
-        <w:rPr>
-          <w:rFonts w:ascii="Courier New" w:hAnsi="Courier New" w:cs="Courier New"/>
-        </w:rPr>
-      </w:pPr>
-      <w:r>
-        <w:rPr>
-          <w:rFonts w:ascii="Courier New" w:hAnsi="Courier New" w:cs="Courier New"/>
-        </w:rPr>
-        <w:t xml:space="preserve">        and the one that decides whether an answer is possible at all.&lt;/p&gt;</w:t>
-      </w:r>
-    </w:p>
-    <w:p>
-      <w:pPr>
-        <w:pStyle w:val="PlainText"/>
-        <w:rPr>
-          <w:rFonts w:ascii="Courier New" w:hAnsi="Courier New" w:cs="Courier New"/>
-        </w:rPr>
-      </w:pPr>
-      <w:r>
-        <w:rPr>
-          <w:rFonts w:ascii="Courier New" w:hAnsi="Courier New" w:cs="Courier New"/>
-        </w:rPr>
-        <w:t xml:space="preserve">      &lt;/div&gt;</w:t>
-      </w:r>
-    </w:p>
-    <w:p>
-      <w:pPr>
-        <w:pStyle w:val="PlainText"/>
-        <w:rPr>
-          <w:rFonts w:ascii="Courier New" w:hAnsi="Courier New" w:cs="Courier New"/>
-        </w:rPr>
-      </w:pPr>
-      <w:r>
-        <w:rPr>
-          <w:rFonts w:ascii="Courier New" w:hAnsi="Courier New" w:cs="Courier New"/>
-        </w:rPr>
-        <w:t xml:space="preserve">      &lt;div class="table-wrap"&gt;</w:t>
-      </w:r>
-    </w:p>
-    <w:p>
-      <w:pPr>
-        <w:pStyle w:val="PlainText"/>
-        <w:rPr>
-          <w:rFonts w:ascii="Courier New" w:hAnsi="Courier New" w:cs="Courier New"/>
-        </w:rPr>
-      </w:pPr>
-      <w:r>
-        <w:rPr>
-          <w:rFonts w:ascii="Courier New" w:hAnsi="Courier New" w:cs="Courier New"/>
-        </w:rPr>
-        <w:t xml:space="preserve">        &lt;table&gt;</w:t>
-      </w:r>
-    </w:p>
-    <w:p>
-      <w:pPr>
-        <w:pStyle w:val="PlainText"/>
-        <w:rPr>
-          <w:rFonts w:ascii="Courier New" w:hAnsi="Courier New" w:cs="Courier New"/>
-        </w:rPr>
-      </w:pPr>
-      <w:r>
-        <w:rPr>
-          <w:rFonts w:ascii="Courier New" w:hAnsi="Courier New" w:cs="Courier New"/>
-        </w:rPr>
-        <w:t xml:space="preserve">          &lt;thead&gt;&lt;tr&gt;&lt;th&gt;Format&lt;/th&gt;&lt;th&gt;What goes wrong&lt;/th&gt;&lt;/tr</w:t>
-      </w:r>
-      <w:r>
-        <w:rPr>
-          <w:rFonts w:ascii="Courier New" w:hAnsi="Courier New" w:cs="Courier New"/>
-        </w:rPr>
-        <w:t>&gt;&lt;/thead&gt;</w:t>
-      </w:r>
-    </w:p>
-    <w:p>
-      <w:pPr>
-        <w:pStyle w:val="PlainText"/>
-        <w:rPr>
-          <w:rFonts w:ascii="Courier New" w:hAnsi="Courier New" w:cs="Courier New"/>
-        </w:rPr>
-      </w:pPr>
-      <w:r>
-        <w:rPr>
-          <w:rFonts w:ascii="Courier New" w:hAnsi="Courier New" w:cs="Courier New"/>
-        </w:rPr>
-        <w:t xml:space="preserve">          &lt;tbody&gt;</w:t>
-      </w:r>
-    </w:p>
-    <w:p>
-      <w:pPr>
-        <w:pStyle w:val="PlainText"/>
-        <w:rPr>
-          <w:rFonts w:ascii="Courier New" w:hAnsi="Courier New" w:cs="Courier New"/>
-        </w:rPr>
-      </w:pPr>
-      <w:r>
-        <w:rPr>
-          <w:rFonts w:ascii="Courier New" w:hAnsi="Courier New" w:cs="Courier New"/>
-        </w:rPr>
-        <w:t xml:space="preserve">            &lt;tr&gt;&lt;td&gt;PDF&lt;/td&gt;&lt;td&gt;Text-layer PDFs are fine. Scans are images and need OCR. Two-column layouts get read straight across&lt;/td&gt;&lt;/tr&gt;</w:t>
-      </w:r>
-    </w:p>
-    <w:p>
-      <w:pPr>
-        <w:pStyle w:val="PlainText"/>
-        <w:rPr>
-          <w:rFonts w:ascii="Courier New" w:hAnsi="Courier New" w:cs="Courier New"/>
-        </w:rPr>
-      </w:pPr>
-      <w:r>
-        <w:rPr>
-          <w:rFonts w:ascii="Courier New" w:hAnsi="Courier New" w:cs="Courier New"/>
-        </w:rPr>
-        <w:t xml:space="preserve">            &lt;tr&gt;&lt;td&gt;DOCX&lt;/td&gt;&lt;td&gt;Tables and headers are easy to lose. Tracked changes may still be in there&lt;/td&gt;&lt;/tr&gt;</w:t>
-      </w:r>
-    </w:p>
-    <w:p>
-      <w:pPr>
-        <w:pStyle w:val="PlainText"/>
-        <w:rPr>
-          <w:rFonts w:ascii="Courier New" w:hAnsi="Courier New" w:cs="Courier New"/>
-        </w:rPr>
-      </w:pPr>
-      <w:r>
-        <w:rPr>
-          <w:rFonts w:ascii="Courier New" w:hAnsi="Courier New" w:cs="Courier New"/>
-        </w:rPr>
-        <w:t xml:space="preserve">            &lt;tr&gt;&lt;td&gt;HTML&lt;/td&gt;&lt;td&gt;Navigation, banners and footers become chunks that match everything&lt;/td&gt;&lt;/tr&gt;</w:t>
-      </w:r>
-    </w:p>
-    <w:p>
-      <w:pPr>
-        <w:pStyle w:val="PlainText"/>
-        <w:rPr>
-          <w:rFonts w:ascii="Courier New" w:hAnsi="Courier New" w:cs="Courier New"/>
-        </w:rPr>
-      </w:pPr>
-      <w:r>
-        <w:rPr>
-          <w:rFonts w:ascii="Courier New" w:hAnsi="Courier New" w:cs="Courier New"/>
-        </w:rPr>
-        <w:t xml:space="preserve">            &lt;tr&gt;&lt;td&gt;CSV, XLSX&lt;/td&gt;&lt;td&gt;A row is a fact. Chunk the file as prose and the fact disappears&lt;/td&gt;&lt;/tr&gt;</w:t>
-      </w:r>
-    </w:p>
-    <w:p>
-      <w:pPr>
-        <w:pStyle w:val="PlainText"/>
-        <w:rPr>
-          <w:rFonts w:ascii="Courier New" w:hAnsi="Courier New" w:cs="Courier New"/>
-        </w:rPr>
-      </w:pPr>
-      <w:r>
-        <w:rPr>
-          <w:rFonts w:ascii="Courier New" w:hAnsi="Courier New" w:cs="Courier New"/>
-        </w:rPr>
-        <w:t xml:space="preserve">            &lt;tr&gt;&lt;td&gt;PowerPoint&lt;/td&gt;&lt;td&gt;The speaker notes are often the real content&lt;/td&gt;&lt;/tr&gt;</w:t>
-      </w:r>
-    </w:p>
-    <w:p>
-      <w:pPr>
-        <w:pStyle w:val="PlainText"/>
-        <w:rPr>
-          <w:rFonts w:ascii="Courier New" w:hAnsi="Courier New" w:cs="Courier New"/>
-        </w:rPr>
-      </w:pPr>
-      <w:r>
-        <w:rPr>
-          <w:rFonts w:ascii="Courier New" w:hAnsi="Courier New" w:cs="Courier New"/>
-        </w:rPr>
-        <w:t xml:space="preserve">          &lt;/tbody&gt;</w:t>
-      </w:r>
-    </w:p>
-    <w:p>
-      <w:pPr>
-        <w:pStyle w:val="PlainText"/>
-        <w:rPr>
-          <w:rFonts w:ascii="Courier New" w:hAnsi="Courier New" w:cs="Courier New"/>
-        </w:rPr>
-      </w:pPr>
-      <w:r>
-        <w:rPr>
-          <w:rFonts w:ascii="Courier New" w:hAnsi="Courier New" w:cs="Courier New"/>
-        </w:rPr>
-        <w:t xml:space="preserve">        &lt;/table&gt;</w:t>
-      </w:r>
-    </w:p>
-    <w:p>
-      <w:pPr>
-        <w:pStyle w:val="PlainText"/>
-        <w:rPr>
-          <w:rFonts w:ascii="Courier New" w:hAnsi="Courier New" w:cs="Courier New"/>
-        </w:rPr>
-      </w:pPr>
-      <w:r>
-        <w:rPr>
-          <w:rFonts w:ascii="Courier New" w:hAnsi="Courier New" w:cs="Courier New"/>
-        </w:rPr>
-        <w:t xml:space="preserve">      &lt;/div&gt;</w:t>
-      </w:r>
-    </w:p>
-    <w:p>
-      <w:pPr>
-        <w:pStyle w:val="PlainText"/>
-        <w:rPr>
-          <w:rFonts w:ascii="Courier New" w:hAnsi="Courier New" w:cs="Courier New"/>
-        </w:rPr>
-      </w:pPr>
-      <w:r>
-        <w:rPr>
-          <w:rFonts w:ascii="Courier New" w:hAnsi="Courier New" w:cs="Courier New"/>
-        </w:rPr>
-        <w:lastRenderedPageBreak/>
-        <w:t xml:space="preserve">      &lt;div class="table-wrap"&gt;</w:t>
-      </w:r>
-    </w:p>
-    <w:p>
-      <w:pPr>
-        <w:pStyle w:val="PlainText"/>
-        <w:rPr>
-          <w:rFonts w:ascii="Courier New" w:hAnsi="Courier New" w:cs="Courier New"/>
-        </w:rPr>
-      </w:pPr>
-      <w:r>
-        <w:rPr>
-          <w:rFonts w:ascii="Courier New" w:hAnsi="Courier New" w:cs="Courier New"/>
-        </w:rPr>
-        <w:t xml:space="preserve">        &lt;table&gt;</w:t>
-      </w:r>
-    </w:p>
-    <w:p>
-      <w:pPr>
-        <w:pStyle w:val="PlainText"/>
-        <w:rPr>
-          <w:rFonts w:ascii="Courier New" w:hAnsi="Courier New" w:cs="Courier New"/>
-        </w:rPr>
-      </w:pPr>
-      <w:r>
-        <w:rPr>
-          <w:rFonts w:ascii="Courier New" w:hAnsi="Courier New" w:cs="Courier New"/>
-        </w:rPr>
-        <w:t xml:space="preserve">          &lt;thead&gt;&lt;tr&gt;&lt;th&gt;Tool&lt;/th&gt;&lt;th&gt;Typically used for&lt;/th&gt;&lt;/tr&gt;&lt;/thead&gt;</w:t>
-      </w:r>
-    </w:p>
-    <w:p>
-      <w:pPr>
-        <w:pStyle w:val="PlainText"/>
-        <w:rPr>
-          <w:rFonts w:ascii="Courier New" w:hAnsi="Courier New" w:cs="Courier New"/>
-        </w:rPr>
-      </w:pPr>
-      <w:r>
-        <w:rPr>
-          <w:rFonts w:ascii="Courier New" w:hAnsi="Courier New" w:cs="Courier New"/>
-        </w:rPr>
-        <w:t xml:space="preserve">          &lt;tbody&gt;</w:t>
-      </w:r>
-    </w:p>
-    <w:p>
-      <w:pPr>
-        <w:pStyle w:val="PlainText"/>
-        <w:rPr>
-          <w:rFonts w:ascii="Courier New" w:hAnsi="Courier New" w:cs="Courier New"/>
-        </w:rPr>
-      </w:pPr>
-      <w:r>
-        <w:rPr>
-          <w:rFonts w:ascii="Courier New" w:hAnsi="Courier New" w:cs="Courier New"/>
-        </w:rPr>
-        <w:t xml:space="preserve">            &lt;tr&gt;&lt;td&gt;&lt;strong&gt;LangChain, LlamaIndex loaders&lt;/strong&gt;&lt;/td&gt;&lt;td&gt;Where most people start. A loader per format, mostly wrapping the libraries below. Convenient, at the cost of a dependency between you and the parser&lt;/td</w:t>
-      </w:r>
-      <w:r>
-        <w:rPr>
-          <w:rFonts w:ascii="Courier New" w:hAnsi="Courier New" w:cs="Courier New"/>
-        </w:rPr>
-        <w:t>&gt;&lt;/tr&gt;</w:t>
-      </w:r>
-    </w:p>
-    <w:p>
-      <w:pPr>
-        <w:pStyle w:val="PlainText"/>
-        <w:rPr>
-          <w:rFonts w:ascii="Courier New" w:hAnsi="Courier New" w:cs="Courier New"/>
-        </w:rPr>
-      </w:pPr>
-      <w:r>
-        <w:rPr>
-          <w:rFonts w:ascii="Courier New" w:hAnsi="Courier New" w:cs="Courier New"/>
-        </w:rPr>
-        <w:t xml:space="preserve">            &lt;tr&gt;&lt;td&gt;&lt;strong&gt;Unstructured.io&lt;/strong&gt;&lt;/td&gt;&lt;td&gt;The usual default for a mixed corpus. Many formats, returns typed elements&lt;/td&gt;&lt;/tr&gt;</w:t>
-      </w:r>
-    </w:p>
-    <w:p>
-      <w:pPr>
-        <w:pStyle w:val="PlainText"/>
-        <w:rPr>
-          <w:rFonts w:ascii="Courier New" w:hAnsi="Courier New" w:cs="Courier New"/>
-        </w:rPr>
-      </w:pPr>
-      <w:r>
-        <w:rPr>
-          <w:rFonts w:ascii="Courier New" w:hAnsi="Courier New" w:cs="Courier New"/>
-        </w:rPr>
-        <w:t xml:space="preserve">            &lt;tr&gt;&lt;td&gt;&lt;strong&gt;LlamaParse&lt;/strong&gt; and similar&lt;/td&gt;&lt;td&gt;Better on complex PDFs and tables, at a per-page cost&lt;/td&gt;&lt;/tr&gt;</w:t>
-      </w:r>
-    </w:p>
-    <w:p>
-      <w:pPr>
-        <w:pStyle w:val="PlainText"/>
-        <w:rPr>
-          <w:rFonts w:ascii="Courier New" w:hAnsi="Courier New" w:cs="Courier New"/>
-        </w:rPr>
-      </w:pPr>
-      <w:r>
-        <w:rPr>
-          <w:rFonts w:ascii="Courier New" w:hAnsi="Courier New" w:cs="Courier New"/>
-        </w:rPr>
-        <w:t xml:space="preserve">            &lt;tr&gt;&lt;td&gt;&lt;strong&gt;PyMuPDF, pypdf&lt;/strong&gt;&lt;/td&gt;&lt;td&gt;Text-layer PDFs with no extra dependencies. What this project uses&lt;/td&gt;&lt;/tr&gt;</w:t>
-      </w:r>
-    </w:p>
-    <w:p>
-      <w:pPr>
-        <w:pStyle w:val="PlainText"/>
-        <w:rPr>
-          <w:rFonts w:ascii="Courier New" w:hAnsi="Courier New" w:cs="Courier New"/>
-        </w:rPr>
-      </w:pPr>
-      <w:r>
-        <w:rPr>
-          <w:rFonts w:ascii="Courier New" w:hAnsi="Courier New" w:cs="Courier New"/>
-        </w:rPr>
-        <w:t xml:space="preserve">            &lt;tr&gt;&lt;td&gt;&lt;strong&gt;Amazon Textract&lt;/strong&gt;&lt;/td&gt;&lt;td&gt;Anything scanned, or tables a</w:t>
-      </w:r>
-      <w:r>
-        <w:rPr>
-          <w:rFonts w:ascii="Courier New" w:hAnsi="Courier New" w:cs="Courier New"/>
-        </w:rPr>
-        <w:t>nd forms out of an image. A separate pipeline stage with its own cost and latency, not a checkbox&lt;/td&gt;&lt;/tr&gt;</w:t>
-      </w:r>
-    </w:p>
-    <w:p>
-      <w:pPr>
-        <w:pStyle w:val="PlainText"/>
-        <w:rPr>
-          <w:rFonts w:ascii="Courier New" w:hAnsi="Courier New" w:cs="Courier New"/>
-        </w:rPr>
-      </w:pPr>
-      <w:r>
-        <w:rPr>
-          <w:rFonts w:ascii="Courier New" w:hAnsi="Courier New" w:cs="Courier New"/>
-        </w:rPr>
-        <w:t xml:space="preserve">            &lt;tr&gt;&lt;td&gt;&lt;strong&gt;Docling, Apache Tika&lt;/strong&gt;&lt;/td&gt;&lt;td&gt;Broad format coverage, often in a JVM stack&lt;/td&gt;&lt;/tr&gt;</w:t>
-      </w:r>
-    </w:p>
-    <w:p>
-      <w:pPr>
-        <w:pStyle w:val="PlainText"/>
-        <w:rPr>
-          <w:rFonts w:ascii="Courier New" w:hAnsi="Courier New" w:cs="Courier New"/>
-        </w:rPr>
-      </w:pPr>
-      <w:r>
-        <w:rPr>
-          <w:rFonts w:ascii="Courier New" w:hAnsi="Courier New" w:cs="Courier New"/>
-        </w:rPr>
-        <w:t xml:space="preserve">          &lt;/tbody&gt;</w:t>
-      </w:r>
-    </w:p>
-    <w:p>
-      <w:pPr>
-        <w:pStyle w:val="PlainText"/>
-        <w:rPr>
-          <w:rFonts w:ascii="Courier New" w:hAnsi="Courier New" w:cs="Courier New"/>
-        </w:rPr>
-      </w:pPr>
-      <w:r>
-        <w:rPr>
-          <w:rFonts w:ascii="Courier New" w:hAnsi="Courier New" w:cs="Courier New"/>
-        </w:rPr>
-        <w:t xml:space="preserve">        &lt;/table&gt;</w:t>
-      </w:r>
-    </w:p>
-    <w:p>
-      <w:pPr>
-        <w:pStyle w:val="PlainText"/>
-        <w:rPr>
-          <w:rFonts w:ascii="Courier New" w:hAnsi="Courier New" w:cs="Courier New"/>
-        </w:rPr>
-      </w:pPr>
-      <w:r>
-        <w:rPr>
-          <w:rFonts w:ascii="Courier New" w:hAnsi="Courier New" w:cs="Courier New"/>
-        </w:rPr>
-        <w:t xml:space="preserve">      &lt;/div&gt;</w:t>
-      </w:r>
-    </w:p>
-    <w:p>
-      <w:pPr>
-        <w:pStyle w:val="PlainText"/>
-        <w:rPr>
-          <w:rFonts w:ascii="Courier New" w:hAnsi="Courier New" w:cs="Courier New"/>
-        </w:rPr>
-      </w:pPr>
-      <w:r>
-        <w:rPr>
-          <w:rFonts w:ascii="Courier New" w:hAnsi="Courier New" w:cs="Courier New"/>
-        </w:rPr>
-        <w:t xml:space="preserve">      &lt;div class="prose"&gt;</w:t>
-      </w:r>
-    </w:p>
-    <w:p>
-      <w:pPr>
-        <w:pStyle w:val="PlainText"/>
-        <w:rPr>
-          <w:rFonts w:ascii="Courier New" w:hAnsi="Courier New" w:cs="Courier New"/>
-        </w:rPr>
-      </w:pPr>
-      <w:r>
-        <w:rPr>
-          <w:rFonts w:ascii="Courier New" w:hAnsi="Courier New" w:cs="Courier New"/>
-        </w:rPr>
-        <w:t xml:space="preserve">        &lt;p&gt;This project reads the six formats directly in &lt;code&gt;documents.py&lt;/code&gt;, using</w:t>
-      </w:r>
-    </w:p>
-    <w:p>
-      <w:pPr>
-        <w:pStyle w:val="PlainText"/>
-        <w:rPr>
-          <w:rFonts w:ascii="Courier New" w:hAnsi="Courier New" w:cs="Courier New"/>
-        </w:rPr>
-      </w:pPr>
-      <w:r>
-        <w:rPr>
-          <w:rFonts w:ascii="Courier New" w:hAnsi="Courier New" w:cs="Courier New"/>
-        </w:rPr>
-        <w:t xml:space="preserve">        &lt;code&gt;pypdf&lt;/code&gt;, &lt;code&gt;python-docx&lt;/code&gt; and the standard library, with no loader</w:t>
-      </w:r>
-    </w:p>
-    <w:p>
-      <w:pPr>
-        <w:pStyle w:val="PlainText"/>
-        <w:rPr>
-          <w:rFonts w:ascii="Courier New" w:hAnsi="Courier New" w:cs="Courier New"/>
-        </w:rPr>
-      </w:pPr>
-      <w:r>
-        <w:rPr>
-          <w:rFonts w:ascii="Courier New" w:hAnsi="Courier New" w:cs="Courier New"/>
-        </w:rPr>
-        <w:t xml:space="preserve">        framework. The C</w:t>
-      </w:r>
-      <w:r>
-        <w:rPr>
-          <w:rFonts w:ascii="Courier New" w:hAnsi="Courier New" w:cs="Courier New"/>
-        </w:rPr>
-        <w:t>SV reader returns &lt;strong&gt;one section per row&lt;/strong&gt;, and that</w:t>
-      </w:r>
-    </w:p>
-    <w:p>
-      <w:pPr>
-        <w:pStyle w:val="PlainText"/>
-        <w:rPr>
-          <w:rFonts w:ascii="Courier New" w:hAnsi="Courier New" w:cs="Courier New"/>
-        </w:rPr>
-      </w:pPr>
-      <w:r>
-        <w:rPr>
-          <w:rFonts w:ascii="Courier New" w:hAnsi="Courier New" w:cs="Courier New"/>
-        </w:rPr>
-        <w:t xml:space="preserve">        single decision is the only reason "is Juneteenth a holiday" can be answered at all.</w:t>
-      </w:r>
-    </w:p>
-    <w:p>
-      <w:pPr>
-        <w:pStyle w:val="PlainText"/>
-        <w:rPr>
-          <w:rFonts w:ascii="Courier New" w:hAnsi="Courier New" w:cs="Courier New"/>
-        </w:rPr>
-      </w:pPr>
-      <w:r>
-        <w:rPr>
-          <w:rFonts w:ascii="Courier New" w:hAnsi="Courier New" w:cs="Courier New"/>
-        </w:rPr>
-        <w:t xml:space="preserve">        It matters more than the choice of embedding model.&lt;/p&gt;</w:t>
-      </w:r>
-    </w:p>
-    <w:p>
-      <w:pPr>
-        <w:pStyle w:val="PlainText"/>
-        <w:rPr>
-          <w:rFonts w:ascii="Courier New" w:hAnsi="Courier New" w:cs="Courier New"/>
-        </w:rPr>
-      </w:pPr>
-    </w:p>
-    <w:p>
-      <w:pPr>
-        <w:pStyle w:val="PlainText"/>
-        <w:rPr>
-          <w:rFonts w:ascii="Courier New" w:hAnsi="Courier New" w:cs="Courier New"/>
-        </w:rPr>
-      </w:pPr>
-      <w:r>
-        <w:rPr>
-          <w:rFonts w:ascii="Courier New" w:hAnsi="Courier New" w:cs="Courier New"/>
-        </w:rPr>
-        <w:t xml:space="preserve">        &lt;h3&gt;Chunking&lt;/h3&gt;</w:t>
-      </w:r>
-    </w:p>
-    <w:p>
-      <w:pPr>
-        <w:pStyle w:val="PlainText"/>
-        <w:rPr>
-          <w:rFonts w:ascii="Courier New" w:hAnsi="Courier New" w:cs="Courier New"/>
-        </w:rPr>
-      </w:pPr>
-      <w:r>
-        <w:rPr>
-          <w:rFonts w:ascii="Courier New" w:hAnsi="Courier New" w:cs="Courier New"/>
-        </w:rPr>
-        <w:t xml:space="preserve">        &lt;p&gt;Big enough to hold a whole answer, small enough not to dilute the match. 500 to</w:t>
-      </w:r>
-    </w:p>
-    <w:p>
-      <w:pPr>
-        <w:pStyle w:val="PlainText"/>
-        <w:rPr>
-          <w:rFonts w:ascii="Courier New" w:hAnsi="Courier New" w:cs="Courier New"/>
-        </w:rPr>
-      </w:pPr>
-      <w:r>
-        <w:rPr>
-          <w:rFonts w:ascii="Courier New" w:hAnsi="Courier New" w:cs="Courier New"/>
-        </w:rPr>
-        <w:t xml:space="preserve">        1000 tokens is the common range, with 10 to 15 percent overlap so a sentence split</w:t>
-      </w:r>
-    </w:p>
-    <w:p>
-      <w:pPr>
-        <w:pStyle w:val="PlainText"/>
-        <w:rPr>
-          <w:rFonts w:ascii="Courier New" w:hAnsi="Courier New" w:cs="Courier New"/>
-        </w:rPr>
-      </w:pPr>
-      <w:r>
-        <w:rPr>
-          <w:rFonts w:ascii="Courier New" w:hAnsi="Courier New" w:cs="Courier New"/>
-        </w:rPr>
-        <w:t xml:space="preserve">        across a boundary still appears whole somewhere. Split on headings first </w:t>
-      </w:r>
-      <w:r>
-        <w:rPr>
-          <w:rFonts w:ascii="Courier New" w:hAnsi="Courier New" w:cs="Courier New"/>
-        </w:rPr>
-        <w:t>and size</w:t>
-      </w:r>
-    </w:p>
-    <w:p>
-      <w:pPr>
-        <w:pStyle w:val="PlainText"/>
-        <w:rPr>
-          <w:rFonts w:ascii="Courier New" w:hAnsi="Courier New" w:cs="Courier New"/>
-        </w:rPr>
-      </w:pPr>
-      <w:r>
-        <w:rPr>
-          <w:rFonts w:ascii="Courier New" w:hAnsi="Courier New" w:cs="Courier New"/>
-        </w:rPr>
-        <w:t xml:space="preserve">        second; splitting purely on character count cuts sentences in half.&lt;/p&gt;</w:t>
-      </w:r>
-    </w:p>
-    <w:p>
-      <w:pPr>
-        <w:pStyle w:val="PlainText"/>
-        <w:rPr>
-          <w:rFonts w:ascii="Courier New" w:hAnsi="Courier New" w:cs="Courier New"/>
-        </w:rPr>
-      </w:pPr>
-      <w:r>
-        <w:rPr>
-          <w:rFonts w:ascii="Courier New" w:hAnsi="Courier New" w:cs="Courier New"/>
-        </w:rPr>
-        <w:t xml:space="preserve">        &lt;p&gt;This project uses LangChain's &lt;code&gt;RecursiveCharacterTextSplitter&lt;/code&gt; at 700</w:t>
-      </w:r>
-    </w:p>
-    <w:p>
-      <w:pPr>
-        <w:pStyle w:val="PlainText"/>
-        <w:rPr>
-          <w:rFonts w:ascii="Courier New" w:hAnsi="Courier New" w:cs="Courier New"/>
-        </w:rPr>
-      </w:pPr>
-      <w:r>
-        <w:rPr>
-          <w:rFonts w:ascii="Courier New" w:hAnsi="Courier New" w:cs="Courier New"/>
-        </w:rPr>
-        <w:t xml:space="preserve">        characters with 80 of overlap. It tries paragraph breaks first, then line breaks,</w:t>
-      </w:r>
-    </w:p>
-    <w:p>
-      <w:pPr>
-        <w:pStyle w:val="PlainText"/>
-        <w:rPr>
-          <w:rFonts w:ascii="Courier New" w:hAnsi="Courier New" w:cs="Courier New"/>
-        </w:rPr>
-      </w:pPr>
-      <w:r>
-        <w:rPr>
-          <w:rFonts w:ascii="Courier New" w:hAnsi="Courier New" w:cs="Courier New"/>
-        </w:rPr>
-        <w:t xml:space="preserve">        then sentences, and only cuts inside a word as a last resort. That splitter is the</w:t>
-      </w:r>
-    </w:p>
-    <w:p>
-      <w:pPr>
-        <w:pStyle w:val="PlainText"/>
-        <w:rPr>
-          <w:rFonts w:ascii="Courier New" w:hAnsi="Courier New" w:cs="Courier New"/>
-        </w:rPr>
-      </w:pPr>
-      <w:r>
-        <w:rPr>
-          <w:rFonts w:ascii="Courier New" w:hAnsi="Courier New" w:cs="Courier New"/>
-        </w:rPr>
-        <w:t xml:space="preserve">        one framework dependency in the pipeline: reading the files is our own code, cutting</w:t>
-      </w:r>
-    </w:p>
-    <w:p>
-      <w:pPr>
-        <w:pStyle w:val="PlainText"/>
-        <w:rPr>
-          <w:rFonts w:ascii="Courier New" w:hAnsi="Courier New" w:cs="Courier New"/>
-        </w:rPr>
-      </w:pPr>
-      <w:r>
-        <w:rPr>
-          <w:rFonts w:ascii="Courier New" w:hAnsi="Courier New" w:cs="Courier New"/>
-        </w:rPr>
-        <w:t xml:space="preserve">        the text is not.&lt;/p&gt;</w:t>
-      </w:r>
-    </w:p>
-    <w:p>
-      <w:pPr>
-        <w:pStyle w:val="PlainText"/>
-        <w:rPr>
-          <w:rFonts w:ascii="Courier New" w:hAnsi="Courier New" w:cs="Courier New"/>
-        </w:rPr>
-      </w:pPr>
-      <w:r>
-        <w:rPr>
-          <w:rFonts w:ascii="Courier New" w:hAnsi="Courier New" w:cs="Courier New"/>
-        </w:rPr>
-        <w:lastRenderedPageBreak/>
-        <w:t xml:space="preserve">        &lt;p&gt;Whatever you pick</w:t>
-      </w:r>
-      <w:r>
-        <w:rPr>
-          <w:rFonts w:ascii="Courier New" w:hAnsi="Courier New" w:cs="Courier New"/>
-        </w:rPr>
-        <w:t>, the chunk has to carry where it came from. Title, section and</w:t>
-      </w:r>
-    </w:p>
-    <w:p>
-      <w:pPr>
-        <w:pStyle w:val="PlainText"/>
-        <w:rPr>
-          <w:rFonts w:ascii="Courier New" w:hAnsi="Courier New" w:cs="Courier New"/>
-        </w:rPr>
-      </w:pPr>
-      <w:r>
-        <w:rPr>
-          <w:rFonts w:ascii="Courier New" w:hAnsi="Courier New" w:cs="Courier New"/>
-        </w:rPr>
-        <w:t xml:space="preserve">        document id travel with the text, or you cannot cite. A chunk size quoted without</w:t>
-      </w:r>
-    </w:p>
-    <w:p>
-      <w:pPr>
-        <w:pStyle w:val="PlainText"/>
-        <w:rPr>
-          <w:rFonts w:ascii="Courier New" w:hAnsi="Courier New" w:cs="Courier New"/>
-        </w:rPr>
-      </w:pPr>
-      <w:r>
-        <w:rPr>
-          <w:rFonts w:ascii="Courier New" w:hAnsi="Courier New" w:cs="Courier New"/>
-        </w:rPr>
-        <w:t xml:space="preserve">        reference to your documents is a guess.&lt;/p&gt;</w:t>
-      </w:r>
-    </w:p>
-    <w:p>
-      <w:pPr>
-        <w:pStyle w:val="PlainText"/>
-        <w:rPr>
-          <w:rFonts w:ascii="Courier New" w:hAnsi="Courier New" w:cs="Courier New"/>
-        </w:rPr>
-      </w:pPr>
-    </w:p>
-    <w:p>
-      <w:pPr>
-        <w:pStyle w:val="PlainText"/>
-        <w:rPr>
-          <w:rFonts w:ascii="Courier New" w:hAnsi="Courier New" w:cs="Courier New"/>
-        </w:rPr>
-      </w:pPr>
-      <w:r>
-        <w:rPr>
-          <w:rFonts w:ascii="Courier New" w:hAnsi="Courier New" w:cs="Courier New"/>
-        </w:rPr>
-        <w:t xml:space="preserve">        &lt;h3&gt;Embedding&lt;/h3&gt;</w:t>
-      </w:r>
-    </w:p>
-    <w:p>
-      <w:pPr>
-        <w:pStyle w:val="PlainText"/>
-        <w:rPr>
-          <w:rFonts w:ascii="Courier New" w:hAnsi="Courier New" w:cs="Courier New"/>
-        </w:rPr>
-      </w:pPr>
-      <w:r>
-        <w:rPr>
-          <w:rFonts w:ascii="Courier New" w:hAnsi="Courier New" w:cs="Courier New"/>
-        </w:rPr>
-        <w:t xml:space="preserve">      &lt;/div&gt;</w:t>
-      </w:r>
-    </w:p>
-    <w:p>
-      <w:pPr>
-        <w:pStyle w:val="PlainText"/>
-        <w:rPr>
-          <w:rFonts w:ascii="Courier New" w:hAnsi="Courier New" w:cs="Courier New"/>
-        </w:rPr>
-      </w:pPr>
-      <w:r>
-        <w:rPr>
-          <w:rFonts w:ascii="Courier New" w:hAnsi="Courier New" w:cs="Courier New"/>
-        </w:rPr>
-        <w:t xml:space="preserve">      &lt;div class="table-wrap"&gt;</w:t>
-      </w:r>
-    </w:p>
-    <w:p>
-      <w:pPr>
-        <w:pStyle w:val="PlainText"/>
-        <w:rPr>
-          <w:rFonts w:ascii="Courier New" w:hAnsi="Courier New" w:cs="Courier New"/>
-        </w:rPr>
-      </w:pPr>
-      <w:r>
-        <w:rPr>
-          <w:rFonts w:ascii="Courier New" w:hAnsi="Courier New" w:cs="Courier New"/>
-        </w:rPr>
-        <w:t xml:space="preserve">        &lt;table&gt;</w:t>
-      </w:r>
-    </w:p>
-    <w:p>
-      <w:pPr>
-        <w:pStyle w:val="PlainText"/>
-        <w:rPr>
-          <w:rFonts w:ascii="Courier New" w:hAnsi="Courier New" w:cs="Courier New"/>
-        </w:rPr>
-      </w:pPr>
-      <w:r>
-        <w:rPr>
-          <w:rFonts w:ascii="Courier New" w:hAnsi="Courier New" w:cs="Courier New"/>
-        </w:rPr>
-        <w:t xml:space="preserve">          &lt;thead&gt;&lt;tr&gt;&lt;th&gt;Model&lt;/th&gt;&lt;th&gt;Dimensions&lt;/th&gt;&lt;th&gt;Note&lt;/th&gt;&lt;/tr&gt;&lt;/thead&gt;</w:t>
-      </w:r>
-    </w:p>
-    <w:p>
-      <w:pPr>
-        <w:pStyle w:val="PlainText"/>
-        <w:rPr>
-          <w:rFonts w:ascii="Courier New" w:hAnsi="Courier New" w:cs="Courier New"/>
-        </w:rPr>
-      </w:pPr>
-      <w:r>
-        <w:rPr>
-          <w:rFonts w:ascii="Courier New" w:hAnsi="Courier New" w:cs="Courier New"/>
-        </w:rPr>
-        <w:t xml:space="preserve">          &lt;tbody&gt;</w:t>
-      </w:r>
-    </w:p>
-    <w:p>
-      <w:pPr>
-        <w:pStyle w:val="PlainText"/>
-        <w:rPr>
-          <w:rFonts w:ascii="Courier New" w:hAnsi="Courier New" w:cs="Courier New"/>
-        </w:rPr>
-      </w:pPr>
-      <w:r>
-        <w:rPr>
-          <w:rFonts w:ascii="Courier New" w:hAnsi="Courier New" w:cs="Courier New"/>
-        </w:rPr>
-        <w:t xml:space="preserve">            &lt;tr&gt;&lt;td&gt;Amazon Titan Text Embeddings V2&lt;/td&gt;&lt;td&gt;1024, 512 or 256&lt;/td&gt;&lt;td&gt;This project. On Bedrock, IAM auth</w:t>
-      </w:r>
-      <w:r>
-        <w:rPr>
-          <w:rFonts w:ascii="Courier New" w:hAnsi="Courier New" w:cs="Courier New"/>
-        </w:rPr>
-        <w:t>, no key&lt;/td&gt;&lt;/tr&gt;</w:t>
-      </w:r>
-    </w:p>
-    <w:p>
-      <w:pPr>
-        <w:pStyle w:val="PlainText"/>
-        <w:rPr>
-          <w:rFonts w:ascii="Courier New" w:hAnsi="Courier New" w:cs="Courier New"/>
-        </w:rPr>
-      </w:pPr>
-      <w:r>
-        <w:rPr>
-          <w:rFonts w:ascii="Courier New" w:hAnsi="Courier New" w:cs="Courier New"/>
-        </w:rPr>
-        <w:t xml:space="preserve">            &lt;tr&gt;&lt;td&gt;Cohere Embed 3&lt;/td&gt;&lt;td&gt;1024&lt;/td&gt;&lt;td&gt;Strong multilingual, also on Bedrock&lt;/td&gt;&lt;/tr&gt;</w:t>
-      </w:r>
-    </w:p>
-    <w:p>
-      <w:pPr>
-        <w:pStyle w:val="PlainText"/>
-        <w:rPr>
-          <w:rFonts w:ascii="Courier New" w:hAnsi="Courier New" w:cs="Courier New"/>
-        </w:rPr>
-      </w:pPr>
-      <w:r>
-        <w:rPr>
-          <w:rFonts w:ascii="Courier New" w:hAnsi="Courier New" w:cs="Courier New"/>
-        </w:rPr>
-        <w:t xml:space="preserve">            &lt;tr&gt;&lt;td&gt;OpenAI text-embedding-3&lt;/td&gt;&lt;td&gt;1536 or 3072&lt;/td&gt;&lt;td&gt;Very widely used outside AWS&lt;/td&gt;&lt;/tr&gt;</w:t>
-      </w:r>
-    </w:p>
-    <w:p>
-      <w:pPr>
-        <w:pStyle w:val="PlainText"/>
-        <w:rPr>
-          <w:rFonts w:ascii="Courier New" w:hAnsi="Courier New" w:cs="Courier New"/>
-        </w:rPr>
-      </w:pPr>
-      <w:r>
-        <w:rPr>
-          <w:rFonts w:ascii="Courier New" w:hAnsi="Courier New" w:cs="Courier New"/>
-        </w:rPr>
-        <w:t xml:space="preserve">            &lt;tr&gt;&lt;td&gt;BGE, E5, GTE (open weights)&lt;/td&gt;&lt;td&gt;384 to 1024&lt;/td&gt;&lt;td&gt;Self-hosted, free per call, you run the GPU. The POC used bge-small at 384&lt;/td&gt;&lt;/tr&gt;</w:t>
-      </w:r>
-    </w:p>
-    <w:p>
-      <w:pPr>
-        <w:pStyle w:val="PlainText"/>
-        <w:rPr>
-          <w:rFonts w:ascii="Courier New" w:hAnsi="Courier New" w:cs="Courier New"/>
-        </w:rPr>
-      </w:pPr>
-      <w:r>
-        <w:rPr>
-          <w:rFonts w:ascii="Courier New" w:hAnsi="Courier New" w:cs="Courier New"/>
-        </w:rPr>
-        <w:t xml:space="preserve">          &lt;/tbody&gt;</w:t>
-      </w:r>
-    </w:p>
-    <w:p>
-      <w:pPr>
-        <w:pStyle w:val="PlainText"/>
-        <w:rPr>
-          <w:rFonts w:ascii="Courier New" w:hAnsi="Courier New" w:cs="Courier New"/>
-        </w:rPr>
-      </w:pPr>
-      <w:r>
-        <w:rPr>
-          <w:rFonts w:ascii="Courier New" w:hAnsi="Courier New" w:cs="Courier New"/>
-        </w:rPr>
-        <w:t xml:space="preserve">        &lt;/table&gt;</w:t>
-      </w:r>
-    </w:p>
-    <w:p>
-      <w:pPr>
-        <w:pStyle w:val="PlainText"/>
-        <w:rPr>
-          <w:rFonts w:ascii="Courier New" w:hAnsi="Courier New" w:cs="Courier New"/>
-        </w:rPr>
-      </w:pPr>
-      <w:r>
-        <w:rPr>
-          <w:rFonts w:ascii="Courier New" w:hAnsi="Courier New" w:cs="Courier New"/>
-        </w:rPr>
-        <w:t xml:space="preserve">      &lt;/div&gt;</w:t>
-      </w:r>
-    </w:p>
-    <w:p>
-      <w:pPr>
-        <w:pStyle w:val="PlainText"/>
-        <w:rPr>
-          <w:rFonts w:ascii="Courier New" w:hAnsi="Courier New" w:cs="Courier New"/>
-        </w:rPr>
-      </w:pPr>
-      <w:r>
-        <w:rPr>
-          <w:rFonts w:ascii="Courier New" w:hAnsi="Courier New" w:cs="Courier New"/>
-        </w:rPr>
-        <w:t xml:space="preserve">      &lt;div class="prose"&gt;</w:t>
-      </w:r>
-    </w:p>
-    <w:p>
-      <w:pPr>
-        <w:pStyle w:val="PlainText"/>
-        <w:rPr>
-          <w:rFonts w:ascii="Courier New" w:hAnsi="Courier New" w:cs="Courier New"/>
-        </w:rPr>
-      </w:pPr>
-      <w:r>
-        <w:rPr>
-          <w:rFonts w:ascii="Courier New" w:hAnsi="Courier New" w:cs="Courier New"/>
-        </w:rPr>
-        <w:t xml:space="preserve">        &lt;p&gt;Two rules that do not change. Q</w:t>
-      </w:r>
-      <w:r>
-        <w:rPr>
-          <w:rFonts w:ascii="Courier New" w:hAnsi="Courier New" w:cs="Courier New"/>
-        </w:rPr>
-        <w:t>uestions and documents must be embedded by the same</w:t>
-      </w:r>
-    </w:p>
-    <w:p>
-      <w:pPr>
-        <w:pStyle w:val="PlainText"/>
-        <w:rPr>
-          <w:rFonts w:ascii="Courier New" w:hAnsi="Courier New" w:cs="Courier New"/>
-        </w:rPr>
-      </w:pPr>
-      <w:r>
-        <w:rPr>
-          <w:rFonts w:ascii="Courier New" w:hAnsi="Courier New" w:cs="Courier New"/>
-        </w:rPr>
-        <w:t xml:space="preserve">        model at the same size. And changing either means rebuilding the whole index, which is</w:t>
-      </w:r>
-    </w:p>
-    <w:p>
-      <w:pPr>
-        <w:pStyle w:val="PlainText"/>
-        <w:rPr>
-          <w:rFonts w:ascii="Courier New" w:hAnsi="Courier New" w:cs="Courier New"/>
-        </w:rPr>
-      </w:pPr>
-      <w:r>
-        <w:rPr>
-          <w:rFonts w:ascii="Courier New" w:hAnsi="Courier New" w:cs="Courier New"/>
-        </w:rPr>
-        <w:t xml:space="preserve">        a migration with a cost and a window, not a config tweak.&lt;/p&gt;</w:t>
-      </w:r>
-    </w:p>
-    <w:p>
-      <w:pPr>
-        <w:pStyle w:val="PlainText"/>
-        <w:rPr>
-          <w:rFonts w:ascii="Courier New" w:hAnsi="Courier New" w:cs="Courier New"/>
-        </w:rPr>
-      </w:pPr>
-      <w:r>
-        <w:rPr>
-          <w:rFonts w:ascii="Courier New" w:hAnsi="Courier New" w:cs="Courier New"/>
-        </w:rPr>
-        <w:t xml:space="preserve">        &lt;p&gt;Dimension count is a storage and latency decision, not an accuracy dial you turn up</w:t>
-      </w:r>
-    </w:p>
-    <w:p>
-      <w:pPr>
-        <w:pStyle w:val="PlainText"/>
-        <w:rPr>
-          <w:rFonts w:ascii="Courier New" w:hAnsi="Courier New" w:cs="Courier New"/>
-        </w:rPr>
-      </w:pPr>
-      <w:r>
-        <w:rPr>
-          <w:rFonts w:ascii="Courier New" w:hAnsi="Courier New" w:cs="Courier New"/>
-        </w:rPr>
-        <w:t xml:space="preserve">        for free.&lt;/p&gt;</w:t>
-      </w:r>
-    </w:p>
-    <w:p>
-      <w:pPr>
-        <w:pStyle w:val="PlainText"/>
-        <w:rPr>
-          <w:rFonts w:ascii="Courier New" w:hAnsi="Courier New" w:cs="Courier New"/>
-        </w:rPr>
-      </w:pPr>
-    </w:p>
-    <w:p>
-      <w:pPr>
-        <w:pStyle w:val="PlainText"/>
-        <w:rPr>
-          <w:rFonts w:ascii="Courier New" w:hAnsi="Courier New" w:cs="Courier New"/>
-        </w:rPr>
-      </w:pPr>
-      <w:r>
-        <w:rPr>
-          <w:rFonts w:ascii="Courier New" w:hAnsi="Courier New" w:cs="Courier New"/>
-        </w:rPr>
-        <w:t xml:space="preserve">        &lt;h3&gt;The vector store&lt;/h3&gt;</w:t>
-      </w:r>
-    </w:p>
-    <w:p>
-      <w:pPr>
-        <w:pStyle w:val="PlainText"/>
-        <w:rPr>
-          <w:rFonts w:ascii="Courier New" w:hAnsi="Courier New" w:cs="Courier New"/>
-        </w:rPr>
-      </w:pPr>
-      <w:r>
-        <w:rPr>
-          <w:rFonts w:ascii="Courier New" w:hAnsi="Courier New" w:cs="Courier New"/>
-        </w:rPr>
-        <w:t xml:space="preserve">      &lt;/div&gt;</w:t>
-      </w:r>
-    </w:p>
-    <w:p>
-      <w:pPr>
-        <w:pStyle w:val="PlainText"/>
-        <w:rPr>
-          <w:rFonts w:ascii="Courier New" w:hAnsi="Courier New" w:cs="Courier New"/>
-        </w:rPr>
-      </w:pPr>
-      <w:r>
-        <w:rPr>
-          <w:rFonts w:ascii="Courier New" w:hAnsi="Courier New" w:cs="Courier New"/>
-        </w:rPr>
-        <w:t xml:space="preserve">      &lt;div class="table-wrap"&gt;</w:t>
-      </w:r>
-    </w:p>
-    <w:p>
-      <w:pPr>
-        <w:pStyle w:val="PlainText"/>
-        <w:rPr>
-          <w:rFonts w:ascii="Courier New" w:hAnsi="Courier New" w:cs="Courier New"/>
-        </w:rPr>
-      </w:pPr>
-      <w:r>
-        <w:rPr>
-          <w:rFonts w:ascii="Courier New" w:hAnsi="Courier New" w:cs="Courier New"/>
-        </w:rPr>
-        <w:t xml:space="preserve">        &lt;table&gt;</w:t>
-      </w:r>
-    </w:p>
-    <w:p>
-      <w:pPr>
-        <w:pStyle w:val="PlainText"/>
-        <w:rPr>
-          <w:rFonts w:ascii="Courier New" w:hAnsi="Courier New" w:cs="Courier New"/>
-        </w:rPr>
-      </w:pPr>
-      <w:r>
-        <w:rPr>
-          <w:rFonts w:ascii="Courier New" w:hAnsi="Courier New" w:cs="Courier New"/>
-        </w:rPr>
-        <w:t xml:space="preserve">          &lt;thead&gt;&lt;tr&gt;&lt;th&gt;Store&lt;/th&gt;&lt;th&gt;Typically chosen when&lt;/th&gt;&lt;/tr&gt;&lt;/thead&gt;</w:t>
-      </w:r>
-    </w:p>
-    <w:p>
-      <w:pPr>
-        <w:pStyle w:val="PlainText"/>
-        <w:rPr>
-          <w:rFonts w:ascii="Courier New" w:hAnsi="Courier New" w:cs="Courier New"/>
-        </w:rPr>
-      </w:pPr>
-      <w:r>
-        <w:rPr>
-          <w:rFonts w:ascii="Courier New" w:hAnsi="Courier New" w:cs="Courier New"/>
-        </w:rPr>
-        <w:t xml:space="preserve">    </w:t>
-      </w:r>
-      <w:r>
-        <w:rPr>
-          <w:rFonts w:ascii="Courier New" w:hAnsi="Courier New" w:cs="Courier New"/>
-        </w:rPr>
-        <w:t xml:space="preserve">      &lt;tbody&gt;</w:t>
-      </w:r>
-    </w:p>
-    <w:p>
-      <w:pPr>
-        <w:pStyle w:val="PlainText"/>
-        <w:rPr>
-          <w:rFonts w:ascii="Courier New" w:hAnsi="Courier New" w:cs="Courier New"/>
-        </w:rPr>
-      </w:pPr>
-      <w:r>
-        <w:rPr>
-          <w:rFonts w:ascii="Courier New" w:hAnsi="Courier New" w:cs="Courier New"/>
-        </w:rPr>
-        <w:t xml:space="preserve">            &lt;tr&gt;&lt;td&gt;OpenSearch, Elasticsearch&lt;/td&gt;&lt;td&gt;You want hybrid search, or already run it. This project&lt;/td&gt;&lt;/tr&gt;</w:t>
-      </w:r>
-    </w:p>
-    <w:p>
-      <w:pPr>
-        <w:pStyle w:val="PlainText"/>
-        <w:rPr>
-          <w:rFonts w:ascii="Courier New" w:hAnsi="Courier New" w:cs="Courier New"/>
-        </w:rPr>
-      </w:pPr>
-      <w:r>
-        <w:rPr>
-          <w:rFonts w:ascii="Courier New" w:hAnsi="Courier New" w:cs="Courier New"/>
-        </w:rPr>
-        <w:t xml:space="preserve">            &lt;tr&gt;&lt;td&gt;pgvector in PostgreSQL&lt;/td&gt;&lt;td&gt;You already have Postgres and do not want another system. The POC&lt;/td&gt;&lt;/tr&gt;</w:t>
-      </w:r>
-    </w:p>
-    <w:p>
-      <w:pPr>
-        <w:pStyle w:val="PlainText"/>
-        <w:rPr>
-          <w:rFonts w:ascii="Courier New" w:hAnsi="Courier New" w:cs="Courier New"/>
-        </w:rPr>
-      </w:pPr>
-      <w:r>
-        <w:rPr>
-          <w:rFonts w:ascii="Courier New" w:hAnsi="Courier New" w:cs="Courier New"/>
-        </w:rPr>
-        <w:t xml:space="preserve">            &lt;tr&gt;&lt;td&gt;Pinecone&lt;/td&gt;&lt;td&gt;Managed, no ops&lt;/td&gt;&lt;/tr&gt;</w:t>
-      </w:r>
-    </w:p>
-    <w:p>
-      <w:pPr>
-        <w:pStyle w:val="PlainText"/>
-        <w:rPr>
-          <w:rFonts w:ascii="Courier New" w:hAnsi="Courier New" w:cs="Courier New"/>
-        </w:rPr>
-      </w:pPr>
-      <w:r>
-        <w:rPr>
-          <w:rFonts w:ascii="Courier New" w:hAnsi="Courier New" w:cs="Courier New"/>
-        </w:rPr>
-        <w:t xml:space="preserve">            &lt;tr&gt;&lt;td&gt;Qdrant, Weaviate, Milvus&lt;/td&gt;&lt;td&gt;Open source, self-hosted or cloud&lt;/td&gt;&lt;/tr&gt;</w:t>
-      </w:r>
-    </w:p>
-    <w:p>
-      <w:pPr>
-        <w:pStyle w:val="PlainText"/>
-        <w:rPr>
-          <w:rFonts w:ascii="Courier New" w:hAnsi="Courier New" w:cs="Courier New"/>
-        </w:rPr>
-      </w:pPr>
-      <w:r>
-        <w:rPr>
-          <w:rFonts w:ascii="Courier New" w:hAnsi="Courier New" w:cs="Courier New"/>
-        </w:rPr>
-        <w:t xml:space="preserve">            &lt;tr&gt;&lt;td&gt;FAISS&lt;/td&gt;&lt;td&gt;In-process, no server. Fine for a prototype, no filtering</w:t>
-      </w:r>
-      <w:r>
-        <w:rPr>
-          <w:rFonts w:ascii="Courier New" w:hAnsi="Courier New" w:cs="Courier New"/>
-        </w:rPr>
-        <w:t xml:space="preserve"> story&lt;/td&gt;&lt;/tr&gt;</w:t>
-      </w:r>
-    </w:p>
-    <w:p>
-      <w:pPr>
-        <w:pStyle w:val="PlainText"/>
-        <w:rPr>
-          <w:rFonts w:ascii="Courier New" w:hAnsi="Courier New" w:cs="Courier New"/>
-        </w:rPr>
-      </w:pPr>
-      <w:r>
-        <w:rPr>
-          <w:rFonts w:ascii="Courier New" w:hAnsi="Courier New" w:cs="Courier New"/>
-        </w:rPr>
-        <w:t xml:space="preserve">          &lt;/tbody&gt;</w:t>
-      </w:r>
-    </w:p>
-    <w:p>
-      <w:pPr>
-        <w:pStyle w:val="PlainText"/>
-        <w:rPr>
-          <w:rFonts w:ascii="Courier New" w:hAnsi="Courier New" w:cs="Courier New"/>
-        </w:rPr>
-      </w:pPr>
-      <w:r>
-        <w:rPr>
-          <w:rFonts w:ascii="Courier New" w:hAnsi="Courier New" w:cs="Courier New"/>
-        </w:rPr>
-        <w:t xml:space="preserve">        &lt;/table&gt;</w:t>
-      </w:r>
-    </w:p>
-    <w:p>
-      <w:pPr>
-        <w:pStyle w:val="PlainText"/>
-        <w:rPr>
-          <w:rFonts w:ascii="Courier New" w:hAnsi="Courier New" w:cs="Courier New"/>
-        </w:rPr>
-      </w:pPr>
-      <w:r>
-        <w:rPr>
-          <w:rFonts w:ascii="Courier New" w:hAnsi="Courier New" w:cs="Courier New"/>
-        </w:rPr>
-        <w:t xml:space="preserve">      &lt;/div&gt;</w:t>
-      </w:r>
-    </w:p>
-    <w:p>
-      <w:pPr>
-        <w:pStyle w:val="PlainText"/>
-        <w:rPr>
-          <w:rFonts w:ascii="Courier New" w:hAnsi="Courier New" w:cs="Courier New"/>
-        </w:rPr>
-      </w:pPr>
-      <w:r>
-        <w:rPr>
-          <w:rFonts w:ascii="Courier New" w:hAnsi="Courier New" w:cs="Courier New"/>
-        </w:rPr>
-        <w:lastRenderedPageBreak/>
-        <w:t xml:space="preserve">      &lt;div class="prose"&gt;</w:t>
-      </w:r>
-    </w:p>
-    <w:p>
-      <w:pPr>
-        <w:pStyle w:val="PlainText"/>
-        <w:rPr>
-          <w:rFonts w:ascii="Courier New" w:hAnsi="Courier New" w:cs="Courier New"/>
-        </w:rPr>
-      </w:pPr>
-      <w:r>
-        <w:rPr>
-          <w:rFonts w:ascii="Courier New" w:hAnsi="Courier New" w:cs="Courier New"/>
-        </w:rPr>
-        <w:t xml:space="preserve">        &lt;p&gt;The question that matters most is whether it filters &lt;em&gt;inside&lt;/em&gt; the search.</w:t>
-      </w:r>
-    </w:p>
-    <w:p>
-      <w:pPr>
-        <w:pStyle w:val="PlainText"/>
-        <w:rPr>
-          <w:rFonts w:ascii="Courier New" w:hAnsi="Courier New" w:cs="Courier New"/>
-        </w:rPr>
-      </w:pPr>
-      <w:r>
-        <w:rPr>
-          <w:rFonts w:ascii="Courier New" w:hAnsi="Courier New" w:cs="Courier New"/>
-        </w:rPr>
-        <w:t xml:space="preserve">        If it can only filter afterwards, you cannot do access control properly, for the</w:t>
-      </w:r>
-    </w:p>
-    <w:p>
-      <w:pPr>
-        <w:pStyle w:val="PlainText"/>
-        <w:rPr>
-          <w:rFonts w:ascii="Courier New" w:hAnsi="Courier New" w:cs="Courier New"/>
-        </w:rPr>
-      </w:pPr>
-      <w:r>
-        <w:rPr>
-          <w:rFonts w:ascii="Courier New" w:hAnsi="Courier New" w:cs="Courier New"/>
-        </w:rPr>
-        <w:t xml:space="preserve">        reason set out earlier. After that: what it costs when idle, and whether it does</w:t>
-      </w:r>
-    </w:p>
-    <w:p>
-      <w:pPr>
-        <w:pStyle w:val="PlainText"/>
-        <w:rPr>
-          <w:rFonts w:ascii="Courier New" w:hAnsi="Courier New" w:cs="Courier New"/>
-        </w:rPr>
-      </w:pPr>
-      <w:r>
-        <w:rPr>
-          <w:rFonts w:ascii="Courier New" w:hAnsi="Courier New" w:cs="Courier New"/>
-        </w:rPr>
-        <w:t xml:space="preserve">        hybrid search.&lt;/p&gt;</w:t>
-      </w:r>
-    </w:p>
-    <w:p>
-      <w:pPr>
-        <w:pStyle w:val="PlainText"/>
-        <w:rPr>
-          <w:rFonts w:ascii="Courier New" w:hAnsi="Courier New" w:cs="Courier New"/>
-        </w:rPr>
-      </w:pPr>
-      <w:r>
-        <w:rPr>
-          <w:rFonts w:ascii="Courier New" w:hAnsi="Courier New" w:cs="Courier New"/>
-        </w:rPr>
-        <w:t xml:space="preserve">        &lt;p&gt;pgvector is genuinely fine up to a few million vectors. The reasons to leave it are</w:t>
-      </w:r>
-    </w:p>
-    <w:p>
-      <w:pPr>
-        <w:pStyle w:val="PlainText"/>
-        <w:rPr>
-          <w:rFonts w:ascii="Courier New" w:hAnsi="Courier New" w:cs="Courier New"/>
-        </w:rPr>
-      </w:pPr>
-      <w:r>
-        <w:rPr>
-          <w:rFonts w:ascii="Courier New" w:hAnsi="Courier New" w:cs="Courier New"/>
-        </w:rPr>
-        <w:t xml:space="preserve">        hybrid search, shard</w:t>
-      </w:r>
-      <w:r>
-        <w:rPr>
-          <w:rFonts w:ascii="Courier New" w:hAnsi="Courier New" w:cs="Courier New"/>
-        </w:rPr>
-        <w:t>ing, and not wanting search traffic on your transactional</w:t>
-      </w:r>
-    </w:p>
-    <w:p>
-      <w:pPr>
-        <w:pStyle w:val="PlainText"/>
-        <w:rPr>
-          <w:rFonts w:ascii="Courier New" w:hAnsi="Courier New" w:cs="Courier New"/>
-        </w:rPr>
-      </w:pPr>
-      <w:r>
-        <w:rPr>
-          <w:rFonts w:ascii="Courier New" w:hAnsi="Courier New" w:cs="Courier New"/>
-        </w:rPr>
-        <w:t xml:space="preserve">        database.&lt;/p&gt;</w:t>
-      </w:r>
-    </w:p>
-    <w:p>
-      <w:pPr>
-        <w:pStyle w:val="PlainText"/>
-        <w:rPr>
-          <w:rFonts w:ascii="Courier New" w:hAnsi="Courier New" w:cs="Courier New"/>
-        </w:rPr>
-      </w:pPr>
-    </w:p>
-    <w:p>
-      <w:pPr>
-        <w:pStyle w:val="PlainText"/>
-        <w:rPr>
-          <w:rFonts w:ascii="Courier New" w:hAnsi="Courier New" w:cs="Courier New"/>
-        </w:rPr>
-      </w:pPr>
-      <w:r>
-        <w:rPr>
-          <w:rFonts w:ascii="Courier New" w:hAnsi="Courier New" w:cs="Courier New"/>
-        </w:rPr>
-        <w:t xml:space="preserve">        &lt;h3&gt;The chat model&lt;/h3&gt;</w:t>
-      </w:r>
-    </w:p>
-    <w:p>
-      <w:pPr>
-        <w:pStyle w:val="PlainText"/>
-        <w:rPr>
-          <w:rFonts w:ascii="Courier New" w:hAnsi="Courier New" w:cs="Courier New"/>
-        </w:rPr>
-      </w:pPr>
-      <w:r>
-        <w:rPr>
-          <w:rFonts w:ascii="Courier New" w:hAnsi="Courier New" w:cs="Courier New"/>
-        </w:rPr>
-        <w:t xml:space="preserve">        &lt;p&gt;Roughly seventy models have on-demand pricing on Bedrock in us-east-1: the Nova</w:t>
-      </w:r>
-    </w:p>
-    <w:p>
-      <w:pPr>
-        <w:pStyle w:val="PlainText"/>
-        <w:rPr>
-          <w:rFonts w:ascii="Courier New" w:hAnsi="Courier New" w:cs="Courier New"/>
-        </w:rPr>
-      </w:pPr>
-      <w:r>
-        <w:rPr>
-          <w:rFonts w:ascii="Courier New" w:hAnsi="Courier New" w:cs="Courier New"/>
-        </w:rPr>
-        <w:t xml:space="preserve">        family, Claude, Llama, Mistral, DeepSeek, Qwen, Gemma and the GPT-OSS models. What</w:t>
-      </w:r>
-    </w:p>
-    <w:p>
-      <w:pPr>
-        <w:pStyle w:val="PlainText"/>
-        <w:rPr>
-          <w:rFonts w:ascii="Courier New" w:hAnsi="Courier New" w:cs="Courier New"/>
-        </w:rPr>
-      </w:pPr>
-      <w:r>
-        <w:rPr>
-          <w:rFonts w:ascii="Courier New" w:hAnsi="Courier New" w:cs="Courier New"/>
-        </w:rPr>
-        <w:t xml:space="preserve">        actually narrows it down is rarely the benchmark score.&lt;/p&gt;</w:t>
-      </w:r>
-    </w:p>
-    <w:p>
-      <w:pPr>
-        <w:pStyle w:val="PlainText"/>
-        <w:rPr>
-          <w:rFonts w:ascii="Courier New" w:hAnsi="Courier New" w:cs="Courier New"/>
-        </w:rPr>
-      </w:pPr>
-      <w:r>
-        <w:rPr>
-          <w:rFonts w:ascii="Courier New" w:hAnsi="Courier New" w:cs="Courier New"/>
-        </w:rPr>
-        <w:t xml:space="preserve">      &lt;/div&gt;</w:t>
-      </w:r>
-    </w:p>
-    <w:p>
-      <w:pPr>
-        <w:pStyle w:val="PlainText"/>
-        <w:rPr>
-          <w:rFonts w:ascii="Courier New" w:hAnsi="Courier New" w:cs="Courier New"/>
-        </w:rPr>
-      </w:pPr>
-      <w:r>
-        <w:rPr>
-          <w:rFonts w:ascii="Courier New" w:hAnsi="Courier New" w:cs="Courier New"/>
-        </w:rPr>
-        <w:t xml:space="preserve">      &lt;div class="table-wrap"&gt;</w:t>
-      </w:r>
-    </w:p>
-    <w:p>
-      <w:pPr>
-        <w:pStyle w:val="PlainText"/>
-        <w:rPr>
-          <w:rFonts w:ascii="Courier New" w:hAnsi="Courier New" w:cs="Courier New"/>
-        </w:rPr>
-      </w:pPr>
-      <w:r>
-        <w:rPr>
-          <w:rFonts w:ascii="Courier New" w:hAnsi="Courier New" w:cs="Courier New"/>
-        </w:rPr>
-        <w:t xml:space="preserve">        &lt;table&gt;</w:t>
-      </w:r>
-    </w:p>
-    <w:p>
-      <w:pPr>
-        <w:pStyle w:val="PlainText"/>
-        <w:rPr>
-          <w:rFonts w:ascii="Courier New" w:hAnsi="Courier New" w:cs="Courier New"/>
-        </w:rPr>
-      </w:pPr>
-      <w:r>
-        <w:rPr>
-          <w:rFonts w:ascii="Courier New" w:hAnsi="Courier New" w:cs="Courier New"/>
-        </w:rPr>
-        <w:t xml:space="preserve">          &lt;thead&gt;&lt;tr&gt;&lt;th&gt;Check&lt;/th&gt;&lt;th&gt;Why&lt;/th&gt;&lt;/tr&gt;&lt;/thead&gt;</w:t>
-      </w:r>
-    </w:p>
-    <w:p>
-      <w:pPr>
-        <w:pStyle w:val="PlainText"/>
-        <w:rPr>
-          <w:rFonts w:ascii="Courier New" w:hAnsi="Courier New" w:cs="Courier New"/>
-        </w:rPr>
-      </w:pPr>
-      <w:r>
-        <w:rPr>
-          <w:rFonts w:ascii="Courier New" w:hAnsi="Courier New" w:cs="Courier New"/>
-        </w:rPr>
-        <w:t xml:space="preserve">          &lt;tbody&gt;</w:t>
-      </w:r>
-    </w:p>
-    <w:p>
-      <w:pPr>
-        <w:pStyle w:val="PlainText"/>
-        <w:rPr>
-          <w:rFonts w:ascii="Courier New" w:hAnsi="Courier New" w:cs="Courier New"/>
-        </w:rPr>
-      </w:pPr>
-      <w:r>
-        <w:rPr>
-          <w:rFonts w:ascii="Courier New" w:hAnsi="Courier New" w:cs="Courier New"/>
-        </w:rPr>
-        <w:t xml:space="preserve">          </w:t>
-      </w:r>
-      <w:r>
-        <w:rPr>
-          <w:rFonts w:ascii="Courier New" w:hAnsi="Courier New" w:cs="Courier New"/>
-        </w:rPr>
-        <w:t xml:space="preserve">  &lt;tr&gt;&lt;td&gt;Can you call it today, in this account and region?&lt;/td&gt;&lt;td&gt;Anthropic models need a one-time use case form. That is a schedule risk, not a technical one&lt;/td&gt;&lt;/tr&gt;</w:t>
-      </w:r>
-    </w:p>
-    <w:p>
-      <w:pPr>
-        <w:pStyle w:val="PlainText"/>
-        <w:rPr>
-          <w:rFonts w:ascii="Courier New" w:hAnsi="Courier New" w:cs="Courier New"/>
-        </w:rPr>
-      </w:pPr>
-      <w:r>
-        <w:rPr>
-          <w:rFonts w:ascii="Courier New" w:hAnsi="Courier New" w:cs="Courier New"/>
-        </w:rPr>
-        <w:t xml:space="preserve">            &lt;tr&gt;&lt;td&gt;Does it support tool use?&lt;/td&gt;&lt;td&gt;This whole design depends on it&lt;/td&gt;&lt;/tr&gt;</w:t>
-      </w:r>
-    </w:p>
-    <w:p>
-      <w:pPr>
-        <w:pStyle w:val="PlainText"/>
-        <w:rPr>
-          <w:rFonts w:ascii="Courier New" w:hAnsi="Courier New" w:cs="Courier New"/>
-        </w:rPr>
-      </w:pPr>
-      <w:r>
-        <w:rPr>
-          <w:rFonts w:ascii="Courier New" w:hAnsi="Courier New" w:cs="Courier New"/>
-        </w:rPr>
-        <w:t xml:space="preserve">            &lt;tr&gt;&lt;td&gt;Is the fallback from a different family?&lt;/td&gt;&lt;td&gt;Two models from one vendor tend to be unavailable together&lt;/td&gt;&lt;/tr&gt;</w:t>
-      </w:r>
-    </w:p>
-    <w:p>
-      <w:pPr>
-        <w:pStyle w:val="PlainText"/>
-        <w:rPr>
-          <w:rFonts w:ascii="Courier New" w:hAnsi="Courier New" w:cs="Courier New"/>
-        </w:rPr>
-      </w:pPr>
-      <w:r>
-        <w:rPr>
-          <w:rFonts w:ascii="Courier New" w:hAnsi="Courier New" w:cs="Courier New"/>
-        </w:rPr>
-        <w:t xml:space="preserve">            &lt;tr&gt;&lt;td&gt;Does the fallback fit inside your timeout?&lt;/td&gt;&lt;td&gt;Measured here: the SDK spent 15 of </w:t>
-      </w:r>
-      <w:r>
-        <w:rPr>
-          <w:rFonts w:ascii="Courier New" w:hAnsi="Courier New" w:cs="Courier New"/>
-        </w:rPr>
-        <w:t>29 seconds retrying before the fallback even started&lt;/td&gt;&lt;/tr&gt;</w:t>
-      </w:r>
-    </w:p>
-    <w:p>
-      <w:pPr>
-        <w:pStyle w:val="PlainText"/>
-        <w:rPr>
-          <w:rFonts w:ascii="Courier New" w:hAnsi="Courier New" w:cs="Courier New"/>
-        </w:rPr>
-      </w:pPr>
-      <w:r>
-        <w:rPr>
-          <w:rFonts w:ascii="Courier New" w:hAnsi="Courier New" w:cs="Courier New"/>
-        </w:rPr>
-        <w:t xml:space="preserve">            &lt;tr&gt;&lt;td&gt;Must the data stay in one geography?&lt;/td&gt;&lt;td&gt;Use a regional inference profile (&lt;code&gt;us.&lt;/code&gt;, &lt;code&gt;eu.&lt;/code&gt;) rather than &lt;code&gt;global.&lt;/code&gt;&lt;/td&gt;&lt;/tr&gt;</w:t>
-      </w:r>
-    </w:p>
-    <w:p>
-      <w:pPr>
-        <w:pStyle w:val="PlainText"/>
-        <w:rPr>
-          <w:rFonts w:ascii="Courier New" w:hAnsi="Courier New" w:cs="Courier New"/>
-        </w:rPr>
-      </w:pPr>
-      <w:r>
-        <w:rPr>
-          <w:rFonts w:ascii="Courier New" w:hAnsi="Courier New" w:cs="Courier New"/>
-        </w:rPr>
-        <w:t xml:space="preserve">          &lt;/tbody&gt;</w:t>
-      </w:r>
-    </w:p>
-    <w:p>
-      <w:pPr>
-        <w:pStyle w:val="PlainText"/>
-        <w:rPr>
-          <w:rFonts w:ascii="Courier New" w:hAnsi="Courier New" w:cs="Courier New"/>
-        </w:rPr>
-      </w:pPr>
-      <w:r>
-        <w:rPr>
-          <w:rFonts w:ascii="Courier New" w:hAnsi="Courier New" w:cs="Courier New"/>
-        </w:rPr>
-        <w:t xml:space="preserve">        &lt;/table&gt;</w:t>
-      </w:r>
-    </w:p>
-    <w:p>
-      <w:pPr>
-        <w:pStyle w:val="PlainText"/>
-        <w:rPr>
-          <w:rFonts w:ascii="Courier New" w:hAnsi="Courier New" w:cs="Courier New"/>
-        </w:rPr>
-      </w:pPr>
-      <w:r>
-        <w:rPr>
-          <w:rFonts w:ascii="Courier New" w:hAnsi="Courier New" w:cs="Courier New"/>
-        </w:rPr>
-        <w:t xml:space="preserve">      &lt;/div&gt;</w:t>
-      </w:r>
-    </w:p>
-    <w:p>
-      <w:pPr>
-        <w:pStyle w:val="PlainText"/>
-        <w:rPr>
-          <w:rFonts w:ascii="Courier New" w:hAnsi="Courier New" w:cs="Courier New"/>
-        </w:rPr>
-      </w:pPr>
-      <w:r>
-        <w:rPr>
-          <w:rFonts w:ascii="Courier New" w:hAnsi="Courier New" w:cs="Courier New"/>
-        </w:rPr>
-        <w:t xml:space="preserve">      &lt;div class="prose"&gt;</w:t>
-      </w:r>
-    </w:p>
-    <w:p>
-      <w:pPr>
-        <w:pStyle w:val="PlainText"/>
-        <w:rPr>
-          <w:rFonts w:ascii="Courier New" w:hAnsi="Courier New" w:cs="Courier New"/>
-        </w:rPr>
-      </w:pPr>
-      <w:r>
-        <w:rPr>
-          <w:rFonts w:ascii="Courier New" w:hAnsi="Courier New" w:cs="Courier New"/>
-        </w:rPr>
-        <w:t xml:space="preserve">        &lt;p&gt;We tested Nova Lite as the primary model. It called the wrong tool and invented a</w:t>
-      </w:r>
-    </w:p>
-    <w:p>
-      <w:pPr>
-        <w:pStyle w:val="PlainText"/>
-        <w:rPr>
-          <w:rFonts w:ascii="Courier New" w:hAnsi="Courier New" w:cs="Courier New"/>
-        </w:rPr>
-      </w:pPr>
-      <w:r>
-        <w:rPr>
-          <w:rFonts w:ascii="Courier New" w:hAnsi="Courier New" w:cs="Courier New"/>
-        </w:rPr>
-        <w:t xml:space="preserve">        citation, so it is good enough to degrade to and not good enough to lead with. Nova</w:t>
-      </w:r>
-    </w:p>
-    <w:p>
-      <w:pPr>
-        <w:pStyle w:val="PlainText"/>
-        <w:rPr>
-          <w:rFonts w:ascii="Courier New" w:hAnsi="Courier New" w:cs="Courier New"/>
-        </w:rPr>
-      </w:pPr>
-      <w:r>
-        <w:rPr>
-          <w:rFonts w:ascii="Courier New" w:hAnsi="Courier New" w:cs="Courier New"/>
-        </w:rPr>
-        <w:t xml:space="preserve">        Pro</w:t>
-      </w:r>
-      <w:r>
-        <w:rPr>
-          <w:rFonts w:ascii="Courier New" w:hAnsi="Courier New" w:cs="Courier New"/>
-        </w:rPr>
-        <w:t xml:space="preserve"> costs 13 times more than Lite, so test whether the cheaper model handles your</w:t>
-      </w:r>
-    </w:p>
-    <w:p>
-      <w:pPr>
-        <w:pStyle w:val="PlainText"/>
-        <w:rPr>
-          <w:rFonts w:ascii="Courier New" w:hAnsi="Courier New" w:cs="Courier New"/>
-        </w:rPr>
-      </w:pPr>
-      <w:r>
-        <w:rPr>
-          <w:rFonts w:ascii="Courier New" w:hAnsi="Courier New" w:cs="Courier New"/>
-        </w:rPr>
-        <w:t xml:space="preserve">        questions before assuming it cannot.&lt;/p&gt;</w:t>
-      </w:r>
-    </w:p>
-    <w:p>
-      <w:pPr>
-        <w:pStyle w:val="PlainText"/>
-        <w:rPr>
-          <w:rFonts w:ascii="Courier New" w:hAnsi="Courier New" w:cs="Courier New"/>
-        </w:rPr>
-      </w:pPr>
-    </w:p>
-    <w:p>
-      <w:pPr>
-        <w:pStyle w:val="PlainText"/>
-        <w:rPr>
-          <w:rFonts w:ascii="Courier New" w:hAnsi="Courier New" w:cs="Courier New"/>
-        </w:rPr>
-      </w:pPr>
-      <w:r>
-        <w:rPr>
-          <w:rFonts w:ascii="Courier New" w:hAnsi="Courier New" w:cs="Courier New"/>
-        </w:rPr>
-        <w:t xml:space="preserve">        &lt;h3&gt;Putting it in Slack or Teams&lt;/h3&gt;</w:t>
-      </w:r>
-    </w:p>
-    <w:p>
-      <w:pPr>
-        <w:pStyle w:val="PlainText"/>
-        <w:rPr>
-          <w:rFonts w:ascii="Courier New" w:hAnsi="Courier New" w:cs="Courier New"/>
-        </w:rPr>
-      </w:pPr>
-      <w:r>
-        <w:rPr>
-          <w:rFonts w:ascii="Courier New" w:hAnsi="Courier New" w:cs="Courier New"/>
-        </w:rPr>
-        <w:t xml:space="preserve">        &lt;p&gt;It is wiring, not AI work.&lt;/p&gt;</w:t>
-      </w:r>
-    </w:p>
-    <w:p>
-      <w:pPr>
-        <w:pStyle w:val="PlainText"/>
-        <w:rPr>
-          <w:rFonts w:ascii="Courier New" w:hAnsi="Courier New" w:cs="Courier New"/>
-        </w:rPr>
-      </w:pPr>
-      <w:r>
-        <w:rPr>
-          <w:rFonts w:ascii="Courier New" w:hAnsi="Courier New" w:cs="Courier New"/>
-        </w:rPr>
-        <w:t xml:space="preserve">        &lt;p&gt;The React app is one client of the API. Slack or Teams would be another. The</w:t>
-      </w:r>
-    </w:p>
-    <w:p>
-      <w:pPr>
-        <w:pStyle w:val="PlainText"/>
-        <w:rPr>
-          <w:rFonts w:ascii="Courier New" w:hAnsi="Courier New" w:cs="Courier New"/>
-        </w:rPr>
-      </w:pPr>
-      <w:r>
-        <w:rPr>
-          <w:rFonts w:ascii="Courier New" w:hAnsi="Courier New" w:cs="Courier New"/>
-        </w:rPr>
-        <w:lastRenderedPageBreak/>
-        <w:t xml:space="preserve">        retrieval, the access filter, the row-level security, the prompt and the model do</w:t>
-      </w:r>
-    </w:p>
-    <w:p>
-      <w:pPr>
-        <w:pStyle w:val="PlainText"/>
-        <w:rPr>
-          <w:rFonts w:ascii="Courier New" w:hAnsi="Courier New" w:cs="Courier New"/>
-        </w:rPr>
-      </w:pPr>
-      <w:r>
-        <w:rPr>
-          <w:rFonts w:ascii="Courier New" w:hAnsi="Courier New" w:cs="Courier New"/>
-        </w:rPr>
-        <w:t xml:space="preserve">        not change. They sit behind the API and never knew which client was calling.&lt;/p&gt;</w:t>
-      </w:r>
-    </w:p>
-    <w:p>
-      <w:pPr>
-        <w:pStyle w:val="PlainText"/>
-        <w:rPr>
-          <w:rFonts w:ascii="Courier New" w:hAnsi="Courier New" w:cs="Courier New"/>
-        </w:rPr>
-      </w:pPr>
-      <w:r>
-        <w:rPr>
-          <w:rFonts w:ascii="Courier New" w:hAnsi="Courier New" w:cs="Courier New"/>
-        </w:rPr>
-        <w:t xml:space="preserve">        &lt;p&gt;What you write is</w:t>
-      </w:r>
-      <w:r>
-        <w:rPr>
-          <w:rFonts w:ascii="Courier New" w:hAnsi="Courier New" w:cs="Courier New"/>
-        </w:rPr>
-        <w:t xml:space="preserve"> an adapter: receive the platform's webhook, verify its signature,</w:t>
-      </w:r>
-    </w:p>
-    <w:p>
-      <w:pPr>
-        <w:pStyle w:val="PlainText"/>
-        <w:rPr>
-          <w:rFonts w:ascii="Courier New" w:hAnsi="Courier New" w:cs="Courier New"/>
-        </w:rPr>
-      </w:pPr>
-      <w:r>
-        <w:rPr>
-          <w:rFonts w:ascii="Courier New" w:hAnsi="Courier New" w:cs="Courier New"/>
-        </w:rPr>
-        <w:t xml:space="preserve">        map the sender to an employee, call &lt;code&gt;POST /api/chat&lt;/code&gt;, and format the reply.</w:t>
-      </w:r>
-    </w:p>
-    <w:p>
-      <w:pPr>
-        <w:pStyle w:val="PlainText"/>
-        <w:rPr>
-          <w:rFonts w:ascii="Courier New" w:hAnsi="Courier New" w:cs="Courier New"/>
-        </w:rPr>
-      </w:pPr>
-      <w:r>
-        <w:rPr>
-          <w:rFonts w:ascii="Courier New" w:hAnsi="Courier New" w:cs="Courier New"/>
-        </w:rPr>
-        <w:t xml:space="preserve">        That is ordinary application code, not AI work.&lt;/p&gt;</w:t>
-      </w:r>
-    </w:p>
-    <w:p>
-      <w:pPr>
-        <w:pStyle w:val="PlainText"/>
-        <w:rPr>
-          <w:rFonts w:ascii="Courier New" w:hAnsi="Courier New" w:cs="Courier New"/>
-        </w:rPr>
-      </w:pPr>
-      <w:r>
-        <w:rPr>
-          <w:rFonts w:ascii="Courier New" w:hAnsi="Courier New" w:cs="Courier New"/>
-        </w:rPr>
-        <w:t xml:space="preserve">        &lt;p&gt;The part that needs care is the identity mapping. API Gateway trusts a Cognito</w:t>
-      </w:r>
-    </w:p>
-    <w:p>
-      <w:pPr>
-        <w:pStyle w:val="PlainText"/>
-        <w:rPr>
-          <w:rFonts w:ascii="Courier New" w:hAnsi="Courier New" w:cs="Courier New"/>
-        </w:rPr>
-      </w:pPr>
-      <w:r>
-        <w:rPr>
-          <w:rFonts w:ascii="Courier New" w:hAnsi="Courier New" w:cs="Courier New"/>
-        </w:rPr>
-        <w:t xml:space="preserve">        token, and a Slack event gives you a Slack user id. Mapping one to the other must go</w:t>
-      </w:r>
-    </w:p>
-    <w:p>
-      <w:pPr>
-        <w:pStyle w:val="PlainText"/>
-        <w:rPr>
-          <w:rFonts w:ascii="Courier New" w:hAnsi="Courier New" w:cs="Courier New"/>
-        </w:rPr>
-      </w:pPr>
-      <w:r>
-        <w:rPr>
-          <w:rFonts w:ascii="Courier New" w:hAnsi="Courier New" w:cs="Courier New"/>
-        </w:rPr>
-        <w:t xml:space="preserve">        through something verified, normally the email on the SSO account behind both. Match</w:t>
-      </w:r>
-    </w:p>
-    <w:p>
-      <w:pPr>
-        <w:pStyle w:val="PlainText"/>
-        <w:rPr>
-          <w:rFonts w:ascii="Courier New" w:hAnsi="Courier New" w:cs="Courier New"/>
-        </w:rPr>
-      </w:pPr>
-      <w:r>
-        <w:rPr>
-          <w:rFonts w:ascii="Courier New" w:hAnsi="Courier New" w:cs="Courier New"/>
-        </w:rPr>
-        <w:t xml:space="preserve">        on a d</w:t>
-      </w:r>
-      <w:r>
-        <w:rPr>
-          <w:rFonts w:ascii="Courier New" w:hAnsi="Courier New" w:cs="Courier New"/>
-        </w:rPr>
-        <w:t>isplay name or a handle and you have put a spoofable field in front of salary</w:t>
-      </w:r>
-    </w:p>
-    <w:p>
-      <w:pPr>
-        <w:pStyle w:val="PlainText"/>
-        <w:rPr>
-          <w:rFonts w:ascii="Courier New" w:hAnsi="Courier New" w:cs="Courier New"/>
-        </w:rPr>
-      </w:pPr>
-      <w:r>
-        <w:rPr>
-          <w:rFonts w:ascii="Courier New" w:hAnsi="Courier New" w:cs="Courier New"/>
-        </w:rPr>
-        <w:t xml:space="preserve">        data.&lt;/p&gt;</w:t>
-      </w:r>
-    </w:p>
-    <w:p>
-      <w:pPr>
-        <w:pStyle w:val="PlainText"/>
-        <w:rPr>
-          <w:rFonts w:ascii="Courier New" w:hAnsi="Courier New" w:cs="Courier New"/>
-        </w:rPr>
-      </w:pPr>
-      <w:r>
-        <w:rPr>
-          <w:rFonts w:ascii="Courier New" w:hAnsi="Courier New" w:cs="Courier New"/>
-        </w:rPr>
-        <w:t xml:space="preserve">      &lt;/div&gt;</w:t>
-      </w:r>
-    </w:p>
-    <w:p>
-      <w:pPr>
-        <w:pStyle w:val="PlainText"/>
-        <w:rPr>
-          <w:rFonts w:ascii="Courier New" w:hAnsi="Courier New" w:cs="Courier New"/>
-        </w:rPr>
-      </w:pPr>
-      <w:r>
-        <w:rPr>
-          <w:rFonts w:ascii="Courier New" w:hAnsi="Courier New" w:cs="Courier New"/>
-        </w:rPr>
-        <w:t xml:space="preserve">    &lt;/section&gt;</w:t>
-      </w:r>
-    </w:p>
-    <w:p>
-      <w:pPr>
-        <w:pStyle w:val="PlainText"/>
-        <w:rPr>
-          <w:rFonts w:ascii="Courier New" w:hAnsi="Courier New" w:cs="Courier New"/>
-        </w:rPr>
-      </w:pPr>
-    </w:p>
-    <w:p>
-      <w:pPr>
-        <w:pStyle w:val="PlainText"/>
-        <w:rPr>
-          <w:rFonts w:ascii="Courier New" w:hAnsi="Courier New" w:cs="Courier New"/>
-        </w:rPr>
-      </w:pPr>
-    </w:p>
-    <w:p>
-      <w:pPr>
-        <w:pStyle w:val="PlainText"/>
-        <w:rPr>
-          <w:rFonts w:ascii="Courier New" w:hAnsi="Courier New" w:cs="Courier New"/>
-        </w:rPr>
-      </w:pPr>
-      <w:r>
-        <w:rPr>
-          <w:rFonts w:ascii="Courier New" w:hAnsi="Courier New" w:cs="Courier New"/>
-        </w:rPr>
-        <w:t xml:space="preserve">    &lt;!-- ============================================================ --&gt;</w:t>
-      </w:r>
-    </w:p>
-    <w:p>
-      <w:pPr>
-        <w:pStyle w:val="PlainText"/>
-        <w:rPr>
-          <w:rFonts w:ascii="Courier New" w:hAnsi="Courier New" w:cs="Courier New"/>
-        </w:rPr>
-      </w:pPr>
-      <w:r>
-        <w:rPr>
-          <w:rFonts w:ascii="Courier New" w:hAnsi="Courier New" w:cs="Courier New"/>
-        </w:rPr>
-        <w:t xml:space="preserve">    &lt;section id="troubleshooting"&gt;</w:t>
-      </w:r>
-    </w:p>
-    <w:p>
-      <w:pPr>
-        <w:pStyle w:val="PlainText"/>
-        <w:rPr>
-          <w:rFonts w:ascii="Courier New" w:hAnsi="Courier New" w:cs="Courier New"/>
-        </w:rPr>
-      </w:pPr>
-      <w:r>
-        <w:rPr>
-          <w:rFonts w:ascii="Courier New" w:hAnsi="Courier New" w:cs="Courier New"/>
-        </w:rPr>
-        <w:t xml:space="preserve">      &lt;div class="prose"&gt;</w:t>
-      </w:r>
-    </w:p>
-    <w:p>
-      <w:pPr>
-        <w:pStyle w:val="PlainText"/>
-        <w:rPr>
-          <w:rFonts w:ascii="Courier New" w:hAnsi="Courier New" w:cs="Courier New"/>
-        </w:rPr>
-      </w:pPr>
-      <w:r>
-        <w:rPr>
-          <w:rFonts w:ascii="Courier New" w:hAnsi="Courier New" w:cs="Courier New"/>
-        </w:rPr>
-        <w:t xml:space="preserve">        &lt;h2&gt;Troubleshooting&lt;/h2&gt;</w:t>
-      </w:r>
-    </w:p>
-    <w:p>
-      <w:pPr>
-        <w:pStyle w:val="PlainText"/>
-        <w:rPr>
-          <w:rFonts w:ascii="Courier New" w:hAnsi="Courier New" w:cs="Courier New"/>
-        </w:rPr>
-      </w:pPr>
-      <w:r>
-        <w:rPr>
-          <w:rFonts w:ascii="Courier New" w:hAnsi="Courier New" w:cs="Courier New"/>
-        </w:rPr>
-        <w:t xml:space="preserve">      &lt;/div&gt;</w:t>
-      </w:r>
-    </w:p>
-    <w:p>
-      <w:pPr>
-        <w:pStyle w:val="PlainText"/>
-        <w:rPr>
-          <w:rFonts w:ascii="Courier New" w:hAnsi="Courier New" w:cs="Courier New"/>
-        </w:rPr>
-      </w:pPr>
-      <w:r>
-        <w:rPr>
-          <w:rFonts w:ascii="Courier New" w:hAnsi="Courier New" w:cs="Courier New"/>
-        </w:rPr>
-        <w:t xml:space="preserve">      &lt;div class="table-wrap"&gt;</w:t>
-      </w:r>
-    </w:p>
-    <w:p>
-      <w:pPr>
-        <w:pStyle w:val="PlainText"/>
-        <w:rPr>
-          <w:rFonts w:ascii="Courier New" w:hAnsi="Courier New" w:cs="Courier New"/>
-        </w:rPr>
-      </w:pPr>
-      <w:r>
-        <w:rPr>
-          <w:rFonts w:ascii="Courier New" w:hAnsi="Courier New" w:cs="Courier New"/>
-        </w:rPr>
-        <w:t xml:space="preserve">        &lt;table&gt;</w:t>
-      </w:r>
-    </w:p>
-    <w:p>
-      <w:pPr>
-        <w:pStyle w:val="PlainText"/>
-        <w:rPr>
-          <w:rFonts w:ascii="Courier New" w:hAnsi="Courier New" w:cs="Courier New"/>
-        </w:rPr>
-      </w:pPr>
-      <w:r>
-        <w:rPr>
-          <w:rFonts w:ascii="Courier New" w:hAnsi="Courier New" w:cs="Courier New"/>
-        </w:rPr>
-        <w:t xml:space="preserve">          &lt;thead&gt;&lt;tr&gt;&lt;th&gt;You see&lt;/th&gt;&lt;th&gt;Likely cause&lt;/th&gt;&lt;th&gt;Fix&lt;/th&gt;&lt;/tr&gt;&lt;/thead&gt;</w:t>
-      </w:r>
-    </w:p>
-    <w:p>
-      <w:pPr>
-        <w:pStyle w:val="PlainText"/>
-        <w:rPr>
-          <w:rFonts w:ascii="Courier New" w:hAnsi="Courier New" w:cs="Courier New"/>
-        </w:rPr>
-      </w:pPr>
-      <w:r>
-        <w:rPr>
-          <w:rFonts w:ascii="Courier New" w:hAnsi="Courier New" w:cs="Courier New"/>
-        </w:rPr>
-        <w:t xml:space="preserve">          &lt;tbody&gt;</w:t>
-      </w:r>
-    </w:p>
-    <w:p>
-      <w:pPr>
-        <w:pStyle w:val="PlainText"/>
-        <w:rPr>
-          <w:rFonts w:ascii="Courier New" w:hAnsi="Courier New" w:cs="Courier New"/>
-        </w:rPr>
-      </w:pPr>
-      <w:r>
-        <w:rPr>
-          <w:rFonts w:ascii="Courier New" w:hAnsi="Courier New" w:cs="Courier New"/>
-        </w:rPr>
-        <w:t xml:space="preserve">            &lt;tr&gt;&lt;td&gt;Terraform: &lt;code&gt;build/layer.zip is </w:t>
-      </w:r>
-      <w:r>
-        <w:rPr>
-          <w:rFonts w:ascii="Courier New" w:hAnsi="Courier New" w:cs="Courier New"/>
-        </w:rPr>
-        <w:t>missing&lt;/code&gt;&lt;/td&gt;&lt;td&gt;The dependency layer was never built&lt;/td&gt;&lt;td&gt;&lt;code&gt;bash scripts/build-layer.sh&lt;/code&gt;, then apply again&lt;/td&gt;&lt;/tr&gt;</w:t>
-      </w:r>
-    </w:p>
-    <w:p>
-      <w:pPr>
-        <w:pStyle w:val="PlainText"/>
-        <w:rPr>
-          <w:rFonts w:ascii="Courier New" w:hAnsi="Courier New" w:cs="Courier New"/>
-        </w:rPr>
-      </w:pPr>
-      <w:r>
-        <w:rPr>
-          <w:rFonts w:ascii="Courier New" w:hAnsi="Courier New" w:cs="Courier New"/>
-        </w:rPr>
-        <w:t xml:space="preserve">            &lt;tr&gt;&lt;td&gt;New code does not take effect&lt;/td&gt;&lt;td&gt;The update is still rolling out&lt;/td&gt;&lt;td&gt;Wait for &lt;code&gt;aws lambda get-function --function-name northwind-hr-chat --query 'Configuration.LastUpdateStatus'&lt;/code&gt; to say &lt;code&gt;Successful&lt;/code&gt;&lt;/td&gt;&lt;/tr&gt;</w:t>
-      </w:r>
-    </w:p>
-    <w:p>
-      <w:pPr>
-        <w:pStyle w:val="PlainText"/>
-        <w:rPr>
-          <w:rFonts w:ascii="Courier New" w:hAnsi="Courier New" w:cs="Courier New"/>
-        </w:rPr>
-      </w:pPr>
-      <w:r>
-        <w:rPr>
-          <w:rFonts w:ascii="Courier New" w:hAnsi="Courier New" w:cs="Courier New"/>
-        </w:rPr>
-        <w:t xml:space="preserve">            &lt;tr&gt;&lt;td&gt;&lt;code&gt;AccessDeniedException&lt;/code&gt; in chat logs, naming a model&lt;/td&gt;&lt;td&gt;That model is not enabl</w:t>
-      </w:r>
-      <w:r>
-        <w:rPr>
-          <w:rFonts w:ascii="Courier New" w:hAnsi="Courier New" w:cs="Courier New"/>
-        </w:rPr>
-        <w:t>ed in this account and region&lt;/td&gt;&lt;td&gt;Bedrock console, Model catalog, request access. Anthropic models also need the use case form, which is why the default here is Nova&lt;/td&gt;&lt;/tr&gt;</w:t>
-      </w:r>
-    </w:p>
-    <w:p>
-      <w:pPr>
-        <w:pStyle w:val="PlainText"/>
-        <w:rPr>
-          <w:rFonts w:ascii="Courier New" w:hAnsi="Courier New" w:cs="Courier New"/>
-        </w:rPr>
-      </w:pPr>
-      <w:r>
-        <w:rPr>
-          <w:rFonts w:ascii="Courier New" w:hAnsi="Courier New" w:cs="Courier New"/>
-        </w:rPr>
-        <w:t xml:space="preserve">            &lt;tr&gt;&lt;td&gt;Answers are slower than usual and &lt;code&gt;model_fallback&lt;/code&gt; appears in &lt;code&gt;tools_used&lt;/code&gt;&lt;/td&gt;&lt;td&gt;The primary model would not answer, so the fallback did&lt;/td&gt;&lt;td&gt;Nothing is broken. This is the failover working. Check the chat log for the underlying Bedrock error&lt;/td&gt;&lt;/tr&gt;</w:t>
-      </w:r>
-    </w:p>
-    <w:p>
-      <w:pPr>
-        <w:pStyle w:val="PlainText"/>
-        <w:rPr>
-          <w:rFonts w:ascii="Courier New" w:hAnsi="Courier New" w:cs="Courier New"/>
-        </w:rPr>
-      </w:pPr>
-      <w:r>
-        <w:rPr>
-          <w:rFonts w:ascii="Courier New" w:hAnsi="Courier New" w:cs="Courier New"/>
-        </w:rPr>
-        <w:t xml:space="preserve">            &lt;tr&gt;&lt;td&gt;&lt;code&gt;Invali</w:t>
-      </w:r>
-      <w:r>
-        <w:rPr>
-          <w:rFonts w:ascii="Courier New" w:hAnsi="Courier New" w:cs="Courier New"/>
-        </w:rPr>
-        <w:t xml:space="preserve">dParameterException&lt;/code&gt; on &lt;code&gt;logGroupName&lt;/code&gt;&lt;/td&gt;&lt;td&gt;Git Bash on Windows rewrote the </w:t>
-      </w:r>
-      <w:r>
-        <w:rPr>
-          <w:rFonts w:ascii="Courier New" w:hAnsi="Courier New" w:cs="Courier New"/>
-        </w:rPr>
-        <w:lastRenderedPageBreak/>
-        <w:t>&lt;code&gt;/aws/lambda/...&lt;/code&gt; path&lt;/td&gt;&lt;td&gt;&lt;code&gt;export MSYS_NO_PATHCONV=1&lt;/code&gt;&lt;/td&gt;&lt;/tr&gt;</w:t>
-      </w:r>
-    </w:p>
-    <w:p>
-      <w:pPr>
-        <w:pStyle w:val="PlainText"/>
-        <w:rPr>
-          <w:rFonts w:ascii="Courier New" w:hAnsi="Courier New" w:cs="Courier New"/>
-        </w:rPr>
-      </w:pPr>
-      <w:r>
-        <w:rPr>
-          <w:rFonts w:ascii="Courier New" w:hAnsi="Courier New" w:cs="Courier New"/>
-        </w:rPr>
-        <w:t xml:space="preserve">            &lt;tr&gt;&lt;td&gt;503 or 504 on the first question after a break&lt;/td&gt;&lt;td&gt;Aurora resuming from 0 ACU, close to the 30-second limit&lt;/td&gt;&lt;td&gt;Ask again. For a live demo, set &lt;code&gt;min_capacity = 0.5&lt;/code&gt; in &lt;code&gt;aurora.tf&lt;/code&gt; for the day&lt;/td&gt;&lt;/tr&gt;</w:t>
-      </w:r>
-    </w:p>
-    <w:p>
-      <w:pPr>
-        <w:pStyle w:val="PlainText"/>
-        <w:rPr>
-          <w:rFonts w:ascii="Courier New" w:hAnsi="Courier New" w:cs="Courier New"/>
-        </w:rPr>
-      </w:pPr>
-      <w:r>
-        <w:rPr>
-          <w:rFonts w:ascii="Courier New" w:hAnsi="Courier New" w:cs="Courier New"/>
-        </w:rPr>
-        <w:t xml:space="preserve">            &lt;tr&gt;&lt;td&gt;401 from &lt;code&gt;/api/me&lt;/code&gt;&lt;/td&gt;&lt;td&gt;Token expired, </w:t>
-      </w:r>
-      <w:r>
-        <w:rPr>
-          <w:rFonts w:ascii="Courier New" w:hAnsi="Courier New" w:cs="Courier New"/>
-        </w:rPr>
-        <w:t>or built with another app client ID&lt;/td&gt;&lt;td&gt;Sign out and in; rebuild the React app with the current &lt;code&gt;frontend_env&lt;/code&gt;&lt;/td&gt;&lt;/tr&gt;</w:t>
-      </w:r>
-    </w:p>
-    <w:p>
-      <w:pPr>
-        <w:pStyle w:val="PlainText"/>
-        <w:rPr>
-          <w:rFonts w:ascii="Courier New" w:hAnsi="Courier New" w:cs="Courier New"/>
-        </w:rPr>
-      </w:pPr>
-      <w:r>
-        <w:rPr>
-          <w:rFonts w:ascii="Courier New" w:hAnsi="Courier New" w:cs="Courier New"/>
-        </w:rPr>
-        <w:t xml:space="preserve">            &lt;tr&gt;&lt;td&gt;"You don't have an HR assistant account"&lt;/td&gt;&lt;td&gt;The Cognito email isn't in the &lt;code&gt;employees&lt;/code&gt; table&lt;/td&gt;&lt;td&gt;Check spelling in &lt;code&gt;demo_user_emails&lt;/code&gt;; run setup-db&lt;/td&gt;&lt;/tr&gt;</w:t>
-      </w:r>
-    </w:p>
-    <w:p>
-      <w:pPr>
-        <w:pStyle w:val="PlainText"/>
-        <w:rPr>
-          <w:rFonts w:ascii="Courier New" w:hAnsi="Courier New" w:cs="Courier New"/>
-        </w:rPr>
-      </w:pPr>
-      <w:r>
-        <w:rPr>
-          <w:rFonts w:ascii="Courier New" w:hAnsi="Courier New" w:cs="Courier New"/>
-        </w:rPr>
-        <w:t xml:space="preserve">            &lt;tr&gt;&lt;td&gt;Ingest fails with 403 from OpenSearch&lt;/td&gt;&lt;td&gt;Data access policy not active yet&lt;/td&gt;&lt;td&gt;Wait a minute; upload &lt;code&gt;manifest.json&lt;/code&gt; again&lt;/td&gt;</w:t>
-      </w:r>
-      <w:r>
-        <w:rPr>
-          <w:rFonts w:ascii="Courier New" w:hAnsi="Courier New" w:cs="Courier New"/>
-        </w:rPr>
-        <w:t>&lt;/tr&gt;</w:t>
-      </w:r>
-    </w:p>
-    <w:p>
-      <w:pPr>
-        <w:pStyle w:val="PlainText"/>
-        <w:rPr>
-          <w:rFonts w:ascii="Courier New" w:hAnsi="Courier New" w:cs="Courier New"/>
-        </w:rPr>
-      </w:pPr>
-      <w:r>
-        <w:rPr>
-          <w:rFonts w:ascii="Courier New" w:hAnsi="Courier New" w:cs="Courier New"/>
-        </w:rPr>
-        <w:t xml:space="preserve">            &lt;tr&gt;&lt;td&gt;Answers say "No matching policy text" right after ingestion&lt;/td&gt;&lt;td&gt;OpenSearch Serverless hasn't refreshed yet&lt;/td&gt;&lt;td&gt;Wait a minute&lt;/td&gt;&lt;/tr&gt;</w:t>
-      </w:r>
-    </w:p>
-    <w:p>
-      <w:pPr>
-        <w:pStyle w:val="PlainText"/>
-        <w:rPr>
-          <w:rFonts w:ascii="Courier New" w:hAnsi="Courier New" w:cs="Courier New"/>
-        </w:rPr>
-      </w:pPr>
-      <w:r>
-        <w:rPr>
-          <w:rFonts w:ascii="Courier New" w:hAnsi="Courier New" w:cs="Courier New"/>
-        </w:rPr>
-        <w:t xml:space="preserve">            &lt;tr&gt;&lt;td&gt;Small talk returns policies, or real questions get none&lt;/td&gt;&lt;td&gt;Relevance threshold not measured on these documents&lt;/td&gt;&lt;td&gt;Run the similarity report; set &lt;code&gt;min_best_similarity&lt;/code&gt; between the two groups, not just below the lowest real question&lt;/td&gt;&lt;/tr&gt;</w:t>
-      </w:r>
-    </w:p>
-    <w:p>
-      <w:pPr>
-        <w:pStyle w:val="PlainText"/>
-        <w:rPr>
-          <w:rFonts w:ascii="Courier New" w:hAnsi="Courier New" w:cs="Courier New"/>
-        </w:rPr>
-      </w:pPr>
-      <w:r>
-        <w:rPr>
-          <w:rFonts w:ascii="Courier New" w:hAnsi="Courier New" w:cs="Courier New"/>
-        </w:rPr>
-        <w:t xml:space="preserve">            &lt;tr&gt;&lt;td&gt;The same question passes one run and fail</w:t>
-      </w:r>
-      <w:r>
-        <w:rPr>
-          <w:rFonts w:ascii="Courier New" w:hAnsi="Courier New" w:cs="Courier New"/>
-        </w:rPr>
-        <w:t>s the next&lt;/td&gt;&lt;td&gt;The threshold sits inside the noise of approximate vector search&lt;/td&gt;&lt;td&gt;Move it further from the lowest real score, and set temperature to 0 before comparing runs at all&lt;/td&gt;&lt;/tr&gt;</w:t>
-      </w:r>
-    </w:p>
-    <w:p>
-      <w:pPr>
-        <w:pStyle w:val="PlainText"/>
-        <w:rPr>
-          <w:rFonts w:ascii="Courier New" w:hAnsi="Courier New" w:cs="Courier New"/>
-        </w:rPr>
-      </w:pPr>
-      <w:r>
-        <w:rPr>
-          <w:rFonts w:ascii="Courier New" w:hAnsi="Courier New" w:cs="Courier New"/>
-        </w:rPr>
-        <w:t xml:space="preserve">            &lt;tr&gt;&lt;td&gt;A normal HR question is blocked&lt;/td&gt;&lt;td&gt;Prompt attack filter at HIGH&lt;/td&gt;&lt;td&gt;Lower it to MEDIUM in &lt;code&gt;bedrock.tf&lt;/code&gt;, apply&lt;/td&gt;&lt;/tr&gt;</w:t>
-      </w:r>
-    </w:p>
-    <w:p>
-      <w:pPr>
-        <w:pStyle w:val="PlainText"/>
-        <w:rPr>
-          <w:rFonts w:ascii="Courier New" w:hAnsi="Courier New" w:cs="Courier New"/>
-        </w:rPr>
-      </w:pPr>
-      <w:r>
-        <w:rPr>
-          <w:rFonts w:ascii="Courier New" w:hAnsi="Courier New" w:cs="Courier New"/>
-        </w:rPr>
-        <w:t xml:space="preserve">            &lt;tr&gt;&lt;td&gt;Cognito "redirect_mismatch"&lt;/td&gt;&lt;td&gt;App opened at an address other than the CloudFront one&lt;/td&gt;&lt;td&gt;Use &lt;code&gt;terraform output app_ur</w:t>
-      </w:r>
-      <w:r>
-        <w:rPr>
-          <w:rFonts w:ascii="Courier New" w:hAnsi="Courier New" w:cs="Courier New"/>
-        </w:rPr>
-        <w:t>l&lt;/code&gt; exactly&lt;/td&gt;&lt;/tr&gt;</w:t>
-      </w:r>
-    </w:p>
-    <w:p>
-      <w:pPr>
-        <w:pStyle w:val="PlainText"/>
-        <w:rPr>
-          <w:rFonts w:ascii="Courier New" w:hAnsi="Courier New" w:cs="Courier New"/>
-        </w:rPr>
-      </w:pPr>
-      <w:r>
-        <w:rPr>
-          <w:rFonts w:ascii="Courier New" w:hAnsi="Courier New" w:cs="Courier New"/>
-        </w:rPr>
-        <w:t xml:space="preserve">            &lt;tr&gt;&lt;td&gt;Terraform: domain already exists&lt;/td&gt;&lt;td&gt;&lt;code&gt;cognito_domain_prefix&lt;/code&gt; taken&lt;/td&gt;&lt;td&gt;Choose another prefix&lt;/td&gt;&lt;/tr&gt;</w:t>
-      </w:r>
-    </w:p>
-    <w:p>
-      <w:pPr>
-        <w:pStyle w:val="PlainText"/>
-        <w:rPr>
-          <w:rFonts w:ascii="Courier New" w:hAnsi="Courier New" w:cs="Courier New"/>
-        </w:rPr>
-      </w:pPr>
-      <w:r>
-        <w:rPr>
-          <w:rFonts w:ascii="Courier New" w:hAnsi="Courier New" w:cs="Courier New"/>
-        </w:rPr>
-        <w:t xml:space="preserve">          &lt;/tbody&gt;</w:t>
-      </w:r>
-    </w:p>
-    <w:p>
-      <w:pPr>
-        <w:pStyle w:val="PlainText"/>
-        <w:rPr>
-          <w:rFonts w:ascii="Courier New" w:hAnsi="Courier New" w:cs="Courier New"/>
-        </w:rPr>
-      </w:pPr>
-      <w:r>
-        <w:rPr>
-          <w:rFonts w:ascii="Courier New" w:hAnsi="Courier New" w:cs="Courier New"/>
-        </w:rPr>
-        <w:t xml:space="preserve">        &lt;/table&gt;</w:t>
-      </w:r>
-    </w:p>
-    <w:p>
-      <w:pPr>
-        <w:pStyle w:val="PlainText"/>
-        <w:rPr>
-          <w:rFonts w:ascii="Courier New" w:hAnsi="Courier New" w:cs="Courier New"/>
-        </w:rPr>
-      </w:pPr>
-      <w:r>
-        <w:rPr>
-          <w:rFonts w:ascii="Courier New" w:hAnsi="Courier New" w:cs="Courier New"/>
-        </w:rPr>
-        <w:t xml:space="preserve">      &lt;/div&gt;</w:t>
-      </w:r>
-    </w:p>
-    <w:p>
-      <w:pPr>
-        <w:pStyle w:val="PlainText"/>
-        <w:rPr>
-          <w:rFonts w:ascii="Courier New" w:hAnsi="Courier New" w:cs="Courier New"/>
-        </w:rPr>
-      </w:pPr>
-      <w:r>
-        <w:rPr>
-          <w:rFonts w:ascii="Courier New" w:hAnsi="Courier New" w:cs="Courier New"/>
-        </w:rPr>
-        <w:t xml:space="preserve">    &lt;/section&gt;</w:t>
-      </w:r>
-    </w:p>
-    <w:p>
-      <w:pPr>
-        <w:pStyle w:val="PlainText"/>
-        <w:rPr>
-          <w:rFonts w:ascii="Courier New" w:hAnsi="Courier New" w:cs="Courier New"/>
-        </w:rPr>
-      </w:pPr>
-      <w:r>
-        <w:rPr>
-          <w:rFonts w:ascii="Courier New" w:hAnsi="Courier New" w:cs="Courier New"/>
-        </w:rPr>
-        <w:t xml:space="preserve">  &lt;!-- ============================================================ --&gt;</w:t>
-      </w:r>
-    </w:p>
-    <w:p>
-      <w:pPr>
-        <w:pStyle w:val="PlainText"/>
-        <w:rPr>
-          <w:rFonts w:ascii="Courier New" w:hAnsi="Courier New" w:cs="Courier New"/>
-        </w:rPr>
-      </w:pPr>
-      <w:r>
-        <w:rPr>
-          <w:rFonts w:ascii="Courier New" w:hAnsi="Courier New" w:cs="Courier New"/>
-        </w:rPr>
-        <w:t xml:space="preserve">    &lt;section id="clickops"&gt;</w:t>
-      </w:r>
-    </w:p>
-    <w:p>
-      <w:pPr>
-        <w:pStyle w:val="PlainText"/>
-        <w:rPr>
-          <w:rFonts w:ascii="Courier New" w:hAnsi="Courier New" w:cs="Courier New"/>
-        </w:rPr>
-      </w:pPr>
-      <w:r>
-        <w:rPr>
-          <w:rFonts w:ascii="Courier New" w:hAnsi="Courier New" w:cs="Courier New"/>
-        </w:rPr>
-        <w:t xml:space="preserve">      &lt;div class="prose"&gt;</w:t>
-      </w:r>
-    </w:p>
-    <w:p>
-      <w:pPr>
-        <w:pStyle w:val="PlainText"/>
-        <w:rPr>
-          <w:rFonts w:ascii="Courier New" w:hAnsi="Courier New" w:cs="Courier New"/>
-        </w:rPr>
-      </w:pPr>
-      <w:r>
-        <w:rPr>
-          <w:rFonts w:ascii="Courier New" w:hAnsi="Courier New" w:cs="Courier New"/>
-        </w:rPr>
-        <w:t xml:space="preserve">        &lt;h2&gt;Appendix: building it by hand in the console&lt;/h2&gt;</w:t>
-      </w:r>
-    </w:p>
-    <w:p>
-      <w:pPr>
-        <w:pStyle w:val="PlainText"/>
-        <w:rPr>
-          <w:rFonts w:ascii="Courier New" w:hAnsi="Courier New" w:cs="Courier New"/>
-        </w:rPr>
-      </w:pPr>
-      <w:r>
-        <w:rPr>
-          <w:rFonts w:ascii="Courier New" w:hAnsi="Courier New" w:cs="Courier New"/>
-        </w:rPr>
-        <w:t xml:space="preserve">        &lt;p&gt;Optional, and not part of the four hours. A console screen shows you choices a T</w:t>
-      </w:r>
-      <w:r>
-        <w:rPr>
-          <w:rFonts w:ascii="Courier New" w:hAnsi="Courier New" w:cs="Courier New"/>
-        </w:rPr>
-        <w:t>erraform file hides. Do it once, on your own time, for the services you want to understand properly.&lt;/p&gt;</w:t>
-      </w:r>
-    </w:p>
-    <w:p>
-      <w:pPr>
-        <w:pStyle w:val="PlainText"/>
-        <w:rPr>
-          <w:rFonts w:ascii="Courier New" w:hAnsi="Courier New" w:cs="Courier New"/>
-        </w:rPr>
-      </w:pPr>
-      <w:r>
-        <w:rPr>
-          <w:rFonts w:ascii="Courier New" w:hAnsi="Courier New" w:cs="Courier New"/>
-        </w:rPr>
-        <w:t xml:space="preserve">        &lt;p&gt;&lt;strong&gt;The full walkthrough is &lt;a href="../infra/clickops.md"&gt;infra/clickops.md&lt;/a&gt;&lt;/strong&gt;,</w:t>
-      </w:r>
-    </w:p>
-    <w:p>
-      <w:pPr>
-        <w:pStyle w:val="PlainText"/>
-        <w:rPr>
-          <w:rFonts w:ascii="Courier New" w:hAnsi="Courier New" w:cs="Courier New"/>
-        </w:rPr>
-      </w:pPr>
-      <w:r>
-        <w:rPr>
-          <w:rFonts w:ascii="Courier New" w:hAnsi="Courier New" w:cs="Courier New"/>
-        </w:rPr>
-        <w:t xml:space="preserve">        twenty numbered steps with every setting and why it is set that way. Expect a day.</w:t>
-      </w:r>
-    </w:p>
-    <w:p>
-      <w:pPr>
-        <w:pStyle w:val="PlainText"/>
-        <w:rPr>
-          <w:rFonts w:ascii="Courier New" w:hAnsi="Courier New" w:cs="Courier New"/>
-        </w:rPr>
-      </w:pPr>
-      <w:r>
-        <w:rPr>
-          <w:rFonts w:ascii="Courier New" w:hAnsi="Courier New" w:cs="Courier New"/>
-        </w:rPr>
-        <w:t xml:space="preserve">        The order is not arbitrary: each step needs something the one before it produced.&lt;/p&gt;</w:t>
-      </w:r>
-    </w:p>
-    <w:p>
-      <w:pPr>
-        <w:pStyle w:val="PlainText"/>
-        <w:rPr>
-          <w:rFonts w:ascii="Courier New" w:hAnsi="Courier New" w:cs="Courier New"/>
-        </w:rPr>
-      </w:pPr>
-      <w:r>
-        <w:rPr>
-          <w:rFonts w:ascii="Courier New" w:hAnsi="Courier New" w:cs="Courier New"/>
-        </w:rPr>
-        <w:t xml:space="preserve">      &lt;/div&gt;</w:t>
-      </w:r>
-    </w:p>
-    <w:p>
-      <w:pPr>
-        <w:pStyle w:val="PlainText"/>
-        <w:rPr>
-          <w:rFonts w:ascii="Courier New" w:hAnsi="Courier New" w:cs="Courier New"/>
-        </w:rPr>
-      </w:pPr>
-      <w:r>
-        <w:rPr>
-          <w:rFonts w:ascii="Courier New" w:hAnsi="Courier New" w:cs="Courier New"/>
-        </w:rPr>
-        <w:lastRenderedPageBreak/>
-        <w:t xml:space="preserve">      &lt;div class="table-wrap"&gt;</w:t>
-      </w:r>
-    </w:p>
-    <w:p>
-      <w:pPr>
-        <w:pStyle w:val="PlainText"/>
-        <w:rPr>
-          <w:rFonts w:ascii="Courier New" w:hAnsi="Courier New" w:cs="Courier New"/>
-        </w:rPr>
-      </w:pPr>
-      <w:r>
-        <w:rPr>
-          <w:rFonts w:ascii="Courier New" w:hAnsi="Courier New" w:cs="Courier New"/>
-        </w:rPr>
-        <w:t xml:space="preserve">        &lt;table&gt;</w:t>
-      </w:r>
-    </w:p>
-    <w:p>
-      <w:pPr>
-        <w:pStyle w:val="PlainText"/>
-        <w:rPr>
-          <w:rFonts w:ascii="Courier New" w:hAnsi="Courier New" w:cs="Courier New"/>
-        </w:rPr>
-      </w:pPr>
-      <w:r>
-        <w:rPr>
-          <w:rFonts w:ascii="Courier New" w:hAnsi="Courier New" w:cs="Courier New"/>
-        </w:rPr>
-        <w:t xml:space="preserve">          &lt;thead&gt;&lt;tr&gt;&lt;th&gt;Step&lt;/th&gt;&lt;th&gt;What you build&lt;/th</w:t>
-      </w:r>
-      <w:r>
-        <w:rPr>
-          <w:rFonts w:ascii="Courier New" w:hAnsi="Courier New" w:cs="Courier New"/>
-        </w:rPr>
-        <w:t>&gt;&lt;th&gt;Why in this order&lt;/th&gt;&lt;/tr&gt;&lt;/thead&gt;</w:t>
-      </w:r>
-    </w:p>
-    <w:p>
-      <w:pPr>
-        <w:pStyle w:val="PlainText"/>
-        <w:rPr>
-          <w:rFonts w:ascii="Courier New" w:hAnsi="Courier New" w:cs="Courier New"/>
-        </w:rPr>
-      </w:pPr>
-      <w:r>
-        <w:rPr>
-          <w:rFonts w:ascii="Courier New" w:hAnsi="Courier New" w:cs="Courier New"/>
-        </w:rPr>
-        <w:t xml:space="preserve">          &lt;tbody&gt;</w:t>
-      </w:r>
-    </w:p>
-    <w:p>
-      <w:pPr>
-        <w:pStyle w:val="PlainText"/>
-        <w:rPr>
-          <w:rFonts w:ascii="Courier New" w:hAnsi="Courier New" w:cs="Courier New"/>
-        </w:rPr>
-      </w:pPr>
-      <w:r>
-        <w:rPr>
-          <w:rFonts w:ascii="Courier New" w:hAnsi="Courier New" w:cs="Courier New"/>
-        </w:rPr>
-        <w:t xml:space="preserve">            &lt;tr&gt;&lt;td&gt;3&lt;/td&gt;&lt;td&gt;Turn on the models in Bedrock&lt;/td&gt;&lt;td&gt;Access can take a form submission, so start it before you need it&lt;/td&gt;&lt;/tr&gt;</w:t>
-      </w:r>
-    </w:p>
-    <w:p>
-      <w:pPr>
-        <w:pStyle w:val="PlainText"/>
-        <w:rPr>
-          <w:rFonts w:ascii="Courier New" w:hAnsi="Courier New" w:cs="Courier New"/>
-        </w:rPr>
-      </w:pPr>
-      <w:r>
-        <w:rPr>
-          <w:rFonts w:ascii="Courier New" w:hAnsi="Courier New" w:cs="Courier New"/>
-        </w:rPr>
-        <w:t xml:space="preserve">            &lt;tr&gt;&lt;td&gt;4&lt;/td&gt;&lt;td&gt;The two zip files&lt;/td&gt;&lt;td&gt;The layer and the function code. Lambda cannot be created without them&lt;/td&gt;&lt;/tr&gt;</w:t>
-      </w:r>
-    </w:p>
-    <w:p>
-      <w:pPr>
-        <w:pStyle w:val="PlainText"/>
-        <w:rPr>
-          <w:rFonts w:ascii="Courier New" w:hAnsi="Courier New" w:cs="Courier New"/>
-        </w:rPr>
-      </w:pPr>
-      <w:r>
-        <w:rPr>
-          <w:rFonts w:ascii="Courier New" w:hAnsi="Courier New" w:cs="Courier New"/>
-        </w:rPr>
-        <w:t xml:space="preserve">            &lt;tr&gt;&lt;td&gt;5, 6&lt;/td&gt;&lt;td&gt;The network, and VPC endpoints&lt;/td&gt;&lt;td&gt;Private subnets with no internet route, so the endpoints are how Lambda reaches AWS at all&lt;/td&gt;&lt;/tr&gt;</w:t>
-      </w:r>
-    </w:p>
-    <w:p>
-      <w:pPr>
-        <w:pStyle w:val="PlainText"/>
-        <w:rPr>
-          <w:rFonts w:ascii="Courier New" w:hAnsi="Courier New" w:cs="Courier New"/>
-        </w:rPr>
-      </w:pPr>
-      <w:r>
-        <w:rPr>
-          <w:rFonts w:ascii="Courier New" w:hAnsi="Courier New" w:cs="Courier New"/>
-        </w:rPr>
-        <w:t xml:space="preserve">            &lt;tr&gt;&lt;td&gt;7, 8&lt;/td&gt;&lt;td&gt;Aurora, and the application secret&lt;/td&gt;&lt;td&gt;Two database users: admin for setup, &lt;code&gt;hr_app&lt;/code&gt; for the app&lt;/td&gt;&lt;/tr&gt;</w:t>
-      </w:r>
-    </w:p>
-    <w:p>
-      <w:pPr>
-        <w:pStyle w:val="PlainText"/>
-        <w:rPr>
-          <w:rFonts w:ascii="Courier New" w:hAnsi="Courier New" w:cs="Courier New"/>
-        </w:rPr>
-      </w:pPr>
-      <w:r>
-        <w:rPr>
-          <w:rFonts w:ascii="Courier New" w:hAnsi="Courier New" w:cs="Courier New"/>
-        </w:rPr>
-        <w:t xml:space="preserve">            &lt;tr&gt;&lt;td&gt;9&lt;/td&gt;&lt;td&gt;OpenSearch Serverless&lt;/td&gt;&lt;td&gt;Three policies before the collection: encryption, network, data access&lt;/td&gt;&lt;/tr&gt;</w:t>
-      </w:r>
-    </w:p>
-    <w:p>
-      <w:pPr>
-        <w:pStyle w:val="PlainText"/>
-        <w:rPr>
-          <w:rFonts w:ascii="Courier New" w:hAnsi="Courier New" w:cs="Courier New"/>
-        </w:rPr>
-      </w:pPr>
-      <w:r>
-        <w:rPr>
-          <w:rFonts w:ascii="Courier New" w:hAnsi="Courier New" w:cs="Courier New"/>
-        </w:rPr>
-        <w:t xml:space="preserve">            &lt;tr&gt;&lt;td&gt;10, 11&lt;/td&gt;&lt;td&gt;The buckets, and the guardrail&lt;/td&gt;&lt;td&gt;The guardrail is checked on the question and on the answer&lt;/td&gt;&lt;/tr&gt;</w:t>
-      </w:r>
-    </w:p>
-    <w:p>
-      <w:pPr>
-        <w:pStyle w:val="PlainText"/>
-        <w:rPr>
-          <w:rFonts w:ascii="Courier New" w:hAnsi="Courier New" w:cs="Courier New"/>
-        </w:rPr>
-      </w:pPr>
-      <w:r>
-        <w:rPr>
-          <w:rFonts w:ascii="Courier New" w:hAnsi="Courier New" w:cs="Courier New"/>
-        </w:rPr>
-        <w:t xml:space="preserve">            &lt;tr&gt;&lt;td&gt;12, 13&lt;/td&gt;&lt;td&gt;IAM roles, then the four functions&lt;/t</w:t>
-      </w:r>
-      <w:r>
-        <w:rPr>
-          <w:rFonts w:ascii="Courier New" w:hAnsi="Courier New" w:cs="Courier New"/>
-        </w:rPr>
-        <w:t>d&gt;&lt;td&gt;One role per function, so the chat function cannot write the index&lt;/td&gt;&lt;/tr&gt;</w:t>
-      </w:r>
-    </w:p>
-    <w:p>
-      <w:pPr>
-        <w:pStyle w:val="PlainText"/>
-        <w:rPr>
-          <w:rFonts w:ascii="Courier New" w:hAnsi="Courier New" w:cs="Courier New"/>
-        </w:rPr>
-      </w:pPr>
-      <w:r>
-        <w:rPr>
-          <w:rFonts w:ascii="Courier New" w:hAnsi="Courier New" w:cs="Courier New"/>
-        </w:rPr>
-        <w:t xml:space="preserve">            &lt;tr&gt;&lt;td&gt;14, 15&lt;/td&gt;&lt;td&gt;Create the database, load the documents&lt;/td&gt;&lt;td&gt;Upload the documents first and &lt;code&gt;manifest.json&lt;/code&gt; last: that upload is the trigger&lt;/td&gt;&lt;/tr&gt;</w:t>
-      </w:r>
-    </w:p>
-    <w:p>
-      <w:pPr>
-        <w:pStyle w:val="PlainText"/>
-        <w:rPr>
-          <w:rFonts w:ascii="Courier New" w:hAnsi="Courier New" w:cs="Courier New"/>
-        </w:rPr>
-      </w:pPr>
-      <w:r>
-        <w:rPr>
-          <w:rFonts w:ascii="Courier New" w:hAnsi="Courier New" w:cs="Courier New"/>
-        </w:rPr>
-        <w:t xml:space="preserve">            &lt;tr&gt;&lt;td&gt;16, 17&lt;/td&gt;&lt;td&gt;Cognito, then the API&lt;/td&gt;&lt;td&gt;The API needs the user pool to validate a token against&lt;/td&gt;&lt;/tr&gt;</w:t>
-      </w:r>
-    </w:p>
-    <w:p>
-      <w:pPr>
-        <w:pStyle w:val="PlainText"/>
-        <w:rPr>
-          <w:rFonts w:ascii="Courier New" w:hAnsi="Courier New" w:cs="Courier New"/>
-        </w:rPr>
-      </w:pPr>
-      <w:r>
-        <w:rPr>
-          <w:rFonts w:ascii="Courier New" w:hAnsi="Courier New" w:cs="Courier New"/>
-        </w:rPr>
-        <w:t xml:space="preserve">            &lt;tr&gt;&lt;td&gt;18, 19&lt;/td&gt;&lt;td&gt;CloudFront and WAF, your domain&lt;/td&gt;&lt;td&gt;WAF for CloudFront must live in us-east</w:t>
-      </w:r>
-      <w:r>
-        <w:rPr>
-          <w:rFonts w:ascii="Courier New" w:hAnsi="Courier New" w:cs="Courier New"/>
-        </w:rPr>
-        <w:t>-1&lt;/td&gt;&lt;/tr&gt;</w:t>
+        <w:t xml:space="preserve">            &lt;tr&gt;&lt;td&gt;18, 19&lt;/td&gt;&lt;td&gt;CloudFront and </w:t>
+      </w:r>
+      <w:r>
+        <w:rPr>
+          <w:rFonts w:ascii="Courier New" w:hAnsi="Courier New" w:cs="Courier New"/>
+        </w:rPr>
+        <w:t>WAF, your domain&lt;/td&gt;&lt;td&gt;WAF for CloudFront must live in us-east-1&lt;/td&gt;&lt;/tr&gt;</w:t>
       </w:r>
     </w:p>
     <w:p>
@@ -22977,7 +23166,7 @@
     <w:link w:val="PlainTextChar"/>
     <w:uiPriority w:val="99"/>
     <w:unhideWhenUsed/>
-    <w:rsid w:val="007E22B8"/>
+    <w:rsid w:val="006B2222"/>
     <w:pPr>
       <w:spacing w:after="0" w:line="240" w:lineRule="auto"/>
     </w:pPr>
@@ -22992,7 +23181,7 @@
     <w:basedOn w:val="DefaultParagraphFont"/>
     <w:link w:val="PlainText"/>
     <w:uiPriority w:val="99"/>
-    <w:rsid w:val="007E22B8"/>
+    <w:rsid w:val="006B2222"/>
     <w:rPr>
       <w:rFonts w:ascii="Consolas" w:hAnsi="Consolas"/>
       <w:sz w:val="21"/>

--- a/docs/northwind-hr-on-aws.docx
+++ b/docs/northwind-hr-on-aws.docx
@@ -18129,41 +18129,97 @@
         <w:rPr>
           <w:rFonts w:ascii="Courier New" w:hAnsi="Courier New" w:cs="Courier New"/>
         </w:rPr>
-        <w:t xml:space="preserve">        &lt;p&gt;&lt;strong&gt;Your platform gives you infrastructure metrics. Product metrics you have</w:t>
-      </w:r>
-    </w:p>
-    <w:p>
-      <w:pPr>
-        <w:pStyle w:val="PlainText"/>
-        <w:rPr>
-          <w:rFonts w:ascii="Courier New" w:hAnsi="Courier New" w:cs="Courier New"/>
-        </w:rPr>
-      </w:pPr>
-      <w:r>
-        <w:rPr>
-          <w:rFonts w:ascii="Courier New" w:hAnsi="Courier New" w:cs="Courier New"/>
-        </w:rPr>
-        <w:t xml:space="preserve">        to write yourself&lt;/strong&gt;, and for an LLM application the product metrics are the</w:t>
-      </w:r>
-    </w:p>
-    <w:p>
-      <w:pPr>
-        <w:pStyle w:val="PlainText"/>
-        <w:rPr>
-          <w:rFonts w:ascii="Courier New" w:hAnsi="Courier New" w:cs="Courier New"/>
-        </w:rPr>
-      </w:pPr>
-      <w:r>
-        <w:rPr>
-          <w:rFonts w:ascii="Courier New" w:hAnsi="Courier New" w:cs="Courier New"/>
-        </w:rPr>
-        <w:t xml:space="preserve">        ones with money</w:t>
-      </w:r>
-      <w:r>
-        <w:rPr>
-          <w:rFonts w:ascii="Courier New" w:hAnsi="Courier New" w:cs="Courier New"/>
-        </w:rPr>
-        <w:t xml:space="preserve"> attached.&lt;/p&gt;</w:t>
+        <w:t xml:space="preserve">        &lt;p&gt;CloudWatch knows the function ran and how long it took. It does not know that the</w:t>
+      </w:r>
+    </w:p>
+    <w:p>
+      <w:pPr>
+        <w:pStyle w:val="PlainText"/>
+        <w:rPr>
+          <w:rFonts w:ascii="Courier New" w:hAnsi="Courier New" w:cs="Courier New"/>
+        </w:rPr>
+      </w:pPr>
+      <w:r>
+        <w:rPr>
+          <w:rFonts w:ascii="Courier New" w:hAnsi="Courier New" w:cs="Courier New"/>
+        </w:rPr>
+        <w:t xml:space="preserve">        question cost 1,944 input tokens, that &lt;code&gt;search_hr_policies&lt;/code&gt; answered it,</w:t>
+      </w:r>
+    </w:p>
+    <w:p>
+      <w:pPr>
+        <w:pStyle w:val="PlainText"/>
+        <w:rPr>
+          <w:rFonts w:ascii="Courier New" w:hAnsi="Courier New" w:cs="Courier New"/>
+        </w:rPr>
+      </w:pPr>
+      <w:r>
+        <w:rPr>
+          <w:rFonts w:ascii="Courier New" w:hAnsi="Courier New" w:cs="Courier New"/>
+        </w:rPr>
+        <w:t xml:space="preserve">        or who asked.</w:t>
+      </w:r>
+      <w:r>
+        <w:rPr>
+          <w:rFonts w:ascii="Courier New" w:hAnsi="Courier New" w:cs="Courier New"/>
+        </w:rPr>
+        <w:t xml:space="preserve"> Only the application knows those, so only the application can record</w:t>
+      </w:r>
+    </w:p>
+    <w:p>
+      <w:pPr>
+        <w:pStyle w:val="PlainText"/>
+        <w:rPr>
+          <w:rFonts w:ascii="Courier New" w:hAnsi="Courier New" w:cs="Courier New"/>
+        </w:rPr>
+      </w:pPr>
+      <w:r>
+        <w:rPr>
+          <w:rFonts w:ascii="Courier New" w:hAnsi="Courier New" w:cs="Courier New"/>
+        </w:rPr>
+        <w:t xml:space="preserve">        them.&lt;/p&gt;</w:t>
+      </w:r>
+    </w:p>
+    <w:p>
+      <w:pPr>
+        <w:pStyle w:val="PlainText"/>
+        <w:rPr>
+          <w:rFonts w:ascii="Courier New" w:hAnsi="Courier New" w:cs="Courier New"/>
+        </w:rPr>
+      </w:pPr>
+      <w:r>
+        <w:rPr>
+          <w:rFonts w:ascii="Courier New" w:hAnsi="Courier New" w:cs="Courier New"/>
+        </w:rPr>
+        <w:t xml:space="preserve">        &lt;p&gt;That matters because tokens are the bill. A prompt change that adds two chunks to</w:t>
+      </w:r>
+    </w:p>
+    <w:p>
+      <w:pPr>
+        <w:pStyle w:val="PlainText"/>
+        <w:rPr>
+          <w:rFonts w:ascii="Courier New" w:hAnsi="Courier New" w:cs="Courier New"/>
+        </w:rPr>
+      </w:pPr>
+      <w:r>
+        <w:rPr>
+          <w:rFonts w:ascii="Courier New" w:hAnsi="Courier New" w:cs="Courier New"/>
+        </w:rPr>
+        <w:t xml:space="preserve">        every question raises your cost permanently, and nothing in CloudWatch will show it.</w:t>
+      </w:r>
+    </w:p>
+    <w:p>
+      <w:pPr>
+        <w:pStyle w:val="PlainText"/>
+        <w:rPr>
+          <w:rFonts w:ascii="Courier New" w:hAnsi="Courier New" w:cs="Courier New"/>
+        </w:rPr>
+      </w:pPr>
+      <w:r>
+        <w:rPr>
+          <w:rFonts w:ascii="Courier New" w:hAnsi="Courier New" w:cs="Courier New"/>
+        </w:rPr>
+        <w:t xml:space="preserve">        &lt;code&gt;request_log&lt;/code&gt; will.&lt;/p&gt;</w:t>
       </w:r>
     </w:p>
     <w:p>
@@ -18255,7 +18311,13 @@
         <w:rPr>
           <w:rFonts w:ascii="Courier New" w:hAnsi="Courier New" w:cs="Courier New"/>
         </w:rPr>
-        <w:t xml:space="preserve">          &lt;thead&gt;&lt;tr&gt;&lt;th&gt;Table&lt;/th&gt;&lt;th&gt;What it holds&lt;/th&gt;&lt;th&gt;Readable by the app&lt;/th&gt;&lt;/tr&gt;&lt;/thead&gt;</w:t>
+        <w:t xml:space="preserve">          &lt;thead&gt;&lt;tr&gt;&lt;th&gt;Table&lt;/</w:t>
+      </w:r>
+      <w:r>
+        <w:rPr>
+          <w:rFonts w:ascii="Courier New" w:hAnsi="Courier New" w:cs="Courier New"/>
+        </w:rPr>
+        <w:t>th&gt;&lt;th&gt;What it holds&lt;/th&gt;&lt;th&gt;Readable by the app&lt;/th&gt;&lt;/tr&gt;&lt;/thead&gt;</w:t>
       </w:r>
     </w:p>
     <w:p>
@@ -18283,6 +18345,7 @@
         <w:rPr>
           <w:rFonts w:ascii="Courier New" w:hAnsi="Courier New" w:cs="Courier New"/>
         </w:rPr>
+        <w:lastRenderedPageBreak/>
         <w:t xml:space="preserve">            &lt;tr&gt;&lt;td&gt;&lt;code&gt;conversations&lt;/code&gt;&lt;/td&gt;&lt;td&gt;One row per chat&lt;/td&gt;&lt;td&gt;Own rows only&lt;/td&gt;&lt;/tr&gt;</w:t>
       </w:r>
     </w:p>
@@ -18297,13 +18360,7 @@
         <w:rPr>
           <w:rFonts w:ascii="Courier New" w:hAnsi="Courier New" w:cs="Courier New"/>
         </w:rPr>
-        <w:t xml:space="preserve">            &lt;tr&gt;&lt;td&gt;&lt;code&gt;messages&lt;/code&gt;&lt;/td&gt;&lt;td&gt;Every question and answer, with the sources cited&lt;/td&gt;&lt;td&gt;Own r</w:t>
-      </w:r>
-      <w:r>
-        <w:rPr>
-          <w:rFonts w:ascii="Courier New" w:hAnsi="Courier New" w:cs="Courier New"/>
-        </w:rPr>
-        <w:t>ows only&lt;/td&gt;&lt;/tr&gt;</w:t>
+        <w:t xml:space="preserve">            &lt;tr&gt;&lt;td&gt;&lt;code&gt;messages&lt;/code&gt;&lt;/td&gt;&lt;td&gt;Every question and answer, with the sources cited&lt;/td&gt;&lt;td&gt;Own rows only&lt;/td&gt;&lt;/tr&gt;</w:t>
       </w:r>
     </w:p>
     <w:p>
@@ -18331,8 +18388,1316 @@
         <w:rPr>
           <w:rFonts w:ascii="Courier New" w:hAnsi="Courier New" w:cs="Courier New"/>
         </w:rPr>
+        <w:t xml:space="preserve">            &lt;tr&gt;&lt;td&gt;&lt;code&gt;employee_lookup_log&lt;/code&gt;</w:t>
+      </w:r>
+      <w:r>
+        <w:rPr>
+          <w:rFonts w:ascii="Courier New" w:hAnsi="Courier New" w:cs="Courier New"/>
+        </w:rPr>
+        <w:t>&lt;/td&gt;&lt;td&gt;Who read employee records, and which ids came back&lt;/td&gt;&lt;td&gt;&lt;strong&gt;No&lt;/strong&gt;&lt;/td&gt;&lt;/tr&gt;</w:t>
+      </w:r>
+    </w:p>
+    <w:p>
+      <w:pPr>
+        <w:pStyle w:val="PlainText"/>
+        <w:rPr>
+          <w:rFonts w:ascii="Courier New" w:hAnsi="Courier New" w:cs="Courier New"/>
+        </w:rPr>
+      </w:pPr>
+      <w:r>
+        <w:rPr>
+          <w:rFonts w:ascii="Courier New" w:hAnsi="Courier New" w:cs="Courier New"/>
+        </w:rPr>
+        <w:t xml:space="preserve">          &lt;/tbody&gt;</w:t>
+      </w:r>
+    </w:p>
+    <w:p>
+      <w:pPr>
+        <w:pStyle w:val="PlainText"/>
+        <w:rPr>
+          <w:rFonts w:ascii="Courier New" w:hAnsi="Courier New" w:cs="Courier New"/>
+        </w:rPr>
+      </w:pPr>
+      <w:r>
+        <w:rPr>
+          <w:rFonts w:ascii="Courier New" w:hAnsi="Courier New" w:cs="Courier New"/>
+        </w:rPr>
+        <w:t xml:space="preserve">        &lt;/table&gt;</w:t>
+      </w:r>
+    </w:p>
+    <w:p>
+      <w:pPr>
+        <w:pStyle w:val="PlainText"/>
+        <w:rPr>
+          <w:rFonts w:ascii="Courier New" w:hAnsi="Courier New" w:cs="Courier New"/>
+        </w:rPr>
+      </w:pPr>
+      <w:r>
+        <w:rPr>
+          <w:rFonts w:ascii="Courier New" w:hAnsi="Courier New" w:cs="Courier New"/>
+        </w:rPr>
+        <w:t xml:space="preserve">      &lt;/div&gt;</w:t>
+      </w:r>
+    </w:p>
+    <w:p>
+      <w:pPr>
+        <w:pStyle w:val="PlainText"/>
+        <w:rPr>
+          <w:rFonts w:ascii="Courier New" w:hAnsi="Courier New" w:cs="Courier New"/>
+        </w:rPr>
+      </w:pPr>
+      <w:r>
+        <w:rPr>
+          <w:rFonts w:ascii="Courier New" w:hAnsi="Courier New" w:cs="Courier New"/>
+        </w:rPr>
+        <w:t xml:space="preserve">      &lt;div class="prose"&gt;</w:t>
+      </w:r>
+    </w:p>
+    <w:p>
+      <w:pPr>
+        <w:pStyle w:val="PlainText"/>
+        <w:rPr>
+          <w:rFonts w:ascii="Courier New" w:hAnsi="Courier New" w:cs="Courier New"/>
+        </w:rPr>
+      </w:pPr>
+      <w:r>
+        <w:rPr>
+          <w:rFonts w:ascii="Courier New" w:hAnsi="Courier New" w:cs="Courier New"/>
+        </w:rPr>
+        <w:t xml:space="preserve">        &lt;p&gt;The last two are the audit trail proper, and one line in</w:t>
+      </w:r>
+    </w:p>
+    <w:p>
+      <w:pPr>
+        <w:pStyle w:val="PlainText"/>
+        <w:rPr>
+          <w:rFonts w:ascii="Courier New" w:hAnsi="Courier New" w:cs="Courier New"/>
+        </w:rPr>
+      </w:pPr>
+      <w:r>
+        <w:rPr>
+          <w:rFonts w:ascii="Courier New" w:hAnsi="Courier New" w:cs="Courier New"/>
+        </w:rPr>
+        <w:t xml:space="preserve">        &lt;code&gt;02_security.sql&lt;/code&gt; is what makes them one:&lt;/p&gt;</w:t>
+      </w:r>
+    </w:p>
+    <w:p>
+      <w:pPr>
+        <w:pStyle w:val="PlainText"/>
+        <w:rPr>
+          <w:rFonts w:ascii="Courier New" w:hAnsi="Courier New" w:cs="Courier New"/>
+        </w:rPr>
+      </w:pPr>
+      <w:r>
+        <w:rPr>
+          <w:rFonts w:ascii="Courier New" w:hAnsi="Courier New" w:cs="Courier New"/>
+        </w:rPr>
+        <w:t xml:space="preserve">        &lt;pre&gt;&lt;code&gt;GRANT INSERT ON request_log, employee_lookup_log TO hr_app;&lt;/code&gt;&lt;/pre&gt;</w:t>
+      </w:r>
+    </w:p>
+    <w:p>
+      <w:pPr>
+        <w:pStyle w:val="PlainText"/>
+        <w:rPr>
+          <w:rFonts w:ascii="Courier New" w:hAnsi="Courier New" w:cs="Courier New"/>
+        </w:rPr>
+      </w:pPr>
+      <w:r>
+        <w:rPr>
+          <w:rFonts w:ascii="Courier New" w:hAnsi="Courier New" w:cs="Courier New"/>
+        </w:rPr>
+        <w:t xml:space="preserve">        &lt;p&gt;&lt;code&gt;INSERT&lt;/code&gt; only. The application writes both logs and cannot read, edit</w:t>
+      </w:r>
+    </w:p>
+    <w:p>
+      <w:pPr>
+        <w:pStyle w:val="PlainText"/>
+        <w:rPr>
+          <w:rFonts w:ascii="Courier New" w:hAnsi="Courier New" w:cs="Courier New"/>
+        </w:rPr>
+      </w:pPr>
+      <w:r>
+        <w:rPr>
+          <w:rFonts w:ascii="Courier New" w:hAnsi="Courier New" w:cs="Courier New"/>
+        </w:rPr>
+        <w:t xml:space="preserve">        or delete eith</w:t>
+      </w:r>
+      <w:r>
+        <w:rPr>
+          <w:rFonts w:ascii="Courier New" w:hAnsi="Courier New" w:cs="Courier New"/>
+        </w:rPr>
+        <w:t>er. Reading them needs the admin credentials, which the application</w:t>
+      </w:r>
+    </w:p>
+    <w:p>
+      <w:pPr>
+        <w:pStyle w:val="PlainText"/>
+        <w:rPr>
+          <w:rFonts w:ascii="Courier New" w:hAnsi="Courier New" w:cs="Courier New"/>
+        </w:rPr>
+      </w:pPr>
+      <w:r>
+        <w:rPr>
+          <w:rFonts w:ascii="Courier New" w:hAnsi="Courier New" w:cs="Courier New"/>
+        </w:rPr>
+        <w:t xml:space="preserve">        never has. A component that writes an audit trail should not be able to change it,</w:t>
+      </w:r>
+    </w:p>
+    <w:p>
+      <w:pPr>
+        <w:pStyle w:val="PlainText"/>
+        <w:rPr>
+          <w:rFonts w:ascii="Courier New" w:hAnsi="Courier New" w:cs="Courier New"/>
+        </w:rPr>
+      </w:pPr>
+      <w:r>
+        <w:rPr>
+          <w:rFonts w:ascii="Courier New" w:hAnsi="Courier New" w:cs="Courier New"/>
+        </w:rPr>
+        <w:t xml:space="preserve">        and here Postgres enforces that rather than a code review promising it.&lt;/p&gt;</w:t>
+      </w:r>
+    </w:p>
+    <w:p>
+      <w:pPr>
+        <w:pStyle w:val="PlainText"/>
+        <w:rPr>
+          <w:rFonts w:ascii="Courier New" w:hAnsi="Courier New" w:cs="Courier New"/>
+        </w:rPr>
+      </w:pPr>
+      <w:r>
+        <w:rPr>
+          <w:rFonts w:ascii="Courier New" w:hAnsi="Courier New" w:cs="Courier New"/>
+        </w:rPr>
+        <w:t xml:space="preserve">        &lt;p&gt;&lt;strong&gt;How much does that grow?&lt;/strong&gt; Less than people expect. A</w:t>
+      </w:r>
+    </w:p>
+    <w:p>
+      <w:pPr>
+        <w:pStyle w:val="PlainText"/>
+        <w:rPr>
+          <w:rFonts w:ascii="Courier New" w:hAnsi="Courier New" w:cs="Courier New"/>
+        </w:rPr>
+      </w:pPr>
+      <w:r>
+        <w:rPr>
+          <w:rFonts w:ascii="Courier New" w:hAnsi="Courier New" w:cs="Courier New"/>
+        </w:rPr>
+        <w:t xml:space="preserve">        &lt;code&gt;request_log&lt;/code&gt; row is about 190 bytes, most of it the question text. Five</w:t>
+      </w:r>
+    </w:p>
+    <w:p>
+      <w:pPr>
+        <w:pStyle w:val="PlainText"/>
+        <w:rPr>
+          <w:rFonts w:ascii="Courier New" w:hAnsi="Courier New" w:cs="Courier New"/>
+        </w:rPr>
+      </w:pPr>
+      <w:r>
+        <w:rPr>
+          <w:rFonts w:ascii="Courier New" w:hAnsi="Courier New" w:cs="Courier New"/>
+        </w:rPr>
+        <w:t xml:space="preserve">        thousand people asking three questions a working day produce about 700 MB a year,</w:t>
+      </w:r>
+    </w:p>
+    <w:p>
+      <w:pPr>
+        <w:pStyle w:val="PlainText"/>
+        <w:rPr>
+          <w:rFonts w:ascii="Courier New" w:hAnsi="Courier New" w:cs="Courier New"/>
+        </w:rPr>
+      </w:pPr>
+      <w:r>
+        <w:rPr>
+          <w:rFonts w:ascii="Courier New" w:hAnsi="Courier New" w:cs="Courier New"/>
+        </w:rPr>
+        <w:t xml:space="preserve">       </w:t>
+      </w:r>
+      <w:r>
+        <w:rPr>
+          <w:rFonts w:ascii="Courier New" w:hAnsi="Courier New" w:cs="Courier New"/>
+        </w:rPr>
+        <w:t xml:space="preserve"> which is under $2 a year of Aurora storage.&lt;/p&gt;</w:t>
+      </w:r>
+    </w:p>
+    <w:p>
+      <w:pPr>
+        <w:pStyle w:val="PlainText"/>
+        <w:rPr>
+          <w:rFonts w:ascii="Courier New" w:hAnsi="Courier New" w:cs="Courier New"/>
+        </w:rPr>
+      </w:pPr>
+      <w:r>
+        <w:rPr>
+          <w:rFonts w:ascii="Courier New" w:hAnsi="Courier New" w:cs="Courier New"/>
+        </w:rPr>
+        <w:t xml:space="preserve">        &lt;p&gt;The reason to think about it is not size. &lt;code&gt;request_log&lt;/code&gt; keeps the</w:t>
+      </w:r>
+    </w:p>
+    <w:p>
+      <w:pPr>
+        <w:pStyle w:val="PlainText"/>
+        <w:rPr>
+          <w:rFonts w:ascii="Courier New" w:hAnsi="Courier New" w:cs="Courier New"/>
+        </w:rPr>
+      </w:pPr>
+      <w:r>
+        <w:rPr>
+          <w:rFonts w:ascii="Courier New" w:hAnsi="Courier New" w:cs="Courier New"/>
+        </w:rPr>
+        <w:t xml:space="preserve">        question text, and people ask an HR assistant whether they are being managed out, or</w:t>
+      </w:r>
+    </w:p>
+    <w:p>
+      <w:pPr>
+        <w:pStyle w:val="PlainText"/>
+        <w:rPr>
+          <w:rFonts w:ascii="Courier New" w:hAnsi="Courier New" w:cs="Courier New"/>
+        </w:rPr>
+      </w:pPr>
+      <w:r>
+        <w:rPr>
+          <w:rFonts w:ascii="Courier New" w:hAnsi="Courier New" w:cs="Courier New"/>
+        </w:rPr>
+        <w:t xml:space="preserve">        how to report their manager. That is personal data, and nothing here deletes it.&lt;/p&gt;</w:t>
+      </w:r>
+    </w:p>
+    <w:p>
+      <w:pPr>
+        <w:pStyle w:val="PlainText"/>
+        <w:rPr>
+          <w:rFonts w:ascii="Courier New" w:hAnsi="Courier New" w:cs="Courier New"/>
+        </w:rPr>
+      </w:pPr>
+      <w:r>
+        <w:rPr>
+          <w:rFonts w:ascii="Courier New" w:hAnsi="Courier New" w:cs="Courier New"/>
+        </w:rPr>
+        <w:t xml:space="preserve">        &lt;p&gt;What is missing: a retention rule per table, because an access audit often has a</w:t>
+      </w:r>
+    </w:p>
+    <w:p>
+      <w:pPr>
+        <w:pStyle w:val="PlainText"/>
+        <w:rPr>
+          <w:rFonts w:ascii="Courier New" w:hAnsi="Courier New" w:cs="Courier New"/>
+        </w:rPr>
+      </w:pPr>
+      <w:r>
+        <w:rPr>
+          <w:rFonts w:ascii="Courier New" w:hAnsi="Courier New" w:cs="Courier New"/>
+        </w:rPr>
+        <w:t xml:space="preserve">        legal minimum in years while operational metrics rarely need a quarter at full</w:t>
+      </w:r>
+    </w:p>
+    <w:p>
+      <w:pPr>
+        <w:pStyle w:val="PlainText"/>
+        <w:rPr>
+          <w:rFonts w:ascii="Courier New" w:hAnsi="Courier New" w:cs="Courier New"/>
+        </w:rPr>
+      </w:pPr>
+      <w:r>
+        <w:rPr>
+          <w:rFonts w:ascii="Courier New" w:hAnsi="Courier New" w:cs="Courier New"/>
+        </w:rPr>
+        <w:t xml:space="preserve">        de</w:t>
+      </w:r>
+      <w:r>
+        <w:rPr>
+          <w:rFonts w:ascii="Courier New" w:hAnsi="Courier New" w:cs="Courier New"/>
+        </w:rPr>
+        <w:t>tail. A way to delete cheaply, which means partitioning by month so dropping last</w:t>
+      </w:r>
+    </w:p>
+    <w:p>
+      <w:pPr>
+        <w:pStyle w:val="PlainText"/>
+        <w:rPr>
+          <w:rFonts w:ascii="Courier New" w:hAnsi="Courier New" w:cs="Courier New"/>
+        </w:rPr>
+      </w:pPr>
+      <w:r>
+        <w:rPr>
+          <w:rFonts w:ascii="Courier New" w:hAnsi="Courier New" w:cs="Courier New"/>
+        </w:rPr>
+        <w:t xml:space="preserve">        year is &lt;code&gt;DROP TABLE&lt;/code&gt; rather than a &lt;code&gt;DELETE&lt;/code&gt; that vacuums</w:t>
+      </w:r>
+    </w:p>
+    <w:p>
+      <w:pPr>
+        <w:pStyle w:val="PlainText"/>
+        <w:rPr>
+          <w:rFonts w:ascii="Courier New" w:hAnsi="Courier New" w:cs="Courier New"/>
+        </w:rPr>
+      </w:pPr>
+      <w:r>
+        <w:rPr>
+          <w:rFonts w:ascii="Courier New" w:hAnsi="Courier New" w:cs="Courier New"/>
+        </w:rPr>
+        <w:t xml:space="preserve">        millions of rows out of a live table. And an archive to S3 if the audit has to</w:t>
+      </w:r>
+    </w:p>
+    <w:p>
+      <w:pPr>
+        <w:pStyle w:val="PlainText"/>
+        <w:rPr>
+          <w:rFonts w:ascii="Courier New" w:hAnsi="Courier New" w:cs="Courier New"/>
+        </w:rPr>
+      </w:pPr>
+      <w:r>
+        <w:rPr>
+          <w:rFonts w:ascii="Courier New" w:hAnsi="Courier New" w:cs="Courier New"/>
+        </w:rPr>
+        <w:t xml:space="preserve">        outlive the database.&lt;/p&gt;</w:t>
+      </w:r>
+    </w:p>
+    <w:p>
+      <w:pPr>
+        <w:pStyle w:val="PlainText"/>
+        <w:rPr>
+          <w:rFonts w:ascii="Courier New" w:hAnsi="Courier New" w:cs="Courier New"/>
+        </w:rPr>
+      </w:pPr>
+      <w:r>
+        <w:rPr>
+          <w:rFonts w:ascii="Courier New" w:hAnsi="Courier New" w:cs="Courier New"/>
+        </w:rPr>
+        <w:t xml:space="preserve">        &lt;p&gt;One option worth considering: keep the tokens, latency and tool names, and drop</w:t>
+      </w:r>
+    </w:p>
+    <w:p>
+      <w:pPr>
+        <w:pStyle w:val="PlainText"/>
+        <w:rPr>
+          <w:rFonts w:ascii="Courier New" w:hAnsi="Courier New" w:cs="Courier New"/>
+        </w:rPr>
+      </w:pPr>
+      <w:r>
+        <w:rPr>
+          <w:rFonts w:ascii="Courier New" w:hAnsi="Courier New" w:cs="Courier New"/>
+        </w:rPr>
+        <w:t xml:space="preserve">        the question text after a shorter window. You lose the ability to read back what</w:t>
+      </w:r>
+    </w:p>
+    <w:p>
+      <w:pPr>
+        <w:pStyle w:val="PlainText"/>
+        <w:rPr>
+          <w:rFonts w:ascii="Courier New" w:hAnsi="Courier New" w:cs="Courier New"/>
+        </w:rPr>
+      </w:pPr>
+      <w:r>
+        <w:rPr>
+          <w:rFonts w:ascii="Courier New" w:hAnsi="Courier New" w:cs="Courier New"/>
+        </w:rPr>
         <w:lastRenderedPageBreak/>
-        <w:t xml:space="preserve">            &lt;tr&gt;&lt;td&gt;&lt;code&gt;employee_lookup_log&lt;/code&gt;&lt;/td&gt;&lt;td&gt;Who read employee records, and which ids came back&lt;/td&gt;&lt;td&gt;&lt;strong&gt;No&lt;/strong&gt;&lt;/td&gt;&lt;/tr&gt;</w:t>
+        <w:t xml:space="preserve">        someone asked, and you keep everyt</w:t>
+      </w:r>
+      <w:r>
+        <w:rPr>
+          <w:rFonts w:ascii="Courier New" w:hAnsi="Courier New" w:cs="Courier New"/>
+        </w:rPr>
+        <w:t>hing you need for cost and performance work.&lt;/p&gt;</w:t>
+      </w:r>
+    </w:p>
+    <w:p>
+      <w:pPr>
+        <w:pStyle w:val="PlainText"/>
+        <w:rPr>
+          <w:rFonts w:ascii="Courier New" w:hAnsi="Courier New" w:cs="Courier New"/>
+        </w:rPr>
+      </w:pPr>
+    </w:p>
+    <w:p>
+      <w:pPr>
+        <w:pStyle w:val="PlainText"/>
+        <w:rPr>
+          <w:rFonts w:ascii="Courier New" w:hAnsi="Courier New" w:cs="Courier New"/>
+        </w:rPr>
+      </w:pPr>
+      <w:r>
+        <w:rPr>
+          <w:rFonts w:ascii="Courier New" w:hAnsi="Courier New" w:cs="Courier New"/>
+        </w:rPr>
+        <w:t xml:space="preserve">        &lt;h3&gt;What the evaluation should be gating&lt;/h3&gt;</w:t>
+      </w:r>
+    </w:p>
+    <w:p>
+      <w:pPr>
+        <w:pStyle w:val="PlainText"/>
+        <w:rPr>
+          <w:rFonts w:ascii="Courier New" w:hAnsi="Courier New" w:cs="Courier New"/>
+        </w:rPr>
+      </w:pPr>
+      <w:r>
+        <w:rPr>
+          <w:rFonts w:ascii="Courier New" w:hAnsi="Courier New" w:cs="Courier New"/>
+        </w:rPr>
+        <w:t xml:space="preserve">        &lt;p&gt;The evaluation set is not something you run when you remember. It is a gate. In a real</w:t>
+      </w:r>
+    </w:p>
+    <w:p>
+      <w:pPr>
+        <w:pStyle w:val="PlainText"/>
+        <w:rPr>
+          <w:rFonts w:ascii="Courier New" w:hAnsi="Courier New" w:cs="Courier New"/>
+        </w:rPr>
+      </w:pPr>
+      <w:r>
+        <w:rPr>
+          <w:rFonts w:ascii="Courier New" w:hAnsi="Courier New" w:cs="Courier New"/>
+        </w:rPr>
+        <w:t xml:space="preserve">        pipeline it runs after every change that could move an answer: code, prompt, model,</w:t>
+      </w:r>
+    </w:p>
+    <w:p>
+      <w:pPr>
+        <w:pStyle w:val="PlainText"/>
+        <w:rPr>
+          <w:rFonts w:ascii="Courier New" w:hAnsi="Courier New" w:cs="Courier New"/>
+        </w:rPr>
+      </w:pPr>
+      <w:r>
+        <w:rPr>
+          <w:rFonts w:ascii="Courier New" w:hAnsi="Courier New" w:cs="Courier New"/>
+        </w:rPr>
+        <w:t xml:space="preserve">        chunk size, threshold, or a document added or retired.&lt;/p&gt;</w:t>
+      </w:r>
+    </w:p>
+    <w:p>
+      <w:pPr>
+        <w:pStyle w:val="PlainText"/>
+        <w:rPr>
+          <w:rFonts w:ascii="Courier New" w:hAnsi="Courier New" w:cs="Courier New"/>
+        </w:rPr>
+      </w:pPr>
+      <w:r>
+        <w:rPr>
+          <w:rFonts w:ascii="Courier New" w:hAnsi="Courier New" w:cs="Courier New"/>
+        </w:rPr>
+        <w:t xml:space="preserve">        &lt;pre&gt;&lt;code&gt;lint + unit tests</w:t>
+      </w:r>
+    </w:p>
+    <w:p>
+      <w:pPr>
+        <w:pStyle w:val="PlainText"/>
+        <w:rPr>
+          <w:rFonts w:ascii="Courier New" w:hAnsi="Courier New" w:cs="Courier New"/>
+        </w:rPr>
+      </w:pPr>
+      <w:r>
+        <w:rPr>
+          <w:rFonts w:ascii="Courier New" w:hAnsi="Courier New" w:cs="Courier New"/>
+        </w:rPr>
+        <w:t xml:space="preserve">  -&gt; terraform validate + plan</w:t>
+      </w:r>
+    </w:p>
+    <w:p>
+      <w:pPr>
+        <w:pStyle w:val="PlainText"/>
+        <w:rPr>
+          <w:rFonts w:ascii="Courier New" w:hAnsi="Courier New" w:cs="Courier New"/>
+        </w:rPr>
+      </w:pPr>
+      <w:r>
+        <w:rPr>
+          <w:rFonts w:ascii="Courier New" w:hAnsi="Courier New" w:cs="Courier New"/>
+        </w:rPr>
+        <w:t xml:space="preserve">  -&gt; deploy to a test stack</w:t>
+      </w:r>
+    </w:p>
+    <w:p>
+      <w:pPr>
+        <w:pStyle w:val="PlainText"/>
+        <w:rPr>
+          <w:rFonts w:ascii="Courier New" w:hAnsi="Courier New" w:cs="Courier New"/>
+        </w:rPr>
+      </w:pPr>
+      <w:r>
+        <w:rPr>
+          <w:rFonts w:ascii="Courier New" w:hAnsi="Courier New" w:cs="Courier New"/>
+        </w:rPr>
+        <w:t xml:space="preserve">  -&gt; setup-db + load documents</w:t>
+      </w:r>
+    </w:p>
+    <w:p>
+      <w:pPr>
+        <w:pStyle w:val="PlainText"/>
+        <w:rPr>
+          <w:rFonts w:ascii="Courier New" w:hAnsi="Courier New" w:cs="Courier New"/>
+        </w:rPr>
+      </w:pPr>
+      <w:r>
+        <w:rPr>
+          <w:rFonts w:ascii="Courier New" w:hAnsi="Courier New" w:cs="Courier New"/>
+        </w:rPr>
+        <w:t xml:space="preserve">  -&gt; run the evaluation </w:t>
+      </w:r>
+      <w:r>
+        <w:rPr>
+          <w:rFonts w:ascii="Courier New" w:hAnsi="Courier New" w:cs="Courier New"/>
+        </w:rPr>
+        <w:t xml:space="preserve">          &amp;lt;- gate 1: fail below an agreed pass count</w:t>
+      </w:r>
+    </w:p>
+    <w:p>
+      <w:pPr>
+        <w:pStyle w:val="PlainText"/>
+        <w:rPr>
+          <w:rFonts w:ascii="Courier New" w:hAnsi="Courier New" w:cs="Courier New"/>
+        </w:rPr>
+      </w:pPr>
+      <w:r>
+        <w:rPr>
+          <w:rFonts w:ascii="Courier New" w:hAnsi="Courier New" w:cs="Courier New"/>
+        </w:rPr>
+        <w:t xml:space="preserve">  -&gt; compare against the last run &amp;lt;- gate 2: fail if anything that passed now fails</w:t>
+      </w:r>
+    </w:p>
+    <w:p>
+      <w:pPr>
+        <w:pStyle w:val="PlainText"/>
+        <w:rPr>
+          <w:rFonts w:ascii="Courier New" w:hAnsi="Courier New" w:cs="Courier New"/>
+        </w:rPr>
+      </w:pPr>
+      <w:r>
+        <w:rPr>
+          <w:rFonts w:ascii="Courier New" w:hAnsi="Courier New" w:cs="Courier New"/>
+        </w:rPr>
+        <w:t xml:space="preserve">  -&gt; promote, or stop&lt;/code&gt;&lt;/pre&gt;</w:t>
+      </w:r>
+    </w:p>
+    <w:p>
+      <w:pPr>
+        <w:pStyle w:val="PlainText"/>
+        <w:rPr>
+          <w:rFonts w:ascii="Courier New" w:hAnsi="Courier New" w:cs="Courier New"/>
+        </w:rPr>
+      </w:pPr>
+      <w:r>
+        <w:rPr>
+          <w:rFonts w:ascii="Courier New" w:hAnsi="Courier New" w:cs="Courier New"/>
+        </w:rPr>
+        <w:t xml:space="preserve">        &lt;p&gt;Two gates, not one. A score that stays the same while two cases swap places is a</w:t>
+      </w:r>
+    </w:p>
+    <w:p>
+      <w:pPr>
+        <w:pStyle w:val="PlainText"/>
+        <w:rPr>
+          <w:rFonts w:ascii="Courier New" w:hAnsi="Courier New" w:cs="Courier New"/>
+        </w:rPr>
+      </w:pPr>
+      <w:r>
+        <w:rPr>
+          <w:rFonts w:ascii="Courier New" w:hAnsi="Courier New" w:cs="Courier New"/>
+        </w:rPr>
+        <w:t xml:space="preserve">        regression hiding inside a stable number. This is also why</w:t>
+      </w:r>
+    </w:p>
+    <w:p>
+      <w:pPr>
+        <w:pStyle w:val="PlainText"/>
+        <w:rPr>
+          <w:rFonts w:ascii="Courier New" w:hAnsi="Courier New" w:cs="Courier New"/>
+        </w:rPr>
+      </w:pPr>
+      <w:r>
+        <w:rPr>
+          <w:rFonts w:ascii="Courier New" w:hAnsi="Courier New" w:cs="Courier New"/>
+        </w:rPr>
+        <w:t xml:space="preserve">        &lt;code&gt;TEMPERATURE = 0.0&lt;/code&gt; is set: a test that gives a different answer each run</w:t>
+      </w:r>
+    </w:p>
+    <w:p>
+      <w:pPr>
+        <w:pStyle w:val="PlainText"/>
+        <w:rPr>
+          <w:rFonts w:ascii="Courier New" w:hAnsi="Courier New" w:cs="Courier New"/>
+        </w:rPr>
+      </w:pPr>
+      <w:r>
+        <w:rPr>
+          <w:rFonts w:ascii="Courier New" w:hAnsi="Courier New" w:cs="Courier New"/>
+        </w:rPr>
+        <w:t xml:space="preserve">        cannot gate anything.&lt;/p&gt;</w:t>
+      </w:r>
+    </w:p>
+    <w:p>
+      <w:pPr>
+        <w:pStyle w:val="PlainText"/>
+        <w:rPr>
+          <w:rFonts w:ascii="Courier New" w:hAnsi="Courier New" w:cs="Courier New"/>
+        </w:rPr>
+      </w:pPr>
+      <w:r>
+        <w:rPr>
+          <w:rFonts w:ascii="Courier New" w:hAnsi="Courier New" w:cs="Courier New"/>
+        </w:rPr>
+        <w:t xml:space="preserve">        &lt;p&gt;Worth adding beyond pass or fail: a l</w:t>
+      </w:r>
+      <w:r>
+        <w:rPr>
+          <w:rFonts w:ascii="Courier New" w:hAnsi="Courier New" w:cs="Courier New"/>
+        </w:rPr>
+        <w:t>atency budget, cost per question, the refusal</w:t>
+      </w:r>
+    </w:p>
+    <w:p>
+      <w:pPr>
+        <w:pStyle w:val="PlainText"/>
+        <w:rPr>
+          <w:rFonts w:ascii="Courier New" w:hAnsi="Courier New" w:cs="Courier New"/>
+        </w:rPr>
+      </w:pPr>
+      <w:r>
+        <w:rPr>
+          <w:rFonts w:ascii="Courier New" w:hAnsi="Courier New" w:cs="Courier New"/>
+        </w:rPr>
+        <w:t xml:space="preserve">        cases, citation validity and a guardrail probe. Add a chunk count too, within a few</w:t>
+      </w:r>
+    </w:p>
+    <w:p>
+      <w:pPr>
+        <w:pStyle w:val="PlainText"/>
+        <w:rPr>
+          <w:rFonts w:ascii="Courier New" w:hAnsi="Courier New" w:cs="Courier New"/>
+        </w:rPr>
+      </w:pPr>
+      <w:r>
+        <w:rPr>
+          <w:rFonts w:ascii="Courier New" w:hAnsi="Courier New" w:cs="Courier New"/>
+        </w:rPr>
+        <w:t xml:space="preserve">        percent of the last run. That last one catches the failure nothing else does, where</w:t>
+      </w:r>
+    </w:p>
+    <w:p>
+      <w:pPr>
+        <w:pStyle w:val="PlainText"/>
+        <w:rPr>
+          <w:rFonts w:ascii="Courier New" w:hAnsi="Courier New" w:cs="Courier New"/>
+        </w:rPr>
+      </w:pPr>
+      <w:r>
+        <w:rPr>
+          <w:rFonts w:ascii="Courier New" w:hAnsi="Courier New" w:cs="Courier New"/>
+        </w:rPr>
+        <w:t xml:space="preserve">        ingestion "succeeds", produces 40 percent fewer chunks, and every answer quietly gets</w:t>
+      </w:r>
+    </w:p>
+    <w:p>
+      <w:pPr>
+        <w:pStyle w:val="PlainText"/>
+        <w:rPr>
+          <w:rFonts w:ascii="Courier New" w:hAnsi="Courier New" w:cs="Courier New"/>
+        </w:rPr>
+      </w:pPr>
+      <w:r>
+        <w:rPr>
+          <w:rFonts w:ascii="Courier New" w:hAnsi="Courier New" w:cs="Courier New"/>
+        </w:rPr>
+        <w:t xml:space="preserve">        worse.&lt;/p&gt;</w:t>
+      </w:r>
+    </w:p>
+    <w:p>
+      <w:pPr>
+        <w:pStyle w:val="PlainText"/>
+        <w:rPr>
+          <w:rFonts w:ascii="Courier New" w:hAnsi="Courier New" w:cs="Courier New"/>
+        </w:rPr>
+      </w:pPr>
+      <w:r>
+        <w:rPr>
+          <w:rFonts w:ascii="Courier New" w:hAnsi="Courier New" w:cs="Courier New"/>
+        </w:rPr>
+        <w:t xml:space="preserve">        &lt;p&gt;&lt;strong&gt;This project has no pipeline.&lt;/strong&gt; The evaluation runs when you invoke</w:t>
+      </w:r>
+    </w:p>
+    <w:p>
+      <w:pPr>
+        <w:pStyle w:val="PlainText"/>
+        <w:rPr>
+          <w:rFonts w:ascii="Courier New" w:hAnsi="Courier New" w:cs="Courier New"/>
+        </w:rPr>
+      </w:pPr>
+      <w:r>
+        <w:rPr>
+          <w:rFonts w:ascii="Courier New" w:hAnsi="Courier New" w:cs="Courier New"/>
+        </w:rPr>
+        <w:t xml:space="preserve">        it, and three of the four test files cannot run outside the VPC. Bu</w:t>
+      </w:r>
+      <w:r>
+        <w:rPr>
+          <w:rFonts w:ascii="Courier New" w:hAnsi="Courier New" w:cs="Courier New"/>
+        </w:rPr>
+        <w:t>ilding that is the</w:t>
+      </w:r>
+    </w:p>
+    <w:p>
+      <w:pPr>
+        <w:pStyle w:val="PlainText"/>
+        <w:rPr>
+          <w:rFonts w:ascii="Courier New" w:hAnsi="Courier New" w:cs="Courier New"/>
+        </w:rPr>
+      </w:pPr>
+      <w:r>
+        <w:rPr>
+          <w:rFonts w:ascii="Courier New" w:hAnsi="Courier New" w:cs="Courier New"/>
+        </w:rPr>
+        <w:t xml:space="preserve">        natural next piece of work, and the two realistic shapes are an SSM bastion or a test</w:t>
+      </w:r>
+    </w:p>
+    <w:p>
+      <w:pPr>
+        <w:pStyle w:val="PlainText"/>
+        <w:rPr>
+          <w:rFonts w:ascii="Courier New" w:hAnsi="Courier New" w:cs="Courier New"/>
+        </w:rPr>
+      </w:pPr>
+      <w:r>
+        <w:rPr>
+          <w:rFonts w:ascii="Courier New" w:hAnsi="Courier New" w:cs="Courier New"/>
+        </w:rPr>
+        <w:t xml:space="preserve">        runner Lambda in the same subnets.&lt;/p&gt;</w:t>
+      </w:r>
+    </w:p>
+    <w:p>
+      <w:pPr>
+        <w:pStyle w:val="PlainText"/>
+        <w:rPr>
+          <w:rFonts w:ascii="Courier New" w:hAnsi="Courier New" w:cs="Courier New"/>
+        </w:rPr>
+      </w:pPr>
+      <w:r>
+        <w:rPr>
+          <w:rFonts w:ascii="Courier New" w:hAnsi="Courier New" w:cs="Courier New"/>
+        </w:rPr>
+        <w:t xml:space="preserve">      &lt;/div&gt;</w:t>
+      </w:r>
+    </w:p>
+    <w:p>
+      <w:pPr>
+        <w:pStyle w:val="PlainText"/>
+        <w:rPr>
+          <w:rFonts w:ascii="Courier New" w:hAnsi="Courier New" w:cs="Courier New"/>
+        </w:rPr>
+      </w:pPr>
+      <w:r>
+        <w:rPr>
+          <w:rFonts w:ascii="Courier New" w:hAnsi="Courier New" w:cs="Courier New"/>
+        </w:rPr>
+        <w:t xml:space="preserve">    &lt;/section&gt;</w:t>
+      </w:r>
+    </w:p>
+    <w:p>
+      <w:pPr>
+        <w:pStyle w:val="PlainText"/>
+        <w:rPr>
+          <w:rFonts w:ascii="Courier New" w:hAnsi="Courier New" w:cs="Courier New"/>
+        </w:rPr>
+      </w:pPr>
+    </w:p>
+    <w:p>
+      <w:pPr>
+        <w:pStyle w:val="PlainText"/>
+        <w:rPr>
+          <w:rFonts w:ascii="Courier New" w:hAnsi="Courier New" w:cs="Courier New"/>
+        </w:rPr>
+      </w:pPr>
+    </w:p>
+    <w:p>
+      <w:pPr>
+        <w:pStyle w:val="PlainText"/>
+        <w:rPr>
+          <w:rFonts w:ascii="Courier New" w:hAnsi="Courier New" w:cs="Courier New"/>
+        </w:rPr>
+      </w:pPr>
+      <w:r>
+        <w:rPr>
+          <w:rFonts w:ascii="Courier New" w:hAnsi="Courier New" w:cs="Courier New"/>
+        </w:rPr>
+        <w:t>&lt;!-- ============================================================ --&gt;</w:t>
+      </w:r>
+    </w:p>
+    <w:p>
+      <w:pPr>
+        <w:pStyle w:val="PlainText"/>
+        <w:rPr>
+          <w:rFonts w:ascii="Courier New" w:hAnsi="Courier New" w:cs="Courier New"/>
+        </w:rPr>
+      </w:pPr>
+      <w:r>
+        <w:rPr>
+          <w:rFonts w:ascii="Courier New" w:hAnsi="Courier New" w:cs="Courier New"/>
+        </w:rPr>
+        <w:t xml:space="preserve">    &lt;section id="updates"&gt;</w:t>
+      </w:r>
+    </w:p>
+    <w:p>
+      <w:pPr>
+        <w:pStyle w:val="PlainText"/>
+        <w:rPr>
+          <w:rFonts w:ascii="Courier New" w:hAnsi="Courier New" w:cs="Courier New"/>
+        </w:rPr>
+      </w:pPr>
+      <w:r>
+        <w:rPr>
+          <w:rFonts w:ascii="Courier New" w:hAnsi="Courier New" w:cs="Courier New"/>
+        </w:rPr>
+        <w:t xml:space="preserve">      &lt;div class="prose"&gt;</w:t>
+      </w:r>
+    </w:p>
+    <w:p>
+      <w:pPr>
+        <w:pStyle w:val="PlainText"/>
+        <w:rPr>
+          <w:rFonts w:ascii="Courier New" w:hAnsi="Courier New" w:cs="Courier New"/>
+        </w:rPr>
+      </w:pPr>
+      <w:r>
+        <w:rPr>
+          <w:rFonts w:ascii="Courier New" w:hAnsi="Courier New" w:cs="Courier New"/>
+        </w:rPr>
+        <w:t xml:space="preserve">        &lt;h2&gt;Ship a change&lt;/h2&gt;</w:t>
+      </w:r>
+    </w:p>
+    <w:p>
+      <w:pPr>
+        <w:pStyle w:val="PlainText"/>
+        <w:rPr>
+          <w:rFonts w:ascii="Courier New" w:hAnsi="Courier New" w:cs="Courier New"/>
+        </w:rPr>
+      </w:pPr>
+      <w:r>
+        <w:rPr>
+          <w:rFonts w:ascii="Courier New" w:hAnsi="Courier New" w:cs="Courier New"/>
+        </w:rPr>
+        <w:t xml:space="preserve">        &lt;ul&gt;</w:t>
+      </w:r>
+    </w:p>
+    <w:p>
+      <w:pPr>
+        <w:pStyle w:val="PlainText"/>
+        <w:rPr>
+          <w:rFonts w:ascii="Courier New" w:hAnsi="Courier New" w:cs="Courier New"/>
+        </w:rPr>
+      </w:pPr>
+      <w:r>
+        <w:rPr>
+          <w:rFonts w:ascii="Courier New" w:hAnsi="Courier New" w:cs="Courier New"/>
+        </w:rPr>
+        <w:t xml:space="preserve">          &lt;li&gt;&lt;strong&gt;Python code:&lt;/strong&gt; &lt;code&gt;bash scripts/build-function.sh&lt;/code&gt;, then &lt;code&gt;bash scripts/deploy-code.sh&lt;/code&gt;. About 20 seconds, a</w:t>
+      </w:r>
+      <w:r>
+        <w:rPr>
+          <w:rFonts w:ascii="Courier New" w:hAnsi="Courier New" w:cs="Courier New"/>
+        </w:rPr>
+        <w:t>nd no Terraform: it replaces the zip on four functions and touches nothing else. Wait for &lt;code&gt;LastUpdateStatus&lt;/code&gt; to read &lt;code&gt;Successful&lt;/code&gt;, then run the evaluation.&lt;/li&gt;</w:t>
+      </w:r>
+    </w:p>
+    <w:p>
+      <w:pPr>
+        <w:pStyle w:val="PlainText"/>
+        <w:rPr>
+          <w:rFonts w:ascii="Courier New" w:hAnsi="Courier New" w:cs="Courier New"/>
+        </w:rPr>
+      </w:pPr>
+      <w:r>
+        <w:rPr>
+          <w:rFonts w:ascii="Courier New" w:hAnsi="Courier New" w:cs="Courier New"/>
+        </w:rPr>
+        <w:lastRenderedPageBreak/>
+        <w:t xml:space="preserve">          &lt;li&gt;&lt;strong&gt;The model:&lt;/strong&gt; change &lt;code&gt;chat_model_id&lt;/code&gt; in &lt;code&gt;terraform.tfvars&lt;/code&gt; and apply. No code change, because every model is reached through the same Converse API.&lt;/li&gt;</w:t>
+      </w:r>
+    </w:p>
+    <w:p>
+      <w:pPr>
+        <w:pStyle w:val="PlainText"/>
+        <w:rPr>
+          <w:rFonts w:ascii="Courier New" w:hAnsi="Courier New" w:cs="Courier New"/>
+        </w:rPr>
+      </w:pPr>
+      <w:r>
+        <w:rPr>
+          <w:rFonts w:ascii="Courier New" w:hAnsi="Courier New" w:cs="Courier New"/>
+        </w:rPr>
+        <w:t xml:space="preserve">          &lt;li&gt;&lt;strong&gt;Dependencies:&lt;/strong&gt; only when &lt;code&gt;lambda/requirements.txt&lt;/code&gt; changes does the layer need rebuil</w:t>
+      </w:r>
+      <w:r>
+        <w:rPr>
+          <w:rFonts w:ascii="Courier New" w:hAnsi="Courier New" w:cs="Courier New"/>
+        </w:rPr>
+        <w:t>ding.&lt;/li&gt;</w:t>
+      </w:r>
+    </w:p>
+    <w:p>
+      <w:pPr>
+        <w:pStyle w:val="PlainText"/>
+        <w:rPr>
+          <w:rFonts w:ascii="Courier New" w:hAnsi="Courier New" w:cs="Courier New"/>
+        </w:rPr>
+      </w:pPr>
+      <w:r>
+        <w:rPr>
+          <w:rFonts w:ascii="Courier New" w:hAnsi="Courier New" w:cs="Courier New"/>
+        </w:rPr>
+        <w:t xml:space="preserve">          &lt;li&gt;&lt;strong&gt;A policy document:&lt;/strong&gt; upload the file, then upload &lt;code&gt;manifest.json&lt;/code&gt; again. S3 keeps the old version.&lt;/li&gt;</w:t>
+      </w:r>
+    </w:p>
+    <w:p>
+      <w:pPr>
+        <w:pStyle w:val="PlainText"/>
+        <w:rPr>
+          <w:rFonts w:ascii="Courier New" w:hAnsi="Courier New" w:cs="Courier New"/>
+        </w:rPr>
+      </w:pPr>
+      <w:r>
+        <w:rPr>
+          <w:rFonts w:ascii="Courier New" w:hAnsi="Courier New" w:cs="Courier New"/>
+        </w:rPr>
+        <w:t xml:space="preserve">          &lt;li&gt;&lt;strong&gt;The React app:&lt;/strong&gt; &lt;code&gt;npm run build&lt;/code&gt;, &lt;code&gt;aws s3 sync&lt;/code&gt;, CloudFront invalidation (step 7).&lt;/li&gt;</w:t>
+      </w:r>
+    </w:p>
+    <w:p>
+      <w:pPr>
+        <w:pStyle w:val="PlainText"/>
+        <w:rPr>
+          <w:rFonts w:ascii="Courier New" w:hAnsi="Courier New" w:cs="Courier New"/>
+        </w:rPr>
+      </w:pPr>
+      <w:r>
+        <w:rPr>
+          <w:rFonts w:ascii="Courier New" w:hAnsi="Courier New" w:cs="Courier New"/>
+        </w:rPr>
+        <w:t xml:space="preserve">          &lt;li&gt;&lt;strong&gt;Guardrail settings:&lt;/strong&gt; edit &lt;code&gt;bedrock.tf&lt;/code&gt; and apply. Terraform publishes a new guardrail version when the guardrail changes; check the version number in the Lambda environment.&lt;/li</w:t>
+      </w:r>
+      <w:r>
+        <w:rPr>
+          <w:rFonts w:ascii="Courier New" w:hAnsi="Courier New" w:cs="Courier New"/>
+        </w:rPr>
+        <w:t>&gt;</w:t>
+      </w:r>
+    </w:p>
+    <w:p>
+      <w:pPr>
+        <w:pStyle w:val="PlainText"/>
+        <w:rPr>
+          <w:rFonts w:ascii="Courier New" w:hAnsi="Courier New" w:cs="Courier New"/>
+        </w:rPr>
+      </w:pPr>
+      <w:r>
+        <w:rPr>
+          <w:rFonts w:ascii="Courier New" w:hAnsi="Courier New" w:cs="Courier New"/>
+        </w:rPr>
+        <w:t xml:space="preserve">        &lt;/ul&gt;</w:t>
+      </w:r>
+    </w:p>
+    <w:p>
+      <w:pPr>
+        <w:pStyle w:val="PlainText"/>
+        <w:rPr>
+          <w:rFonts w:ascii="Courier New" w:hAnsi="Courier New" w:cs="Courier New"/>
+        </w:rPr>
+      </w:pPr>
+      <w:r>
+        <w:rPr>
+          <w:rFonts w:ascii="Courier New" w:hAnsi="Courier New" w:cs="Courier New"/>
+        </w:rPr>
+        <w:t xml:space="preserve">      &lt;/div&gt;</w:t>
+      </w:r>
+    </w:p>
+    <w:p>
+      <w:pPr>
+        <w:pStyle w:val="PlainText"/>
+        <w:rPr>
+          <w:rFonts w:ascii="Courier New" w:hAnsi="Courier New" w:cs="Courier New"/>
+        </w:rPr>
+      </w:pPr>
+      <w:r>
+        <w:rPr>
+          <w:rFonts w:ascii="Courier New" w:hAnsi="Courier New" w:cs="Courier New"/>
+        </w:rPr>
+        <w:t xml:space="preserve">    &lt;/section&gt;</w:t>
+      </w:r>
+    </w:p>
+    <w:p>
+      <w:pPr>
+        <w:pStyle w:val="PlainText"/>
+        <w:rPr>
+          <w:rFonts w:ascii="Courier New" w:hAnsi="Courier New" w:cs="Courier New"/>
+        </w:rPr>
+      </w:pPr>
+    </w:p>
+    <w:p>
+      <w:pPr>
+        <w:pStyle w:val="PlainText"/>
+        <w:rPr>
+          <w:rFonts w:ascii="Courier New" w:hAnsi="Courier New" w:cs="Courier New"/>
+        </w:rPr>
+      </w:pPr>
+      <w:r>
+        <w:rPr>
+          <w:rFonts w:ascii="Courier New" w:hAnsi="Courier New" w:cs="Courier New"/>
+        </w:rPr>
+        <w:t xml:space="preserve">    &lt;!-- ============================================================ --&gt;</w:t>
+      </w:r>
+    </w:p>
+    <w:p>
+      <w:pPr>
+        <w:pStyle w:val="PlainText"/>
+        <w:rPr>
+          <w:rFonts w:ascii="Courier New" w:hAnsi="Courier New" w:cs="Courier New"/>
+        </w:rPr>
+      </w:pPr>
+      <w:r>
+        <w:rPr>
+          <w:rFonts w:ascii="Courier New" w:hAnsi="Courier New" w:cs="Courier New"/>
+        </w:rPr>
+        <w:t xml:space="preserve">    &lt;section id="costs"&gt;</w:t>
+      </w:r>
+    </w:p>
+    <w:p>
+      <w:pPr>
+        <w:pStyle w:val="PlainText"/>
+        <w:rPr>
+          <w:rFonts w:ascii="Courier New" w:hAnsi="Courier New" w:cs="Courier New"/>
+        </w:rPr>
+      </w:pPr>
+      <w:r>
+        <w:rPr>
+          <w:rFonts w:ascii="Courier New" w:hAnsi="Courier New" w:cs="Courier New"/>
+        </w:rPr>
+        <w:t xml:space="preserve">      &lt;div class="prose"&gt;</w:t>
+      </w:r>
+    </w:p>
+    <w:p>
+      <w:pPr>
+        <w:pStyle w:val="PlainText"/>
+        <w:rPr>
+          <w:rFonts w:ascii="Courier New" w:hAnsi="Courier New" w:cs="Courier New"/>
+        </w:rPr>
+      </w:pPr>
+      <w:r>
+        <w:rPr>
+          <w:rFonts w:ascii="Courier New" w:hAnsi="Courier New" w:cs="Courier New"/>
+        </w:rPr>
+        <w:t xml:space="preserve">        &lt;h2&gt;Costs&lt;/h2&gt;</w:t>
+      </w:r>
+    </w:p>
+    <w:p>
+      <w:pPr>
+        <w:pStyle w:val="PlainText"/>
+        <w:rPr>
+          <w:rFonts w:ascii="Courier New" w:hAnsi="Courier New" w:cs="Courier New"/>
+        </w:rPr>
+      </w:pPr>
+      <w:r>
+        <w:rPr>
+          <w:rFonts w:ascii="Courier New" w:hAnsi="Courier New" w:cs="Courier New"/>
+        </w:rPr>
+        <w:t xml:space="preserve">        &lt;p&gt;Approximate us-east-1 list prices at the time of writing, for a class demo with little traffic. Check the AWS Pricing Calculator before you deploy.&lt;/p&gt;</w:t>
+      </w:r>
+    </w:p>
+    <w:p>
+      <w:pPr>
+        <w:pStyle w:val="PlainText"/>
+        <w:rPr>
+          <w:rFonts w:ascii="Courier New" w:hAnsi="Courier New" w:cs="Courier New"/>
+        </w:rPr>
+      </w:pPr>
+      <w:r>
+        <w:rPr>
+          <w:rFonts w:ascii="Courier New" w:hAnsi="Courier New" w:cs="Courier New"/>
+        </w:rPr>
+        <w:t xml:space="preserve">      &lt;/div&gt;</w:t>
+      </w:r>
+    </w:p>
+    <w:p>
+      <w:pPr>
+        <w:pStyle w:val="PlainText"/>
+        <w:rPr>
+          <w:rFonts w:ascii="Courier New" w:hAnsi="Courier New" w:cs="Courier New"/>
+        </w:rPr>
+      </w:pPr>
+      <w:r>
+        <w:rPr>
+          <w:rFonts w:ascii="Courier New" w:hAnsi="Courier New" w:cs="Courier New"/>
+        </w:rPr>
+        <w:t xml:space="preserve">      &lt;div class="table-wrap"&gt;</w:t>
+      </w:r>
+    </w:p>
+    <w:p>
+      <w:pPr>
+        <w:pStyle w:val="PlainText"/>
+        <w:rPr>
+          <w:rFonts w:ascii="Courier New" w:hAnsi="Courier New" w:cs="Courier New"/>
+        </w:rPr>
+      </w:pPr>
+      <w:r>
+        <w:rPr>
+          <w:rFonts w:ascii="Courier New" w:hAnsi="Courier New" w:cs="Courier New"/>
+        </w:rPr>
+        <w:t xml:space="preserve">        &lt;table&gt;</w:t>
+      </w:r>
+    </w:p>
+    <w:p>
+      <w:pPr>
+        <w:pStyle w:val="PlainText"/>
+        <w:rPr>
+          <w:rFonts w:ascii="Courier New" w:hAnsi="Courier New" w:cs="Courier New"/>
+        </w:rPr>
+      </w:pPr>
+      <w:r>
+        <w:rPr>
+          <w:rFonts w:ascii="Courier New" w:hAnsi="Courier New" w:cs="Courier New"/>
+        </w:rPr>
+        <w:t xml:space="preserve">          &lt;thead&gt;&lt;tr&gt;&lt;th&gt;Service&lt;/th&gt;&lt;th&gt;What you pay for&lt;/th&gt;&lt;th&gt;If left running a month&lt;/th&gt;&lt;/</w:t>
+      </w:r>
+      <w:r>
+        <w:rPr>
+          <w:rFonts w:ascii="Courier New" w:hAnsi="Courier New" w:cs="Courier New"/>
+        </w:rPr>
+        <w:t>tr&gt;&lt;/thead&gt;</w:t>
+      </w:r>
+    </w:p>
+    <w:p>
+      <w:pPr>
+        <w:pStyle w:val="PlainText"/>
+        <w:rPr>
+          <w:rFonts w:ascii="Courier New" w:hAnsi="Courier New" w:cs="Courier New"/>
+        </w:rPr>
+      </w:pPr>
+      <w:r>
+        <w:rPr>
+          <w:rFonts w:ascii="Courier New" w:hAnsi="Courier New" w:cs="Courier New"/>
+        </w:rPr>
+        <w:t xml:space="preserve">          &lt;tbody&gt;</w:t>
+      </w:r>
+    </w:p>
+    <w:p>
+      <w:pPr>
+        <w:pStyle w:val="PlainText"/>
+        <w:rPr>
+          <w:rFonts w:ascii="Courier New" w:hAnsi="Courier New" w:cs="Courier New"/>
+        </w:rPr>
+      </w:pPr>
+      <w:r>
+        <w:rPr>
+          <w:rFonts w:ascii="Courier New" w:hAnsi="Courier New" w:cs="Courier New"/>
+        </w:rPr>
+        <w:t xml:space="preserve">            &lt;tr&gt;&lt;td&gt;OpenSearch Serverless&lt;/td&gt;&lt;td&gt;Minimum capacity while the collection exists: 0.5 indexing + 0.5 search OCU (OpenSearch Compute Units, the unit it bills in) with standby replicas off, at about $0.24 per OCU-hour&lt;/td&gt;&lt;td class="num"&gt;≈ $175&lt;/td&gt;&lt;/tr&gt;</w:t>
+      </w:r>
+    </w:p>
+    <w:p>
+      <w:pPr>
+        <w:pStyle w:val="PlainText"/>
+        <w:rPr>
+          <w:rFonts w:ascii="Courier New" w:hAnsi="Courier New" w:cs="Courier New"/>
+        </w:rPr>
+      </w:pPr>
+      <w:r>
+        <w:rPr>
+          <w:rFonts w:ascii="Courier New" w:hAnsi="Courier New" w:cs="Courier New"/>
+        </w:rPr>
+        <w:t xml:space="preserve">            &lt;tr&gt;&lt;td&gt;VPC interface endpoints&lt;/td&gt;&lt;td&gt;2 endpoints × 2 AZs × about $0.01 an hour, plus data. The OpenSearch Serverless endpoint may add more&lt;/td&gt;&lt;td class="num"&gt;≈ $30&lt;/td&gt;&lt;/tr&gt;</w:t>
+      </w:r>
+    </w:p>
+    <w:p>
+      <w:pPr>
+        <w:pStyle w:val="PlainText"/>
+        <w:rPr>
+          <w:rFonts w:ascii="Courier New" w:hAnsi="Courier New" w:cs="Courier New"/>
+        </w:rPr>
+      </w:pPr>
+      <w:r>
+        <w:rPr>
+          <w:rFonts w:ascii="Courier New" w:hAnsi="Courier New" w:cs="Courier New"/>
+        </w:rPr>
+        <w:t xml:space="preserve">            &lt;tr&gt;&lt;td&gt;AWS W</w:t>
+      </w:r>
+      <w:r>
+        <w:rPr>
+          <w:rFonts w:ascii="Courier New" w:hAnsi="Courier New" w:cs="Courier New"/>
+        </w:rPr>
+        <w:t>AF&lt;/td&gt;&lt;td&gt;$5 per web ACL + $1 per rule, plus requests&lt;/td&gt;&lt;td class="num"&gt;≈ $8&lt;/td&gt;&lt;/tr&gt;</w:t>
+      </w:r>
+    </w:p>
+    <w:p>
+      <w:pPr>
+        <w:pStyle w:val="PlainText"/>
+        <w:rPr>
+          <w:rFonts w:ascii="Courier New" w:hAnsi="Courier New" w:cs="Courier New"/>
+        </w:rPr>
+      </w:pPr>
+      <w:r>
+        <w:rPr>
+          <w:rFonts w:ascii="Courier New" w:hAnsi="Courier New" w:cs="Courier New"/>
+        </w:rPr>
+        <w:t xml:space="preserve">            &lt;tr&gt;&lt;td&gt;Aurora Serverless v2&lt;/td&gt;&lt;td&gt;Storage while paused; about $0.12 per ACU-hour per instance while active&lt;/td&gt;&lt;td class="num"&gt;$1–$20&lt;/td&gt;&lt;/tr&gt;</w:t>
+      </w:r>
+    </w:p>
+    <w:p>
+      <w:pPr>
+        <w:pStyle w:val="PlainText"/>
+        <w:rPr>
+          <w:rFonts w:ascii="Courier New" w:hAnsi="Courier New" w:cs="Courier New"/>
+        </w:rPr>
+      </w:pPr>
+      <w:r>
+        <w:rPr>
+          <w:rFonts w:ascii="Courier New" w:hAnsi="Courier New" w:cs="Courier New"/>
+        </w:rPr>
+        <w:t xml:space="preserve">            &lt;tr&gt;&lt;td&gt;Secrets Manager&lt;/td&gt;&lt;td&gt;$0.40 per secret&lt;/td&gt;&lt;td class="num"&gt;≈ $1&lt;/td&gt;&lt;/tr&gt;</w:t>
+      </w:r>
+    </w:p>
+    <w:p>
+      <w:pPr>
+        <w:pStyle w:val="PlainText"/>
+        <w:rPr>
+          <w:rFonts w:ascii="Courier New" w:hAnsi="Courier New" w:cs="Courier New"/>
+        </w:rPr>
+      </w:pPr>
+      <w:r>
+        <w:rPr>
+          <w:rFonts w:ascii="Courier New" w:hAnsi="Courier New" w:cs="Courier New"/>
+        </w:rPr>
+        <w:t xml:space="preserve">            &lt;tr&gt;&lt;td&gt;Bedrock&lt;/td&gt;&lt;td&gt;Nova Pro, Titan embeddings, guardrail checks. A question is well under a cent&lt;/td&gt;&lt;td class="num"&gt;$1–$5&lt;/td&gt;&lt;/tr&gt;</w:t>
+      </w:r>
+    </w:p>
+    <w:p>
+      <w:pPr>
+        <w:pStyle w:val="PlainText"/>
+        <w:rPr>
+          <w:rFonts w:ascii="Courier New" w:hAnsi="Courier New" w:cs="Courier New"/>
+        </w:rPr>
+      </w:pPr>
+      <w:r>
+        <w:rPr>
+          <w:rFonts w:ascii="Courier New" w:hAnsi="Courier New" w:cs="Courier New"/>
+        </w:rPr>
+        <w:t xml:space="preserve">            &lt;tr&gt;&lt;</w:t>
+      </w:r>
+      <w:r>
+        <w:rPr>
+          <w:rFonts w:ascii="Courier New" w:hAnsi="Courier New" w:cs="Courier New"/>
+        </w:rPr>
+        <w:t>td&gt;Lambda, API Gateway, CloudFront, S3, Cognito, CloudWatch&lt;/td&gt;&lt;td&gt;Mostly within free tiers at class traffic&lt;/td&gt;&lt;td class="num"&gt;$1–$5&lt;/td&gt;&lt;/tr&gt;</w:t>
+      </w:r>
+    </w:p>
+    <w:p>
+      <w:pPr>
+        <w:pStyle w:val="PlainText"/>
+        <w:rPr>
+          <w:rFonts w:ascii="Courier New" w:hAnsi="Courier New" w:cs="Courier New"/>
+        </w:rPr>
+      </w:pPr>
+      <w:r>
+        <w:rPr>
+          <w:rFonts w:ascii="Courier New" w:hAnsi="Courier New" w:cs="Courier New"/>
+        </w:rPr>
+        <w:lastRenderedPageBreak/>
+        <w:t xml:space="preserve">            &lt;tr&gt;&lt;td&gt;&lt;strong&gt;Total&lt;/strong&gt;&lt;/td&gt;&lt;td&gt;About $7–8 a day, most of it OpenSearch Serverless&lt;/td&gt;&lt;td class="num"&gt;&lt;strong&gt;≈ $220–245&lt;/strong&gt;&lt;/td&gt;&lt;/tr&gt;</w:t>
       </w:r>
     </w:p>
     <w:p>
@@ -18388,6 +19753,124 @@
         <w:rPr>
           <w:rFonts w:ascii="Courier New" w:hAnsi="Courier New" w:cs="Courier New"/>
         </w:rPr>
+        <w:t xml:space="preserve">      &lt;div class="callout warn"&gt;</w:t>
+      </w:r>
+    </w:p>
+    <w:p>
+      <w:pPr>
+        <w:pStyle w:val="PlainText"/>
+        <w:rPr>
+          <w:rFonts w:ascii="Courier New" w:hAnsi="Courier New" w:cs="Courier New"/>
+        </w:rPr>
+      </w:pPr>
+      <w:r>
+        <w:rPr>
+          <w:rFonts w:ascii="Courier New" w:hAnsi="Courier New" w:cs="Courier New"/>
+        </w:rPr>
+        <w:t xml:space="preserve">        &lt;span class="label"&gt;The $25–$100 a month target&lt;/span&gt;</w:t>
+      </w:r>
+    </w:p>
+    <w:p>
+      <w:pPr>
+        <w:pStyle w:val="PlainText"/>
+        <w:rPr>
+          <w:rFonts w:ascii="Courier New" w:hAnsi="Courier New" w:cs="Courier New"/>
+        </w:rPr>
+      </w:pPr>
+      <w:r>
+        <w:rPr>
+          <w:rFonts w:ascii="Courier New" w:hAnsi="Courier New" w:cs="Courier New"/>
+        </w:rPr>
+        <w:t xml:space="preserve">        &lt;p&gt;This architecture meets it only if you &lt;strong&gt;des</w:t>
+      </w:r>
+      <w:r>
+        <w:rPr>
+          <w:rFonts w:ascii="Courier New" w:hAnsi="Courier New" w:cs="Courier New"/>
+        </w:rPr>
+        <w:t>troy it between sessions&lt;/strong&gt;: about 10 running days a month. Terraform makes that practical: apply takes 30 minutes, destroy about 20. To run it longer for less, replace OpenSearch Serverless with an OpenSearch Service domain on a small instance, or with pgvector in the Aurora database you already have. Both change &lt;code&gt;search_index.py&lt;/code&gt; and &lt;code&gt;opensearch.tf&lt;/code&gt; only.&lt;/p&gt;</w:t>
+      </w:r>
+    </w:p>
+    <w:p>
+      <w:pPr>
+        <w:pStyle w:val="PlainText"/>
+        <w:rPr>
+          <w:rFonts w:ascii="Courier New" w:hAnsi="Courier New" w:cs="Courier New"/>
+        </w:rPr>
+      </w:pPr>
+      <w:r>
+        <w:rPr>
+          <w:rFonts w:ascii="Courier New" w:hAnsi="Courier New" w:cs="Courier New"/>
+        </w:rPr>
+        <w:t xml:space="preserve">      &lt;/div&gt;</w:t>
+      </w:r>
+    </w:p>
+    <w:p>
+      <w:pPr>
+        <w:pStyle w:val="PlainText"/>
+        <w:rPr>
+          <w:rFonts w:ascii="Courier New" w:hAnsi="Courier New" w:cs="Courier New"/>
+        </w:rPr>
+      </w:pPr>
+      <w:r>
+        <w:rPr>
+          <w:rFonts w:ascii="Courier New" w:hAnsi="Courier New" w:cs="Courier New"/>
+        </w:rPr>
+        <w:t xml:space="preserve">    &lt;/section&gt;</w:t>
+      </w:r>
+    </w:p>
+    <w:p>
+      <w:pPr>
+        <w:pStyle w:val="PlainText"/>
+        <w:rPr>
+          <w:rFonts w:ascii="Courier New" w:hAnsi="Courier New" w:cs="Courier New"/>
+        </w:rPr>
+      </w:pPr>
+    </w:p>
+    <w:p>
+      <w:pPr>
+        <w:pStyle w:val="PlainText"/>
+        <w:rPr>
+          <w:rFonts w:ascii="Courier New" w:hAnsi="Courier New" w:cs="Courier New"/>
+        </w:rPr>
+      </w:pPr>
+      <w:r>
+        <w:rPr>
+          <w:rFonts w:ascii="Courier New" w:hAnsi="Courier New" w:cs="Courier New"/>
+        </w:rPr>
+        <w:t xml:space="preserve">    &lt;!-- ============================================================ --&gt;</w:t>
+      </w:r>
+    </w:p>
+    <w:p>
+      <w:pPr>
+        <w:pStyle w:val="PlainText"/>
+        <w:rPr>
+          <w:rFonts w:ascii="Courier New" w:hAnsi="Courier New" w:cs="Courier New"/>
+        </w:rPr>
+      </w:pPr>
+      <w:r>
+        <w:rPr>
+          <w:rFonts w:ascii="Courier New" w:hAnsi="Courier New" w:cs="Courier New"/>
+        </w:rPr>
+        <w:t xml:space="preserve">    &lt;section id="</w:t>
+      </w:r>
+      <w:r>
+        <w:rPr>
+          <w:rFonts w:ascii="Courier New" w:hAnsi="Courier New" w:cs="Courier New"/>
+        </w:rPr>
+        <w:t>teardown"&gt;</w:t>
+      </w:r>
+    </w:p>
+    <w:p>
+      <w:pPr>
+        <w:pStyle w:val="PlainText"/>
+        <w:rPr>
+          <w:rFonts w:ascii="Courier New" w:hAnsi="Courier New" w:cs="Courier New"/>
+        </w:rPr>
+      </w:pPr>
+      <w:r>
+        <w:rPr>
+          <w:rFonts w:ascii="Courier New" w:hAnsi="Courier New" w:cs="Courier New"/>
+        </w:rPr>
         <w:t xml:space="preserve">      &lt;div class="prose"&gt;</w:t>
       </w:r>
     </w:p>
@@ -18402,375 +19885,327 @@
         <w:rPr>
           <w:rFonts w:ascii="Courier New" w:hAnsi="Courier New" w:cs="Courier New"/>
         </w:rPr>
-        <w:t xml:space="preserve">        &lt;p&gt;The last two are the audit trail proper, and one line in</w:t>
-      </w:r>
-    </w:p>
-    <w:p>
-      <w:pPr>
-        <w:pStyle w:val="PlainText"/>
-        <w:rPr>
-          <w:rFonts w:ascii="Courier New" w:hAnsi="Courier New" w:cs="Courier New"/>
-        </w:rPr>
-      </w:pPr>
-      <w:r>
-        <w:rPr>
-          <w:rFonts w:ascii="Courier New" w:hAnsi="Courier New" w:cs="Courier New"/>
-        </w:rPr>
-        <w:t xml:space="preserve">        &lt;code&gt;02_security.sql&lt;/code&gt; is what makes them one:&lt;</w:t>
-      </w:r>
-      <w:r>
-        <w:rPr>
-          <w:rFonts w:ascii="Courier New" w:hAnsi="Courier New" w:cs="Courier New"/>
-        </w:rPr>
-        <w:t>/p&gt;</w:t>
-      </w:r>
-    </w:p>
-    <w:p>
-      <w:pPr>
-        <w:pStyle w:val="PlainText"/>
-        <w:rPr>
-          <w:rFonts w:ascii="Courier New" w:hAnsi="Courier New" w:cs="Courier New"/>
-        </w:rPr>
-      </w:pPr>
-      <w:r>
-        <w:rPr>
-          <w:rFonts w:ascii="Courier New" w:hAnsi="Courier New" w:cs="Courier New"/>
-        </w:rPr>
-        <w:t xml:space="preserve">        &lt;pre&gt;&lt;code&gt;GRANT INSERT ON request_log, employee_lookup_log TO hr_app;&lt;/code&gt;&lt;/pre&gt;</w:t>
-      </w:r>
-    </w:p>
-    <w:p>
-      <w:pPr>
-        <w:pStyle w:val="PlainText"/>
-        <w:rPr>
-          <w:rFonts w:ascii="Courier New" w:hAnsi="Courier New" w:cs="Courier New"/>
-        </w:rPr>
-      </w:pPr>
-      <w:r>
-        <w:rPr>
-          <w:rFonts w:ascii="Courier New" w:hAnsi="Courier New" w:cs="Courier New"/>
-        </w:rPr>
-        <w:t xml:space="preserve">        &lt;p&gt;&lt;code&gt;INSERT&lt;/code&gt; only. The application writes both logs and cannot read, edit</w:t>
-      </w:r>
-    </w:p>
-    <w:p>
-      <w:pPr>
-        <w:pStyle w:val="PlainText"/>
-        <w:rPr>
-          <w:rFonts w:ascii="Courier New" w:hAnsi="Courier New" w:cs="Courier New"/>
-        </w:rPr>
-      </w:pPr>
-      <w:r>
-        <w:rPr>
-          <w:rFonts w:ascii="Courier New" w:hAnsi="Courier New" w:cs="Courier New"/>
-        </w:rPr>
-        <w:t xml:space="preserve">        or delete either. Reading them needs the admin credentials, which the application</w:t>
-      </w:r>
-    </w:p>
-    <w:p>
-      <w:pPr>
-        <w:pStyle w:val="PlainText"/>
-        <w:rPr>
-          <w:rFonts w:ascii="Courier New" w:hAnsi="Courier New" w:cs="Courier New"/>
-        </w:rPr>
-      </w:pPr>
-      <w:r>
-        <w:rPr>
-          <w:rFonts w:ascii="Courier New" w:hAnsi="Courier New" w:cs="Courier New"/>
-        </w:rPr>
-        <w:t xml:space="preserve">        never has. A component that writes an audit trail should not be able to change it,</w:t>
-      </w:r>
-    </w:p>
-    <w:p>
-      <w:pPr>
-        <w:pStyle w:val="PlainText"/>
-        <w:rPr>
-          <w:rFonts w:ascii="Courier New" w:hAnsi="Courier New" w:cs="Courier New"/>
-        </w:rPr>
-      </w:pPr>
-      <w:r>
-        <w:rPr>
-          <w:rFonts w:ascii="Courier New" w:hAnsi="Courier New" w:cs="Courier New"/>
-        </w:rPr>
-        <w:t xml:space="preserve">        and here Postgres enforces that rather than a code review promising it.&lt;/p&gt;</w:t>
-      </w:r>
-    </w:p>
-    <w:p>
-      <w:pPr>
-        <w:pStyle w:val="PlainText"/>
-        <w:rPr>
-          <w:rFonts w:ascii="Courier New" w:hAnsi="Courier New" w:cs="Courier New"/>
-        </w:rPr>
-      </w:pPr>
-      <w:r>
-        <w:rPr>
-          <w:rFonts w:ascii="Courier New" w:hAnsi="Courier New" w:cs="Courier New"/>
-        </w:rPr>
-        <w:t xml:space="preserve">        &lt;p&gt;&lt;strong&gt;How much does that grow?&lt;/strong&gt; Less t</w:t>
-      </w:r>
-      <w:r>
-        <w:rPr>
-          <w:rFonts w:ascii="Courier New" w:hAnsi="Courier New" w:cs="Courier New"/>
-        </w:rPr>
-        <w:t>han people expect. A</w:t>
-      </w:r>
-    </w:p>
-    <w:p>
-      <w:pPr>
-        <w:pStyle w:val="PlainText"/>
-        <w:rPr>
-          <w:rFonts w:ascii="Courier New" w:hAnsi="Courier New" w:cs="Courier New"/>
-        </w:rPr>
-      </w:pPr>
-      <w:r>
-        <w:rPr>
-          <w:rFonts w:ascii="Courier New" w:hAnsi="Courier New" w:cs="Courier New"/>
-        </w:rPr>
-        <w:t xml:space="preserve">        &lt;code&gt;request_log&lt;/code&gt; row is about 190 bytes, most of it the question text. Five</w:t>
-      </w:r>
-    </w:p>
-    <w:p>
-      <w:pPr>
-        <w:pStyle w:val="PlainText"/>
-        <w:rPr>
-          <w:rFonts w:ascii="Courier New" w:hAnsi="Courier New" w:cs="Courier New"/>
-        </w:rPr>
-      </w:pPr>
-      <w:r>
-        <w:rPr>
-          <w:rFonts w:ascii="Courier New" w:hAnsi="Courier New" w:cs="Courier New"/>
-        </w:rPr>
-        <w:t xml:space="preserve">        thousand people asking three questions a working day produce about 700 MB a year,</w:t>
-      </w:r>
-    </w:p>
-    <w:p>
-      <w:pPr>
-        <w:pStyle w:val="PlainText"/>
-        <w:rPr>
-          <w:rFonts w:ascii="Courier New" w:hAnsi="Courier New" w:cs="Courier New"/>
-        </w:rPr>
-      </w:pPr>
-      <w:r>
-        <w:rPr>
-          <w:rFonts w:ascii="Courier New" w:hAnsi="Courier New" w:cs="Courier New"/>
-        </w:rPr>
-        <w:t xml:space="preserve">        which is under $2 a year of Aurora storage.&lt;/p&gt;</w:t>
-      </w:r>
-    </w:p>
-    <w:p>
-      <w:pPr>
-        <w:pStyle w:val="PlainText"/>
-        <w:rPr>
-          <w:rFonts w:ascii="Courier New" w:hAnsi="Courier New" w:cs="Courier New"/>
-        </w:rPr>
-      </w:pPr>
-      <w:r>
-        <w:rPr>
-          <w:rFonts w:ascii="Courier New" w:hAnsi="Courier New" w:cs="Courier New"/>
-        </w:rPr>
-        <w:t xml:space="preserve">        &lt;p&gt;The reason to think about it is not size. &lt;code&gt;request_log&lt;/code&gt; keeps the</w:t>
-      </w:r>
-    </w:p>
-    <w:p>
-      <w:pPr>
-        <w:pStyle w:val="PlainText"/>
-        <w:rPr>
-          <w:rFonts w:ascii="Courier New" w:hAnsi="Courier New" w:cs="Courier New"/>
-        </w:rPr>
-      </w:pPr>
-      <w:r>
-        <w:rPr>
-          <w:rFonts w:ascii="Courier New" w:hAnsi="Courier New" w:cs="Courier New"/>
-        </w:rPr>
-        <w:t xml:space="preserve">        question text, and people ask an HR assistant whether they are being managed out, or</w:t>
-      </w:r>
-    </w:p>
-    <w:p>
-      <w:pPr>
-        <w:pStyle w:val="PlainText"/>
-        <w:rPr>
-          <w:rFonts w:ascii="Courier New" w:hAnsi="Courier New" w:cs="Courier New"/>
-        </w:rPr>
-      </w:pPr>
-      <w:r>
-        <w:rPr>
-          <w:rFonts w:ascii="Courier New" w:hAnsi="Courier New" w:cs="Courier New"/>
-        </w:rPr>
-        <w:t xml:space="preserve">        how to report their manager. That is personal data, and nothing </w:t>
-      </w:r>
-      <w:r>
-        <w:rPr>
-          <w:rFonts w:ascii="Courier New" w:hAnsi="Courier New" w:cs="Courier New"/>
-        </w:rPr>
-        <w:t>here deletes it.&lt;/p&gt;</w:t>
-      </w:r>
-    </w:p>
-    <w:p>
-      <w:pPr>
-        <w:pStyle w:val="PlainText"/>
-        <w:rPr>
-          <w:rFonts w:ascii="Courier New" w:hAnsi="Courier New" w:cs="Courier New"/>
-        </w:rPr>
-      </w:pPr>
-      <w:r>
-        <w:rPr>
-          <w:rFonts w:ascii="Courier New" w:hAnsi="Courier New" w:cs="Courier New"/>
-        </w:rPr>
-        <w:t xml:space="preserve">        &lt;p&gt;What is missing: a retention rule per table, because an access audit often has a</w:t>
-      </w:r>
-    </w:p>
-    <w:p>
-      <w:pPr>
-        <w:pStyle w:val="PlainText"/>
-        <w:rPr>
-          <w:rFonts w:ascii="Courier New" w:hAnsi="Courier New" w:cs="Courier New"/>
-        </w:rPr>
-      </w:pPr>
-      <w:r>
-        <w:rPr>
-          <w:rFonts w:ascii="Courier New" w:hAnsi="Courier New" w:cs="Courier New"/>
-        </w:rPr>
-        <w:t xml:space="preserve">        legal minimum in years while operational metrics rarely need a quarter at full</w:t>
-      </w:r>
-    </w:p>
-    <w:p>
-      <w:pPr>
-        <w:pStyle w:val="PlainText"/>
-        <w:rPr>
-          <w:rFonts w:ascii="Courier New" w:hAnsi="Courier New" w:cs="Courier New"/>
-        </w:rPr>
-      </w:pPr>
-      <w:r>
-        <w:rPr>
-          <w:rFonts w:ascii="Courier New" w:hAnsi="Courier New" w:cs="Courier New"/>
-        </w:rPr>
-        <w:t xml:space="preserve">        detail. A way to delete cheaply, which means partitioning by month so dropping last</w:t>
-      </w:r>
-    </w:p>
-    <w:p>
-      <w:pPr>
-        <w:pStyle w:val="PlainText"/>
-        <w:rPr>
-          <w:rFonts w:ascii="Courier New" w:hAnsi="Courier New" w:cs="Courier New"/>
-        </w:rPr>
-      </w:pPr>
-      <w:r>
-        <w:rPr>
-          <w:rFonts w:ascii="Courier New" w:hAnsi="Courier New" w:cs="Courier New"/>
-        </w:rPr>
-        <w:t xml:space="preserve">        year is &lt;code&gt;DROP TABLE&lt;/code&gt; rather than a &lt;code&gt;DELETE&lt;/code&gt; that vacuums</w:t>
-      </w:r>
-    </w:p>
-    <w:p>
-      <w:pPr>
-        <w:pStyle w:val="PlainText"/>
-        <w:rPr>
-          <w:rFonts w:ascii="Courier New" w:hAnsi="Courier New" w:cs="Courier New"/>
-        </w:rPr>
-      </w:pPr>
-      <w:r>
-        <w:rPr>
-          <w:rFonts w:ascii="Courier New" w:hAnsi="Courier New" w:cs="Courier New"/>
-        </w:rPr>
-        <w:t xml:space="preserve">        millions of rows out of a live table. And an archive to S3 if the audit has to</w:t>
-      </w:r>
-    </w:p>
-    <w:p>
-      <w:pPr>
-        <w:pStyle w:val="PlainText"/>
-        <w:rPr>
-          <w:rFonts w:ascii="Courier New" w:hAnsi="Courier New" w:cs="Courier New"/>
-        </w:rPr>
-      </w:pPr>
-      <w:r>
-        <w:rPr>
-          <w:rFonts w:ascii="Courier New" w:hAnsi="Courier New" w:cs="Courier New"/>
-        </w:rPr>
-        <w:t xml:space="preserve">        outlive the database.&lt;/p&gt;</w:t>
-      </w:r>
-    </w:p>
-    <w:p>
-      <w:pPr>
-        <w:pStyle w:val="PlainText"/>
-        <w:rPr>
-          <w:rFonts w:ascii="Courier New" w:hAnsi="Courier New" w:cs="Courier New"/>
-        </w:rPr>
-      </w:pPr>
-      <w:r>
-        <w:rPr>
-          <w:rFonts w:ascii="Courier New" w:hAnsi="Courier New" w:cs="Courier New"/>
-        </w:rPr>
-        <w:t xml:space="preserve">        &lt;p&gt;O</w:t>
-      </w:r>
-      <w:r>
-        <w:rPr>
-          <w:rFonts w:ascii="Courier New" w:hAnsi="Courier New" w:cs="Courier New"/>
-        </w:rPr>
-        <w:t>ne option worth considering: keep the tokens, latency and tool names, and drop</w:t>
-      </w:r>
-    </w:p>
-    <w:p>
-      <w:pPr>
-        <w:pStyle w:val="PlainText"/>
-        <w:rPr>
-          <w:rFonts w:ascii="Courier New" w:hAnsi="Courier New" w:cs="Courier New"/>
-        </w:rPr>
-      </w:pPr>
-      <w:r>
-        <w:rPr>
-          <w:rFonts w:ascii="Courier New" w:hAnsi="Courier New" w:cs="Courier New"/>
-        </w:rPr>
-        <w:t xml:space="preserve">        the question text after a shorter window. You lose the ability to read back what</w:t>
-      </w:r>
-    </w:p>
-    <w:p>
-      <w:pPr>
-        <w:pStyle w:val="PlainText"/>
-        <w:rPr>
-          <w:rFonts w:ascii="Courier New" w:hAnsi="Courier New" w:cs="Courier New"/>
-        </w:rPr>
-      </w:pPr>
-      <w:r>
-        <w:rPr>
-          <w:rFonts w:ascii="Courier New" w:hAnsi="Courier New" w:cs="Courier New"/>
-        </w:rPr>
-        <w:t xml:space="preserve">        someone asked, and you keep everything you need for cost and performance work.&lt;/p&gt;</w:t>
-      </w:r>
-    </w:p>
-    <w:p>
-      <w:pPr>
-        <w:pStyle w:val="PlainText"/>
-        <w:rPr>
-          <w:rFonts w:ascii="Courier New" w:hAnsi="Courier New" w:cs="Courier New"/>
-        </w:rPr>
-      </w:pPr>
-    </w:p>
-    <w:p>
-      <w:pPr>
-        <w:pStyle w:val="PlainText"/>
-        <w:rPr>
-          <w:rFonts w:ascii="Courier New" w:hAnsi="Courier New" w:cs="Courier New"/>
-        </w:rPr>
-      </w:pPr>
-      <w:r>
-        <w:rPr>
-          <w:rFonts w:ascii="Courier New" w:hAnsi="Courier New" w:cs="Courier New"/>
-        </w:rPr>
-        <w:t xml:space="preserve">        &lt;h3&gt;What the evaluation should be gating&lt;/h3&gt;</w:t>
-      </w:r>
-    </w:p>
-    <w:p>
-      <w:pPr>
-        <w:pStyle w:val="PlainText"/>
-        <w:rPr>
-          <w:rFonts w:ascii="Courier New" w:hAnsi="Courier New" w:cs="Courier New"/>
-        </w:rPr>
-      </w:pPr>
-      <w:r>
-        <w:rPr>
-          <w:rFonts w:ascii="Courier New" w:hAnsi="Courier New" w:cs="Courier New"/>
-        </w:rPr>
-        <w:t xml:space="preserve">        &lt;p&gt;The evaluation set is not something you run when you remember. It is a gate. In a real</w:t>
+        <w:t xml:space="preserve">        &lt;h2&gt;Tear down&lt;/h2&gt;</w:t>
+      </w:r>
+    </w:p>
+    <w:p>
+      <w:pPr>
+        <w:pStyle w:val="PlainText"/>
+        <w:rPr>
+          <w:rFonts w:ascii="Courier New" w:hAnsi="Courier New" w:cs="Courier New"/>
+        </w:rPr>
+      </w:pPr>
+      <w:r>
+        <w:rPr>
+          <w:rFonts w:ascii="Courier New" w:hAnsi="Courier New" w:cs="Courier New"/>
+        </w:rPr>
+        <w:t xml:space="preserve">        &lt;pre&gt;&lt;code&gt;terraform -chdir=infra/terraform destroy&lt;/code&gt;&lt;/pre&gt;</w:t>
+      </w:r>
+    </w:p>
+    <w:p>
+      <w:pPr>
+        <w:pStyle w:val="PlainText"/>
+        <w:rPr>
+          <w:rFonts w:ascii="Courier New" w:hAnsi="Courier New" w:cs="Courier New"/>
+        </w:rPr>
+      </w:pPr>
+      <w:r>
+        <w:rPr>
+          <w:rFonts w:ascii="Courier New" w:hAnsi="Courier New" w:cs="Courier New"/>
+        </w:rPr>
+        <w:t xml:space="preserve">        &lt;p&gt;About &lt;strong&gt;20 minutes&lt;/strong&gt;, against 8 to create. Start it and go and do</w:t>
+      </w:r>
+    </w:p>
+    <w:p>
+      <w:pPr>
+        <w:pStyle w:val="PlainText"/>
+        <w:rPr>
+          <w:rFonts w:ascii="Courier New" w:hAnsi="Courier New" w:cs="Courier New"/>
+        </w:rPr>
+      </w:pPr>
+      <w:r>
+        <w:rPr>
+          <w:rFonts w:ascii="Courier New" w:hAnsi="Courier New" w:cs="Courier New"/>
+        </w:rPr>
+        <w:t xml:space="preserve">        something else.&lt;/p&gt;</w:t>
+      </w:r>
+    </w:p>
+    <w:p>
+      <w:pPr>
+        <w:pStyle w:val="PlainText"/>
+        <w:rPr>
+          <w:rFonts w:ascii="Courier New" w:hAnsi="Courier New" w:cs="Courier New"/>
+        </w:rPr>
+      </w:pPr>
+      <w:r>
+        <w:rPr>
+          <w:rFonts w:ascii="Courier New" w:hAnsi="Courier New" w:cs="Courier New"/>
+        </w:rPr>
+        <w:t xml:space="preserve">        &lt;ul&gt;</w:t>
+      </w:r>
+    </w:p>
+    <w:p>
+      <w:pPr>
+        <w:pStyle w:val="PlainText"/>
+        <w:rPr>
+          <w:rFonts w:ascii="Courier New" w:hAnsi="Courier New" w:cs="Courier New"/>
+        </w:rPr>
+      </w:pPr>
+      <w:r>
+        <w:rPr>
+          <w:rFonts w:ascii="Courier New" w:hAnsi="Courier New" w:cs="Courier New"/>
+        </w:rPr>
+        <w:t xml:space="preserve">          &lt;li&gt;It looks stuck for the last ten minutes and is not. Lambda functions in a VPC</w:t>
+      </w:r>
+    </w:p>
+    <w:p>
+      <w:pPr>
+        <w:pStyle w:val="PlainText"/>
+        <w:rPr>
+          <w:rFonts w:ascii="Courier New" w:hAnsi="Courier New" w:cs="Courier New"/>
+        </w:rPr>
+      </w:pPr>
+      <w:r>
+        <w:rPr>
+          <w:rFonts w:ascii="Courier New" w:hAnsi="Courier New" w:cs="Courier New"/>
+        </w:rPr>
+        <w:t xml:space="preserve">          hold network interfaces, AWS releases those on its own schedule, and the security</w:t>
+      </w:r>
+    </w:p>
+    <w:p>
+      <w:pPr>
+        <w:pStyle w:val="PlainText"/>
+        <w:rPr>
+          <w:rFonts w:ascii="Courier New" w:hAnsi="Courier New" w:cs="Courier New"/>
+        </w:rPr>
+      </w:pPr>
+      <w:r>
+        <w:rPr>
+          <w:rFonts w:ascii="Courier New" w:hAnsi="Courier New" w:cs="Courier New"/>
+        </w:rPr>
+        <w:t xml:space="preserve">          group and subnets cannot be deleted until it does.</w:t>
+      </w:r>
+      <w:r>
+        <w:rPr>
+          <w:rFonts w:ascii="Courier New" w:hAnsi="Courier New" w:cs="Courier New"/>
+        </w:rPr>
+        <w:t xml:space="preserve"> Leave it running.&lt;/li&gt;</w:t>
+      </w:r>
+    </w:p>
+    <w:p>
+      <w:pPr>
+        <w:pStyle w:val="PlainText"/>
+        <w:rPr>
+          <w:rFonts w:ascii="Courier New" w:hAnsi="Courier New" w:cs="Courier New"/>
+        </w:rPr>
+      </w:pPr>
+      <w:r>
+        <w:rPr>
+          <w:rFonts w:ascii="Courier New" w:hAnsi="Courier New" w:cs="Courier New"/>
+        </w:rPr>
+        <w:t xml:space="preserve">          &lt;li&gt;Check it is gone with &lt;code&gt;aws lambda list-functions&lt;/code&gt;,</w:t>
+      </w:r>
+    </w:p>
+    <w:p>
+      <w:pPr>
+        <w:pStyle w:val="PlainText"/>
+        <w:rPr>
+          <w:rFonts w:ascii="Courier New" w:hAnsi="Courier New" w:cs="Courier New"/>
+        </w:rPr>
+      </w:pPr>
+      <w:r>
+        <w:rPr>
+          <w:rFonts w:ascii="Courier New" w:hAnsi="Courier New" w:cs="Courier New"/>
+        </w:rPr>
+        <w:t xml:space="preserve">          &lt;code&gt;aws rds describe-db-clusters&lt;/code&gt;,</w:t>
+      </w:r>
+    </w:p>
+    <w:p>
+      <w:pPr>
+        <w:pStyle w:val="PlainText"/>
+        <w:rPr>
+          <w:rFonts w:ascii="Courier New" w:hAnsi="Courier New" w:cs="Courier New"/>
+        </w:rPr>
+      </w:pPr>
+      <w:r>
+        <w:rPr>
+          <w:rFonts w:ascii="Courier New" w:hAnsi="Courier New" w:cs="Courier New"/>
+        </w:rPr>
+        <w:t xml:space="preserve">          &lt;code&gt;aws opensearchserverless list-collections&lt;/code&gt; and</w:t>
+      </w:r>
+    </w:p>
+    <w:p>
+      <w:pPr>
+        <w:pStyle w:val="PlainText"/>
+        <w:rPr>
+          <w:rFonts w:ascii="Courier New" w:hAnsi="Courier New" w:cs="Courier New"/>
+        </w:rPr>
+      </w:pPr>
+      <w:r>
+        <w:rPr>
+          <w:rFonts w:ascii="Courier New" w:hAnsi="Courier New" w:cs="Courier New"/>
+        </w:rPr>
+        <w:t xml:space="preserve">          &lt;code&gt;aws s3api list-buckets&lt;/code&gt;. Expect &lt;code&gt;0&lt;/code&gt; from each.&lt;/li&gt;</w:t>
+      </w:r>
+    </w:p>
+    <w:p>
+      <w:pPr>
+        <w:pStyle w:val="PlainText"/>
+        <w:rPr>
+          <w:rFonts w:ascii="Courier New" w:hAnsi="Courier New" w:cs="Courier New"/>
+        </w:rPr>
+      </w:pPr>
+      <w:r>
+        <w:rPr>
+          <w:rFonts w:ascii="Courier New" w:hAnsi="Courier New" w:cs="Courier New"/>
+        </w:rPr>
+        <w:t xml:space="preserve">          &lt;li&gt;Terraform state still holds the &lt;code&gt;hr_app&lt;/code&gt; password until you delete</w:t>
+      </w:r>
+    </w:p>
+    <w:p>
+      <w:pPr>
+        <w:pStyle w:val="PlainText"/>
+        <w:rPr>
+          <w:rFonts w:ascii="Courier New" w:hAnsi="Courier New" w:cs="Courier New"/>
+        </w:rPr>
+      </w:pPr>
+      <w:r>
+        <w:rPr>
+          <w:rFonts w:ascii="Courier New" w:hAnsi="Courier New" w:cs="Courier New"/>
+        </w:rPr>
+        <w:t xml:space="preserve">          &lt;code&gt;terraform.tfstate&lt;/code&gt;. In a team, state lives in an encrypted S3 bucket.&lt;/li&gt;</w:t>
+      </w:r>
+    </w:p>
+    <w:p>
+      <w:pPr>
+        <w:pStyle w:val="PlainText"/>
+        <w:rPr>
+          <w:rFonts w:ascii="Courier New" w:hAnsi="Courier New" w:cs="Courier New"/>
+        </w:rPr>
+      </w:pPr>
+      <w:r>
+        <w:rPr>
+          <w:rFonts w:ascii="Courier New" w:hAnsi="Courier New" w:cs="Courier New"/>
+        </w:rPr>
+        <w:t xml:space="preserve">        &lt;/ul&gt;</w:t>
+      </w:r>
+    </w:p>
+    <w:p>
+      <w:pPr>
+        <w:pStyle w:val="PlainText"/>
+        <w:rPr>
+          <w:rFonts w:ascii="Courier New" w:hAnsi="Courier New" w:cs="Courier New"/>
+        </w:rPr>
+      </w:pPr>
+      <w:r>
+        <w:rPr>
+          <w:rFonts w:ascii="Courier New" w:hAnsi="Courier New" w:cs="Courier New"/>
+        </w:rPr>
+        <w:t xml:space="preserve">  </w:t>
+      </w:r>
+      <w:r>
+        <w:rPr>
+          <w:rFonts w:ascii="Courier New" w:hAnsi="Courier New" w:cs="Courier New"/>
+        </w:rPr>
+        <w:t xml:space="preserve">    &lt;/div&gt;</w:t>
+      </w:r>
+    </w:p>
+    <w:p>
+      <w:pPr>
+        <w:pStyle w:val="PlainText"/>
+        <w:rPr>
+          <w:rFonts w:ascii="Courier New" w:hAnsi="Courier New" w:cs="Courier New"/>
+        </w:rPr>
+      </w:pPr>
+      <w:r>
+        <w:rPr>
+          <w:rFonts w:ascii="Courier New" w:hAnsi="Courier New" w:cs="Courier New"/>
+        </w:rPr>
+        <w:t xml:space="preserve">    &lt;/section&gt;</w:t>
+      </w:r>
+    </w:p>
+    <w:p>
+      <w:pPr>
+        <w:pStyle w:val="PlainText"/>
+        <w:rPr>
+          <w:rFonts w:ascii="Courier New" w:hAnsi="Courier New" w:cs="Courier New"/>
+        </w:rPr>
+      </w:pPr>
+      <w:r>
+        <w:rPr>
+          <w:rFonts w:ascii="Courier New" w:hAnsi="Courier New" w:cs="Courier New"/>
+        </w:rPr>
+        <w:t xml:space="preserve">    &lt;!-- ============================================================ --&gt;</w:t>
+      </w:r>
+    </w:p>
+    <w:p>
+      <w:pPr>
+        <w:pStyle w:val="PlainText"/>
+        <w:rPr>
+          <w:rFonts w:ascii="Courier New" w:hAnsi="Courier New" w:cs="Courier New"/>
+        </w:rPr>
+      </w:pPr>
+      <w:r>
+        <w:rPr>
+          <w:rFonts w:ascii="Courier New" w:hAnsi="Courier New" w:cs="Courier New"/>
+        </w:rPr>
+        <w:t xml:space="preserve">    &lt;section id="goodtoknow"&gt;</w:t>
+      </w:r>
+    </w:p>
+    <w:p>
+      <w:pPr>
+        <w:pStyle w:val="PlainText"/>
+        <w:rPr>
+          <w:rFonts w:ascii="Courier New" w:hAnsi="Courier New" w:cs="Courier New"/>
+        </w:rPr>
+      </w:pPr>
+      <w:r>
+        <w:rPr>
+          <w:rFonts w:ascii="Courier New" w:hAnsi="Courier New" w:cs="Courier New"/>
+        </w:rPr>
+        <w:t xml:space="preserve">      &lt;div class="prose"&gt;</w:t>
+      </w:r>
+    </w:p>
+    <w:p>
+      <w:pPr>
+        <w:pStyle w:val="PlainText"/>
+        <w:rPr>
+          <w:rFonts w:ascii="Courier New" w:hAnsi="Courier New" w:cs="Courier New"/>
+        </w:rPr>
+      </w:pPr>
+      <w:r>
+        <w:rPr>
+          <w:rFonts w:ascii="Courier New" w:hAnsi="Courier New" w:cs="Courier New"/>
+        </w:rPr>
+        <w:t xml:space="preserve">        &lt;h2&gt;Good to know&lt;/h2&gt;</w:t>
+      </w:r>
+    </w:p>
+    <w:p>
+      <w:pPr>
+        <w:pStyle w:val="PlainText"/>
+        <w:rPr>
+          <w:rFonts w:ascii="Courier New" w:hAnsi="Courier New" w:cs="Courier New"/>
+        </w:rPr>
+      </w:pPr>
+      <w:r>
+        <w:rPr>
+          <w:rFonts w:ascii="Courier New" w:hAnsi="Courier New" w:cs="Courier New"/>
+        </w:rPr>
+        <w:t xml:space="preserve">        &lt;p&gt;This project makes one choice at every step. Here are the choices that existed,</w:t>
+      </w:r>
+    </w:p>
+    <w:p>
+      <w:pPr>
+        <w:pStyle w:val="PlainText"/>
+        <w:rPr>
+          <w:rFonts w:ascii="Courier New" w:hAnsi="Courier New" w:cs="Courier New"/>
+        </w:rPr>
+      </w:pPr>
+      <w:r>
+        <w:rPr>
+          <w:rFonts w:ascii="Courier New" w:hAnsi="Courier New" w:cs="Courier New"/>
+        </w:rPr>
+        <w:t xml:space="preserve">        and what actually decides them, because the next system you work on will be</w:t>
       </w:r>
     </w:p>
     <w:p>
@@ -18785,319 +20220,245 @@
           <w:rFonts w:ascii="Courier New" w:hAnsi="Courier New" w:cs="Courier New"/>
         </w:rPr>
         <w:lastRenderedPageBreak/>
-        <w:t xml:space="preserve">        pipeline it runs after every change that could move an answer: code, prompt, model,</w:t>
-      </w:r>
-    </w:p>
-    <w:p>
-      <w:pPr>
-        <w:pStyle w:val="PlainText"/>
-        <w:rPr>
-          <w:rFonts w:ascii="Courier New" w:hAnsi="Courier New" w:cs="Courier New"/>
-        </w:rPr>
-      </w:pPr>
-      <w:r>
-        <w:rPr>
-          <w:rFonts w:ascii="Courier New" w:hAnsi="Courier New" w:cs="Courier New"/>
-        </w:rPr>
-        <w:t xml:space="preserve">        </w:t>
-      </w:r>
-      <w:r>
-        <w:rPr>
-          <w:rFonts w:ascii="Courier New" w:hAnsi="Courier New" w:cs="Courier New"/>
-        </w:rPr>
-        <w:t>chunk size, threshold, or a document added or retired.&lt;/p&gt;</w:t>
-      </w:r>
-    </w:p>
-    <w:p>
-      <w:pPr>
-        <w:pStyle w:val="PlainText"/>
-        <w:rPr>
-          <w:rFonts w:ascii="Courier New" w:hAnsi="Courier New" w:cs="Courier New"/>
-        </w:rPr>
-      </w:pPr>
-      <w:r>
-        <w:rPr>
-          <w:rFonts w:ascii="Courier New" w:hAnsi="Courier New" w:cs="Courier New"/>
-        </w:rPr>
-        <w:t xml:space="preserve">        &lt;pre&gt;&lt;code&gt;lint + unit tests</w:t>
-      </w:r>
-    </w:p>
-    <w:p>
-      <w:pPr>
-        <w:pStyle w:val="PlainText"/>
-        <w:rPr>
-          <w:rFonts w:ascii="Courier New" w:hAnsi="Courier New" w:cs="Courier New"/>
-        </w:rPr>
-      </w:pPr>
-      <w:r>
-        <w:rPr>
-          <w:rFonts w:ascii="Courier New" w:hAnsi="Courier New" w:cs="Courier New"/>
-        </w:rPr>
-        <w:t xml:space="preserve">  -&gt; terraform validate + plan</w:t>
-      </w:r>
-    </w:p>
-    <w:p>
-      <w:pPr>
-        <w:pStyle w:val="PlainText"/>
-        <w:rPr>
-          <w:rFonts w:ascii="Courier New" w:hAnsi="Courier New" w:cs="Courier New"/>
-        </w:rPr>
-      </w:pPr>
-      <w:r>
-        <w:rPr>
-          <w:rFonts w:ascii="Courier New" w:hAnsi="Courier New" w:cs="Courier New"/>
-        </w:rPr>
-        <w:t xml:space="preserve">  -&gt; deploy to a test stack</w:t>
-      </w:r>
-    </w:p>
-    <w:p>
-      <w:pPr>
-        <w:pStyle w:val="PlainText"/>
-        <w:rPr>
-          <w:rFonts w:ascii="Courier New" w:hAnsi="Courier New" w:cs="Courier New"/>
-        </w:rPr>
-      </w:pPr>
-      <w:r>
-        <w:rPr>
-          <w:rFonts w:ascii="Courier New" w:hAnsi="Courier New" w:cs="Courier New"/>
-        </w:rPr>
-        <w:t xml:space="preserve">  -&gt; setup-db + load documents</w:t>
-      </w:r>
-    </w:p>
-    <w:p>
-      <w:pPr>
-        <w:pStyle w:val="PlainText"/>
-        <w:rPr>
-          <w:rFonts w:ascii="Courier New" w:hAnsi="Courier New" w:cs="Courier New"/>
-        </w:rPr>
-      </w:pPr>
-      <w:r>
-        <w:rPr>
-          <w:rFonts w:ascii="Courier New" w:hAnsi="Courier New" w:cs="Courier New"/>
-        </w:rPr>
-        <w:t xml:space="preserve">  -&gt; run the evaluation           &amp;lt;- gate 1: fail below an agreed pass count</w:t>
-      </w:r>
-    </w:p>
-    <w:p>
-      <w:pPr>
-        <w:pStyle w:val="PlainText"/>
-        <w:rPr>
-          <w:rFonts w:ascii="Courier New" w:hAnsi="Courier New" w:cs="Courier New"/>
-        </w:rPr>
-      </w:pPr>
-      <w:r>
-        <w:rPr>
-          <w:rFonts w:ascii="Courier New" w:hAnsi="Courier New" w:cs="Courier New"/>
-        </w:rPr>
-        <w:t xml:space="preserve">  -&gt; compare against the last run &amp;lt;- gate 2: fail if anything that passed now fails</w:t>
-      </w:r>
-    </w:p>
-    <w:p>
-      <w:pPr>
-        <w:pStyle w:val="PlainText"/>
-        <w:rPr>
-          <w:rFonts w:ascii="Courier New" w:hAnsi="Courier New" w:cs="Courier New"/>
-        </w:rPr>
-      </w:pPr>
-      <w:r>
-        <w:rPr>
-          <w:rFonts w:ascii="Courier New" w:hAnsi="Courier New" w:cs="Courier New"/>
-        </w:rPr>
-        <w:t xml:space="preserve">  -&gt; promote, or stop&lt;/code&gt;&lt;/pre&gt;</w:t>
-      </w:r>
-    </w:p>
-    <w:p>
-      <w:pPr>
-        <w:pStyle w:val="PlainText"/>
-        <w:rPr>
-          <w:rFonts w:ascii="Courier New" w:hAnsi="Courier New" w:cs="Courier New"/>
-        </w:rPr>
-      </w:pPr>
-      <w:r>
-        <w:rPr>
-          <w:rFonts w:ascii="Courier New" w:hAnsi="Courier New" w:cs="Courier New"/>
-        </w:rPr>
-        <w:t xml:space="preserve">        &lt;p&gt;Two gates, not one. A score that stays the same while two cases swap places is a</w:t>
-      </w:r>
-    </w:p>
-    <w:p>
-      <w:pPr>
-        <w:pStyle w:val="PlainText"/>
-        <w:rPr>
-          <w:rFonts w:ascii="Courier New" w:hAnsi="Courier New" w:cs="Courier New"/>
-        </w:rPr>
-      </w:pPr>
-      <w:r>
-        <w:rPr>
-          <w:rFonts w:ascii="Courier New" w:hAnsi="Courier New" w:cs="Courier New"/>
-        </w:rPr>
-        <w:t xml:space="preserve">        regression hiding inside</w:t>
-      </w:r>
-      <w:r>
-        <w:rPr>
-          <w:rFonts w:ascii="Courier New" w:hAnsi="Courier New" w:cs="Courier New"/>
-        </w:rPr>
-        <w:t xml:space="preserve"> a stable number. This is also why</w:t>
-      </w:r>
-    </w:p>
-    <w:p>
-      <w:pPr>
-        <w:pStyle w:val="PlainText"/>
-        <w:rPr>
-          <w:rFonts w:ascii="Courier New" w:hAnsi="Courier New" w:cs="Courier New"/>
-        </w:rPr>
-      </w:pPr>
-      <w:r>
-        <w:rPr>
-          <w:rFonts w:ascii="Courier New" w:hAnsi="Courier New" w:cs="Courier New"/>
-        </w:rPr>
-        <w:t xml:space="preserve">        &lt;code&gt;TEMPERATURE = 0.0&lt;/code&gt; is set: a test that gives a different answer each run</w:t>
-      </w:r>
-    </w:p>
-    <w:p>
-      <w:pPr>
-        <w:pStyle w:val="PlainText"/>
-        <w:rPr>
-          <w:rFonts w:ascii="Courier New" w:hAnsi="Courier New" w:cs="Courier New"/>
-        </w:rPr>
-      </w:pPr>
-      <w:r>
-        <w:rPr>
-          <w:rFonts w:ascii="Courier New" w:hAnsi="Courier New" w:cs="Courier New"/>
-        </w:rPr>
-        <w:t xml:space="preserve">        cannot gate anything.&lt;/p&gt;</w:t>
-      </w:r>
-    </w:p>
-    <w:p>
-      <w:pPr>
-        <w:pStyle w:val="PlainText"/>
-        <w:rPr>
-          <w:rFonts w:ascii="Courier New" w:hAnsi="Courier New" w:cs="Courier New"/>
-        </w:rPr>
-      </w:pPr>
-      <w:r>
-        <w:rPr>
-          <w:rFonts w:ascii="Courier New" w:hAnsi="Courier New" w:cs="Courier New"/>
-        </w:rPr>
-        <w:t xml:space="preserve">        &lt;p&gt;Worth adding beyond pass or fail: a latency budget, cost per question, the refusal</w:t>
-      </w:r>
-    </w:p>
-    <w:p>
-      <w:pPr>
-        <w:pStyle w:val="PlainText"/>
-        <w:rPr>
-          <w:rFonts w:ascii="Courier New" w:hAnsi="Courier New" w:cs="Courier New"/>
-        </w:rPr>
-      </w:pPr>
-      <w:r>
-        <w:rPr>
-          <w:rFonts w:ascii="Courier New" w:hAnsi="Courier New" w:cs="Courier New"/>
-        </w:rPr>
-        <w:t xml:space="preserve">        cases, citation validity and a guardrail probe. Add a chunk count too, within a few</w:t>
-      </w:r>
-    </w:p>
-    <w:p>
-      <w:pPr>
-        <w:pStyle w:val="PlainText"/>
-        <w:rPr>
-          <w:rFonts w:ascii="Courier New" w:hAnsi="Courier New" w:cs="Courier New"/>
-        </w:rPr>
-      </w:pPr>
-      <w:r>
-        <w:rPr>
-          <w:rFonts w:ascii="Courier New" w:hAnsi="Courier New" w:cs="Courier New"/>
-        </w:rPr>
-        <w:t xml:space="preserve">        percent of the last run. That last one catches the failure nothing else does, where</w:t>
-      </w:r>
-    </w:p>
-    <w:p>
-      <w:pPr>
-        <w:pStyle w:val="PlainText"/>
-        <w:rPr>
-          <w:rFonts w:ascii="Courier New" w:hAnsi="Courier New" w:cs="Courier New"/>
-        </w:rPr>
-      </w:pPr>
-      <w:r>
-        <w:rPr>
-          <w:rFonts w:ascii="Courier New" w:hAnsi="Courier New" w:cs="Courier New"/>
-        </w:rPr>
-        <w:t xml:space="preserve">        ingestion "succeeds", produces 40 percent fewer chunks, and ever</w:t>
-      </w:r>
-      <w:r>
-        <w:rPr>
-          <w:rFonts w:ascii="Courier New" w:hAnsi="Courier New" w:cs="Courier New"/>
-        </w:rPr>
-        <w:t>y answer quietly gets</w:t>
-      </w:r>
-    </w:p>
-    <w:p>
-      <w:pPr>
-        <w:pStyle w:val="PlainText"/>
-        <w:rPr>
-          <w:rFonts w:ascii="Courier New" w:hAnsi="Courier New" w:cs="Courier New"/>
-        </w:rPr>
-      </w:pPr>
-      <w:r>
-        <w:rPr>
-          <w:rFonts w:ascii="Courier New" w:hAnsi="Courier New" w:cs="Courier New"/>
-        </w:rPr>
-        <w:t xml:space="preserve">        worse.&lt;/p&gt;</w:t>
-      </w:r>
-    </w:p>
-    <w:p>
-      <w:pPr>
-        <w:pStyle w:val="PlainText"/>
-        <w:rPr>
-          <w:rFonts w:ascii="Courier New" w:hAnsi="Courier New" w:cs="Courier New"/>
-        </w:rPr>
-      </w:pPr>
-      <w:r>
-        <w:rPr>
-          <w:rFonts w:ascii="Courier New" w:hAnsi="Courier New" w:cs="Courier New"/>
-        </w:rPr>
-        <w:t xml:space="preserve">        &lt;p&gt;&lt;strong&gt;This project has no pipeline.&lt;/strong&gt; The evaluation runs when you invoke</w:t>
-      </w:r>
-    </w:p>
-    <w:p>
-      <w:pPr>
-        <w:pStyle w:val="PlainText"/>
-        <w:rPr>
-          <w:rFonts w:ascii="Courier New" w:hAnsi="Courier New" w:cs="Courier New"/>
-        </w:rPr>
-      </w:pPr>
-      <w:r>
-        <w:rPr>
-          <w:rFonts w:ascii="Courier New" w:hAnsi="Courier New" w:cs="Courier New"/>
-        </w:rPr>
-        <w:t xml:space="preserve">        it, and three of the four test files cannot run outside the VPC. Building that is the</w:t>
-      </w:r>
-    </w:p>
-    <w:p>
-      <w:pPr>
-        <w:pStyle w:val="PlainText"/>
-        <w:rPr>
-          <w:rFonts w:ascii="Courier New" w:hAnsi="Courier New" w:cs="Courier New"/>
-        </w:rPr>
-      </w:pPr>
-      <w:r>
-        <w:rPr>
-          <w:rFonts w:ascii="Courier New" w:hAnsi="Courier New" w:cs="Courier New"/>
-        </w:rPr>
-        <w:t xml:space="preserve">        natural next piece of work, and the two realistic shapes are an SSM bastion or a test</w:t>
-      </w:r>
-    </w:p>
-    <w:p>
-      <w:pPr>
-        <w:pStyle w:val="PlainText"/>
-        <w:rPr>
-          <w:rFonts w:ascii="Courier New" w:hAnsi="Courier New" w:cs="Courier New"/>
-        </w:rPr>
-      </w:pPr>
-      <w:r>
-        <w:rPr>
-          <w:rFonts w:ascii="Courier New" w:hAnsi="Courier New" w:cs="Courier New"/>
-        </w:rPr>
-        <w:t xml:space="preserve">        runner Lambda in the same subnets.&lt;/p&gt;</w:t>
+        <w:t xml:space="preserve">        different.&lt;/p&gt;</w:t>
+      </w:r>
+    </w:p>
+    <w:p>
+      <w:pPr>
+        <w:pStyle w:val="PlainText"/>
+        <w:rPr>
+          <w:rFonts w:ascii="Courier New" w:hAnsi="Courier New" w:cs="Courier New"/>
+        </w:rPr>
+      </w:pPr>
+      <w:r>
+        <w:rPr>
+          <w:rFonts w:ascii="Courier New" w:hAnsi="Courier New" w:cs="Courier New"/>
+        </w:rPr>
+        <w:t xml:space="preserve">        &lt;p&gt;The full version of these notes is</w:t>
+      </w:r>
+    </w:p>
+    <w:p>
+      <w:pPr>
+        <w:pStyle w:val="PlainText"/>
+        <w:rPr>
+          <w:rFonts w:ascii="Courier New" w:hAnsi="Courier New" w:cs="Courier New"/>
+        </w:rPr>
+      </w:pPr>
+      <w:r>
+        <w:rPr>
+          <w:rFonts w:ascii="Courier New" w:hAnsi="Courier New" w:cs="Courier New"/>
+        </w:rPr>
+        <w:t xml:space="preserve">        &lt;a href="../docs/llmops-notes.md"&gt;&lt;code&gt;docs/llmops-notes.md&lt;/code&gt;&lt;/a&gt; in</w:t>
+      </w:r>
+      <w:r>
+        <w:rPr>
+          <w:rFonts w:ascii="Courier New" w:hAnsi="Courier New" w:cs="Courier New"/>
+        </w:rPr>
+        <w:t xml:space="preserve"> the</w:t>
+      </w:r>
+    </w:p>
+    <w:p>
+      <w:pPr>
+        <w:pStyle w:val="PlainText"/>
+        <w:rPr>
+          <w:rFonts w:ascii="Courier New" w:hAnsi="Courier New" w:cs="Courier New"/>
+        </w:rPr>
+      </w:pPr>
+      <w:r>
+        <w:rPr>
+          <w:rFonts w:ascii="Courier New" w:hAnsi="Courier New" w:cs="Courier New"/>
+        </w:rPr>
+        <w:t xml:space="preserve">        repository.&lt;/p&gt;</w:t>
+      </w:r>
+    </w:p>
+    <w:p>
+      <w:pPr>
+        <w:pStyle w:val="PlainText"/>
+        <w:rPr>
+          <w:rFonts w:ascii="Courier New" w:hAnsi="Courier New" w:cs="Courier New"/>
+        </w:rPr>
+      </w:pPr>
+    </w:p>
+    <w:p>
+      <w:pPr>
+        <w:pStyle w:val="PlainText"/>
+        <w:rPr>
+          <w:rFonts w:ascii="Courier New" w:hAnsi="Courier New" w:cs="Courier New"/>
+        </w:rPr>
+      </w:pPr>
+      <w:r>
+        <w:rPr>
+          <w:rFonts w:ascii="Courier New" w:hAnsi="Courier New" w:cs="Courier New"/>
+        </w:rPr>
+        <w:t xml:space="preserve">        &lt;h3&gt;Where the data comes from&lt;/h3&gt;</w:t>
+      </w:r>
+    </w:p>
+    <w:p>
+      <w:pPr>
+        <w:pStyle w:val="PlainText"/>
+        <w:rPr>
+          <w:rFonts w:ascii="Courier New" w:hAnsi="Courier New" w:cs="Courier New"/>
+        </w:rPr>
+      </w:pPr>
+      <w:r>
+        <w:rPr>
+          <w:rFonts w:ascii="Courier New" w:hAnsi="Courier New" w:cs="Courier New"/>
+        </w:rPr>
+        <w:t xml:space="preserve">        &lt;p&gt;Before any of the rest matters: who owns these documents, where do they live now,</w:t>
+      </w:r>
+    </w:p>
+    <w:p>
+      <w:pPr>
+        <w:pStyle w:val="PlainText"/>
+        <w:rPr>
+          <w:rFonts w:ascii="Courier New" w:hAnsi="Courier New" w:cs="Courier New"/>
+        </w:rPr>
+      </w:pPr>
+      <w:r>
+        <w:rPr>
+          <w:rFonts w:ascii="Courier New" w:hAnsi="Courier New" w:cs="Courier New"/>
+        </w:rPr>
+        <w:t xml:space="preserve">        how do you find out one changed, and what happens when one is withdrawn. If any of it</w:t>
+      </w:r>
+    </w:p>
+    <w:p>
+      <w:pPr>
+        <w:pStyle w:val="PlainText"/>
+        <w:rPr>
+          <w:rFonts w:ascii="Courier New" w:hAnsi="Courier New" w:cs="Courier New"/>
+        </w:rPr>
+      </w:pPr>
+      <w:r>
+        <w:rPr>
+          <w:rFonts w:ascii="Courier New" w:hAnsi="Courier New" w:cs="Courier New"/>
+        </w:rPr>
+        <w:t xml:space="preserve">        is restricted, permissions have to be part of the pipeline from the start. They cannot</w:t>
+      </w:r>
+    </w:p>
+    <w:p>
+      <w:pPr>
+        <w:pStyle w:val="PlainText"/>
+        <w:rPr>
+          <w:rFonts w:ascii="Courier New" w:hAnsi="Courier New" w:cs="Courier New"/>
+        </w:rPr>
+      </w:pPr>
+      <w:r>
+        <w:rPr>
+          <w:rFonts w:ascii="Courier New" w:hAnsi="Courier New" w:cs="Courier New"/>
+        </w:rPr>
+        <w:t xml:space="preserve">        be added later without rebuilding the index.&lt;/p&gt;</w:t>
+      </w:r>
+    </w:p>
+    <w:p>
+      <w:pPr>
+        <w:pStyle w:val="PlainText"/>
+        <w:rPr>
+          <w:rFonts w:ascii="Courier New" w:hAnsi="Courier New" w:cs="Courier New"/>
+        </w:rPr>
+      </w:pPr>
+      <w:r>
+        <w:rPr>
+          <w:rFonts w:ascii="Courier New" w:hAnsi="Courier New" w:cs="Courier New"/>
+        </w:rPr>
+        <w:t xml:space="preserve">        &lt;p&gt;Here, S3 is the source of truth and &lt;code&gt;manifest.json&lt;/code&gt; is the index of</w:t>
+      </w:r>
+    </w:p>
+    <w:p>
+      <w:pPr>
+        <w:pStyle w:val="PlainText"/>
+        <w:rPr>
+          <w:rFonts w:ascii="Courier New" w:hAnsi="Courier New" w:cs="Courier New"/>
+        </w:rPr>
+      </w:pPr>
+      <w:r>
+        <w:rPr>
+          <w:rFonts w:ascii="Courier New" w:hAnsi="Courier New" w:cs="Courier New"/>
+        </w:rPr>
+        <w:t xml:space="preserve">        re</w:t>
+      </w:r>
+      <w:r>
+        <w:rPr>
+          <w:rFonts w:ascii="Courier New" w:hAnsi="Courier New" w:cs="Courier New"/>
+        </w:rPr>
+        <w:t>cord. A full rebuild of 50 documents takes 78 seconds, which is why there is no</w:t>
+      </w:r>
+    </w:p>
+    <w:p>
+      <w:pPr>
+        <w:pStyle w:val="PlainText"/>
+        <w:rPr>
+          <w:rFonts w:ascii="Courier New" w:hAnsi="Courier New" w:cs="Courier New"/>
+        </w:rPr>
+      </w:pPr>
+      <w:r>
+        <w:rPr>
+          <w:rFonts w:ascii="Courier New" w:hAnsi="Courier New" w:cs="Courier New"/>
+        </w:rPr>
+        <w:t xml:space="preserve">        incremental update: it would be complexity with no payoff. At a hundred thousand</w:t>
+      </w:r>
+    </w:p>
+    <w:p>
+      <w:pPr>
+        <w:pStyle w:val="PlainText"/>
+        <w:rPr>
+          <w:rFonts w:ascii="Courier New" w:hAnsi="Courier New" w:cs="Courier New"/>
+        </w:rPr>
+      </w:pPr>
+      <w:r>
+        <w:rPr>
+          <w:rFonts w:ascii="Courier New" w:hAnsi="Courier New" w:cs="Courier New"/>
+        </w:rPr>
+        <w:t xml:space="preserve">        documents that flips.&lt;/p&gt;</w:t>
+      </w:r>
+    </w:p>
+    <w:p>
+      <w:pPr>
+        <w:pStyle w:val="PlainText"/>
+        <w:rPr>
+          <w:rFonts w:ascii="Courier New" w:hAnsi="Courier New" w:cs="Courier New"/>
+        </w:rPr>
+      </w:pPr>
+    </w:p>
+    <w:p>
+      <w:pPr>
+        <w:pStyle w:val="PlainText"/>
+        <w:rPr>
+          <w:rFonts w:ascii="Courier New" w:hAnsi="Courier New" w:cs="Courier New"/>
+        </w:rPr>
+      </w:pPr>
+      <w:r>
+        <w:rPr>
+          <w:rFonts w:ascii="Courier New" w:hAnsi="Courier New" w:cs="Courier New"/>
+        </w:rPr>
+        <w:t xml:space="preserve">        &lt;h3&gt;Loading and parsing&lt;/h3&gt;</w:t>
+      </w:r>
+    </w:p>
+    <w:p>
+      <w:pPr>
+        <w:pStyle w:val="PlainText"/>
+        <w:rPr>
+          <w:rFonts w:ascii="Courier New" w:hAnsi="Courier New" w:cs="Courier New"/>
+        </w:rPr>
+      </w:pPr>
+      <w:r>
+        <w:rPr>
+          <w:rFonts w:ascii="Courier New" w:hAnsi="Courier New" w:cs="Courier New"/>
+        </w:rPr>
+        <w:t xml:space="preserve">        &lt;p&gt;Budget more time for this than feels reasonable. It is the least interesting stage</w:t>
+      </w:r>
+    </w:p>
+    <w:p>
+      <w:pPr>
+        <w:pStyle w:val="PlainText"/>
+        <w:rPr>
+          <w:rFonts w:ascii="Courier New" w:hAnsi="Courier New" w:cs="Courier New"/>
+        </w:rPr>
+      </w:pPr>
+      <w:r>
+        <w:rPr>
+          <w:rFonts w:ascii="Courier New" w:hAnsi="Courier New" w:cs="Courier New"/>
+        </w:rPr>
+        <w:t xml:space="preserve">        and the one that decides whether an answer is possible at all.&lt;/p&gt;</w:t>
       </w:r>
     </w:p>
     <w:p>
@@ -19125,6 +20486,1852 @@
         <w:rPr>
           <w:rFonts w:ascii="Courier New" w:hAnsi="Courier New" w:cs="Courier New"/>
         </w:rPr>
+        <w:t xml:space="preserve">      &lt;div class="table-wrap"&gt;</w:t>
+      </w:r>
+    </w:p>
+    <w:p>
+      <w:pPr>
+        <w:pStyle w:val="PlainText"/>
+        <w:rPr>
+          <w:rFonts w:ascii="Courier New" w:hAnsi="Courier New" w:cs="Courier New"/>
+        </w:rPr>
+      </w:pPr>
+      <w:r>
+        <w:rPr>
+          <w:rFonts w:ascii="Courier New" w:hAnsi="Courier New" w:cs="Courier New"/>
+        </w:rPr>
+        <w:t xml:space="preserve">        &lt;table&gt;</w:t>
+      </w:r>
+    </w:p>
+    <w:p>
+      <w:pPr>
+        <w:pStyle w:val="PlainText"/>
+        <w:rPr>
+          <w:rFonts w:ascii="Courier New" w:hAnsi="Courier New" w:cs="Courier New"/>
+        </w:rPr>
+      </w:pPr>
+      <w:r>
+        <w:rPr>
+          <w:rFonts w:ascii="Courier New" w:hAnsi="Courier New" w:cs="Courier New"/>
+        </w:rPr>
+        <w:t xml:space="preserve">          &lt;thead&gt;&lt;tr&gt;&lt;th&gt;Format&lt;/th&gt;&lt;th&gt;Wh</w:t>
+      </w:r>
+      <w:r>
+        <w:rPr>
+          <w:rFonts w:ascii="Courier New" w:hAnsi="Courier New" w:cs="Courier New"/>
+        </w:rPr>
+        <w:t>at goes wrong&lt;/th&gt;&lt;/tr&gt;&lt;/thead&gt;</w:t>
+      </w:r>
+    </w:p>
+    <w:p>
+      <w:pPr>
+        <w:pStyle w:val="PlainText"/>
+        <w:rPr>
+          <w:rFonts w:ascii="Courier New" w:hAnsi="Courier New" w:cs="Courier New"/>
+        </w:rPr>
+      </w:pPr>
+      <w:r>
+        <w:rPr>
+          <w:rFonts w:ascii="Courier New" w:hAnsi="Courier New" w:cs="Courier New"/>
+        </w:rPr>
+        <w:t xml:space="preserve">          &lt;tbody&gt;</w:t>
+      </w:r>
+    </w:p>
+    <w:p>
+      <w:pPr>
+        <w:pStyle w:val="PlainText"/>
+        <w:rPr>
+          <w:rFonts w:ascii="Courier New" w:hAnsi="Courier New" w:cs="Courier New"/>
+        </w:rPr>
+      </w:pPr>
+      <w:r>
+        <w:rPr>
+          <w:rFonts w:ascii="Courier New" w:hAnsi="Courier New" w:cs="Courier New"/>
+        </w:rPr>
+        <w:t xml:space="preserve">            &lt;tr&gt;&lt;td&gt;PDF&lt;/td&gt;&lt;td&gt;Text-layer PDFs are fine. Scans are images and need OCR. Two-column layouts get read straight across&lt;/td&gt;&lt;/tr&gt;</w:t>
+      </w:r>
+    </w:p>
+    <w:p>
+      <w:pPr>
+        <w:pStyle w:val="PlainText"/>
+        <w:rPr>
+          <w:rFonts w:ascii="Courier New" w:hAnsi="Courier New" w:cs="Courier New"/>
+        </w:rPr>
+      </w:pPr>
+      <w:r>
+        <w:rPr>
+          <w:rFonts w:ascii="Courier New" w:hAnsi="Courier New" w:cs="Courier New"/>
+        </w:rPr>
+        <w:t xml:space="preserve">            &lt;tr&gt;&lt;td&gt;DOCX&lt;/td&gt;&lt;td&gt;Tables and headers are easy to lose. Tracked changes may still be in there&lt;/td&gt;&lt;/tr&gt;</w:t>
+      </w:r>
+    </w:p>
+    <w:p>
+      <w:pPr>
+        <w:pStyle w:val="PlainText"/>
+        <w:rPr>
+          <w:rFonts w:ascii="Courier New" w:hAnsi="Courier New" w:cs="Courier New"/>
+        </w:rPr>
+      </w:pPr>
+      <w:r>
+        <w:rPr>
+          <w:rFonts w:ascii="Courier New" w:hAnsi="Courier New" w:cs="Courier New"/>
+        </w:rPr>
+        <w:t xml:space="preserve">            &lt;tr&gt;&lt;td&gt;HTML&lt;/td&gt;&lt;td&gt;Navigation, banners and footers become chunks that match everything&lt;/td&gt;&lt;/tr&gt;</w:t>
+      </w:r>
+    </w:p>
+    <w:p>
+      <w:pPr>
+        <w:pStyle w:val="PlainText"/>
+        <w:rPr>
+          <w:rFonts w:ascii="Courier New" w:hAnsi="Courier New" w:cs="Courier New"/>
+        </w:rPr>
+      </w:pPr>
+      <w:r>
+        <w:rPr>
+          <w:rFonts w:ascii="Courier New" w:hAnsi="Courier New" w:cs="Courier New"/>
+        </w:rPr>
+        <w:t xml:space="preserve">            &lt;tr&gt;&lt;td&gt;CSV, XLSX&lt;/td&gt;&lt;td&gt;A row is a fact. Chunk the file as prose and the fac</w:t>
+      </w:r>
+      <w:r>
+        <w:rPr>
+          <w:rFonts w:ascii="Courier New" w:hAnsi="Courier New" w:cs="Courier New"/>
+        </w:rPr>
+        <w:t>t disappears&lt;/td&gt;&lt;/tr&gt;</w:t>
+      </w:r>
+    </w:p>
+    <w:p>
+      <w:pPr>
+        <w:pStyle w:val="PlainText"/>
+        <w:rPr>
+          <w:rFonts w:ascii="Courier New" w:hAnsi="Courier New" w:cs="Courier New"/>
+        </w:rPr>
+      </w:pPr>
+      <w:r>
+        <w:rPr>
+          <w:rFonts w:ascii="Courier New" w:hAnsi="Courier New" w:cs="Courier New"/>
+        </w:rPr>
+        <w:t xml:space="preserve">            &lt;tr&gt;&lt;td&gt;PowerPoint&lt;/td&gt;&lt;td&gt;The speaker notes are often the real content&lt;/td&gt;&lt;/tr&gt;</w:t>
+      </w:r>
+    </w:p>
+    <w:p>
+      <w:pPr>
+        <w:pStyle w:val="PlainText"/>
+        <w:rPr>
+          <w:rFonts w:ascii="Courier New" w:hAnsi="Courier New" w:cs="Courier New"/>
+        </w:rPr>
+      </w:pPr>
+      <w:r>
+        <w:rPr>
+          <w:rFonts w:ascii="Courier New" w:hAnsi="Courier New" w:cs="Courier New"/>
+        </w:rPr>
+        <w:t xml:space="preserve">          &lt;/tbody&gt;</w:t>
+      </w:r>
+    </w:p>
+    <w:p>
+      <w:pPr>
+        <w:pStyle w:val="PlainText"/>
+        <w:rPr>
+          <w:rFonts w:ascii="Courier New" w:hAnsi="Courier New" w:cs="Courier New"/>
+        </w:rPr>
+      </w:pPr>
+      <w:r>
+        <w:rPr>
+          <w:rFonts w:ascii="Courier New" w:hAnsi="Courier New" w:cs="Courier New"/>
+        </w:rPr>
+        <w:t xml:space="preserve">        &lt;/table&gt;</w:t>
+      </w:r>
+    </w:p>
+    <w:p>
+      <w:pPr>
+        <w:pStyle w:val="PlainText"/>
+        <w:rPr>
+          <w:rFonts w:ascii="Courier New" w:hAnsi="Courier New" w:cs="Courier New"/>
+        </w:rPr>
+      </w:pPr>
+      <w:r>
+        <w:rPr>
+          <w:rFonts w:ascii="Courier New" w:hAnsi="Courier New" w:cs="Courier New"/>
+        </w:rPr>
+        <w:t xml:space="preserve">      &lt;/div&gt;</w:t>
+      </w:r>
+    </w:p>
+    <w:p>
+      <w:pPr>
+        <w:pStyle w:val="PlainText"/>
+        <w:rPr>
+          <w:rFonts w:ascii="Courier New" w:hAnsi="Courier New" w:cs="Courier New"/>
+        </w:rPr>
+      </w:pPr>
+      <w:r>
+        <w:rPr>
+          <w:rFonts w:ascii="Courier New" w:hAnsi="Courier New" w:cs="Courier New"/>
+        </w:rPr>
+        <w:t xml:space="preserve">      &lt;div class="table-wrap"&gt;</w:t>
+      </w:r>
+    </w:p>
+    <w:p>
+      <w:pPr>
+        <w:pStyle w:val="PlainText"/>
+        <w:rPr>
+          <w:rFonts w:ascii="Courier New" w:hAnsi="Courier New" w:cs="Courier New"/>
+        </w:rPr>
+      </w:pPr>
+      <w:r>
+        <w:rPr>
+          <w:rFonts w:ascii="Courier New" w:hAnsi="Courier New" w:cs="Courier New"/>
+        </w:rPr>
+        <w:t xml:space="preserve">        &lt;table&gt;</w:t>
+      </w:r>
+    </w:p>
+    <w:p>
+      <w:pPr>
+        <w:pStyle w:val="PlainText"/>
+        <w:rPr>
+          <w:rFonts w:ascii="Courier New" w:hAnsi="Courier New" w:cs="Courier New"/>
+        </w:rPr>
+      </w:pPr>
+      <w:r>
+        <w:rPr>
+          <w:rFonts w:ascii="Courier New" w:hAnsi="Courier New" w:cs="Courier New"/>
+        </w:rPr>
+        <w:t xml:space="preserve">          &lt;thead&gt;&lt;tr&gt;&lt;th&gt;Tool&lt;/th&gt;&lt;th&gt;Typically used for&lt;/th&gt;&lt;/tr&gt;&lt;/thead&gt;</w:t>
+      </w:r>
+    </w:p>
+    <w:p>
+      <w:pPr>
+        <w:pStyle w:val="PlainText"/>
+        <w:rPr>
+          <w:rFonts w:ascii="Courier New" w:hAnsi="Courier New" w:cs="Courier New"/>
+        </w:rPr>
+      </w:pPr>
+      <w:r>
+        <w:rPr>
+          <w:rFonts w:ascii="Courier New" w:hAnsi="Courier New" w:cs="Courier New"/>
+        </w:rPr>
+        <w:t xml:space="preserve">          &lt;tbody&gt;</w:t>
+      </w:r>
+    </w:p>
+    <w:p>
+      <w:pPr>
+        <w:pStyle w:val="PlainText"/>
+        <w:rPr>
+          <w:rFonts w:ascii="Courier New" w:hAnsi="Courier New" w:cs="Courier New"/>
+        </w:rPr>
+      </w:pPr>
+      <w:r>
+        <w:rPr>
+          <w:rFonts w:ascii="Courier New" w:hAnsi="Courier New" w:cs="Courier New"/>
+        </w:rPr>
+        <w:t xml:space="preserve">            &lt;tr&gt;&lt;td&gt;&lt;strong&gt;LangChain, LlamaIndex loaders&lt;/strong&gt;&lt;/td&gt;&lt;td&gt;Where most people start. A loader per format, </w:t>
+      </w:r>
+      <w:r>
+        <w:rPr>
+          <w:rFonts w:ascii="Courier New" w:hAnsi="Courier New" w:cs="Courier New"/>
+        </w:rPr>
+        <w:lastRenderedPageBreak/>
+        <w:t xml:space="preserve">mostly wrapping the libraries below. Convenient, at the cost of a dependency between </w:t>
+      </w:r>
+      <w:r>
+        <w:rPr>
+          <w:rFonts w:ascii="Courier New" w:hAnsi="Courier New" w:cs="Courier New"/>
+        </w:rPr>
+        <w:t>you and the parser&lt;/td&gt;&lt;/tr&gt;</w:t>
+      </w:r>
+    </w:p>
+    <w:p>
+      <w:pPr>
+        <w:pStyle w:val="PlainText"/>
+        <w:rPr>
+          <w:rFonts w:ascii="Courier New" w:hAnsi="Courier New" w:cs="Courier New"/>
+        </w:rPr>
+      </w:pPr>
+      <w:r>
+        <w:rPr>
+          <w:rFonts w:ascii="Courier New" w:hAnsi="Courier New" w:cs="Courier New"/>
+        </w:rPr>
+        <w:t xml:space="preserve">            &lt;tr&gt;&lt;td&gt;&lt;strong&gt;Unstructured.io&lt;/strong&gt;&lt;/td&gt;&lt;td&gt;The usual default for a mixed corpus. Many formats, returns typed elements&lt;/td&gt;&lt;/tr&gt;</w:t>
+      </w:r>
+    </w:p>
+    <w:p>
+      <w:pPr>
+        <w:pStyle w:val="PlainText"/>
+        <w:rPr>
+          <w:rFonts w:ascii="Courier New" w:hAnsi="Courier New" w:cs="Courier New"/>
+        </w:rPr>
+      </w:pPr>
+      <w:r>
+        <w:rPr>
+          <w:rFonts w:ascii="Courier New" w:hAnsi="Courier New" w:cs="Courier New"/>
+        </w:rPr>
+        <w:t xml:space="preserve">            &lt;tr&gt;&lt;td&gt;&lt;strong&gt;LlamaParse&lt;/strong&gt; and similar&lt;/td&gt;&lt;td&gt;Better on complex PDFs and tables, at a per-page cost&lt;/td&gt;&lt;/tr&gt;</w:t>
+      </w:r>
+    </w:p>
+    <w:p>
+      <w:pPr>
+        <w:pStyle w:val="PlainText"/>
+        <w:rPr>
+          <w:rFonts w:ascii="Courier New" w:hAnsi="Courier New" w:cs="Courier New"/>
+        </w:rPr>
+      </w:pPr>
+      <w:r>
+        <w:rPr>
+          <w:rFonts w:ascii="Courier New" w:hAnsi="Courier New" w:cs="Courier New"/>
+        </w:rPr>
+        <w:t xml:space="preserve">            &lt;tr&gt;&lt;td&gt;&lt;strong&gt;PyMuPDF, pypdf&lt;/strong&gt;&lt;/td&gt;&lt;td&gt;Text-layer PDFs with no extra dependencies. What this project uses&lt;/td&gt;&lt;/tr&gt;</w:t>
+      </w:r>
+    </w:p>
+    <w:p>
+      <w:pPr>
+        <w:pStyle w:val="PlainText"/>
+        <w:rPr>
+          <w:rFonts w:ascii="Courier New" w:hAnsi="Courier New" w:cs="Courier New"/>
+        </w:rPr>
+      </w:pPr>
+      <w:r>
+        <w:rPr>
+          <w:rFonts w:ascii="Courier New" w:hAnsi="Courier New" w:cs="Courier New"/>
+        </w:rPr>
+        <w:t xml:space="preserve">            &lt;tr&gt;&lt;td&gt;&lt;strong&gt;Amazon Textract&lt;/strong&gt;&lt;/td&gt;&lt;td&gt;Anythin</w:t>
+      </w:r>
+      <w:r>
+        <w:rPr>
+          <w:rFonts w:ascii="Courier New" w:hAnsi="Courier New" w:cs="Courier New"/>
+        </w:rPr>
+        <w:t>g scanned, or tables and forms out of an image. A separate pipeline stage with its own cost and latency, not a checkbox&lt;/td&gt;&lt;/tr&gt;</w:t>
+      </w:r>
+    </w:p>
+    <w:p>
+      <w:pPr>
+        <w:pStyle w:val="PlainText"/>
+        <w:rPr>
+          <w:rFonts w:ascii="Courier New" w:hAnsi="Courier New" w:cs="Courier New"/>
+        </w:rPr>
+      </w:pPr>
+      <w:r>
+        <w:rPr>
+          <w:rFonts w:ascii="Courier New" w:hAnsi="Courier New" w:cs="Courier New"/>
+        </w:rPr>
+        <w:t xml:space="preserve">            &lt;tr&gt;&lt;td&gt;&lt;strong&gt;Docling, Apache Tika&lt;/strong&gt;&lt;/td&gt;&lt;td&gt;Broad format coverage, often in a JVM stack&lt;/td&gt;&lt;/tr&gt;</w:t>
+      </w:r>
+    </w:p>
+    <w:p>
+      <w:pPr>
+        <w:pStyle w:val="PlainText"/>
+        <w:rPr>
+          <w:rFonts w:ascii="Courier New" w:hAnsi="Courier New" w:cs="Courier New"/>
+        </w:rPr>
+      </w:pPr>
+      <w:r>
+        <w:rPr>
+          <w:rFonts w:ascii="Courier New" w:hAnsi="Courier New" w:cs="Courier New"/>
+        </w:rPr>
+        <w:t xml:space="preserve">          &lt;/tbody&gt;</w:t>
+      </w:r>
+    </w:p>
+    <w:p>
+      <w:pPr>
+        <w:pStyle w:val="PlainText"/>
+        <w:rPr>
+          <w:rFonts w:ascii="Courier New" w:hAnsi="Courier New" w:cs="Courier New"/>
+        </w:rPr>
+      </w:pPr>
+      <w:r>
+        <w:rPr>
+          <w:rFonts w:ascii="Courier New" w:hAnsi="Courier New" w:cs="Courier New"/>
+        </w:rPr>
+        <w:t xml:space="preserve">        &lt;/table&gt;</w:t>
+      </w:r>
+    </w:p>
+    <w:p>
+      <w:pPr>
+        <w:pStyle w:val="PlainText"/>
+        <w:rPr>
+          <w:rFonts w:ascii="Courier New" w:hAnsi="Courier New" w:cs="Courier New"/>
+        </w:rPr>
+      </w:pPr>
+      <w:r>
+        <w:rPr>
+          <w:rFonts w:ascii="Courier New" w:hAnsi="Courier New" w:cs="Courier New"/>
+        </w:rPr>
+        <w:t xml:space="preserve">      &lt;/div&gt;</w:t>
+      </w:r>
+    </w:p>
+    <w:p>
+      <w:pPr>
+        <w:pStyle w:val="PlainText"/>
+        <w:rPr>
+          <w:rFonts w:ascii="Courier New" w:hAnsi="Courier New" w:cs="Courier New"/>
+        </w:rPr>
+      </w:pPr>
+      <w:r>
+        <w:rPr>
+          <w:rFonts w:ascii="Courier New" w:hAnsi="Courier New" w:cs="Courier New"/>
+        </w:rPr>
+        <w:t xml:space="preserve">      &lt;div class="prose"&gt;</w:t>
+      </w:r>
+    </w:p>
+    <w:p>
+      <w:pPr>
+        <w:pStyle w:val="PlainText"/>
+        <w:rPr>
+          <w:rFonts w:ascii="Courier New" w:hAnsi="Courier New" w:cs="Courier New"/>
+        </w:rPr>
+      </w:pPr>
+      <w:r>
+        <w:rPr>
+          <w:rFonts w:ascii="Courier New" w:hAnsi="Courier New" w:cs="Courier New"/>
+        </w:rPr>
+        <w:t xml:space="preserve">        &lt;p&gt;This project reads the six formats directly in &lt;code&gt;documents.py&lt;/code&gt;, using</w:t>
+      </w:r>
+    </w:p>
+    <w:p>
+      <w:pPr>
+        <w:pStyle w:val="PlainText"/>
+        <w:rPr>
+          <w:rFonts w:ascii="Courier New" w:hAnsi="Courier New" w:cs="Courier New"/>
+        </w:rPr>
+      </w:pPr>
+      <w:r>
+        <w:rPr>
+          <w:rFonts w:ascii="Courier New" w:hAnsi="Courier New" w:cs="Courier New"/>
+        </w:rPr>
+        <w:t xml:space="preserve">        &lt;code&gt;pypdf&lt;/code&gt;, &lt;code&gt;python-docx&lt;/code&gt; and the standard library, with no loader</w:t>
+      </w:r>
+    </w:p>
+    <w:p>
+      <w:pPr>
+        <w:pStyle w:val="PlainText"/>
+        <w:rPr>
+          <w:rFonts w:ascii="Courier New" w:hAnsi="Courier New" w:cs="Courier New"/>
+        </w:rPr>
+      </w:pPr>
+      <w:r>
+        <w:rPr>
+          <w:rFonts w:ascii="Courier New" w:hAnsi="Courier New" w:cs="Courier New"/>
+        </w:rPr>
+        <w:t xml:space="preserve">  </w:t>
+      </w:r>
+      <w:r>
+        <w:rPr>
+          <w:rFonts w:ascii="Courier New" w:hAnsi="Courier New" w:cs="Courier New"/>
+        </w:rPr>
+        <w:t xml:space="preserve">      framework. The CSV reader returns &lt;strong&gt;one section per row&lt;/strong&gt;, and that</w:t>
+      </w:r>
+    </w:p>
+    <w:p>
+      <w:pPr>
+        <w:pStyle w:val="PlainText"/>
+        <w:rPr>
+          <w:rFonts w:ascii="Courier New" w:hAnsi="Courier New" w:cs="Courier New"/>
+        </w:rPr>
+      </w:pPr>
+      <w:r>
+        <w:rPr>
+          <w:rFonts w:ascii="Courier New" w:hAnsi="Courier New" w:cs="Courier New"/>
+        </w:rPr>
+        <w:t xml:space="preserve">        single decision is the only reason "is Juneteenth a holiday" can be answered at all.</w:t>
+      </w:r>
+    </w:p>
+    <w:p>
+      <w:pPr>
+        <w:pStyle w:val="PlainText"/>
+        <w:rPr>
+          <w:rFonts w:ascii="Courier New" w:hAnsi="Courier New" w:cs="Courier New"/>
+        </w:rPr>
+      </w:pPr>
+      <w:r>
+        <w:rPr>
+          <w:rFonts w:ascii="Courier New" w:hAnsi="Courier New" w:cs="Courier New"/>
+        </w:rPr>
+        <w:t xml:space="preserve">        It matters more than the choice of embedding model.&lt;/p&gt;</w:t>
+      </w:r>
+    </w:p>
+    <w:p>
+      <w:pPr>
+        <w:pStyle w:val="PlainText"/>
+        <w:rPr>
+          <w:rFonts w:ascii="Courier New" w:hAnsi="Courier New" w:cs="Courier New"/>
+        </w:rPr>
+      </w:pPr>
+    </w:p>
+    <w:p>
+      <w:pPr>
+        <w:pStyle w:val="PlainText"/>
+        <w:rPr>
+          <w:rFonts w:ascii="Courier New" w:hAnsi="Courier New" w:cs="Courier New"/>
+        </w:rPr>
+      </w:pPr>
+      <w:r>
+        <w:rPr>
+          <w:rFonts w:ascii="Courier New" w:hAnsi="Courier New" w:cs="Courier New"/>
+        </w:rPr>
+        <w:t xml:space="preserve">        &lt;h3&gt;Chunking&lt;/h3&gt;</w:t>
+      </w:r>
+    </w:p>
+    <w:p>
+      <w:pPr>
+        <w:pStyle w:val="PlainText"/>
+        <w:rPr>
+          <w:rFonts w:ascii="Courier New" w:hAnsi="Courier New" w:cs="Courier New"/>
+        </w:rPr>
+      </w:pPr>
+      <w:r>
+        <w:rPr>
+          <w:rFonts w:ascii="Courier New" w:hAnsi="Courier New" w:cs="Courier New"/>
+        </w:rPr>
+        <w:t xml:space="preserve">        &lt;p&gt;Big enough to hold a whole answer, small enough not to dilute the match. 500 to</w:t>
+      </w:r>
+    </w:p>
+    <w:p>
+      <w:pPr>
+        <w:pStyle w:val="PlainText"/>
+        <w:rPr>
+          <w:rFonts w:ascii="Courier New" w:hAnsi="Courier New" w:cs="Courier New"/>
+        </w:rPr>
+      </w:pPr>
+      <w:r>
+        <w:rPr>
+          <w:rFonts w:ascii="Courier New" w:hAnsi="Courier New" w:cs="Courier New"/>
+        </w:rPr>
+        <w:t xml:space="preserve">        1000 tokens is the common range, with 10 to 15 percent overlap so a sentence split</w:t>
+      </w:r>
+    </w:p>
+    <w:p>
+      <w:pPr>
+        <w:pStyle w:val="PlainText"/>
+        <w:rPr>
+          <w:rFonts w:ascii="Courier New" w:hAnsi="Courier New" w:cs="Courier New"/>
+        </w:rPr>
+      </w:pPr>
+      <w:r>
+        <w:rPr>
+          <w:rFonts w:ascii="Courier New" w:hAnsi="Courier New" w:cs="Courier New"/>
+        </w:rPr>
+        <w:t xml:space="preserve">        across a boundary still appears whole somewhere. Sp</w:t>
+      </w:r>
+      <w:r>
+        <w:rPr>
+          <w:rFonts w:ascii="Courier New" w:hAnsi="Courier New" w:cs="Courier New"/>
+        </w:rPr>
+        <w:t>lit on headings first and size</w:t>
+      </w:r>
+    </w:p>
+    <w:p>
+      <w:pPr>
+        <w:pStyle w:val="PlainText"/>
+        <w:rPr>
+          <w:rFonts w:ascii="Courier New" w:hAnsi="Courier New" w:cs="Courier New"/>
+        </w:rPr>
+      </w:pPr>
+      <w:r>
+        <w:rPr>
+          <w:rFonts w:ascii="Courier New" w:hAnsi="Courier New" w:cs="Courier New"/>
+        </w:rPr>
+        <w:t xml:space="preserve">        second; splitting purely on character count cuts sentences in half.&lt;/p&gt;</w:t>
+      </w:r>
+    </w:p>
+    <w:p>
+      <w:pPr>
+        <w:pStyle w:val="PlainText"/>
+        <w:rPr>
+          <w:rFonts w:ascii="Courier New" w:hAnsi="Courier New" w:cs="Courier New"/>
+        </w:rPr>
+      </w:pPr>
+      <w:r>
+        <w:rPr>
+          <w:rFonts w:ascii="Courier New" w:hAnsi="Courier New" w:cs="Courier New"/>
+        </w:rPr>
+        <w:t xml:space="preserve">        &lt;p&gt;This project uses LangChain's &lt;code&gt;RecursiveCharacterTextSplitter&lt;/code&gt; at 700</w:t>
+      </w:r>
+    </w:p>
+    <w:p>
+      <w:pPr>
+        <w:pStyle w:val="PlainText"/>
+        <w:rPr>
+          <w:rFonts w:ascii="Courier New" w:hAnsi="Courier New" w:cs="Courier New"/>
+        </w:rPr>
+      </w:pPr>
+      <w:r>
+        <w:rPr>
+          <w:rFonts w:ascii="Courier New" w:hAnsi="Courier New" w:cs="Courier New"/>
+        </w:rPr>
+        <w:t xml:space="preserve">        characters with 80 of overlap. It tries paragraph breaks first, then line breaks,</w:t>
+      </w:r>
+    </w:p>
+    <w:p>
+      <w:pPr>
+        <w:pStyle w:val="PlainText"/>
+        <w:rPr>
+          <w:rFonts w:ascii="Courier New" w:hAnsi="Courier New" w:cs="Courier New"/>
+        </w:rPr>
+      </w:pPr>
+      <w:r>
+        <w:rPr>
+          <w:rFonts w:ascii="Courier New" w:hAnsi="Courier New" w:cs="Courier New"/>
+        </w:rPr>
+        <w:t xml:space="preserve">        then sentences, and only cuts inside a word as a last resort. That splitter is the</w:t>
+      </w:r>
+    </w:p>
+    <w:p>
+      <w:pPr>
+        <w:pStyle w:val="PlainText"/>
+        <w:rPr>
+          <w:rFonts w:ascii="Courier New" w:hAnsi="Courier New" w:cs="Courier New"/>
+        </w:rPr>
+      </w:pPr>
+      <w:r>
+        <w:rPr>
+          <w:rFonts w:ascii="Courier New" w:hAnsi="Courier New" w:cs="Courier New"/>
+        </w:rPr>
+        <w:t xml:space="preserve">        one framework dependency in the pipeline: reading the files is our own code, cutting</w:t>
+      </w:r>
+    </w:p>
+    <w:p>
+      <w:pPr>
+        <w:pStyle w:val="PlainText"/>
+        <w:rPr>
+          <w:rFonts w:ascii="Courier New" w:hAnsi="Courier New" w:cs="Courier New"/>
+        </w:rPr>
+      </w:pPr>
+      <w:r>
+        <w:rPr>
+          <w:rFonts w:ascii="Courier New" w:hAnsi="Courier New" w:cs="Courier New"/>
+        </w:rPr>
+        <w:t xml:space="preserve">        the text is not.&lt;/p&gt;</w:t>
+      </w:r>
+    </w:p>
+    <w:p>
+      <w:pPr>
+        <w:pStyle w:val="PlainText"/>
+        <w:rPr>
+          <w:rFonts w:ascii="Courier New" w:hAnsi="Courier New" w:cs="Courier New"/>
+        </w:rPr>
+      </w:pPr>
+      <w:r>
+        <w:rPr>
+          <w:rFonts w:ascii="Courier New" w:hAnsi="Courier New" w:cs="Courier New"/>
+        </w:rPr>
+        <w:t xml:space="preserve">      </w:t>
+      </w:r>
+      <w:r>
+        <w:rPr>
+          <w:rFonts w:ascii="Courier New" w:hAnsi="Courier New" w:cs="Courier New"/>
+        </w:rPr>
+        <w:t xml:space="preserve">  &lt;p&gt;Whatever you pick, the chunk has to carry where it came from. Title, section and</w:t>
+      </w:r>
+    </w:p>
+    <w:p>
+      <w:pPr>
+        <w:pStyle w:val="PlainText"/>
+        <w:rPr>
+          <w:rFonts w:ascii="Courier New" w:hAnsi="Courier New" w:cs="Courier New"/>
+        </w:rPr>
+      </w:pPr>
+      <w:r>
+        <w:rPr>
+          <w:rFonts w:ascii="Courier New" w:hAnsi="Courier New" w:cs="Courier New"/>
+        </w:rPr>
+        <w:t xml:space="preserve">        document id travel with the text, or you cannot cite. A chunk size quoted without</w:t>
+      </w:r>
+    </w:p>
+    <w:p>
+      <w:pPr>
+        <w:pStyle w:val="PlainText"/>
+        <w:rPr>
+          <w:rFonts w:ascii="Courier New" w:hAnsi="Courier New" w:cs="Courier New"/>
+        </w:rPr>
+      </w:pPr>
+      <w:r>
+        <w:rPr>
+          <w:rFonts w:ascii="Courier New" w:hAnsi="Courier New" w:cs="Courier New"/>
+        </w:rPr>
+        <w:t xml:space="preserve">        reference to your documents is a guess.&lt;/p&gt;</w:t>
+      </w:r>
+    </w:p>
+    <w:p>
+      <w:pPr>
+        <w:pStyle w:val="PlainText"/>
+        <w:rPr>
+          <w:rFonts w:ascii="Courier New" w:hAnsi="Courier New" w:cs="Courier New"/>
+        </w:rPr>
+      </w:pPr>
+    </w:p>
+    <w:p>
+      <w:pPr>
+        <w:pStyle w:val="PlainText"/>
+        <w:rPr>
+          <w:rFonts w:ascii="Courier New" w:hAnsi="Courier New" w:cs="Courier New"/>
+        </w:rPr>
+      </w:pPr>
+      <w:r>
+        <w:rPr>
+          <w:rFonts w:ascii="Courier New" w:hAnsi="Courier New" w:cs="Courier New"/>
+        </w:rPr>
+        <w:t xml:space="preserve">        &lt;h3&gt;Embedding&lt;/h3&gt;</w:t>
+      </w:r>
+    </w:p>
+    <w:p>
+      <w:pPr>
+        <w:pStyle w:val="PlainText"/>
+        <w:rPr>
+          <w:rFonts w:ascii="Courier New" w:hAnsi="Courier New" w:cs="Courier New"/>
+        </w:rPr>
+      </w:pPr>
+      <w:r>
+        <w:rPr>
+          <w:rFonts w:ascii="Courier New" w:hAnsi="Courier New" w:cs="Courier New"/>
+        </w:rPr>
+        <w:lastRenderedPageBreak/>
+        <w:t xml:space="preserve">      &lt;/div&gt;</w:t>
+      </w:r>
+    </w:p>
+    <w:p>
+      <w:pPr>
+        <w:pStyle w:val="PlainText"/>
+        <w:rPr>
+          <w:rFonts w:ascii="Courier New" w:hAnsi="Courier New" w:cs="Courier New"/>
+        </w:rPr>
+      </w:pPr>
+      <w:r>
+        <w:rPr>
+          <w:rFonts w:ascii="Courier New" w:hAnsi="Courier New" w:cs="Courier New"/>
+        </w:rPr>
+        <w:t xml:space="preserve">      &lt;div class="table-wrap"&gt;</w:t>
+      </w:r>
+    </w:p>
+    <w:p>
+      <w:pPr>
+        <w:pStyle w:val="PlainText"/>
+        <w:rPr>
+          <w:rFonts w:ascii="Courier New" w:hAnsi="Courier New" w:cs="Courier New"/>
+        </w:rPr>
+      </w:pPr>
+      <w:r>
+        <w:rPr>
+          <w:rFonts w:ascii="Courier New" w:hAnsi="Courier New" w:cs="Courier New"/>
+        </w:rPr>
+        <w:t xml:space="preserve">        &lt;table&gt;</w:t>
+      </w:r>
+    </w:p>
+    <w:p>
+      <w:pPr>
+        <w:pStyle w:val="PlainText"/>
+        <w:rPr>
+          <w:rFonts w:ascii="Courier New" w:hAnsi="Courier New" w:cs="Courier New"/>
+        </w:rPr>
+      </w:pPr>
+      <w:r>
+        <w:rPr>
+          <w:rFonts w:ascii="Courier New" w:hAnsi="Courier New" w:cs="Courier New"/>
+        </w:rPr>
+        <w:t xml:space="preserve">          &lt;thead&gt;&lt;tr&gt;&lt;th&gt;Model&lt;/th&gt;&lt;th&gt;Dimensions&lt;/th&gt;&lt;th&gt;Note&lt;/th&gt;&lt;/tr&gt;&lt;/thead&gt;</w:t>
+      </w:r>
+    </w:p>
+    <w:p>
+      <w:pPr>
+        <w:pStyle w:val="PlainText"/>
+        <w:rPr>
+          <w:rFonts w:ascii="Courier New" w:hAnsi="Courier New" w:cs="Courier New"/>
+        </w:rPr>
+      </w:pPr>
+      <w:r>
+        <w:rPr>
+          <w:rFonts w:ascii="Courier New" w:hAnsi="Courier New" w:cs="Courier New"/>
+        </w:rPr>
+        <w:t xml:space="preserve">          &lt;tbody&gt;</w:t>
+      </w:r>
+    </w:p>
+    <w:p>
+      <w:pPr>
+        <w:pStyle w:val="PlainText"/>
+        <w:rPr>
+          <w:rFonts w:ascii="Courier New" w:hAnsi="Courier New" w:cs="Courier New"/>
+        </w:rPr>
+      </w:pPr>
+      <w:r>
+        <w:rPr>
+          <w:rFonts w:ascii="Courier New" w:hAnsi="Courier New" w:cs="Courier New"/>
+        </w:rPr>
+        <w:t xml:space="preserve">            &lt;tr&gt;&lt;td&gt;Amazon Titan Text Embeddings V2&lt;/td&gt;&lt;td&gt;1024, 512 or 256&lt;/td&gt;&lt;td&gt;This project</w:t>
+      </w:r>
+      <w:r>
+        <w:rPr>
+          <w:rFonts w:ascii="Courier New" w:hAnsi="Courier New" w:cs="Courier New"/>
+        </w:rPr>
+        <w:t>. On Bedrock, IAM auth, no key&lt;/td&gt;&lt;/tr&gt;</w:t>
+      </w:r>
+    </w:p>
+    <w:p>
+      <w:pPr>
+        <w:pStyle w:val="PlainText"/>
+        <w:rPr>
+          <w:rFonts w:ascii="Courier New" w:hAnsi="Courier New" w:cs="Courier New"/>
+        </w:rPr>
+      </w:pPr>
+      <w:r>
+        <w:rPr>
+          <w:rFonts w:ascii="Courier New" w:hAnsi="Courier New" w:cs="Courier New"/>
+        </w:rPr>
+        <w:t xml:space="preserve">            &lt;tr&gt;&lt;td&gt;Cohere Embed 3&lt;/td&gt;&lt;td&gt;1024&lt;/td&gt;&lt;td&gt;Strong multilingual, also on Bedrock&lt;/td&gt;&lt;/tr&gt;</w:t>
+      </w:r>
+    </w:p>
+    <w:p>
+      <w:pPr>
+        <w:pStyle w:val="PlainText"/>
+        <w:rPr>
+          <w:rFonts w:ascii="Courier New" w:hAnsi="Courier New" w:cs="Courier New"/>
+        </w:rPr>
+      </w:pPr>
+      <w:r>
+        <w:rPr>
+          <w:rFonts w:ascii="Courier New" w:hAnsi="Courier New" w:cs="Courier New"/>
+        </w:rPr>
+        <w:t xml:space="preserve">            &lt;tr&gt;&lt;td&gt;OpenAI text-embedding-3&lt;/td&gt;&lt;td&gt;1536 or 3072&lt;/td&gt;&lt;td&gt;Very widely used outside AWS&lt;/td&gt;&lt;/tr&gt;</w:t>
+      </w:r>
+    </w:p>
+    <w:p>
+      <w:pPr>
+        <w:pStyle w:val="PlainText"/>
+        <w:rPr>
+          <w:rFonts w:ascii="Courier New" w:hAnsi="Courier New" w:cs="Courier New"/>
+        </w:rPr>
+      </w:pPr>
+      <w:r>
+        <w:rPr>
+          <w:rFonts w:ascii="Courier New" w:hAnsi="Courier New" w:cs="Courier New"/>
+        </w:rPr>
+        <w:t xml:space="preserve">            &lt;tr&gt;&lt;td&gt;BGE, E5, GTE (open weights)&lt;/td&gt;&lt;td&gt;384 to 1024&lt;/td&gt;&lt;td&gt;Self-hosted, free per call, you run the GPU. The POC used bge-small at 384&lt;/td&gt;&lt;/tr&gt;</w:t>
+      </w:r>
+    </w:p>
+    <w:p>
+      <w:pPr>
+        <w:pStyle w:val="PlainText"/>
+        <w:rPr>
+          <w:rFonts w:ascii="Courier New" w:hAnsi="Courier New" w:cs="Courier New"/>
+        </w:rPr>
+      </w:pPr>
+      <w:r>
+        <w:rPr>
+          <w:rFonts w:ascii="Courier New" w:hAnsi="Courier New" w:cs="Courier New"/>
+        </w:rPr>
+        <w:t xml:space="preserve">          &lt;/tbody&gt;</w:t>
+      </w:r>
+    </w:p>
+    <w:p>
+      <w:pPr>
+        <w:pStyle w:val="PlainText"/>
+        <w:rPr>
+          <w:rFonts w:ascii="Courier New" w:hAnsi="Courier New" w:cs="Courier New"/>
+        </w:rPr>
+      </w:pPr>
+      <w:r>
+        <w:rPr>
+          <w:rFonts w:ascii="Courier New" w:hAnsi="Courier New" w:cs="Courier New"/>
+        </w:rPr>
+        <w:t xml:space="preserve">        &lt;/table&gt;</w:t>
+      </w:r>
+    </w:p>
+    <w:p>
+      <w:pPr>
+        <w:pStyle w:val="PlainText"/>
+        <w:rPr>
+          <w:rFonts w:ascii="Courier New" w:hAnsi="Courier New" w:cs="Courier New"/>
+        </w:rPr>
+      </w:pPr>
+      <w:r>
+        <w:rPr>
+          <w:rFonts w:ascii="Courier New" w:hAnsi="Courier New" w:cs="Courier New"/>
+        </w:rPr>
+        <w:t xml:space="preserve">      &lt;/div&gt;</w:t>
+      </w:r>
+    </w:p>
+    <w:p>
+      <w:pPr>
+        <w:pStyle w:val="PlainText"/>
+        <w:rPr>
+          <w:rFonts w:ascii="Courier New" w:hAnsi="Courier New" w:cs="Courier New"/>
+        </w:rPr>
+      </w:pPr>
+      <w:r>
+        <w:rPr>
+          <w:rFonts w:ascii="Courier New" w:hAnsi="Courier New" w:cs="Courier New"/>
+        </w:rPr>
+        <w:t xml:space="preserve">      &lt;div class="prose"&gt;</w:t>
+      </w:r>
+    </w:p>
+    <w:p>
+      <w:pPr>
+        <w:pStyle w:val="PlainText"/>
+        <w:rPr>
+          <w:rFonts w:ascii="Courier New" w:hAnsi="Courier New" w:cs="Courier New"/>
+        </w:rPr>
+      </w:pPr>
+      <w:r>
+        <w:rPr>
+          <w:rFonts w:ascii="Courier New" w:hAnsi="Courier New" w:cs="Courier New"/>
+        </w:rPr>
+        <w:t xml:space="preserve">        &lt;p&gt;Two rules</w:t>
+      </w:r>
+      <w:r>
+        <w:rPr>
+          <w:rFonts w:ascii="Courier New" w:hAnsi="Courier New" w:cs="Courier New"/>
+        </w:rPr>
+        <w:t xml:space="preserve"> that do not change. Questions and documents must be embedded by the same</w:t>
+      </w:r>
+    </w:p>
+    <w:p>
+      <w:pPr>
+        <w:pStyle w:val="PlainText"/>
+        <w:rPr>
+          <w:rFonts w:ascii="Courier New" w:hAnsi="Courier New" w:cs="Courier New"/>
+        </w:rPr>
+      </w:pPr>
+      <w:r>
+        <w:rPr>
+          <w:rFonts w:ascii="Courier New" w:hAnsi="Courier New" w:cs="Courier New"/>
+        </w:rPr>
+        <w:t xml:space="preserve">        model at the same size. And changing either means rebuilding the whole index, which is</w:t>
+      </w:r>
+    </w:p>
+    <w:p>
+      <w:pPr>
+        <w:pStyle w:val="PlainText"/>
+        <w:rPr>
+          <w:rFonts w:ascii="Courier New" w:hAnsi="Courier New" w:cs="Courier New"/>
+        </w:rPr>
+      </w:pPr>
+      <w:r>
+        <w:rPr>
+          <w:rFonts w:ascii="Courier New" w:hAnsi="Courier New" w:cs="Courier New"/>
+        </w:rPr>
+        <w:t xml:space="preserve">        a migration with a cost and a window, not a config tweak.&lt;/p&gt;</w:t>
+      </w:r>
+    </w:p>
+    <w:p>
+      <w:pPr>
+        <w:pStyle w:val="PlainText"/>
+        <w:rPr>
+          <w:rFonts w:ascii="Courier New" w:hAnsi="Courier New" w:cs="Courier New"/>
+        </w:rPr>
+      </w:pPr>
+      <w:r>
+        <w:rPr>
+          <w:rFonts w:ascii="Courier New" w:hAnsi="Courier New" w:cs="Courier New"/>
+        </w:rPr>
+        <w:t xml:space="preserve">        &lt;p&gt;Dimension count is a storage and latency decision, not an accuracy dial you turn up</w:t>
+      </w:r>
+    </w:p>
+    <w:p>
+      <w:pPr>
+        <w:pStyle w:val="PlainText"/>
+        <w:rPr>
+          <w:rFonts w:ascii="Courier New" w:hAnsi="Courier New" w:cs="Courier New"/>
+        </w:rPr>
+      </w:pPr>
+      <w:r>
+        <w:rPr>
+          <w:rFonts w:ascii="Courier New" w:hAnsi="Courier New" w:cs="Courier New"/>
+        </w:rPr>
+        <w:t xml:space="preserve">        for free.&lt;/p&gt;</w:t>
+      </w:r>
+    </w:p>
+    <w:p>
+      <w:pPr>
+        <w:pStyle w:val="PlainText"/>
+        <w:rPr>
+          <w:rFonts w:ascii="Courier New" w:hAnsi="Courier New" w:cs="Courier New"/>
+        </w:rPr>
+      </w:pPr>
+    </w:p>
+    <w:p>
+      <w:pPr>
+        <w:pStyle w:val="PlainText"/>
+        <w:rPr>
+          <w:rFonts w:ascii="Courier New" w:hAnsi="Courier New" w:cs="Courier New"/>
+        </w:rPr>
+      </w:pPr>
+      <w:r>
+        <w:rPr>
+          <w:rFonts w:ascii="Courier New" w:hAnsi="Courier New" w:cs="Courier New"/>
+        </w:rPr>
+        <w:t xml:space="preserve">        &lt;h3&gt;The vector store&lt;/h3&gt;</w:t>
+      </w:r>
+    </w:p>
+    <w:p>
+      <w:pPr>
+        <w:pStyle w:val="PlainText"/>
+        <w:rPr>
+          <w:rFonts w:ascii="Courier New" w:hAnsi="Courier New" w:cs="Courier New"/>
+        </w:rPr>
+      </w:pPr>
+      <w:r>
+        <w:rPr>
+          <w:rFonts w:ascii="Courier New" w:hAnsi="Courier New" w:cs="Courier New"/>
+        </w:rPr>
+        <w:t xml:space="preserve">      &lt;/div&gt;</w:t>
+      </w:r>
+    </w:p>
+    <w:p>
+      <w:pPr>
+        <w:pStyle w:val="PlainText"/>
+        <w:rPr>
+          <w:rFonts w:ascii="Courier New" w:hAnsi="Courier New" w:cs="Courier New"/>
+        </w:rPr>
+      </w:pPr>
+      <w:r>
+        <w:rPr>
+          <w:rFonts w:ascii="Courier New" w:hAnsi="Courier New" w:cs="Courier New"/>
+        </w:rPr>
+        <w:t xml:space="preserve">      &lt;div class="table-wrap"&gt;</w:t>
+      </w:r>
+    </w:p>
+    <w:p>
+      <w:pPr>
+        <w:pStyle w:val="PlainText"/>
+        <w:rPr>
+          <w:rFonts w:ascii="Courier New" w:hAnsi="Courier New" w:cs="Courier New"/>
+        </w:rPr>
+      </w:pPr>
+      <w:r>
+        <w:rPr>
+          <w:rFonts w:ascii="Courier New" w:hAnsi="Courier New" w:cs="Courier New"/>
+        </w:rPr>
+        <w:t xml:space="preserve">        &lt;table&gt;</w:t>
+      </w:r>
+    </w:p>
+    <w:p>
+      <w:pPr>
+        <w:pStyle w:val="PlainText"/>
+        <w:rPr>
+          <w:rFonts w:ascii="Courier New" w:hAnsi="Courier New" w:cs="Courier New"/>
+        </w:rPr>
+      </w:pPr>
+      <w:r>
+        <w:rPr>
+          <w:rFonts w:ascii="Courier New" w:hAnsi="Courier New" w:cs="Courier New"/>
+        </w:rPr>
+        <w:t xml:space="preserve">          &lt;thead&gt;&lt;tr&gt;&lt;th&gt;Store&lt;/th&gt;&lt;th&gt;Typically chosen when&lt;</w:t>
+      </w:r>
+      <w:r>
+        <w:rPr>
+          <w:rFonts w:ascii="Courier New" w:hAnsi="Courier New" w:cs="Courier New"/>
+        </w:rPr>
+        <w:t>/th&gt;&lt;/tr&gt;&lt;/thead&gt;</w:t>
+      </w:r>
+    </w:p>
+    <w:p>
+      <w:pPr>
+        <w:pStyle w:val="PlainText"/>
+        <w:rPr>
+          <w:rFonts w:ascii="Courier New" w:hAnsi="Courier New" w:cs="Courier New"/>
+        </w:rPr>
+      </w:pPr>
+      <w:r>
+        <w:rPr>
+          <w:rFonts w:ascii="Courier New" w:hAnsi="Courier New" w:cs="Courier New"/>
+        </w:rPr>
+        <w:t xml:space="preserve">          &lt;tbody&gt;</w:t>
+      </w:r>
+    </w:p>
+    <w:p>
+      <w:pPr>
+        <w:pStyle w:val="PlainText"/>
+        <w:rPr>
+          <w:rFonts w:ascii="Courier New" w:hAnsi="Courier New" w:cs="Courier New"/>
+        </w:rPr>
+      </w:pPr>
+      <w:r>
+        <w:rPr>
+          <w:rFonts w:ascii="Courier New" w:hAnsi="Courier New" w:cs="Courier New"/>
+        </w:rPr>
+        <w:t xml:space="preserve">            &lt;tr&gt;&lt;td&gt;OpenSearch, Elasticsearch&lt;/td&gt;&lt;td&gt;You want hybrid search, or already run it. This project&lt;/td&gt;&lt;/tr&gt;</w:t>
+      </w:r>
+    </w:p>
+    <w:p>
+      <w:pPr>
+        <w:pStyle w:val="PlainText"/>
+        <w:rPr>
+          <w:rFonts w:ascii="Courier New" w:hAnsi="Courier New" w:cs="Courier New"/>
+        </w:rPr>
+      </w:pPr>
+      <w:r>
+        <w:rPr>
+          <w:rFonts w:ascii="Courier New" w:hAnsi="Courier New" w:cs="Courier New"/>
+        </w:rPr>
+        <w:t xml:space="preserve">            &lt;tr&gt;&lt;td&gt;pgvector in PostgreSQL&lt;/td&gt;&lt;td&gt;You already have Postgres and do not want another system. The POC&lt;/td&gt;&lt;/tr&gt;</w:t>
+      </w:r>
+    </w:p>
+    <w:p>
+      <w:pPr>
+        <w:pStyle w:val="PlainText"/>
+        <w:rPr>
+          <w:rFonts w:ascii="Courier New" w:hAnsi="Courier New" w:cs="Courier New"/>
+        </w:rPr>
+      </w:pPr>
+      <w:r>
+        <w:rPr>
+          <w:rFonts w:ascii="Courier New" w:hAnsi="Courier New" w:cs="Courier New"/>
+        </w:rPr>
+        <w:t xml:space="preserve">            &lt;tr&gt;&lt;td&gt;Pinecone&lt;/td&gt;&lt;td&gt;Managed, no ops&lt;/td&gt;&lt;/tr&gt;</w:t>
+      </w:r>
+    </w:p>
+    <w:p>
+      <w:pPr>
+        <w:pStyle w:val="PlainText"/>
+        <w:rPr>
+          <w:rFonts w:ascii="Courier New" w:hAnsi="Courier New" w:cs="Courier New"/>
+        </w:rPr>
+      </w:pPr>
+      <w:r>
+        <w:rPr>
+          <w:rFonts w:ascii="Courier New" w:hAnsi="Courier New" w:cs="Courier New"/>
+        </w:rPr>
+        <w:t xml:space="preserve">            &lt;tr&gt;&lt;td&gt;Qdrant, Weaviate, Milvus&lt;/td&gt;&lt;td&gt;Open source, self-hosted or cloud&lt;/td&gt;&lt;/tr&gt;</w:t>
+      </w:r>
+    </w:p>
+    <w:p>
+      <w:pPr>
+        <w:pStyle w:val="PlainText"/>
+        <w:rPr>
+          <w:rFonts w:ascii="Courier New" w:hAnsi="Courier New" w:cs="Courier New"/>
+        </w:rPr>
+      </w:pPr>
+      <w:r>
+        <w:rPr>
+          <w:rFonts w:ascii="Courier New" w:hAnsi="Courier New" w:cs="Courier New"/>
+        </w:rPr>
+        <w:t xml:space="preserve">            &lt;tr&gt;&lt;td&gt;FAISS&lt;/td&gt;&lt;td&gt;In-process, no server. Fine for a p</w:t>
+      </w:r>
+      <w:r>
+        <w:rPr>
+          <w:rFonts w:ascii="Courier New" w:hAnsi="Courier New" w:cs="Courier New"/>
+        </w:rPr>
+        <w:t>rototype, no filtering story&lt;/td&gt;&lt;/tr&gt;</w:t>
+      </w:r>
+    </w:p>
+    <w:p>
+      <w:pPr>
+        <w:pStyle w:val="PlainText"/>
+        <w:rPr>
+          <w:rFonts w:ascii="Courier New" w:hAnsi="Courier New" w:cs="Courier New"/>
+        </w:rPr>
+      </w:pPr>
+      <w:r>
+        <w:rPr>
+          <w:rFonts w:ascii="Courier New" w:hAnsi="Courier New" w:cs="Courier New"/>
+        </w:rPr>
+        <w:t xml:space="preserve">          &lt;/tbody&gt;</w:t>
+      </w:r>
+    </w:p>
+    <w:p>
+      <w:pPr>
+        <w:pStyle w:val="PlainText"/>
+        <w:rPr>
+          <w:rFonts w:ascii="Courier New" w:hAnsi="Courier New" w:cs="Courier New"/>
+        </w:rPr>
+      </w:pPr>
+      <w:r>
+        <w:rPr>
+          <w:rFonts w:ascii="Courier New" w:hAnsi="Courier New" w:cs="Courier New"/>
+        </w:rPr>
+        <w:t xml:space="preserve">        &lt;/table&gt;</w:t>
+      </w:r>
+    </w:p>
+    <w:p>
+      <w:pPr>
+        <w:pStyle w:val="PlainText"/>
+        <w:rPr>
+          <w:rFonts w:ascii="Courier New" w:hAnsi="Courier New" w:cs="Courier New"/>
+        </w:rPr>
+      </w:pPr>
+      <w:r>
+        <w:rPr>
+          <w:rFonts w:ascii="Courier New" w:hAnsi="Courier New" w:cs="Courier New"/>
+        </w:rPr>
+        <w:t xml:space="preserve">      &lt;/div&gt;</w:t>
+      </w:r>
+    </w:p>
+    <w:p>
+      <w:pPr>
+        <w:pStyle w:val="PlainText"/>
+        <w:rPr>
+          <w:rFonts w:ascii="Courier New" w:hAnsi="Courier New" w:cs="Courier New"/>
+        </w:rPr>
+      </w:pPr>
+      <w:r>
+        <w:rPr>
+          <w:rFonts w:ascii="Courier New" w:hAnsi="Courier New" w:cs="Courier New"/>
+        </w:rPr>
+        <w:t xml:space="preserve">      &lt;div class="prose"&gt;</w:t>
+      </w:r>
+    </w:p>
+    <w:p>
+      <w:pPr>
+        <w:pStyle w:val="PlainText"/>
+        <w:rPr>
+          <w:rFonts w:ascii="Courier New" w:hAnsi="Courier New" w:cs="Courier New"/>
+        </w:rPr>
+      </w:pPr>
+      <w:r>
+        <w:rPr>
+          <w:rFonts w:ascii="Courier New" w:hAnsi="Courier New" w:cs="Courier New"/>
+        </w:rPr>
+        <w:t xml:space="preserve">        &lt;p&gt;The question that matters most is whether it filters &lt;em&gt;inside&lt;/em&gt; the search.</w:t>
+      </w:r>
+    </w:p>
+    <w:p>
+      <w:pPr>
+        <w:pStyle w:val="PlainText"/>
+        <w:rPr>
+          <w:rFonts w:ascii="Courier New" w:hAnsi="Courier New" w:cs="Courier New"/>
+        </w:rPr>
+      </w:pPr>
+      <w:r>
+        <w:rPr>
+          <w:rFonts w:ascii="Courier New" w:hAnsi="Courier New" w:cs="Courier New"/>
+        </w:rPr>
+        <w:t xml:space="preserve">        If it can only filter afterwards, you cannot do access control properly, for the</w:t>
+      </w:r>
+    </w:p>
+    <w:p>
+      <w:pPr>
+        <w:pStyle w:val="PlainText"/>
+        <w:rPr>
+          <w:rFonts w:ascii="Courier New" w:hAnsi="Courier New" w:cs="Courier New"/>
+        </w:rPr>
+      </w:pPr>
+      <w:r>
+        <w:rPr>
+          <w:rFonts w:ascii="Courier New" w:hAnsi="Courier New" w:cs="Courier New"/>
+        </w:rPr>
+        <w:t xml:space="preserve">        reason set out earlier. After that: what it costs when idle, and whether it does</w:t>
+      </w:r>
+    </w:p>
+    <w:p>
+      <w:pPr>
+        <w:pStyle w:val="PlainText"/>
+        <w:rPr>
+          <w:rFonts w:ascii="Courier New" w:hAnsi="Courier New" w:cs="Courier New"/>
+        </w:rPr>
+      </w:pPr>
+      <w:r>
+        <w:rPr>
+          <w:rFonts w:ascii="Courier New" w:hAnsi="Courier New" w:cs="Courier New"/>
+        </w:rPr>
+        <w:lastRenderedPageBreak/>
+        <w:t xml:space="preserve">        hybrid search.&lt;/p&gt;</w:t>
+      </w:r>
+    </w:p>
+    <w:p>
+      <w:pPr>
+        <w:pStyle w:val="PlainText"/>
+        <w:rPr>
+          <w:rFonts w:ascii="Courier New" w:hAnsi="Courier New" w:cs="Courier New"/>
+        </w:rPr>
+      </w:pPr>
+      <w:r>
+        <w:rPr>
+          <w:rFonts w:ascii="Courier New" w:hAnsi="Courier New" w:cs="Courier New"/>
+        </w:rPr>
+        <w:t xml:space="preserve">        &lt;p&gt;pgvector is genuinely fine up to a few million vectors. The reasons to leave it are</w:t>
+      </w:r>
+    </w:p>
+    <w:p>
+      <w:pPr>
+        <w:pStyle w:val="PlainText"/>
+        <w:rPr>
+          <w:rFonts w:ascii="Courier New" w:hAnsi="Courier New" w:cs="Courier New"/>
+        </w:rPr>
+      </w:pPr>
+      <w:r>
+        <w:rPr>
+          <w:rFonts w:ascii="Courier New" w:hAnsi="Courier New" w:cs="Courier New"/>
+        </w:rPr>
+        <w:t xml:space="preserve">      </w:t>
+      </w:r>
+      <w:r>
+        <w:rPr>
+          <w:rFonts w:ascii="Courier New" w:hAnsi="Courier New" w:cs="Courier New"/>
+        </w:rPr>
+        <w:t xml:space="preserve">  hybrid search, sharding, and not wanting search traffic on your transactional</w:t>
+      </w:r>
+    </w:p>
+    <w:p>
+      <w:pPr>
+        <w:pStyle w:val="PlainText"/>
+        <w:rPr>
+          <w:rFonts w:ascii="Courier New" w:hAnsi="Courier New" w:cs="Courier New"/>
+        </w:rPr>
+      </w:pPr>
+      <w:r>
+        <w:rPr>
+          <w:rFonts w:ascii="Courier New" w:hAnsi="Courier New" w:cs="Courier New"/>
+        </w:rPr>
+        <w:t xml:space="preserve">        database.&lt;/p&gt;</w:t>
+      </w:r>
+    </w:p>
+    <w:p>
+      <w:pPr>
+        <w:pStyle w:val="PlainText"/>
+        <w:rPr>
+          <w:rFonts w:ascii="Courier New" w:hAnsi="Courier New" w:cs="Courier New"/>
+        </w:rPr>
+      </w:pPr>
+    </w:p>
+    <w:p>
+      <w:pPr>
+        <w:pStyle w:val="PlainText"/>
+        <w:rPr>
+          <w:rFonts w:ascii="Courier New" w:hAnsi="Courier New" w:cs="Courier New"/>
+        </w:rPr>
+      </w:pPr>
+      <w:r>
+        <w:rPr>
+          <w:rFonts w:ascii="Courier New" w:hAnsi="Courier New" w:cs="Courier New"/>
+        </w:rPr>
+        <w:t xml:space="preserve">        &lt;h3&gt;The chat model&lt;/h3&gt;</w:t>
+      </w:r>
+    </w:p>
+    <w:p>
+      <w:pPr>
+        <w:pStyle w:val="PlainText"/>
+        <w:rPr>
+          <w:rFonts w:ascii="Courier New" w:hAnsi="Courier New" w:cs="Courier New"/>
+        </w:rPr>
+      </w:pPr>
+      <w:r>
+        <w:rPr>
+          <w:rFonts w:ascii="Courier New" w:hAnsi="Courier New" w:cs="Courier New"/>
+        </w:rPr>
+        <w:t xml:space="preserve">        &lt;p&gt;Roughly seventy models have on-demand pricing on Bedrock in us-east-1: the Nova</w:t>
+      </w:r>
+    </w:p>
+    <w:p>
+      <w:pPr>
+        <w:pStyle w:val="PlainText"/>
+        <w:rPr>
+          <w:rFonts w:ascii="Courier New" w:hAnsi="Courier New" w:cs="Courier New"/>
+        </w:rPr>
+      </w:pPr>
+      <w:r>
+        <w:rPr>
+          <w:rFonts w:ascii="Courier New" w:hAnsi="Courier New" w:cs="Courier New"/>
+        </w:rPr>
+        <w:t xml:space="preserve">        family, Claude, Llama, Mistral, DeepSeek, Qwen, Gemma and the GPT-OSS models. What</w:t>
+      </w:r>
+    </w:p>
+    <w:p>
+      <w:pPr>
+        <w:pStyle w:val="PlainText"/>
+        <w:rPr>
+          <w:rFonts w:ascii="Courier New" w:hAnsi="Courier New" w:cs="Courier New"/>
+        </w:rPr>
+      </w:pPr>
+      <w:r>
+        <w:rPr>
+          <w:rFonts w:ascii="Courier New" w:hAnsi="Courier New" w:cs="Courier New"/>
+        </w:rPr>
+        <w:t xml:space="preserve">        actually narrows it down is rarely the benchmark score.&lt;/p&gt;</w:t>
+      </w:r>
+    </w:p>
+    <w:p>
+      <w:pPr>
+        <w:pStyle w:val="PlainText"/>
+        <w:rPr>
+          <w:rFonts w:ascii="Courier New" w:hAnsi="Courier New" w:cs="Courier New"/>
+        </w:rPr>
+      </w:pPr>
+      <w:r>
+        <w:rPr>
+          <w:rFonts w:ascii="Courier New" w:hAnsi="Courier New" w:cs="Courier New"/>
+        </w:rPr>
+        <w:t xml:space="preserve">      &lt;/div&gt;</w:t>
+      </w:r>
+    </w:p>
+    <w:p>
+      <w:pPr>
+        <w:pStyle w:val="PlainText"/>
+        <w:rPr>
+          <w:rFonts w:ascii="Courier New" w:hAnsi="Courier New" w:cs="Courier New"/>
+        </w:rPr>
+      </w:pPr>
+      <w:r>
+        <w:rPr>
+          <w:rFonts w:ascii="Courier New" w:hAnsi="Courier New" w:cs="Courier New"/>
+        </w:rPr>
+        <w:t xml:space="preserve">      &lt;div class="table-wrap"&gt;</w:t>
+      </w:r>
+    </w:p>
+    <w:p>
+      <w:pPr>
+        <w:pStyle w:val="PlainText"/>
+        <w:rPr>
+          <w:rFonts w:ascii="Courier New" w:hAnsi="Courier New" w:cs="Courier New"/>
+        </w:rPr>
+      </w:pPr>
+      <w:r>
+        <w:rPr>
+          <w:rFonts w:ascii="Courier New" w:hAnsi="Courier New" w:cs="Courier New"/>
+        </w:rPr>
+        <w:t xml:space="preserve">        &lt;table&gt;</w:t>
+      </w:r>
+    </w:p>
+    <w:p>
+      <w:pPr>
+        <w:pStyle w:val="PlainText"/>
+        <w:rPr>
+          <w:rFonts w:ascii="Courier New" w:hAnsi="Courier New" w:cs="Courier New"/>
+        </w:rPr>
+      </w:pPr>
+      <w:r>
+        <w:rPr>
+          <w:rFonts w:ascii="Courier New" w:hAnsi="Courier New" w:cs="Courier New"/>
+        </w:rPr>
+        <w:t xml:space="preserve">          &lt;thead&gt;&lt;tr&gt;&lt;th&gt;Check&lt;/th&gt;&lt;th&gt;Why&lt;/th&gt;&lt;/tr&gt;&lt;/thead&gt;</w:t>
+      </w:r>
+    </w:p>
+    <w:p>
+      <w:pPr>
+        <w:pStyle w:val="PlainText"/>
+        <w:rPr>
+          <w:rFonts w:ascii="Courier New" w:hAnsi="Courier New" w:cs="Courier New"/>
+        </w:rPr>
+      </w:pPr>
+      <w:r>
+        <w:rPr>
+          <w:rFonts w:ascii="Courier New" w:hAnsi="Courier New" w:cs="Courier New"/>
+        </w:rPr>
+        <w:t xml:space="preserve">      </w:t>
+      </w:r>
+      <w:r>
+        <w:rPr>
+          <w:rFonts w:ascii="Courier New" w:hAnsi="Courier New" w:cs="Courier New"/>
+        </w:rPr>
+        <w:t xml:space="preserve">    &lt;tbody&gt;</w:t>
+      </w:r>
+    </w:p>
+    <w:p>
+      <w:pPr>
+        <w:pStyle w:val="PlainText"/>
+        <w:rPr>
+          <w:rFonts w:ascii="Courier New" w:hAnsi="Courier New" w:cs="Courier New"/>
+        </w:rPr>
+      </w:pPr>
+      <w:r>
+        <w:rPr>
+          <w:rFonts w:ascii="Courier New" w:hAnsi="Courier New" w:cs="Courier New"/>
+        </w:rPr>
+        <w:t xml:space="preserve">            &lt;tr&gt;&lt;td&gt;Can you call it today, in this account and region?&lt;/td&gt;&lt;td&gt;Anthropic models need a one-time use case form. That is a schedule risk, not a technical one&lt;/td&gt;&lt;/tr&gt;</w:t>
+      </w:r>
+    </w:p>
+    <w:p>
+      <w:pPr>
+        <w:pStyle w:val="PlainText"/>
+        <w:rPr>
+          <w:rFonts w:ascii="Courier New" w:hAnsi="Courier New" w:cs="Courier New"/>
+        </w:rPr>
+      </w:pPr>
+      <w:r>
+        <w:rPr>
+          <w:rFonts w:ascii="Courier New" w:hAnsi="Courier New" w:cs="Courier New"/>
+        </w:rPr>
+        <w:t xml:space="preserve">            &lt;tr&gt;&lt;td&gt;Does it support tool use?&lt;/td&gt;&lt;td&gt;This whole design depends on it&lt;/td&gt;&lt;/tr&gt;</w:t>
+      </w:r>
+    </w:p>
+    <w:p>
+      <w:pPr>
+        <w:pStyle w:val="PlainText"/>
+        <w:rPr>
+          <w:rFonts w:ascii="Courier New" w:hAnsi="Courier New" w:cs="Courier New"/>
+        </w:rPr>
+      </w:pPr>
+      <w:r>
+        <w:rPr>
+          <w:rFonts w:ascii="Courier New" w:hAnsi="Courier New" w:cs="Courier New"/>
+        </w:rPr>
+        <w:t xml:space="preserve">            &lt;tr&gt;&lt;td&gt;Is the fallback from a different family?&lt;/td&gt;&lt;td&gt;Two models from one vendor tend to be unavailable together&lt;/td&gt;&lt;/tr&gt;</w:t>
+      </w:r>
+    </w:p>
+    <w:p>
+      <w:pPr>
+        <w:pStyle w:val="PlainText"/>
+        <w:rPr>
+          <w:rFonts w:ascii="Courier New" w:hAnsi="Courier New" w:cs="Courier New"/>
+        </w:rPr>
+      </w:pPr>
+      <w:r>
+        <w:rPr>
+          <w:rFonts w:ascii="Courier New" w:hAnsi="Courier New" w:cs="Courier New"/>
+        </w:rPr>
+        <w:t xml:space="preserve">            &lt;tr&gt;&lt;td&gt;Does the fallback fit inside your timeout?&lt;/td&gt;&lt;td&gt;Measured here</w:t>
+      </w:r>
+      <w:r>
+        <w:rPr>
+          <w:rFonts w:ascii="Courier New" w:hAnsi="Courier New" w:cs="Courier New"/>
+        </w:rPr>
+        <w:t>: the SDK spent 15 of 29 seconds retrying before the fallback even started&lt;/td&gt;&lt;/tr&gt;</w:t>
+      </w:r>
+    </w:p>
+    <w:p>
+      <w:pPr>
+        <w:pStyle w:val="PlainText"/>
+        <w:rPr>
+          <w:rFonts w:ascii="Courier New" w:hAnsi="Courier New" w:cs="Courier New"/>
+        </w:rPr>
+      </w:pPr>
+      <w:r>
+        <w:rPr>
+          <w:rFonts w:ascii="Courier New" w:hAnsi="Courier New" w:cs="Courier New"/>
+        </w:rPr>
+        <w:t xml:space="preserve">            &lt;tr&gt;&lt;td&gt;Must the data stay in one geography?&lt;/td&gt;&lt;td&gt;Use a regional inference profile (&lt;code&gt;us.&lt;/code&gt;, &lt;code&gt;eu.&lt;/code&gt;) rather than &lt;code&gt;global.&lt;/code&gt;&lt;/td&gt;&lt;/tr&gt;</w:t>
+      </w:r>
+    </w:p>
+    <w:p>
+      <w:pPr>
+        <w:pStyle w:val="PlainText"/>
+        <w:rPr>
+          <w:rFonts w:ascii="Courier New" w:hAnsi="Courier New" w:cs="Courier New"/>
+        </w:rPr>
+      </w:pPr>
+      <w:r>
+        <w:rPr>
+          <w:rFonts w:ascii="Courier New" w:hAnsi="Courier New" w:cs="Courier New"/>
+        </w:rPr>
+        <w:t xml:space="preserve">          &lt;/tbody&gt;</w:t>
+      </w:r>
+    </w:p>
+    <w:p>
+      <w:pPr>
+        <w:pStyle w:val="PlainText"/>
+        <w:rPr>
+          <w:rFonts w:ascii="Courier New" w:hAnsi="Courier New" w:cs="Courier New"/>
+        </w:rPr>
+      </w:pPr>
+      <w:r>
+        <w:rPr>
+          <w:rFonts w:ascii="Courier New" w:hAnsi="Courier New" w:cs="Courier New"/>
+        </w:rPr>
+        <w:t xml:space="preserve">        &lt;/table&gt;</w:t>
+      </w:r>
+    </w:p>
+    <w:p>
+      <w:pPr>
+        <w:pStyle w:val="PlainText"/>
+        <w:rPr>
+          <w:rFonts w:ascii="Courier New" w:hAnsi="Courier New" w:cs="Courier New"/>
+        </w:rPr>
+      </w:pPr>
+      <w:r>
+        <w:rPr>
+          <w:rFonts w:ascii="Courier New" w:hAnsi="Courier New" w:cs="Courier New"/>
+        </w:rPr>
+        <w:t xml:space="preserve">      &lt;/div&gt;</w:t>
+      </w:r>
+    </w:p>
+    <w:p>
+      <w:pPr>
+        <w:pStyle w:val="PlainText"/>
+        <w:rPr>
+          <w:rFonts w:ascii="Courier New" w:hAnsi="Courier New" w:cs="Courier New"/>
+        </w:rPr>
+      </w:pPr>
+      <w:r>
+        <w:rPr>
+          <w:rFonts w:ascii="Courier New" w:hAnsi="Courier New" w:cs="Courier New"/>
+        </w:rPr>
+        <w:t xml:space="preserve">      &lt;div class="prose"&gt;</w:t>
+      </w:r>
+    </w:p>
+    <w:p>
+      <w:pPr>
+        <w:pStyle w:val="PlainText"/>
+        <w:rPr>
+          <w:rFonts w:ascii="Courier New" w:hAnsi="Courier New" w:cs="Courier New"/>
+        </w:rPr>
+      </w:pPr>
+      <w:r>
+        <w:rPr>
+          <w:rFonts w:ascii="Courier New" w:hAnsi="Courier New" w:cs="Courier New"/>
+        </w:rPr>
+        <w:t xml:space="preserve">        &lt;p&gt;We tested Nova Lite as the primary model. It called the wrong tool and invented a</w:t>
+      </w:r>
+    </w:p>
+    <w:p>
+      <w:pPr>
+        <w:pStyle w:val="PlainText"/>
+        <w:rPr>
+          <w:rFonts w:ascii="Courier New" w:hAnsi="Courier New" w:cs="Courier New"/>
+        </w:rPr>
+      </w:pPr>
+      <w:r>
+        <w:rPr>
+          <w:rFonts w:ascii="Courier New" w:hAnsi="Courier New" w:cs="Courier New"/>
+        </w:rPr>
+        <w:t xml:space="preserve">        citation, so it is good enough to degrade to and not good enough to lead </w:t>
+      </w:r>
+      <w:r>
+        <w:rPr>
+          <w:rFonts w:ascii="Courier New" w:hAnsi="Courier New" w:cs="Courier New"/>
+        </w:rPr>
+        <w:t>with. Nova</w:t>
+      </w:r>
+    </w:p>
+    <w:p>
+      <w:pPr>
+        <w:pStyle w:val="PlainText"/>
+        <w:rPr>
+          <w:rFonts w:ascii="Courier New" w:hAnsi="Courier New" w:cs="Courier New"/>
+        </w:rPr>
+      </w:pPr>
+      <w:r>
+        <w:rPr>
+          <w:rFonts w:ascii="Courier New" w:hAnsi="Courier New" w:cs="Courier New"/>
+        </w:rPr>
+        <w:t xml:space="preserve">        Pro costs 13 times more than Lite, so test whether the cheaper model handles your</w:t>
+      </w:r>
+    </w:p>
+    <w:p>
+      <w:pPr>
+        <w:pStyle w:val="PlainText"/>
+        <w:rPr>
+          <w:rFonts w:ascii="Courier New" w:hAnsi="Courier New" w:cs="Courier New"/>
+        </w:rPr>
+      </w:pPr>
+      <w:r>
+        <w:rPr>
+          <w:rFonts w:ascii="Courier New" w:hAnsi="Courier New" w:cs="Courier New"/>
+        </w:rPr>
+        <w:t xml:space="preserve">        questions before assuming it cannot.&lt;/p&gt;</w:t>
+      </w:r>
+    </w:p>
+    <w:p>
+      <w:pPr>
+        <w:pStyle w:val="PlainText"/>
+        <w:rPr>
+          <w:rFonts w:ascii="Courier New" w:hAnsi="Courier New" w:cs="Courier New"/>
+        </w:rPr>
+      </w:pPr>
+    </w:p>
+    <w:p>
+      <w:pPr>
+        <w:pStyle w:val="PlainText"/>
+        <w:rPr>
+          <w:rFonts w:ascii="Courier New" w:hAnsi="Courier New" w:cs="Courier New"/>
+        </w:rPr>
+      </w:pPr>
+      <w:r>
+        <w:rPr>
+          <w:rFonts w:ascii="Courier New" w:hAnsi="Courier New" w:cs="Courier New"/>
+        </w:rPr>
+        <w:t xml:space="preserve">        &lt;h3&gt;Putting it in Slack or Teams&lt;/h3&gt;</w:t>
+      </w:r>
+    </w:p>
+    <w:p>
+      <w:pPr>
+        <w:pStyle w:val="PlainText"/>
+        <w:rPr>
+          <w:rFonts w:ascii="Courier New" w:hAnsi="Courier New" w:cs="Courier New"/>
+        </w:rPr>
+      </w:pPr>
+      <w:r>
+        <w:rPr>
+          <w:rFonts w:ascii="Courier New" w:hAnsi="Courier New" w:cs="Courier New"/>
+        </w:rPr>
+        <w:t xml:space="preserve">        &lt;p&gt;It is wiring, not AI work.&lt;/p&gt;</w:t>
+      </w:r>
+    </w:p>
+    <w:p>
+      <w:pPr>
+        <w:pStyle w:val="PlainText"/>
+        <w:rPr>
+          <w:rFonts w:ascii="Courier New" w:hAnsi="Courier New" w:cs="Courier New"/>
+        </w:rPr>
+      </w:pPr>
+      <w:r>
+        <w:rPr>
+          <w:rFonts w:ascii="Courier New" w:hAnsi="Courier New" w:cs="Courier New"/>
+        </w:rPr>
+        <w:t xml:space="preserve">        &lt;p&gt;The React app is one client of the API. Slack or Teams would be another. The</w:t>
+      </w:r>
+    </w:p>
+    <w:p>
+      <w:pPr>
+        <w:pStyle w:val="PlainText"/>
+        <w:rPr>
+          <w:rFonts w:ascii="Courier New" w:hAnsi="Courier New" w:cs="Courier New"/>
+        </w:rPr>
+      </w:pPr>
+      <w:r>
+        <w:rPr>
+          <w:rFonts w:ascii="Courier New" w:hAnsi="Courier New" w:cs="Courier New"/>
+        </w:rPr>
+        <w:t xml:space="preserve">        retrieval, the access filter, the row-level security, the prompt and the model do</w:t>
+      </w:r>
+    </w:p>
+    <w:p>
+      <w:pPr>
+        <w:pStyle w:val="PlainText"/>
+        <w:rPr>
+          <w:rFonts w:ascii="Courier New" w:hAnsi="Courier New" w:cs="Courier New"/>
+        </w:rPr>
+      </w:pPr>
+      <w:r>
+        <w:rPr>
+          <w:rFonts w:ascii="Courier New" w:hAnsi="Courier New" w:cs="Courier New"/>
+        </w:rPr>
+        <w:t xml:space="preserve">        not change. They sit behind the API and never knew which client was calling.&lt;/p&gt;</w:t>
+      </w:r>
+    </w:p>
+    <w:p>
+      <w:pPr>
+        <w:pStyle w:val="PlainText"/>
+        <w:rPr>
+          <w:rFonts w:ascii="Courier New" w:hAnsi="Courier New" w:cs="Courier New"/>
+        </w:rPr>
+      </w:pPr>
+      <w:r>
+        <w:rPr>
+          <w:rFonts w:ascii="Courier New" w:hAnsi="Courier New" w:cs="Courier New"/>
+        </w:rPr>
+        <w:t xml:space="preserve">      </w:t>
+      </w:r>
+      <w:r>
+        <w:rPr>
+          <w:rFonts w:ascii="Courier New" w:hAnsi="Courier New" w:cs="Courier New"/>
+        </w:rPr>
+        <w:t xml:space="preserve">  &lt;p&gt;What you write is an adapter: receive the platform's webhook, verify its signature,</w:t>
+      </w:r>
+    </w:p>
+    <w:p>
+      <w:pPr>
+        <w:pStyle w:val="PlainText"/>
+        <w:rPr>
+          <w:rFonts w:ascii="Courier New" w:hAnsi="Courier New" w:cs="Courier New"/>
+        </w:rPr>
+      </w:pPr>
+      <w:r>
+        <w:rPr>
+          <w:rFonts w:ascii="Courier New" w:hAnsi="Courier New" w:cs="Courier New"/>
+        </w:rPr>
+        <w:lastRenderedPageBreak/>
+        <w:t xml:space="preserve">        map the sender to an employee, call &lt;code&gt;POST /api/chat&lt;/code&gt;, and format the reply.</w:t>
+      </w:r>
+    </w:p>
+    <w:p>
+      <w:pPr>
+        <w:pStyle w:val="PlainText"/>
+        <w:rPr>
+          <w:rFonts w:ascii="Courier New" w:hAnsi="Courier New" w:cs="Courier New"/>
+        </w:rPr>
+      </w:pPr>
+      <w:r>
+        <w:rPr>
+          <w:rFonts w:ascii="Courier New" w:hAnsi="Courier New" w:cs="Courier New"/>
+        </w:rPr>
+        <w:t xml:space="preserve">        That is ordinary application code, not AI work.&lt;/p&gt;</w:t>
+      </w:r>
+    </w:p>
+    <w:p>
+      <w:pPr>
+        <w:pStyle w:val="PlainText"/>
+        <w:rPr>
+          <w:rFonts w:ascii="Courier New" w:hAnsi="Courier New" w:cs="Courier New"/>
+        </w:rPr>
+      </w:pPr>
+      <w:r>
+        <w:rPr>
+          <w:rFonts w:ascii="Courier New" w:hAnsi="Courier New" w:cs="Courier New"/>
+        </w:rPr>
+        <w:t xml:space="preserve">        &lt;p&gt;The part that needs care is the identity mapping. API Gateway trusts a Cognito</w:t>
+      </w:r>
+    </w:p>
+    <w:p>
+      <w:pPr>
+        <w:pStyle w:val="PlainText"/>
+        <w:rPr>
+          <w:rFonts w:ascii="Courier New" w:hAnsi="Courier New" w:cs="Courier New"/>
+        </w:rPr>
+      </w:pPr>
+      <w:r>
+        <w:rPr>
+          <w:rFonts w:ascii="Courier New" w:hAnsi="Courier New" w:cs="Courier New"/>
+        </w:rPr>
+        <w:t xml:space="preserve">        token, and a Slack event gives you a Slack user id. Mapping one to the other must go</w:t>
+      </w:r>
+    </w:p>
+    <w:p>
+      <w:pPr>
+        <w:pStyle w:val="PlainText"/>
+        <w:rPr>
+          <w:rFonts w:ascii="Courier New" w:hAnsi="Courier New" w:cs="Courier New"/>
+        </w:rPr>
+      </w:pPr>
+      <w:r>
+        <w:rPr>
+          <w:rFonts w:ascii="Courier New" w:hAnsi="Courier New" w:cs="Courier New"/>
+        </w:rPr>
+        <w:t xml:space="preserve">        through something verified, normally the email on the SSO account behind both</w:t>
+      </w:r>
+      <w:r>
+        <w:rPr>
+          <w:rFonts w:ascii="Courier New" w:hAnsi="Courier New" w:cs="Courier New"/>
+        </w:rPr>
+        <w:t>. Match</w:t>
+      </w:r>
+    </w:p>
+    <w:p>
+      <w:pPr>
+        <w:pStyle w:val="PlainText"/>
+        <w:rPr>
+          <w:rFonts w:ascii="Courier New" w:hAnsi="Courier New" w:cs="Courier New"/>
+        </w:rPr>
+      </w:pPr>
+      <w:r>
+        <w:rPr>
+          <w:rFonts w:ascii="Courier New" w:hAnsi="Courier New" w:cs="Courier New"/>
+        </w:rPr>
+        <w:t xml:space="preserve">        on a display name or a handle and you have put a spoofable field in front of salary</w:t>
+      </w:r>
+    </w:p>
+    <w:p>
+      <w:pPr>
+        <w:pStyle w:val="PlainText"/>
+        <w:rPr>
+          <w:rFonts w:ascii="Courier New" w:hAnsi="Courier New" w:cs="Courier New"/>
+        </w:rPr>
+      </w:pPr>
+      <w:r>
+        <w:rPr>
+          <w:rFonts w:ascii="Courier New" w:hAnsi="Courier New" w:cs="Courier New"/>
+        </w:rPr>
+        <w:t xml:space="preserve">        data.&lt;/p&gt;</w:t>
+      </w:r>
+    </w:p>
+    <w:p>
+      <w:pPr>
+        <w:pStyle w:val="PlainText"/>
+        <w:rPr>
+          <w:rFonts w:ascii="Courier New" w:hAnsi="Courier New" w:cs="Courier New"/>
+        </w:rPr>
+      </w:pPr>
+      <w:r>
+        <w:rPr>
+          <w:rFonts w:ascii="Courier New" w:hAnsi="Courier New" w:cs="Courier New"/>
+        </w:rPr>
+        <w:t xml:space="preserve">      &lt;/div&gt;</w:t>
+      </w:r>
+    </w:p>
+    <w:p>
+      <w:pPr>
+        <w:pStyle w:val="PlainText"/>
+        <w:rPr>
+          <w:rFonts w:ascii="Courier New" w:hAnsi="Courier New" w:cs="Courier New"/>
+        </w:rPr>
+      </w:pPr>
+      <w:r>
+        <w:rPr>
+          <w:rFonts w:ascii="Courier New" w:hAnsi="Courier New" w:cs="Courier New"/>
+        </w:rPr>
         <w:t xml:space="preserve">    &lt;/section&gt;</w:t>
       </w:r>
     </w:p>
@@ -19155,103 +22362,221 @@
         <w:rPr>
           <w:rFonts w:ascii="Courier New" w:hAnsi="Courier New" w:cs="Courier New"/>
         </w:rPr>
-        <w:t>&lt;!-- ============================================================ --&gt;</w:t>
-      </w:r>
-    </w:p>
-    <w:p>
-      <w:pPr>
-        <w:pStyle w:val="PlainText"/>
-        <w:rPr>
-          <w:rFonts w:ascii="Courier New" w:hAnsi="Courier New" w:cs="Courier New"/>
-        </w:rPr>
-      </w:pPr>
-      <w:r>
-        <w:rPr>
-          <w:rFonts w:ascii="Courier New" w:hAnsi="Courier New" w:cs="Courier New"/>
-        </w:rPr>
-        <w:t xml:space="preserve">    &lt;section id="updates"&gt;</w:t>
-      </w:r>
-    </w:p>
-    <w:p>
-      <w:pPr>
-        <w:pStyle w:val="PlainText"/>
-        <w:rPr>
-          <w:rFonts w:ascii="Courier New" w:hAnsi="Courier New" w:cs="Courier New"/>
-        </w:rPr>
-      </w:pPr>
-      <w:r>
-        <w:rPr>
-          <w:rFonts w:ascii="Courier New" w:hAnsi="Courier New" w:cs="Courier New"/>
-        </w:rPr>
-        <w:t xml:space="preserve">      &lt;div clas</w:t>
-      </w:r>
-      <w:r>
-        <w:rPr>
-          <w:rFonts w:ascii="Courier New" w:hAnsi="Courier New" w:cs="Courier New"/>
-        </w:rPr>
-        <w:t>s="prose"&gt;</w:t>
-      </w:r>
-    </w:p>
-    <w:p>
-      <w:pPr>
-        <w:pStyle w:val="PlainText"/>
-        <w:rPr>
-          <w:rFonts w:ascii="Courier New" w:hAnsi="Courier New" w:cs="Courier New"/>
-        </w:rPr>
-      </w:pPr>
-      <w:r>
-        <w:rPr>
-          <w:rFonts w:ascii="Courier New" w:hAnsi="Courier New" w:cs="Courier New"/>
-        </w:rPr>
-        <w:t xml:space="preserve">        &lt;h2&gt;Ship a change&lt;/h2&gt;</w:t>
-      </w:r>
-    </w:p>
-    <w:p>
-      <w:pPr>
-        <w:pStyle w:val="PlainText"/>
-        <w:rPr>
-          <w:rFonts w:ascii="Courier New" w:hAnsi="Courier New" w:cs="Courier New"/>
-        </w:rPr>
-      </w:pPr>
-      <w:r>
-        <w:rPr>
-          <w:rFonts w:ascii="Courier New" w:hAnsi="Courier New" w:cs="Courier New"/>
-        </w:rPr>
-        <w:t xml:space="preserve">        &lt;ul&gt;</w:t>
-      </w:r>
-    </w:p>
-    <w:p>
-      <w:pPr>
-        <w:pStyle w:val="PlainText"/>
-        <w:rPr>
-          <w:rFonts w:ascii="Courier New" w:hAnsi="Courier New" w:cs="Courier New"/>
-        </w:rPr>
-      </w:pPr>
-      <w:r>
-        <w:rPr>
-          <w:rFonts w:ascii="Courier New" w:hAnsi="Courier New" w:cs="Courier New"/>
-        </w:rPr>
-        <w:t xml:space="preserve">          &lt;li&gt;&lt;strong&gt;Python code:&lt;/strong&gt; &lt;code&gt;bash scripts/build-function.sh&lt;/code&gt;, then &lt;code&gt;bash scripts/deploy-code.sh&lt;/code&gt;. About 20 seconds, and no Terraform: it replaces the zip on four functions and touches nothing else. Wait for &lt;code&gt;LastUpdateStatus&lt;/code&gt; to read &lt;code&gt;Successful&lt;/code&gt;, then run the evaluation.&lt;/li&gt;</w:t>
-      </w:r>
-    </w:p>
-    <w:p>
-      <w:pPr>
-        <w:pStyle w:val="PlainText"/>
-        <w:rPr>
-          <w:rFonts w:ascii="Courier New" w:hAnsi="Courier New" w:cs="Courier New"/>
-        </w:rPr>
-      </w:pPr>
-      <w:r>
-        <w:rPr>
-          <w:rFonts w:ascii="Courier New" w:hAnsi="Courier New" w:cs="Courier New"/>
-        </w:rPr>
-        <w:t xml:space="preserve">          &lt;li&gt;&lt;strong&gt;The model:&lt;/strong&gt; change &lt;code&gt;chat_model_id&lt;/code&gt; in &lt;code&gt;terraform.tfvars&lt;/code&gt; and apply.</w:t>
-      </w:r>
-      <w:r>
-        <w:rPr>
-          <w:rFonts w:ascii="Courier New" w:hAnsi="Courier New" w:cs="Courier New"/>
-        </w:rPr>
-        <w:t xml:space="preserve"> No code change, because every model is reached through the same Converse API.&lt;/li&gt;</w:t>
+        <w:t xml:space="preserve">    &lt;!-- ============================================================ --&gt;</w:t>
+      </w:r>
+    </w:p>
+    <w:p>
+      <w:pPr>
+        <w:pStyle w:val="PlainText"/>
+        <w:rPr>
+          <w:rFonts w:ascii="Courier New" w:hAnsi="Courier New" w:cs="Courier New"/>
+        </w:rPr>
+      </w:pPr>
+      <w:r>
+        <w:rPr>
+          <w:rFonts w:ascii="Courier New" w:hAnsi="Courier New" w:cs="Courier New"/>
+        </w:rPr>
+        <w:t xml:space="preserve">    &lt;section id="troubleshooting"&gt;</w:t>
+      </w:r>
+    </w:p>
+    <w:p>
+      <w:pPr>
+        <w:pStyle w:val="PlainText"/>
+        <w:rPr>
+          <w:rFonts w:ascii="Courier New" w:hAnsi="Courier New" w:cs="Courier New"/>
+        </w:rPr>
+      </w:pPr>
+      <w:r>
+        <w:rPr>
+          <w:rFonts w:ascii="Courier New" w:hAnsi="Courier New" w:cs="Courier New"/>
+        </w:rPr>
+        <w:t xml:space="preserve">      &lt;div class="prose"&gt;</w:t>
+      </w:r>
+    </w:p>
+    <w:p>
+      <w:pPr>
+        <w:pStyle w:val="PlainText"/>
+        <w:rPr>
+          <w:rFonts w:ascii="Courier New" w:hAnsi="Courier New" w:cs="Courier New"/>
+        </w:rPr>
+      </w:pPr>
+      <w:r>
+        <w:rPr>
+          <w:rFonts w:ascii="Courier New" w:hAnsi="Courier New" w:cs="Courier New"/>
+        </w:rPr>
+        <w:t xml:space="preserve">        &lt;h2&gt;Troubleshooting&lt;/h2&gt;</w:t>
+      </w:r>
+    </w:p>
+    <w:p>
+      <w:pPr>
+        <w:pStyle w:val="PlainText"/>
+        <w:rPr>
+          <w:rFonts w:ascii="Courier New" w:hAnsi="Courier New" w:cs="Courier New"/>
+        </w:rPr>
+      </w:pPr>
+      <w:r>
+        <w:rPr>
+          <w:rFonts w:ascii="Courier New" w:hAnsi="Courier New" w:cs="Courier New"/>
+        </w:rPr>
+        <w:t xml:space="preserve">      &lt;/div&gt;</w:t>
+      </w:r>
+    </w:p>
+    <w:p>
+      <w:pPr>
+        <w:pStyle w:val="PlainText"/>
+        <w:rPr>
+          <w:rFonts w:ascii="Courier New" w:hAnsi="Courier New" w:cs="Courier New"/>
+        </w:rPr>
+      </w:pPr>
+      <w:r>
+        <w:rPr>
+          <w:rFonts w:ascii="Courier New" w:hAnsi="Courier New" w:cs="Courier New"/>
+        </w:rPr>
+        <w:t xml:space="preserve">      &lt;div class="table-wrap"&gt;</w:t>
+      </w:r>
+    </w:p>
+    <w:p>
+      <w:pPr>
+        <w:pStyle w:val="PlainText"/>
+        <w:rPr>
+          <w:rFonts w:ascii="Courier New" w:hAnsi="Courier New" w:cs="Courier New"/>
+        </w:rPr>
+      </w:pPr>
+      <w:r>
+        <w:rPr>
+          <w:rFonts w:ascii="Courier New" w:hAnsi="Courier New" w:cs="Courier New"/>
+        </w:rPr>
+        <w:t xml:space="preserve">        &lt;table&gt;</w:t>
+      </w:r>
+    </w:p>
+    <w:p>
+      <w:pPr>
+        <w:pStyle w:val="PlainText"/>
+        <w:rPr>
+          <w:rFonts w:ascii="Courier New" w:hAnsi="Courier New" w:cs="Courier New"/>
+        </w:rPr>
+      </w:pPr>
+      <w:r>
+        <w:rPr>
+          <w:rFonts w:ascii="Courier New" w:hAnsi="Courier New" w:cs="Courier New"/>
+        </w:rPr>
+        <w:t xml:space="preserve">          &lt;thead&gt;&lt;tr&gt;&lt;th&gt;You see&lt;/th&gt;&lt;th&gt;Likely cause&lt;/th&gt;&lt;th&gt;Fix&lt;/th&gt;&lt;/tr&gt;&lt;/thead&gt;</w:t>
+      </w:r>
+    </w:p>
+    <w:p>
+      <w:pPr>
+        <w:pStyle w:val="PlainText"/>
+        <w:rPr>
+          <w:rFonts w:ascii="Courier New" w:hAnsi="Courier New" w:cs="Courier New"/>
+        </w:rPr>
+      </w:pPr>
+      <w:r>
+        <w:rPr>
+          <w:rFonts w:ascii="Courier New" w:hAnsi="Courier New" w:cs="Courier New"/>
+        </w:rPr>
+        <w:t xml:space="preserve">          &lt;tbody&gt;</w:t>
+      </w:r>
+    </w:p>
+    <w:p>
+      <w:pPr>
+        <w:pStyle w:val="PlainText"/>
+        <w:rPr>
+          <w:rFonts w:ascii="Courier New" w:hAnsi="Courier New" w:cs="Courier New"/>
+        </w:rPr>
+      </w:pPr>
+      <w:r>
+        <w:rPr>
+          <w:rFonts w:ascii="Courier New" w:hAnsi="Courier New" w:cs="Courier New"/>
+        </w:rPr>
+        <w:t xml:space="preserve">            &lt;tr&gt;&lt;td&gt;Terraform: &lt;co</w:t>
+      </w:r>
+      <w:r>
+        <w:rPr>
+          <w:rFonts w:ascii="Courier New" w:hAnsi="Courier New" w:cs="Courier New"/>
+        </w:rPr>
+        <w:t>de&gt;build/layer.zip is missing&lt;/code&gt;&lt;/td&gt;&lt;td&gt;The dependency layer was never built&lt;/td&gt;&lt;td&gt;&lt;code&gt;bash scripts/build-layer.sh&lt;/code&gt;, then apply again&lt;/td&gt;&lt;/tr&gt;</w:t>
+      </w:r>
+    </w:p>
+    <w:p>
+      <w:pPr>
+        <w:pStyle w:val="PlainText"/>
+        <w:rPr>
+          <w:rFonts w:ascii="Courier New" w:hAnsi="Courier New" w:cs="Courier New"/>
+        </w:rPr>
+      </w:pPr>
+      <w:r>
+        <w:rPr>
+          <w:rFonts w:ascii="Courier New" w:hAnsi="Courier New" w:cs="Courier New"/>
+        </w:rPr>
+        <w:t xml:space="preserve">            &lt;tr&gt;&lt;td&gt;New code does not take effect&lt;/td&gt;&lt;td&gt;The update is still rolling out&lt;/td&gt;&lt;td&gt;Wait for &lt;code&gt;aws lambda get-function --function-name northwind-hr-chat --query 'Configuration.LastUpdateStatus'&lt;/code&gt; to say &lt;code&gt;Successful&lt;/code&gt;&lt;/td&gt;&lt;/tr&gt;</w:t>
+      </w:r>
+    </w:p>
+    <w:p>
+      <w:pPr>
+        <w:pStyle w:val="PlainText"/>
+        <w:rPr>
+          <w:rFonts w:ascii="Courier New" w:hAnsi="Courier New" w:cs="Courier New"/>
+        </w:rPr>
+      </w:pPr>
+      <w:r>
+        <w:rPr>
+          <w:rFonts w:ascii="Courier New" w:hAnsi="Courier New" w:cs="Courier New"/>
+        </w:rPr>
+        <w:t xml:space="preserve">            &lt;tr&gt;&lt;td&gt;&lt;code&gt;AccessDeniedException&lt;/code&gt; in chat logs, naming a model&lt;/td&gt;&lt;td&gt;T</w:t>
+      </w:r>
+      <w:r>
+        <w:rPr>
+          <w:rFonts w:ascii="Courier New" w:hAnsi="Courier New" w:cs="Courier New"/>
+        </w:rPr>
+        <w:t>hat model is not enabled in this account and region&lt;/td&gt;&lt;td&gt;Bedrock console, Model catalog, request access. Anthropic models also need the use case form, which is why the default here is Nova&lt;/td&gt;&lt;/tr&gt;</w:t>
+      </w:r>
+    </w:p>
+    <w:p>
+      <w:pPr>
+        <w:pStyle w:val="PlainText"/>
+        <w:rPr>
+          <w:rFonts w:ascii="Courier New" w:hAnsi="Courier New" w:cs="Courier New"/>
+        </w:rPr>
+      </w:pPr>
+      <w:r>
+        <w:rPr>
+          <w:rFonts w:ascii="Courier New" w:hAnsi="Courier New" w:cs="Courier New"/>
+        </w:rPr>
+        <w:t xml:space="preserve">            &lt;tr&gt;&lt;td&gt;Answers are slower than usual and &lt;code&gt;model_fallback&lt;/code&gt; appears in &lt;code&gt;tools_used&lt;/code&gt;&lt;/td&gt;&lt;td&gt;The primary model would not answer, so the fallback did&lt;/td&gt;&lt;td&gt;Nothing is broken. This is the failover working. Check the chat log for the underlying Bedrock error&lt;/td&gt;&lt;/tr&gt;</w:t>
+      </w:r>
+    </w:p>
+    <w:p>
+      <w:pPr>
+        <w:pStyle w:val="PlainText"/>
+        <w:rPr>
+          <w:rFonts w:ascii="Courier New" w:hAnsi="Courier New" w:cs="Courier New"/>
+        </w:rPr>
+      </w:pPr>
+      <w:r>
+        <w:rPr>
+          <w:rFonts w:ascii="Courier New" w:hAnsi="Courier New" w:cs="Courier New"/>
+        </w:rPr>
+        <w:t xml:space="preserve">          </w:t>
+      </w:r>
+      <w:r>
+        <w:rPr>
+          <w:rFonts w:ascii="Courier New" w:hAnsi="Courier New" w:cs="Courier New"/>
+        </w:rPr>
+        <w:t xml:space="preserve">  &lt;tr&gt;&lt;td&gt;&lt;code&gt;InvalidParameterException&lt;/code&gt; on &lt;code&gt;logGroupName&lt;/code&gt;&lt;/td&gt;&lt;td&gt;Git Bash on Windows rewrote the &lt;code&gt;/aws/lambda/...&lt;/code&gt; path&lt;/td&gt;&lt;td&gt;&lt;code&gt;export MSYS_NO_PATHCONV=1&lt;/code&gt;&lt;/td&gt;&lt;/tr&gt;</w:t>
+      </w:r>
+    </w:p>
+    <w:p>
+      <w:pPr>
+        <w:pStyle w:val="PlainText"/>
+        <w:rPr>
+          <w:rFonts w:ascii="Courier New" w:hAnsi="Courier New" w:cs="Courier New"/>
+        </w:rPr>
+      </w:pPr>
+      <w:r>
+        <w:rPr>
+          <w:rFonts w:ascii="Courier New" w:hAnsi="Courier New" w:cs="Courier New"/>
+        </w:rPr>
+        <w:t xml:space="preserve">            &lt;tr&gt;&lt;td&gt;503 or 504 on the first question after a break&lt;/td&gt;&lt;td&gt;Aurora resuming from 0 ACU, close to the 30-second limit&lt;/td&gt;&lt;td&gt;Ask again. For a live demo, set &lt;code&gt;min_capacity = 0.5&lt;/code&gt; in &lt;code&gt;aurora.tf&lt;/code&gt; for the day&lt;/td&gt;&lt;/tr&gt;</w:t>
       </w:r>
     </w:p>
     <w:p>
@@ -19266,69 +22591,171 @@
           <w:rFonts w:ascii="Courier New" w:hAnsi="Courier New" w:cs="Courier New"/>
         </w:rPr>
         <w:lastRenderedPageBreak/>
-        <w:t xml:space="preserve">          &lt;li&gt;&lt;strong&gt;Dependencies:&lt;/strong&gt; only when &lt;code&gt;lambda/requirements.txt&lt;/code&gt; changes does the layer need rebuilding.&lt;/li&gt;</w:t>
-      </w:r>
-    </w:p>
-    <w:p>
-      <w:pPr>
-        <w:pStyle w:val="PlainText"/>
-        <w:rPr>
-          <w:rFonts w:ascii="Courier New" w:hAnsi="Courier New" w:cs="Courier New"/>
-        </w:rPr>
-      </w:pPr>
-      <w:r>
-        <w:rPr>
-          <w:rFonts w:ascii="Courier New" w:hAnsi="Courier New" w:cs="Courier New"/>
-        </w:rPr>
-        <w:t xml:space="preserve">          &lt;li&gt;&lt;strong&gt;A policy document:&lt;/strong&gt; upload the file, then upload &lt;code&gt;manifest.json&lt;/code&gt; again. S3 keeps the old version.&lt;/li&gt;</w:t>
-      </w:r>
-    </w:p>
-    <w:p>
-      <w:pPr>
-        <w:pStyle w:val="PlainText"/>
-        <w:rPr>
-          <w:rFonts w:ascii="Courier New" w:hAnsi="Courier New" w:cs="Courier New"/>
-        </w:rPr>
-      </w:pPr>
-      <w:r>
-        <w:rPr>
-          <w:rFonts w:ascii="Courier New" w:hAnsi="Courier New" w:cs="Courier New"/>
-        </w:rPr>
-        <w:t xml:space="preserve">          &lt;li&gt;&lt;strong&gt;The React app:&lt;/strong&gt; &lt;code&gt;npm run build&lt;/code&gt;, &lt;code&gt;aws s3 sync&lt;/code&gt;, CloudFront invalidation (step 7).&lt;/li&gt;</w:t>
-      </w:r>
-    </w:p>
-    <w:p>
-      <w:pPr>
-        <w:pStyle w:val="PlainText"/>
-        <w:rPr>
-          <w:rFonts w:ascii="Courier New" w:hAnsi="Courier New" w:cs="Courier New"/>
-        </w:rPr>
-      </w:pPr>
-      <w:r>
-        <w:rPr>
-          <w:rFonts w:ascii="Courier New" w:hAnsi="Courier New" w:cs="Courier New"/>
-        </w:rPr>
-        <w:t xml:space="preserve">        </w:t>
-      </w:r>
-      <w:r>
-        <w:rPr>
-          <w:rFonts w:ascii="Courier New" w:hAnsi="Courier New" w:cs="Courier New"/>
-        </w:rPr>
-        <w:t xml:space="preserve">  &lt;li&gt;&lt;strong&gt;Guardrail settings:&lt;/strong&gt; edit &lt;code&gt;bedrock.tf&lt;/code&gt; and apply. Terraform publishes a new guardrail version when the guardrail changes; check the version number in the Lambda environment.&lt;/li&gt;</w:t>
-      </w:r>
-    </w:p>
-    <w:p>
-      <w:pPr>
-        <w:pStyle w:val="PlainText"/>
-        <w:rPr>
-          <w:rFonts w:ascii="Courier New" w:hAnsi="Courier New" w:cs="Courier New"/>
-        </w:rPr>
-      </w:pPr>
-      <w:r>
-        <w:rPr>
-          <w:rFonts w:ascii="Courier New" w:hAnsi="Courier New" w:cs="Courier New"/>
-        </w:rPr>
-        <w:t xml:space="preserve">        &lt;/ul&gt;</w:t>
+        <w:t xml:space="preserve">            &lt;tr&gt;&lt;td&gt;401 from &lt;code&gt;/api/me&lt;/code&gt;&lt;/</w:t>
+      </w:r>
+      <w:r>
+        <w:rPr>
+          <w:rFonts w:ascii="Courier New" w:hAnsi="Courier New" w:cs="Courier New"/>
+        </w:rPr>
+        <w:t>td&gt;&lt;td&gt;Token expired, or built with another app client ID&lt;/td&gt;&lt;td&gt;Sign out and in; rebuild the React app with the current &lt;code&gt;frontend_env&lt;/code&gt;&lt;/td&gt;&lt;/tr&gt;</w:t>
+      </w:r>
+    </w:p>
+    <w:p>
+      <w:pPr>
+        <w:pStyle w:val="PlainText"/>
+        <w:rPr>
+          <w:rFonts w:ascii="Courier New" w:hAnsi="Courier New" w:cs="Courier New"/>
+        </w:rPr>
+      </w:pPr>
+      <w:r>
+        <w:rPr>
+          <w:rFonts w:ascii="Courier New" w:hAnsi="Courier New" w:cs="Courier New"/>
+        </w:rPr>
+        <w:t xml:space="preserve">            &lt;tr&gt;&lt;td&gt;"You don't have an HR assistant account"&lt;/td&gt;&lt;td&gt;The Cognito email isn't in the &lt;code&gt;employees&lt;/code&gt; table&lt;/td&gt;&lt;td&gt;Check spelling in &lt;code&gt;demo_user_emails&lt;/code&gt;; run setup-db&lt;/td&gt;&lt;/tr&gt;</w:t>
+      </w:r>
+    </w:p>
+    <w:p>
+      <w:pPr>
+        <w:pStyle w:val="PlainText"/>
+        <w:rPr>
+          <w:rFonts w:ascii="Courier New" w:hAnsi="Courier New" w:cs="Courier New"/>
+        </w:rPr>
+      </w:pPr>
+      <w:r>
+        <w:rPr>
+          <w:rFonts w:ascii="Courier New" w:hAnsi="Courier New" w:cs="Courier New"/>
+        </w:rPr>
+        <w:t xml:space="preserve">            &lt;tr&gt;&lt;td&gt;Ingest fails with 403 from OpenSearch&lt;/td&gt;&lt;td&gt;Data access policy not active yet&lt;/td&gt;&lt;td&gt;Wait a minute; upload &lt;code&gt;manifest.</w:t>
+      </w:r>
+      <w:r>
+        <w:rPr>
+          <w:rFonts w:ascii="Courier New" w:hAnsi="Courier New" w:cs="Courier New"/>
+        </w:rPr>
+        <w:t>json&lt;/code&gt; again&lt;/td&gt;&lt;/tr&gt;</w:t>
+      </w:r>
+    </w:p>
+    <w:p>
+      <w:pPr>
+        <w:pStyle w:val="PlainText"/>
+        <w:rPr>
+          <w:rFonts w:ascii="Courier New" w:hAnsi="Courier New" w:cs="Courier New"/>
+        </w:rPr>
+      </w:pPr>
+      <w:r>
+        <w:rPr>
+          <w:rFonts w:ascii="Courier New" w:hAnsi="Courier New" w:cs="Courier New"/>
+        </w:rPr>
+        <w:t xml:space="preserve">            &lt;tr&gt;&lt;td&gt;Answers say "No matching policy text" right after ingestion&lt;/td&gt;&lt;td&gt;OpenSearch Serverless hasn't refreshed yet&lt;/td&gt;&lt;td&gt;Wait a minute&lt;/td&gt;&lt;/tr&gt;</w:t>
+      </w:r>
+    </w:p>
+    <w:p>
+      <w:pPr>
+        <w:pStyle w:val="PlainText"/>
+        <w:rPr>
+          <w:rFonts w:ascii="Courier New" w:hAnsi="Courier New" w:cs="Courier New"/>
+        </w:rPr>
+      </w:pPr>
+      <w:r>
+        <w:rPr>
+          <w:rFonts w:ascii="Courier New" w:hAnsi="Courier New" w:cs="Courier New"/>
+        </w:rPr>
+        <w:t xml:space="preserve">            &lt;tr&gt;&lt;td&gt;Small talk returns policies, or real questions get none&lt;/td&gt;&lt;td&gt;Relevance threshold not measured on these documents&lt;/td&gt;&lt;td&gt;Run the similarity report; set &lt;code&gt;min_best_similarity&lt;/code&gt; between the two groups, not just below the lowest real question&lt;/td&gt;&lt;/tr&gt;</w:t>
+      </w:r>
+    </w:p>
+    <w:p>
+      <w:pPr>
+        <w:pStyle w:val="PlainText"/>
+        <w:rPr>
+          <w:rFonts w:ascii="Courier New" w:hAnsi="Courier New" w:cs="Courier New"/>
+        </w:rPr>
+      </w:pPr>
+      <w:r>
+        <w:rPr>
+          <w:rFonts w:ascii="Courier New" w:hAnsi="Courier New" w:cs="Courier New"/>
+        </w:rPr>
+        <w:t xml:space="preserve">            &lt;tr&gt;&lt;td&gt;The same question p</w:t>
+      </w:r>
+      <w:r>
+        <w:rPr>
+          <w:rFonts w:ascii="Courier New" w:hAnsi="Courier New" w:cs="Courier New"/>
+        </w:rPr>
+        <w:t>asses one run and fails the next&lt;/td&gt;&lt;td&gt;The threshold sits inside the noise of approximate vector search&lt;/td&gt;&lt;td&gt;Move it further from the lowest real score, and set temperature to 0 before comparing runs at all&lt;/td&gt;&lt;/tr&gt;</w:t>
+      </w:r>
+    </w:p>
+    <w:p>
+      <w:pPr>
+        <w:pStyle w:val="PlainText"/>
+        <w:rPr>
+          <w:rFonts w:ascii="Courier New" w:hAnsi="Courier New" w:cs="Courier New"/>
+        </w:rPr>
+      </w:pPr>
+      <w:r>
+        <w:rPr>
+          <w:rFonts w:ascii="Courier New" w:hAnsi="Courier New" w:cs="Courier New"/>
+        </w:rPr>
+        <w:t xml:space="preserve">            &lt;tr&gt;&lt;td&gt;A normal HR question is blocked&lt;/td&gt;&lt;td&gt;Prompt attack filter at HIGH&lt;/td&gt;&lt;td&gt;Lower it to MEDIUM in &lt;code&gt;bedrock.tf&lt;/code&gt;, apply&lt;/td&gt;&lt;/tr&gt;</w:t>
+      </w:r>
+    </w:p>
+    <w:p>
+      <w:pPr>
+        <w:pStyle w:val="PlainText"/>
+        <w:rPr>
+          <w:rFonts w:ascii="Courier New" w:hAnsi="Courier New" w:cs="Courier New"/>
+        </w:rPr>
+      </w:pPr>
+      <w:r>
+        <w:rPr>
+          <w:rFonts w:ascii="Courier New" w:hAnsi="Courier New" w:cs="Courier New"/>
+        </w:rPr>
+        <w:t xml:space="preserve">            &lt;tr&gt;&lt;td&gt;Cognito "redirect_mismatch"&lt;/td&gt;&lt;td&gt;App opened at an address other than the CloudFront one&lt;/td&gt;&lt;td&gt;Use &lt;code&gt;t</w:t>
+      </w:r>
+      <w:r>
+        <w:rPr>
+          <w:rFonts w:ascii="Courier New" w:hAnsi="Courier New" w:cs="Courier New"/>
+        </w:rPr>
+        <w:t>erraform -chdir=infra/terraform output -raw app_url&lt;/code&gt; exactly&lt;/td&gt;&lt;/tr&gt;</w:t>
+      </w:r>
+    </w:p>
+    <w:p>
+      <w:pPr>
+        <w:pStyle w:val="PlainText"/>
+        <w:rPr>
+          <w:rFonts w:ascii="Courier New" w:hAnsi="Courier New" w:cs="Courier New"/>
+        </w:rPr>
+      </w:pPr>
+      <w:r>
+        <w:rPr>
+          <w:rFonts w:ascii="Courier New" w:hAnsi="Courier New" w:cs="Courier New"/>
+        </w:rPr>
+        <w:t xml:space="preserve">            &lt;tr&gt;&lt;td&gt;Terraform: domain already exists&lt;/td&gt;&lt;td&gt;&lt;code&gt;cognito_domain_prefix&lt;/code&gt; taken&lt;/td&gt;&lt;td&gt;Choose another prefix&lt;/td&gt;&lt;/tr&gt;</w:t>
+      </w:r>
+    </w:p>
+    <w:p>
+      <w:pPr>
+        <w:pStyle w:val="PlainText"/>
+        <w:rPr>
+          <w:rFonts w:ascii="Courier New" w:hAnsi="Courier New" w:cs="Courier New"/>
+        </w:rPr>
+      </w:pPr>
+      <w:r>
+        <w:rPr>
+          <w:rFonts w:ascii="Courier New" w:hAnsi="Courier New" w:cs="Courier New"/>
+        </w:rPr>
+        <w:t xml:space="preserve">          &lt;/tbody&gt;</w:t>
+      </w:r>
+    </w:p>
+    <w:p>
+      <w:pPr>
+        <w:pStyle w:val="PlainText"/>
+        <w:rPr>
+          <w:rFonts w:ascii="Courier New" w:hAnsi="Courier New" w:cs="Courier New"/>
+        </w:rPr>
+      </w:pPr>
+      <w:r>
+        <w:rPr>
+          <w:rFonts w:ascii="Courier New" w:hAnsi="Courier New" w:cs="Courier New"/>
+        </w:rPr>
+        <w:t xml:space="preserve">        &lt;/table&gt;</w:t>
       </w:r>
     </w:p>
     <w:p>
@@ -19366,33 +22793,25 @@
           <w:rFonts w:ascii="Courier New" w:hAnsi="Courier New" w:cs="Courier New"/>
         </w:rPr>
       </w:pPr>
-    </w:p>
-    <w:p>
-      <w:pPr>
-        <w:pStyle w:val="PlainText"/>
-        <w:rPr>
-          <w:rFonts w:ascii="Courier New" w:hAnsi="Courier New" w:cs="Courier New"/>
-        </w:rPr>
-      </w:pPr>
-      <w:r>
-        <w:rPr>
-          <w:rFonts w:ascii="Courier New" w:hAnsi="Courier New" w:cs="Courier New"/>
-        </w:rPr>
-        <w:t xml:space="preserve">    &lt;!-- ============================================================ --&gt;</w:t>
-      </w:r>
-    </w:p>
-    <w:p>
-      <w:pPr>
-        <w:pStyle w:val="PlainText"/>
-        <w:rPr>
-          <w:rFonts w:ascii="Courier New" w:hAnsi="Courier New" w:cs="Courier New"/>
-        </w:rPr>
-      </w:pPr>
-      <w:r>
-        <w:rPr>
-          <w:rFonts w:ascii="Courier New" w:hAnsi="Courier New" w:cs="Courier New"/>
-        </w:rPr>
-        <w:t xml:space="preserve">    &lt;section id="costs"&gt;</w:t>
+      <w:r>
+        <w:rPr>
+          <w:rFonts w:ascii="Courier New" w:hAnsi="Courier New" w:cs="Courier New"/>
+        </w:rPr>
+        <w:t xml:space="preserve">  &lt;!-- ============================================================ --&gt;</w:t>
+      </w:r>
+    </w:p>
+    <w:p>
+      <w:pPr>
+        <w:pStyle w:val="PlainText"/>
+        <w:rPr>
+          <w:rFonts w:ascii="Courier New" w:hAnsi="Courier New" w:cs="Courier New"/>
+        </w:rPr>
+      </w:pPr>
+      <w:r>
+        <w:rPr>
+          <w:rFonts w:ascii="Courier New" w:hAnsi="Courier New" w:cs="Courier New"/>
+        </w:rPr>
+        <w:t xml:space="preserve">    &lt;section id="clickops"&gt;</w:t>
       </w:r>
     </w:p>
     <w:p>
@@ -19420,27 +22839,69 @@
         <w:rPr>
           <w:rFonts w:ascii="Courier New" w:hAnsi="Courier New" w:cs="Courier New"/>
         </w:rPr>
-        <w:t xml:space="preserve">        &lt;h2&gt;Costs&lt;/h2&gt;</w:t>
-      </w:r>
-    </w:p>
-    <w:p>
-      <w:pPr>
-        <w:pStyle w:val="PlainText"/>
-        <w:rPr>
-          <w:rFonts w:ascii="Courier New" w:hAnsi="Courier New" w:cs="Courier New"/>
-        </w:rPr>
-      </w:pPr>
-      <w:r>
-        <w:rPr>
-          <w:rFonts w:ascii="Courier New" w:hAnsi="Courier New" w:cs="Courier New"/>
-        </w:rPr>
-        <w:t xml:space="preserve">        &lt;p&gt;Approximate us-east-1 list prices at the time of writing, for a class demo with little traffic. Ch</w:t>
-      </w:r>
-      <w:r>
-        <w:rPr>
-          <w:rFonts w:ascii="Courier New" w:hAnsi="Courier New" w:cs="Courier New"/>
-        </w:rPr>
-        <w:t>eck the AWS Pricing Calculator before you deploy.&lt;/p&gt;</w:t>
+        <w:t xml:space="preserve">        &lt;h2&gt;Appendix: building it by hand in the console&lt;/h2&gt;</w:t>
+      </w:r>
+    </w:p>
+    <w:p>
+      <w:pPr>
+        <w:pStyle w:val="PlainText"/>
+        <w:rPr>
+          <w:rFonts w:ascii="Courier New" w:hAnsi="Courier New" w:cs="Courier New"/>
+        </w:rPr>
+      </w:pPr>
+      <w:r>
+        <w:rPr>
+          <w:rFonts w:ascii="Courier New" w:hAnsi="Courier New" w:cs="Courier New"/>
+        </w:rPr>
+        <w:t xml:space="preserve">        &lt;p&gt;Optional, and not part of the </w:t>
+      </w:r>
+      <w:r>
+        <w:rPr>
+          <w:rFonts w:ascii="Courier New" w:hAnsi="Courier New" w:cs="Courier New"/>
+        </w:rPr>
+        <w:t>four hours. A console screen shows you choices a Terraform file hides. Do it once, on your own time, for the services you want to understand properly.&lt;/p&gt;</w:t>
+      </w:r>
+    </w:p>
+    <w:p>
+      <w:pPr>
+        <w:pStyle w:val="PlainText"/>
+        <w:rPr>
+          <w:rFonts w:ascii="Courier New" w:hAnsi="Courier New" w:cs="Courier New"/>
+        </w:rPr>
+      </w:pPr>
+      <w:r>
+        <w:rPr>
+          <w:rFonts w:ascii="Courier New" w:hAnsi="Courier New" w:cs="Courier New"/>
+        </w:rPr>
+        <w:t xml:space="preserve">        &lt;p&gt;&lt;strong&gt;The full walkthrough is &lt;a href="../infra/clickops.md"&gt;infra/clickops.md&lt;/a&gt;&lt;/strong&gt;,</w:t>
+      </w:r>
+    </w:p>
+    <w:p>
+      <w:pPr>
+        <w:pStyle w:val="PlainText"/>
+        <w:rPr>
+          <w:rFonts w:ascii="Courier New" w:hAnsi="Courier New" w:cs="Courier New"/>
+        </w:rPr>
+      </w:pPr>
+      <w:r>
+        <w:rPr>
+          <w:rFonts w:ascii="Courier New" w:hAnsi="Courier New" w:cs="Courier New"/>
+        </w:rPr>
+        <w:t xml:space="preserve">        twenty numbered steps with every setting and why it is set that way. Expect a day.</w:t>
+      </w:r>
+    </w:p>
+    <w:p>
+      <w:pPr>
+        <w:pStyle w:val="PlainText"/>
+        <w:rPr>
+          <w:rFonts w:ascii="Courier New" w:hAnsi="Courier New" w:cs="Courier New"/>
+        </w:rPr>
+      </w:pPr>
+      <w:r>
+        <w:rPr>
+          <w:rFonts w:ascii="Courier New" w:hAnsi="Courier New" w:cs="Courier New"/>
+        </w:rPr>
+        <w:t xml:space="preserve">        The order is not arbitrary: each step needs something the one before it produced.&lt;/p&gt;</w:t>
       </w:r>
     </w:p>
     <w:p>
@@ -19496,7 +22957,13 @@
         <w:rPr>
           <w:rFonts w:ascii="Courier New" w:hAnsi="Courier New" w:cs="Courier New"/>
         </w:rPr>
-        <w:t xml:space="preserve">          &lt;thead&gt;&lt;tr&gt;&lt;th&gt;Service&lt;/th&gt;&lt;th&gt;What you pay for&lt;/th&gt;&lt;th&gt;If left running a month&lt;/th&gt;&lt;/tr&gt;&lt;/thead&gt;</w:t>
+        <w:t xml:space="preserve">      </w:t>
+      </w:r>
+      <w:r>
+        <w:rPr>
+          <w:rFonts w:ascii="Courier New" w:hAnsi="Courier New" w:cs="Courier New"/>
+        </w:rPr>
+        <w:t xml:space="preserve">    &lt;thead&gt;&lt;tr&gt;&lt;th&gt;Step&lt;/th&gt;&lt;th&gt;What you build&lt;/th&gt;&lt;th&gt;Why in this order&lt;/th&gt;&lt;/tr&gt;&lt;/thead&gt;</w:t>
       </w:r>
     </w:p>
     <w:p>
@@ -19524,123 +22991,152 @@
         <w:rPr>
           <w:rFonts w:ascii="Courier New" w:hAnsi="Courier New" w:cs="Courier New"/>
         </w:rPr>
-        <w:t xml:space="preserve">            &lt;tr&gt;&lt;td&gt;OpenSearch Serverless&lt;/td&gt;&lt;td&gt;Minimum capacity while the collection exists: 0.5 indexing + 0.5 search OCU (OpenSearch Compute Units, the unit it bills in) with standby replicas off, at about $0.24 per OCU-hour&lt;/td&gt;&lt;td class="num"&gt;≈ $175&lt;/td&gt;&lt;/tr&gt;</w:t>
-      </w:r>
-    </w:p>
-    <w:p>
-      <w:pPr>
-        <w:pStyle w:val="PlainText"/>
-        <w:rPr>
-          <w:rFonts w:ascii="Courier New" w:hAnsi="Courier New" w:cs="Courier New"/>
-        </w:rPr>
-      </w:pPr>
-      <w:r>
-        <w:rPr>
-          <w:rFonts w:ascii="Courier New" w:hAnsi="Courier New" w:cs="Courier New"/>
-        </w:rPr>
-        <w:t xml:space="preserve">     </w:t>
-      </w:r>
-      <w:r>
-        <w:rPr>
-          <w:rFonts w:ascii="Courier New" w:hAnsi="Courier New" w:cs="Courier New"/>
-        </w:rPr>
-        <w:t xml:space="preserve">       &lt;tr&gt;&lt;td&gt;VPC interface endpoints&lt;/td&gt;&lt;td&gt;2 endpoints × 2 AZs × about $0.01 an hour, plus data. The OpenSearch Serverless endpoint may add more&lt;/td&gt;&lt;td class="num"&gt;≈ $30&lt;/td&gt;&lt;/tr&gt;</w:t>
-      </w:r>
-    </w:p>
-    <w:p>
-      <w:pPr>
-        <w:pStyle w:val="PlainText"/>
-        <w:rPr>
-          <w:rFonts w:ascii="Courier New" w:hAnsi="Courier New" w:cs="Courier New"/>
-        </w:rPr>
-      </w:pPr>
-      <w:r>
-        <w:rPr>
-          <w:rFonts w:ascii="Courier New" w:hAnsi="Courier New" w:cs="Courier New"/>
-        </w:rPr>
-        <w:t xml:space="preserve">            &lt;tr&gt;&lt;td&gt;AWS WAF&lt;/td&gt;&lt;td&gt;$5 per web ACL + $1 per rule, plus requests&lt;/td&gt;&lt;td class="num"&gt;≈ $8&lt;/td&gt;&lt;/tr&gt;</w:t>
-      </w:r>
-    </w:p>
-    <w:p>
-      <w:pPr>
-        <w:pStyle w:val="PlainText"/>
-        <w:rPr>
-          <w:rFonts w:ascii="Courier New" w:hAnsi="Courier New" w:cs="Courier New"/>
-        </w:rPr>
-      </w:pPr>
-      <w:r>
-        <w:rPr>
-          <w:rFonts w:ascii="Courier New" w:hAnsi="Courier New" w:cs="Courier New"/>
-        </w:rPr>
-        <w:t xml:space="preserve">            &lt;tr&gt;&lt;td&gt;Aurora Serverless v2&lt;/td&gt;&lt;td&gt;Storage while paused; about $0.12 per ACU-hour per instance while active&lt;/td&gt;&lt;td class="num"&gt;$1–$20&lt;/td&gt;&lt;/tr&gt;</w:t>
-      </w:r>
-    </w:p>
-    <w:p>
-      <w:pPr>
-        <w:pStyle w:val="PlainText"/>
-        <w:rPr>
-          <w:rFonts w:ascii="Courier New" w:hAnsi="Courier New" w:cs="Courier New"/>
-        </w:rPr>
-      </w:pPr>
-      <w:r>
-        <w:rPr>
-          <w:rFonts w:ascii="Courier New" w:hAnsi="Courier New" w:cs="Courier New"/>
-        </w:rPr>
-        <w:t xml:space="preserve">            &lt;tr&gt;&lt;td&gt;Secrets Manager&lt;/td&gt;&lt;td&gt;$0.40 per</w:t>
-      </w:r>
-      <w:r>
-        <w:rPr>
-          <w:rFonts w:ascii="Courier New" w:hAnsi="Courier New" w:cs="Courier New"/>
-        </w:rPr>
-        <w:t xml:space="preserve"> secret&lt;/td&gt;&lt;td class="num"&gt;≈ $1&lt;/td&gt;&lt;/tr&gt;</w:t>
-      </w:r>
-    </w:p>
-    <w:p>
-      <w:pPr>
-        <w:pStyle w:val="PlainText"/>
-        <w:rPr>
-          <w:rFonts w:ascii="Courier New" w:hAnsi="Courier New" w:cs="Courier New"/>
-        </w:rPr>
-      </w:pPr>
-      <w:r>
-        <w:rPr>
-          <w:rFonts w:ascii="Courier New" w:hAnsi="Courier New" w:cs="Courier New"/>
-        </w:rPr>
-        <w:t xml:space="preserve">            &lt;tr&gt;&lt;td&gt;Bedrock&lt;/td&gt;&lt;td&gt;Nova Pro, Titan embeddings, guardrail checks. A question is well under a cent&lt;/td&gt;&lt;td class="num"&gt;$1–$5&lt;/td&gt;&lt;/tr&gt;</w:t>
-      </w:r>
-    </w:p>
-    <w:p>
-      <w:pPr>
-        <w:pStyle w:val="PlainText"/>
-        <w:rPr>
-          <w:rFonts w:ascii="Courier New" w:hAnsi="Courier New" w:cs="Courier New"/>
-        </w:rPr>
-      </w:pPr>
-      <w:r>
-        <w:rPr>
-          <w:rFonts w:ascii="Courier New" w:hAnsi="Courier New" w:cs="Courier New"/>
-        </w:rPr>
-        <w:t xml:space="preserve">            &lt;tr&gt;&lt;td&gt;Lambda, API Gateway, CloudFront, S3, Cognito, CloudWatch&lt;/td&gt;&lt;td&gt;Mostly within free tiers at class traffic&lt;/td&gt;&lt;td class="num"&gt;$1–$5&lt;/td&gt;&lt;/tr&gt;</w:t>
-      </w:r>
-    </w:p>
-    <w:p>
-      <w:pPr>
-        <w:pStyle w:val="PlainText"/>
-        <w:rPr>
-          <w:rFonts w:ascii="Courier New" w:hAnsi="Courier New" w:cs="Courier New"/>
-        </w:rPr>
-      </w:pPr>
-      <w:r>
-        <w:rPr>
-          <w:rFonts w:ascii="Courier New" w:hAnsi="Courier New" w:cs="Courier New"/>
-        </w:rPr>
-        <w:t xml:space="preserve">            &lt;tr&gt;&lt;td&gt;&lt;strong&gt;Total&lt;/strong&gt;&lt;/td&gt;&lt;td&gt;About $7–8 a day, most of it OpenSearch Serverless&lt;/td&gt;&lt;td class="num"&gt;&lt;strong&gt;≈ $220–245&lt;/strong&gt;&lt;/td&gt;&lt;/</w:t>
-      </w:r>
-      <w:r>
-        <w:rPr>
-          <w:rFonts w:ascii="Courier New" w:hAnsi="Courier New" w:cs="Courier New"/>
-        </w:rPr>
-        <w:t>tr&gt;</w:t>
+        <w:lastRenderedPageBreak/>
+        <w:t xml:space="preserve">            &lt;tr&gt;&lt;td&gt;3&lt;/td&gt;&lt;td&gt;Turn on the models in Bedrock&lt;/td&gt;&lt;td&gt;Access can take a form submission, so start it before you need it&lt;/td&gt;&lt;/tr&gt;</w:t>
+      </w:r>
+    </w:p>
+    <w:p>
+      <w:pPr>
+        <w:pStyle w:val="PlainText"/>
+        <w:rPr>
+          <w:rFonts w:ascii="Courier New" w:hAnsi="Courier New" w:cs="Courier New"/>
+        </w:rPr>
+      </w:pPr>
+      <w:r>
+        <w:rPr>
+          <w:rFonts w:ascii="Courier New" w:hAnsi="Courier New" w:cs="Courier New"/>
+        </w:rPr>
+        <w:t xml:space="preserve">            &lt;tr&gt;&lt;td&gt;4&lt;/td&gt;&lt;td&gt;The two zip files&lt;/td&gt;&lt;td&gt;The layer and the function code. Lambda cannot be created without them&lt;/td&gt;&lt;/tr&gt;</w:t>
+      </w:r>
+    </w:p>
+    <w:p>
+      <w:pPr>
+        <w:pStyle w:val="PlainText"/>
+        <w:rPr>
+          <w:rFonts w:ascii="Courier New" w:hAnsi="Courier New" w:cs="Courier New"/>
+        </w:rPr>
+      </w:pPr>
+      <w:r>
+        <w:rPr>
+          <w:rFonts w:ascii="Courier New" w:hAnsi="Courier New" w:cs="Courier New"/>
+        </w:rPr>
+        <w:t xml:space="preserve">            &lt;tr&gt;&lt;td&gt;5, 6&lt;/td&gt;&lt;td&gt;The network, and VPC endpoints&lt;/td&gt;&lt;td&gt;Private subnets with no internet route, so the end</w:t>
+      </w:r>
+      <w:r>
+        <w:rPr>
+          <w:rFonts w:ascii="Courier New" w:hAnsi="Courier New" w:cs="Courier New"/>
+        </w:rPr>
+        <w:t>points are how Lambda reaches AWS at all&lt;/td&gt;&lt;/tr&gt;</w:t>
+      </w:r>
+    </w:p>
+    <w:p>
+      <w:pPr>
+        <w:pStyle w:val="PlainText"/>
+        <w:rPr>
+          <w:rFonts w:ascii="Courier New" w:hAnsi="Courier New" w:cs="Courier New"/>
+        </w:rPr>
+      </w:pPr>
+      <w:r>
+        <w:rPr>
+          <w:rFonts w:ascii="Courier New" w:hAnsi="Courier New" w:cs="Courier New"/>
+        </w:rPr>
+        <w:t xml:space="preserve">            &lt;tr&gt;&lt;td&gt;7, 8&lt;/td&gt;&lt;td&gt;Aurora, and the application secret&lt;/td&gt;&lt;td&gt;Two database users: admin for setup, &lt;code&gt;hr_app&lt;/code&gt; for the app&lt;/td&gt;&lt;/tr&gt;</w:t>
+      </w:r>
+    </w:p>
+    <w:p>
+      <w:pPr>
+        <w:pStyle w:val="PlainText"/>
+        <w:rPr>
+          <w:rFonts w:ascii="Courier New" w:hAnsi="Courier New" w:cs="Courier New"/>
+        </w:rPr>
+      </w:pPr>
+      <w:r>
+        <w:rPr>
+          <w:rFonts w:ascii="Courier New" w:hAnsi="Courier New" w:cs="Courier New"/>
+        </w:rPr>
+        <w:t xml:space="preserve">            &lt;tr&gt;&lt;td&gt;9&lt;/td&gt;&lt;td&gt;OpenSearch Serverless&lt;/td&gt;&lt;td&gt;Three policies before the collection: encryption, network, data access&lt;/td&gt;&lt;/tr&gt;</w:t>
+      </w:r>
+    </w:p>
+    <w:p>
+      <w:pPr>
+        <w:pStyle w:val="PlainText"/>
+        <w:rPr>
+          <w:rFonts w:ascii="Courier New" w:hAnsi="Courier New" w:cs="Courier New"/>
+        </w:rPr>
+      </w:pPr>
+      <w:r>
+        <w:rPr>
+          <w:rFonts w:ascii="Courier New" w:hAnsi="Courier New" w:cs="Courier New"/>
+        </w:rPr>
+        <w:t xml:space="preserve">            &lt;tr&gt;&lt;td&gt;10, 11&lt;/td&gt;&lt;td&gt;The buckets, and the guardrail&lt;/td&gt;&lt;td&gt;The guardrail is checked on the question and on the answer&lt;/td&gt;&lt;/tr&gt;</w:t>
+      </w:r>
+    </w:p>
+    <w:p>
+      <w:pPr>
+        <w:pStyle w:val="PlainText"/>
+        <w:rPr>
+          <w:rFonts w:ascii="Courier New" w:hAnsi="Courier New" w:cs="Courier New"/>
+        </w:rPr>
+      </w:pPr>
+      <w:r>
+        <w:rPr>
+          <w:rFonts w:ascii="Courier New" w:hAnsi="Courier New" w:cs="Courier New"/>
+        </w:rPr>
+        <w:t xml:space="preserve">            &lt;tr&gt;&lt;td&gt;12</w:t>
+      </w:r>
+      <w:r>
+        <w:rPr>
+          <w:rFonts w:ascii="Courier New" w:hAnsi="Courier New" w:cs="Courier New"/>
+        </w:rPr>
+        <w:t>, 13&lt;/td&gt;&lt;td&gt;IAM roles, then the four functions&lt;/td&gt;&lt;td&gt;One role per function, so the chat function cannot write the index&lt;/td&gt;&lt;/tr&gt;</w:t>
+      </w:r>
+    </w:p>
+    <w:p>
+      <w:pPr>
+        <w:pStyle w:val="PlainText"/>
+        <w:rPr>
+          <w:rFonts w:ascii="Courier New" w:hAnsi="Courier New" w:cs="Courier New"/>
+        </w:rPr>
+      </w:pPr>
+      <w:r>
+        <w:rPr>
+          <w:rFonts w:ascii="Courier New" w:hAnsi="Courier New" w:cs="Courier New"/>
+        </w:rPr>
+        <w:t xml:space="preserve">            &lt;tr&gt;&lt;td&gt;14, 15&lt;/td&gt;&lt;td&gt;Create the database, load the documents&lt;/td&gt;&lt;td&gt;Upload the documents first and &lt;code&gt;manifest.json&lt;/code&gt; last: that upload is the trigger&lt;/td&gt;&lt;/tr&gt;</w:t>
+      </w:r>
+    </w:p>
+    <w:p>
+      <w:pPr>
+        <w:pStyle w:val="PlainText"/>
+        <w:rPr>
+          <w:rFonts w:ascii="Courier New" w:hAnsi="Courier New" w:cs="Courier New"/>
+        </w:rPr>
+      </w:pPr>
+      <w:r>
+        <w:rPr>
+          <w:rFonts w:ascii="Courier New" w:hAnsi="Courier New" w:cs="Courier New"/>
+        </w:rPr>
+        <w:t xml:space="preserve">            &lt;tr&gt;&lt;td&gt;16, 17&lt;/td&gt;&lt;td&gt;Cognito, then the API&lt;/td&gt;&lt;td&gt;The API needs the user pool to validate a token against&lt;/td&gt;&lt;/tr&gt;</w:t>
+      </w:r>
+    </w:p>
+    <w:p>
+      <w:pPr>
+        <w:pStyle w:val="PlainText"/>
+        <w:rPr>
+          <w:rFonts w:ascii="Courier New" w:hAnsi="Courier New" w:cs="Courier New"/>
+        </w:rPr>
+      </w:pPr>
+      <w:r>
+        <w:rPr>
+          <w:rFonts w:ascii="Courier New" w:hAnsi="Courier New" w:cs="Courier New"/>
+        </w:rPr>
+        <w:t xml:space="preserve">            &lt;tr&gt;&lt;td&gt;18, 19&lt;/td&gt;&lt;td&gt;CloudFront and WAF, your doma</w:t>
+      </w:r>
+      <w:r>
+        <w:rPr>
+          <w:rFonts w:ascii="Courier New" w:hAnsi="Courier New" w:cs="Courier New"/>
+        </w:rPr>
+        <w:t>in&lt;/td&gt;&lt;td&gt;WAF for CloudFront must live in us-east-1&lt;/td&gt;&lt;/tr&gt;</w:t>
       </w:r>
     </w:p>
     <w:p>
@@ -19696,3434 +23192,6 @@
         <w:rPr>
           <w:rFonts w:ascii="Courier New" w:hAnsi="Courier New" w:cs="Courier New"/>
         </w:rPr>
-        <w:lastRenderedPageBreak/>
-        <w:t xml:space="preserve">      &lt;div class="callout warn"&gt;</w:t>
-      </w:r>
-    </w:p>
-    <w:p>
-      <w:pPr>
-        <w:pStyle w:val="PlainText"/>
-        <w:rPr>
-          <w:rFonts w:ascii="Courier New" w:hAnsi="Courier New" w:cs="Courier New"/>
-        </w:rPr>
-      </w:pPr>
-      <w:r>
-        <w:rPr>
-          <w:rFonts w:ascii="Courier New" w:hAnsi="Courier New" w:cs="Courier New"/>
-        </w:rPr>
-        <w:t xml:space="preserve">        &lt;span class="label"&gt;The $25–$100 a month target&lt;/span&gt;</w:t>
-      </w:r>
-    </w:p>
-    <w:p>
-      <w:pPr>
-        <w:pStyle w:val="PlainText"/>
-        <w:rPr>
-          <w:rFonts w:ascii="Courier New" w:hAnsi="Courier New" w:cs="Courier New"/>
-        </w:rPr>
-      </w:pPr>
-      <w:r>
-        <w:rPr>
-          <w:rFonts w:ascii="Courier New" w:hAnsi="Courier New" w:cs="Courier New"/>
-        </w:rPr>
-        <w:t xml:space="preserve">        &lt;p&gt;This architecture meets it only if you &lt;strong&gt;destroy it between sessions&lt;/strong&gt;: about 10 running days a month. Terraform makes that practical: apply takes 30 minutes, destroy about 20. To run it longer for less, replace OpenSearch Serverless with an OpenSearch Service domain on a small instance, or with pgvector in the Aurora database you alread</w:t>
-      </w:r>
-      <w:r>
-        <w:rPr>
-          <w:rFonts w:ascii="Courier New" w:hAnsi="Courier New" w:cs="Courier New"/>
-        </w:rPr>
-        <w:t>y have. Both change &lt;code&gt;search_index.py&lt;/code&gt; and &lt;code&gt;opensearch.tf&lt;/code&gt; only.&lt;/p&gt;</w:t>
-      </w:r>
-    </w:p>
-    <w:p>
-      <w:pPr>
-        <w:pStyle w:val="PlainText"/>
-        <w:rPr>
-          <w:rFonts w:ascii="Courier New" w:hAnsi="Courier New" w:cs="Courier New"/>
-        </w:rPr>
-      </w:pPr>
-      <w:r>
-        <w:rPr>
-          <w:rFonts w:ascii="Courier New" w:hAnsi="Courier New" w:cs="Courier New"/>
-        </w:rPr>
-        <w:t xml:space="preserve">      &lt;/div&gt;</w:t>
-      </w:r>
-    </w:p>
-    <w:p>
-      <w:pPr>
-        <w:pStyle w:val="PlainText"/>
-        <w:rPr>
-          <w:rFonts w:ascii="Courier New" w:hAnsi="Courier New" w:cs="Courier New"/>
-        </w:rPr>
-      </w:pPr>
-      <w:r>
-        <w:rPr>
-          <w:rFonts w:ascii="Courier New" w:hAnsi="Courier New" w:cs="Courier New"/>
-        </w:rPr>
-        <w:t xml:space="preserve">    &lt;/section&gt;</w:t>
-      </w:r>
-    </w:p>
-    <w:p>
-      <w:pPr>
-        <w:pStyle w:val="PlainText"/>
-        <w:rPr>
-          <w:rFonts w:ascii="Courier New" w:hAnsi="Courier New" w:cs="Courier New"/>
-        </w:rPr>
-      </w:pPr>
-    </w:p>
-    <w:p>
-      <w:pPr>
-        <w:pStyle w:val="PlainText"/>
-        <w:rPr>
-          <w:rFonts w:ascii="Courier New" w:hAnsi="Courier New" w:cs="Courier New"/>
-        </w:rPr>
-      </w:pPr>
-      <w:r>
-        <w:rPr>
-          <w:rFonts w:ascii="Courier New" w:hAnsi="Courier New" w:cs="Courier New"/>
-        </w:rPr>
-        <w:t xml:space="preserve">    &lt;!-- ============================================================ --&gt;</w:t>
-      </w:r>
-    </w:p>
-    <w:p>
-      <w:pPr>
-        <w:pStyle w:val="PlainText"/>
-        <w:rPr>
-          <w:rFonts w:ascii="Courier New" w:hAnsi="Courier New" w:cs="Courier New"/>
-        </w:rPr>
-      </w:pPr>
-      <w:r>
-        <w:rPr>
-          <w:rFonts w:ascii="Courier New" w:hAnsi="Courier New" w:cs="Courier New"/>
-        </w:rPr>
-        <w:t xml:space="preserve">    &lt;section id="teardown"&gt;</w:t>
-      </w:r>
-    </w:p>
-    <w:p>
-      <w:pPr>
-        <w:pStyle w:val="PlainText"/>
-        <w:rPr>
-          <w:rFonts w:ascii="Courier New" w:hAnsi="Courier New" w:cs="Courier New"/>
-        </w:rPr>
-      </w:pPr>
-      <w:r>
-        <w:rPr>
-          <w:rFonts w:ascii="Courier New" w:hAnsi="Courier New" w:cs="Courier New"/>
-        </w:rPr>
-        <w:t xml:space="preserve">      &lt;div class="prose"&gt;</w:t>
-      </w:r>
-    </w:p>
-    <w:p>
-      <w:pPr>
-        <w:pStyle w:val="PlainText"/>
-        <w:rPr>
-          <w:rFonts w:ascii="Courier New" w:hAnsi="Courier New" w:cs="Courier New"/>
-        </w:rPr>
-      </w:pPr>
-      <w:r>
-        <w:rPr>
-          <w:rFonts w:ascii="Courier New" w:hAnsi="Courier New" w:cs="Courier New"/>
-        </w:rPr>
-        <w:t xml:space="preserve">        &lt;h2&gt;Tear down&lt;/h2&gt;</w:t>
-      </w:r>
-    </w:p>
-    <w:p>
-      <w:pPr>
-        <w:pStyle w:val="PlainText"/>
-        <w:rPr>
-          <w:rFonts w:ascii="Courier New" w:hAnsi="Courier New" w:cs="Courier New"/>
-        </w:rPr>
-      </w:pPr>
-      <w:r>
-        <w:rPr>
-          <w:rFonts w:ascii="Courier New" w:hAnsi="Courier New" w:cs="Courier New"/>
-        </w:rPr>
-        <w:t xml:space="preserve">        &lt;pre&gt;&lt;code&gt;terraform -chdir=infra/terraform destroy&lt;/code&gt;&lt;/pre&gt;</w:t>
-      </w:r>
-    </w:p>
-    <w:p>
-      <w:pPr>
-        <w:pStyle w:val="PlainText"/>
-        <w:rPr>
-          <w:rFonts w:ascii="Courier New" w:hAnsi="Courier New" w:cs="Courier New"/>
-        </w:rPr>
-      </w:pPr>
-      <w:r>
-        <w:rPr>
-          <w:rFonts w:ascii="Courier New" w:hAnsi="Courier New" w:cs="Courier New"/>
-        </w:rPr>
-        <w:t xml:space="preserve">        &lt;p&gt;About &lt;strong&gt;20 minutes&lt;/strong&gt;, against 8 to create. Start it and go and do</w:t>
-      </w:r>
-    </w:p>
-    <w:p>
-      <w:pPr>
-        <w:pStyle w:val="PlainText"/>
-        <w:rPr>
-          <w:rFonts w:ascii="Courier New" w:hAnsi="Courier New" w:cs="Courier New"/>
-        </w:rPr>
-      </w:pPr>
-      <w:r>
-        <w:rPr>
-          <w:rFonts w:ascii="Courier New" w:hAnsi="Courier New" w:cs="Courier New"/>
-        </w:rPr>
-        <w:t xml:space="preserve">        something else.&lt;/p&gt;</w:t>
-      </w:r>
-    </w:p>
-    <w:p>
-      <w:pPr>
-        <w:pStyle w:val="PlainText"/>
-        <w:rPr>
-          <w:rFonts w:ascii="Courier New" w:hAnsi="Courier New" w:cs="Courier New"/>
-        </w:rPr>
-      </w:pPr>
-      <w:r>
-        <w:rPr>
-          <w:rFonts w:ascii="Courier New" w:hAnsi="Courier New" w:cs="Courier New"/>
-        </w:rPr>
-        <w:t xml:space="preserve">        &lt;ul&gt;</w:t>
-      </w:r>
-    </w:p>
-    <w:p>
-      <w:pPr>
-        <w:pStyle w:val="PlainText"/>
-        <w:rPr>
-          <w:rFonts w:ascii="Courier New" w:hAnsi="Courier New" w:cs="Courier New"/>
-        </w:rPr>
-      </w:pPr>
-      <w:r>
-        <w:rPr>
-          <w:rFonts w:ascii="Courier New" w:hAnsi="Courier New" w:cs="Courier New"/>
-        </w:rPr>
-        <w:t xml:space="preserve">          &lt;li&gt;It looks stuck for t</w:t>
-      </w:r>
-      <w:r>
-        <w:rPr>
-          <w:rFonts w:ascii="Courier New" w:hAnsi="Courier New" w:cs="Courier New"/>
-        </w:rPr>
-        <w:t>he last ten minutes and is not. Lambda functions in a VPC</w:t>
-      </w:r>
-    </w:p>
-    <w:p>
-      <w:pPr>
-        <w:pStyle w:val="PlainText"/>
-        <w:rPr>
-          <w:rFonts w:ascii="Courier New" w:hAnsi="Courier New" w:cs="Courier New"/>
-        </w:rPr>
-      </w:pPr>
-      <w:r>
-        <w:rPr>
-          <w:rFonts w:ascii="Courier New" w:hAnsi="Courier New" w:cs="Courier New"/>
-        </w:rPr>
-        <w:t xml:space="preserve">          hold network interfaces, AWS releases those on its own schedule, and the security</w:t>
-      </w:r>
-    </w:p>
-    <w:p>
-      <w:pPr>
-        <w:pStyle w:val="PlainText"/>
-        <w:rPr>
-          <w:rFonts w:ascii="Courier New" w:hAnsi="Courier New" w:cs="Courier New"/>
-        </w:rPr>
-      </w:pPr>
-      <w:r>
-        <w:rPr>
-          <w:rFonts w:ascii="Courier New" w:hAnsi="Courier New" w:cs="Courier New"/>
-        </w:rPr>
-        <w:t xml:space="preserve">          group and subnets cannot be deleted until it does. Leave it running.&lt;/li&gt;</w:t>
-      </w:r>
-    </w:p>
-    <w:p>
-      <w:pPr>
-        <w:pStyle w:val="PlainText"/>
-        <w:rPr>
-          <w:rFonts w:ascii="Courier New" w:hAnsi="Courier New" w:cs="Courier New"/>
-        </w:rPr>
-      </w:pPr>
-      <w:r>
-        <w:rPr>
-          <w:rFonts w:ascii="Courier New" w:hAnsi="Courier New" w:cs="Courier New"/>
-        </w:rPr>
-        <w:t xml:space="preserve">          &lt;li&gt;Check it is gone with &lt;code&gt;aws lambda list-functions&lt;/code&gt;,</w:t>
-      </w:r>
-    </w:p>
-    <w:p>
-      <w:pPr>
-        <w:pStyle w:val="PlainText"/>
-        <w:rPr>
-          <w:rFonts w:ascii="Courier New" w:hAnsi="Courier New" w:cs="Courier New"/>
-        </w:rPr>
-      </w:pPr>
-      <w:r>
-        <w:rPr>
-          <w:rFonts w:ascii="Courier New" w:hAnsi="Courier New" w:cs="Courier New"/>
-        </w:rPr>
-        <w:t xml:space="preserve">          &lt;code&gt;aws rds describe-db-clusters&lt;/code&gt;,</w:t>
-      </w:r>
-    </w:p>
-    <w:p>
-      <w:pPr>
-        <w:pStyle w:val="PlainText"/>
-        <w:rPr>
-          <w:rFonts w:ascii="Courier New" w:hAnsi="Courier New" w:cs="Courier New"/>
-        </w:rPr>
-      </w:pPr>
-      <w:r>
-        <w:rPr>
-          <w:rFonts w:ascii="Courier New" w:hAnsi="Courier New" w:cs="Courier New"/>
-        </w:rPr>
-        <w:t xml:space="preserve">          &lt;code&gt;aws opensearchserverless list-collections&lt;/code&gt; and</w:t>
-      </w:r>
-    </w:p>
-    <w:p>
-      <w:pPr>
-        <w:pStyle w:val="PlainText"/>
-        <w:rPr>
-          <w:rFonts w:ascii="Courier New" w:hAnsi="Courier New" w:cs="Courier New"/>
-        </w:rPr>
-      </w:pPr>
-      <w:r>
-        <w:rPr>
-          <w:rFonts w:ascii="Courier New" w:hAnsi="Courier New" w:cs="Courier New"/>
-        </w:rPr>
-        <w:t xml:space="preserve">          &lt;code&gt;aws s3api list-buckets&lt;/code&gt;. Expect &lt;code&gt;0&lt;/code&gt; from each.&lt;</w:t>
-      </w:r>
-      <w:r>
-        <w:rPr>
-          <w:rFonts w:ascii="Courier New" w:hAnsi="Courier New" w:cs="Courier New"/>
-        </w:rPr>
-        <w:t>/li&gt;</w:t>
-      </w:r>
-    </w:p>
-    <w:p>
-      <w:pPr>
-        <w:pStyle w:val="PlainText"/>
-        <w:rPr>
-          <w:rFonts w:ascii="Courier New" w:hAnsi="Courier New" w:cs="Courier New"/>
-        </w:rPr>
-      </w:pPr>
-      <w:r>
-        <w:rPr>
-          <w:rFonts w:ascii="Courier New" w:hAnsi="Courier New" w:cs="Courier New"/>
-        </w:rPr>
-        <w:t xml:space="preserve">          &lt;li&gt;Terraform state still holds the &lt;code&gt;hr_app&lt;/code&gt; password until you delete</w:t>
-      </w:r>
-    </w:p>
-    <w:p>
-      <w:pPr>
-        <w:pStyle w:val="PlainText"/>
-        <w:rPr>
-          <w:rFonts w:ascii="Courier New" w:hAnsi="Courier New" w:cs="Courier New"/>
-        </w:rPr>
-      </w:pPr>
-      <w:r>
-        <w:rPr>
-          <w:rFonts w:ascii="Courier New" w:hAnsi="Courier New" w:cs="Courier New"/>
-        </w:rPr>
-        <w:t xml:space="preserve">          &lt;code&gt;terraform.tfstate&lt;/code&gt;. In a team, state lives in an encrypted S3 bucket.&lt;/li&gt;</w:t>
-      </w:r>
-    </w:p>
-    <w:p>
-      <w:pPr>
-        <w:pStyle w:val="PlainText"/>
-        <w:rPr>
-          <w:rFonts w:ascii="Courier New" w:hAnsi="Courier New" w:cs="Courier New"/>
-        </w:rPr>
-      </w:pPr>
-      <w:r>
-        <w:rPr>
-          <w:rFonts w:ascii="Courier New" w:hAnsi="Courier New" w:cs="Courier New"/>
-        </w:rPr>
-        <w:t xml:space="preserve">        &lt;/ul&gt;</w:t>
-      </w:r>
-    </w:p>
-    <w:p>
-      <w:pPr>
-        <w:pStyle w:val="PlainText"/>
-        <w:rPr>
-          <w:rFonts w:ascii="Courier New" w:hAnsi="Courier New" w:cs="Courier New"/>
-        </w:rPr>
-      </w:pPr>
-      <w:r>
-        <w:rPr>
-          <w:rFonts w:ascii="Courier New" w:hAnsi="Courier New" w:cs="Courier New"/>
-        </w:rPr>
-        <w:t xml:space="preserve">      &lt;/div&gt;</w:t>
-      </w:r>
-    </w:p>
-    <w:p>
-      <w:pPr>
-        <w:pStyle w:val="PlainText"/>
-        <w:rPr>
-          <w:rFonts w:ascii="Courier New" w:hAnsi="Courier New" w:cs="Courier New"/>
-        </w:rPr>
-      </w:pPr>
-      <w:r>
-        <w:rPr>
-          <w:rFonts w:ascii="Courier New" w:hAnsi="Courier New" w:cs="Courier New"/>
-        </w:rPr>
-        <w:t xml:space="preserve">    &lt;/section&gt;</w:t>
-      </w:r>
-    </w:p>
-    <w:p>
-      <w:pPr>
-        <w:pStyle w:val="PlainText"/>
-        <w:rPr>
-          <w:rFonts w:ascii="Courier New" w:hAnsi="Courier New" w:cs="Courier New"/>
-        </w:rPr>
-      </w:pPr>
-      <w:r>
-        <w:rPr>
-          <w:rFonts w:ascii="Courier New" w:hAnsi="Courier New" w:cs="Courier New"/>
-        </w:rPr>
-        <w:t xml:space="preserve">    &lt;!-- ============================================================ --&gt;</w:t>
-      </w:r>
-    </w:p>
-    <w:p>
-      <w:pPr>
-        <w:pStyle w:val="PlainText"/>
-        <w:rPr>
-          <w:rFonts w:ascii="Courier New" w:hAnsi="Courier New" w:cs="Courier New"/>
-        </w:rPr>
-      </w:pPr>
-      <w:r>
-        <w:rPr>
-          <w:rFonts w:ascii="Courier New" w:hAnsi="Courier New" w:cs="Courier New"/>
-        </w:rPr>
-        <w:t xml:space="preserve">    &lt;section id="goodtoknow"&gt;</w:t>
-      </w:r>
-    </w:p>
-    <w:p>
-      <w:pPr>
-        <w:pStyle w:val="PlainText"/>
-        <w:rPr>
-          <w:rFonts w:ascii="Courier New" w:hAnsi="Courier New" w:cs="Courier New"/>
-        </w:rPr>
-      </w:pPr>
-      <w:r>
-        <w:rPr>
-          <w:rFonts w:ascii="Courier New" w:hAnsi="Courier New" w:cs="Courier New"/>
-        </w:rPr>
-        <w:t xml:space="preserve">      &lt;div class="prose"&gt;</w:t>
-      </w:r>
-    </w:p>
-    <w:p>
-      <w:pPr>
-        <w:pStyle w:val="PlainText"/>
-        <w:rPr>
-          <w:rFonts w:ascii="Courier New" w:hAnsi="Courier New" w:cs="Courier New"/>
-        </w:rPr>
-      </w:pPr>
-      <w:r>
-        <w:rPr>
-          <w:rFonts w:ascii="Courier New" w:hAnsi="Courier New" w:cs="Courier New"/>
-        </w:rPr>
-        <w:t xml:space="preserve">        &lt;h2&gt;Good to know&lt;/h2&gt;</w:t>
-      </w:r>
-    </w:p>
-    <w:p>
-      <w:pPr>
-        <w:pStyle w:val="PlainText"/>
-        <w:rPr>
-          <w:rFonts w:ascii="Courier New" w:hAnsi="Courier New" w:cs="Courier New"/>
-        </w:rPr>
-      </w:pPr>
-      <w:r>
-        <w:rPr>
-          <w:rFonts w:ascii="Courier New" w:hAnsi="Courier New" w:cs="Courier New"/>
-        </w:rPr>
-        <w:t xml:space="preserve">        &lt;p&gt;This project makes one choice at every step. Here are the choices that existed,</w:t>
-      </w:r>
-    </w:p>
-    <w:p>
-      <w:pPr>
-        <w:pStyle w:val="PlainText"/>
-        <w:rPr>
-          <w:rFonts w:ascii="Courier New" w:hAnsi="Courier New" w:cs="Courier New"/>
-        </w:rPr>
-      </w:pPr>
-      <w:r>
-        <w:rPr>
-          <w:rFonts w:ascii="Courier New" w:hAnsi="Courier New" w:cs="Courier New"/>
-        </w:rPr>
-        <w:t xml:space="preserve">        and what actually</w:t>
-      </w:r>
-      <w:r>
-        <w:rPr>
-          <w:rFonts w:ascii="Courier New" w:hAnsi="Courier New" w:cs="Courier New"/>
-        </w:rPr>
-        <w:t xml:space="preserve"> decides them, because the next system you work on will be</w:t>
-      </w:r>
-    </w:p>
-    <w:p>
-      <w:pPr>
-        <w:pStyle w:val="PlainText"/>
-        <w:rPr>
-          <w:rFonts w:ascii="Courier New" w:hAnsi="Courier New" w:cs="Courier New"/>
-        </w:rPr>
-      </w:pPr>
-      <w:r>
-        <w:rPr>
-          <w:rFonts w:ascii="Courier New" w:hAnsi="Courier New" w:cs="Courier New"/>
-        </w:rPr>
-        <w:t xml:space="preserve">        different.&lt;/p&gt;</w:t>
-      </w:r>
-    </w:p>
-    <w:p>
-      <w:pPr>
-        <w:pStyle w:val="PlainText"/>
-        <w:rPr>
-          <w:rFonts w:ascii="Courier New" w:hAnsi="Courier New" w:cs="Courier New"/>
-        </w:rPr>
-      </w:pPr>
-      <w:r>
-        <w:rPr>
-          <w:rFonts w:ascii="Courier New" w:hAnsi="Courier New" w:cs="Courier New"/>
-        </w:rPr>
-        <w:t xml:space="preserve">        &lt;p&gt;The full version of these notes is</w:t>
-      </w:r>
-    </w:p>
-    <w:p>
-      <w:pPr>
-        <w:pStyle w:val="PlainText"/>
-        <w:rPr>
-          <w:rFonts w:ascii="Courier New" w:hAnsi="Courier New" w:cs="Courier New"/>
-        </w:rPr>
-      </w:pPr>
-      <w:r>
-        <w:rPr>
-          <w:rFonts w:ascii="Courier New" w:hAnsi="Courier New" w:cs="Courier New"/>
-        </w:rPr>
-        <w:t xml:space="preserve">        &lt;a href="../docs/llmops-notes.md"&gt;&lt;code&gt;docs/llmops-notes.md&lt;/code&gt;&lt;/a&gt; in the</w:t>
-      </w:r>
-    </w:p>
-    <w:p>
-      <w:pPr>
-        <w:pStyle w:val="PlainText"/>
-        <w:rPr>
-          <w:rFonts w:ascii="Courier New" w:hAnsi="Courier New" w:cs="Courier New"/>
-        </w:rPr>
-      </w:pPr>
-      <w:r>
-        <w:rPr>
-          <w:rFonts w:ascii="Courier New" w:hAnsi="Courier New" w:cs="Courier New"/>
-        </w:rPr>
-        <w:t xml:space="preserve">        repository.&lt;/p&gt;</w:t>
-      </w:r>
-    </w:p>
-    <w:p>
-      <w:pPr>
-        <w:pStyle w:val="PlainText"/>
-        <w:rPr>
-          <w:rFonts w:ascii="Courier New" w:hAnsi="Courier New" w:cs="Courier New"/>
-        </w:rPr>
-      </w:pPr>
-    </w:p>
-    <w:p>
-      <w:pPr>
-        <w:pStyle w:val="PlainText"/>
-        <w:rPr>
-          <w:rFonts w:ascii="Courier New" w:hAnsi="Courier New" w:cs="Courier New"/>
-        </w:rPr>
-      </w:pPr>
-      <w:r>
-        <w:rPr>
-          <w:rFonts w:ascii="Courier New" w:hAnsi="Courier New" w:cs="Courier New"/>
-        </w:rPr>
-        <w:lastRenderedPageBreak/>
-        <w:t xml:space="preserve">        &lt;h3&gt;Where the data comes from&lt;/h3&gt;</w:t>
-      </w:r>
-    </w:p>
-    <w:p>
-      <w:pPr>
-        <w:pStyle w:val="PlainText"/>
-        <w:rPr>
-          <w:rFonts w:ascii="Courier New" w:hAnsi="Courier New" w:cs="Courier New"/>
-        </w:rPr>
-      </w:pPr>
-      <w:r>
-        <w:rPr>
-          <w:rFonts w:ascii="Courier New" w:hAnsi="Courier New" w:cs="Courier New"/>
-        </w:rPr>
-        <w:t xml:space="preserve">        &lt;p&gt;Before any of the rest matters: who owns these documents, where do they live now,</w:t>
-      </w:r>
-    </w:p>
-    <w:p>
-      <w:pPr>
-        <w:pStyle w:val="PlainText"/>
-        <w:rPr>
-          <w:rFonts w:ascii="Courier New" w:hAnsi="Courier New" w:cs="Courier New"/>
-        </w:rPr>
-      </w:pPr>
-      <w:r>
-        <w:rPr>
-          <w:rFonts w:ascii="Courier New" w:hAnsi="Courier New" w:cs="Courier New"/>
-        </w:rPr>
-        <w:t xml:space="preserve">        how do you find out one changed, and what happens when one is withdrawn. If any of it</w:t>
-      </w:r>
-    </w:p>
-    <w:p>
-      <w:pPr>
-        <w:pStyle w:val="PlainText"/>
-        <w:rPr>
-          <w:rFonts w:ascii="Courier New" w:hAnsi="Courier New" w:cs="Courier New"/>
-        </w:rPr>
-      </w:pPr>
-      <w:r>
-        <w:rPr>
-          <w:rFonts w:ascii="Courier New" w:hAnsi="Courier New" w:cs="Courier New"/>
-        </w:rPr>
-        <w:t xml:space="preserve">        is restricted, permissions have to</w:t>
-      </w:r>
-      <w:r>
-        <w:rPr>
-          <w:rFonts w:ascii="Courier New" w:hAnsi="Courier New" w:cs="Courier New"/>
-        </w:rPr>
-        <w:t xml:space="preserve"> be part of the pipeline from the start. They cannot</w:t>
-      </w:r>
-    </w:p>
-    <w:p>
-      <w:pPr>
-        <w:pStyle w:val="PlainText"/>
-        <w:rPr>
-          <w:rFonts w:ascii="Courier New" w:hAnsi="Courier New" w:cs="Courier New"/>
-        </w:rPr>
-      </w:pPr>
-      <w:r>
-        <w:rPr>
-          <w:rFonts w:ascii="Courier New" w:hAnsi="Courier New" w:cs="Courier New"/>
-        </w:rPr>
-        <w:t xml:space="preserve">        be added later without rebuilding the index.&lt;/p&gt;</w:t>
-      </w:r>
-    </w:p>
-    <w:p>
-      <w:pPr>
-        <w:pStyle w:val="PlainText"/>
-        <w:rPr>
-          <w:rFonts w:ascii="Courier New" w:hAnsi="Courier New" w:cs="Courier New"/>
-        </w:rPr>
-      </w:pPr>
-      <w:r>
-        <w:rPr>
-          <w:rFonts w:ascii="Courier New" w:hAnsi="Courier New" w:cs="Courier New"/>
-        </w:rPr>
-        <w:t xml:space="preserve">        &lt;p&gt;Here, S3 is the source of truth and &lt;code&gt;manifest.json&lt;/code&gt; is the index of</w:t>
-      </w:r>
-    </w:p>
-    <w:p>
-      <w:pPr>
-        <w:pStyle w:val="PlainText"/>
-        <w:rPr>
-          <w:rFonts w:ascii="Courier New" w:hAnsi="Courier New" w:cs="Courier New"/>
-        </w:rPr>
-      </w:pPr>
-      <w:r>
-        <w:rPr>
-          <w:rFonts w:ascii="Courier New" w:hAnsi="Courier New" w:cs="Courier New"/>
-        </w:rPr>
-        <w:t xml:space="preserve">        record. A full rebuild of 50 documents takes 78 seconds, which is why there is no</w:t>
-      </w:r>
-    </w:p>
-    <w:p>
-      <w:pPr>
-        <w:pStyle w:val="PlainText"/>
-        <w:rPr>
-          <w:rFonts w:ascii="Courier New" w:hAnsi="Courier New" w:cs="Courier New"/>
-        </w:rPr>
-      </w:pPr>
-      <w:r>
-        <w:rPr>
-          <w:rFonts w:ascii="Courier New" w:hAnsi="Courier New" w:cs="Courier New"/>
-        </w:rPr>
-        <w:t xml:space="preserve">        incremental update: it would be complexity with no payoff. At a hundred thousand</w:t>
-      </w:r>
-    </w:p>
-    <w:p>
-      <w:pPr>
-        <w:pStyle w:val="PlainText"/>
-        <w:rPr>
-          <w:rFonts w:ascii="Courier New" w:hAnsi="Courier New" w:cs="Courier New"/>
-        </w:rPr>
-      </w:pPr>
-      <w:r>
-        <w:rPr>
-          <w:rFonts w:ascii="Courier New" w:hAnsi="Courier New" w:cs="Courier New"/>
-        </w:rPr>
-        <w:t xml:space="preserve">        documents that flips.&lt;/p&gt;</w:t>
-      </w:r>
-    </w:p>
-    <w:p>
-      <w:pPr>
-        <w:pStyle w:val="PlainText"/>
-        <w:rPr>
-          <w:rFonts w:ascii="Courier New" w:hAnsi="Courier New" w:cs="Courier New"/>
-        </w:rPr>
-      </w:pPr>
-    </w:p>
-    <w:p>
-      <w:pPr>
-        <w:pStyle w:val="PlainText"/>
-        <w:rPr>
-          <w:rFonts w:ascii="Courier New" w:hAnsi="Courier New" w:cs="Courier New"/>
-        </w:rPr>
-      </w:pPr>
-      <w:r>
-        <w:rPr>
-          <w:rFonts w:ascii="Courier New" w:hAnsi="Courier New" w:cs="Courier New"/>
-        </w:rPr>
-        <w:t xml:space="preserve">        &lt;h3&gt;Loading and parsing&lt;/h3&gt;</w:t>
-      </w:r>
-    </w:p>
-    <w:p>
-      <w:pPr>
-        <w:pStyle w:val="PlainText"/>
-        <w:rPr>
-          <w:rFonts w:ascii="Courier New" w:hAnsi="Courier New" w:cs="Courier New"/>
-        </w:rPr>
-      </w:pPr>
-      <w:r>
-        <w:rPr>
-          <w:rFonts w:ascii="Courier New" w:hAnsi="Courier New" w:cs="Courier New"/>
-        </w:rPr>
-        <w:t xml:space="preserve">        &lt;p&gt;Budget more time for this than feels reasonable. I</w:t>
-      </w:r>
-      <w:r>
-        <w:rPr>
-          <w:rFonts w:ascii="Courier New" w:hAnsi="Courier New" w:cs="Courier New"/>
-        </w:rPr>
-        <w:t>t is the least interesting stage</w:t>
-      </w:r>
-    </w:p>
-    <w:p>
-      <w:pPr>
-        <w:pStyle w:val="PlainText"/>
-        <w:rPr>
-          <w:rFonts w:ascii="Courier New" w:hAnsi="Courier New" w:cs="Courier New"/>
-        </w:rPr>
-      </w:pPr>
-      <w:r>
-        <w:rPr>
-          <w:rFonts w:ascii="Courier New" w:hAnsi="Courier New" w:cs="Courier New"/>
-        </w:rPr>
-        <w:t xml:space="preserve">        and the one that decides whether an answer is possible at all.&lt;/p&gt;</w:t>
-      </w:r>
-    </w:p>
-    <w:p>
-      <w:pPr>
-        <w:pStyle w:val="PlainText"/>
-        <w:rPr>
-          <w:rFonts w:ascii="Courier New" w:hAnsi="Courier New" w:cs="Courier New"/>
-        </w:rPr>
-      </w:pPr>
-      <w:r>
-        <w:rPr>
-          <w:rFonts w:ascii="Courier New" w:hAnsi="Courier New" w:cs="Courier New"/>
-        </w:rPr>
-        <w:t xml:space="preserve">      &lt;/div&gt;</w:t>
-      </w:r>
-    </w:p>
-    <w:p>
-      <w:pPr>
-        <w:pStyle w:val="PlainText"/>
-        <w:rPr>
-          <w:rFonts w:ascii="Courier New" w:hAnsi="Courier New" w:cs="Courier New"/>
-        </w:rPr>
-      </w:pPr>
-      <w:r>
-        <w:rPr>
-          <w:rFonts w:ascii="Courier New" w:hAnsi="Courier New" w:cs="Courier New"/>
-        </w:rPr>
-        <w:t xml:space="preserve">      &lt;div class="table-wrap"&gt;</w:t>
-      </w:r>
-    </w:p>
-    <w:p>
-      <w:pPr>
-        <w:pStyle w:val="PlainText"/>
-        <w:rPr>
-          <w:rFonts w:ascii="Courier New" w:hAnsi="Courier New" w:cs="Courier New"/>
-        </w:rPr>
-      </w:pPr>
-      <w:r>
-        <w:rPr>
-          <w:rFonts w:ascii="Courier New" w:hAnsi="Courier New" w:cs="Courier New"/>
-        </w:rPr>
-        <w:t xml:space="preserve">        &lt;table&gt;</w:t>
-      </w:r>
-    </w:p>
-    <w:p>
-      <w:pPr>
-        <w:pStyle w:val="PlainText"/>
-        <w:rPr>
-          <w:rFonts w:ascii="Courier New" w:hAnsi="Courier New" w:cs="Courier New"/>
-        </w:rPr>
-      </w:pPr>
-      <w:r>
-        <w:rPr>
-          <w:rFonts w:ascii="Courier New" w:hAnsi="Courier New" w:cs="Courier New"/>
-        </w:rPr>
-        <w:t xml:space="preserve">          &lt;thead&gt;&lt;tr&gt;&lt;th&gt;Format&lt;/th&gt;&lt;th&gt;What goes wrong&lt;/th&gt;&lt;/tr&gt;&lt;/thead&gt;</w:t>
-      </w:r>
-    </w:p>
-    <w:p>
-      <w:pPr>
-        <w:pStyle w:val="PlainText"/>
-        <w:rPr>
-          <w:rFonts w:ascii="Courier New" w:hAnsi="Courier New" w:cs="Courier New"/>
-        </w:rPr>
-      </w:pPr>
-      <w:r>
-        <w:rPr>
-          <w:rFonts w:ascii="Courier New" w:hAnsi="Courier New" w:cs="Courier New"/>
-        </w:rPr>
-        <w:t xml:space="preserve">          &lt;tbody&gt;</w:t>
-      </w:r>
-    </w:p>
-    <w:p>
-      <w:pPr>
-        <w:pStyle w:val="PlainText"/>
-        <w:rPr>
-          <w:rFonts w:ascii="Courier New" w:hAnsi="Courier New" w:cs="Courier New"/>
-        </w:rPr>
-      </w:pPr>
-      <w:r>
-        <w:rPr>
-          <w:rFonts w:ascii="Courier New" w:hAnsi="Courier New" w:cs="Courier New"/>
-        </w:rPr>
-        <w:t xml:space="preserve">            &lt;tr&gt;&lt;td&gt;PDF&lt;/td&gt;&lt;td&gt;Text-layer PDFs are fine. Scans are images and need OCR. Two-column layouts get read straight across&lt;/td&gt;&lt;/tr&gt;</w:t>
-      </w:r>
-    </w:p>
-    <w:p>
-      <w:pPr>
-        <w:pStyle w:val="PlainText"/>
-        <w:rPr>
-          <w:rFonts w:ascii="Courier New" w:hAnsi="Courier New" w:cs="Courier New"/>
-        </w:rPr>
-      </w:pPr>
-      <w:r>
-        <w:rPr>
-          <w:rFonts w:ascii="Courier New" w:hAnsi="Courier New" w:cs="Courier New"/>
-        </w:rPr>
-        <w:t xml:space="preserve">            &lt;tr&gt;&lt;td&gt;DOCX&lt;/td&gt;&lt;td&gt;Tables and headers are easy to lose. Tracked changes may still be in there&lt;/</w:t>
-      </w:r>
-      <w:r>
-        <w:rPr>
-          <w:rFonts w:ascii="Courier New" w:hAnsi="Courier New" w:cs="Courier New"/>
-        </w:rPr>
-        <w:t>td&gt;&lt;/tr&gt;</w:t>
-      </w:r>
-    </w:p>
-    <w:p>
-      <w:pPr>
-        <w:pStyle w:val="PlainText"/>
-        <w:rPr>
-          <w:rFonts w:ascii="Courier New" w:hAnsi="Courier New" w:cs="Courier New"/>
-        </w:rPr>
-      </w:pPr>
-      <w:r>
-        <w:rPr>
-          <w:rFonts w:ascii="Courier New" w:hAnsi="Courier New" w:cs="Courier New"/>
-        </w:rPr>
-        <w:t xml:space="preserve">            &lt;tr&gt;&lt;td&gt;HTML&lt;/td&gt;&lt;td&gt;Navigation, banners and footers become chunks that match everything&lt;/td&gt;&lt;/tr&gt;</w:t>
-      </w:r>
-    </w:p>
-    <w:p>
-      <w:pPr>
-        <w:pStyle w:val="PlainText"/>
-        <w:rPr>
-          <w:rFonts w:ascii="Courier New" w:hAnsi="Courier New" w:cs="Courier New"/>
-        </w:rPr>
-      </w:pPr>
-      <w:r>
-        <w:rPr>
-          <w:rFonts w:ascii="Courier New" w:hAnsi="Courier New" w:cs="Courier New"/>
-        </w:rPr>
-        <w:t xml:space="preserve">            &lt;tr&gt;&lt;td&gt;CSV, XLSX&lt;/td&gt;&lt;td&gt;A row is a fact. Chunk the file as prose and the fact disappears&lt;/td&gt;&lt;/tr&gt;</w:t>
-      </w:r>
-    </w:p>
-    <w:p>
-      <w:pPr>
-        <w:pStyle w:val="PlainText"/>
-        <w:rPr>
-          <w:rFonts w:ascii="Courier New" w:hAnsi="Courier New" w:cs="Courier New"/>
-        </w:rPr>
-      </w:pPr>
-      <w:r>
-        <w:rPr>
-          <w:rFonts w:ascii="Courier New" w:hAnsi="Courier New" w:cs="Courier New"/>
-        </w:rPr>
-        <w:t xml:space="preserve">            &lt;tr&gt;&lt;td&gt;PowerPoint&lt;/td&gt;&lt;td&gt;The speaker notes are often the real content&lt;/td&gt;&lt;/tr&gt;</w:t>
-      </w:r>
-    </w:p>
-    <w:p>
-      <w:pPr>
-        <w:pStyle w:val="PlainText"/>
-        <w:rPr>
-          <w:rFonts w:ascii="Courier New" w:hAnsi="Courier New" w:cs="Courier New"/>
-        </w:rPr>
-      </w:pPr>
-      <w:r>
-        <w:rPr>
-          <w:rFonts w:ascii="Courier New" w:hAnsi="Courier New" w:cs="Courier New"/>
-        </w:rPr>
-        <w:t xml:space="preserve">          &lt;/tbody&gt;</w:t>
-      </w:r>
-    </w:p>
-    <w:p>
-      <w:pPr>
-        <w:pStyle w:val="PlainText"/>
-        <w:rPr>
-          <w:rFonts w:ascii="Courier New" w:hAnsi="Courier New" w:cs="Courier New"/>
-        </w:rPr>
-      </w:pPr>
-      <w:r>
-        <w:rPr>
-          <w:rFonts w:ascii="Courier New" w:hAnsi="Courier New" w:cs="Courier New"/>
-        </w:rPr>
-        <w:t xml:space="preserve">        &lt;/table&gt;</w:t>
-      </w:r>
-    </w:p>
-    <w:p>
-      <w:pPr>
-        <w:pStyle w:val="PlainText"/>
-        <w:rPr>
-          <w:rFonts w:ascii="Courier New" w:hAnsi="Courier New" w:cs="Courier New"/>
-        </w:rPr>
-      </w:pPr>
-      <w:r>
-        <w:rPr>
-          <w:rFonts w:ascii="Courier New" w:hAnsi="Courier New" w:cs="Courier New"/>
-        </w:rPr>
-        <w:t xml:space="preserve">      &lt;/div&gt;</w:t>
-      </w:r>
-    </w:p>
-    <w:p>
-      <w:pPr>
-        <w:pStyle w:val="PlainText"/>
-        <w:rPr>
-          <w:rFonts w:ascii="Courier New" w:hAnsi="Courier New" w:cs="Courier New"/>
-        </w:rPr>
-      </w:pPr>
-      <w:r>
-        <w:rPr>
-          <w:rFonts w:ascii="Courier New" w:hAnsi="Courier New" w:cs="Courier New"/>
-        </w:rPr>
-        <w:t xml:space="preserve">      &lt;div class="table-wrap"&gt;</w:t>
-      </w:r>
-    </w:p>
-    <w:p>
-      <w:pPr>
-        <w:pStyle w:val="PlainText"/>
-        <w:rPr>
-          <w:rFonts w:ascii="Courier New" w:hAnsi="Courier New" w:cs="Courier New"/>
-        </w:rPr>
-      </w:pPr>
-      <w:r>
-        <w:rPr>
-          <w:rFonts w:ascii="Courier New" w:hAnsi="Courier New" w:cs="Courier New"/>
-        </w:rPr>
-        <w:t xml:space="preserve">        &lt;table&gt;</w:t>
-      </w:r>
-    </w:p>
-    <w:p>
-      <w:pPr>
-        <w:pStyle w:val="PlainText"/>
-        <w:rPr>
-          <w:rFonts w:ascii="Courier New" w:hAnsi="Courier New" w:cs="Courier New"/>
-        </w:rPr>
-      </w:pPr>
-      <w:r>
-        <w:rPr>
-          <w:rFonts w:ascii="Courier New" w:hAnsi="Courier New" w:cs="Courier New"/>
-        </w:rPr>
-        <w:t xml:space="preserve">          &lt;thead&gt;&lt;tr&gt;&lt;th&gt;Tool&lt;/th&gt;&lt;th&gt;Typically used for&lt;/th&gt;&lt;/tr&gt;&lt;/thead&gt;</w:t>
-      </w:r>
-    </w:p>
-    <w:p>
-      <w:pPr>
-        <w:pStyle w:val="PlainText"/>
-        <w:rPr>
-          <w:rFonts w:ascii="Courier New" w:hAnsi="Courier New" w:cs="Courier New"/>
-        </w:rPr>
-      </w:pPr>
-      <w:r>
-        <w:rPr>
-          <w:rFonts w:ascii="Courier New" w:hAnsi="Courier New" w:cs="Courier New"/>
-        </w:rPr>
-        <w:t xml:space="preserve">          &lt;tbo</w:t>
-      </w:r>
-      <w:r>
-        <w:rPr>
-          <w:rFonts w:ascii="Courier New" w:hAnsi="Courier New" w:cs="Courier New"/>
-        </w:rPr>
-        <w:t>dy&gt;</w:t>
-      </w:r>
-    </w:p>
-    <w:p>
-      <w:pPr>
-        <w:pStyle w:val="PlainText"/>
-        <w:rPr>
-          <w:rFonts w:ascii="Courier New" w:hAnsi="Courier New" w:cs="Courier New"/>
-        </w:rPr>
-      </w:pPr>
-      <w:r>
-        <w:rPr>
-          <w:rFonts w:ascii="Courier New" w:hAnsi="Courier New" w:cs="Courier New"/>
-        </w:rPr>
-        <w:t xml:space="preserve">            &lt;tr&gt;&lt;td&gt;&lt;strong&gt;LangChain, LlamaIndex loaders&lt;/strong&gt;&lt;/td&gt;&lt;td&gt;Where most people start. A loader per format, mostly wrapping the libraries below. Convenient, at the cost of a dependency between you and the parser&lt;/td&gt;&lt;/tr&gt;</w:t>
-      </w:r>
-    </w:p>
-    <w:p>
-      <w:pPr>
-        <w:pStyle w:val="PlainText"/>
-        <w:rPr>
-          <w:rFonts w:ascii="Courier New" w:hAnsi="Courier New" w:cs="Courier New"/>
-        </w:rPr>
-      </w:pPr>
-      <w:r>
-        <w:rPr>
-          <w:rFonts w:ascii="Courier New" w:hAnsi="Courier New" w:cs="Courier New"/>
-        </w:rPr>
-        <w:t xml:space="preserve">            &lt;tr&gt;&lt;td&gt;&lt;strong&gt;Unstructured.io&lt;/strong&gt;&lt;/td&gt;&lt;td&gt;The usual default for a mixed corpus. Many formats, returns typed elements&lt;/td&gt;&lt;/tr&gt;</w:t>
-      </w:r>
-    </w:p>
-    <w:p>
-      <w:pPr>
-        <w:pStyle w:val="PlainText"/>
-        <w:rPr>
-          <w:rFonts w:ascii="Courier New" w:hAnsi="Courier New" w:cs="Courier New"/>
-        </w:rPr>
-      </w:pPr>
-      <w:r>
-        <w:rPr>
-          <w:rFonts w:ascii="Courier New" w:hAnsi="Courier New" w:cs="Courier New"/>
-        </w:rPr>
-        <w:lastRenderedPageBreak/>
-        <w:t xml:space="preserve">            &lt;tr&gt;&lt;td&gt;&lt;strong&gt;LlamaParse&lt;/strong&gt; and similar&lt;/td&gt;&lt;td&gt;Better on complex PDFs and tables, at a per-page cost&lt;/td&gt;&lt;</w:t>
-      </w:r>
-      <w:r>
-        <w:rPr>
-          <w:rFonts w:ascii="Courier New" w:hAnsi="Courier New" w:cs="Courier New"/>
-        </w:rPr>
-        <w:t>/tr&gt;</w:t>
-      </w:r>
-    </w:p>
-    <w:p>
-      <w:pPr>
-        <w:pStyle w:val="PlainText"/>
-        <w:rPr>
-          <w:rFonts w:ascii="Courier New" w:hAnsi="Courier New" w:cs="Courier New"/>
-        </w:rPr>
-      </w:pPr>
-      <w:r>
-        <w:rPr>
-          <w:rFonts w:ascii="Courier New" w:hAnsi="Courier New" w:cs="Courier New"/>
-        </w:rPr>
-        <w:t xml:space="preserve">            &lt;tr&gt;&lt;td&gt;&lt;strong&gt;PyMuPDF, pypdf&lt;/strong&gt;&lt;/td&gt;&lt;td&gt;Text-layer PDFs with no extra dependencies. What this project uses&lt;/td&gt;&lt;/tr&gt;</w:t>
-      </w:r>
-    </w:p>
-    <w:p>
-      <w:pPr>
-        <w:pStyle w:val="PlainText"/>
-        <w:rPr>
-          <w:rFonts w:ascii="Courier New" w:hAnsi="Courier New" w:cs="Courier New"/>
-        </w:rPr>
-      </w:pPr>
-      <w:r>
-        <w:rPr>
-          <w:rFonts w:ascii="Courier New" w:hAnsi="Courier New" w:cs="Courier New"/>
-        </w:rPr>
-        <w:t xml:space="preserve">            &lt;tr&gt;&lt;td&gt;&lt;strong&gt;Amazon Textract&lt;/strong&gt;&lt;/td&gt;&lt;td&gt;Anything scanned, or tables and forms out of an image. A separate pipeline stage with its own cost and latency, not a checkbox&lt;/td&gt;&lt;/tr&gt;</w:t>
-      </w:r>
-    </w:p>
-    <w:p>
-      <w:pPr>
-        <w:pStyle w:val="PlainText"/>
-        <w:rPr>
-          <w:rFonts w:ascii="Courier New" w:hAnsi="Courier New" w:cs="Courier New"/>
-        </w:rPr>
-      </w:pPr>
-      <w:r>
-        <w:rPr>
-          <w:rFonts w:ascii="Courier New" w:hAnsi="Courier New" w:cs="Courier New"/>
-        </w:rPr>
-        <w:t xml:space="preserve">            &lt;tr&gt;&lt;td&gt;&lt;strong&gt;Docling, Apache Tika&lt;/strong&gt;&lt;/td&gt;&lt;td&gt;Broad format coverage, often in a JVM stack&lt;/td&gt;&lt;/tr&gt;</w:t>
-      </w:r>
-    </w:p>
-    <w:p>
-      <w:pPr>
-        <w:pStyle w:val="PlainText"/>
-        <w:rPr>
-          <w:rFonts w:ascii="Courier New" w:hAnsi="Courier New" w:cs="Courier New"/>
-        </w:rPr>
-      </w:pPr>
-      <w:r>
-        <w:rPr>
-          <w:rFonts w:ascii="Courier New" w:hAnsi="Courier New" w:cs="Courier New"/>
-        </w:rPr>
-        <w:t xml:space="preserve">          &lt;/tbody&gt;</w:t>
-      </w:r>
-    </w:p>
-    <w:p>
-      <w:pPr>
-        <w:pStyle w:val="PlainText"/>
-        <w:rPr>
-          <w:rFonts w:ascii="Courier New" w:hAnsi="Courier New" w:cs="Courier New"/>
-        </w:rPr>
-      </w:pPr>
-      <w:r>
-        <w:rPr>
-          <w:rFonts w:ascii="Courier New" w:hAnsi="Courier New" w:cs="Courier New"/>
-        </w:rPr>
-        <w:t xml:space="preserve">        &lt;/table&gt;</w:t>
-      </w:r>
-    </w:p>
-    <w:p>
-      <w:pPr>
-        <w:pStyle w:val="PlainText"/>
-        <w:rPr>
-          <w:rFonts w:ascii="Courier New" w:hAnsi="Courier New" w:cs="Courier New"/>
-        </w:rPr>
-      </w:pPr>
-      <w:r>
-        <w:rPr>
-          <w:rFonts w:ascii="Courier New" w:hAnsi="Courier New" w:cs="Courier New"/>
-        </w:rPr>
-        <w:t xml:space="preserve">      &lt;/div&gt;</w:t>
-      </w:r>
-    </w:p>
-    <w:p>
-      <w:pPr>
-        <w:pStyle w:val="PlainText"/>
-        <w:rPr>
-          <w:rFonts w:ascii="Courier New" w:hAnsi="Courier New" w:cs="Courier New"/>
-        </w:rPr>
-      </w:pPr>
-      <w:r>
-        <w:rPr>
-          <w:rFonts w:ascii="Courier New" w:hAnsi="Courier New" w:cs="Courier New"/>
-        </w:rPr>
-        <w:t xml:space="preserve">   </w:t>
-      </w:r>
-      <w:r>
-        <w:rPr>
-          <w:rFonts w:ascii="Courier New" w:hAnsi="Courier New" w:cs="Courier New"/>
-        </w:rPr>
-        <w:t xml:space="preserve">   &lt;div class="prose"&gt;</w:t>
-      </w:r>
-    </w:p>
-    <w:p>
-      <w:pPr>
-        <w:pStyle w:val="PlainText"/>
-        <w:rPr>
-          <w:rFonts w:ascii="Courier New" w:hAnsi="Courier New" w:cs="Courier New"/>
-        </w:rPr>
-      </w:pPr>
-      <w:r>
-        <w:rPr>
-          <w:rFonts w:ascii="Courier New" w:hAnsi="Courier New" w:cs="Courier New"/>
-        </w:rPr>
-        <w:t xml:space="preserve">        &lt;p&gt;This project reads the six formats directly in &lt;code&gt;documents.py&lt;/code&gt;, using</w:t>
-      </w:r>
-    </w:p>
-    <w:p>
-      <w:pPr>
-        <w:pStyle w:val="PlainText"/>
-        <w:rPr>
-          <w:rFonts w:ascii="Courier New" w:hAnsi="Courier New" w:cs="Courier New"/>
-        </w:rPr>
-      </w:pPr>
-      <w:r>
-        <w:rPr>
-          <w:rFonts w:ascii="Courier New" w:hAnsi="Courier New" w:cs="Courier New"/>
-        </w:rPr>
-        <w:t xml:space="preserve">        &lt;code&gt;pypdf&lt;/code&gt;, &lt;code&gt;python-docx&lt;/code&gt; and the standard library, with no loader</w:t>
-      </w:r>
-    </w:p>
-    <w:p>
-      <w:pPr>
-        <w:pStyle w:val="PlainText"/>
-        <w:rPr>
-          <w:rFonts w:ascii="Courier New" w:hAnsi="Courier New" w:cs="Courier New"/>
-        </w:rPr>
-      </w:pPr>
-      <w:r>
-        <w:rPr>
-          <w:rFonts w:ascii="Courier New" w:hAnsi="Courier New" w:cs="Courier New"/>
-        </w:rPr>
-        <w:t xml:space="preserve">        framework. The CSV reader returns &lt;strong&gt;one section per row&lt;/strong&gt;, and that</w:t>
-      </w:r>
-    </w:p>
-    <w:p>
-      <w:pPr>
-        <w:pStyle w:val="PlainText"/>
-        <w:rPr>
-          <w:rFonts w:ascii="Courier New" w:hAnsi="Courier New" w:cs="Courier New"/>
-        </w:rPr>
-      </w:pPr>
-      <w:r>
-        <w:rPr>
-          <w:rFonts w:ascii="Courier New" w:hAnsi="Courier New" w:cs="Courier New"/>
-        </w:rPr>
-        <w:t xml:space="preserve">        single decision is the only reason "is Juneteenth a holiday" can be answered at all.</w:t>
-      </w:r>
-    </w:p>
-    <w:p>
-      <w:pPr>
-        <w:pStyle w:val="PlainText"/>
-        <w:rPr>
-          <w:rFonts w:ascii="Courier New" w:hAnsi="Courier New" w:cs="Courier New"/>
-        </w:rPr>
-      </w:pPr>
-      <w:r>
-        <w:rPr>
-          <w:rFonts w:ascii="Courier New" w:hAnsi="Courier New" w:cs="Courier New"/>
-        </w:rPr>
-        <w:t xml:space="preserve">        It matters more than the choice of embedding model.&lt;/p&gt;</w:t>
-      </w:r>
-    </w:p>
-    <w:p>
-      <w:pPr>
-        <w:pStyle w:val="PlainText"/>
-        <w:rPr>
-          <w:rFonts w:ascii="Courier New" w:hAnsi="Courier New" w:cs="Courier New"/>
-        </w:rPr>
-      </w:pPr>
-    </w:p>
-    <w:p>
-      <w:pPr>
-        <w:pStyle w:val="PlainText"/>
-        <w:rPr>
-          <w:rFonts w:ascii="Courier New" w:hAnsi="Courier New" w:cs="Courier New"/>
-        </w:rPr>
-      </w:pPr>
-      <w:r>
-        <w:rPr>
-          <w:rFonts w:ascii="Courier New" w:hAnsi="Courier New" w:cs="Courier New"/>
-        </w:rPr>
-        <w:t xml:space="preserve">        &lt;h3&gt;Chunking&lt;/h3&gt;</w:t>
-      </w:r>
-    </w:p>
-    <w:p>
-      <w:pPr>
-        <w:pStyle w:val="PlainText"/>
-        <w:rPr>
-          <w:rFonts w:ascii="Courier New" w:hAnsi="Courier New" w:cs="Courier New"/>
-        </w:rPr>
-      </w:pPr>
-      <w:r>
-        <w:rPr>
-          <w:rFonts w:ascii="Courier New" w:hAnsi="Courier New" w:cs="Courier New"/>
-        </w:rPr>
-        <w:t xml:space="preserve">        &lt;p&gt;Big enough to hold a</w:t>
-      </w:r>
-      <w:r>
-        <w:rPr>
-          <w:rFonts w:ascii="Courier New" w:hAnsi="Courier New" w:cs="Courier New"/>
-        </w:rPr>
-        <w:t xml:space="preserve"> whole answer, small enough not to dilute the match. 500 to</w:t>
-      </w:r>
-    </w:p>
-    <w:p>
-      <w:pPr>
-        <w:pStyle w:val="PlainText"/>
-        <w:rPr>
-          <w:rFonts w:ascii="Courier New" w:hAnsi="Courier New" w:cs="Courier New"/>
-        </w:rPr>
-      </w:pPr>
-      <w:r>
-        <w:rPr>
-          <w:rFonts w:ascii="Courier New" w:hAnsi="Courier New" w:cs="Courier New"/>
-        </w:rPr>
-        <w:t xml:space="preserve">        1000 tokens is the common range, with 10 to 15 percent overlap so a sentence split</w:t>
-      </w:r>
-    </w:p>
-    <w:p>
-      <w:pPr>
-        <w:pStyle w:val="PlainText"/>
-        <w:rPr>
-          <w:rFonts w:ascii="Courier New" w:hAnsi="Courier New" w:cs="Courier New"/>
-        </w:rPr>
-      </w:pPr>
-      <w:r>
-        <w:rPr>
-          <w:rFonts w:ascii="Courier New" w:hAnsi="Courier New" w:cs="Courier New"/>
-        </w:rPr>
-        <w:t xml:space="preserve">        across a boundary still appears whole somewhere. Split on headings first and size</w:t>
-      </w:r>
-    </w:p>
-    <w:p>
-      <w:pPr>
-        <w:pStyle w:val="PlainText"/>
-        <w:rPr>
-          <w:rFonts w:ascii="Courier New" w:hAnsi="Courier New" w:cs="Courier New"/>
-        </w:rPr>
-      </w:pPr>
-      <w:r>
-        <w:rPr>
-          <w:rFonts w:ascii="Courier New" w:hAnsi="Courier New" w:cs="Courier New"/>
-        </w:rPr>
-        <w:t xml:space="preserve">        second; splitting purely on character count cuts sentences in half.&lt;/p&gt;</w:t>
-      </w:r>
-    </w:p>
-    <w:p>
-      <w:pPr>
-        <w:pStyle w:val="PlainText"/>
-        <w:rPr>
-          <w:rFonts w:ascii="Courier New" w:hAnsi="Courier New" w:cs="Courier New"/>
-        </w:rPr>
-      </w:pPr>
-      <w:r>
-        <w:rPr>
-          <w:rFonts w:ascii="Courier New" w:hAnsi="Courier New" w:cs="Courier New"/>
-        </w:rPr>
-        <w:t xml:space="preserve">        &lt;p&gt;This project uses LangChain's &lt;code&gt;RecursiveCharacterTextSplitter&lt;/code&gt; at 700</w:t>
-      </w:r>
-    </w:p>
-    <w:p>
-      <w:pPr>
-        <w:pStyle w:val="PlainText"/>
-        <w:rPr>
-          <w:rFonts w:ascii="Courier New" w:hAnsi="Courier New" w:cs="Courier New"/>
-        </w:rPr>
-      </w:pPr>
-      <w:r>
-        <w:rPr>
-          <w:rFonts w:ascii="Courier New" w:hAnsi="Courier New" w:cs="Courier New"/>
-        </w:rPr>
-        <w:t xml:space="preserve">        characters with 80 of overlap. It tries paragraph breaks first, then line breaks,</w:t>
-      </w:r>
-    </w:p>
-    <w:p>
-      <w:pPr>
-        <w:pStyle w:val="PlainText"/>
-        <w:rPr>
-          <w:rFonts w:ascii="Courier New" w:hAnsi="Courier New" w:cs="Courier New"/>
-        </w:rPr>
-      </w:pPr>
-      <w:r>
-        <w:rPr>
-          <w:rFonts w:ascii="Courier New" w:hAnsi="Courier New" w:cs="Courier New"/>
-        </w:rPr>
-        <w:t xml:space="preserve">        t</w:t>
-      </w:r>
-      <w:r>
-        <w:rPr>
-          <w:rFonts w:ascii="Courier New" w:hAnsi="Courier New" w:cs="Courier New"/>
-        </w:rPr>
-        <w:t>hen sentences, and only cuts inside a word as a last resort. That splitter is the</w:t>
-      </w:r>
-    </w:p>
-    <w:p>
-      <w:pPr>
-        <w:pStyle w:val="PlainText"/>
-        <w:rPr>
-          <w:rFonts w:ascii="Courier New" w:hAnsi="Courier New" w:cs="Courier New"/>
-        </w:rPr>
-      </w:pPr>
-      <w:r>
-        <w:rPr>
-          <w:rFonts w:ascii="Courier New" w:hAnsi="Courier New" w:cs="Courier New"/>
-        </w:rPr>
-        <w:t xml:space="preserve">        one framework dependency in the pipeline: reading the files is our own code, cutting</w:t>
-      </w:r>
-    </w:p>
-    <w:p>
-      <w:pPr>
-        <w:pStyle w:val="PlainText"/>
-        <w:rPr>
-          <w:rFonts w:ascii="Courier New" w:hAnsi="Courier New" w:cs="Courier New"/>
-        </w:rPr>
-      </w:pPr>
-      <w:r>
-        <w:rPr>
-          <w:rFonts w:ascii="Courier New" w:hAnsi="Courier New" w:cs="Courier New"/>
-        </w:rPr>
-        <w:t xml:space="preserve">        the text is not.&lt;/p&gt;</w:t>
-      </w:r>
-    </w:p>
-    <w:p>
-      <w:pPr>
-        <w:pStyle w:val="PlainText"/>
-        <w:rPr>
-          <w:rFonts w:ascii="Courier New" w:hAnsi="Courier New" w:cs="Courier New"/>
-        </w:rPr>
-      </w:pPr>
-      <w:r>
-        <w:rPr>
-          <w:rFonts w:ascii="Courier New" w:hAnsi="Courier New" w:cs="Courier New"/>
-        </w:rPr>
-        <w:t xml:space="preserve">        &lt;p&gt;Whatever you pick, the chunk has to carry where it came from. Title, section and</w:t>
-      </w:r>
-    </w:p>
-    <w:p>
-      <w:pPr>
-        <w:pStyle w:val="PlainText"/>
-        <w:rPr>
-          <w:rFonts w:ascii="Courier New" w:hAnsi="Courier New" w:cs="Courier New"/>
-        </w:rPr>
-      </w:pPr>
-      <w:r>
-        <w:rPr>
-          <w:rFonts w:ascii="Courier New" w:hAnsi="Courier New" w:cs="Courier New"/>
-        </w:rPr>
-        <w:t xml:space="preserve">        document id travel with the text, or you cannot cite. A chunk size quoted without</w:t>
-      </w:r>
-    </w:p>
-    <w:p>
-      <w:pPr>
-        <w:pStyle w:val="PlainText"/>
-        <w:rPr>
-          <w:rFonts w:ascii="Courier New" w:hAnsi="Courier New" w:cs="Courier New"/>
-        </w:rPr>
-      </w:pPr>
-      <w:r>
-        <w:rPr>
-          <w:rFonts w:ascii="Courier New" w:hAnsi="Courier New" w:cs="Courier New"/>
-        </w:rPr>
-        <w:t xml:space="preserve">        reference to your documents is a guess.&lt;/p&gt;</w:t>
-      </w:r>
-    </w:p>
-    <w:p>
-      <w:pPr>
-        <w:pStyle w:val="PlainText"/>
-        <w:rPr>
-          <w:rFonts w:ascii="Courier New" w:hAnsi="Courier New" w:cs="Courier New"/>
-        </w:rPr>
-      </w:pPr>
-    </w:p>
-    <w:p>
-      <w:pPr>
-        <w:pStyle w:val="PlainText"/>
-        <w:rPr>
-          <w:rFonts w:ascii="Courier New" w:hAnsi="Courier New" w:cs="Courier New"/>
-        </w:rPr>
-      </w:pPr>
-      <w:r>
-        <w:rPr>
-          <w:rFonts w:ascii="Courier New" w:hAnsi="Courier New" w:cs="Courier New"/>
-        </w:rPr>
-        <w:t xml:space="preserve">        &lt;h3&gt;Embedding&lt;/h3&gt;</w:t>
-      </w:r>
-    </w:p>
-    <w:p>
-      <w:pPr>
-        <w:pStyle w:val="PlainText"/>
-        <w:rPr>
-          <w:rFonts w:ascii="Courier New" w:hAnsi="Courier New" w:cs="Courier New"/>
-        </w:rPr>
-      </w:pPr>
-      <w:r>
-        <w:rPr>
-          <w:rFonts w:ascii="Courier New" w:hAnsi="Courier New" w:cs="Courier New"/>
-        </w:rPr>
-        <w:t xml:space="preserve">      &lt;/div&gt;</w:t>
-      </w:r>
-    </w:p>
-    <w:p>
-      <w:pPr>
-        <w:pStyle w:val="PlainText"/>
-        <w:rPr>
-          <w:rFonts w:ascii="Courier New" w:hAnsi="Courier New" w:cs="Courier New"/>
-        </w:rPr>
-      </w:pPr>
-      <w:r>
-        <w:rPr>
-          <w:rFonts w:ascii="Courier New" w:hAnsi="Courier New" w:cs="Courier New"/>
-        </w:rPr>
-        <w:t xml:space="preserve">      &lt;div class="table-wrap"&gt;</w:t>
-      </w:r>
-    </w:p>
-    <w:p>
-      <w:pPr>
-        <w:pStyle w:val="PlainText"/>
-        <w:rPr>
-          <w:rFonts w:ascii="Courier New" w:hAnsi="Courier New" w:cs="Courier New"/>
-        </w:rPr>
-      </w:pPr>
-      <w:r>
-        <w:rPr>
-          <w:rFonts w:ascii="Courier New" w:hAnsi="Courier New" w:cs="Courier New"/>
-        </w:rPr>
-        <w:t xml:space="preserve">  </w:t>
-      </w:r>
-      <w:r>
-        <w:rPr>
-          <w:rFonts w:ascii="Courier New" w:hAnsi="Courier New" w:cs="Courier New"/>
-        </w:rPr>
-        <w:t xml:space="preserve">      &lt;table&gt;</w:t>
-      </w:r>
-    </w:p>
-    <w:p>
-      <w:pPr>
-        <w:pStyle w:val="PlainText"/>
-        <w:rPr>
-          <w:rFonts w:ascii="Courier New" w:hAnsi="Courier New" w:cs="Courier New"/>
-        </w:rPr>
-      </w:pPr>
-      <w:r>
-        <w:rPr>
-          <w:rFonts w:ascii="Courier New" w:hAnsi="Courier New" w:cs="Courier New"/>
-        </w:rPr>
-        <w:t xml:space="preserve">          &lt;thead&gt;&lt;tr&gt;&lt;th&gt;Model&lt;/th&gt;&lt;th&gt;Dimensions&lt;/th&gt;&lt;th&gt;Note&lt;/th&gt;&lt;/tr&gt;&lt;/thead&gt;</w:t>
-      </w:r>
-    </w:p>
-    <w:p>
-      <w:pPr>
-        <w:pStyle w:val="PlainText"/>
-        <w:rPr>
-          <w:rFonts w:ascii="Courier New" w:hAnsi="Courier New" w:cs="Courier New"/>
-        </w:rPr>
-      </w:pPr>
-      <w:r>
-        <w:rPr>
-          <w:rFonts w:ascii="Courier New" w:hAnsi="Courier New" w:cs="Courier New"/>
-        </w:rPr>
-        <w:lastRenderedPageBreak/>
-        <w:t xml:space="preserve">          &lt;tbody&gt;</w:t>
-      </w:r>
-    </w:p>
-    <w:p>
-      <w:pPr>
-        <w:pStyle w:val="PlainText"/>
-        <w:rPr>
-          <w:rFonts w:ascii="Courier New" w:hAnsi="Courier New" w:cs="Courier New"/>
-        </w:rPr>
-      </w:pPr>
-      <w:r>
-        <w:rPr>
-          <w:rFonts w:ascii="Courier New" w:hAnsi="Courier New" w:cs="Courier New"/>
-        </w:rPr>
-        <w:t xml:space="preserve">            &lt;tr&gt;&lt;td&gt;Amazon Titan Text Embeddings V2&lt;/td&gt;&lt;td&gt;1024, 512 or 256&lt;/td&gt;&lt;td&gt;This project. On Bedrock, IAM auth, no key&lt;/td&gt;&lt;/tr&gt;</w:t>
-      </w:r>
-    </w:p>
-    <w:p>
-      <w:pPr>
-        <w:pStyle w:val="PlainText"/>
-        <w:rPr>
-          <w:rFonts w:ascii="Courier New" w:hAnsi="Courier New" w:cs="Courier New"/>
-        </w:rPr>
-      </w:pPr>
-      <w:r>
-        <w:rPr>
-          <w:rFonts w:ascii="Courier New" w:hAnsi="Courier New" w:cs="Courier New"/>
-        </w:rPr>
-        <w:t xml:space="preserve">            &lt;tr&gt;&lt;td&gt;Cohere Embed 3&lt;/td&gt;&lt;td&gt;1024&lt;/td&gt;&lt;td&gt;Strong multilingual, also on Bedrock&lt;/td&gt;&lt;/tr&gt;</w:t>
-      </w:r>
-    </w:p>
-    <w:p>
-      <w:pPr>
-        <w:pStyle w:val="PlainText"/>
-        <w:rPr>
-          <w:rFonts w:ascii="Courier New" w:hAnsi="Courier New" w:cs="Courier New"/>
-        </w:rPr>
-      </w:pPr>
-      <w:r>
-        <w:rPr>
-          <w:rFonts w:ascii="Courier New" w:hAnsi="Courier New" w:cs="Courier New"/>
-        </w:rPr>
-        <w:t xml:space="preserve">            &lt;tr&gt;&lt;td&gt;OpenAI text-embedding-3&lt;/td&gt;&lt;td&gt;1536 or 3072&lt;/td&gt;&lt;td&gt;Very widely used outside AWS&lt;/td&gt;&lt;/tr&gt;</w:t>
-      </w:r>
-    </w:p>
-    <w:p>
-      <w:pPr>
-        <w:pStyle w:val="PlainText"/>
-        <w:rPr>
-          <w:rFonts w:ascii="Courier New" w:hAnsi="Courier New" w:cs="Courier New"/>
-        </w:rPr>
-      </w:pPr>
-      <w:r>
-        <w:rPr>
-          <w:rFonts w:ascii="Courier New" w:hAnsi="Courier New" w:cs="Courier New"/>
-        </w:rPr>
-        <w:t xml:space="preserve">            &lt;tr&gt;&lt;td&gt;BGE, E5, GTE (open weights</w:t>
-      </w:r>
-      <w:r>
-        <w:rPr>
-          <w:rFonts w:ascii="Courier New" w:hAnsi="Courier New" w:cs="Courier New"/>
-        </w:rPr>
-        <w:t>)&lt;/td&gt;&lt;td&gt;384 to 1024&lt;/td&gt;&lt;td&gt;Self-hosted, free per call, you run the GPU. The POC used bge-small at 384&lt;/td&gt;&lt;/tr&gt;</w:t>
-      </w:r>
-    </w:p>
-    <w:p>
-      <w:pPr>
-        <w:pStyle w:val="PlainText"/>
-        <w:rPr>
-          <w:rFonts w:ascii="Courier New" w:hAnsi="Courier New" w:cs="Courier New"/>
-        </w:rPr>
-      </w:pPr>
-      <w:r>
-        <w:rPr>
-          <w:rFonts w:ascii="Courier New" w:hAnsi="Courier New" w:cs="Courier New"/>
-        </w:rPr>
-        <w:t xml:space="preserve">          &lt;/tbody&gt;</w:t>
-      </w:r>
-    </w:p>
-    <w:p>
-      <w:pPr>
-        <w:pStyle w:val="PlainText"/>
-        <w:rPr>
-          <w:rFonts w:ascii="Courier New" w:hAnsi="Courier New" w:cs="Courier New"/>
-        </w:rPr>
-      </w:pPr>
-      <w:r>
-        <w:rPr>
-          <w:rFonts w:ascii="Courier New" w:hAnsi="Courier New" w:cs="Courier New"/>
-        </w:rPr>
-        <w:t xml:space="preserve">        &lt;/table&gt;</w:t>
-      </w:r>
-    </w:p>
-    <w:p>
-      <w:pPr>
-        <w:pStyle w:val="PlainText"/>
-        <w:rPr>
-          <w:rFonts w:ascii="Courier New" w:hAnsi="Courier New" w:cs="Courier New"/>
-        </w:rPr>
-      </w:pPr>
-      <w:r>
-        <w:rPr>
-          <w:rFonts w:ascii="Courier New" w:hAnsi="Courier New" w:cs="Courier New"/>
-        </w:rPr>
-        <w:t xml:space="preserve">      &lt;/div&gt;</w:t>
-      </w:r>
-    </w:p>
-    <w:p>
-      <w:pPr>
-        <w:pStyle w:val="PlainText"/>
-        <w:rPr>
-          <w:rFonts w:ascii="Courier New" w:hAnsi="Courier New" w:cs="Courier New"/>
-        </w:rPr>
-      </w:pPr>
-      <w:r>
-        <w:rPr>
-          <w:rFonts w:ascii="Courier New" w:hAnsi="Courier New" w:cs="Courier New"/>
-        </w:rPr>
-        <w:t xml:space="preserve">      &lt;div class="prose"&gt;</w:t>
-      </w:r>
-    </w:p>
-    <w:p>
-      <w:pPr>
-        <w:pStyle w:val="PlainText"/>
-        <w:rPr>
-          <w:rFonts w:ascii="Courier New" w:hAnsi="Courier New" w:cs="Courier New"/>
-        </w:rPr>
-      </w:pPr>
-      <w:r>
-        <w:rPr>
-          <w:rFonts w:ascii="Courier New" w:hAnsi="Courier New" w:cs="Courier New"/>
-        </w:rPr>
-        <w:t xml:space="preserve">        &lt;p&gt;Two rules that do not change. Questions and documents must be embedded by the same</w:t>
-      </w:r>
-    </w:p>
-    <w:p>
-      <w:pPr>
-        <w:pStyle w:val="PlainText"/>
-        <w:rPr>
-          <w:rFonts w:ascii="Courier New" w:hAnsi="Courier New" w:cs="Courier New"/>
-        </w:rPr>
-      </w:pPr>
-      <w:r>
-        <w:rPr>
-          <w:rFonts w:ascii="Courier New" w:hAnsi="Courier New" w:cs="Courier New"/>
-        </w:rPr>
-        <w:t xml:space="preserve">        model at the same size. And changing either means rebuilding the whole index, which is</w:t>
-      </w:r>
-    </w:p>
-    <w:p>
-      <w:pPr>
-        <w:pStyle w:val="PlainText"/>
-        <w:rPr>
-          <w:rFonts w:ascii="Courier New" w:hAnsi="Courier New" w:cs="Courier New"/>
-        </w:rPr>
-      </w:pPr>
-      <w:r>
-        <w:rPr>
-          <w:rFonts w:ascii="Courier New" w:hAnsi="Courier New" w:cs="Courier New"/>
-        </w:rPr>
-        <w:t xml:space="preserve">        a migration with a cost and a window, not a config tweak.&lt;/p&gt;</w:t>
-      </w:r>
-    </w:p>
-    <w:p>
-      <w:pPr>
-        <w:pStyle w:val="PlainText"/>
-        <w:rPr>
-          <w:rFonts w:ascii="Courier New" w:hAnsi="Courier New" w:cs="Courier New"/>
-        </w:rPr>
-      </w:pPr>
-      <w:r>
-        <w:rPr>
-          <w:rFonts w:ascii="Courier New" w:hAnsi="Courier New" w:cs="Courier New"/>
-        </w:rPr>
-        <w:t xml:space="preserve">        &lt;p&gt;Dimension count is a storage and latency decision, n</w:t>
-      </w:r>
-      <w:r>
-        <w:rPr>
-          <w:rFonts w:ascii="Courier New" w:hAnsi="Courier New" w:cs="Courier New"/>
-        </w:rPr>
-        <w:t>ot an accuracy dial you turn up</w:t>
-      </w:r>
-    </w:p>
-    <w:p>
-      <w:pPr>
-        <w:pStyle w:val="PlainText"/>
-        <w:rPr>
-          <w:rFonts w:ascii="Courier New" w:hAnsi="Courier New" w:cs="Courier New"/>
-        </w:rPr>
-      </w:pPr>
-      <w:r>
-        <w:rPr>
-          <w:rFonts w:ascii="Courier New" w:hAnsi="Courier New" w:cs="Courier New"/>
-        </w:rPr>
-        <w:t xml:space="preserve">        for free.&lt;/p&gt;</w:t>
-      </w:r>
-    </w:p>
-    <w:p>
-      <w:pPr>
-        <w:pStyle w:val="PlainText"/>
-        <w:rPr>
-          <w:rFonts w:ascii="Courier New" w:hAnsi="Courier New" w:cs="Courier New"/>
-        </w:rPr>
-      </w:pPr>
-    </w:p>
-    <w:p>
-      <w:pPr>
-        <w:pStyle w:val="PlainText"/>
-        <w:rPr>
-          <w:rFonts w:ascii="Courier New" w:hAnsi="Courier New" w:cs="Courier New"/>
-        </w:rPr>
-      </w:pPr>
-      <w:r>
-        <w:rPr>
-          <w:rFonts w:ascii="Courier New" w:hAnsi="Courier New" w:cs="Courier New"/>
-        </w:rPr>
-        <w:t xml:space="preserve">        &lt;h3&gt;The vector store&lt;/h3&gt;</w:t>
-      </w:r>
-    </w:p>
-    <w:p>
-      <w:pPr>
-        <w:pStyle w:val="PlainText"/>
-        <w:rPr>
-          <w:rFonts w:ascii="Courier New" w:hAnsi="Courier New" w:cs="Courier New"/>
-        </w:rPr>
-      </w:pPr>
-      <w:r>
-        <w:rPr>
-          <w:rFonts w:ascii="Courier New" w:hAnsi="Courier New" w:cs="Courier New"/>
-        </w:rPr>
-        <w:t xml:space="preserve">      &lt;/div&gt;</w:t>
-      </w:r>
-    </w:p>
-    <w:p>
-      <w:pPr>
-        <w:pStyle w:val="PlainText"/>
-        <w:rPr>
-          <w:rFonts w:ascii="Courier New" w:hAnsi="Courier New" w:cs="Courier New"/>
-        </w:rPr>
-      </w:pPr>
-      <w:r>
-        <w:rPr>
-          <w:rFonts w:ascii="Courier New" w:hAnsi="Courier New" w:cs="Courier New"/>
-        </w:rPr>
-        <w:t xml:space="preserve">      &lt;div class="table-wrap"&gt;</w:t>
-      </w:r>
-    </w:p>
-    <w:p>
-      <w:pPr>
-        <w:pStyle w:val="PlainText"/>
-        <w:rPr>
-          <w:rFonts w:ascii="Courier New" w:hAnsi="Courier New" w:cs="Courier New"/>
-        </w:rPr>
-      </w:pPr>
-      <w:r>
-        <w:rPr>
-          <w:rFonts w:ascii="Courier New" w:hAnsi="Courier New" w:cs="Courier New"/>
-        </w:rPr>
-        <w:t xml:space="preserve">        &lt;table&gt;</w:t>
-      </w:r>
-    </w:p>
-    <w:p>
-      <w:pPr>
-        <w:pStyle w:val="PlainText"/>
-        <w:rPr>
-          <w:rFonts w:ascii="Courier New" w:hAnsi="Courier New" w:cs="Courier New"/>
-        </w:rPr>
-      </w:pPr>
-      <w:r>
-        <w:rPr>
-          <w:rFonts w:ascii="Courier New" w:hAnsi="Courier New" w:cs="Courier New"/>
-        </w:rPr>
-        <w:t xml:space="preserve">          &lt;thead&gt;&lt;tr&gt;&lt;th&gt;Store&lt;/th&gt;&lt;th&gt;Typically chosen when&lt;/th&gt;&lt;/tr&gt;&lt;/thead&gt;</w:t>
-      </w:r>
-    </w:p>
-    <w:p>
-      <w:pPr>
-        <w:pStyle w:val="PlainText"/>
-        <w:rPr>
-          <w:rFonts w:ascii="Courier New" w:hAnsi="Courier New" w:cs="Courier New"/>
-        </w:rPr>
-      </w:pPr>
-      <w:r>
-        <w:rPr>
-          <w:rFonts w:ascii="Courier New" w:hAnsi="Courier New" w:cs="Courier New"/>
-        </w:rPr>
-        <w:t xml:space="preserve">          &lt;tbody&gt;</w:t>
-      </w:r>
-    </w:p>
-    <w:p>
-      <w:pPr>
-        <w:pStyle w:val="PlainText"/>
-        <w:rPr>
-          <w:rFonts w:ascii="Courier New" w:hAnsi="Courier New" w:cs="Courier New"/>
-        </w:rPr>
-      </w:pPr>
-      <w:r>
-        <w:rPr>
-          <w:rFonts w:ascii="Courier New" w:hAnsi="Courier New" w:cs="Courier New"/>
-        </w:rPr>
-        <w:t xml:space="preserve">            &lt;tr&gt;&lt;td&gt;OpenSearch, Elasticsearch&lt;/td&gt;&lt;td&gt;You want hybrid search, or already run it. This project&lt;/td&gt;&lt;/tr&gt;</w:t>
-      </w:r>
-    </w:p>
-    <w:p>
-      <w:pPr>
-        <w:pStyle w:val="PlainText"/>
-        <w:rPr>
-          <w:rFonts w:ascii="Courier New" w:hAnsi="Courier New" w:cs="Courier New"/>
-        </w:rPr>
-      </w:pPr>
-      <w:r>
-        <w:rPr>
-          <w:rFonts w:ascii="Courier New" w:hAnsi="Courier New" w:cs="Courier New"/>
-        </w:rPr>
-        <w:t xml:space="preserve">            &lt;tr&gt;&lt;td&gt;pgvector in PostgreSQL&lt;/td&gt;&lt;td&gt;You already have Postgres and do not want another system. The POC&lt;/td&gt;&lt;/tr&gt;</w:t>
-      </w:r>
-    </w:p>
-    <w:p>
-      <w:pPr>
-        <w:pStyle w:val="PlainText"/>
-        <w:rPr>
-          <w:rFonts w:ascii="Courier New" w:hAnsi="Courier New" w:cs="Courier New"/>
-        </w:rPr>
-      </w:pPr>
-      <w:r>
-        <w:rPr>
-          <w:rFonts w:ascii="Courier New" w:hAnsi="Courier New" w:cs="Courier New"/>
-        </w:rPr>
-        <w:t xml:space="preserve">            &lt;tr&gt;&lt;td</w:t>
-      </w:r>
-      <w:r>
-        <w:rPr>
-          <w:rFonts w:ascii="Courier New" w:hAnsi="Courier New" w:cs="Courier New"/>
-        </w:rPr>
-        <w:t>&gt;Pinecone&lt;/td&gt;&lt;td&gt;Managed, no ops&lt;/td&gt;&lt;/tr&gt;</w:t>
-      </w:r>
-    </w:p>
-    <w:p>
-      <w:pPr>
-        <w:pStyle w:val="PlainText"/>
-        <w:rPr>
-          <w:rFonts w:ascii="Courier New" w:hAnsi="Courier New" w:cs="Courier New"/>
-        </w:rPr>
-      </w:pPr>
-      <w:r>
-        <w:rPr>
-          <w:rFonts w:ascii="Courier New" w:hAnsi="Courier New" w:cs="Courier New"/>
-        </w:rPr>
-        <w:t xml:space="preserve">            &lt;tr&gt;&lt;td&gt;Qdrant, Weaviate, Milvus&lt;/td&gt;&lt;td&gt;Open source, self-hosted or cloud&lt;/td&gt;&lt;/tr&gt;</w:t>
-      </w:r>
-    </w:p>
-    <w:p>
-      <w:pPr>
-        <w:pStyle w:val="PlainText"/>
-        <w:rPr>
-          <w:rFonts w:ascii="Courier New" w:hAnsi="Courier New" w:cs="Courier New"/>
-        </w:rPr>
-      </w:pPr>
-      <w:r>
-        <w:rPr>
-          <w:rFonts w:ascii="Courier New" w:hAnsi="Courier New" w:cs="Courier New"/>
-        </w:rPr>
-        <w:t xml:space="preserve">            &lt;tr&gt;&lt;td&gt;FAISS&lt;/td&gt;&lt;td&gt;In-process, no server. Fine for a prototype, no filtering story&lt;/td&gt;&lt;/tr&gt;</w:t>
-      </w:r>
-    </w:p>
-    <w:p>
-      <w:pPr>
-        <w:pStyle w:val="PlainText"/>
-        <w:rPr>
-          <w:rFonts w:ascii="Courier New" w:hAnsi="Courier New" w:cs="Courier New"/>
-        </w:rPr>
-      </w:pPr>
-      <w:r>
-        <w:rPr>
-          <w:rFonts w:ascii="Courier New" w:hAnsi="Courier New" w:cs="Courier New"/>
-        </w:rPr>
-        <w:t xml:space="preserve">          &lt;/tbody&gt;</w:t>
-      </w:r>
-    </w:p>
-    <w:p>
-      <w:pPr>
-        <w:pStyle w:val="PlainText"/>
-        <w:rPr>
-          <w:rFonts w:ascii="Courier New" w:hAnsi="Courier New" w:cs="Courier New"/>
-        </w:rPr>
-      </w:pPr>
-      <w:r>
-        <w:rPr>
-          <w:rFonts w:ascii="Courier New" w:hAnsi="Courier New" w:cs="Courier New"/>
-        </w:rPr>
-        <w:t xml:space="preserve">        &lt;/table&gt;</w:t>
-      </w:r>
-    </w:p>
-    <w:p>
-      <w:pPr>
-        <w:pStyle w:val="PlainText"/>
-        <w:rPr>
-          <w:rFonts w:ascii="Courier New" w:hAnsi="Courier New" w:cs="Courier New"/>
-        </w:rPr>
-      </w:pPr>
-      <w:r>
-        <w:rPr>
-          <w:rFonts w:ascii="Courier New" w:hAnsi="Courier New" w:cs="Courier New"/>
-        </w:rPr>
-        <w:t xml:space="preserve">      &lt;/div&gt;</w:t>
-      </w:r>
-    </w:p>
-    <w:p>
-      <w:pPr>
-        <w:pStyle w:val="PlainText"/>
-        <w:rPr>
-          <w:rFonts w:ascii="Courier New" w:hAnsi="Courier New" w:cs="Courier New"/>
-        </w:rPr>
-      </w:pPr>
-      <w:r>
-        <w:rPr>
-          <w:rFonts w:ascii="Courier New" w:hAnsi="Courier New" w:cs="Courier New"/>
-        </w:rPr>
-        <w:t xml:space="preserve">      &lt;div class="prose"&gt;</w:t>
-      </w:r>
-    </w:p>
-    <w:p>
-      <w:pPr>
-        <w:pStyle w:val="PlainText"/>
-        <w:rPr>
-          <w:rFonts w:ascii="Courier New" w:hAnsi="Courier New" w:cs="Courier New"/>
-        </w:rPr>
-      </w:pPr>
-      <w:r>
-        <w:rPr>
-          <w:rFonts w:ascii="Courier New" w:hAnsi="Courier New" w:cs="Courier New"/>
-        </w:rPr>
-        <w:t xml:space="preserve">        &lt;p&gt;The question that matters most is whether it filters &lt;em&gt;inside&lt;/em&gt; the search.</w:t>
-      </w:r>
-    </w:p>
-    <w:p>
-      <w:pPr>
-        <w:pStyle w:val="PlainText"/>
-        <w:rPr>
-          <w:rFonts w:ascii="Courier New" w:hAnsi="Courier New" w:cs="Courier New"/>
-        </w:rPr>
-      </w:pPr>
-      <w:r>
-        <w:rPr>
-          <w:rFonts w:ascii="Courier New" w:hAnsi="Courier New" w:cs="Courier New"/>
-        </w:rPr>
-        <w:t xml:space="preserve">        If it can only filter afterwards, you cannot do access control properly, for the</w:t>
-      </w:r>
-    </w:p>
-    <w:p>
-      <w:pPr>
-        <w:pStyle w:val="PlainText"/>
-        <w:rPr>
-          <w:rFonts w:ascii="Courier New" w:hAnsi="Courier New" w:cs="Courier New"/>
-        </w:rPr>
-      </w:pPr>
-      <w:r>
-        <w:rPr>
-          <w:rFonts w:ascii="Courier New" w:hAnsi="Courier New" w:cs="Courier New"/>
-        </w:rPr>
-        <w:t xml:space="preserve">       </w:t>
-      </w:r>
-      <w:r>
-        <w:rPr>
-          <w:rFonts w:ascii="Courier New" w:hAnsi="Courier New" w:cs="Courier New"/>
-        </w:rPr>
-        <w:t xml:space="preserve"> reason set out earlier. After that: what it costs when idle, and whether it does</w:t>
-      </w:r>
-    </w:p>
-    <w:p>
-      <w:pPr>
-        <w:pStyle w:val="PlainText"/>
-        <w:rPr>
-          <w:rFonts w:ascii="Courier New" w:hAnsi="Courier New" w:cs="Courier New"/>
-        </w:rPr>
-      </w:pPr>
-      <w:r>
-        <w:rPr>
-          <w:rFonts w:ascii="Courier New" w:hAnsi="Courier New" w:cs="Courier New"/>
-        </w:rPr>
-        <w:t xml:space="preserve">        hybrid search.&lt;/p&gt;</w:t>
-      </w:r>
-    </w:p>
-    <w:p>
-      <w:pPr>
-        <w:pStyle w:val="PlainText"/>
-        <w:rPr>
-          <w:rFonts w:ascii="Courier New" w:hAnsi="Courier New" w:cs="Courier New"/>
-        </w:rPr>
-      </w:pPr>
-      <w:r>
-        <w:rPr>
-          <w:rFonts w:ascii="Courier New" w:hAnsi="Courier New" w:cs="Courier New"/>
-        </w:rPr>
-        <w:t xml:space="preserve">        &lt;p&gt;pgvector is genuinely fine up to a few million vectors. The reasons to leave it are</w:t>
-      </w:r>
-    </w:p>
-    <w:p>
-      <w:pPr>
-        <w:pStyle w:val="PlainText"/>
-        <w:rPr>
-          <w:rFonts w:ascii="Courier New" w:hAnsi="Courier New" w:cs="Courier New"/>
-        </w:rPr>
-      </w:pPr>
-      <w:r>
-        <w:rPr>
-          <w:rFonts w:ascii="Courier New" w:hAnsi="Courier New" w:cs="Courier New"/>
-        </w:rPr>
-        <w:t xml:space="preserve">        hybrid search, sharding, and not wanting search traffic on your transactional</w:t>
-      </w:r>
-    </w:p>
-    <w:p>
-      <w:pPr>
-        <w:pStyle w:val="PlainText"/>
-        <w:rPr>
-          <w:rFonts w:ascii="Courier New" w:hAnsi="Courier New" w:cs="Courier New"/>
-        </w:rPr>
-      </w:pPr>
-      <w:r>
-        <w:rPr>
-          <w:rFonts w:ascii="Courier New" w:hAnsi="Courier New" w:cs="Courier New"/>
-        </w:rPr>
-        <w:lastRenderedPageBreak/>
-        <w:t xml:space="preserve">        database.&lt;/p&gt;</w:t>
-      </w:r>
-    </w:p>
-    <w:p>
-      <w:pPr>
-        <w:pStyle w:val="PlainText"/>
-        <w:rPr>
-          <w:rFonts w:ascii="Courier New" w:hAnsi="Courier New" w:cs="Courier New"/>
-        </w:rPr>
-      </w:pPr>
-    </w:p>
-    <w:p>
-      <w:pPr>
-        <w:pStyle w:val="PlainText"/>
-        <w:rPr>
-          <w:rFonts w:ascii="Courier New" w:hAnsi="Courier New" w:cs="Courier New"/>
-        </w:rPr>
-      </w:pPr>
-      <w:r>
-        <w:rPr>
-          <w:rFonts w:ascii="Courier New" w:hAnsi="Courier New" w:cs="Courier New"/>
-        </w:rPr>
-        <w:t xml:space="preserve">        &lt;h3&gt;The chat model&lt;/h3&gt;</w:t>
-      </w:r>
-    </w:p>
-    <w:p>
-      <w:pPr>
-        <w:pStyle w:val="PlainText"/>
-        <w:rPr>
-          <w:rFonts w:ascii="Courier New" w:hAnsi="Courier New" w:cs="Courier New"/>
-        </w:rPr>
-      </w:pPr>
-      <w:r>
-        <w:rPr>
-          <w:rFonts w:ascii="Courier New" w:hAnsi="Courier New" w:cs="Courier New"/>
-        </w:rPr>
-        <w:t xml:space="preserve">        &lt;p&gt;Roughly seventy models have on-demand pricing on Bedrock in us-east-1: the Nova</w:t>
-      </w:r>
-    </w:p>
-    <w:p>
-      <w:pPr>
-        <w:pStyle w:val="PlainText"/>
-        <w:rPr>
-          <w:rFonts w:ascii="Courier New" w:hAnsi="Courier New" w:cs="Courier New"/>
-        </w:rPr>
-      </w:pPr>
-      <w:r>
-        <w:rPr>
-          <w:rFonts w:ascii="Courier New" w:hAnsi="Courier New" w:cs="Courier New"/>
-        </w:rPr>
-        <w:t xml:space="preserve">        family, Claude, Llama, Mistral, DeepSeek, Qwen, Gemma and the GPT-OS</w:t>
-      </w:r>
-      <w:r>
-        <w:rPr>
-          <w:rFonts w:ascii="Courier New" w:hAnsi="Courier New" w:cs="Courier New"/>
-        </w:rPr>
-        <w:t>S models. What</w:t>
-      </w:r>
-    </w:p>
-    <w:p>
-      <w:pPr>
-        <w:pStyle w:val="PlainText"/>
-        <w:rPr>
-          <w:rFonts w:ascii="Courier New" w:hAnsi="Courier New" w:cs="Courier New"/>
-        </w:rPr>
-      </w:pPr>
-      <w:r>
-        <w:rPr>
-          <w:rFonts w:ascii="Courier New" w:hAnsi="Courier New" w:cs="Courier New"/>
-        </w:rPr>
-        <w:t xml:space="preserve">        actually narrows it down is rarely the benchmark score.&lt;/p&gt;</w:t>
-      </w:r>
-    </w:p>
-    <w:p>
-      <w:pPr>
-        <w:pStyle w:val="PlainText"/>
-        <w:rPr>
-          <w:rFonts w:ascii="Courier New" w:hAnsi="Courier New" w:cs="Courier New"/>
-        </w:rPr>
-      </w:pPr>
-      <w:r>
-        <w:rPr>
-          <w:rFonts w:ascii="Courier New" w:hAnsi="Courier New" w:cs="Courier New"/>
-        </w:rPr>
-        <w:t xml:space="preserve">      &lt;/div&gt;</w:t>
-      </w:r>
-    </w:p>
-    <w:p>
-      <w:pPr>
-        <w:pStyle w:val="PlainText"/>
-        <w:rPr>
-          <w:rFonts w:ascii="Courier New" w:hAnsi="Courier New" w:cs="Courier New"/>
-        </w:rPr>
-      </w:pPr>
-      <w:r>
-        <w:rPr>
-          <w:rFonts w:ascii="Courier New" w:hAnsi="Courier New" w:cs="Courier New"/>
-        </w:rPr>
-        <w:t xml:space="preserve">      &lt;div class="table-wrap"&gt;</w:t>
-      </w:r>
-    </w:p>
-    <w:p>
-      <w:pPr>
-        <w:pStyle w:val="PlainText"/>
-        <w:rPr>
-          <w:rFonts w:ascii="Courier New" w:hAnsi="Courier New" w:cs="Courier New"/>
-        </w:rPr>
-      </w:pPr>
-      <w:r>
-        <w:rPr>
-          <w:rFonts w:ascii="Courier New" w:hAnsi="Courier New" w:cs="Courier New"/>
-        </w:rPr>
-        <w:t xml:space="preserve">        &lt;table&gt;</w:t>
-      </w:r>
-    </w:p>
-    <w:p>
-      <w:pPr>
-        <w:pStyle w:val="PlainText"/>
-        <w:rPr>
-          <w:rFonts w:ascii="Courier New" w:hAnsi="Courier New" w:cs="Courier New"/>
-        </w:rPr>
-      </w:pPr>
-      <w:r>
-        <w:rPr>
-          <w:rFonts w:ascii="Courier New" w:hAnsi="Courier New" w:cs="Courier New"/>
-        </w:rPr>
-        <w:t xml:space="preserve">          &lt;thead&gt;&lt;tr&gt;&lt;th&gt;Check&lt;/th&gt;&lt;th&gt;Why&lt;/th&gt;&lt;/tr&gt;&lt;/thead&gt;</w:t>
-      </w:r>
-    </w:p>
-    <w:p>
-      <w:pPr>
-        <w:pStyle w:val="PlainText"/>
-        <w:rPr>
-          <w:rFonts w:ascii="Courier New" w:hAnsi="Courier New" w:cs="Courier New"/>
-        </w:rPr>
-      </w:pPr>
-      <w:r>
-        <w:rPr>
-          <w:rFonts w:ascii="Courier New" w:hAnsi="Courier New" w:cs="Courier New"/>
-        </w:rPr>
-        <w:t xml:space="preserve">          &lt;tbody&gt;</w:t>
-      </w:r>
-    </w:p>
-    <w:p>
-      <w:pPr>
-        <w:pStyle w:val="PlainText"/>
-        <w:rPr>
-          <w:rFonts w:ascii="Courier New" w:hAnsi="Courier New" w:cs="Courier New"/>
-        </w:rPr>
-      </w:pPr>
-      <w:r>
-        <w:rPr>
-          <w:rFonts w:ascii="Courier New" w:hAnsi="Courier New" w:cs="Courier New"/>
-        </w:rPr>
-        <w:t xml:space="preserve">            &lt;tr&gt;&lt;td&gt;Can you call it today, in this account and region?&lt;/td&gt;&lt;td&gt;Anthropic models need a one-time use case form. That is a schedule risk, not a technical one&lt;/td&gt;&lt;/tr&gt;</w:t>
-      </w:r>
-    </w:p>
-    <w:p>
-      <w:pPr>
-        <w:pStyle w:val="PlainText"/>
-        <w:rPr>
-          <w:rFonts w:ascii="Courier New" w:hAnsi="Courier New" w:cs="Courier New"/>
-        </w:rPr>
-      </w:pPr>
-      <w:r>
-        <w:rPr>
-          <w:rFonts w:ascii="Courier New" w:hAnsi="Courier New" w:cs="Courier New"/>
-        </w:rPr>
-        <w:t xml:space="preserve">            &lt;tr&gt;&lt;td&gt;Does it support tool use?&lt;/td&gt;&lt;td&gt;This whole design depends on it&lt;/td&gt;&lt;/tr&gt;</w:t>
-      </w:r>
-    </w:p>
-    <w:p>
-      <w:pPr>
-        <w:pStyle w:val="PlainText"/>
-        <w:rPr>
-          <w:rFonts w:ascii="Courier New" w:hAnsi="Courier New" w:cs="Courier New"/>
-        </w:rPr>
-      </w:pPr>
-      <w:r>
-        <w:rPr>
-          <w:rFonts w:ascii="Courier New" w:hAnsi="Courier New" w:cs="Courier New"/>
-        </w:rPr>
-        <w:t xml:space="preserve">            </w:t>
-      </w:r>
-      <w:r>
-        <w:rPr>
-          <w:rFonts w:ascii="Courier New" w:hAnsi="Courier New" w:cs="Courier New"/>
-        </w:rPr>
-        <w:t>&lt;tr&gt;&lt;td&gt;Is the fallback from a different family?&lt;/td&gt;&lt;td&gt;Two models from one vendor tend to be unavailable together&lt;/td&gt;&lt;/tr&gt;</w:t>
-      </w:r>
-    </w:p>
-    <w:p>
-      <w:pPr>
-        <w:pStyle w:val="PlainText"/>
-        <w:rPr>
-          <w:rFonts w:ascii="Courier New" w:hAnsi="Courier New" w:cs="Courier New"/>
-        </w:rPr>
-      </w:pPr>
-      <w:r>
-        <w:rPr>
-          <w:rFonts w:ascii="Courier New" w:hAnsi="Courier New" w:cs="Courier New"/>
-        </w:rPr>
-        <w:t xml:space="preserve">            &lt;tr&gt;&lt;td&gt;Does the fallback fit inside your timeout?&lt;/td&gt;&lt;td&gt;Measured here: the SDK spent 15 of 29 seconds retrying before the fallback even started&lt;/td&gt;&lt;/tr&gt;</w:t>
-      </w:r>
-    </w:p>
-    <w:p>
-      <w:pPr>
-        <w:pStyle w:val="PlainText"/>
-        <w:rPr>
-          <w:rFonts w:ascii="Courier New" w:hAnsi="Courier New" w:cs="Courier New"/>
-        </w:rPr>
-      </w:pPr>
-      <w:r>
-        <w:rPr>
-          <w:rFonts w:ascii="Courier New" w:hAnsi="Courier New" w:cs="Courier New"/>
-        </w:rPr>
-        <w:t xml:space="preserve">            &lt;tr&gt;&lt;td&gt;Must the data stay in one geography?&lt;/td&gt;&lt;td&gt;Use a regional inference profile (&lt;code&gt;us.&lt;/code&gt;, &lt;code&gt;eu.&lt;/code&gt;) rather than &lt;code&gt;global.&lt;/code&gt;&lt;/td&gt;&lt;/tr&gt;</w:t>
-      </w:r>
-    </w:p>
-    <w:p>
-      <w:pPr>
-        <w:pStyle w:val="PlainText"/>
-        <w:rPr>
-          <w:rFonts w:ascii="Courier New" w:hAnsi="Courier New" w:cs="Courier New"/>
-        </w:rPr>
-      </w:pPr>
-      <w:r>
-        <w:rPr>
-          <w:rFonts w:ascii="Courier New" w:hAnsi="Courier New" w:cs="Courier New"/>
-        </w:rPr>
-        <w:t xml:space="preserve">          &lt;/tbody&gt;</w:t>
-      </w:r>
-    </w:p>
-    <w:p>
-      <w:pPr>
-        <w:pStyle w:val="PlainText"/>
-        <w:rPr>
-          <w:rFonts w:ascii="Courier New" w:hAnsi="Courier New" w:cs="Courier New"/>
-        </w:rPr>
-      </w:pPr>
-      <w:r>
-        <w:rPr>
-          <w:rFonts w:ascii="Courier New" w:hAnsi="Courier New" w:cs="Courier New"/>
-        </w:rPr>
-        <w:t xml:space="preserve">        &lt;/table&gt;</w:t>
-      </w:r>
-    </w:p>
-    <w:p>
-      <w:pPr>
-        <w:pStyle w:val="PlainText"/>
-        <w:rPr>
-          <w:rFonts w:ascii="Courier New" w:hAnsi="Courier New" w:cs="Courier New"/>
-        </w:rPr>
-      </w:pPr>
-      <w:r>
-        <w:rPr>
-          <w:rFonts w:ascii="Courier New" w:hAnsi="Courier New" w:cs="Courier New"/>
-        </w:rPr>
-        <w:t xml:space="preserve">   </w:t>
-      </w:r>
-      <w:r>
-        <w:rPr>
-          <w:rFonts w:ascii="Courier New" w:hAnsi="Courier New" w:cs="Courier New"/>
-        </w:rPr>
-        <w:t xml:space="preserve">   &lt;/div&gt;</w:t>
-      </w:r>
-    </w:p>
-    <w:p>
-      <w:pPr>
-        <w:pStyle w:val="PlainText"/>
-        <w:rPr>
-          <w:rFonts w:ascii="Courier New" w:hAnsi="Courier New" w:cs="Courier New"/>
-        </w:rPr>
-      </w:pPr>
-      <w:r>
-        <w:rPr>
-          <w:rFonts w:ascii="Courier New" w:hAnsi="Courier New" w:cs="Courier New"/>
-        </w:rPr>
-        <w:t xml:space="preserve">      &lt;div class="prose"&gt;</w:t>
-      </w:r>
-    </w:p>
-    <w:p>
-      <w:pPr>
-        <w:pStyle w:val="PlainText"/>
-        <w:rPr>
-          <w:rFonts w:ascii="Courier New" w:hAnsi="Courier New" w:cs="Courier New"/>
-        </w:rPr>
-      </w:pPr>
-      <w:r>
-        <w:rPr>
-          <w:rFonts w:ascii="Courier New" w:hAnsi="Courier New" w:cs="Courier New"/>
-        </w:rPr>
-        <w:t xml:space="preserve">        &lt;p&gt;We tested Nova Lite as the primary model. It called the wrong tool and invented a</w:t>
-      </w:r>
-    </w:p>
-    <w:p>
-      <w:pPr>
-        <w:pStyle w:val="PlainText"/>
-        <w:rPr>
-          <w:rFonts w:ascii="Courier New" w:hAnsi="Courier New" w:cs="Courier New"/>
-        </w:rPr>
-      </w:pPr>
-      <w:r>
-        <w:rPr>
-          <w:rFonts w:ascii="Courier New" w:hAnsi="Courier New" w:cs="Courier New"/>
-        </w:rPr>
-        <w:t xml:space="preserve">        citation, so it is good enough to degrade to and not good enough to lead with. Nova</w:t>
-      </w:r>
-    </w:p>
-    <w:p>
-      <w:pPr>
-        <w:pStyle w:val="PlainText"/>
-        <w:rPr>
-          <w:rFonts w:ascii="Courier New" w:hAnsi="Courier New" w:cs="Courier New"/>
-        </w:rPr>
-      </w:pPr>
-      <w:r>
-        <w:rPr>
-          <w:rFonts w:ascii="Courier New" w:hAnsi="Courier New" w:cs="Courier New"/>
-        </w:rPr>
-        <w:t xml:space="preserve">        Pro costs 13 times more than Lite, so test whether the cheaper model handles your</w:t>
-      </w:r>
-    </w:p>
-    <w:p>
-      <w:pPr>
-        <w:pStyle w:val="PlainText"/>
-        <w:rPr>
-          <w:rFonts w:ascii="Courier New" w:hAnsi="Courier New" w:cs="Courier New"/>
-        </w:rPr>
-      </w:pPr>
-      <w:r>
-        <w:rPr>
-          <w:rFonts w:ascii="Courier New" w:hAnsi="Courier New" w:cs="Courier New"/>
-        </w:rPr>
-        <w:t xml:space="preserve">        questions before assuming it cannot.&lt;/p&gt;</w:t>
-      </w:r>
-    </w:p>
-    <w:p>
-      <w:pPr>
-        <w:pStyle w:val="PlainText"/>
-        <w:rPr>
-          <w:rFonts w:ascii="Courier New" w:hAnsi="Courier New" w:cs="Courier New"/>
-        </w:rPr>
-      </w:pPr>
-    </w:p>
-    <w:p>
-      <w:pPr>
-        <w:pStyle w:val="PlainText"/>
-        <w:rPr>
-          <w:rFonts w:ascii="Courier New" w:hAnsi="Courier New" w:cs="Courier New"/>
-        </w:rPr>
-      </w:pPr>
-      <w:r>
-        <w:rPr>
-          <w:rFonts w:ascii="Courier New" w:hAnsi="Courier New" w:cs="Courier New"/>
-        </w:rPr>
-        <w:t xml:space="preserve">        &lt;h3&gt;Putting it in Slack or Teams&lt;/h3&gt;</w:t>
-      </w:r>
-    </w:p>
-    <w:p>
-      <w:pPr>
-        <w:pStyle w:val="PlainText"/>
-        <w:rPr>
-          <w:rFonts w:ascii="Courier New" w:hAnsi="Courier New" w:cs="Courier New"/>
-        </w:rPr>
-      </w:pPr>
-      <w:r>
-        <w:rPr>
-          <w:rFonts w:ascii="Courier New" w:hAnsi="Courier New" w:cs="Courier New"/>
-        </w:rPr>
-        <w:t xml:space="preserve">        &lt;p&gt;It is wiring, not AI work.&lt;/p&gt;</w:t>
-      </w:r>
-    </w:p>
-    <w:p>
-      <w:pPr>
-        <w:pStyle w:val="PlainText"/>
-        <w:rPr>
-          <w:rFonts w:ascii="Courier New" w:hAnsi="Courier New" w:cs="Courier New"/>
-        </w:rPr>
-      </w:pPr>
-      <w:r>
-        <w:rPr>
-          <w:rFonts w:ascii="Courier New" w:hAnsi="Courier New" w:cs="Courier New"/>
-        </w:rPr>
-        <w:t xml:space="preserve">        &lt;p&gt;The React app is one client of the API. Slack or Tea</w:t>
-      </w:r>
-      <w:r>
-        <w:rPr>
-          <w:rFonts w:ascii="Courier New" w:hAnsi="Courier New" w:cs="Courier New"/>
-        </w:rPr>
-        <w:t>ms would be another. The</w:t>
-      </w:r>
-    </w:p>
-    <w:p>
-      <w:pPr>
-        <w:pStyle w:val="PlainText"/>
-        <w:rPr>
-          <w:rFonts w:ascii="Courier New" w:hAnsi="Courier New" w:cs="Courier New"/>
-        </w:rPr>
-      </w:pPr>
-      <w:r>
-        <w:rPr>
-          <w:rFonts w:ascii="Courier New" w:hAnsi="Courier New" w:cs="Courier New"/>
-        </w:rPr>
-        <w:t xml:space="preserve">        retrieval, the access filter, the row-level security, the prompt and the model do</w:t>
-      </w:r>
-    </w:p>
-    <w:p>
-      <w:pPr>
-        <w:pStyle w:val="PlainText"/>
-        <w:rPr>
-          <w:rFonts w:ascii="Courier New" w:hAnsi="Courier New" w:cs="Courier New"/>
-        </w:rPr>
-      </w:pPr>
-      <w:r>
-        <w:rPr>
-          <w:rFonts w:ascii="Courier New" w:hAnsi="Courier New" w:cs="Courier New"/>
-        </w:rPr>
-        <w:t xml:space="preserve">        not change. They sit behind the API and never knew which client was calling.&lt;/p&gt;</w:t>
-      </w:r>
-    </w:p>
-    <w:p>
-      <w:pPr>
-        <w:pStyle w:val="PlainText"/>
-        <w:rPr>
-          <w:rFonts w:ascii="Courier New" w:hAnsi="Courier New" w:cs="Courier New"/>
-        </w:rPr>
-      </w:pPr>
-      <w:r>
-        <w:rPr>
-          <w:rFonts w:ascii="Courier New" w:hAnsi="Courier New" w:cs="Courier New"/>
-        </w:rPr>
-        <w:t xml:space="preserve">        &lt;p&gt;What you write is an adapter: receive the platform's webhook, verify its signature,</w:t>
-      </w:r>
-    </w:p>
-    <w:p>
-      <w:pPr>
-        <w:pStyle w:val="PlainText"/>
-        <w:rPr>
-          <w:rFonts w:ascii="Courier New" w:hAnsi="Courier New" w:cs="Courier New"/>
-        </w:rPr>
-      </w:pPr>
-      <w:r>
-        <w:rPr>
-          <w:rFonts w:ascii="Courier New" w:hAnsi="Courier New" w:cs="Courier New"/>
-        </w:rPr>
-        <w:t xml:space="preserve">        map the sender to an employee, call &lt;code&gt;POST /api/chat&lt;/code&gt;, and format the reply.</w:t>
-      </w:r>
-    </w:p>
-    <w:p>
-      <w:pPr>
-        <w:pStyle w:val="PlainText"/>
-        <w:rPr>
-          <w:rFonts w:ascii="Courier New" w:hAnsi="Courier New" w:cs="Courier New"/>
-        </w:rPr>
-      </w:pPr>
-      <w:r>
-        <w:rPr>
-          <w:rFonts w:ascii="Courier New" w:hAnsi="Courier New" w:cs="Courier New"/>
-        </w:rPr>
-        <w:t xml:space="preserve">        That is ordinary application code, not AI work.&lt;/p&gt;</w:t>
-      </w:r>
-    </w:p>
-    <w:p>
-      <w:pPr>
-        <w:pStyle w:val="PlainText"/>
-        <w:rPr>
-          <w:rFonts w:ascii="Courier New" w:hAnsi="Courier New" w:cs="Courier New"/>
-        </w:rPr>
-      </w:pPr>
-      <w:r>
-        <w:rPr>
-          <w:rFonts w:ascii="Courier New" w:hAnsi="Courier New" w:cs="Courier New"/>
-        </w:rPr>
-        <w:t xml:space="preserve">        &lt;p&gt;The part that needs care is the identity mappin</w:t>
-      </w:r>
-      <w:r>
-        <w:rPr>
-          <w:rFonts w:ascii="Courier New" w:hAnsi="Courier New" w:cs="Courier New"/>
-        </w:rPr>
-        <w:t>g. API Gateway trusts a Cognito</w:t>
-      </w:r>
-    </w:p>
-    <w:p>
-      <w:pPr>
-        <w:pStyle w:val="PlainText"/>
-        <w:rPr>
-          <w:rFonts w:ascii="Courier New" w:hAnsi="Courier New" w:cs="Courier New"/>
-        </w:rPr>
-      </w:pPr>
-      <w:r>
-        <w:rPr>
-          <w:rFonts w:ascii="Courier New" w:hAnsi="Courier New" w:cs="Courier New"/>
-        </w:rPr>
-        <w:lastRenderedPageBreak/>
-        <w:t xml:space="preserve">        token, and a Slack event gives you a Slack user id. Mapping one to the other must go</w:t>
-      </w:r>
-    </w:p>
-    <w:p>
-      <w:pPr>
-        <w:pStyle w:val="PlainText"/>
-        <w:rPr>
-          <w:rFonts w:ascii="Courier New" w:hAnsi="Courier New" w:cs="Courier New"/>
-        </w:rPr>
-      </w:pPr>
-      <w:r>
-        <w:rPr>
-          <w:rFonts w:ascii="Courier New" w:hAnsi="Courier New" w:cs="Courier New"/>
-        </w:rPr>
-        <w:t xml:space="preserve">        through something verified, normally the email on the SSO account behind both. Match</w:t>
-      </w:r>
-    </w:p>
-    <w:p>
-      <w:pPr>
-        <w:pStyle w:val="PlainText"/>
-        <w:rPr>
-          <w:rFonts w:ascii="Courier New" w:hAnsi="Courier New" w:cs="Courier New"/>
-        </w:rPr>
-      </w:pPr>
-      <w:r>
-        <w:rPr>
-          <w:rFonts w:ascii="Courier New" w:hAnsi="Courier New" w:cs="Courier New"/>
-        </w:rPr>
-        <w:t xml:space="preserve">        on a display name or a handle and you have put a spoofable field in front of salary</w:t>
-      </w:r>
-    </w:p>
-    <w:p>
-      <w:pPr>
-        <w:pStyle w:val="PlainText"/>
-        <w:rPr>
-          <w:rFonts w:ascii="Courier New" w:hAnsi="Courier New" w:cs="Courier New"/>
-        </w:rPr>
-      </w:pPr>
-      <w:r>
-        <w:rPr>
-          <w:rFonts w:ascii="Courier New" w:hAnsi="Courier New" w:cs="Courier New"/>
-        </w:rPr>
-        <w:t xml:space="preserve">        data.&lt;/p&gt;</w:t>
-      </w:r>
-    </w:p>
-    <w:p>
-      <w:pPr>
-        <w:pStyle w:val="PlainText"/>
-        <w:rPr>
-          <w:rFonts w:ascii="Courier New" w:hAnsi="Courier New" w:cs="Courier New"/>
-        </w:rPr>
-      </w:pPr>
-      <w:r>
-        <w:rPr>
-          <w:rFonts w:ascii="Courier New" w:hAnsi="Courier New" w:cs="Courier New"/>
-        </w:rPr>
-        <w:t xml:space="preserve">      &lt;/div&gt;</w:t>
-      </w:r>
-    </w:p>
-    <w:p>
-      <w:pPr>
-        <w:pStyle w:val="PlainText"/>
-        <w:rPr>
-          <w:rFonts w:ascii="Courier New" w:hAnsi="Courier New" w:cs="Courier New"/>
-        </w:rPr>
-      </w:pPr>
-      <w:r>
-        <w:rPr>
-          <w:rFonts w:ascii="Courier New" w:hAnsi="Courier New" w:cs="Courier New"/>
-        </w:rPr>
-        <w:t xml:space="preserve">    &lt;/section&gt;</w:t>
-      </w:r>
-    </w:p>
-    <w:p>
-      <w:pPr>
-        <w:pStyle w:val="PlainText"/>
-        <w:rPr>
-          <w:rFonts w:ascii="Courier New" w:hAnsi="Courier New" w:cs="Courier New"/>
-        </w:rPr>
-      </w:pPr>
-    </w:p>
-    <w:p>
-      <w:pPr>
-        <w:pStyle w:val="PlainText"/>
-        <w:rPr>
-          <w:rFonts w:ascii="Courier New" w:hAnsi="Courier New" w:cs="Courier New"/>
-        </w:rPr>
-      </w:pPr>
-    </w:p>
-    <w:p>
-      <w:pPr>
-        <w:pStyle w:val="PlainText"/>
-        <w:rPr>
-          <w:rFonts w:ascii="Courier New" w:hAnsi="Courier New" w:cs="Courier New"/>
-        </w:rPr>
-      </w:pPr>
-      <w:r>
-        <w:rPr>
-          <w:rFonts w:ascii="Courier New" w:hAnsi="Courier New" w:cs="Courier New"/>
-        </w:rPr>
-        <w:t xml:space="preserve">    &lt;!-- ============================================================ --&gt;</w:t>
-      </w:r>
-    </w:p>
-    <w:p>
-      <w:pPr>
-        <w:pStyle w:val="PlainText"/>
-        <w:rPr>
-          <w:rFonts w:ascii="Courier New" w:hAnsi="Courier New" w:cs="Courier New"/>
-        </w:rPr>
-      </w:pPr>
-      <w:r>
-        <w:rPr>
-          <w:rFonts w:ascii="Courier New" w:hAnsi="Courier New" w:cs="Courier New"/>
-        </w:rPr>
-        <w:t xml:space="preserve">    &lt;section id="troubleshooting"&gt;</w:t>
-      </w:r>
-    </w:p>
-    <w:p>
-      <w:pPr>
-        <w:pStyle w:val="PlainText"/>
-        <w:rPr>
-          <w:rFonts w:ascii="Courier New" w:hAnsi="Courier New" w:cs="Courier New"/>
-        </w:rPr>
-      </w:pPr>
-      <w:r>
-        <w:rPr>
-          <w:rFonts w:ascii="Courier New" w:hAnsi="Courier New" w:cs="Courier New"/>
-        </w:rPr>
-        <w:t xml:space="preserve">      &lt;div class="prose"&gt;</w:t>
-      </w:r>
-    </w:p>
-    <w:p>
-      <w:pPr>
-        <w:pStyle w:val="PlainText"/>
-        <w:rPr>
-          <w:rFonts w:ascii="Courier New" w:hAnsi="Courier New" w:cs="Courier New"/>
-        </w:rPr>
-      </w:pPr>
-      <w:r>
-        <w:rPr>
-          <w:rFonts w:ascii="Courier New" w:hAnsi="Courier New" w:cs="Courier New"/>
-        </w:rPr>
-        <w:t xml:space="preserve">        &lt;h2&gt;Trouble</w:t>
-      </w:r>
-      <w:r>
-        <w:rPr>
-          <w:rFonts w:ascii="Courier New" w:hAnsi="Courier New" w:cs="Courier New"/>
-        </w:rPr>
-        <w:t>shooting&lt;/h2&gt;</w:t>
-      </w:r>
-    </w:p>
-    <w:p>
-      <w:pPr>
-        <w:pStyle w:val="PlainText"/>
-        <w:rPr>
-          <w:rFonts w:ascii="Courier New" w:hAnsi="Courier New" w:cs="Courier New"/>
-        </w:rPr>
-      </w:pPr>
-      <w:r>
-        <w:rPr>
-          <w:rFonts w:ascii="Courier New" w:hAnsi="Courier New" w:cs="Courier New"/>
-        </w:rPr>
-        <w:t xml:space="preserve">      &lt;/div&gt;</w:t>
-      </w:r>
-    </w:p>
-    <w:p>
-      <w:pPr>
-        <w:pStyle w:val="PlainText"/>
-        <w:rPr>
-          <w:rFonts w:ascii="Courier New" w:hAnsi="Courier New" w:cs="Courier New"/>
-        </w:rPr>
-      </w:pPr>
-      <w:r>
-        <w:rPr>
-          <w:rFonts w:ascii="Courier New" w:hAnsi="Courier New" w:cs="Courier New"/>
-        </w:rPr>
-        <w:t xml:space="preserve">      &lt;div class="table-wrap"&gt;</w:t>
-      </w:r>
-    </w:p>
-    <w:p>
-      <w:pPr>
-        <w:pStyle w:val="PlainText"/>
-        <w:rPr>
-          <w:rFonts w:ascii="Courier New" w:hAnsi="Courier New" w:cs="Courier New"/>
-        </w:rPr>
-      </w:pPr>
-      <w:r>
-        <w:rPr>
-          <w:rFonts w:ascii="Courier New" w:hAnsi="Courier New" w:cs="Courier New"/>
-        </w:rPr>
-        <w:t xml:space="preserve">        &lt;table&gt;</w:t>
-      </w:r>
-    </w:p>
-    <w:p>
-      <w:pPr>
-        <w:pStyle w:val="PlainText"/>
-        <w:rPr>
-          <w:rFonts w:ascii="Courier New" w:hAnsi="Courier New" w:cs="Courier New"/>
-        </w:rPr>
-      </w:pPr>
-      <w:r>
-        <w:rPr>
-          <w:rFonts w:ascii="Courier New" w:hAnsi="Courier New" w:cs="Courier New"/>
-        </w:rPr>
-        <w:t xml:space="preserve">          &lt;thead&gt;&lt;tr&gt;&lt;th&gt;You see&lt;/th&gt;&lt;th&gt;Likely cause&lt;/th&gt;&lt;th&gt;Fix&lt;/th&gt;&lt;/tr&gt;&lt;/thead&gt;</w:t>
-      </w:r>
-    </w:p>
-    <w:p>
-      <w:pPr>
-        <w:pStyle w:val="PlainText"/>
-        <w:rPr>
-          <w:rFonts w:ascii="Courier New" w:hAnsi="Courier New" w:cs="Courier New"/>
-        </w:rPr>
-      </w:pPr>
-      <w:r>
-        <w:rPr>
-          <w:rFonts w:ascii="Courier New" w:hAnsi="Courier New" w:cs="Courier New"/>
-        </w:rPr>
-        <w:t xml:space="preserve">          &lt;tbody&gt;</w:t>
-      </w:r>
-    </w:p>
-    <w:p>
-      <w:pPr>
-        <w:pStyle w:val="PlainText"/>
-        <w:rPr>
-          <w:rFonts w:ascii="Courier New" w:hAnsi="Courier New" w:cs="Courier New"/>
-        </w:rPr>
-      </w:pPr>
-      <w:r>
-        <w:rPr>
-          <w:rFonts w:ascii="Courier New" w:hAnsi="Courier New" w:cs="Courier New"/>
-        </w:rPr>
-        <w:t xml:space="preserve">            &lt;tr&gt;&lt;td&gt;Terraform: &lt;code&gt;build/layer.zip is missing&lt;/code&gt;&lt;/td&gt;&lt;td&gt;The dependency layer was never built&lt;/td&gt;&lt;td&gt;&lt;code&gt;bash scripts/build-layer.sh&lt;/code&gt;, then apply again&lt;/td&gt;&lt;/tr&gt;</w:t>
-      </w:r>
-    </w:p>
-    <w:p>
-      <w:pPr>
-        <w:pStyle w:val="PlainText"/>
-        <w:rPr>
-          <w:rFonts w:ascii="Courier New" w:hAnsi="Courier New" w:cs="Courier New"/>
-        </w:rPr>
-      </w:pPr>
-      <w:r>
-        <w:rPr>
-          <w:rFonts w:ascii="Courier New" w:hAnsi="Courier New" w:cs="Courier New"/>
-        </w:rPr>
-        <w:t xml:space="preserve">            &lt;tr&gt;&lt;td&gt;New code does not take effect&lt;/td&gt;&lt;td&gt;The update is still rolling out&lt;/td&gt;&lt;td&gt;Wait for &lt;code&gt;aws lambda get-function --func</w:t>
-      </w:r>
-      <w:r>
-        <w:rPr>
-          <w:rFonts w:ascii="Courier New" w:hAnsi="Courier New" w:cs="Courier New"/>
-        </w:rPr>
-        <w:t>tion-name northwind-hr-chat --query 'Configuration.LastUpdateStatus'&lt;/code&gt; to say &lt;code&gt;Successful&lt;/code&gt;&lt;/td&gt;&lt;/tr&gt;</w:t>
-      </w:r>
-    </w:p>
-    <w:p>
-      <w:pPr>
-        <w:pStyle w:val="PlainText"/>
-        <w:rPr>
-          <w:rFonts w:ascii="Courier New" w:hAnsi="Courier New" w:cs="Courier New"/>
-        </w:rPr>
-      </w:pPr>
-      <w:r>
-        <w:rPr>
-          <w:rFonts w:ascii="Courier New" w:hAnsi="Courier New" w:cs="Courier New"/>
-        </w:rPr>
-        <w:t xml:space="preserve">            &lt;tr&gt;&lt;td&gt;&lt;code&gt;AccessDeniedException&lt;/code&gt; in chat logs, naming a model&lt;/td&gt;&lt;td&gt;That model is not enabled in this account and region&lt;/td&gt;&lt;td&gt;Bedrock console, Model catalog, request access. Anthropic models also need the use case form, which is why the default here is Nova&lt;/td&gt;&lt;/tr&gt;</w:t>
-      </w:r>
-    </w:p>
-    <w:p>
-      <w:pPr>
-        <w:pStyle w:val="PlainText"/>
-        <w:rPr>
-          <w:rFonts w:ascii="Courier New" w:hAnsi="Courier New" w:cs="Courier New"/>
-        </w:rPr>
-      </w:pPr>
-      <w:r>
-        <w:rPr>
-          <w:rFonts w:ascii="Courier New" w:hAnsi="Courier New" w:cs="Courier New"/>
-        </w:rPr>
-        <w:t xml:space="preserve">            &lt;tr&gt;&lt;td&gt;Answers are slower than usual and &lt;code&gt;model_fallback&lt;/code&gt; appears in &lt;code&gt;t</w:t>
-      </w:r>
-      <w:r>
-        <w:rPr>
-          <w:rFonts w:ascii="Courier New" w:hAnsi="Courier New" w:cs="Courier New"/>
-        </w:rPr>
-        <w:t>ools_used&lt;/code&gt;&lt;/td&gt;&lt;td&gt;The primary model would not answer, so the fallback did&lt;/td&gt;&lt;td&gt;Nothing is broken. This is the failover working. Check the chat log for the underlying Bedrock error&lt;/td&gt;&lt;/tr&gt;</w:t>
-      </w:r>
-    </w:p>
-    <w:p>
-      <w:pPr>
-        <w:pStyle w:val="PlainText"/>
-        <w:rPr>
-          <w:rFonts w:ascii="Courier New" w:hAnsi="Courier New" w:cs="Courier New"/>
-        </w:rPr>
-      </w:pPr>
-      <w:r>
-        <w:rPr>
-          <w:rFonts w:ascii="Courier New" w:hAnsi="Courier New" w:cs="Courier New"/>
-        </w:rPr>
-        <w:t xml:space="preserve">            &lt;tr&gt;&lt;td&gt;&lt;code&gt;InvalidParameterException&lt;/code&gt; on &lt;code&gt;logGroupName&lt;/code&gt;&lt;/td&gt;&lt;td&gt;Git Bash on Windows rewrote the &lt;code&gt;/aws/lambda/...&lt;/code&gt; path&lt;/td&gt;&lt;td&gt;&lt;code&gt;export MSYS_NO_PATHCONV=1&lt;/code&gt;&lt;/td&gt;&lt;/tr&gt;</w:t>
-      </w:r>
-    </w:p>
-    <w:p>
-      <w:pPr>
-        <w:pStyle w:val="PlainText"/>
-        <w:rPr>
-          <w:rFonts w:ascii="Courier New" w:hAnsi="Courier New" w:cs="Courier New"/>
-        </w:rPr>
-      </w:pPr>
-      <w:r>
-        <w:rPr>
-          <w:rFonts w:ascii="Courier New" w:hAnsi="Courier New" w:cs="Courier New"/>
-        </w:rPr>
-        <w:t xml:space="preserve">            &lt;tr&gt;&lt;td&gt;503 or 504 on the first question after a break&lt;/td&gt;&lt;td&gt;Aurora resuming fr</w:t>
-      </w:r>
-      <w:r>
-        <w:rPr>
-          <w:rFonts w:ascii="Courier New" w:hAnsi="Courier New" w:cs="Courier New"/>
-        </w:rPr>
-        <w:t>om 0 ACU, close to the 30-second limit&lt;/td&gt;&lt;td&gt;Ask again. For a live demo, set &lt;code&gt;min_capacity = 0.5&lt;/code&gt; in &lt;code&gt;aurora.tf&lt;/code&gt; for the day&lt;/td&gt;&lt;/tr&gt;</w:t>
-      </w:r>
-    </w:p>
-    <w:p>
-      <w:pPr>
-        <w:pStyle w:val="PlainText"/>
-        <w:rPr>
-          <w:rFonts w:ascii="Courier New" w:hAnsi="Courier New" w:cs="Courier New"/>
-        </w:rPr>
-      </w:pPr>
-      <w:r>
-        <w:rPr>
-          <w:rFonts w:ascii="Courier New" w:hAnsi="Courier New" w:cs="Courier New"/>
-        </w:rPr>
-        <w:t xml:space="preserve">            &lt;tr&gt;&lt;td&gt;401 from &lt;code&gt;/api/me&lt;/code&gt;&lt;/td&gt;&lt;td&gt;Token expired, or built with another app client ID&lt;/td&gt;&lt;td&gt;Sign out and in; rebuild the React app with the current &lt;code&gt;frontend_env&lt;/code&gt;&lt;/td&gt;&lt;/tr&gt;</w:t>
-      </w:r>
-    </w:p>
-    <w:p>
-      <w:pPr>
-        <w:pStyle w:val="PlainText"/>
-        <w:rPr>
-          <w:rFonts w:ascii="Courier New" w:hAnsi="Courier New" w:cs="Courier New"/>
-        </w:rPr>
-      </w:pPr>
-      <w:r>
-        <w:rPr>
-          <w:rFonts w:ascii="Courier New" w:hAnsi="Courier New" w:cs="Courier New"/>
-        </w:rPr>
-        <w:t xml:space="preserve">            &lt;tr&gt;&lt;td&gt;"You don't have an HR assistant account"&lt;/td&gt;&lt;td&gt;The Cognito email isn't in the &lt;code&gt;employees&lt;/code&gt; table&lt;/td&gt;&lt;td&gt;Check s</w:t>
-      </w:r>
-      <w:r>
-        <w:rPr>
-          <w:rFonts w:ascii="Courier New" w:hAnsi="Courier New" w:cs="Courier New"/>
-        </w:rPr>
-        <w:t>pelling in &lt;code&gt;demo_user_emails&lt;/code&gt;; run setup-db&lt;/td&gt;&lt;/tr&gt;</w:t>
-      </w:r>
-    </w:p>
-    <w:p>
-      <w:pPr>
-        <w:pStyle w:val="PlainText"/>
-        <w:rPr>
-          <w:rFonts w:ascii="Courier New" w:hAnsi="Courier New" w:cs="Courier New"/>
-        </w:rPr>
-      </w:pPr>
-      <w:r>
-        <w:rPr>
-          <w:rFonts w:ascii="Courier New" w:hAnsi="Courier New" w:cs="Courier New"/>
-        </w:rPr>
-        <w:lastRenderedPageBreak/>
-        <w:t xml:space="preserve">            &lt;tr&gt;&lt;td&gt;Ingest fails with 403 from OpenSearch&lt;/td&gt;&lt;td&gt;Data access policy not active yet&lt;/td&gt;&lt;td&gt;Wait a minute; upload &lt;code&gt;manifest.json&lt;/code&gt; again&lt;/td&gt;&lt;/tr&gt;</w:t>
-      </w:r>
-    </w:p>
-    <w:p>
-      <w:pPr>
-        <w:pStyle w:val="PlainText"/>
-        <w:rPr>
-          <w:rFonts w:ascii="Courier New" w:hAnsi="Courier New" w:cs="Courier New"/>
-        </w:rPr>
-      </w:pPr>
-      <w:r>
-        <w:rPr>
-          <w:rFonts w:ascii="Courier New" w:hAnsi="Courier New" w:cs="Courier New"/>
-        </w:rPr>
-        <w:t xml:space="preserve">            &lt;tr&gt;&lt;td&gt;Answers say "No matching policy text" right after ingestion&lt;/td&gt;&lt;td&gt;OpenSearch Serverless hasn't refreshed yet&lt;/td&gt;&lt;td&gt;Wait a minute&lt;/td&gt;&lt;/tr&gt;</w:t>
-      </w:r>
-    </w:p>
-    <w:p>
-      <w:pPr>
-        <w:pStyle w:val="PlainText"/>
-        <w:rPr>
-          <w:rFonts w:ascii="Courier New" w:hAnsi="Courier New" w:cs="Courier New"/>
-        </w:rPr>
-      </w:pPr>
-      <w:r>
-        <w:rPr>
-          <w:rFonts w:ascii="Courier New" w:hAnsi="Courier New" w:cs="Courier New"/>
-        </w:rPr>
-        <w:t xml:space="preserve">            &lt;tr&gt;&lt;td&gt;Small talk returns policies, or real questions get none&lt;/td&gt;&lt;td&gt;Relevance threshold not mea</w:t>
-      </w:r>
-      <w:r>
-        <w:rPr>
-          <w:rFonts w:ascii="Courier New" w:hAnsi="Courier New" w:cs="Courier New"/>
-        </w:rPr>
-        <w:t>sured on these documents&lt;/td&gt;&lt;td&gt;Run the similarity report; set &lt;code&gt;min_best_similarity&lt;/code&gt; between the two groups, not just below the lowest real question&lt;/td&gt;&lt;/tr&gt;</w:t>
-      </w:r>
-    </w:p>
-    <w:p>
-      <w:pPr>
-        <w:pStyle w:val="PlainText"/>
-        <w:rPr>
-          <w:rFonts w:ascii="Courier New" w:hAnsi="Courier New" w:cs="Courier New"/>
-        </w:rPr>
-      </w:pPr>
-      <w:r>
-        <w:rPr>
-          <w:rFonts w:ascii="Courier New" w:hAnsi="Courier New" w:cs="Courier New"/>
-        </w:rPr>
-        <w:t xml:space="preserve">            &lt;tr&gt;&lt;td&gt;The same question passes one run and fails the next&lt;/td&gt;&lt;td&gt;The threshold sits inside the noise of approximate vector search&lt;/td&gt;&lt;td&gt;Move it further from the lowest real score, and set temperature to 0 before comparing runs at all&lt;/td&gt;&lt;/tr&gt;</w:t>
-      </w:r>
-    </w:p>
-    <w:p>
-      <w:pPr>
-        <w:pStyle w:val="PlainText"/>
-        <w:rPr>
-          <w:rFonts w:ascii="Courier New" w:hAnsi="Courier New" w:cs="Courier New"/>
-        </w:rPr>
-      </w:pPr>
-      <w:r>
-        <w:rPr>
-          <w:rFonts w:ascii="Courier New" w:hAnsi="Courier New" w:cs="Courier New"/>
-        </w:rPr>
-        <w:t xml:space="preserve">            &lt;tr&gt;&lt;td&gt;A normal HR question is blocked&lt;/td&gt;&lt;td&gt;Prompt attack filter</w:t>
-      </w:r>
-      <w:r>
-        <w:rPr>
-          <w:rFonts w:ascii="Courier New" w:hAnsi="Courier New" w:cs="Courier New"/>
-        </w:rPr>
-        <w:t xml:space="preserve"> at HIGH&lt;/td&gt;&lt;td&gt;Lower it to MEDIUM in &lt;code&gt;bedrock.tf&lt;/code&gt;, apply&lt;/td&gt;&lt;/tr&gt;</w:t>
-      </w:r>
-    </w:p>
-    <w:p>
-      <w:pPr>
-        <w:pStyle w:val="PlainText"/>
-        <w:rPr>
-          <w:rFonts w:ascii="Courier New" w:hAnsi="Courier New" w:cs="Courier New"/>
-        </w:rPr>
-      </w:pPr>
-      <w:r>
-        <w:rPr>
-          <w:rFonts w:ascii="Courier New" w:hAnsi="Courier New" w:cs="Courier New"/>
-        </w:rPr>
-        <w:t xml:space="preserve">            &lt;tr&gt;&lt;td&gt;Cognito "redirect_mismatch"&lt;/td&gt;&lt;td&gt;App opened at an address other than the CloudFront one&lt;/td&gt;&lt;td&gt;Use &lt;code&gt;terraform -chdir=infra/terraform output -raw app_url&lt;/code&gt; exactly&lt;/td&gt;&lt;/tr&gt;</w:t>
-      </w:r>
-    </w:p>
-    <w:p>
-      <w:pPr>
-        <w:pStyle w:val="PlainText"/>
-        <w:rPr>
-          <w:rFonts w:ascii="Courier New" w:hAnsi="Courier New" w:cs="Courier New"/>
-        </w:rPr>
-      </w:pPr>
-      <w:r>
-        <w:rPr>
-          <w:rFonts w:ascii="Courier New" w:hAnsi="Courier New" w:cs="Courier New"/>
-        </w:rPr>
-        <w:t xml:space="preserve">            &lt;tr&gt;&lt;td&gt;Terraform: domain already exists&lt;/td&gt;&lt;td&gt;&lt;code&gt;cognito_domain_prefix&lt;/code&gt; taken&lt;/td&gt;&lt;td&gt;Choose another prefix&lt;/td&gt;&lt;/tr&gt;</w:t>
-      </w:r>
-    </w:p>
-    <w:p>
-      <w:pPr>
-        <w:pStyle w:val="PlainText"/>
-        <w:rPr>
-          <w:rFonts w:ascii="Courier New" w:hAnsi="Courier New" w:cs="Courier New"/>
-        </w:rPr>
-      </w:pPr>
-      <w:r>
-        <w:rPr>
-          <w:rFonts w:ascii="Courier New" w:hAnsi="Courier New" w:cs="Courier New"/>
-        </w:rPr>
-        <w:t xml:space="preserve">          &lt;/tbody&gt;</w:t>
-      </w:r>
-    </w:p>
-    <w:p>
-      <w:pPr>
-        <w:pStyle w:val="PlainText"/>
-        <w:rPr>
-          <w:rFonts w:ascii="Courier New" w:hAnsi="Courier New" w:cs="Courier New"/>
-        </w:rPr>
-      </w:pPr>
-      <w:r>
-        <w:rPr>
-          <w:rFonts w:ascii="Courier New" w:hAnsi="Courier New" w:cs="Courier New"/>
-        </w:rPr>
-        <w:t xml:space="preserve">        &lt;/table&gt;</w:t>
-      </w:r>
-    </w:p>
-    <w:p>
-      <w:pPr>
-        <w:pStyle w:val="PlainText"/>
-        <w:rPr>
-          <w:rFonts w:ascii="Courier New" w:hAnsi="Courier New" w:cs="Courier New"/>
-        </w:rPr>
-      </w:pPr>
-      <w:r>
-        <w:rPr>
-          <w:rFonts w:ascii="Courier New" w:hAnsi="Courier New" w:cs="Courier New"/>
-        </w:rPr>
-        <w:t xml:space="preserve">      &lt;/div&gt;</w:t>
-      </w:r>
-    </w:p>
-    <w:p>
-      <w:pPr>
-        <w:pStyle w:val="PlainText"/>
-        <w:rPr>
-          <w:rFonts w:ascii="Courier New" w:hAnsi="Courier New" w:cs="Courier New"/>
-        </w:rPr>
-      </w:pPr>
-      <w:r>
-        <w:rPr>
-          <w:rFonts w:ascii="Courier New" w:hAnsi="Courier New" w:cs="Courier New"/>
-        </w:rPr>
-        <w:t xml:space="preserve">    &lt;/section&gt;</w:t>
-      </w:r>
-    </w:p>
-    <w:p>
-      <w:pPr>
-        <w:pStyle w:val="PlainText"/>
-        <w:rPr>
-          <w:rFonts w:ascii="Courier New" w:hAnsi="Courier New" w:cs="Courier New"/>
-        </w:rPr>
-      </w:pPr>
-      <w:r>
-        <w:rPr>
-          <w:rFonts w:ascii="Courier New" w:hAnsi="Courier New" w:cs="Courier New"/>
-        </w:rPr>
-        <w:t xml:space="preserve">  &lt;!-- ============</w:t>
-      </w:r>
-      <w:r>
-        <w:rPr>
-          <w:rFonts w:ascii="Courier New" w:hAnsi="Courier New" w:cs="Courier New"/>
-        </w:rPr>
-        <w:t>================================================ --&gt;</w:t>
-      </w:r>
-    </w:p>
-    <w:p>
-      <w:pPr>
-        <w:pStyle w:val="PlainText"/>
-        <w:rPr>
-          <w:rFonts w:ascii="Courier New" w:hAnsi="Courier New" w:cs="Courier New"/>
-        </w:rPr>
-      </w:pPr>
-      <w:r>
-        <w:rPr>
-          <w:rFonts w:ascii="Courier New" w:hAnsi="Courier New" w:cs="Courier New"/>
-        </w:rPr>
-        <w:t xml:space="preserve">    &lt;section id="clickops"&gt;</w:t>
-      </w:r>
-    </w:p>
-    <w:p>
-      <w:pPr>
-        <w:pStyle w:val="PlainText"/>
-        <w:rPr>
-          <w:rFonts w:ascii="Courier New" w:hAnsi="Courier New" w:cs="Courier New"/>
-        </w:rPr>
-      </w:pPr>
-      <w:r>
-        <w:rPr>
-          <w:rFonts w:ascii="Courier New" w:hAnsi="Courier New" w:cs="Courier New"/>
-        </w:rPr>
-        <w:t xml:space="preserve">      &lt;div class="prose"&gt;</w:t>
-      </w:r>
-    </w:p>
-    <w:p>
-      <w:pPr>
-        <w:pStyle w:val="PlainText"/>
-        <w:rPr>
-          <w:rFonts w:ascii="Courier New" w:hAnsi="Courier New" w:cs="Courier New"/>
-        </w:rPr>
-      </w:pPr>
-      <w:r>
-        <w:rPr>
-          <w:rFonts w:ascii="Courier New" w:hAnsi="Courier New" w:cs="Courier New"/>
-        </w:rPr>
-        <w:t xml:space="preserve">        &lt;h2&gt;Appendix: building it by hand in the console&lt;/h2&gt;</w:t>
-      </w:r>
-    </w:p>
-    <w:p>
-      <w:pPr>
-        <w:pStyle w:val="PlainText"/>
-        <w:rPr>
-          <w:rFonts w:ascii="Courier New" w:hAnsi="Courier New" w:cs="Courier New"/>
-        </w:rPr>
-      </w:pPr>
-      <w:r>
-        <w:rPr>
-          <w:rFonts w:ascii="Courier New" w:hAnsi="Courier New" w:cs="Courier New"/>
-        </w:rPr>
-        <w:t xml:space="preserve">        &lt;p&gt;Optional, and not part of the four hours. A console screen shows you choices a Terraform file hides. Do it once, on your own time, for the services you want to understand properly.&lt;/p&gt;</w:t>
-      </w:r>
-    </w:p>
-    <w:p>
-      <w:pPr>
-        <w:pStyle w:val="PlainText"/>
-        <w:rPr>
-          <w:rFonts w:ascii="Courier New" w:hAnsi="Courier New" w:cs="Courier New"/>
-        </w:rPr>
-      </w:pPr>
-      <w:r>
-        <w:rPr>
-          <w:rFonts w:ascii="Courier New" w:hAnsi="Courier New" w:cs="Courier New"/>
-        </w:rPr>
-        <w:t xml:space="preserve">        &lt;p&gt;&lt;strong&gt;The full walkthrough is &lt;a href="../infra/clickops.md"&gt;infra/clickops.md&lt;/a&gt;&lt;/strong&gt;,</w:t>
-      </w:r>
-    </w:p>
-    <w:p>
-      <w:pPr>
-        <w:pStyle w:val="PlainText"/>
-        <w:rPr>
-          <w:rFonts w:ascii="Courier New" w:hAnsi="Courier New" w:cs="Courier New"/>
-        </w:rPr>
-      </w:pPr>
-      <w:r>
-        <w:rPr>
-          <w:rFonts w:ascii="Courier New" w:hAnsi="Courier New" w:cs="Courier New"/>
-        </w:rPr>
-        <w:t xml:space="preserve">        twenty numbered steps with every </w:t>
-      </w:r>
-      <w:r>
-        <w:rPr>
-          <w:rFonts w:ascii="Courier New" w:hAnsi="Courier New" w:cs="Courier New"/>
-        </w:rPr>
-        <w:t>setting and why it is set that way. Expect a day.</w:t>
-      </w:r>
-    </w:p>
-    <w:p>
-      <w:pPr>
-        <w:pStyle w:val="PlainText"/>
-        <w:rPr>
-          <w:rFonts w:ascii="Courier New" w:hAnsi="Courier New" w:cs="Courier New"/>
-        </w:rPr>
-      </w:pPr>
-      <w:r>
-        <w:rPr>
-          <w:rFonts w:ascii="Courier New" w:hAnsi="Courier New" w:cs="Courier New"/>
-        </w:rPr>
-        <w:t xml:space="preserve">        The order is not arbitrary: each step needs something the one before it produced.&lt;/p&gt;</w:t>
-      </w:r>
-    </w:p>
-    <w:p>
-      <w:pPr>
-        <w:pStyle w:val="PlainText"/>
-        <w:rPr>
-          <w:rFonts w:ascii="Courier New" w:hAnsi="Courier New" w:cs="Courier New"/>
-        </w:rPr>
-      </w:pPr>
-      <w:r>
-        <w:rPr>
-          <w:rFonts w:ascii="Courier New" w:hAnsi="Courier New" w:cs="Courier New"/>
-        </w:rPr>
-        <w:t xml:space="preserve">      &lt;/div&gt;</w:t>
-      </w:r>
-    </w:p>
-    <w:p>
-      <w:pPr>
-        <w:pStyle w:val="PlainText"/>
-        <w:rPr>
-          <w:rFonts w:ascii="Courier New" w:hAnsi="Courier New" w:cs="Courier New"/>
-        </w:rPr>
-      </w:pPr>
-      <w:r>
-        <w:rPr>
-          <w:rFonts w:ascii="Courier New" w:hAnsi="Courier New" w:cs="Courier New"/>
-        </w:rPr>
-        <w:t xml:space="preserve">      &lt;div class="table-wrap"&gt;</w:t>
-      </w:r>
-    </w:p>
-    <w:p>
-      <w:pPr>
-        <w:pStyle w:val="PlainText"/>
-        <w:rPr>
-          <w:rFonts w:ascii="Courier New" w:hAnsi="Courier New" w:cs="Courier New"/>
-        </w:rPr>
-      </w:pPr>
-      <w:r>
-        <w:rPr>
-          <w:rFonts w:ascii="Courier New" w:hAnsi="Courier New" w:cs="Courier New"/>
-        </w:rPr>
-        <w:t xml:space="preserve">        &lt;table&gt;</w:t>
-      </w:r>
-    </w:p>
-    <w:p>
-      <w:pPr>
-        <w:pStyle w:val="PlainText"/>
-        <w:rPr>
-          <w:rFonts w:ascii="Courier New" w:hAnsi="Courier New" w:cs="Courier New"/>
-        </w:rPr>
-      </w:pPr>
-      <w:r>
-        <w:rPr>
-          <w:rFonts w:ascii="Courier New" w:hAnsi="Courier New" w:cs="Courier New"/>
-        </w:rPr>
-        <w:t xml:space="preserve">          &lt;thead&gt;&lt;tr&gt;&lt;th&gt;Step&lt;/th&gt;&lt;th&gt;What you build&lt;/th&gt;&lt;th&gt;Why in this order&lt;/th&gt;&lt;/tr&gt;&lt;/thead&gt;</w:t>
-      </w:r>
-    </w:p>
-    <w:p>
-      <w:pPr>
-        <w:pStyle w:val="PlainText"/>
-        <w:rPr>
-          <w:rFonts w:ascii="Courier New" w:hAnsi="Courier New" w:cs="Courier New"/>
-        </w:rPr>
-      </w:pPr>
-      <w:r>
-        <w:rPr>
-          <w:rFonts w:ascii="Courier New" w:hAnsi="Courier New" w:cs="Courier New"/>
-        </w:rPr>
-        <w:t xml:space="preserve">          &lt;tbody&gt;</w:t>
-      </w:r>
-    </w:p>
-    <w:p>
-      <w:pPr>
-        <w:pStyle w:val="PlainText"/>
-        <w:rPr>
-          <w:rFonts w:ascii="Courier New" w:hAnsi="Courier New" w:cs="Courier New"/>
-        </w:rPr>
-      </w:pPr>
-      <w:r>
-        <w:rPr>
-          <w:rFonts w:ascii="Courier New" w:hAnsi="Courier New" w:cs="Courier New"/>
-        </w:rPr>
-        <w:t xml:space="preserve">            &lt;tr&gt;&lt;td&gt;3&lt;/td&gt;&lt;td&gt;Turn on the models in Bedrock&lt;/td&gt;&lt;td&gt;Access can take a form submission, so start it before you need it&lt;/td&gt;&lt;/tr&gt;</w:t>
-      </w:r>
-    </w:p>
-    <w:p>
-      <w:pPr>
-        <w:pStyle w:val="PlainText"/>
-        <w:rPr>
-          <w:rFonts w:ascii="Courier New" w:hAnsi="Courier New" w:cs="Courier New"/>
-        </w:rPr>
-      </w:pPr>
-      <w:r>
-        <w:rPr>
-          <w:rFonts w:ascii="Courier New" w:hAnsi="Courier New" w:cs="Courier New"/>
-        </w:rPr>
-        <w:t xml:space="preserve">            &lt;tr&gt;&lt;td&gt;4&lt;/td&gt;&lt;td&gt;The two zip files&lt;/</w:t>
-      </w:r>
-      <w:r>
-        <w:rPr>
-          <w:rFonts w:ascii="Courier New" w:hAnsi="Courier New" w:cs="Courier New"/>
-        </w:rPr>
-        <w:t>td&gt;&lt;td&gt;The layer and the function code. Lambda cannot be created without them&lt;/td&gt;&lt;/tr&gt;</w:t>
-      </w:r>
-    </w:p>
-    <w:p>
-      <w:pPr>
-        <w:pStyle w:val="PlainText"/>
-        <w:rPr>
-          <w:rFonts w:ascii="Courier New" w:hAnsi="Courier New" w:cs="Courier New"/>
-        </w:rPr>
-      </w:pPr>
-      <w:r>
-        <w:rPr>
-          <w:rFonts w:ascii="Courier New" w:hAnsi="Courier New" w:cs="Courier New"/>
-        </w:rPr>
-        <w:lastRenderedPageBreak/>
-        <w:t xml:space="preserve">            &lt;tr&gt;&lt;td&gt;5, 6&lt;/td&gt;&lt;td&gt;The network, and VPC endpoints&lt;/td&gt;&lt;td&gt;Private subnets with no internet route, so the endpoints are how Lambda reaches AWS at all&lt;/td&gt;&lt;/tr&gt;</w:t>
-      </w:r>
-    </w:p>
-    <w:p>
-      <w:pPr>
-        <w:pStyle w:val="PlainText"/>
-        <w:rPr>
-          <w:rFonts w:ascii="Courier New" w:hAnsi="Courier New" w:cs="Courier New"/>
-        </w:rPr>
-      </w:pPr>
-      <w:r>
-        <w:rPr>
-          <w:rFonts w:ascii="Courier New" w:hAnsi="Courier New" w:cs="Courier New"/>
-        </w:rPr>
-        <w:t xml:space="preserve">            &lt;tr&gt;&lt;td&gt;7, 8&lt;/td&gt;&lt;td&gt;Aurora, and the application secret&lt;/td&gt;&lt;td&gt;Two database users: admin for setup, &lt;code&gt;hr_app&lt;/code&gt; for the app&lt;/td&gt;&lt;/tr&gt;</w:t>
-      </w:r>
-    </w:p>
-    <w:p>
-      <w:pPr>
-        <w:pStyle w:val="PlainText"/>
-        <w:rPr>
-          <w:rFonts w:ascii="Courier New" w:hAnsi="Courier New" w:cs="Courier New"/>
-        </w:rPr>
-      </w:pPr>
-      <w:r>
-        <w:rPr>
-          <w:rFonts w:ascii="Courier New" w:hAnsi="Courier New" w:cs="Courier New"/>
-        </w:rPr>
-        <w:t xml:space="preserve">            &lt;tr&gt;&lt;td&gt;9&lt;/td&gt;&lt;td&gt;OpenSearch Serverless&lt;/td&gt;&lt;td&gt;Three policies before the collection</w:t>
-      </w:r>
-      <w:r>
-        <w:rPr>
-          <w:rFonts w:ascii="Courier New" w:hAnsi="Courier New" w:cs="Courier New"/>
-        </w:rPr>
-        <w:t>: encryption, network, data access&lt;/td&gt;&lt;/tr&gt;</w:t>
-      </w:r>
-    </w:p>
-    <w:p>
-      <w:pPr>
-        <w:pStyle w:val="PlainText"/>
-        <w:rPr>
-          <w:rFonts w:ascii="Courier New" w:hAnsi="Courier New" w:cs="Courier New"/>
-        </w:rPr>
-      </w:pPr>
-      <w:r>
-        <w:rPr>
-          <w:rFonts w:ascii="Courier New" w:hAnsi="Courier New" w:cs="Courier New"/>
-        </w:rPr>
-        <w:t xml:space="preserve">            &lt;tr&gt;&lt;td&gt;10, 11&lt;/td&gt;&lt;td&gt;The buckets, and the guardrail&lt;/td&gt;&lt;td&gt;The guardrail is checked on the question and on the answer&lt;/td&gt;&lt;/tr&gt;</w:t>
-      </w:r>
-    </w:p>
-    <w:p>
-      <w:pPr>
-        <w:pStyle w:val="PlainText"/>
-        <w:rPr>
-          <w:rFonts w:ascii="Courier New" w:hAnsi="Courier New" w:cs="Courier New"/>
-        </w:rPr>
-      </w:pPr>
-      <w:r>
-        <w:rPr>
-          <w:rFonts w:ascii="Courier New" w:hAnsi="Courier New" w:cs="Courier New"/>
-        </w:rPr>
-        <w:t xml:space="preserve">            &lt;tr&gt;&lt;td&gt;12, 13&lt;/td&gt;&lt;td&gt;IAM roles, then the four functions&lt;/td&gt;&lt;td&gt;One role per function, so the chat function cannot write the index&lt;/td&gt;&lt;/tr&gt;</w:t>
-      </w:r>
-    </w:p>
-    <w:p>
-      <w:pPr>
-        <w:pStyle w:val="PlainText"/>
-        <w:rPr>
-          <w:rFonts w:ascii="Courier New" w:hAnsi="Courier New" w:cs="Courier New"/>
-        </w:rPr>
-      </w:pPr>
-      <w:r>
-        <w:rPr>
-          <w:rFonts w:ascii="Courier New" w:hAnsi="Courier New" w:cs="Courier New"/>
-        </w:rPr>
-        <w:t xml:space="preserve">            &lt;tr&gt;&lt;td&gt;14, 15&lt;/td&gt;&lt;td&gt;Create the database, load the documents&lt;/td&gt;&lt;td&gt;Upload the documents first and &lt;code&gt;manifest.json&lt;/code&gt; last: that upload is the tri</w:t>
-      </w:r>
-      <w:r>
-        <w:rPr>
-          <w:rFonts w:ascii="Courier New" w:hAnsi="Courier New" w:cs="Courier New"/>
-        </w:rPr>
-        <w:t>gger&lt;/td&gt;&lt;/tr&gt;</w:t>
-      </w:r>
-    </w:p>
-    <w:p>
-      <w:pPr>
-        <w:pStyle w:val="PlainText"/>
-        <w:rPr>
-          <w:rFonts w:ascii="Courier New" w:hAnsi="Courier New" w:cs="Courier New"/>
-        </w:rPr>
-      </w:pPr>
-      <w:r>
-        <w:rPr>
-          <w:rFonts w:ascii="Courier New" w:hAnsi="Courier New" w:cs="Courier New"/>
-        </w:rPr>
-        <w:t xml:space="preserve">            &lt;tr&gt;&lt;td&gt;16, 17&lt;/td&gt;&lt;td&gt;Cognito, then the API&lt;/td&gt;&lt;td&gt;The API needs the user pool to validate a token against&lt;/td&gt;&lt;/tr&gt;</w:t>
-      </w:r>
-    </w:p>
-    <w:p>
-      <w:pPr>
-        <w:pStyle w:val="PlainText"/>
-        <w:rPr>
-          <w:rFonts w:ascii="Courier New" w:hAnsi="Courier New" w:cs="Courier New"/>
-        </w:rPr>
-      </w:pPr>
-      <w:r>
-        <w:rPr>
-          <w:rFonts w:ascii="Courier New" w:hAnsi="Courier New" w:cs="Courier New"/>
-        </w:rPr>
-        <w:t xml:space="preserve">            &lt;tr&gt;&lt;td&gt;18, 19&lt;/td&gt;&lt;td&gt;CloudFront and WAF, your domain&lt;/td&gt;&lt;td&gt;WAF for CloudFront must live in us-east-1&lt;/td&gt;&lt;/tr&gt;</w:t>
-      </w:r>
-    </w:p>
-    <w:p>
-      <w:pPr>
-        <w:pStyle w:val="PlainText"/>
-        <w:rPr>
-          <w:rFonts w:ascii="Courier New" w:hAnsi="Courier New" w:cs="Courier New"/>
-        </w:rPr>
-      </w:pPr>
-      <w:r>
-        <w:rPr>
-          <w:rFonts w:ascii="Courier New" w:hAnsi="Courier New" w:cs="Courier New"/>
-        </w:rPr>
-        <w:t xml:space="preserve">          &lt;/tbody&gt;</w:t>
-      </w:r>
-    </w:p>
-    <w:p>
-      <w:pPr>
-        <w:pStyle w:val="PlainText"/>
-        <w:rPr>
-          <w:rFonts w:ascii="Courier New" w:hAnsi="Courier New" w:cs="Courier New"/>
-        </w:rPr>
-      </w:pPr>
-      <w:r>
-        <w:rPr>
-          <w:rFonts w:ascii="Courier New" w:hAnsi="Courier New" w:cs="Courier New"/>
-        </w:rPr>
-        <w:t xml:space="preserve">        &lt;/table&gt;</w:t>
-      </w:r>
-    </w:p>
-    <w:p>
-      <w:pPr>
-        <w:pStyle w:val="PlainText"/>
-        <w:rPr>
-          <w:rFonts w:ascii="Courier New" w:hAnsi="Courier New" w:cs="Courier New"/>
-        </w:rPr>
-      </w:pPr>
-      <w:r>
-        <w:rPr>
-          <w:rFonts w:ascii="Courier New" w:hAnsi="Courier New" w:cs="Courier New"/>
-        </w:rPr>
-        <w:t xml:space="preserve">      &lt;/div&gt;</w:t>
-      </w:r>
-    </w:p>
-    <w:p>
-      <w:pPr>
-        <w:pStyle w:val="PlainText"/>
-        <w:rPr>
-          <w:rFonts w:ascii="Courier New" w:hAnsi="Courier New" w:cs="Courier New"/>
-        </w:rPr>
-      </w:pPr>
-      <w:r>
-        <w:rPr>
-          <w:rFonts w:ascii="Courier New" w:hAnsi="Courier New" w:cs="Courier New"/>
-        </w:rPr>
         <w:t xml:space="preserve">      &lt;div class="callout"&gt;</w:t>
       </w:r>
     </w:p>
@@ -23152,13 +23220,7 @@
         <w:rPr>
           <w:rFonts w:ascii="Courier New" w:hAnsi="Courier New" w:cs="Courier New"/>
         </w:rPr>
-        <w:t xml:space="preserve">        &lt;p&gt;Not during the build. Come back to it when you want to know what a particular service actually ask</w:t>
-      </w:r>
-      <w:r>
-        <w:rPr>
-          <w:rFonts w:ascii="Courier New" w:hAnsi="Courier New" w:cs="Courier New"/>
-        </w:rPr>
-        <w:t>ed you for, and why the Terraform file sets what it sets.&lt;/p&gt;</w:t>
+        <w:t xml:space="preserve">        &lt;p&gt;Not during the build. Come back to it when you want to know what a particular service actually asked you for, and why the Terraform file sets what it sets.&lt;/p&gt;</w:t>
       </w:r>
     </w:p>
     <w:p>
@@ -23685,7 +23747,7 @@
     <w:link w:val="PlainTextChar"/>
     <w:uiPriority w:val="99"/>
     <w:unhideWhenUsed/>
-    <w:rsid w:val="008C196D"/>
+    <w:rsid w:val="00BA423B"/>
     <w:pPr>
       <w:spacing w:after="0" w:line="240" w:lineRule="auto"/>
     </w:pPr>
@@ -23700,7 +23762,7 @@
     <w:basedOn w:val="DefaultParagraphFont"/>
     <w:link w:val="PlainText"/>
     <w:uiPriority w:val="99"/>
-    <w:rsid w:val="008C196D"/>
+    <w:rsid w:val="00BA423B"/>
     <w:rPr>
       <w:rFonts w:ascii="Consolas" w:hAnsi="Consolas"/>
       <w:sz w:val="21"/>
